--- a/aop/FASE_CONTROL_TEMPLATE.docx
+++ b/aop/FASE_CONTROL_TEMPLATE.docx
@@ -167,35 +167,8 @@
                                 <w:sz w:val="52"/>
                               </w:rPr>
                               <w:br/>
+                              <w:t>Kwaliteitsmeting Schoonmaak</w:t>
                             </w:r>
-                            <w:proofErr w:type="spellStart"/>
-                            <w:r>
-                              <w:rPr>
-                                <w:rFonts w:ascii="Arial" w:eastAsia="Arial" w:hAnsi="Arial"/>
-                                <w:b/>
-                                <w:sz w:val="52"/>
-                              </w:rPr>
-                              <w:t>Kwaliteitsmeting</w:t>
-                            </w:r>
-                            <w:proofErr w:type="spellEnd"/>
-                            <w:r>
-                              <w:rPr>
-                                <w:rFonts w:ascii="Arial" w:eastAsia="Arial" w:hAnsi="Arial"/>
-                                <w:b/>
-                                <w:sz w:val="52"/>
-                              </w:rPr>
-                              <w:t xml:space="preserve"> </w:t>
-                            </w:r>
-                            <w:proofErr w:type="spellStart"/>
-                            <w:r>
-                              <w:rPr>
-                                <w:rFonts w:ascii="Arial" w:eastAsia="Arial" w:hAnsi="Arial"/>
-                                <w:b/>
-                                <w:sz w:val="52"/>
-                              </w:rPr>
-                              <w:t>Schoonmaak</w:t>
-                            </w:r>
-                            <w:proofErr w:type="spellEnd"/>
                           </w:p>
                           <w:p/>
                           <w:p/>
@@ -241,35 +214,8 @@
                           <w:sz w:val="52"/>
                         </w:rPr>
                         <w:br/>
+                        <w:t>Kwaliteitsmeting Schoonmaak</w:t>
                       </w:r>
-                      <w:proofErr w:type="spellStart"/>
-                      <w:r>
-                        <w:rPr>
-                          <w:rFonts w:ascii="Arial" w:eastAsia="Arial" w:hAnsi="Arial"/>
-                          <w:b/>
-                          <w:sz w:val="52"/>
-                        </w:rPr>
-                        <w:t>Kwaliteitsmeting</w:t>
-                      </w:r>
-                      <w:proofErr w:type="spellEnd"/>
-                      <w:r>
-                        <w:rPr>
-                          <w:rFonts w:ascii="Arial" w:eastAsia="Arial" w:hAnsi="Arial"/>
-                          <w:b/>
-                          <w:sz w:val="52"/>
-                        </w:rPr>
-                        <w:t xml:space="preserve"> </w:t>
-                      </w:r>
-                      <w:proofErr w:type="spellStart"/>
-                      <w:r>
-                        <w:rPr>
-                          <w:rFonts w:ascii="Arial" w:eastAsia="Arial" w:hAnsi="Arial"/>
-                          <w:b/>
-                          <w:sz w:val="52"/>
-                        </w:rPr>
-                        <w:t>Schoonmaak</w:t>
-                      </w:r>
-                      <w:proofErr w:type="spellEnd"/>
                     </w:p>
                     <w:p/>
                     <w:p/>
@@ -411,27 +357,7 @@
           <w:sz w:val="24"/>
           <w:lang w:val="nl-NL"/>
         </w:rPr>
-        <w:t>{</w:t>
-      </w:r>
-      <w:proofErr w:type="spellStart"/>
-      <w:r>
-        <w:rPr>
-          <w:rFonts w:ascii="Arial" w:eastAsia="Arial" w:hAnsi="Arial"/>
-          <w:color w:val="696969"/>
-          <w:sz w:val="24"/>
-          <w:lang w:val="nl-NL"/>
-        </w:rPr>
-        <w:t>ter_attentie_van</w:t>
-      </w:r>
-      <w:proofErr w:type="spellEnd"/>
-      <w:r>
-        <w:rPr>
-          <w:rFonts w:ascii="Arial" w:eastAsia="Arial" w:hAnsi="Arial"/>
-          <w:color w:val="696969"/>
-          <w:sz w:val="24"/>
-          <w:lang w:val="nl-NL"/>
-        </w:rPr>
-        <w:t>}</w:t>
+        <w:t>{ter_attentie_van}</w:t>
       </w:r>
     </w:p>
     <w:p>
@@ -582,17 +508,7 @@
           <w:sz w:val="24"/>
           <w:lang w:val="nl-NL"/>
         </w:rPr>
-        <w:t>{</w:t>
-      </w:r>
-      <w:proofErr w:type="spellStart"/>
-      <w:r>
-        <w:rPr>
-          <w:rFonts w:ascii="Arial" w:eastAsia="Arial" w:hAnsi="Arial"/>
-          <w:color w:val="696969"/>
-          <w:sz w:val="24"/>
-          <w:lang w:val="nl-NL"/>
-        </w:rPr>
-        <w:t>rapport_n</w:t>
+        <w:t>{rapport_n</w:t>
       </w:r>
       <w:r>
         <w:rPr>
@@ -603,7 +519,6 @@
         </w:rPr>
         <w:t>ummer</w:t>
       </w:r>
-      <w:proofErr w:type="spellEnd"/>
       <w:r>
         <w:rPr>
           <w:rFonts w:ascii="Arial" w:eastAsia="Arial" w:hAnsi="Arial"/>
@@ -696,7 +611,6 @@
         </w:rPr>
         <w:t>{</w:t>
       </w:r>
-      <w:proofErr w:type="spellStart"/>
       <w:r>
         <w:rPr>
           <w:rFonts w:ascii="Arial" w:eastAsia="Arial" w:hAnsi="Arial"/>
@@ -706,7 +620,6 @@
         </w:rPr>
         <w:t>datum_controle</w:t>
       </w:r>
-      <w:proofErr w:type="spellEnd"/>
       <w:r>
         <w:rPr>
           <w:rFonts w:ascii="Arial" w:eastAsia="Arial" w:hAnsi="Arial"/>
@@ -779,27 +692,7 @@
           <w:sz w:val="24"/>
           <w:lang w:val="nl-NL"/>
         </w:rPr>
-        <w:t>{</w:t>
-      </w:r>
-      <w:proofErr w:type="spellStart"/>
-      <w:r>
-        <w:rPr>
-          <w:rFonts w:ascii="Arial" w:eastAsia="Arial" w:hAnsi="Arial"/>
-          <w:color w:val="696969"/>
-          <w:sz w:val="24"/>
-          <w:lang w:val="nl-NL"/>
-        </w:rPr>
-        <w:t>tijdstip_controle</w:t>
-      </w:r>
-      <w:proofErr w:type="spellEnd"/>
-      <w:r>
-        <w:rPr>
-          <w:rFonts w:ascii="Arial" w:eastAsia="Arial" w:hAnsi="Arial"/>
-          <w:color w:val="696969"/>
-          <w:sz w:val="24"/>
-          <w:lang w:val="nl-NL"/>
-        </w:rPr>
-        <w:t>}</w:t>
+        <w:t>{tijdstip_controle}</w:t>
       </w:r>
     </w:p>
     <w:p>
@@ -864,27 +757,7 @@
           <w:sz w:val="24"/>
           <w:lang w:val="nl-NL"/>
         </w:rPr>
-        <w:t>{</w:t>
-      </w:r>
-      <w:proofErr w:type="spellStart"/>
-      <w:r>
-        <w:rPr>
-          <w:rFonts w:ascii="Arial" w:eastAsia="Arial" w:hAnsi="Arial"/>
-          <w:color w:val="696969"/>
-          <w:sz w:val="24"/>
-          <w:lang w:val="nl-NL"/>
-        </w:rPr>
-        <w:t>controle_door</w:t>
-      </w:r>
-      <w:proofErr w:type="spellEnd"/>
-      <w:r>
-        <w:rPr>
-          <w:rFonts w:ascii="Arial" w:eastAsia="Arial" w:hAnsi="Arial"/>
-          <w:color w:val="696969"/>
-          <w:sz w:val="24"/>
-          <w:lang w:val="nl-NL"/>
-        </w:rPr>
-        <w:t>}</w:t>
+        <w:t>{controle_door}</w:t>
       </w:r>
     </w:p>
     <w:p>
@@ -948,27 +821,7 @@
           <w:sz w:val="24"/>
           <w:lang w:val="nl-NL"/>
         </w:rPr>
-        <w:t>{</w:t>
-      </w:r>
-      <w:proofErr w:type="spellStart"/>
-      <w:r>
-        <w:rPr>
-          <w:rFonts w:ascii="Arial" w:eastAsia="Arial" w:hAnsi="Arial"/>
-          <w:color w:val="696969"/>
-          <w:sz w:val="24"/>
-          <w:lang w:val="nl-NL"/>
-        </w:rPr>
-        <w:t>aanwezig_leverancier</w:t>
-      </w:r>
-      <w:proofErr w:type="spellEnd"/>
-      <w:r>
-        <w:rPr>
-          <w:rFonts w:ascii="Arial" w:eastAsia="Arial" w:hAnsi="Arial"/>
-          <w:color w:val="696969"/>
-          <w:sz w:val="24"/>
-          <w:lang w:val="nl-NL"/>
-        </w:rPr>
-        <w:t>}</w:t>
+        <w:t>{aanwezig_leverancier}</w:t>
       </w:r>
       <w:r>
         <w:rPr>
@@ -1271,17 +1124,26 @@
     <w:p>
       <w:pPr>
         <w:rPr>
+          <w:rFonts w:ascii="Arial" w:eastAsia="Arial" w:hAnsi="Arial"/>
+          <w:color w:val="696969"/>
+          <w:sz w:val="24"/>
           <w:lang w:val="nl-NL"/>
         </w:rPr>
       </w:pPr>
-      <w:r>
-        <w:rPr>
-          <w:rFonts w:ascii="Arial" w:eastAsia="Arial" w:hAnsi="Arial"/>
-          <w:color w:val="696969"/>
-          <w:sz w:val="24"/>
-          <w:lang w:val="nl-NL"/>
-        </w:rPr>
-        <w:lastRenderedPageBreak/>
+    </w:p>
+    <w:p>
+      <w:pPr>
+        <w:rPr>
+          <w:lang w:val="nl-NL"/>
+        </w:rPr>
+      </w:pPr>
+      <w:r>
+        <w:rPr>
+          <w:rFonts w:ascii="Arial" w:eastAsia="Arial" w:hAnsi="Arial"/>
+          <w:color w:val="696969"/>
+          <w:sz w:val="24"/>
+          <w:lang w:val="nl-NL"/>
+        </w:rPr>
         <w:t xml:space="preserve">Geachte heer, mevrouw, </w:t>
       </w:r>
     </w:p>
@@ -1311,27 +1173,7 @@
           <w:sz w:val="24"/>
           <w:lang w:val="nl-NL"/>
         </w:rPr>
-        <w:t>{</w:t>
-      </w:r>
-      <w:proofErr w:type="spellStart"/>
-      <w:r>
-        <w:rPr>
-          <w:rFonts w:ascii="Arial" w:eastAsia="Arial" w:hAnsi="Arial"/>
-          <w:color w:val="696969"/>
-          <w:sz w:val="24"/>
-          <w:lang w:val="nl-NL"/>
-        </w:rPr>
-        <w:t>datum_controle_volledig</w:t>
-      </w:r>
-      <w:proofErr w:type="spellEnd"/>
-      <w:r>
-        <w:rPr>
-          <w:rFonts w:ascii="Arial" w:eastAsia="Arial" w:hAnsi="Arial"/>
-          <w:color w:val="696969"/>
-          <w:sz w:val="24"/>
-          <w:lang w:val="nl-NL"/>
-        </w:rPr>
-        <w:t xml:space="preserve">} </w:t>
+        <w:t xml:space="preserve">{datum_controle_volledig} </w:t>
       </w:r>
       <w:r>
         <w:rPr>
@@ -1385,27 +1227,7 @@
           <w:sz w:val="24"/>
           <w:lang w:val="nl-NL"/>
         </w:rPr>
-        <w:t>{</w:t>
-      </w:r>
-      <w:proofErr w:type="spellStart"/>
-      <w:r>
-        <w:rPr>
-          <w:rFonts w:ascii="Arial" w:eastAsia="Arial" w:hAnsi="Arial"/>
-          <w:color w:val="696969"/>
-          <w:sz w:val="24"/>
-          <w:lang w:val="nl-NL"/>
-        </w:rPr>
-        <w:t>audit_straatnaam</w:t>
-      </w:r>
-      <w:proofErr w:type="spellEnd"/>
-      <w:r>
-        <w:rPr>
-          <w:rFonts w:ascii="Arial" w:eastAsia="Arial" w:hAnsi="Arial"/>
-          <w:color w:val="696969"/>
-          <w:sz w:val="24"/>
-          <w:lang w:val="nl-NL"/>
-        </w:rPr>
-        <w:t xml:space="preserve">} </w:t>
+        <w:t xml:space="preserve">{audit_straatnaam} </w:t>
       </w:r>
       <w:r>
         <w:rPr>
@@ -1423,27 +1245,7 @@
           <w:sz w:val="24"/>
           <w:lang w:val="nl-NL"/>
         </w:rPr>
-        <w:t>{</w:t>
-      </w:r>
-      <w:proofErr w:type="spellStart"/>
-      <w:r>
-        <w:rPr>
-          <w:rFonts w:ascii="Arial" w:eastAsia="Arial" w:hAnsi="Arial"/>
-          <w:color w:val="696969"/>
-          <w:sz w:val="24"/>
-          <w:lang w:val="nl-NL"/>
-        </w:rPr>
-        <w:t>audit_stad</w:t>
-      </w:r>
-      <w:proofErr w:type="spellEnd"/>
-      <w:r>
-        <w:rPr>
-          <w:rFonts w:ascii="Arial" w:eastAsia="Arial" w:hAnsi="Arial"/>
-          <w:color w:val="696969"/>
-          <w:sz w:val="24"/>
-          <w:lang w:val="nl-NL"/>
-        </w:rPr>
-        <w:t>}</w:t>
+        <w:t>{audit_stad}</w:t>
       </w:r>
       <w:r>
         <w:rPr>
@@ -1658,18 +1460,6 @@
     </w:p>
     <w:p>
       <w:pPr>
-        <w:spacing w:after="160" w:line="259" w:lineRule="auto"/>
-        <w:rPr>
-          <w:lang w:val="nl-NL"/>
-        </w:rPr>
-      </w:pPr>
-      <w:r>
-        <w:rPr>
-          <w:lang w:val="nl-NL"/>
-        </w:rPr>
-        <w:br w:type="page"/>
-      </w:r>
-      <w:r>
         <w:rPr>
           <w:rFonts w:ascii="Arial" w:eastAsia="Arial" w:hAnsi="Arial"/>
           <w:b/>
@@ -1677,7 +1467,28 @@
           <w:sz w:val="28"/>
           <w:lang w:val="nl-NL"/>
         </w:rPr>
+      </w:pPr>
+      <w:r>
+        <w:rPr>
+          <w:lang w:val="nl-NL"/>
+        </w:rPr>
+        <w:br w:type="page"/>
+      </w:r>
+      <w:r>
+        <w:rPr>
+          <w:lang w:val="nl-NL"/>
+        </w:rPr>
         <w:lastRenderedPageBreak/>
+        <w:br/>
+      </w:r>
+      <w:r>
+        <w:rPr>
+          <w:rFonts w:ascii="Arial" w:eastAsia="Arial" w:hAnsi="Arial"/>
+          <w:b/>
+          <w:color w:val="000000"/>
+          <w:sz w:val="28"/>
+          <w:lang w:val="nl-NL"/>
+        </w:rPr>
         <w:t>Resultaten van de controle</w:t>
       </w:r>
     </w:p>
@@ -1738,27 +1549,7 @@
           <w:sz w:val="24"/>
           <w:lang w:val="nl-NL"/>
         </w:rPr>
-        <w:t>Rapportnummer: {</w:t>
-      </w:r>
-      <w:proofErr w:type="spellStart"/>
-      <w:r>
-        <w:rPr>
-          <w:rFonts w:ascii="Arial" w:eastAsia="Arial" w:hAnsi="Arial"/>
-          <w:color w:val="696969"/>
-          <w:sz w:val="24"/>
-          <w:lang w:val="nl-NL"/>
-        </w:rPr>
-        <w:t>rapport_nummer</w:t>
-      </w:r>
-      <w:proofErr w:type="spellEnd"/>
-      <w:r>
-        <w:rPr>
-          <w:rFonts w:ascii="Arial" w:eastAsia="Arial" w:hAnsi="Arial"/>
-          <w:color w:val="696969"/>
-          <w:sz w:val="24"/>
-          <w:lang w:val="nl-NL"/>
-        </w:rPr>
-        <w:t>}</w:t>
+        <w:t>Rapportnummer: {rapport_nummer}</w:t>
       </w:r>
       <w:r>
         <w:rPr>
@@ -1813,14 +1604,6 @@
           <w:lang w:val="nl-NL"/>
         </w:rPr>
         <w:tab/>
-      </w:r>
-      <w:r>
-        <w:rPr>
-          <w:rFonts w:ascii="Arial" w:eastAsia="Arial" w:hAnsi="Arial"/>
-          <w:color w:val="696969"/>
-          <w:sz w:val="24"/>
-          <w:lang w:val="nl-NL"/>
-        </w:rPr>
         <w:t>Historisch Verloop</w:t>
       </w:r>
       <w:r>
@@ -1849,27 +1632,11 @@
         </w:trPr>
         <w:tc>
           <w:tcPr>
-            <w:tcW w:w="5395" w:type="dxa"/>
+            <w:tcW w:w="5659" w:type="dxa"/>
           </w:tcPr>
           <w:p>
             <w:r>
-              <w:t>{</w:t>
-            </w:r>
-            <w:proofErr w:type="spellStart"/>
-            <w:r>
-              <w:t>aopchart</w:t>
-            </w:r>
-            <w:proofErr w:type="spellEnd"/>
-            <w:r>
-              <w:t xml:space="preserve"> </w:t>
-            </w:r>
-            <w:proofErr w:type="spellStart"/>
-            <w:r>
-              <w:t>colChart</w:t>
-            </w:r>
-            <w:proofErr w:type="spellEnd"/>
-            <w:r>
-              <w:t>}</w:t>
+              <w:t>{aopchart colChart}</w:t>
             </w:r>
             <w:r>
               <w:br/>
@@ -1879,7 +1646,7 @@
                 <w:noProof/>
               </w:rPr>
               <w:drawing>
-                <wp:inline distT="0" distB="0" distL="0" distR="0" wp14:anchorId="68F84713" wp14:editId="62F6A3FA">
+                <wp:inline distT="0" distB="0" distL="0" distR="0" wp14:anchorId="04278403" wp14:editId="7B001145">
                   <wp:extent cx="3497580" cy="2199005"/>
                   <wp:effectExtent l="0" t="0" r="7620" b="0"/>
                   <wp:docPr id="34" name="Chart 34"/>
@@ -1903,7 +1670,7 @@
         </w:tc>
         <w:tc>
           <w:tcPr>
-            <w:tcW w:w="5395" w:type="dxa"/>
+            <w:tcW w:w="5131" w:type="dxa"/>
           </w:tcPr>
           <w:p>
             <w:pPr>
@@ -1912,23 +1679,7 @@
               </w:tabs>
             </w:pPr>
             <w:r>
-              <w:t>{</w:t>
-            </w:r>
-            <w:proofErr w:type="spellStart"/>
-            <w:r>
-              <w:t>aopchart</w:t>
-            </w:r>
-            <w:proofErr w:type="spellEnd"/>
-            <w:r>
-              <w:t xml:space="preserve"> </w:t>
-            </w:r>
-            <w:proofErr w:type="spellStart"/>
-            <w:r>
-              <w:t>timelineChart</w:t>
-            </w:r>
-            <w:proofErr w:type="spellEnd"/>
-            <w:r>
-              <w:t>}</w:t>
+              <w:t>{aopchart timelineChart}</w:t>
             </w:r>
             <w:r>
               <w:br/>
@@ -1938,7 +1689,7 @@
                 <w:noProof/>
               </w:rPr>
               <w:drawing>
-                <wp:inline distT="0" distB="0" distL="0" distR="0" wp14:anchorId="37DE0F29" wp14:editId="0780CCC9">
+                <wp:inline distT="0" distB="0" distL="0" distR="0" wp14:anchorId="4CA38E62" wp14:editId="399A2B6E">
                   <wp:extent cx="3165764" cy="2199005"/>
                   <wp:effectExtent l="0" t="0" r="0" b="0"/>
                   <wp:docPr id="1" name="Chart 1"/>
@@ -1960,7 +1711,7 @@
         </w:trPr>
         <w:tc>
           <w:tcPr>
-            <w:tcW w:w="5395" w:type="dxa"/>
+            <w:tcW w:w="5659" w:type="dxa"/>
           </w:tcPr>
           <w:p>
             <w:pPr>
@@ -1991,7 +1742,6 @@
               <w:br/>
               <w:t>Controle {</w:t>
             </w:r>
-            <w:proofErr w:type="spellStart"/>
             <w:r>
               <w:rPr>
                 <w:rFonts w:ascii="Arial" w:eastAsia="Arial" w:hAnsi="Arial"/>
@@ -2001,7 +1751,6 @@
               </w:rPr>
               <w:t>datum_controle_volledig</w:t>
             </w:r>
-            <w:proofErr w:type="spellEnd"/>
             <w:r>
               <w:rPr>
                 <w:rFonts w:ascii="Arial" w:eastAsia="Arial" w:hAnsi="Arial"/>
@@ -2024,30 +1773,14 @@
               <w:rPr>
                 <w:lang w:val="nl-NL"/>
               </w:rPr>
-              <w:t>{</w:t>
+              <w:t xml:space="preserve">{aopchart </w:t>
             </w:r>
-            <w:proofErr w:type="spellStart"/>
-            <w:r>
-              <w:rPr>
-                <w:lang w:val="nl-NL"/>
-              </w:rPr>
-              <w:t>aopchart</w:t>
-            </w:r>
-            <w:proofErr w:type="spellEnd"/>
-            <w:r>
-              <w:rPr>
-                <w:lang w:val="nl-NL"/>
-              </w:rPr>
-              <w:t xml:space="preserve"> </w:t>
-            </w:r>
-            <w:proofErr w:type="spellStart"/>
             <w:r>
               <w:rPr>
                 <w:lang w:val="nl-NL"/>
               </w:rPr>
               <w:t>stockChart</w:t>
             </w:r>
-            <w:proofErr w:type="spellEnd"/>
             <w:r>
               <w:rPr>
                 <w:lang w:val="nl-NL"/>
@@ -2076,7 +1809,7 @@
               <mc:AlternateContent>
                 <mc:Choice Requires="wps">
                   <w:drawing>
-                    <wp:anchor distT="0" distB="0" distL="114300" distR="114300" simplePos="0" relativeHeight="251673600" behindDoc="0" locked="0" layoutInCell="1" allowOverlap="1" wp14:anchorId="327C9E7A" wp14:editId="665328C5">
+                    <wp:anchor distT="0" distB="0" distL="114300" distR="114300" simplePos="0" relativeHeight="251716608" behindDoc="0" locked="0" layoutInCell="1" allowOverlap="1" wp14:anchorId="47BB59CC" wp14:editId="7970B914">
                       <wp:simplePos x="0" y="0"/>
                       <wp:positionH relativeFrom="column">
                         <wp:posOffset>1332172</wp:posOffset>
@@ -2102,11 +1835,11 @@
                                 <a:avLst/>
                               </a:prstGeom>
                               <a:solidFill>
-                                <a:srgbClr val="61A5BC"/>
+                                <a:srgbClr val="689C9A"/>
                               </a:solidFill>
-                              <a:ln w="1905">
+                              <a:ln w="6350">
                                 <a:solidFill>
-                                  <a:prstClr val="black"/>
+                                  <a:srgbClr val="868686"/>
                                 </a:solidFill>
                               </a:ln>
                             </wps:spPr>
@@ -2120,59 +1853,34 @@
                                       <w:rFonts w:ascii="Arial" w:hAnsi="Arial" w:cs="Arial"/>
                                       <w:b/>
                                       <w:bCs/>
-                                      <w:color w:val="000000" w:themeColor="text1"/>
+                                      <w:color w:val="FFFFFF" w:themeColor="background1"/>
                                       <w:sz w:val="10"/>
                                       <w:szCs w:val="10"/>
                                     </w:rPr>
                                   </w:pPr>
-                                  <w:proofErr w:type="spellStart"/>
                                   <w:r>
                                     <w:rPr>
                                       <w:rFonts w:ascii="Arial" w:hAnsi="Arial" w:cs="Arial"/>
                                       <w:b/>
                                       <w:bCs/>
-                                      <w:color w:val="000000" w:themeColor="text1"/>
+                                      <w:color w:val="FFFFFF" w:themeColor="background1"/>
                                       <w:sz w:val="10"/>
                                       <w:szCs w:val="10"/>
                                     </w:rPr>
-                                    <w:t>Dicht</w:t>
-                                  </w:r>
-                                  <w:proofErr w:type="spellEnd"/>
-                                  <w:r>
-                                    <w:rPr>
-                                      <w:rFonts w:ascii="Arial" w:hAnsi="Arial" w:cs="Arial"/>
-                                      <w:b/>
-                                      <w:bCs/>
-                                      <w:color w:val="000000" w:themeColor="text1"/>
-                                      <w:sz w:val="10"/>
-                                      <w:szCs w:val="10"/>
-                                    </w:rPr>
-                                    <w:t xml:space="preserve"> </w:t>
+                                    <w:t xml:space="preserve">Dicht </w:t>
                                   </w:r>
                                   <w:r>
                                     <w:rPr>
                                       <w:rFonts w:ascii="Arial" w:hAnsi="Arial" w:cs="Arial"/>
                                       <w:b/>
                                       <w:bCs/>
-                                      <w:color w:val="000000" w:themeColor="text1"/>
+                                      <w:color w:val="FFFFFF" w:themeColor="background1"/>
                                       <w:sz w:val="10"/>
                                       <w:szCs w:val="10"/>
                                     </w:rPr>
                                     <w:br/>
-                                  </w:r>
-                                  <w:proofErr w:type="spellStart"/>
-                                  <w:r>
-                                    <w:rPr>
-                                      <w:rFonts w:ascii="Arial" w:hAnsi="Arial" w:cs="Arial"/>
-                                      <w:b/>
-                                      <w:bCs/>
-                                      <w:color w:val="000000" w:themeColor="text1"/>
-                                      <w:sz w:val="10"/>
-                                      <w:szCs w:val="10"/>
-                                    </w:rPr>
                                     <w:t>stof</w:t>
                                   </w:r>
-                                  <w:proofErr w:type="spellEnd"/>
                                 </w:p>
                               </w:txbxContent>
                             </wps:txbx>
@@ -2196,7 +1904,7 @@
                 </mc:Choice>
                 <mc:Fallback>
                   <w:pict>
-                    <v:shape w14:anchorId="327C9E7A" id="Text Box 13" o:spid="_x0000_s1027" type="#_x0000_t202" style="position:absolute;margin-left:104.9pt;margin-top:251.15pt;width:24.3pt;height:28.8pt;z-index:251673600;visibility:visible;mso-wrap-style:square;mso-width-percent:0;mso-height-percent:0;mso-wrap-distance-left:9pt;mso-wrap-distance-top:0;mso-wrap-distance-right:9pt;mso-wrap-distance-bottom:0;mso-position-horizontal:absolute;mso-position-horizontal-relative:text;mso-position-vertical:absolute;mso-position-vertical-relative:text;mso-width-percent:0;mso-height-percent:0;mso-width-relative:margin;mso-height-relative:margin;v-text-anchor:middle" o:gfxdata="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" fillcolor="#61a5bc" strokeweight=".15pt">
+                    <v:shape w14:anchorId="47BB59CC" id="Text Box 13" o:spid="_x0000_s1028" type="#_x0000_t202" style="position:absolute;margin-left:104.9pt;margin-top:251.15pt;width:24.3pt;height:28.8pt;z-index:251716608;visibility:visible;mso-wrap-style:square;mso-width-percent:0;mso-height-percent:0;mso-wrap-distance-left:9pt;mso-wrap-distance-top:0;mso-wrap-distance-right:9pt;mso-wrap-distance-bottom:0;mso-position-horizontal:absolute;mso-position-horizontal-relative:text;mso-position-vertical:absolute;mso-position-vertical-relative:text;mso-width-percent:0;mso-height-percent:0;mso-width-relative:margin;mso-height-relative:margin;v-text-anchor:middle" o:gfxdata="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" fillcolor="#689c9a" strokecolor="#868686" strokeweight=".5pt">
                       <v:textbox inset="0,0,0,0">
                         <w:txbxContent>
                           <w:p>
@@ -2207,7 +1915,7 @@
                                 <w:rFonts w:ascii="Arial" w:hAnsi="Arial" w:cs="Arial"/>
                                 <w:b/>
                                 <w:bCs/>
-                                <w:color w:val="000000" w:themeColor="text1"/>
+                                <w:color w:val="FFFFFF" w:themeColor="background1"/>
                                 <w:sz w:val="10"/>
                                 <w:szCs w:val="10"/>
                               </w:rPr>
@@ -2217,7 +1925,7 @@
                                 <w:rFonts w:ascii="Arial" w:hAnsi="Arial" w:cs="Arial"/>
                                 <w:b/>
                                 <w:bCs/>
-                                <w:color w:val="000000" w:themeColor="text1"/>
+                                <w:color w:val="FFFFFF" w:themeColor="background1"/>
                                 <w:sz w:val="10"/>
                                 <w:szCs w:val="10"/>
                               </w:rPr>
@@ -2228,21 +1936,11 @@
                                 <w:rFonts w:ascii="Arial" w:hAnsi="Arial" w:cs="Arial"/>
                                 <w:b/>
                                 <w:bCs/>
-                                <w:color w:val="000000" w:themeColor="text1"/>
+                                <w:color w:val="FFFFFF" w:themeColor="background1"/>
                                 <w:sz w:val="10"/>
                                 <w:szCs w:val="10"/>
                               </w:rPr>
                               <w:br/>
-                            </w:r>
-                            <w:r>
-                              <w:rPr>
-                                <w:rFonts w:ascii="Arial" w:hAnsi="Arial" w:cs="Arial"/>
-                                <w:b/>
-                                <w:bCs/>
-                                <w:color w:val="000000" w:themeColor="text1"/>
-                                <w:sz w:val="10"/>
-                                <w:szCs w:val="10"/>
-                              </w:rPr>
                               <w:t>stof</w:t>
                             </w:r>
                           </w:p>
@@ -2264,7 +1962,7 @@
               <mc:AlternateContent>
                 <mc:Choice Requires="wps">
                   <w:drawing>
-                    <wp:anchor distT="0" distB="0" distL="114300" distR="114300" simplePos="0" relativeHeight="251679744" behindDoc="0" locked="0" layoutInCell="1" allowOverlap="1" wp14:anchorId="4B0019F5" wp14:editId="7D090C1A">
+                    <wp:anchor distT="0" distB="0" distL="114300" distR="114300" simplePos="0" relativeHeight="251718656" behindDoc="0" locked="0" layoutInCell="1" allowOverlap="1" wp14:anchorId="74792987" wp14:editId="673B0438">
                       <wp:simplePos x="0" y="0"/>
                       <wp:positionH relativeFrom="column">
                         <wp:posOffset>2968224</wp:posOffset>
@@ -2290,11 +1988,11 @@
                                 <a:avLst/>
                               </a:prstGeom>
                               <a:solidFill>
-                                <a:srgbClr val="D2B48C"/>
+                                <a:srgbClr val="A9A57C"/>
                               </a:solidFill>
-                              <a:ln w="1905">
+                              <a:ln w="6350">
                                 <a:solidFill>
-                                  <a:prstClr val="black"/>
+                                  <a:srgbClr val="868686"/>
                                 </a:solidFill>
                               </a:ln>
                             </wps:spPr>
@@ -2308,46 +2006,22 @@
                                       <w:rFonts w:ascii="Arial" w:hAnsi="Arial" w:cs="Arial"/>
                                       <w:b/>
                                       <w:bCs/>
-                                      <w:color w:val="000000" w:themeColor="text1"/>
+                                      <w:color w:val="FFFFFF" w:themeColor="background1"/>
                                       <w:sz w:val="10"/>
                                       <w:szCs w:val="10"/>
                                     </w:rPr>
                                   </w:pPr>
-                                  <w:proofErr w:type="spellStart"/>
                                   <w:r>
                                     <w:rPr>
                                       <w:rFonts w:ascii="Arial" w:hAnsi="Arial" w:cs="Arial"/>
                                       <w:b/>
                                       <w:bCs/>
-                                      <w:color w:val="000000" w:themeColor="text1"/>
+                                      <w:color w:val="FFFFFF" w:themeColor="background1"/>
                                       <w:sz w:val="10"/>
                                       <w:szCs w:val="10"/>
                                     </w:rPr>
-                                    <w:t>Spi</w:t>
+                                    <w:t>Spinrag</w:t>
                                   </w:r>
-                                  <w:r>
-                                    <w:rPr>
-                                      <w:rFonts w:ascii="Arial" w:hAnsi="Arial" w:cs="Arial"/>
-                                      <w:b/>
-                                      <w:bCs/>
-                                      <w:color w:val="000000" w:themeColor="text1"/>
-                                      <w:sz w:val="10"/>
-                                      <w:szCs w:val="10"/>
-                                    </w:rPr>
-                                    <w:t>n</w:t>
-                                  </w:r>
-                                  <w:r>
-                                    <w:rPr>
-                                      <w:rFonts w:ascii="Arial" w:hAnsi="Arial" w:cs="Arial"/>
-                                      <w:b/>
-                                      <w:bCs/>
-                                      <w:color w:val="000000" w:themeColor="text1"/>
-                                      <w:sz w:val="10"/>
-                                      <w:szCs w:val="10"/>
-                                    </w:rPr>
-                                    <w:t>rag</w:t>
-                                  </w:r>
-                                  <w:proofErr w:type="spellEnd"/>
                                 </w:p>
                               </w:txbxContent>
                             </wps:txbx>
@@ -2371,7 +2045,7 @@
                 </mc:Choice>
                 <mc:Fallback>
                   <w:pict>
-                    <v:shape w14:anchorId="4B0019F5" id="Text Box 16" o:spid="_x0000_s1028" type="#_x0000_t202" style="position:absolute;margin-left:233.7pt;margin-top:251.3pt;width:25.9pt;height:28.8pt;z-index:251679744;visibility:visible;mso-wrap-style:square;mso-width-percent:0;mso-height-percent:0;mso-wrap-distance-left:9pt;mso-wrap-distance-top:0;mso-wrap-distance-right:9pt;mso-wrap-distance-bottom:0;mso-position-horizontal:absolute;mso-position-horizontal-relative:text;mso-position-vertical:absolute;mso-position-vertical-relative:text;mso-width-percent:0;mso-height-percent:0;mso-width-relative:margin;mso-height-relative:margin;v-text-anchor:middle" o:gfxdata="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" fillcolor="#d2b48c" strokeweight=".15pt">
+                    <v:shape w14:anchorId="74792987" id="Text Box 16" o:spid="_x0000_s1029" type="#_x0000_t202" style="position:absolute;margin-left:233.7pt;margin-top:251.3pt;width:25.9pt;height:28.8pt;z-index:251718656;visibility:visible;mso-wrap-style:square;mso-width-percent:0;mso-height-percent:0;mso-wrap-distance-left:9pt;mso-wrap-distance-top:0;mso-wrap-distance-right:9pt;mso-wrap-distance-bottom:0;mso-position-horizontal:absolute;mso-position-horizontal-relative:text;mso-position-vertical:absolute;mso-position-vertical-relative:text;mso-width-percent:0;mso-height-percent:0;mso-width-relative:margin;mso-height-relative:margin;v-text-anchor:middle" o:gfxdata="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" fillcolor="#a9a57c" strokecolor="#868686" strokeweight=".5pt">
                       <v:textbox inset="0,0,0,0">
                         <w:txbxContent>
                           <w:p>
@@ -2382,7 +2056,7 @@
                                 <w:rFonts w:ascii="Arial" w:hAnsi="Arial" w:cs="Arial"/>
                                 <w:b/>
                                 <w:bCs/>
-                                <w:color w:val="000000" w:themeColor="text1"/>
+                                <w:color w:val="FFFFFF" w:themeColor="background1"/>
                                 <w:sz w:val="10"/>
                                 <w:szCs w:val="10"/>
                               </w:rPr>
@@ -2392,33 +2066,11 @@
                                 <w:rFonts w:ascii="Arial" w:hAnsi="Arial" w:cs="Arial"/>
                                 <w:b/>
                                 <w:bCs/>
-                                <w:color w:val="000000" w:themeColor="text1"/>
+                                <w:color w:val="FFFFFF" w:themeColor="background1"/>
                                 <w:sz w:val="10"/>
                                 <w:szCs w:val="10"/>
                               </w:rPr>
-                              <w:t>Spi</w:t>
-                            </w:r>
-                            <w:r>
-                              <w:rPr>
-                                <w:rFonts w:ascii="Arial" w:hAnsi="Arial" w:cs="Arial"/>
-                                <w:b/>
-                                <w:bCs/>
-                                <w:color w:val="000000" w:themeColor="text1"/>
-                                <w:sz w:val="10"/>
-                                <w:szCs w:val="10"/>
-                              </w:rPr>
-                              <w:t>n</w:t>
-                            </w:r>
-                            <w:r>
-                              <w:rPr>
-                                <w:rFonts w:ascii="Arial" w:hAnsi="Arial" w:cs="Arial"/>
-                                <w:b/>
-                                <w:bCs/>
-                                <w:color w:val="000000" w:themeColor="text1"/>
-                                <w:sz w:val="10"/>
-                                <w:szCs w:val="10"/>
-                              </w:rPr>
-                              <w:t>rag</w:t>
+                              <w:t>Spinrag</w:t>
                             </w:r>
                           </w:p>
                         </w:txbxContent>
@@ -2439,7 +2091,7 @@
               <mc:AlternateContent>
                 <mc:Choice Requires="wps">
                   <w:drawing>
-                    <wp:anchor distT="0" distB="0" distL="114300" distR="114300" simplePos="0" relativeHeight="251675648" behindDoc="0" locked="0" layoutInCell="1" allowOverlap="1" wp14:anchorId="0F42B3A3" wp14:editId="564054FB">
+                    <wp:anchor distT="0" distB="0" distL="114300" distR="114300" simplePos="0" relativeHeight="251717632" behindDoc="0" locked="0" layoutInCell="1" allowOverlap="1" wp14:anchorId="5E1DD300" wp14:editId="39348E1A">
                       <wp:simplePos x="0" y="0"/>
                       <wp:positionH relativeFrom="column">
                         <wp:posOffset>2609282</wp:posOffset>
@@ -2465,11 +2117,11 @@
                                 <a:avLst/>
                               </a:prstGeom>
                               <a:solidFill>
-                                <a:srgbClr val="D2B48C"/>
+                                <a:srgbClr val="A9A57C"/>
                               </a:solidFill>
-                              <a:ln w="1905">
+                              <a:ln w="6350">
                                 <a:solidFill>
-                                  <a:prstClr val="black"/>
+                                  <a:srgbClr val="868686"/>
                                 </a:solidFill>
                               </a:ln>
                             </wps:spPr>
@@ -2483,48 +2135,22 @@
                                       <w:rFonts w:ascii="Arial" w:hAnsi="Arial" w:cs="Arial"/>
                                       <w:b/>
                                       <w:bCs/>
-                                      <w:color w:val="000000" w:themeColor="text1"/>
+                                      <w:color w:val="FFFFFF" w:themeColor="background1"/>
                                       <w:sz w:val="10"/>
                                       <w:szCs w:val="10"/>
                                     </w:rPr>
                                   </w:pPr>
-                                  <w:proofErr w:type="spellStart"/>
                                   <w:r>
                                     <w:rPr>
                                       <w:rFonts w:ascii="Arial" w:hAnsi="Arial" w:cs="Arial"/>
                                       <w:b/>
                                       <w:bCs/>
-                                      <w:color w:val="000000" w:themeColor="text1"/>
+                                      <w:color w:val="FFFFFF" w:themeColor="background1"/>
                                       <w:sz w:val="10"/>
                                       <w:szCs w:val="10"/>
                                     </w:rPr>
-                                    <w:t>Niet</w:t>
+                                    <w:t>Niet geleegd</w:t>
                                   </w:r>
-                                  <w:proofErr w:type="spellEnd"/>
-                                  <w:r>
-                                    <w:rPr>
-                                      <w:rFonts w:ascii="Arial" w:hAnsi="Arial" w:cs="Arial"/>
-                                      <w:b/>
-                                      <w:bCs/>
-                                      <w:color w:val="000000" w:themeColor="text1"/>
-                                      <w:sz w:val="10"/>
-                                      <w:szCs w:val="10"/>
-                                    </w:rPr>
-                                    <w:t xml:space="preserve"> </w:t>
-                                  </w:r>
-                                  <w:proofErr w:type="spellStart"/>
-                                  <w:r>
-                                    <w:rPr>
-                                      <w:rFonts w:ascii="Arial" w:hAnsi="Arial" w:cs="Arial"/>
-                                      <w:b/>
-                                      <w:bCs/>
-                                      <w:color w:val="000000" w:themeColor="text1"/>
-                                      <w:sz w:val="10"/>
-                                      <w:szCs w:val="10"/>
-                                    </w:rPr>
-                                    <w:t>geleegd</w:t>
-                                  </w:r>
-                                  <w:proofErr w:type="spellEnd"/>
                                 </w:p>
                               </w:txbxContent>
                             </wps:txbx>
@@ -2548,7 +2174,7 @@
                 </mc:Choice>
                 <mc:Fallback>
                   <w:pict>
-                    <v:shape w14:anchorId="0F42B3A3" id="Text Box 14" o:spid="_x0000_s1029" type="#_x0000_t202" style="position:absolute;margin-left:205.45pt;margin-top:251.3pt;width:28.4pt;height:28.8pt;z-index:251675648;visibility:visible;mso-wrap-style:square;mso-width-percent:0;mso-height-percent:0;mso-wrap-distance-left:9pt;mso-wrap-distance-top:0;mso-wrap-distance-right:9pt;mso-wrap-distance-bottom:0;mso-position-horizontal:absolute;mso-position-horizontal-relative:text;mso-position-vertical:absolute;mso-position-vertical-relative:text;mso-width-percent:0;mso-height-percent:0;mso-width-relative:margin;mso-height-relative:margin;v-text-anchor:middle" o:gfxdata="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" fillcolor="#d2b48c" strokeweight=".15pt">
+                    <v:shape w14:anchorId="5E1DD300" id="Text Box 14" o:spid="_x0000_s1030" type="#_x0000_t202" style="position:absolute;margin-left:205.45pt;margin-top:251.3pt;width:28.4pt;height:28.8pt;z-index:251717632;visibility:visible;mso-wrap-style:square;mso-width-percent:0;mso-height-percent:0;mso-wrap-distance-left:9pt;mso-wrap-distance-top:0;mso-wrap-distance-right:9pt;mso-wrap-distance-bottom:0;mso-position-horizontal:absolute;mso-position-horizontal-relative:text;mso-position-vertical:absolute;mso-position-vertical-relative:text;mso-width-percent:0;mso-height-percent:0;mso-width-relative:margin;mso-height-relative:margin;v-text-anchor:middle" o:gfxdata="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" fillcolor="#a9a57c" strokecolor="#868686" strokeweight=".5pt">
                       <v:textbox inset="0,0,0,0">
                         <w:txbxContent>
                           <w:p>
@@ -2559,7 +2185,7 @@
                                 <w:rFonts w:ascii="Arial" w:hAnsi="Arial" w:cs="Arial"/>
                                 <w:b/>
                                 <w:bCs/>
-                                <w:color w:val="000000" w:themeColor="text1"/>
+                                <w:color w:val="FFFFFF" w:themeColor="background1"/>
                                 <w:sz w:val="10"/>
                                 <w:szCs w:val="10"/>
                               </w:rPr>
@@ -2569,7 +2195,7 @@
                                 <w:rFonts w:ascii="Arial" w:hAnsi="Arial" w:cs="Arial"/>
                                 <w:b/>
                                 <w:bCs/>
-                                <w:color w:val="000000" w:themeColor="text1"/>
+                                <w:color w:val="FFFFFF" w:themeColor="background1"/>
                                 <w:sz w:val="10"/>
                                 <w:szCs w:val="10"/>
                               </w:rPr>
@@ -2594,7 +2220,7 @@
               <mc:AlternateContent>
                 <mc:Choice Requires="wps">
                   <w:drawing>
-                    <wp:anchor distT="0" distB="0" distL="114300" distR="114300" simplePos="0" relativeHeight="251665408" behindDoc="0" locked="0" layoutInCell="1" allowOverlap="1" wp14:anchorId="1E79411C" wp14:editId="629E19DD">
+                    <wp:anchor distT="0" distB="0" distL="114300" distR="114300" simplePos="0" relativeHeight="251713536" behindDoc="0" locked="0" layoutInCell="1" allowOverlap="1" wp14:anchorId="303C52E3" wp14:editId="1544A755">
                       <wp:simplePos x="0" y="0"/>
                       <wp:positionH relativeFrom="column">
                         <wp:posOffset>1014095</wp:posOffset>
@@ -2620,11 +2246,11 @@
                                 <a:avLst/>
                               </a:prstGeom>
                               <a:solidFill>
-                                <a:srgbClr val="61A5BC"/>
+                                <a:srgbClr val="689C9A"/>
                               </a:solidFill>
-                              <a:ln w="1905">
+                              <a:ln w="6350">
                                 <a:solidFill>
-                                  <a:prstClr val="black"/>
+                                  <a:srgbClr val="868686"/>
                                 </a:solidFill>
                               </a:ln>
                             </wps:spPr>
@@ -2638,24 +2264,22 @@
                                       <w:rFonts w:ascii="Arial" w:hAnsi="Arial" w:cs="Arial"/>
                                       <w:b/>
                                       <w:bCs/>
-                                      <w:color w:val="000000" w:themeColor="text1"/>
+                                      <w:color w:val="FFFFFF" w:themeColor="background1"/>
                                       <w:sz w:val="10"/>
                                       <w:szCs w:val="10"/>
                                     </w:rPr>
                                   </w:pPr>
-                                  <w:proofErr w:type="spellStart"/>
                                   <w:r>
                                     <w:rPr>
                                       <w:rFonts w:ascii="Arial" w:hAnsi="Arial" w:cs="Arial"/>
                                       <w:b/>
                                       <w:bCs/>
-                                      <w:color w:val="000000" w:themeColor="text1"/>
+                                      <w:color w:val="FFFFFF" w:themeColor="background1"/>
                                       <w:sz w:val="10"/>
                                       <w:szCs w:val="10"/>
                                     </w:rPr>
                                     <w:t>Aanslag</w:t>
                                   </w:r>
-                                  <w:proofErr w:type="spellEnd"/>
                                 </w:p>
                               </w:txbxContent>
                             </wps:txbx>
@@ -2679,7 +2303,7 @@
                 </mc:Choice>
                 <mc:Fallback>
                   <w:pict>
-                    <v:shape w14:anchorId="1E79411C" id="Text Box 9" o:spid="_x0000_s1030" type="#_x0000_t202" style="position:absolute;margin-left:79.85pt;margin-top:251.2pt;width:25.8pt;height:28.8pt;z-index:251665408;visibility:visible;mso-wrap-style:square;mso-width-percent:0;mso-height-percent:0;mso-wrap-distance-left:9pt;mso-wrap-distance-top:0;mso-wrap-distance-right:9pt;mso-wrap-distance-bottom:0;mso-position-horizontal:absolute;mso-position-horizontal-relative:text;mso-position-vertical:absolute;mso-position-vertical-relative:text;mso-width-percent:0;mso-height-percent:0;mso-width-relative:margin;mso-height-relative:margin;v-text-anchor:middle" o:gfxdata="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" fillcolor="#61a5bc" strokeweight=".15pt">
+                    <v:shape w14:anchorId="303C52E3" id="Text Box 9" o:spid="_x0000_s1031" type="#_x0000_t202" style="position:absolute;margin-left:79.85pt;margin-top:251.2pt;width:25.8pt;height:28.8pt;z-index:251713536;visibility:visible;mso-wrap-style:square;mso-width-percent:0;mso-height-percent:0;mso-wrap-distance-left:9pt;mso-wrap-distance-top:0;mso-wrap-distance-right:9pt;mso-wrap-distance-bottom:0;mso-position-horizontal:absolute;mso-position-horizontal-relative:text;mso-position-vertical:absolute;mso-position-vertical-relative:text;mso-width-percent:0;mso-height-percent:0;mso-width-relative:margin;mso-height-relative:margin;v-text-anchor:middle" o:gfxdata="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" fillcolor="#689c9a" strokecolor="#868686" strokeweight=".5pt">
                       <v:textbox inset="0,0,0,0">
                         <w:txbxContent>
                           <w:p>
@@ -2690,7 +2314,7 @@
                                 <w:rFonts w:ascii="Arial" w:hAnsi="Arial" w:cs="Arial"/>
                                 <w:b/>
                                 <w:bCs/>
-                                <w:color w:val="000000" w:themeColor="text1"/>
+                                <w:color w:val="FFFFFF" w:themeColor="background1"/>
                                 <w:sz w:val="10"/>
                                 <w:szCs w:val="10"/>
                               </w:rPr>
@@ -2700,7 +2324,7 @@
                                 <w:rFonts w:ascii="Arial" w:hAnsi="Arial" w:cs="Arial"/>
                                 <w:b/>
                                 <w:bCs/>
-                                <w:color w:val="000000" w:themeColor="text1"/>
+                                <w:color w:val="FFFFFF" w:themeColor="background1"/>
                                 <w:sz w:val="10"/>
                                 <w:szCs w:val="10"/>
                               </w:rPr>
@@ -2725,7 +2349,7 @@
               <mc:AlternateContent>
                 <mc:Choice Requires="wps">
                   <w:drawing>
-                    <wp:anchor distT="0" distB="0" distL="114300" distR="114300" simplePos="0" relativeHeight="251663360" behindDoc="0" locked="0" layoutInCell="1" allowOverlap="1" wp14:anchorId="0190E239" wp14:editId="0251C8CF">
+                    <wp:anchor distT="0" distB="0" distL="114300" distR="114300" simplePos="0" relativeHeight="251712512" behindDoc="0" locked="0" layoutInCell="1" allowOverlap="1" wp14:anchorId="05D42BB1" wp14:editId="379CE78A">
                       <wp:simplePos x="0" y="0"/>
                       <wp:positionH relativeFrom="column">
                         <wp:posOffset>350520</wp:posOffset>
@@ -2751,11 +2375,11 @@
                                 <a:avLst/>
                               </a:prstGeom>
                               <a:solidFill>
-                                <a:srgbClr val="D9D71C"/>
+                                <a:srgbClr val="B7AE38"/>
                               </a:solidFill>
-                              <a:ln w="1905">
+                              <a:ln w="6350">
                                 <a:solidFill>
-                                  <a:schemeClr val="tx1"/>
+                                  <a:srgbClr val="868686"/>
                                 </a:solidFill>
                               </a:ln>
                             </wps:spPr>
@@ -2768,120 +2392,22 @@
                                       <w:rFonts w:ascii="Arial" w:hAnsi="Arial" w:cs="Arial"/>
                                       <w:b/>
                                       <w:bCs/>
-                                      <w:color w:val="000000" w:themeColor="text1"/>
+                                      <w:color w:val="FFFFFF" w:themeColor="background1"/>
                                       <w:sz w:val="10"/>
                                       <w:szCs w:val="10"/>
                                     </w:rPr>
                                   </w:pPr>
-                                  <w:proofErr w:type="spellStart"/>
                                   <w:r>
                                     <w:rPr>
                                       <w:rFonts w:ascii="Arial" w:hAnsi="Arial" w:cs="Arial"/>
                                       <w:b/>
                                       <w:bCs/>
-                                      <w:color w:val="000000" w:themeColor="text1"/>
+                                      <w:color w:val="FFFFFF" w:themeColor="background1"/>
                                       <w:sz w:val="10"/>
                                       <w:szCs w:val="10"/>
                                     </w:rPr>
-                                    <w:t>Niet</w:t>
+                                    <w:t>Niet gehecht vuil licht stof</w:t>
                                   </w:r>
-                                  <w:proofErr w:type="spellEnd"/>
-                                  <w:r>
-                                    <w:rPr>
-                                      <w:rFonts w:ascii="Arial" w:hAnsi="Arial" w:cs="Arial"/>
-                                      <w:b/>
-                                      <w:bCs/>
-                                      <w:color w:val="000000" w:themeColor="text1"/>
-                                      <w:sz w:val="10"/>
-                                      <w:szCs w:val="10"/>
-                                    </w:rPr>
-                                    <w:t xml:space="preserve"> </w:t>
-                                  </w:r>
-                                  <w:proofErr w:type="spellStart"/>
-                                  <w:r>
-                                    <w:rPr>
-                                      <w:rFonts w:ascii="Arial" w:hAnsi="Arial" w:cs="Arial"/>
-                                      <w:b/>
-                                      <w:bCs/>
-                                      <w:color w:val="000000" w:themeColor="text1"/>
-                                      <w:sz w:val="10"/>
-                                      <w:szCs w:val="10"/>
-                                    </w:rPr>
-                                    <w:t>gehecht</w:t>
-                                  </w:r>
-                                  <w:proofErr w:type="spellEnd"/>
-                                  <w:r>
-                                    <w:rPr>
-                                      <w:rFonts w:ascii="Arial" w:hAnsi="Arial" w:cs="Arial"/>
-                                      <w:b/>
-                                      <w:bCs/>
-                                      <w:color w:val="000000" w:themeColor="text1"/>
-                                      <w:sz w:val="10"/>
-                                      <w:szCs w:val="10"/>
-                                    </w:rPr>
-                                    <w:t xml:space="preserve"> </w:t>
-                                  </w:r>
-                                  <w:proofErr w:type="spellStart"/>
-                                  <w:r>
-                                    <w:rPr>
-                                      <w:rFonts w:ascii="Arial" w:hAnsi="Arial" w:cs="Arial"/>
-                                      <w:b/>
-                                      <w:bCs/>
-                                      <w:color w:val="000000" w:themeColor="text1"/>
-                                      <w:sz w:val="10"/>
-                                      <w:szCs w:val="10"/>
-                                    </w:rPr>
-                                    <w:t>vuil</w:t>
-                                  </w:r>
-                                  <w:proofErr w:type="spellEnd"/>
-                                  <w:r>
-                                    <w:rPr>
-                                      <w:rFonts w:ascii="Arial" w:hAnsi="Arial" w:cs="Arial"/>
-                                      <w:b/>
-                                      <w:bCs/>
-                                      <w:color w:val="000000" w:themeColor="text1"/>
-                                      <w:sz w:val="10"/>
-                                      <w:szCs w:val="10"/>
-                                    </w:rPr>
-                                    <w:t xml:space="preserve"> </w:t>
-                                  </w:r>
-                                  <w:proofErr w:type="spellStart"/>
-                                  <w:r>
-                                    <w:rPr>
-                                      <w:rFonts w:ascii="Arial" w:hAnsi="Arial" w:cs="Arial"/>
-                                      <w:b/>
-                                      <w:bCs/>
-                                      <w:color w:val="000000" w:themeColor="text1"/>
-                                      <w:sz w:val="10"/>
-                                      <w:szCs w:val="10"/>
-                                    </w:rPr>
-                                    <w:t>licht</w:t>
-                                  </w:r>
-                                  <w:proofErr w:type="spellEnd"/>
-                                  <w:r>
-                                    <w:rPr>
-                                      <w:rFonts w:ascii="Arial" w:hAnsi="Arial" w:cs="Arial"/>
-                                      <w:b/>
-                                      <w:bCs/>
-                                      <w:color w:val="000000" w:themeColor="text1"/>
-                                      <w:sz w:val="10"/>
-                                      <w:szCs w:val="10"/>
-                                    </w:rPr>
-                                    <w:t xml:space="preserve"> </w:t>
-                                  </w:r>
-                                  <w:proofErr w:type="spellStart"/>
-                                  <w:r>
-                                    <w:rPr>
-                                      <w:rFonts w:ascii="Arial" w:hAnsi="Arial" w:cs="Arial"/>
-                                      <w:b/>
-                                      <w:bCs/>
-                                      <w:color w:val="000000" w:themeColor="text1"/>
-                                      <w:sz w:val="10"/>
-                                      <w:szCs w:val="10"/>
-                                    </w:rPr>
-                                    <w:t>stof</w:t>
-                                  </w:r>
-                                  <w:proofErr w:type="spellEnd"/>
                                 </w:p>
                               </w:txbxContent>
                             </wps:txbx>
@@ -2905,7 +2431,7 @@
                 </mc:Choice>
                 <mc:Fallback>
                   <w:pict>
-                    <v:shape w14:anchorId="0190E239" id="Text Box 8" o:spid="_x0000_s1031" type="#_x0000_t202" style="position:absolute;margin-left:27.6pt;margin-top:251.25pt;width:26.6pt;height:28.8pt;z-index:251663360;visibility:visible;mso-wrap-style:square;mso-width-percent:0;mso-height-percent:0;mso-wrap-distance-left:9pt;mso-wrap-distance-top:0;mso-wrap-distance-right:9pt;mso-wrap-distance-bottom:0;mso-position-horizontal:absolute;mso-position-horizontal-relative:text;mso-position-vertical:absolute;mso-position-vertical-relative:text;mso-width-percent:0;mso-height-percent:0;mso-width-relative:margin;mso-height-relative:margin;v-text-anchor:middle" o:gfxdata="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" fillcolor="#d9d71c" strokecolor="black [3213]" strokeweight=".15pt">
+                    <v:shape w14:anchorId="05D42BB1" id="Text Box 8" o:spid="_x0000_s1032" type="#_x0000_t202" style="position:absolute;margin-left:27.6pt;margin-top:251.25pt;width:26.6pt;height:28.8pt;z-index:251712512;visibility:visible;mso-wrap-style:square;mso-width-percent:0;mso-height-percent:0;mso-wrap-distance-left:9pt;mso-wrap-distance-top:0;mso-wrap-distance-right:9pt;mso-wrap-distance-bottom:0;mso-position-horizontal:absolute;mso-position-horizontal-relative:text;mso-position-vertical:absolute;mso-position-vertical-relative:text;mso-width-percent:0;mso-height-percent:0;mso-width-relative:margin;mso-height-relative:margin;v-text-anchor:middle" o:gfxdata="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" fillcolor="#b7ae38" strokecolor="#868686" strokeweight=".5pt">
                       <v:textbox inset="0,0,0,0">
                         <w:txbxContent>
                           <w:p>
@@ -2915,7 +2441,7 @@
                                 <w:rFonts w:ascii="Arial" w:hAnsi="Arial" w:cs="Arial"/>
                                 <w:b/>
                                 <w:bCs/>
-                                <w:color w:val="000000" w:themeColor="text1"/>
+                                <w:color w:val="FFFFFF" w:themeColor="background1"/>
                                 <w:sz w:val="10"/>
                                 <w:szCs w:val="10"/>
                               </w:rPr>
@@ -2925,7 +2451,7 @@
                                 <w:rFonts w:ascii="Arial" w:hAnsi="Arial" w:cs="Arial"/>
                                 <w:b/>
                                 <w:bCs/>
-                                <w:color w:val="000000" w:themeColor="text1"/>
+                                <w:color w:val="FFFFFF" w:themeColor="background1"/>
                                 <w:sz w:val="10"/>
                                 <w:szCs w:val="10"/>
                               </w:rPr>
@@ -2950,7 +2476,7 @@
               <mc:AlternateContent>
                 <mc:Choice Requires="wps">
                   <w:drawing>
-                    <wp:anchor distT="0" distB="0" distL="114300" distR="114300" simplePos="0" relativeHeight="251661312" behindDoc="0" locked="0" layoutInCell="1" allowOverlap="1" wp14:anchorId="6C4B8B03" wp14:editId="16916360">
+                    <wp:anchor distT="0" distB="0" distL="114300" distR="114300" simplePos="0" relativeHeight="251711488" behindDoc="0" locked="0" layoutInCell="1" allowOverlap="1" wp14:anchorId="196B627E" wp14:editId="47AE2895">
                       <wp:simplePos x="0" y="0"/>
                       <wp:positionH relativeFrom="column">
                         <wp:posOffset>685165</wp:posOffset>
@@ -2976,11 +2502,11 @@
                                 <a:avLst/>
                               </a:prstGeom>
                               <a:solidFill>
-                                <a:srgbClr val="D9D71C"/>
+                                <a:srgbClr val="B7AE38"/>
                               </a:solidFill>
-                              <a:ln w="1905">
+                              <a:ln w="6350">
                                 <a:solidFill>
-                                  <a:prstClr val="black"/>
+                                  <a:srgbClr val="868686"/>
                                 </a:solidFill>
                               </a:ln>
                             </wps:spPr>
@@ -2994,108 +2520,22 @@
                                       <w:rFonts w:ascii="Arial" w:hAnsi="Arial" w:cs="Arial"/>
                                       <w:b/>
                                       <w:bCs/>
+                                      <w:color w:val="FFFFFF" w:themeColor="background1"/>
                                       <w:sz w:val="10"/>
                                       <w:szCs w:val="10"/>
                                     </w:rPr>
                                   </w:pPr>
-                                  <w:proofErr w:type="spellStart"/>
                                   <w:r>
                                     <w:rPr>
                                       <w:rFonts w:ascii="Arial" w:hAnsi="Arial" w:cs="Arial"/>
                                       <w:b/>
                                       <w:bCs/>
+                                      <w:color w:val="FFFFFF" w:themeColor="background1"/>
                                       <w:sz w:val="10"/>
                                       <w:szCs w:val="10"/>
                                     </w:rPr>
-                                    <w:t>Niet</w:t>
+                                    <w:t>Niet gehecht vuil methode</w:t>
                                   </w:r>
-                                  <w:proofErr w:type="spellEnd"/>
-                                  <w:r>
-                                    <w:rPr>
-                                      <w:rFonts w:ascii="Arial" w:hAnsi="Arial" w:cs="Arial"/>
-                                      <w:b/>
-                                      <w:bCs/>
-                                      <w:sz w:val="10"/>
-                                      <w:szCs w:val="10"/>
-                                    </w:rPr>
-                                    <w:t xml:space="preserve"> </w:t>
-                                  </w:r>
-                                  <w:proofErr w:type="spellStart"/>
-                                  <w:r>
-                                    <w:rPr>
-                                      <w:rFonts w:ascii="Arial" w:hAnsi="Arial" w:cs="Arial"/>
-                                      <w:b/>
-                                      <w:bCs/>
-                                      <w:sz w:val="10"/>
-                                      <w:szCs w:val="10"/>
-                                    </w:rPr>
-                                    <w:t>gehecht</w:t>
-                                  </w:r>
-                                  <w:proofErr w:type="spellEnd"/>
-                                  <w:r>
-                                    <w:rPr>
-                                      <w:rFonts w:ascii="Arial" w:hAnsi="Arial" w:cs="Arial"/>
-                                      <w:b/>
-                                      <w:bCs/>
-                                      <w:sz w:val="10"/>
-                                      <w:szCs w:val="10"/>
-                                    </w:rPr>
-                                    <w:t xml:space="preserve"> </w:t>
-                                  </w:r>
-                                  <w:proofErr w:type="spellStart"/>
-                                  <w:r>
-                                    <w:rPr>
-                                      <w:rFonts w:ascii="Arial" w:hAnsi="Arial" w:cs="Arial"/>
-                                      <w:b/>
-                                      <w:bCs/>
-                                      <w:sz w:val="10"/>
-                                      <w:szCs w:val="10"/>
-                                    </w:rPr>
-                                    <w:t>vuil</w:t>
-                                  </w:r>
-                                  <w:proofErr w:type="spellEnd"/>
-                                  <w:r>
-                                    <w:rPr>
-                                      <w:rFonts w:ascii="Arial" w:hAnsi="Arial" w:cs="Arial"/>
-                                      <w:b/>
-                                      <w:bCs/>
-                                      <w:sz w:val="10"/>
-                                      <w:szCs w:val="10"/>
-                                    </w:rPr>
-                                    <w:t xml:space="preserve"> </w:t>
-                                  </w:r>
-                                  <w:proofErr w:type="spellStart"/>
-                                  <w:r>
-                                    <w:rPr>
-                                      <w:rFonts w:ascii="Arial" w:hAnsi="Arial" w:cs="Arial"/>
-                                      <w:b/>
-                                      <w:bCs/>
-                                      <w:sz w:val="10"/>
-                                      <w:szCs w:val="10"/>
-                                    </w:rPr>
-                                    <w:t>meth</w:t>
-                                  </w:r>
-                                  <w:r>
-                                    <w:rPr>
-                                      <w:rFonts w:ascii="Arial" w:hAnsi="Arial" w:cs="Arial"/>
-                                      <w:b/>
-                                      <w:bCs/>
-                                      <w:sz w:val="10"/>
-                                      <w:szCs w:val="10"/>
-                                    </w:rPr>
-                                    <w:t>o</w:t>
-                                  </w:r>
-                                  <w:r>
-                                    <w:rPr>
-                                      <w:rFonts w:ascii="Arial" w:hAnsi="Arial" w:cs="Arial"/>
-                                      <w:b/>
-                                      <w:bCs/>
-                                      <w:sz w:val="10"/>
-                                      <w:szCs w:val="10"/>
-                                    </w:rPr>
-                                    <w:t>de</w:t>
-                                  </w:r>
-                                  <w:proofErr w:type="spellEnd"/>
                                 </w:p>
                               </w:txbxContent>
                             </wps:txbx>
@@ -3119,7 +2559,7 @@
                 </mc:Choice>
                 <mc:Fallback>
                   <w:pict>
-                    <v:shape w14:anchorId="6C4B8B03" id="Text Box 7" o:spid="_x0000_s1032" type="#_x0000_t202" style="position:absolute;margin-left:53.95pt;margin-top:251.25pt;width:25.9pt;height:28.8pt;z-index:251661312;visibility:visible;mso-wrap-style:square;mso-width-percent:0;mso-height-percent:0;mso-wrap-distance-left:9pt;mso-wrap-distance-top:0;mso-wrap-distance-right:9pt;mso-wrap-distance-bottom:0;mso-position-horizontal:absolute;mso-position-horizontal-relative:text;mso-position-vertical:absolute;mso-position-vertical-relative:text;mso-width-percent:0;mso-height-percent:0;mso-width-relative:margin;mso-height-relative:margin;v-text-anchor:middle" o:gfxdata="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" fillcolor="#d9d71c" strokeweight=".15pt">
+                    <v:shape w14:anchorId="196B627E" id="Text Box 7" o:spid="_x0000_s1033" type="#_x0000_t202" style="position:absolute;margin-left:53.95pt;margin-top:251.25pt;width:25.9pt;height:28.8pt;z-index:251711488;visibility:visible;mso-wrap-style:square;mso-width-percent:0;mso-height-percent:0;mso-wrap-distance-left:9pt;mso-wrap-distance-top:0;mso-wrap-distance-right:9pt;mso-wrap-distance-bottom:0;mso-position-horizontal:absolute;mso-position-horizontal-relative:text;mso-position-vertical:absolute;mso-position-vertical-relative:text;mso-width-percent:0;mso-height-percent:0;mso-width-relative:margin;mso-height-relative:margin;v-text-anchor:middle" o:gfxdata="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" fillcolor="#b7ae38" strokecolor="#868686" strokeweight=".5pt">
                       <v:textbox inset="0,0,0,0">
                         <w:txbxContent>
                           <w:p>
@@ -3130,6 +2570,7 @@
                                 <w:rFonts w:ascii="Arial" w:hAnsi="Arial" w:cs="Arial"/>
                                 <w:b/>
                                 <w:bCs/>
+                                <w:color w:val="FFFFFF" w:themeColor="background1"/>
                                 <w:sz w:val="10"/>
                                 <w:szCs w:val="10"/>
                               </w:rPr>
@@ -3139,30 +2580,11 @@
                                 <w:rFonts w:ascii="Arial" w:hAnsi="Arial" w:cs="Arial"/>
                                 <w:b/>
                                 <w:bCs/>
+                                <w:color w:val="FFFFFF" w:themeColor="background1"/>
                                 <w:sz w:val="10"/>
                                 <w:szCs w:val="10"/>
                               </w:rPr>
-                              <w:t>Niet gehecht vuil meth</w:t>
-                            </w:r>
-                            <w:r>
-                              <w:rPr>
-                                <w:rFonts w:ascii="Arial" w:hAnsi="Arial" w:cs="Arial"/>
-                                <w:b/>
-                                <w:bCs/>
-                                <w:sz w:val="10"/>
-                                <w:szCs w:val="10"/>
-                              </w:rPr>
-                              <w:t>o</w:t>
-                            </w:r>
-                            <w:r>
-                              <w:rPr>
-                                <w:rFonts w:ascii="Arial" w:hAnsi="Arial" w:cs="Arial"/>
-                                <w:b/>
-                                <w:bCs/>
-                                <w:sz w:val="10"/>
-                                <w:szCs w:val="10"/>
-                              </w:rPr>
-                              <w:t>de</w:t>
+                              <w:t>Niet gehecht vuil methode</w:t>
                             </w:r>
                           </w:p>
                         </w:txbxContent>
@@ -3183,7 +2605,7 @@
               <mc:AlternateContent>
                 <mc:Choice Requires="wps">
                   <w:drawing>
-                    <wp:anchor distT="0" distB="0" distL="114300" distR="114300" simplePos="0" relativeHeight="251669504" behindDoc="0" locked="0" layoutInCell="1" allowOverlap="1" wp14:anchorId="0347B5A1" wp14:editId="4A6D180C">
+                    <wp:anchor distT="0" distB="0" distL="114300" distR="114300" simplePos="0" relativeHeight="251715584" behindDoc="0" locked="0" layoutInCell="1" allowOverlap="1" wp14:anchorId="7F57A76E" wp14:editId="60BF15DA">
                       <wp:simplePos x="0" y="0"/>
                       <wp:positionH relativeFrom="column">
                         <wp:posOffset>2303145</wp:posOffset>
@@ -3209,11 +2631,11 @@
                                 <a:avLst/>
                               </a:prstGeom>
                               <a:solidFill>
-                                <a:srgbClr val="D2B48C"/>
+                                <a:srgbClr val="A9A57C"/>
                               </a:solidFill>
-                              <a:ln w="1905">
+                              <a:ln w="6350">
                                 <a:solidFill>
-                                  <a:prstClr val="black"/>
+                                  <a:srgbClr val="868686"/>
                                 </a:solidFill>
                               </a:ln>
                             </wps:spPr>
@@ -3227,48 +2649,22 @@
                                       <w:rFonts w:ascii="Arial" w:hAnsi="Arial" w:cs="Arial"/>
                                       <w:b/>
                                       <w:bCs/>
-                                      <w:color w:val="000000" w:themeColor="text1"/>
+                                      <w:color w:val="FFFFFF" w:themeColor="background1"/>
                                       <w:sz w:val="10"/>
                                       <w:szCs w:val="10"/>
                                     </w:rPr>
                                   </w:pPr>
-                                  <w:proofErr w:type="spellStart"/>
                                   <w:r>
                                     <w:rPr>
                                       <w:rFonts w:ascii="Arial" w:hAnsi="Arial" w:cs="Arial"/>
                                       <w:b/>
                                       <w:bCs/>
-                                      <w:color w:val="000000" w:themeColor="text1"/>
+                                      <w:color w:val="FFFFFF" w:themeColor="background1"/>
                                       <w:sz w:val="10"/>
                                       <w:szCs w:val="10"/>
                                     </w:rPr>
-                                    <w:t>Niet</w:t>
+                                    <w:t>Niet aangevuld</w:t>
                                   </w:r>
-                                  <w:proofErr w:type="spellEnd"/>
-                                  <w:r>
-                                    <w:rPr>
-                                      <w:rFonts w:ascii="Arial" w:hAnsi="Arial" w:cs="Arial"/>
-                                      <w:b/>
-                                      <w:bCs/>
-                                      <w:color w:val="000000" w:themeColor="text1"/>
-                                      <w:sz w:val="10"/>
-                                      <w:szCs w:val="10"/>
-                                    </w:rPr>
-                                    <w:t xml:space="preserve"> </w:t>
-                                  </w:r>
-                                  <w:proofErr w:type="spellStart"/>
-                                  <w:r>
-                                    <w:rPr>
-                                      <w:rFonts w:ascii="Arial" w:hAnsi="Arial" w:cs="Arial"/>
-                                      <w:b/>
-                                      <w:bCs/>
-                                      <w:color w:val="000000" w:themeColor="text1"/>
-                                      <w:sz w:val="10"/>
-                                      <w:szCs w:val="10"/>
-                                    </w:rPr>
-                                    <w:t>aangevuld</w:t>
-                                  </w:r>
-                                  <w:proofErr w:type="spellEnd"/>
                                 </w:p>
                               </w:txbxContent>
                             </wps:txbx>
@@ -3292,7 +2688,7 @@
                 </mc:Choice>
                 <mc:Fallback>
                   <w:pict>
-                    <v:shape w14:anchorId="0347B5A1" id="Text Box 11" o:spid="_x0000_s1033" type="#_x0000_t202" style="position:absolute;margin-left:181.35pt;margin-top:251.25pt;width:24.1pt;height:28.7pt;z-index:251669504;visibility:visible;mso-wrap-style:square;mso-width-percent:0;mso-height-percent:0;mso-wrap-distance-left:9pt;mso-wrap-distance-top:0;mso-wrap-distance-right:9pt;mso-wrap-distance-bottom:0;mso-position-horizontal:absolute;mso-position-horizontal-relative:text;mso-position-vertical:absolute;mso-position-vertical-relative:text;mso-width-percent:0;mso-height-percent:0;mso-width-relative:margin;mso-height-relative:margin;v-text-anchor:middle" o:gfxdata="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" fillcolor="#d2b48c" strokeweight=".15pt">
+                    <v:shape w14:anchorId="7F57A76E" id="Text Box 11" o:spid="_x0000_s1034" type="#_x0000_t202" style="position:absolute;margin-left:181.35pt;margin-top:251.25pt;width:24.1pt;height:28.7pt;z-index:251715584;visibility:visible;mso-wrap-style:square;mso-width-percent:0;mso-height-percent:0;mso-wrap-distance-left:9pt;mso-wrap-distance-top:0;mso-wrap-distance-right:9pt;mso-wrap-distance-bottom:0;mso-position-horizontal:absolute;mso-position-horizontal-relative:text;mso-position-vertical:absolute;mso-position-vertical-relative:text;mso-width-percent:0;mso-height-percent:0;mso-width-relative:margin;mso-height-relative:margin;v-text-anchor:middle" o:gfxdata="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" fillcolor="#a9a57c" strokecolor="#868686" strokeweight=".5pt">
                       <v:textbox inset="0,0,0,0">
                         <w:txbxContent>
                           <w:p>
@@ -3303,7 +2699,7 @@
                                 <w:rFonts w:ascii="Arial" w:hAnsi="Arial" w:cs="Arial"/>
                                 <w:b/>
                                 <w:bCs/>
-                                <w:color w:val="000000" w:themeColor="text1"/>
+                                <w:color w:val="FFFFFF" w:themeColor="background1"/>
                                 <w:sz w:val="10"/>
                                 <w:szCs w:val="10"/>
                               </w:rPr>
@@ -3313,7 +2709,7 @@
                                 <w:rFonts w:ascii="Arial" w:hAnsi="Arial" w:cs="Arial"/>
                                 <w:b/>
                                 <w:bCs/>
-                                <w:color w:val="000000" w:themeColor="text1"/>
+                                <w:color w:val="FFFFFF" w:themeColor="background1"/>
                                 <w:sz w:val="10"/>
                                 <w:szCs w:val="10"/>
                               </w:rPr>
@@ -3338,7 +2734,7 @@
               <mc:AlternateContent>
                 <mc:Choice Requires="wps">
                   <w:drawing>
-                    <wp:anchor distT="0" distB="0" distL="114300" distR="114300" simplePos="0" relativeHeight="251667456" behindDoc="0" locked="0" layoutInCell="1" allowOverlap="1" wp14:anchorId="41F813A1" wp14:editId="5C191CA7">
+                    <wp:anchor distT="0" distB="0" distL="114300" distR="114300" simplePos="0" relativeHeight="251714560" behindDoc="0" locked="0" layoutInCell="1" allowOverlap="1" wp14:anchorId="1DB645CE" wp14:editId="74A0C21B">
                       <wp:simplePos x="0" y="0"/>
                       <wp:positionH relativeFrom="column">
                         <wp:posOffset>1976247</wp:posOffset>
@@ -3364,11 +2760,11 @@
                                 <a:avLst/>
                               </a:prstGeom>
                               <a:solidFill>
-                                <a:srgbClr val="61A5BC"/>
+                                <a:srgbClr val="689C9A"/>
                               </a:solidFill>
-                              <a:ln w="1905">
+                              <a:ln w="6350">
                                 <a:solidFill>
-                                  <a:prstClr val="black"/>
+                                  <a:srgbClr val="868686"/>
                                 </a:solidFill>
                               </a:ln>
                             </wps:spPr>
@@ -3382,96 +2778,22 @@
                                       <w:rFonts w:ascii="Arial" w:hAnsi="Arial" w:cs="Arial"/>
                                       <w:b/>
                                       <w:bCs/>
-                                      <w:color w:val="000000" w:themeColor="text1"/>
+                                      <w:color w:val="FFFFFF" w:themeColor="background1"/>
                                       <w:sz w:val="10"/>
                                       <w:szCs w:val="10"/>
                                     </w:rPr>
                                   </w:pPr>
-                                  <w:proofErr w:type="spellStart"/>
                                   <w:r>
                                     <w:rPr>
                                       <w:rFonts w:ascii="Arial" w:hAnsi="Arial" w:cs="Arial"/>
                                       <w:b/>
                                       <w:bCs/>
-                                      <w:color w:val="000000" w:themeColor="text1"/>
+                                      <w:color w:val="FFFFFF" w:themeColor="background1"/>
                                       <w:sz w:val="10"/>
                                       <w:szCs w:val="10"/>
                                     </w:rPr>
-                                    <w:t>Gehecht</w:t>
+                                    <w:t>Gehecht vuil vlek vingertast</w:t>
                                   </w:r>
-                                  <w:proofErr w:type="spellEnd"/>
-                                  <w:r>
-                                    <w:rPr>
-                                      <w:rFonts w:ascii="Arial" w:hAnsi="Arial" w:cs="Arial"/>
-                                      <w:b/>
-                                      <w:bCs/>
-                                      <w:color w:val="000000" w:themeColor="text1"/>
-                                      <w:sz w:val="10"/>
-                                      <w:szCs w:val="10"/>
-                                    </w:rPr>
-                                    <w:t xml:space="preserve"> </w:t>
-                                  </w:r>
-                                  <w:proofErr w:type="spellStart"/>
-                                  <w:r>
-                                    <w:rPr>
-                                      <w:rFonts w:ascii="Arial" w:hAnsi="Arial" w:cs="Arial"/>
-                                      <w:b/>
-                                      <w:bCs/>
-                                      <w:color w:val="000000" w:themeColor="text1"/>
-                                      <w:sz w:val="10"/>
-                                      <w:szCs w:val="10"/>
-                                    </w:rPr>
-                                    <w:t>vuil</w:t>
-                                  </w:r>
-                                  <w:proofErr w:type="spellEnd"/>
-                                  <w:r>
-                                    <w:rPr>
-                                      <w:rFonts w:ascii="Arial" w:hAnsi="Arial" w:cs="Arial"/>
-                                      <w:b/>
-                                      <w:bCs/>
-                                      <w:color w:val="000000" w:themeColor="text1"/>
-                                      <w:sz w:val="10"/>
-                                      <w:szCs w:val="10"/>
-                                    </w:rPr>
-                                    <w:t xml:space="preserve"> </w:t>
-                                  </w:r>
-                                  <w:proofErr w:type="spellStart"/>
-                                  <w:r>
-                                    <w:rPr>
-                                      <w:rFonts w:ascii="Arial" w:hAnsi="Arial" w:cs="Arial"/>
-                                      <w:b/>
-                                      <w:bCs/>
-                                      <w:color w:val="000000" w:themeColor="text1"/>
-                                      <w:sz w:val="10"/>
-                                      <w:szCs w:val="10"/>
-                                    </w:rPr>
-                                    <w:t>vlek</w:t>
-                                  </w:r>
-                                  <w:proofErr w:type="spellEnd"/>
-                                  <w:r>
-                                    <w:rPr>
-                                      <w:rFonts w:ascii="Arial" w:hAnsi="Arial" w:cs="Arial"/>
-                                      <w:b/>
-                                      <w:bCs/>
-                                      <w:color w:val="000000" w:themeColor="text1"/>
-                                      <w:sz w:val="10"/>
-                                      <w:szCs w:val="10"/>
-                                    </w:rPr>
-                                    <w:t xml:space="preserve"> </w:t>
-                                  </w:r>
-                                  <w:proofErr w:type="spellStart"/>
-                                  <w:r>
-                                    <w:rPr>
-                                      <w:rFonts w:ascii="Arial" w:hAnsi="Arial" w:cs="Arial"/>
-                                      <w:b/>
-                                      <w:bCs/>
-                                      <w:color w:val="000000" w:themeColor="text1"/>
-                                      <w:sz w:val="10"/>
-                                      <w:szCs w:val="10"/>
-                                    </w:rPr>
-                                    <w:t>vingertast</w:t>
-                                  </w:r>
-                                  <w:proofErr w:type="spellEnd"/>
                                 </w:p>
                               </w:txbxContent>
                             </wps:txbx>
@@ -3495,7 +2817,7 @@
                 </mc:Choice>
                 <mc:Fallback>
                   <w:pict>
-                    <v:shape w14:anchorId="41F813A1" id="Text Box 10" o:spid="_x0000_s1034" type="#_x0000_t202" style="position:absolute;margin-left:155.6pt;margin-top:251.25pt;width:26.3pt;height:28.8pt;z-index:251667456;visibility:visible;mso-wrap-style:square;mso-width-percent:0;mso-height-percent:0;mso-wrap-distance-left:9pt;mso-wrap-distance-top:0;mso-wrap-distance-right:9pt;mso-wrap-distance-bottom:0;mso-position-horizontal:absolute;mso-position-horizontal-relative:text;mso-position-vertical:absolute;mso-position-vertical-relative:text;mso-width-percent:0;mso-height-percent:0;mso-width-relative:margin;mso-height-relative:margin;v-text-anchor:middle" o:gfxdata="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" fillcolor="#61a5bc" strokeweight=".15pt">
+                    <v:shape w14:anchorId="1DB645CE" id="Text Box 10" o:spid="_x0000_s1035" type="#_x0000_t202" style="position:absolute;margin-left:155.6pt;margin-top:251.25pt;width:26.3pt;height:28.8pt;z-index:251714560;visibility:visible;mso-wrap-style:square;mso-width-percent:0;mso-height-percent:0;mso-wrap-distance-left:9pt;mso-wrap-distance-top:0;mso-wrap-distance-right:9pt;mso-wrap-distance-bottom:0;mso-position-horizontal:absolute;mso-position-horizontal-relative:text;mso-position-vertical:absolute;mso-position-vertical-relative:text;mso-width-percent:0;mso-height-percent:0;mso-width-relative:margin;mso-height-relative:margin;v-text-anchor:middle" o:gfxdata="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" fillcolor="#689c9a" strokecolor="#868686" strokeweight=".5pt">
                       <v:textbox inset="0,0,0,0">
                         <w:txbxContent>
                           <w:p>
@@ -3506,7 +2828,7 @@
                                 <w:rFonts w:ascii="Arial" w:hAnsi="Arial" w:cs="Arial"/>
                                 <w:b/>
                                 <w:bCs/>
-                                <w:color w:val="000000" w:themeColor="text1"/>
+                                <w:color w:val="FFFFFF" w:themeColor="background1"/>
                                 <w:sz w:val="10"/>
                                 <w:szCs w:val="10"/>
                               </w:rPr>
@@ -3516,7 +2838,7 @@
                                 <w:rFonts w:ascii="Arial" w:hAnsi="Arial" w:cs="Arial"/>
                                 <w:b/>
                                 <w:bCs/>
-                                <w:color w:val="000000" w:themeColor="text1"/>
+                                <w:color w:val="FFFFFF" w:themeColor="background1"/>
                                 <w:sz w:val="10"/>
                                 <w:szCs w:val="10"/>
                               </w:rPr>
@@ -3541,7 +2863,7 @@
               <mc:AlternateContent>
                 <mc:Choice Requires="wps">
                   <w:drawing>
-                    <wp:anchor distT="0" distB="0" distL="114300" distR="114300" simplePos="0" relativeHeight="251681792" behindDoc="0" locked="0" layoutInCell="1" allowOverlap="1" wp14:anchorId="4D00AF4E" wp14:editId="1F500694">
+                    <wp:anchor distT="0" distB="0" distL="114300" distR="114300" simplePos="0" relativeHeight="251719680" behindDoc="0" locked="0" layoutInCell="1" allowOverlap="1" wp14:anchorId="56437095" wp14:editId="7442D7D2">
                       <wp:simplePos x="0" y="0"/>
                       <wp:positionH relativeFrom="column">
                         <wp:posOffset>1642745</wp:posOffset>
@@ -3567,11 +2889,11 @@
                                 <a:avLst/>
                               </a:prstGeom>
                               <a:solidFill>
-                                <a:srgbClr val="61A5BC"/>
+                                <a:srgbClr val="689C9A"/>
                               </a:solidFill>
-                              <a:ln w="1905">
+                              <a:ln w="6350">
                                 <a:solidFill>
-                                  <a:prstClr val="black"/>
+                                  <a:srgbClr val="868686"/>
                                 </a:solidFill>
                               </a:ln>
                             </wps:spPr>
@@ -3585,358 +2907,7 @@
                                       <w:rFonts w:ascii="Arial" w:hAnsi="Arial" w:cs="Arial"/>
                                       <w:b/>
                                       <w:bCs/>
-                                      <w:sz w:val="10"/>
-                                      <w:szCs w:val="10"/>
-                                    </w:rPr>
-                                  </w:pPr>
-                                  <w:proofErr w:type="spellStart"/>
-                                  <w:r>
-                                    <w:rPr>
-                                      <w:rFonts w:ascii="Arial" w:hAnsi="Arial" w:cs="Arial"/>
-                                      <w:b/>
-                                      <w:bCs/>
-                                      <w:sz w:val="10"/>
-                                      <w:szCs w:val="10"/>
-                                    </w:rPr>
-                                    <w:t>Gehecht</w:t>
-                                  </w:r>
-                                  <w:proofErr w:type="spellEnd"/>
-                                  <w:r>
-                                    <w:rPr>
-                                      <w:rFonts w:ascii="Arial" w:hAnsi="Arial" w:cs="Arial"/>
-                                      <w:b/>
-                                      <w:bCs/>
-                                      <w:sz w:val="10"/>
-                                      <w:szCs w:val="10"/>
-                                    </w:rPr>
-                                    <w:t xml:space="preserve"> </w:t>
-                                  </w:r>
-                                  <w:proofErr w:type="spellStart"/>
-                                  <w:r>
-                                    <w:rPr>
-                                      <w:rFonts w:ascii="Arial" w:hAnsi="Arial" w:cs="Arial"/>
-                                      <w:b/>
-                                      <w:bCs/>
-                                      <w:sz w:val="10"/>
-                                      <w:szCs w:val="10"/>
-                                    </w:rPr>
-                                    <w:t>vuil</w:t>
-                                  </w:r>
-                                  <w:proofErr w:type="spellEnd"/>
-                                  <w:r>
-                                    <w:rPr>
-                                      <w:rFonts w:ascii="Arial" w:hAnsi="Arial" w:cs="Arial"/>
-                                      <w:b/>
-                                      <w:bCs/>
-                                      <w:sz w:val="10"/>
-                                      <w:szCs w:val="10"/>
-                                    </w:rPr>
-                                    <w:t xml:space="preserve"> </w:t>
-                                  </w:r>
-                                  <w:proofErr w:type="spellStart"/>
-                                  <w:r>
-                                    <w:rPr>
-                                      <w:rFonts w:ascii="Arial" w:hAnsi="Arial" w:cs="Arial"/>
-                                      <w:b/>
-                                      <w:bCs/>
-                                      <w:sz w:val="10"/>
-                                      <w:szCs w:val="10"/>
-                                    </w:rPr>
-                                    <w:t>methode</w:t>
-                                  </w:r>
-                                  <w:proofErr w:type="spellEnd"/>
-                                </w:p>
-                              </w:txbxContent>
-                            </wps:txbx>
-                            <wps:bodyPr rot="0" spcFirstLastPara="0" vertOverflow="overflow" horzOverflow="overflow" vert="horz" wrap="square" lIns="0" tIns="0" rIns="0" bIns="0" numCol="1" spcCol="0" rtlCol="0" fromWordArt="0" anchor="ctr" anchorCtr="0" forceAA="0" compatLnSpc="1">
-                              <a:prstTxWarp prst="textNoShape">
-                                <a:avLst/>
-                              </a:prstTxWarp>
-                              <a:noAutofit/>
-                            </wps:bodyPr>
-                          </wps:wsp>
-                        </a:graphicData>
-                      </a:graphic>
-                      <wp14:sizeRelH relativeFrom="margin">
-                        <wp14:pctWidth>0</wp14:pctWidth>
-                      </wp14:sizeRelH>
-                      <wp14:sizeRelV relativeFrom="margin">
-                        <wp14:pctHeight>0</wp14:pctHeight>
-                      </wp14:sizeRelV>
-                    </wp:anchor>
-                  </w:drawing>
-                </mc:Choice>
-                <mc:Fallback>
-                  <w:pict>
-                    <v:shape w14:anchorId="4D00AF4E" id="Text Box 17" o:spid="_x0000_s1035" type="#_x0000_t202" style="position:absolute;margin-left:129.35pt;margin-top:251.25pt;width:26.65pt;height:28.8pt;z-index:251681792;visibility:visible;mso-wrap-style:square;mso-width-percent:0;mso-height-percent:0;mso-wrap-distance-left:9pt;mso-wrap-distance-top:0;mso-wrap-distance-right:9pt;mso-wrap-distance-bottom:0;mso-position-horizontal:absolute;mso-position-horizontal-relative:text;mso-position-vertical:absolute;mso-position-vertical-relative:text;mso-width-percent:0;mso-height-percent:0;mso-width-relative:margin;mso-height-relative:margin;v-text-anchor:middle" o:gfxdata="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" fillcolor="#61a5bc" strokeweight=".15pt">
-                      <v:textbox inset="0,0,0,0">
-                        <w:txbxContent>
-                          <w:p>
-                            <w:pPr>
-                              <w:pStyle w:val="NoSpacing"/>
-                              <w:jc w:val="center"/>
-                              <w:rPr>
-                                <w:rFonts w:ascii="Arial" w:hAnsi="Arial" w:cs="Arial"/>
-                                <w:b/>
-                                <w:bCs/>
-                                <w:sz w:val="10"/>
-                                <w:szCs w:val="10"/>
-                              </w:rPr>
-                            </w:pPr>
-                            <w:r>
-                              <w:rPr>
-                                <w:rFonts w:ascii="Arial" w:hAnsi="Arial" w:cs="Arial"/>
-                                <w:b/>
-                                <w:bCs/>
-                                <w:sz w:val="10"/>
-                                <w:szCs w:val="10"/>
-                              </w:rPr>
-                              <w:t>Gehecht vuil methode</w:t>
-                            </w:r>
-                          </w:p>
-                        </w:txbxContent>
-                      </v:textbox>
-                    </v:shape>
-                  </w:pict>
-                </mc:Fallback>
-              </mc:AlternateContent>
-            </w:r>
-            <w:r>
-              <w:rPr>
-                <w:noProof/>
-                <w:lang w:val="nl-NL"/>
-              </w:rPr>
-              <w:drawing>
-                <wp:inline distT="0" distB="0" distL="0" distR="0" wp14:anchorId="06E7B015" wp14:editId="1C5EC463">
-                  <wp:extent cx="3429000" cy="3200400"/>
-                  <wp:effectExtent l="0" t="0" r="0" b="0"/>
-                  <wp:docPr id="27" name="Chart 27"/>
-                  <wp:cNvGraphicFramePr/>
-                  <a:graphic xmlns:a="http://schemas.openxmlformats.org/drawingml/2006/main">
-                    <a:graphicData uri="http://schemas.openxmlformats.org/drawingml/2006/chart">
-                      <c:chart xmlns:c="http://schemas.openxmlformats.org/drawingml/2006/chart" xmlns:r="http://schemas.openxmlformats.org/officeDocument/2006/relationships" r:id="rId9"/>
-                    </a:graphicData>
-                  </a:graphic>
-                </wp:inline>
-              </w:drawing>
-            </w:r>
-            <w:r>
-              <w:rPr>
-                <w:lang w:val="nl-NL"/>
-              </w:rPr>
-              <w:br/>
-            </w:r>
-            <w:r>
-              <w:rPr>
-                <w:rFonts w:ascii="Arial" w:hAnsi="Arial" w:cs="Arial"/>
-                <w:sz w:val="10"/>
-                <w:szCs w:val="10"/>
-                <w:lang w:val="nl-NL"/>
-              </w:rPr>
-              <w:t xml:space="preserve">                 </w:t>
-            </w:r>
-            <w:r>
-              <w:rPr>
-                <w:rFonts w:ascii="Arial" w:hAnsi="Arial" w:cs="Arial"/>
-                <w:sz w:val="10"/>
-                <w:szCs w:val="10"/>
-                <w:lang w:val="nl-NL"/>
-              </w:rPr>
-              <w:t xml:space="preserve">          </w:t>
-            </w:r>
-          </w:p>
-          <w:p>
-            <w:pPr>
-              <w:pStyle w:val="NoSpacing"/>
-              <w:rPr>
-                <w:rFonts w:ascii="Arial" w:hAnsi="Arial" w:cs="Arial"/>
-                <w:sz w:val="10"/>
-                <w:szCs w:val="10"/>
-                <w:lang w:val="nl-NL"/>
-              </w:rPr>
-            </w:pPr>
-          </w:p>
-          <w:p>
-            <w:pPr>
-              <w:pStyle w:val="NoSpacing"/>
-              <w:rPr>
-                <w:sz w:val="24"/>
-                <w:lang w:val="nl-NL"/>
-              </w:rPr>
-            </w:pPr>
-          </w:p>
-        </w:tc>
-        <w:tc>
-          <w:tcPr>
-            <w:tcW w:w="5395" w:type="dxa"/>
-          </w:tcPr>
-          <w:p>
-            <w:pPr>
-              <w:spacing w:after="0" w:line="240" w:lineRule="auto"/>
-              <w:rPr>
-                <w:rFonts w:ascii="Arial" w:eastAsia="Arial" w:hAnsi="Arial"/>
-                <w:color w:val="696969"/>
-                <w:sz w:val="24"/>
-                <w:lang w:val="nl-NL"/>
-              </w:rPr>
-            </w:pPr>
-            <w:r>
-              <w:rPr>
-                <w:sz w:val="16"/>
-                <w:szCs w:val="16"/>
-                <w:lang w:val="nl-NL"/>
-              </w:rPr>
-              <w:t>{</w:t>
-            </w:r>
-            <w:proofErr w:type="spellStart"/>
-            <w:r>
-              <w:rPr>
-                <w:sz w:val="16"/>
-                <w:szCs w:val="16"/>
-                <w:lang w:val="nl-NL"/>
-              </w:rPr>
-              <w:t>aopchart</w:t>
-            </w:r>
-            <w:proofErr w:type="spellEnd"/>
-            <w:r>
-              <w:rPr>
-                <w:sz w:val="16"/>
-                <w:szCs w:val="16"/>
-                <w:lang w:val="nl-NL"/>
-              </w:rPr>
-              <w:t xml:space="preserve"> </w:t>
-            </w:r>
-            <w:proofErr w:type="spellStart"/>
-            <w:r>
-              <w:rPr>
-                <w:sz w:val="16"/>
-                <w:szCs w:val="16"/>
-                <w:lang w:val="nl-NL"/>
-              </w:rPr>
-              <w:t>donutChart</w:t>
-            </w:r>
-            <w:proofErr w:type="spellEnd"/>
-            <w:r>
-              <w:rPr>
-                <w:sz w:val="16"/>
-                <w:szCs w:val="16"/>
-                <w:lang w:val="nl-NL"/>
-              </w:rPr>
-              <w:t>}</w:t>
-            </w:r>
-            <w:r>
-              <w:rPr>
-                <w:lang w:val="nl-NL"/>
-              </w:rPr>
-              <w:br/>
-            </w:r>
-            <w:r>
-              <w:rPr>
-                <w:rFonts w:ascii="Arial" w:eastAsia="Arial" w:hAnsi="Arial"/>
-                <w:color w:val="696969"/>
-                <w:sz w:val="24"/>
-                <w:lang w:val="nl-NL"/>
-              </w:rPr>
-              <w:t>Verhouding</w:t>
-            </w:r>
-            <w:r>
-              <w:rPr>
-                <w:rFonts w:ascii="Arial" w:eastAsia="Arial" w:hAnsi="Arial"/>
-                <w:color w:val="696969"/>
-                <w:sz w:val="24"/>
-                <w:lang w:val="nl-NL"/>
-              </w:rPr>
-              <w:br/>
-              <w:t>Dagelijkse-/ en cumulatieve foutsoorten</w:t>
-            </w:r>
-            <w:r>
-              <w:rPr>
-                <w:lang w:val="nl-NL"/>
-              </w:rPr>
-              <w:br/>
-            </w:r>
-            <w:r>
-              <w:rPr>
-                <w:noProof/>
-              </w:rPr>
-              <w:drawing>
-                <wp:inline distT="0" distB="0" distL="0" distR="0" wp14:anchorId="556AF5E3" wp14:editId="3E85B50E">
-                  <wp:extent cx="3147060" cy="2451735"/>
-                  <wp:effectExtent l="0" t="0" r="15240" b="5715"/>
-                  <wp:docPr id="5" name="Chart 5"/>
-                  <wp:cNvGraphicFramePr/>
-                  <a:graphic xmlns:a="http://schemas.openxmlformats.org/drawingml/2006/main">
-                    <a:graphicData uri="http://schemas.openxmlformats.org/drawingml/2006/chart">
-                      <c:chart xmlns:c="http://schemas.openxmlformats.org/drawingml/2006/chart" xmlns:r="http://schemas.openxmlformats.org/officeDocument/2006/relationships" r:id="rId10"/>
-                    </a:graphicData>
-                  </a:graphic>
-                </wp:inline>
-              </w:drawing>
-            </w:r>
-          </w:p>
-          <w:p>
-            <w:pPr>
-              <w:tabs>
-                <w:tab w:val="left" w:pos="6930"/>
-              </w:tabs>
-              <w:rPr>
-                <w:lang w:val="nl-NL"/>
-              </w:rPr>
-            </w:pPr>
-            <w:r>
-              <w:rPr>
-                <w:rFonts w:ascii="Arial" w:hAnsi="Arial" w:cs="Arial"/>
-                <w:noProof/>
-                <w:sz w:val="10"/>
-                <w:szCs w:val="10"/>
-                <w:lang w:val="nl-NL"/>
-              </w:rPr>
-              <mc:AlternateContent>
-                <mc:Choice Requires="wps">
-                  <w:drawing>
-                    <wp:anchor distT="0" distB="0" distL="114300" distR="114300" simplePos="0" relativeHeight="251692032" behindDoc="0" locked="0" layoutInCell="1" allowOverlap="1" wp14:anchorId="0D081EDC" wp14:editId="493ACBDD">
-                      <wp:simplePos x="0" y="0"/>
-                      <wp:positionH relativeFrom="column">
-                        <wp:posOffset>2020116</wp:posOffset>
-                      </wp:positionH>
-                      <wp:positionV relativeFrom="paragraph">
-                        <wp:posOffset>74930</wp:posOffset>
-                      </wp:positionV>
-                      <wp:extent cx="573314" cy="365760"/>
-                      <wp:effectExtent l="0" t="0" r="0" b="0"/>
-                      <wp:wrapNone/>
-                      <wp:docPr id="19" name="Text Box 19"/>
-                      <wp:cNvGraphicFramePr/>
-                      <a:graphic xmlns:a="http://schemas.openxmlformats.org/drawingml/2006/main">
-                        <a:graphicData uri="http://schemas.microsoft.com/office/word/2010/wordprocessingShape">
-                          <wps:wsp>
-                            <wps:cNvSpPr txBox="1"/>
-                            <wps:spPr>
-                              <a:xfrm>
-                                <a:off x="0" y="0"/>
-                                <a:ext cx="573314" cy="365760"/>
-                              </a:xfrm>
-                              <a:prstGeom prst="rect">
-                                <a:avLst/>
-                              </a:prstGeom>
-                              <a:solidFill>
-                                <a:srgbClr val="D2B48C"/>
-                              </a:solidFill>
-                              <a:ln w="3175">
-                                <a:noFill/>
-                              </a:ln>
-                            </wps:spPr>
-                            <wps:txbx>
-                              <w:txbxContent>
-                                <w:p>
-                                  <w:pPr>
-                                    <w:pStyle w:val="NoSpacing"/>
-                                    <w:jc w:val="center"/>
-                                    <w:rPr>
-                                      <w:rFonts w:ascii="Arial" w:hAnsi="Arial" w:cs="Arial"/>
-                                      <w:b/>
-                                      <w:bCs/>
-                                      <w:color w:val="000000" w:themeColor="text1"/>
+                                      <w:color w:val="FFFFFF" w:themeColor="background1"/>
                                       <w:sz w:val="10"/>
                                       <w:szCs w:val="10"/>
                                     </w:rPr>
@@ -3946,79 +2917,11 @@
                                       <w:rFonts w:ascii="Arial" w:hAnsi="Arial" w:cs="Arial"/>
                                       <w:b/>
                                       <w:bCs/>
-                                      <w:color w:val="000000" w:themeColor="text1"/>
+                                      <w:color w:val="FFFFFF" w:themeColor="background1"/>
                                       <w:sz w:val="10"/>
                                       <w:szCs w:val="10"/>
                                     </w:rPr>
-                                    <w:t>Diverse</w:t>
-                                  </w:r>
-                                  <w:r>
-                                    <w:rPr>
-                                      <w:rFonts w:ascii="Arial" w:hAnsi="Arial" w:cs="Arial"/>
-                                      <w:b/>
-                                      <w:bCs/>
-                                      <w:color w:val="000000" w:themeColor="text1"/>
-                                      <w:sz w:val="10"/>
-                                      <w:szCs w:val="10"/>
-                                    </w:rPr>
-                                    <w:br/>
-                                  </w:r>
-                                  <w:r>
-                                    <w:rPr>
-                                      <w:rFonts w:ascii="Arial" w:hAnsi="Arial" w:cs="Arial"/>
-                                      <w:b/>
-                                      <w:bCs/>
-                                      <w:color w:val="000000" w:themeColor="text1"/>
-                                      <w:sz w:val="10"/>
-                                      <w:szCs w:val="10"/>
-                                    </w:rPr>
-                                    <w:t>{</w:t>
-                                  </w:r>
-                                  <w:proofErr w:type="spellStart"/>
-                                  <w:r>
-                                    <w:rPr>
-                                      <w:rFonts w:ascii="Arial" w:hAnsi="Arial" w:cs="Arial"/>
-                                      <w:b/>
-                                      <w:bCs/>
-                                      <w:color w:val="000000" w:themeColor="text1"/>
-                                      <w:sz w:val="10"/>
-                                      <w:szCs w:val="10"/>
-                                    </w:rPr>
-                                    <w:t>donut_chart_</w:t>
-                                  </w:r>
-                                  <w:r>
-                                    <w:rPr>
-                                      <w:rFonts w:ascii="Arial" w:hAnsi="Arial" w:cs="Arial"/>
-                                      <w:b/>
-                                      <w:bCs/>
-                                      <w:color w:val="000000" w:themeColor="text1"/>
-                                      <w:sz w:val="10"/>
-                                      <w:szCs w:val="10"/>
-                                    </w:rPr>
-                                    <w:t>diverse</w:t>
-                                  </w:r>
-                                  <w:r>
-                                    <w:rPr>
-                                      <w:rFonts w:ascii="Arial" w:hAnsi="Arial" w:cs="Arial"/>
-                                      <w:b/>
-                                      <w:bCs/>
-                                      <w:color w:val="000000" w:themeColor="text1"/>
-                                      <w:sz w:val="10"/>
-                                      <w:szCs w:val="10"/>
-                                    </w:rPr>
-                                    <w:t>_pct</w:t>
-                                  </w:r>
-                                  <w:proofErr w:type="spellEnd"/>
-                                  <w:r>
-                                    <w:rPr>
-                                      <w:rFonts w:ascii="Arial" w:hAnsi="Arial" w:cs="Arial"/>
-                                      <w:b/>
-                                      <w:bCs/>
-                                      <w:color w:val="000000" w:themeColor="text1"/>
-                                      <w:sz w:val="10"/>
-                                      <w:szCs w:val="10"/>
-                                    </w:rPr>
-                                    <w:t>}</w:t>
+                                    <w:t>Gehecht vuil methode</w:t>
                                   </w:r>
                                 </w:p>
                               </w:txbxContent>
@@ -4043,7 +2946,7 @@
                 </mc:Choice>
                 <mc:Fallback>
                   <w:pict>
-                    <v:shape w14:anchorId="0D081EDC" id="Text Box 19" o:spid="_x0000_s1036" type="#_x0000_t202" style="position:absolute;margin-left:159.05pt;margin-top:5.9pt;width:45.15pt;height:28.8pt;z-index:251692032;visibility:visible;mso-wrap-style:square;mso-width-percent:0;mso-height-percent:0;mso-wrap-distance-left:9pt;mso-wrap-distance-top:0;mso-wrap-distance-right:9pt;mso-wrap-distance-bottom:0;mso-position-horizontal:absolute;mso-position-horizontal-relative:text;mso-position-vertical:absolute;mso-position-vertical-relative:text;mso-width-percent:0;mso-height-percent:0;mso-width-relative:margin;mso-height-relative:margin;v-text-anchor:middle" o:gfxdata="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" fillcolor="#d2b48c" stroked="f" strokeweight=".25pt">
+                    <v:shape w14:anchorId="56437095" id="Text Box 17" o:spid="_x0000_s1036" type="#_x0000_t202" style="position:absolute;margin-left:129.35pt;margin-top:251.25pt;width:26.65pt;height:28.8pt;z-index:251719680;visibility:visible;mso-wrap-style:square;mso-width-percent:0;mso-height-percent:0;mso-wrap-distance-left:9pt;mso-wrap-distance-top:0;mso-wrap-distance-right:9pt;mso-wrap-distance-bottom:0;mso-position-horizontal:absolute;mso-position-horizontal-relative:text;mso-position-vertical:absolute;mso-position-vertical-relative:text;mso-width-percent:0;mso-height-percent:0;mso-width-relative:margin;mso-height-relative:margin;v-text-anchor:middle" o:gfxdata="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" fillcolor="#689c9a" strokecolor="#868686" strokeweight=".5pt">
                       <v:textbox inset="0,0,0,0">
                         <w:txbxContent>
                           <w:p>
@@ -4054,7 +2957,7 @@
                                 <w:rFonts w:ascii="Arial" w:hAnsi="Arial" w:cs="Arial"/>
                                 <w:b/>
                                 <w:bCs/>
-                                <w:color w:val="000000" w:themeColor="text1"/>
+                                <w:color w:val="FFFFFF" w:themeColor="background1"/>
                                 <w:sz w:val="10"/>
                                 <w:szCs w:val="10"/>
                               </w:rPr>
@@ -4064,55 +2967,11 @@
                                 <w:rFonts w:ascii="Arial" w:hAnsi="Arial" w:cs="Arial"/>
                                 <w:b/>
                                 <w:bCs/>
-                                <w:color w:val="000000" w:themeColor="text1"/>
+                                <w:color w:val="FFFFFF" w:themeColor="background1"/>
                                 <w:sz w:val="10"/>
                                 <w:szCs w:val="10"/>
                               </w:rPr>
-                              <w:t>Diverse</w:t>
-                            </w:r>
-                            <w:r>
-                              <w:rPr>
-                                <w:rFonts w:ascii="Arial" w:hAnsi="Arial" w:cs="Arial"/>
-                                <w:b/>
-                                <w:bCs/>
-                                <w:color w:val="000000" w:themeColor="text1"/>
-                                <w:sz w:val="10"/>
-                                <w:szCs w:val="10"/>
-                              </w:rPr>
-                              <w:br/>
-                            </w:r>
-                            <w:r>
-                              <w:rPr>
-                                <w:rFonts w:ascii="Arial" w:hAnsi="Arial" w:cs="Arial"/>
-                                <w:b/>
-                                <w:bCs/>
-                                <w:color w:val="000000" w:themeColor="text1"/>
-                                <w:sz w:val="10"/>
-                                <w:szCs w:val="10"/>
-                              </w:rPr>
-                              <w:t>{donut_chart_</w:t>
-                            </w:r>
-                            <w:r>
-                              <w:rPr>
-                                <w:rFonts w:ascii="Arial" w:hAnsi="Arial" w:cs="Arial"/>
-                                <w:b/>
-                                <w:bCs/>
-                                <w:color w:val="000000" w:themeColor="text1"/>
-                                <w:sz w:val="10"/>
-                                <w:szCs w:val="10"/>
-                              </w:rPr>
-                              <w:t>diverse</w:t>
-                            </w:r>
-                            <w:r>
-                              <w:rPr>
-                                <w:rFonts w:ascii="Arial" w:hAnsi="Arial" w:cs="Arial"/>
-                                <w:b/>
-                                <w:bCs/>
-                                <w:color w:val="000000" w:themeColor="text1"/>
-                                <w:sz w:val="10"/>
-                                <w:szCs w:val="10"/>
-                              </w:rPr>
-                              <w:t>_pct}</w:t>
+                              <w:t>Gehecht vuil methode</w:t>
                             </w:r>
                           </w:p>
                         </w:txbxContent>
@@ -4124,6 +2983,76 @@
             </w:r>
             <w:r>
               <w:rPr>
+                <w:noProof/>
+                <w:lang w:val="nl-NL"/>
+              </w:rPr>
+              <w:drawing>
+                <wp:inline distT="0" distB="0" distL="0" distR="0" wp14:anchorId="435E8F5F" wp14:editId="1DAF0190">
+                  <wp:extent cx="3429000" cy="3200400"/>
+                  <wp:effectExtent l="0" t="0" r="0" b="0"/>
+                  <wp:docPr id="27" name="Chart 27"/>
+                  <wp:cNvGraphicFramePr/>
+                  <a:graphic xmlns:a="http://schemas.openxmlformats.org/drawingml/2006/main">
+                    <a:graphicData uri="http://schemas.openxmlformats.org/drawingml/2006/chart">
+                      <c:chart xmlns:c="http://schemas.openxmlformats.org/drawingml/2006/chart" xmlns:r="http://schemas.openxmlformats.org/officeDocument/2006/relationships" r:id="rId9"/>
+                    </a:graphicData>
+                  </a:graphic>
+                </wp:inline>
+              </w:drawing>
+            </w:r>
+            <w:r>
+              <w:rPr>
+                <w:lang w:val="nl-NL"/>
+              </w:rPr>
+              <w:br/>
+            </w:r>
+            <w:r>
+              <w:rPr>
+                <w:rFonts w:ascii="Arial" w:hAnsi="Arial" w:cs="Arial"/>
+                <w:sz w:val="10"/>
+                <w:szCs w:val="10"/>
+                <w:lang w:val="nl-NL"/>
+              </w:rPr>
+              <w:t xml:space="preserve">                           </w:t>
+            </w:r>
+          </w:p>
+          <w:p>
+            <w:pPr>
+              <w:pStyle w:val="NoSpacing"/>
+              <w:rPr>
+                <w:rFonts w:ascii="Arial" w:hAnsi="Arial" w:cs="Arial"/>
+                <w:sz w:val="10"/>
+                <w:szCs w:val="10"/>
+                <w:lang w:val="nl-NL"/>
+              </w:rPr>
+            </w:pPr>
+          </w:p>
+          <w:p>
+            <w:pPr>
+              <w:pStyle w:val="NoSpacing"/>
+              <w:rPr>
+                <w:sz w:val="24"/>
+                <w:lang w:val="nl-NL"/>
+              </w:rPr>
+            </w:pPr>
+          </w:p>
+        </w:tc>
+        <w:tc>
+          <w:tcPr>
+            <w:tcW w:w="5131" w:type="dxa"/>
+          </w:tcPr>
+          <w:p>
+            <w:pPr>
+              <w:spacing w:after="0" w:line="240" w:lineRule="auto"/>
+              <w:rPr>
+                <w:rFonts w:ascii="Arial" w:eastAsia="Arial" w:hAnsi="Arial"/>
+                <w:color w:val="696969"/>
+                <w:sz w:val="24"/>
+                <w:lang w:val="nl-NL"/>
+              </w:rPr>
+            </w:pPr>
+            <w:r>
+              <w:rPr>
                 <w:rFonts w:ascii="Arial" w:hAnsi="Arial" w:cs="Arial"/>
                 <w:noProof/>
                 <w:sz w:val="10"/>
@@ -4133,18 +3062,18 @@
               <mc:AlternateContent>
                 <mc:Choice Requires="wps">
                   <w:drawing>
-                    <wp:anchor distT="0" distB="0" distL="114300" distR="114300" simplePos="0" relativeHeight="251685888" behindDoc="0" locked="0" layoutInCell="1" allowOverlap="1" wp14:anchorId="33F1DC8F" wp14:editId="7D97A754">
+                    <wp:anchor distT="0" distB="0" distL="114300" distR="114300" simplePos="0" relativeHeight="251710464" behindDoc="0" locked="0" layoutInCell="1" allowOverlap="1" wp14:anchorId="7EAB0854" wp14:editId="026B7FC6">
                       <wp:simplePos x="0" y="0"/>
                       <wp:positionH relativeFrom="column">
-                        <wp:posOffset>1250950</wp:posOffset>
+                        <wp:posOffset>2165325</wp:posOffset>
                       </wp:positionH>
                       <wp:positionV relativeFrom="paragraph">
-                        <wp:posOffset>71301</wp:posOffset>
+                        <wp:posOffset>2092325</wp:posOffset>
                       </wp:positionV>
-                      <wp:extent cx="571500" cy="365760"/>
+                      <wp:extent cx="573314" cy="365760"/>
                       <wp:effectExtent l="0" t="0" r="0" b="0"/>
                       <wp:wrapNone/>
-                      <wp:docPr id="12" name="Text Box 12"/>
+                      <wp:docPr id="19" name="Text Box 19"/>
                       <wp:cNvGraphicFramePr/>
                       <a:graphic xmlns:a="http://schemas.openxmlformats.org/drawingml/2006/main">
                         <a:graphicData uri="http://schemas.microsoft.com/office/word/2010/wordprocessingShape">
@@ -4153,13 +3082,13 @@
                             <wps:spPr>
                               <a:xfrm>
                                 <a:off x="0" y="0"/>
-                                <a:ext cx="571500" cy="365760"/>
+                                <a:ext cx="573314" cy="365760"/>
                               </a:xfrm>
                               <a:prstGeom prst="rect">
                                 <a:avLst/>
                               </a:prstGeom>
                               <a:solidFill>
-                                <a:srgbClr val="61A5BC"/>
+                                <a:srgbClr val="A9A57C"/>
                               </a:solidFill>
                               <a:ln w="3175">
                                 <a:noFill/>
@@ -4175,59 +3104,33 @@
                                       <w:rFonts w:ascii="Arial" w:hAnsi="Arial" w:cs="Arial"/>
                                       <w:b/>
                                       <w:bCs/>
-                                      <w:color w:val="000000" w:themeColor="text1"/>
+                                      <w:color w:val="FFFFFF" w:themeColor="background1"/>
                                       <w:sz w:val="10"/>
                                       <w:szCs w:val="10"/>
                                     </w:rPr>
                                   </w:pPr>
-                                  <w:proofErr w:type="spellStart"/>
                                   <w:r>
                                     <w:rPr>
                                       <w:rFonts w:ascii="Arial" w:hAnsi="Arial" w:cs="Arial"/>
                                       <w:b/>
                                       <w:bCs/>
-                                      <w:color w:val="000000" w:themeColor="text1"/>
+                                      <w:color w:val="FFFFFF" w:themeColor="background1"/>
                                       <w:sz w:val="10"/>
                                       <w:szCs w:val="10"/>
                                     </w:rPr>
-                                    <w:t>Cumulatief</w:t>
+                                    <w:t>Diverse</w:t>
                                   </w:r>
-                                  <w:proofErr w:type="spellEnd"/>
                                   <w:r>
                                     <w:rPr>
                                       <w:rFonts w:ascii="Arial" w:hAnsi="Arial" w:cs="Arial"/>
                                       <w:b/>
                                       <w:bCs/>
-                                      <w:color w:val="000000" w:themeColor="text1"/>
+                                      <w:color w:val="FFFFFF" w:themeColor="background1"/>
                                       <w:sz w:val="10"/>
                                       <w:szCs w:val="10"/>
                                     </w:rPr>
                                     <w:br/>
-                                    <w:t>{</w:t>
-                                  </w:r>
-                                  <w:proofErr w:type="spellStart"/>
-                                  <w:r>
-                                    <w:rPr>
-                                      <w:rFonts w:ascii="Arial" w:hAnsi="Arial" w:cs="Arial"/>
-                                      <w:b/>
-                                      <w:bCs/>
-                                      <w:color w:val="000000" w:themeColor="text1"/>
-                                      <w:sz w:val="10"/>
-                                      <w:szCs w:val="10"/>
-                                    </w:rPr>
-                                    <w:t>donut_chart_cumulatief_pct</w:t>
-                                  </w:r>
-                                  <w:proofErr w:type="spellEnd"/>
-                                  <w:r>
-                                    <w:rPr>
-                                      <w:rFonts w:ascii="Arial" w:hAnsi="Arial" w:cs="Arial"/>
-                                      <w:b/>
-                                      <w:bCs/>
-                                      <w:color w:val="000000" w:themeColor="text1"/>
-                                      <w:sz w:val="10"/>
-                                      <w:szCs w:val="10"/>
-                                    </w:rPr>
-                                    <w:t>}</w:t>
+                                    <w:t>{donut_chart_diverse_pct}</w:t>
                                   </w:r>
                                 </w:p>
                               </w:txbxContent>
@@ -4252,7 +3155,7 @@
                 </mc:Choice>
                 <mc:Fallback>
                   <w:pict>
-                    <v:shape w14:anchorId="33F1DC8F" id="Text Box 12" o:spid="_x0000_s1037" type="#_x0000_t202" style="position:absolute;margin-left:98.5pt;margin-top:5.6pt;width:45pt;height:28.8pt;z-index:251685888;visibility:visible;mso-wrap-style:square;mso-width-percent:0;mso-height-percent:0;mso-wrap-distance-left:9pt;mso-wrap-distance-top:0;mso-wrap-distance-right:9pt;mso-wrap-distance-bottom:0;mso-position-horizontal:absolute;mso-position-horizontal-relative:text;mso-position-vertical:absolute;mso-position-vertical-relative:text;mso-width-percent:0;mso-height-percent:0;mso-width-relative:margin;mso-height-relative:margin;v-text-anchor:middle" o:gfxdata="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" fillcolor="#61a5bc" stroked="f" strokeweight=".25pt">
+                    <v:shape w14:anchorId="7EAB0854" id="Text Box 19" o:spid="_x0000_s1037" type="#_x0000_t202" style="position:absolute;margin-left:170.5pt;margin-top:164.75pt;width:45.15pt;height:28.8pt;z-index:251710464;visibility:visible;mso-wrap-style:square;mso-width-percent:0;mso-height-percent:0;mso-wrap-distance-left:9pt;mso-wrap-distance-top:0;mso-wrap-distance-right:9pt;mso-wrap-distance-bottom:0;mso-position-horizontal:absolute;mso-position-horizontal-relative:text;mso-position-vertical:absolute;mso-position-vertical-relative:text;mso-width-percent:0;mso-height-percent:0;mso-width-relative:margin;mso-height-relative:margin;v-text-anchor:middle" o:gfxdata="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" fillcolor="#a9a57c" stroked="f" strokeweight=".25pt">
                       <v:textbox inset="0,0,0,0">
                         <w:txbxContent>
                           <w:p>
@@ -4263,7 +3166,7 @@
                                 <w:rFonts w:ascii="Arial" w:hAnsi="Arial" w:cs="Arial"/>
                                 <w:b/>
                                 <w:bCs/>
-                                <w:color w:val="000000" w:themeColor="text1"/>
+                                <w:color w:val="FFFFFF" w:themeColor="background1"/>
                                 <w:sz w:val="10"/>
                                 <w:szCs w:val="10"/>
                               </w:rPr>
@@ -4273,23 +3176,23 @@
                                 <w:rFonts w:ascii="Arial" w:hAnsi="Arial" w:cs="Arial"/>
                                 <w:b/>
                                 <w:bCs/>
-                                <w:color w:val="000000" w:themeColor="text1"/>
+                                <w:color w:val="FFFFFF" w:themeColor="background1"/>
                                 <w:sz w:val="10"/>
                                 <w:szCs w:val="10"/>
                               </w:rPr>
-                              <w:t>Cumulatief</w:t>
+                              <w:t>Diverse</w:t>
                             </w:r>
                             <w:r>
                               <w:rPr>
                                 <w:rFonts w:ascii="Arial" w:hAnsi="Arial" w:cs="Arial"/>
                                 <w:b/>
                                 <w:bCs/>
-                                <w:color w:val="000000" w:themeColor="text1"/>
+                                <w:color w:val="FFFFFF" w:themeColor="background1"/>
                                 <w:sz w:val="10"/>
                                 <w:szCs w:val="10"/>
                               </w:rPr>
                               <w:br/>
-                              <w:t>{donut_chart_cumulatief_pct}</w:t>
+                              <w:t>{donut_chart_diverse_pct}</w:t>
                             </w:r>
                           </w:p>
                         </w:txbxContent>
@@ -4310,13 +3213,13 @@
               <mc:AlternateContent>
                 <mc:Choice Requires="wps">
                   <w:drawing>
-                    <wp:anchor distT="0" distB="0" distL="114300" distR="114300" simplePos="0" relativeHeight="251689984" behindDoc="0" locked="0" layoutInCell="1" allowOverlap="1" wp14:anchorId="22CD3114" wp14:editId="365E73B0">
+                    <wp:anchor distT="0" distB="0" distL="114300" distR="114300" simplePos="0" relativeHeight="251709440" behindDoc="0" locked="0" layoutInCell="1" allowOverlap="1" wp14:anchorId="7111772A" wp14:editId="461574DB">
                       <wp:simplePos x="0" y="0"/>
                       <wp:positionH relativeFrom="column">
                         <wp:posOffset>449580</wp:posOffset>
                       </wp:positionH>
                       <wp:positionV relativeFrom="paragraph">
-                        <wp:posOffset>71301</wp:posOffset>
+                        <wp:posOffset>2108835</wp:posOffset>
                       </wp:positionV>
                       <wp:extent cx="592546" cy="365760"/>
                       <wp:effectExtent l="0" t="0" r="0" b="0"/>
@@ -4336,7 +3239,7 @@
                                 <a:avLst/>
                               </a:prstGeom>
                               <a:solidFill>
-                                <a:srgbClr val="D9D71C"/>
+                                <a:srgbClr val="B7AE38"/>
                               </a:solidFill>
                               <a:ln w="3175">
                                 <a:noFill/>
@@ -4352,7 +3255,7 @@
                                       <w:rFonts w:ascii="Arial" w:hAnsi="Arial" w:cs="Arial"/>
                                       <w:b/>
                                       <w:bCs/>
-                                      <w:color w:val="000000" w:themeColor="text1"/>
+                                      <w:color w:val="FFFFFF" w:themeColor="background1"/>
                                       <w:sz w:val="10"/>
                                       <w:szCs w:val="10"/>
                                       <w:lang w:val="nl-NL"/>
@@ -4363,7 +3266,7 @@
                                       <w:rFonts w:ascii="Arial" w:hAnsi="Arial" w:cs="Arial"/>
                                       <w:b/>
                                       <w:bCs/>
-                                      <w:color w:val="000000" w:themeColor="text1"/>
+                                      <w:color w:val="FFFFFF" w:themeColor="background1"/>
                                       <w:sz w:val="10"/>
                                       <w:szCs w:val="10"/>
                                       <w:lang w:val="nl-NL"/>
@@ -4375,39 +3278,13 @@
                                       <w:rFonts w:ascii="Arial" w:hAnsi="Arial" w:cs="Arial"/>
                                       <w:b/>
                                       <w:bCs/>
-                                      <w:color w:val="000000" w:themeColor="text1"/>
+                                      <w:color w:val="FFFFFF" w:themeColor="background1"/>
                                       <w:sz w:val="10"/>
                                       <w:szCs w:val="10"/>
                                       <w:lang w:val="nl-NL"/>
                                     </w:rPr>
                                     <w:br/>
-                                    <w:t>{</w:t>
-                                  </w:r>
-                                  <w:proofErr w:type="spellStart"/>
-                                  <w:r>
-                                    <w:rPr>
-                                      <w:rFonts w:ascii="Arial" w:hAnsi="Arial" w:cs="Arial"/>
-                                      <w:b/>
-                                      <w:bCs/>
-                                      <w:color w:val="000000" w:themeColor="text1"/>
-                                      <w:sz w:val="10"/>
-                                      <w:szCs w:val="10"/>
-                                      <w:lang w:val="nl-NL"/>
-                                    </w:rPr>
-                                    <w:t>donut_chart_dagelijkse_pct</w:t>
-                                  </w:r>
-                                  <w:proofErr w:type="spellEnd"/>
-                                  <w:r>
-                                    <w:rPr>
-                                      <w:rFonts w:ascii="Arial" w:hAnsi="Arial" w:cs="Arial"/>
-                                      <w:b/>
-                                      <w:bCs/>
-                                      <w:color w:val="000000" w:themeColor="text1"/>
-                                      <w:sz w:val="10"/>
-                                      <w:szCs w:val="10"/>
-                                      <w:lang w:val="nl-NL"/>
-                                    </w:rPr>
-                                    <w:t>}</w:t>
+                                    <w:t>{donut_chart_dagelijkse_pct}</w:t>
                                   </w:r>
                                 </w:p>
                               </w:txbxContent>
@@ -4432,7 +3309,7 @@
                 </mc:Choice>
                 <mc:Fallback>
                   <w:pict>
-                    <v:shape w14:anchorId="22CD3114" id="Text Box 18" o:spid="_x0000_s1038" type="#_x0000_t202" style="position:absolute;margin-left:35.4pt;margin-top:5.6pt;width:46.65pt;height:28.8pt;z-index:251689984;visibility:visible;mso-wrap-style:square;mso-width-percent:0;mso-height-percent:0;mso-wrap-distance-left:9pt;mso-wrap-distance-top:0;mso-wrap-distance-right:9pt;mso-wrap-distance-bottom:0;mso-position-horizontal:absolute;mso-position-horizontal-relative:text;mso-position-vertical:absolute;mso-position-vertical-relative:text;mso-width-percent:0;mso-height-percent:0;mso-width-relative:margin;mso-height-relative:margin;v-text-anchor:middle" o:gfxdata="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" fillcolor="#d9d71c" stroked="f" strokeweight=".25pt">
+                    <v:shape w14:anchorId="7111772A" id="Text Box 18" o:spid="_x0000_s1038" type="#_x0000_t202" style="position:absolute;margin-left:35.4pt;margin-top:166.05pt;width:46.65pt;height:28.8pt;z-index:251709440;visibility:visible;mso-wrap-style:square;mso-width-percent:0;mso-height-percent:0;mso-wrap-distance-left:9pt;mso-wrap-distance-top:0;mso-wrap-distance-right:9pt;mso-wrap-distance-bottom:0;mso-position-horizontal:absolute;mso-position-horizontal-relative:text;mso-position-vertical:absolute;mso-position-vertical-relative:text;mso-width-percent:0;mso-height-percent:0;mso-width-relative:margin;mso-height-relative:margin;v-text-anchor:middle" o:gfxdata="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" fillcolor="#b7ae38" stroked="f" strokeweight=".25pt">
                       <v:textbox inset="0,0,0,0">
                         <w:txbxContent>
                           <w:p>
@@ -4443,7 +3320,7 @@
                                 <w:rFonts w:ascii="Arial" w:hAnsi="Arial" w:cs="Arial"/>
                                 <w:b/>
                                 <w:bCs/>
-                                <w:color w:val="000000" w:themeColor="text1"/>
+                                <w:color w:val="FFFFFF" w:themeColor="background1"/>
                                 <w:sz w:val="10"/>
                                 <w:szCs w:val="10"/>
                                 <w:lang w:val="nl-NL"/>
@@ -4454,7 +3331,7 @@
                                 <w:rFonts w:ascii="Arial" w:hAnsi="Arial" w:cs="Arial"/>
                                 <w:b/>
                                 <w:bCs/>
-                                <w:color w:val="000000" w:themeColor="text1"/>
+                                <w:color w:val="FFFFFF" w:themeColor="background1"/>
                                 <w:sz w:val="10"/>
                                 <w:szCs w:val="10"/>
                                 <w:lang w:val="nl-NL"/>
@@ -4466,7 +3343,7 @@
                                 <w:rFonts w:ascii="Arial" w:hAnsi="Arial" w:cs="Arial"/>
                                 <w:b/>
                                 <w:bCs/>
-                                <w:color w:val="000000" w:themeColor="text1"/>
+                                <w:color w:val="FFFFFF" w:themeColor="background1"/>
                                 <w:sz w:val="10"/>
                                 <w:szCs w:val="10"/>
                                 <w:lang w:val="nl-NL"/>
@@ -4482,6 +3359,240 @@
                 </mc:Fallback>
               </mc:AlternateContent>
             </w:r>
+            <w:r>
+              <w:rPr>
+                <w:rFonts w:ascii="Arial" w:hAnsi="Arial" w:cs="Arial"/>
+                <w:noProof/>
+                <w:sz w:val="10"/>
+                <w:szCs w:val="10"/>
+                <w:lang w:val="nl-NL"/>
+              </w:rPr>
+              <mc:AlternateContent>
+                <mc:Choice Requires="wps">
+                  <w:drawing>
+                    <wp:anchor distT="0" distB="0" distL="114300" distR="114300" simplePos="0" relativeHeight="251708416" behindDoc="0" locked="0" layoutInCell="1" allowOverlap="1" wp14:anchorId="4030C402" wp14:editId="29DC6163">
+                      <wp:simplePos x="0" y="0"/>
+                      <wp:positionH relativeFrom="column">
+                        <wp:posOffset>1364336</wp:posOffset>
+                      </wp:positionH>
+                      <wp:positionV relativeFrom="paragraph">
+                        <wp:posOffset>2092173</wp:posOffset>
+                      </wp:positionV>
+                      <wp:extent cx="571500" cy="365760"/>
+                      <wp:effectExtent l="0" t="0" r="0" b="0"/>
+                      <wp:wrapNone/>
+                      <wp:docPr id="12" name="Text Box 12"/>
+                      <wp:cNvGraphicFramePr/>
+                      <a:graphic xmlns:a="http://schemas.openxmlformats.org/drawingml/2006/main">
+                        <a:graphicData uri="http://schemas.microsoft.com/office/word/2010/wordprocessingShape">
+                          <wps:wsp>
+                            <wps:cNvSpPr txBox="1"/>
+                            <wps:spPr>
+                              <a:xfrm>
+                                <a:off x="0" y="0"/>
+                                <a:ext cx="571500" cy="365760"/>
+                              </a:xfrm>
+                              <a:prstGeom prst="rect">
+                                <a:avLst/>
+                              </a:prstGeom>
+                              <a:solidFill>
+                                <a:srgbClr val="689C9A"/>
+                              </a:solidFill>
+                              <a:ln w="3175">
+                                <a:noFill/>
+                              </a:ln>
+                            </wps:spPr>
+                            <wps:txbx>
+                              <w:txbxContent>
+                                <w:p>
+                                  <w:pPr>
+                                    <w:pStyle w:val="NoSpacing"/>
+                                    <w:jc w:val="center"/>
+                                    <w:rPr>
+                                      <w:rFonts w:ascii="Arial" w:hAnsi="Arial" w:cs="Arial"/>
+                                      <w:b/>
+                                      <w:bCs/>
+                                      <w:color w:val="FFFFFF" w:themeColor="background1"/>
+                                      <w:sz w:val="10"/>
+                                      <w:szCs w:val="10"/>
+                                    </w:rPr>
+                                  </w:pPr>
+                                  <w:r>
+                                    <w:rPr>
+                                      <w:rFonts w:ascii="Arial" w:hAnsi="Arial" w:cs="Arial"/>
+                                      <w:b/>
+                                      <w:bCs/>
+                                      <w:color w:val="FFFFFF" w:themeColor="background1"/>
+                                      <w:sz w:val="10"/>
+                                      <w:szCs w:val="10"/>
+                                    </w:rPr>
+                                    <w:t>Cumulatief</w:t>
+                                  </w:r>
+                                  <w:r>
+                                    <w:rPr>
+                                      <w:rFonts w:ascii="Arial" w:hAnsi="Arial" w:cs="Arial"/>
+                                      <w:b/>
+                                      <w:bCs/>
+                                      <w:color w:val="FFFFFF" w:themeColor="background1"/>
+                                      <w:sz w:val="10"/>
+                                      <w:szCs w:val="10"/>
+                                    </w:rPr>
+                                    <w:br/>
+                                    <w:t>{donut_chart_cumulatief_pct}</w:t>
+                                  </w:r>
+                                </w:p>
+                              </w:txbxContent>
+                            </wps:txbx>
+                            <wps:bodyPr rot="0" spcFirstLastPara="0" vertOverflow="overflow" horzOverflow="overflow" vert="horz" wrap="square" lIns="0" tIns="0" rIns="0" bIns="0" numCol="1" spcCol="0" rtlCol="0" fromWordArt="0" anchor="ctr" anchorCtr="0" forceAA="0" compatLnSpc="1">
+                              <a:prstTxWarp prst="textNoShape">
+                                <a:avLst/>
+                              </a:prstTxWarp>
+                              <a:noAutofit/>
+                            </wps:bodyPr>
+                          </wps:wsp>
+                        </a:graphicData>
+                      </a:graphic>
+                      <wp14:sizeRelH relativeFrom="margin">
+                        <wp14:pctWidth>0</wp14:pctWidth>
+                      </wp14:sizeRelH>
+                      <wp14:sizeRelV relativeFrom="margin">
+                        <wp14:pctHeight>0</wp14:pctHeight>
+                      </wp14:sizeRelV>
+                    </wp:anchor>
+                  </w:drawing>
+                </mc:Choice>
+                <mc:Fallback>
+                  <w:pict>
+                    <v:shape w14:anchorId="4030C402" id="Text Box 12" o:spid="_x0000_s1039" type="#_x0000_t202" style="position:absolute;margin-left:107.45pt;margin-top:164.75pt;width:45pt;height:28.8pt;z-index:251708416;visibility:visible;mso-wrap-style:square;mso-width-percent:0;mso-height-percent:0;mso-wrap-distance-left:9pt;mso-wrap-distance-top:0;mso-wrap-distance-right:9pt;mso-wrap-distance-bottom:0;mso-position-horizontal:absolute;mso-position-horizontal-relative:text;mso-position-vertical:absolute;mso-position-vertical-relative:text;mso-width-percent:0;mso-height-percent:0;mso-width-relative:margin;mso-height-relative:margin;v-text-anchor:middle" o:gfxdata="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" fillcolor="#689c9a" stroked="f" strokeweight=".25pt">
+                      <v:textbox inset="0,0,0,0">
+                        <w:txbxContent>
+                          <w:p>
+                            <w:pPr>
+                              <w:pStyle w:val="NoSpacing"/>
+                              <w:jc w:val="center"/>
+                              <w:rPr>
+                                <w:rFonts w:ascii="Arial" w:hAnsi="Arial" w:cs="Arial"/>
+                                <w:b/>
+                                <w:bCs/>
+                                <w:color w:val="FFFFFF" w:themeColor="background1"/>
+                                <w:sz w:val="10"/>
+                                <w:szCs w:val="10"/>
+                              </w:rPr>
+                            </w:pPr>
+                            <w:r>
+                              <w:rPr>
+                                <w:rFonts w:ascii="Arial" w:hAnsi="Arial" w:cs="Arial"/>
+                                <w:b/>
+                                <w:bCs/>
+                                <w:color w:val="FFFFFF" w:themeColor="background1"/>
+                                <w:sz w:val="10"/>
+                                <w:szCs w:val="10"/>
+                              </w:rPr>
+                              <w:t>Cumulatief</w:t>
+                            </w:r>
+                            <w:r>
+                              <w:rPr>
+                                <w:rFonts w:ascii="Arial" w:hAnsi="Arial" w:cs="Arial"/>
+                                <w:b/>
+                                <w:bCs/>
+                                <w:color w:val="FFFFFF" w:themeColor="background1"/>
+                                <w:sz w:val="10"/>
+                                <w:szCs w:val="10"/>
+                              </w:rPr>
+                              <w:br/>
+                              <w:t>{donut_chart_cumulatief_pct}</w:t>
+                            </w:r>
+                          </w:p>
+                        </w:txbxContent>
+                      </v:textbox>
+                    </v:shape>
+                  </w:pict>
+                </mc:Fallback>
+              </mc:AlternateContent>
+            </w:r>
+            <w:r>
+              <w:rPr>
+                <w:sz w:val="16"/>
+                <w:szCs w:val="16"/>
+                <w:lang w:val="nl-NL"/>
+              </w:rPr>
+              <w:t xml:space="preserve">{aopchart </w:t>
+            </w:r>
+            <w:r>
+              <w:rPr>
+                <w:sz w:val="16"/>
+                <w:szCs w:val="16"/>
+                <w:lang w:val="nl-NL"/>
+              </w:rPr>
+              <w:t>donutChart</w:t>
+            </w:r>
+            <w:r>
+              <w:rPr>
+                <w:sz w:val="16"/>
+                <w:szCs w:val="16"/>
+                <w:lang w:val="nl-NL"/>
+              </w:rPr>
+              <w:t>}</w:t>
+            </w:r>
+            <w:r>
+              <w:rPr>
+                <w:lang w:val="nl-NL"/>
+              </w:rPr>
+              <w:br/>
+            </w:r>
+            <w:r>
+              <w:rPr>
+                <w:rFonts w:ascii="Arial" w:eastAsia="Arial" w:hAnsi="Arial"/>
+                <w:color w:val="696969"/>
+                <w:sz w:val="24"/>
+                <w:lang w:val="nl-NL"/>
+              </w:rPr>
+              <w:t>Verhouding</w:t>
+            </w:r>
+            <w:r>
+              <w:rPr>
+                <w:rFonts w:ascii="Arial" w:eastAsia="Arial" w:hAnsi="Arial"/>
+                <w:color w:val="696969"/>
+                <w:sz w:val="24"/>
+                <w:lang w:val="nl-NL"/>
+              </w:rPr>
+              <w:br/>
+              <w:t>Dagelijkse-/ en cumulatieve foutsoorten</w:t>
+            </w:r>
+            <w:r>
+              <w:rPr>
+                <w:lang w:val="nl-NL"/>
+              </w:rPr>
+              <w:br/>
+            </w:r>
+            <w:r>
+              <w:rPr>
+                <w:noProof/>
+              </w:rPr>
+              <w:drawing>
+                <wp:inline distT="0" distB="0" distL="0" distR="0" wp14:anchorId="0690D295" wp14:editId="7CEB59C5">
+                  <wp:extent cx="3147060" cy="2451735"/>
+                  <wp:effectExtent l="0" t="0" r="15240" b="5715"/>
+                  <wp:docPr id="5" name="Chart 5"/>
+                  <wp:cNvGraphicFramePr/>
+                  <a:graphic xmlns:a="http://schemas.openxmlformats.org/drawingml/2006/main">
+                    <a:graphicData uri="http://schemas.openxmlformats.org/drawingml/2006/chart">
+                      <c:chart xmlns:c="http://schemas.openxmlformats.org/drawingml/2006/chart" xmlns:r="http://schemas.openxmlformats.org/officeDocument/2006/relationships" r:id="rId10"/>
+                    </a:graphicData>
+                  </a:graphic>
+                </wp:inline>
+              </w:drawing>
+            </w:r>
+          </w:p>
+          <w:p>
+            <w:pPr>
+              <w:tabs>
+                <w:tab w:val="left" w:pos="6930"/>
+              </w:tabs>
+              <w:rPr>
+                <w:lang w:val="nl-NL"/>
+              </w:rPr>
+            </w:pPr>
           </w:p>
         </w:tc>
       </w:tr>
@@ -4502,38 +3613,6 @@
           </w14:textFill>
         </w:rPr>
       </w:pPr>
-    </w:p>
-    <w:p>
-      <w:pPr>
-        <w:spacing w:after="160" w:line="259" w:lineRule="auto"/>
-        <w:rPr>
-          <w:color w:val="FFFFFF" w:themeColor="background1"/>
-          <w:lang w:val="nl-NL"/>
-          <w14:textOutline w14:w="9525" w14:cap="rnd" w14:cmpd="sng" w14:algn="ctr">
-            <w14:noFill/>
-            <w14:prstDash w14:val="solid"/>
-            <w14:bevel/>
-          </w14:textOutline>
-          <w14:textFill>
-            <w14:noFill/>
-          </w14:textFill>
-        </w:rPr>
-      </w:pPr>
-      <w:r>
-        <w:rPr>
-          <w:color w:val="FFFFFF" w:themeColor="background1"/>
-          <w:lang w:val="nl-NL"/>
-          <w14:textOutline w14:w="9525" w14:cap="rnd" w14:cmpd="sng" w14:algn="ctr">
-            <w14:noFill/>
-            <w14:prstDash w14:val="solid"/>
-            <w14:bevel/>
-          </w14:textOutline>
-          <w14:textFill>
-            <w14:noFill/>
-          </w14:textFill>
-        </w:rPr>
-        <w:br w:type="page"/>
-      </w:r>
     </w:p>
     <w:p>
       <w:pPr>
@@ -4599,7 +3678,6 @@
                 <w:szCs w:val="18"/>
               </w:rPr>
             </w:pPr>
-            <w:proofErr w:type="spellStart"/>
             <w:r>
               <w:rPr>
                 <w:rFonts w:ascii="Arial" w:hAnsi="Arial" w:cs="Arial"/>
@@ -4608,9 +3686,9 @@
                 <w:sz w:val="18"/>
                 <w:szCs w:val="18"/>
               </w:rPr>
+              <w:lastRenderedPageBreak/>
               <w:t>Categorie</w:t>
             </w:r>
-            <w:proofErr w:type="spellEnd"/>
           </w:p>
         </w:tc>
         <w:tc>
@@ -4671,7 +3749,6 @@
                 <w:szCs w:val="18"/>
               </w:rPr>
             </w:pPr>
-            <w:proofErr w:type="spellStart"/>
             <w:r>
               <w:rPr>
                 <w:rFonts w:ascii="Arial" w:hAnsi="Arial" w:cs="Arial"/>
@@ -4682,7 +3759,6 @@
               </w:rPr>
               <w:t>Goedkeurgrens</w:t>
             </w:r>
-            <w:proofErr w:type="spellEnd"/>
           </w:p>
         </w:tc>
         <w:tc>
@@ -4708,7 +3784,6 @@
                 <w:szCs w:val="18"/>
               </w:rPr>
             </w:pPr>
-            <w:proofErr w:type="spellStart"/>
             <w:r>
               <w:rPr>
                 <w:rFonts w:ascii="Arial" w:hAnsi="Arial" w:cs="Arial"/>
@@ -4717,53 +3792,8 @@
                 <w:sz w:val="18"/>
                 <w:szCs w:val="18"/>
               </w:rPr>
-              <w:t>Aantal</w:t>
+              <w:t>Aantal behaalde fouten</w:t>
             </w:r>
-            <w:proofErr w:type="spellEnd"/>
-            <w:r>
-              <w:rPr>
-                <w:rFonts w:ascii="Arial" w:hAnsi="Arial" w:cs="Arial"/>
-                <w:b/>
-                <w:bCs/>
-                <w:sz w:val="18"/>
-                <w:szCs w:val="18"/>
-              </w:rPr>
-              <w:t xml:space="preserve"> </w:t>
-            </w:r>
-            <w:proofErr w:type="spellStart"/>
-            <w:r>
-              <w:rPr>
-                <w:rFonts w:ascii="Arial" w:hAnsi="Arial" w:cs="Arial"/>
-                <w:b/>
-                <w:bCs/>
-                <w:sz w:val="18"/>
-                <w:szCs w:val="18"/>
-              </w:rPr>
-              <w:t>behaalde</w:t>
-            </w:r>
-            <w:proofErr w:type="spellEnd"/>
-            <w:r>
-              <w:rPr>
-                <w:rFonts w:ascii="Arial" w:hAnsi="Arial" w:cs="Arial"/>
-                <w:b/>
-                <w:bCs/>
-                <w:sz w:val="18"/>
-                <w:szCs w:val="18"/>
-              </w:rPr>
-              <w:t xml:space="preserve"> </w:t>
-            </w:r>
-            <w:proofErr w:type="spellStart"/>
-            <w:r>
-              <w:rPr>
-                <w:rFonts w:ascii="Arial" w:hAnsi="Arial" w:cs="Arial"/>
-                <w:b/>
-                <w:bCs/>
-                <w:sz w:val="18"/>
-                <w:szCs w:val="18"/>
-              </w:rPr>
-              <w:t>fouten</w:t>
-            </w:r>
-            <w:proofErr w:type="spellEnd"/>
           </w:p>
         </w:tc>
         <w:tc>
@@ -4789,7 +3819,6 @@
                 <w:szCs w:val="18"/>
               </w:rPr>
             </w:pPr>
-            <w:proofErr w:type="spellStart"/>
             <w:r>
               <w:rPr>
                 <w:rFonts w:ascii="Arial" w:hAnsi="Arial" w:cs="Arial"/>
@@ -4800,7 +3829,6 @@
               </w:rPr>
               <w:t>Beoordeling</w:t>
             </w:r>
-            <w:proofErr w:type="spellEnd"/>
           </w:p>
         </w:tc>
       </w:tr>
@@ -4864,25 +3892,7 @@
                 <w:sz w:val="18"/>
                 <w:szCs w:val="18"/>
               </w:rPr>
-              <w:t>{</w:t>
-            </w:r>
-            <w:proofErr w:type="spellStart"/>
-            <w:r>
-              <w:rPr>
-                <w:rFonts w:ascii="Arial" w:hAnsi="Arial" w:cs="Arial"/>
-                <w:sz w:val="18"/>
-                <w:szCs w:val="18"/>
-              </w:rPr>
-              <w:t>tel_elementen</w:t>
-            </w:r>
-            <w:proofErr w:type="spellEnd"/>
-            <w:r>
-              <w:rPr>
-                <w:rFonts w:ascii="Arial" w:hAnsi="Arial" w:cs="Arial"/>
-                <w:sz w:val="18"/>
-                <w:szCs w:val="18"/>
-              </w:rPr>
-              <w:t>}</w:t>
+              <w:t>{tel_elementen}</w:t>
             </w:r>
           </w:p>
         </w:tc>
@@ -4912,25 +3922,7 @@
                 <w:sz w:val="18"/>
                 <w:szCs w:val="18"/>
               </w:rPr>
-              <w:t>{</w:t>
-            </w:r>
-            <w:proofErr w:type="spellStart"/>
-            <w:r>
-              <w:rPr>
-                <w:rFonts w:ascii="Arial" w:hAnsi="Arial" w:cs="Arial"/>
-                <w:sz w:val="18"/>
-                <w:szCs w:val="18"/>
-              </w:rPr>
-              <w:t>goedkeurgrens</w:t>
-            </w:r>
-            <w:proofErr w:type="spellEnd"/>
-            <w:r>
-              <w:rPr>
-                <w:rFonts w:ascii="Arial" w:hAnsi="Arial" w:cs="Arial"/>
-                <w:sz w:val="18"/>
-                <w:szCs w:val="18"/>
-              </w:rPr>
-              <w:t>}</w:t>
+              <w:t>{goedkeurgrens}</w:t>
             </w:r>
           </w:p>
         </w:tc>
@@ -4961,25 +3953,7 @@
                 <w:sz w:val="18"/>
                 <w:szCs w:val="18"/>
               </w:rPr>
-              <w:t>{</w:t>
-            </w:r>
-            <w:proofErr w:type="spellStart"/>
-            <w:r>
-              <w:rPr>
-                <w:rFonts w:ascii="Arial" w:hAnsi="Arial" w:cs="Arial"/>
-                <w:sz w:val="18"/>
-                <w:szCs w:val="18"/>
-              </w:rPr>
-              <w:t>aantal_fouten</w:t>
-            </w:r>
-            <w:proofErr w:type="spellEnd"/>
-            <w:r>
-              <w:rPr>
-                <w:rFonts w:ascii="Arial" w:hAnsi="Arial" w:cs="Arial"/>
-                <w:sz w:val="18"/>
-                <w:szCs w:val="18"/>
-              </w:rPr>
-              <w:t>}</w:t>
+              <w:t>{aantal_fouten}</w:t>
             </w:r>
           </w:p>
         </w:tc>
@@ -5117,7 +4091,7 @@
     <w:tbl>
       <w:tblPr>
         <w:tblStyle w:val="TableGrid"/>
-        <w:tblW w:w="0" w:type="auto"/>
+        <w:tblW w:w="11407" w:type="dxa"/>
         <w:tblBorders>
           <w:top w:val="single" w:sz="18" w:space="0" w:color="D9D71C"/>
           <w:left w:val="single" w:sz="18" w:space="0" w:color="D9D71C"/>
@@ -5134,13 +4108,14 @@
         <w:gridCol w:w="1710"/>
         <w:gridCol w:w="1800"/>
         <w:gridCol w:w="1800"/>
-        <w:gridCol w:w="2160"/>
+        <w:gridCol w:w="2070"/>
+        <w:gridCol w:w="1170"/>
         <w:gridCol w:w="1080"/>
       </w:tblGrid>
       <w:tr>
         <w:trPr>
           <w:cantSplit/>
-          <w:trHeight w:hRule="exact" w:val="432"/>
+          <w:trHeight w:hRule="exact" w:val="754"/>
         </w:trPr>
         <w:tc>
           <w:tcPr>
@@ -5207,7 +4182,6 @@
                 <w:lang w:val="nl-NL"/>
               </w:rPr>
             </w:pPr>
-            <w:proofErr w:type="spellStart"/>
             <w:r>
               <w:rPr>
                 <w:rFonts w:ascii="Arial" w:hAnsi="Arial" w:cs="Arial"/>
@@ -5218,7 +4192,6 @@
               </w:rPr>
               <w:t>Categorie</w:t>
             </w:r>
-            <w:proofErr w:type="spellEnd"/>
           </w:p>
         </w:tc>
         <w:tc>
@@ -5285,7 +4258,6 @@
                 <w:lang w:val="nl-NL"/>
               </w:rPr>
             </w:pPr>
-            <w:proofErr w:type="spellStart"/>
             <w:r>
               <w:rPr>
                 <w:rFonts w:ascii="Arial" w:hAnsi="Arial" w:cs="Arial"/>
@@ -5296,12 +4268,11 @@
               </w:rPr>
               <w:t>Vuilsoort</w:t>
             </w:r>
-            <w:proofErr w:type="spellEnd"/>
           </w:p>
         </w:tc>
         <w:tc>
           <w:tcPr>
-            <w:tcW w:w="2160" w:type="dxa"/>
+            <w:tcW w:w="2070" w:type="dxa"/>
             <w:shd w:val="clear" w:color="auto" w:fill="D9D71C"/>
             <w:tcMar>
               <w:top w:w="43" w:type="dxa"/>
@@ -5325,7 +4296,6 @@
                 <w:lang w:val="nl-NL"/>
               </w:rPr>
             </w:pPr>
-            <w:proofErr w:type="spellStart"/>
             <w:r>
               <w:rPr>
                 <w:rFonts w:ascii="Arial" w:hAnsi="Arial" w:cs="Arial"/>
@@ -5336,7 +4306,37 @@
               </w:rPr>
               <w:t>Opmerking</w:t>
             </w:r>
-            <w:proofErr w:type="spellEnd"/>
+          </w:p>
+        </w:tc>
+        <w:tc>
+          <w:tcPr>
+            <w:tcW w:w="1170" w:type="dxa"/>
+            <w:shd w:val="clear" w:color="auto" w:fill="D9D71C"/>
+          </w:tcPr>
+          <w:p>
+            <w:pPr>
+              <w:tabs>
+                <w:tab w:val="left" w:pos="6930"/>
+              </w:tabs>
+              <w:jc w:val="center"/>
+              <w:rPr>
+                <w:rFonts w:ascii="Arial" w:hAnsi="Arial" w:cs="Arial"/>
+                <w:b/>
+                <w:bCs/>
+                <w:sz w:val="24"/>
+                <w:szCs w:val="24"/>
+              </w:rPr>
+            </w:pPr>
+            <w:r>
+              <w:rPr>
+                <w:rFonts w:ascii="Arial" w:hAnsi="Arial" w:cs="Arial"/>
+                <w:b/>
+                <w:bCs/>
+                <w:sz w:val="24"/>
+                <w:szCs w:val="24"/>
+              </w:rPr>
+              <w:t>Aantal fout(en)</w:t>
+            </w:r>
           </w:p>
         </w:tc>
         <w:tc>
@@ -5365,7 +4365,6 @@
                 <w:lang w:val="nl-NL"/>
               </w:rPr>
             </w:pPr>
-            <w:proofErr w:type="spellStart"/>
             <w:r>
               <w:rPr>
                 <w:rFonts w:ascii="Arial" w:hAnsi="Arial" w:cs="Arial"/>
@@ -5374,18 +4373,7 @@
                 <w:sz w:val="24"/>
                 <w:szCs w:val="24"/>
               </w:rPr>
-              <w:t>Foto</w:t>
-            </w:r>
-            <w:proofErr w:type="spellEnd"/>
-            <w:r>
-              <w:rPr>
-                <w:rFonts w:ascii="Arial" w:hAnsi="Arial" w:cs="Arial"/>
-                <w:b/>
-                <w:bCs/>
-                <w:sz w:val="24"/>
-                <w:szCs w:val="24"/>
-              </w:rPr>
-              <w:t xml:space="preserve"> nr.</w:t>
+              <w:t>Foto nr.</w:t>
             </w:r>
           </w:p>
         </w:tc>
@@ -5454,25 +4442,7 @@
                 <w:sz w:val="18"/>
                 <w:szCs w:val="18"/>
               </w:rPr>
-              <w:t>{</w:t>
-            </w:r>
-            <w:proofErr w:type="spellStart"/>
-            <w:r>
-              <w:rPr>
-                <w:rFonts w:ascii="Arial" w:hAnsi="Arial" w:cs="Arial"/>
-                <w:sz w:val="18"/>
-                <w:szCs w:val="18"/>
-              </w:rPr>
-              <w:t>categorie</w:t>
-            </w:r>
-            <w:proofErr w:type="spellEnd"/>
-            <w:r>
-              <w:rPr>
-                <w:rFonts w:ascii="Arial" w:hAnsi="Arial" w:cs="Arial"/>
-                <w:sz w:val="18"/>
-                <w:szCs w:val="18"/>
-              </w:rPr>
-              <w:t>}</w:t>
+              <w:t>{categorie}</w:t>
             </w:r>
           </w:p>
         </w:tc>
@@ -5534,31 +4504,13 @@
                 <w:sz w:val="18"/>
                 <w:szCs w:val="18"/>
               </w:rPr>
-              <w:t>{</w:t>
-            </w:r>
-            <w:proofErr w:type="spellStart"/>
-            <w:r>
-              <w:rPr>
-                <w:rFonts w:ascii="Arial" w:hAnsi="Arial" w:cs="Arial"/>
-                <w:sz w:val="18"/>
-                <w:szCs w:val="18"/>
-              </w:rPr>
-              <w:t>vuilsoort</w:t>
-            </w:r>
-            <w:proofErr w:type="spellEnd"/>
-            <w:r>
-              <w:rPr>
-                <w:rFonts w:ascii="Arial" w:hAnsi="Arial" w:cs="Arial"/>
-                <w:sz w:val="18"/>
-                <w:szCs w:val="18"/>
-              </w:rPr>
-              <w:t>}</w:t>
+              <w:t>{vuilsoort}</w:t>
             </w:r>
           </w:p>
         </w:tc>
         <w:tc>
           <w:tcPr>
-            <w:tcW w:w="2160" w:type="dxa"/>
+            <w:tcW w:w="2070" w:type="dxa"/>
             <w:tcMar>
               <w:top w:w="43" w:type="dxa"/>
               <w:left w:w="43" w:type="dxa"/>
@@ -5583,18 +4535,42 @@
                 <w:sz w:val="18"/>
                 <w:szCs w:val="18"/>
               </w:rPr>
-              <w:t>{</w:t>
+              <w:t>{opmerking}</w:t>
             </w:r>
-            <w:proofErr w:type="spellStart"/>
-            <w:r>
+          </w:p>
+        </w:tc>
+        <w:tc>
+          <w:tcPr>
+            <w:tcW w:w="1170" w:type="dxa"/>
+          </w:tcPr>
+          <w:p>
+            <w:pPr>
+              <w:tabs>
+                <w:tab w:val="left" w:pos="6930"/>
+              </w:tabs>
+              <w:jc w:val="center"/>
               <w:rPr>
                 <w:rFonts w:ascii="Arial" w:hAnsi="Arial" w:cs="Arial"/>
                 <w:sz w:val="18"/>
                 <w:szCs w:val="18"/>
               </w:rPr>
-              <w:t>opmerking</w:t>
+            </w:pPr>
+            <w:r>
+              <w:rPr>
+                <w:rFonts w:ascii="Arial" w:hAnsi="Arial" w:cs="Arial"/>
+                <w:sz w:val="18"/>
+                <w:szCs w:val="18"/>
+              </w:rPr>
+              <w:t>{</w:t>
             </w:r>
-            <w:proofErr w:type="spellEnd"/>
+            <w:r>
+              <w:rPr>
+                <w:rFonts w:ascii="Arial" w:hAnsi="Arial" w:cs="Arial"/>
+                <w:sz w:val="18"/>
+                <w:szCs w:val="18"/>
+              </w:rPr>
+              <w:t>aantal_fouten</w:t>
+            </w:r>
             <w:r>
               <w:rPr>
                 <w:rFonts w:ascii="Arial" w:hAnsi="Arial" w:cs="Arial"/>
@@ -5634,36 +4610,17 @@
                 <w:sz w:val="18"/>
                 <w:szCs w:val="18"/>
               </w:rPr>
-              <w:t>{</w:t>
+              <w:t>{foto_nr}</w:t>
             </w:r>
-            <w:proofErr w:type="spellStart"/>
             <w:r>
               <w:rPr>
                 <w:rFonts w:ascii="Arial" w:hAnsi="Arial" w:cs="Arial"/>
                 <w:sz w:val="18"/>
                 <w:szCs w:val="18"/>
               </w:rPr>
-              <w:t>foto_nr</w:t>
-            </w:r>
-            <w:proofErr w:type="spellEnd"/>
-            <w:r>
-              <w:rPr>
-                <w:rFonts w:ascii="Arial" w:hAnsi="Arial" w:cs="Arial"/>
-                <w:sz w:val="18"/>
-                <w:szCs w:val="18"/>
-              </w:rPr>
-              <w:t>}</w:t>
-            </w:r>
-            <w:r>
-              <w:rPr>
-                <w:rFonts w:ascii="Arial" w:hAnsi="Arial" w:cs="Arial"/>
-                <w:sz w:val="18"/>
-                <w:szCs w:val="18"/>
-              </w:rPr>
               <w:br/>
               <w:t>{/</w:t>
             </w:r>
-            <w:proofErr w:type="spellStart"/>
             <w:r>
               <w:rPr>
                 <w:rFonts w:ascii="Arial" w:hAnsi="Arial" w:cs="Arial"/>
@@ -5671,30 +4628,12 @@
                 <w:szCs w:val="18"/>
                 <w:lang w:val="nl-NL"/>
               </w:rPr>
-              <w:t>ruimteniveau_opmerkingen</w:t>
-            </w:r>
-            <w:proofErr w:type="spellEnd"/>
-            <w:r>
-              <w:rPr>
-                <w:rFonts w:ascii="Arial" w:hAnsi="Arial" w:cs="Arial"/>
-                <w:sz w:val="18"/>
-                <w:szCs w:val="18"/>
-                <w:lang w:val="nl-NL"/>
-              </w:rPr>
-              <w:t>}</w:t>
+              <w:t>ruimteniveau_opmerkingen}</w:t>
             </w:r>
           </w:p>
         </w:tc>
       </w:tr>
     </w:tbl>
-    <w:p>
-      <w:pPr>
-        <w:pStyle w:val="NoSpacing"/>
-        <w:rPr>
-          <w:lang w:val="nl-NL"/>
-        </w:rPr>
-      </w:pPr>
-    </w:p>
     <w:p>
       <w:pPr>
         <w:pStyle w:val="NoSpacing"/>
@@ -5756,18 +4695,8 @@
           <w:szCs w:val="16"/>
           <w:lang w:val="nl-NL"/>
         </w:rPr>
-        <w:t>{_</w:t>
-      </w:r>
-      <w:proofErr w:type="spellStart"/>
-      <w:r>
-        <w:rPr>
-          <w:sz w:val="16"/>
-          <w:szCs w:val="16"/>
-          <w:lang w:val="nl-NL"/>
-        </w:rPr>
-        <w:t>htmlContent</w:t>
-      </w:r>
-      <w:proofErr w:type="spellEnd"/>
+        <w:t>{_htmlContent</w:t>
+      </w:r>
       <w:r>
         <w:rPr>
           <w:sz w:val="16"/>
@@ -5795,31 +4724,7 @@
           <w:szCs w:val="16"/>
           <w:lang w:val="nl-NL"/>
         </w:rPr>
-        <w:t>{/</w:t>
-      </w:r>
-      <w:proofErr w:type="spellStart"/>
-      <w:r>
-        <w:rPr>
-          <w:rFonts w:ascii="Arial" w:hAnsi="Arial" w:cs="Arial"/>
-          <w:b/>
-          <w:bCs/>
-          <w:sz w:val="16"/>
-          <w:szCs w:val="16"/>
-          <w:lang w:val="nl-NL"/>
-        </w:rPr>
-        <w:t>htmlContent.length</w:t>
-      </w:r>
-      <w:proofErr w:type="spellEnd"/>
-      <w:r>
-        <w:rPr>
-          <w:rFonts w:ascii="Arial" w:hAnsi="Arial" w:cs="Arial"/>
-          <w:b/>
-          <w:bCs/>
-          <w:sz w:val="16"/>
-          <w:szCs w:val="16"/>
-          <w:lang w:val="nl-NL"/>
-        </w:rPr>
-        <w:t xml:space="preserve"> &gt; 1}</w:t>
+        <w:t>{/htmlContent.length &gt; 1}</w:t>
       </w:r>
       <w:r>
         <w:rPr>
@@ -5920,7 +4825,6 @@
                 <w:lang w:val="nl-NL"/>
               </w:rPr>
             </w:pPr>
-            <w:proofErr w:type="spellStart"/>
             <w:r>
               <w:rPr>
                 <w:rFonts w:ascii="Arial" w:hAnsi="Arial" w:cs="Arial"/>
@@ -5931,7 +4835,6 @@
               </w:rPr>
               <w:t>Opmerkingen</w:t>
             </w:r>
-            <w:proofErr w:type="spellEnd"/>
             <w:r>
               <w:rPr>
                 <w:rFonts w:ascii="Arial" w:hAnsi="Arial" w:cs="Arial"/>
@@ -6009,27 +4912,8 @@
                 <w:sz w:val="18"/>
                 <w:szCs w:val="18"/>
               </w:rPr>
-              <w:t>{</w:t>
+              <w:t>{opmerking}{/</w:t>
             </w:r>
-            <w:proofErr w:type="spellStart"/>
-            <w:r>
-              <w:rPr>
-                <w:rFonts w:ascii="Arial" w:hAnsi="Arial" w:cs="Arial"/>
-                <w:sz w:val="18"/>
-                <w:szCs w:val="18"/>
-              </w:rPr>
-              <w:t>opmerking</w:t>
-            </w:r>
-            <w:proofErr w:type="spellEnd"/>
-            <w:r>
-              <w:rPr>
-                <w:rFonts w:ascii="Arial" w:hAnsi="Arial" w:cs="Arial"/>
-                <w:sz w:val="18"/>
-                <w:szCs w:val="18"/>
-              </w:rPr>
-              <w:t>}{/</w:t>
-            </w:r>
-            <w:proofErr w:type="spellStart"/>
             <w:r>
               <w:rPr>
                 <w:rFonts w:ascii="Arial" w:hAnsi="Arial" w:cs="Arial"/>
@@ -6037,17 +4921,7 @@
                 <w:szCs w:val="18"/>
                 <w:lang w:val="nl-NL"/>
               </w:rPr>
-              <w:t>algemene_opmerkingen</w:t>
-            </w:r>
-            <w:proofErr w:type="spellEnd"/>
-            <w:r>
-              <w:rPr>
-                <w:rFonts w:ascii="Arial" w:hAnsi="Arial" w:cs="Arial"/>
-                <w:sz w:val="18"/>
-                <w:szCs w:val="18"/>
-                <w:lang w:val="nl-NL"/>
-              </w:rPr>
-              <w:t>}</w:t>
+              <w:t>algemene_opmerkingen}</w:t>
             </w:r>
           </w:p>
         </w:tc>
@@ -6064,7 +4938,6 @@
       <w:pPr>
         <w:spacing w:after="0" w:line="240" w:lineRule="auto"/>
       </w:pPr>
-      <w:proofErr w:type="spellStart"/>
       <w:r>
         <w:rPr>
           <w:rFonts w:ascii="Arial" w:eastAsia="Arial" w:hAnsi="Arial"/>
@@ -6072,69 +4945,8 @@
           <w:color w:val="000000"/>
           <w:sz w:val="18"/>
         </w:rPr>
-        <w:t>Overige</w:t>
-      </w:r>
-      <w:proofErr w:type="spellEnd"/>
-      <w:r>
-        <w:rPr>
-          <w:rFonts w:ascii="Arial" w:eastAsia="Arial" w:hAnsi="Arial"/>
-          <w:b/>
-          <w:color w:val="000000"/>
-          <w:sz w:val="18"/>
-        </w:rPr>
-        <w:t xml:space="preserve">- </w:t>
-      </w:r>
-      <w:proofErr w:type="spellStart"/>
-      <w:r>
-        <w:rPr>
-          <w:rFonts w:ascii="Arial" w:eastAsia="Arial" w:hAnsi="Arial"/>
-          <w:b/>
-          <w:color w:val="000000"/>
-          <w:sz w:val="18"/>
-        </w:rPr>
-        <w:t>en</w:t>
-      </w:r>
-      <w:proofErr w:type="spellEnd"/>
-      <w:r>
-        <w:rPr>
-          <w:rFonts w:ascii="Arial" w:eastAsia="Arial" w:hAnsi="Arial"/>
-          <w:b/>
-          <w:color w:val="000000"/>
-          <w:sz w:val="18"/>
-        </w:rPr>
-        <w:t xml:space="preserve"> </w:t>
-      </w:r>
-      <w:proofErr w:type="spellStart"/>
-      <w:r>
-        <w:rPr>
-          <w:rFonts w:ascii="Arial" w:eastAsia="Arial" w:hAnsi="Arial"/>
-          <w:b/>
-          <w:color w:val="000000"/>
-          <w:sz w:val="18"/>
-        </w:rPr>
-        <w:t>hygiëne</w:t>
-      </w:r>
-      <w:proofErr w:type="spellEnd"/>
-      <w:r>
-        <w:rPr>
-          <w:rFonts w:ascii="Arial" w:eastAsia="Arial" w:hAnsi="Arial"/>
-          <w:b/>
-          <w:color w:val="000000"/>
-          <w:sz w:val="18"/>
-        </w:rPr>
-        <w:t xml:space="preserve"> </w:t>
-      </w:r>
-      <w:proofErr w:type="spellStart"/>
-      <w:r>
-        <w:rPr>
-          <w:rFonts w:ascii="Arial" w:eastAsia="Arial" w:hAnsi="Arial"/>
-          <w:b/>
-          <w:color w:val="000000"/>
-          <w:sz w:val="18"/>
-        </w:rPr>
-        <w:t>aspecten</w:t>
-      </w:r>
-      <w:proofErr w:type="spellEnd"/>
+        <w:t>Overige- en hygiëne aspecten</w:t>
+      </w:r>
     </w:p>
     <w:p>
       <w:pPr>
@@ -6266,7 +5078,6 @@
                 <w:szCs w:val="24"/>
               </w:rPr>
             </w:pPr>
-            <w:proofErr w:type="spellStart"/>
             <w:r>
               <w:rPr>
                 <w:rFonts w:ascii="Arial" w:hAnsi="Arial" w:cs="Arial"/>
@@ -6277,7 +5088,6 @@
               </w:rPr>
               <w:t>Opmerkingen</w:t>
             </w:r>
-            <w:proofErr w:type="spellEnd"/>
           </w:p>
         </w:tc>
       </w:tr>
@@ -6420,32 +5230,22 @@
                 <w:sz w:val="18"/>
                 <w:szCs w:val="18"/>
               </w:rPr>
-              <w:t>{</w:t>
+              <w:t>{opmerking</w:t>
             </w:r>
-            <w:proofErr w:type="spellStart"/>
             <w:r>
               <w:rPr>
                 <w:rFonts w:ascii="Arial" w:hAnsi="Arial" w:cs="Arial"/>
                 <w:sz w:val="18"/>
                 <w:szCs w:val="18"/>
               </w:rPr>
-              <w:t>opmerking</w:t>
+              <w:t>}</w:t>
             </w:r>
-            <w:proofErr w:type="spellEnd"/>
             <w:r>
               <w:rPr>
                 <w:rFonts w:ascii="Arial" w:hAnsi="Arial" w:cs="Arial"/>
                 <w:sz w:val="18"/>
                 <w:szCs w:val="18"/>
               </w:rPr>
-              <w:t>}</w:t>
-            </w:r>
-            <w:r>
-              <w:rPr>
-                <w:rFonts w:ascii="Arial" w:hAnsi="Arial" w:cs="Arial"/>
-                <w:sz w:val="18"/>
-                <w:szCs w:val="18"/>
-              </w:rPr>
               <w:t xml:space="preserve"> </w:t>
             </w:r>
             <w:r>
@@ -6456,7 +5256,6 @@
               </w:rPr>
               <w:t>{/</w:t>
             </w:r>
-            <w:proofErr w:type="spellStart"/>
             <w:r>
               <w:rPr>
                 <w:rFonts w:ascii="Arial" w:hAnsi="Arial" w:cs="Arial"/>
@@ -6464,27 +5263,20 @@
                 <w:szCs w:val="10"/>
                 <w:lang w:val="nl-NL"/>
               </w:rPr>
-              <w:t>overige_hygienische_aspecten</w:t>
-            </w:r>
-            <w:proofErr w:type="spellEnd"/>
-            <w:r>
-              <w:rPr>
-                <w:rFonts w:ascii="Arial" w:hAnsi="Arial" w:cs="Arial"/>
-                <w:sz w:val="10"/>
-                <w:szCs w:val="10"/>
-                <w:lang w:val="nl-NL"/>
-              </w:rPr>
-              <w:t>}</w:t>
+              <w:t>overige_hygienische_aspecten}</w:t>
             </w:r>
           </w:p>
         </w:tc>
       </w:tr>
     </w:tbl>
-    <w:p/>
+    <w:p>
+      <w:pPr>
+        <w:spacing w:before="100" w:beforeAutospacing="1" w:after="100" w:afterAutospacing="1"/>
+      </w:pPr>
+    </w:p>
     <w:sectPr>
-      <w:headerReference w:type="default" r:id="rId14"/>
       <w:pgSz w:w="12240" w:h="15840" w:code="1"/>
-      <w:pgMar w:top="720" w:right="720" w:bottom="720" w:left="720" w:header="864" w:footer="720" w:gutter="0"/>
+      <w:pgMar w:top="720" w:right="720" w:bottom="720" w:left="720" w:header="792" w:footer="720" w:gutter="0"/>
       <w:cols w:space="720"/>
       <w:docGrid w:linePitch="360"/>
     </w:sectPr>
@@ -6530,7 +5322,7 @@
       <mc:AlternateContent>
         <mc:Choice Requires="wps">
           <w:drawing>
-            <wp:anchor distT="45720" distB="45720" distL="114300" distR="114300" simplePos="0" relativeHeight="251660288" behindDoc="1" locked="0" layoutInCell="1" allowOverlap="1" wp14:anchorId="154AB8B0" wp14:editId="1AA05F67">
+            <wp:anchor distT="45720" distB="45720" distL="114300" distR="114300" simplePos="0" relativeHeight="251660288" behindDoc="1" locked="0" layoutInCell="1" allowOverlap="1" wp14:anchorId="154AB8B0" wp14:editId="202F66FD">
               <wp:simplePos x="0" y="0"/>
               <wp:positionH relativeFrom="margin">
                 <wp:posOffset>6927</wp:posOffset>
@@ -6641,7 +5433,6 @@
                             </w:rPr>
                             <w:t>{</w:t>
                           </w:r>
-                          <w:proofErr w:type="spellStart"/>
                           <w:r>
                             <w:rPr>
                               <w:rFonts w:ascii="Arial" w:eastAsia="Arial" w:hAnsi="Arial" w:cs="Arial"/>
@@ -6686,7 +5477,6 @@
                             </w:rPr>
                             <w:t>_volledig</w:t>
                           </w:r>
-                          <w:proofErr w:type="spellEnd"/>
                           <w:r>
                             <w:rPr>
                               <w:rFonts w:ascii="Arial" w:hAnsi="Arial" w:cs="Arial"/>
@@ -7010,7 +5800,6 @@
                       </w:rPr>
                       <w:t>{</w:t>
                     </w:r>
-                    <w:proofErr w:type="spellStart"/>
                     <w:r>
                       <w:rPr>
                         <w:rFonts w:ascii="Arial" w:eastAsia="Arial" w:hAnsi="Arial" w:cs="Arial"/>
@@ -7055,7 +5844,6 @@
                       </w:rPr>
                       <w:t>_volledig</w:t>
                     </w:r>
-                    <w:proofErr w:type="spellEnd"/>
                     <w:r>
                       <w:rPr>
                         <w:rFonts w:ascii="Arial" w:hAnsi="Arial" w:cs="Arial"/>
@@ -7421,7 +6209,6 @@
                             </w:rPr>
                             <w:t>{</w:t>
                           </w:r>
-                          <w:proofErr w:type="spellStart"/>
                           <w:r>
                             <w:rPr>
                               <w:rFonts w:ascii="Arial" w:eastAsia="Arial" w:hAnsi="Arial" w:cs="Arial"/>
@@ -7433,7 +6220,6 @@
                             </w:rPr>
                             <w:t>datum_controle_volledig</w:t>
                           </w:r>
-                          <w:proofErr w:type="spellEnd"/>
                           <w:r>
                             <w:rPr>
                               <w:rFonts w:ascii="Arial" w:hAnsi="Arial" w:cs="Arial"/>
@@ -7747,7 +6533,6 @@
                       </w:rPr>
                       <w:t>{</w:t>
                     </w:r>
-                    <w:proofErr w:type="spellStart"/>
                     <w:r>
                       <w:rPr>
                         <w:rFonts w:ascii="Arial" w:eastAsia="Arial" w:hAnsi="Arial" w:cs="Arial"/>
@@ -7759,7 +6544,6 @@
                       </w:rPr>
                       <w:t>datum_controle_volledig</w:t>
                     </w:r>
-                    <w:proofErr w:type="spellEnd"/>
                     <w:r>
                       <w:rPr>
                         <w:rFonts w:ascii="Arial" w:hAnsi="Arial" w:cs="Arial"/>
@@ -8080,16 +6864,6 @@
         </wp:anchor>
       </w:drawing>
     </w:r>
-  </w:p>
-</w:hdr>
-</file>
-
-<file path=word/header2.xml><?xml version="1.0" encoding="utf-8"?>
-<w:hdr xmlns:wpc="http://schemas.microsoft.com/office/word/2010/wordprocessingCanvas" xmlns:cx="http://schemas.microsoft.com/office/drawing/2014/chartex" xmlns:cx1="http://schemas.microsoft.com/office/drawing/2015/9/8/chartex" xmlns:cx2="http://schemas.microsoft.com/office/drawing/2015/10/21/chartex" xmlns:cx3="http://schemas.microsoft.com/office/drawing/2016/5/9/chartex" xmlns:cx4="http://schemas.microsoft.com/office/drawing/2016/5/10/chartex" xmlns:cx5="http://schemas.microsoft.com/office/drawing/2016/5/11/chartex" xmlns:cx6="http://schemas.microsoft.com/office/drawing/2016/5/12/chartex" xmlns:cx7="http://schemas.microsoft.com/office/drawing/2016/5/13/chartex" xmlns:cx8="http://schemas.microsoft.com/office/drawing/2016/5/14/chartex" xmlns:mc="http://schemas.openxmlformats.org/markup-compatibility/2006" xmlns:aink="http://schemas.microsoft.com/office/drawing/2016/ink" xmlns:am3d="http://schemas.microsoft.com/office/drawing/2017/model3d" xmlns:o="urn:schemas-microsoft-com:office:office" xmlns:r="http://schemas.openxmlformats.org/officeDocument/2006/relationships" xmlns:m="http://schemas.openxmlformats.org/officeDocument/2006/math" xmlns:v="urn:schemas-microsoft-com:vml" xmlns:wp14="http://schemas.microsoft.com/office/word/2010/wordprocessingDrawing" xmlns:wp="http://schemas.openxmlformats.org/drawingml/2006/wordprocessingDrawing" xmlns:w10="urn:schemas-microsoft-com:office:word" xmlns:w="http://schemas.openxmlformats.org/wordprocessingml/2006/main" xmlns:w14="http://schemas.microsoft.com/office/word/2010/wordml" xmlns:w15="http://schemas.microsoft.com/office/word/2012/wordml" xmlns:w16cex="http://schemas.microsoft.com/office/word/2018/wordml/cex" xmlns:w16cid="http://schemas.microsoft.com/office/word/2016/wordml/cid" xmlns:w16="http://schemas.microsoft.com/office/word/2018/wordml" xmlns:w16sdtdh="http://schemas.microsoft.com/office/word/2020/wordml/sdtdatahash" xmlns:w16se="http://schemas.microsoft.com/office/word/2015/wordml/symex" xmlns:wpg="http://schemas.microsoft.com/office/word/2010/wordprocessingGroup" xmlns:wpi="http://schemas.microsoft.com/office/word/2010/wordprocessingInk" xmlns:wne="http://schemas.microsoft.com/office/word/2006/wordml" xmlns:wps="http://schemas.microsoft.com/office/word/2010/wordprocessingShape" mc:Ignorable="w14 w15 w16se w16cid w16 w16cex w16sdtdh wp14">
-  <w:p>
-    <w:pPr>
-      <w:pStyle w:val="Header"/>
-    </w:pPr>
   </w:p>
 </w:hdr>
 </file>
@@ -8874,7 +7648,7 @@
           </c:tx>
           <c:spPr>
             <a:solidFill>
-              <a:schemeClr val="accent1"/>
+              <a:srgbClr val="B7AE38"/>
             </a:solidFill>
             <a:ln>
               <a:noFill/>
@@ -8982,7 +7756,7 @@
           </c:val>
           <c:extLst>
             <c:ext xmlns:c16="http://schemas.microsoft.com/office/drawing/2014/chart" uri="{C3380CC4-5D6E-409C-BE32-E72D297353CC}">
-              <c16:uniqueId val="{00000000-B70F-4359-AFD1-194C65399E5E}"/>
+              <c16:uniqueId val="{00000000-BA86-4EFA-93C9-BE2F9ED32BE5}"/>
             </c:ext>
           </c:extLst>
         </c:ser>
@@ -9018,7 +7792,7 @@
           <c:spPr>
             <a:ln w="28575" cap="rnd">
               <a:solidFill>
-                <a:srgbClr val="458FA6"/>
+                <a:srgbClr val="689C9A"/>
               </a:solidFill>
               <a:round/>
             </a:ln>
@@ -9074,7 +7848,7 @@
           <c:smooth val="0"/>
           <c:extLst>
             <c:ext xmlns:c16="http://schemas.microsoft.com/office/drawing/2014/chart" uri="{C3380CC4-5D6E-409C-BE32-E72D297353CC}">
-              <c16:uniqueId val="{00000001-B70F-4359-AFD1-194C65399E5E}"/>
+              <c16:uniqueId val="{00000001-BA86-4EFA-93C9-BE2F9ED32BE5}"/>
             </c:ext>
           </c:extLst>
         </c:ser>
@@ -9312,7 +8086,7 @@
           <c:spPr>
             <a:ln w="28575" cap="rnd">
               <a:solidFill>
-                <a:srgbClr val="D9D71C"/>
+                <a:srgbClr val="B7AE38"/>
               </a:solidFill>
               <a:round/>
             </a:ln>
@@ -9424,7 +8198,7 @@
           <c:smooth val="0"/>
           <c:extLst>
             <c:ext xmlns:c16="http://schemas.microsoft.com/office/drawing/2014/chart" uri="{C3380CC4-5D6E-409C-BE32-E72D297353CC}">
-              <c16:uniqueId val="{00000000-F0B3-4B29-859B-4FCFC9F7EA7D}"/>
+              <c16:uniqueId val="{00000000-3F61-42FD-9138-96BCB81A212D}"/>
             </c:ext>
           </c:extLst>
         </c:ser>
@@ -9445,7 +8219,7 @@
           <c:spPr>
             <a:ln w="28575" cap="rnd">
               <a:solidFill>
-                <a:srgbClr val="458FA6"/>
+                <a:srgbClr val="689C9A"/>
               </a:solidFill>
               <a:round/>
             </a:ln>
@@ -9557,7 +8331,7 @@
           <c:smooth val="0"/>
           <c:extLst>
             <c:ext xmlns:c16="http://schemas.microsoft.com/office/drawing/2014/chart" uri="{C3380CC4-5D6E-409C-BE32-E72D297353CC}">
-              <c16:uniqueId val="{00000001-F0B3-4B29-859B-4FCFC9F7EA7D}"/>
+              <c16:uniqueId val="{00000001-3F61-42FD-9138-96BCB81A212D}"/>
             </c:ext>
           </c:extLst>
         </c:ser>
@@ -9576,11 +8350,12 @@
             </c:strRef>
           </c:tx>
           <c:spPr>
-            <a:ln w="28575" cap="rnd">
+            <a:ln w="9525" cap="flat">
               <a:solidFill>
-                <a:schemeClr val="accent3"/>
+                <a:srgbClr val="7A7425"/>
               </a:solidFill>
               <a:round/>
+              <a:tailEnd type="arrow" w="med" len="med"/>
             </a:ln>
             <a:effectLst/>
           </c:spPr>
@@ -9613,9 +8388,6 @@
               <c:numCache>
                 <c:formatCode>General</c:formatCode>
                 <c:ptCount val="4"/>
-                <c:pt idx="0">
-                  <c:v>2</c:v>
-                </c:pt>
                 <c:pt idx="1">
                   <c:v>2</c:v>
                 </c:pt>
@@ -9631,7 +8403,7 @@
           <c:smooth val="0"/>
           <c:extLst>
             <c:ext xmlns:c16="http://schemas.microsoft.com/office/drawing/2014/chart" uri="{C3380CC4-5D6E-409C-BE32-E72D297353CC}">
-              <c16:uniqueId val="{00000002-F0B3-4B29-859B-4FCFC9F7EA7D}"/>
+              <c16:uniqueId val="{00000002-3F61-42FD-9138-96BCB81A212D}"/>
             </c:ext>
           </c:extLst>
         </c:ser>
@@ -9873,13 +8645,13 @@
             <c:size val="15"/>
             <c:spPr>
               <a:solidFill>
-                <a:srgbClr val="D9D71C"/>
+                <a:srgbClr val="868686"/>
               </a:solidFill>
               <a:ln w="9525">
                 <a:solidFill>
-                  <a:schemeClr val="accent1">
-                    <a:alpha val="85000"/>
-                  </a:schemeClr>
+                  <a:srgbClr val="689C9A">
+                    <a:alpha val="84706"/>
+                  </a:srgbClr>
                 </a:solidFill>
               </a:ln>
               <a:effectLst/>
@@ -9890,7 +8662,7 @@
             <c:bubble3D val="0"/>
             <c:extLst>
               <c:ext xmlns:c16="http://schemas.microsoft.com/office/drawing/2014/chart" uri="{C3380CC4-5D6E-409C-BE32-E72D297353CC}">
-                <c16:uniqueId val="{00000000-4CA7-434E-8DB0-1939B52C1F69}"/>
+                <c16:uniqueId val="{00000000-F548-4A4F-9617-C4E2F1594E8C}"/>
               </c:ext>
             </c:extLst>
           </c:dPt>
@@ -9899,7 +8671,7 @@
             <c:bubble3D val="0"/>
             <c:extLst>
               <c:ext xmlns:c16="http://schemas.microsoft.com/office/drawing/2014/chart" uri="{C3380CC4-5D6E-409C-BE32-E72D297353CC}">
-                <c16:uniqueId val="{00000001-4CA7-434E-8DB0-1939B52C1F69}"/>
+                <c16:uniqueId val="{00000001-F548-4A4F-9617-C4E2F1594E8C}"/>
               </c:ext>
             </c:extLst>
           </c:dPt>
@@ -9908,7 +8680,7 @@
             <c:bubble3D val="0"/>
             <c:extLst>
               <c:ext xmlns:c16="http://schemas.microsoft.com/office/drawing/2014/chart" uri="{C3380CC4-5D6E-409C-BE32-E72D297353CC}">
-                <c16:uniqueId val="{00000002-4CA7-434E-8DB0-1939B52C1F69}"/>
+                <c16:uniqueId val="{00000002-F548-4A4F-9617-C4E2F1594E8C}"/>
               </c:ext>
             </c:extLst>
           </c:dPt>
@@ -9921,7 +8693,7 @@
               <a:effectLst/>
             </c:spPr>
             <c:txPr>
-              <a:bodyPr rot="0" spcFirstLastPara="1" vertOverflow="ellipsis" vert="horz" wrap="none" lIns="38100" tIns="19050" rIns="38100" bIns="19050" anchor="ctr" anchorCtr="1">
+              <a:bodyPr rot="0" spcFirstLastPara="1" vertOverflow="ellipsis" vert="horz" wrap="square" lIns="38100" tIns="19050" rIns="38100" bIns="19050" anchor="ctr" anchorCtr="1">
                 <a:spAutoFit/>
               </a:bodyPr>
               <a:lstStyle/>
@@ -9929,10 +8701,7 @@
                 <a:pPr>
                   <a:defRPr sz="900" b="1" i="0" u="none" strike="noStrike" kern="1200" baseline="0">
                     <a:solidFill>
-                      <a:schemeClr val="tx1">
-                        <a:lumMod val="75000"/>
-                        <a:lumOff val="25000"/>
-                      </a:schemeClr>
+                      <a:schemeClr val="bg1"/>
                     </a:solidFill>
                     <a:latin typeface="+mn-lt"/>
                     <a:ea typeface="+mn-ea"/>
@@ -9984,9 +8753,9 @@
             <c:val val="80"/>
             <c:spPr>
               <a:noFill/>
-              <a:ln w="6350" cap="flat" cmpd="dbl" algn="ctr">
+              <a:ln w="19050" cap="flat" cmpd="sng" algn="ctr">
                 <a:solidFill>
-                  <a:srgbClr val="D9D71C"/>
+                  <a:srgbClr val="868686"/>
                 </a:solidFill>
                 <a:round/>
                 <a:headEnd w="sm" len="sm"/>
@@ -10070,7 +8839,7 @@
           <c:smooth val="0"/>
           <c:extLst>
             <c:ext xmlns:c16="http://schemas.microsoft.com/office/drawing/2014/chart" uri="{C3380CC4-5D6E-409C-BE32-E72D297353CC}">
-              <c16:uniqueId val="{00000000-EADE-4AC1-950A-B3535A7E80C4}"/>
+              <c16:uniqueId val="{00000003-F548-4A4F-9617-C4E2F1594E8C}"/>
             </c:ext>
           </c:extLst>
         </c:ser>
@@ -10264,7 +9033,50 @@
             <c:bubble3D val="0"/>
             <c:spPr>
               <a:solidFill>
-                <a:srgbClr val="D9D71C"/>
+                <a:srgbClr val="B7AE38"/>
+              </a:solidFill>
+              <a:ln>
+                <a:noFill/>
+              </a:ln>
+              <a:effectLst>
+                <a:outerShdw blurRad="254000" sx="102000" sy="102000" algn="ctr" rotWithShape="0">
+                  <a:prstClr val="black">
+                    <a:alpha val="20000"/>
+                  </a:prstClr>
+                </a:outerShdw>
+              </a:effectLst>
+              <a:scene3d>
+                <a:camera prst="orthographicFront"/>
+                <a:lightRig rig="threePt" dir="t"/>
+              </a:scene3d>
+              <a:sp3d prstMaterial="metal"/>
+            </c:spPr>
+            <c:extLst>
+              <c:ext xmlns:c16="http://schemas.microsoft.com/office/drawing/2014/chart" uri="{C3380CC4-5D6E-409C-BE32-E72D297353CC}">
+                <c16:uniqueId val="{00000001-A095-4E98-825A-AD775863BADB}"/>
+              </c:ext>
+            </c:extLst>
+          </c:dPt>
+          <c:dPt>
+            <c:idx val="1"/>
+            <c:bubble3D val="0"/>
+            <c:spPr>
+              <a:solidFill>
+                <a:srgbClr val="689C9A"/>
+              </a:solidFill>
+            </c:spPr>
+            <c:extLst>
+              <c:ext xmlns:c16="http://schemas.microsoft.com/office/drawing/2014/chart" uri="{C3380CC4-5D6E-409C-BE32-E72D297353CC}">
+                <c16:uniqueId val="{00000003-A095-4E98-825A-AD775863BADB}"/>
+              </c:ext>
+            </c:extLst>
+          </c:dPt>
+          <c:dPt>
+            <c:idx val="2"/>
+            <c:bubble3D val="0"/>
+            <c:spPr>
+              <a:solidFill>
+                <a:srgbClr val="A9A57C"/>
               </a:solidFill>
               <a:ln>
                 <a:noFill/>
@@ -10279,55 +9091,19 @@
             </c:spPr>
             <c:extLst>
               <c:ext xmlns:c16="http://schemas.microsoft.com/office/drawing/2014/chart" uri="{C3380CC4-5D6E-409C-BE32-E72D297353CC}">
-                <c16:uniqueId val="{00000001-B2CA-4195-9281-36016D58CE7B}"/>
+                <c16:uniqueId val="{00000005-A095-4E98-825A-AD775863BADB}"/>
               </c:ext>
             </c:extLst>
           </c:dPt>
           <c:dPt>
-            <c:idx val="1"/>
+            <c:idx val="3"/>
             <c:bubble3D val="0"/>
             <c:spPr>
-              <a:solidFill>
-                <a:srgbClr val="61A5BC"/>
-              </a:solidFill>
-              <a:ln>
-                <a:noFill/>
-              </a:ln>
-              <a:effectLst>
-                <a:outerShdw blurRad="254000" sx="102000" sy="102000" algn="ctr" rotWithShape="0">
-                  <a:prstClr val="black">
-                    <a:alpha val="20000"/>
-                  </a:prstClr>
-                </a:outerShdw>
-              </a:effectLst>
+              <a:noFill/>
             </c:spPr>
             <c:extLst>
               <c:ext xmlns:c16="http://schemas.microsoft.com/office/drawing/2014/chart" uri="{C3380CC4-5D6E-409C-BE32-E72D297353CC}">
-                <c16:uniqueId val="{00000003-B2CA-4195-9281-36016D58CE7B}"/>
-              </c:ext>
-            </c:extLst>
-          </c:dPt>
-          <c:dPt>
-            <c:idx val="2"/>
-            <c:bubble3D val="0"/>
-            <c:spPr>
-              <a:solidFill>
-                <a:srgbClr val="D2B48C"/>
-              </a:solidFill>
-              <a:ln>
-                <a:noFill/>
-              </a:ln>
-              <a:effectLst>
-                <a:outerShdw blurRad="254000" sx="102000" sy="102000" algn="ctr" rotWithShape="0">
-                  <a:prstClr val="black">
-                    <a:alpha val="20000"/>
-                  </a:prstClr>
-                </a:outerShdw>
-              </a:effectLst>
-            </c:spPr>
-            <c:extLst>
-              <c:ext xmlns:c16="http://schemas.microsoft.com/office/drawing/2014/chart" uri="{C3380CC4-5D6E-409C-BE32-E72D297353CC}">
-                <c16:uniqueId val="{00000005-B2CA-4195-9281-36016D58CE7B}"/>
+                <c16:uniqueId val="{00000007-A095-4E98-825A-AD775863BADB}"/>
               </c:ext>
             </c:extLst>
           </c:dPt>
@@ -10336,9 +9112,9 @@
           </c:dLbls>
           <c:cat>
             <c:strRef>
-              <c:f>Sheet1!$A$2:$A$4</c:f>
+              <c:f>Sheet1!$A$2:$A$5</c:f>
               <c:strCache>
-                <c:ptCount val="3"/>
+                <c:ptCount val="4"/>
                 <c:pt idx="0">
                   <c:v>Dagelijkse</c:v>
                 </c:pt>
@@ -10348,30 +9124,36 @@
                 <c:pt idx="2">
                   <c:v>Diverse</c:v>
                 </c:pt>
+                <c:pt idx="3">
+                  <c:v>Hidden</c:v>
+                </c:pt>
               </c:strCache>
             </c:strRef>
           </c:cat>
           <c:val>
             <c:numRef>
-              <c:f>Sheet1!$B$2:$B$4</c:f>
+              <c:f>Sheet1!$B$2:$B$5</c:f>
               <c:numCache>
                 <c:formatCode>General</c:formatCode>
-                <c:ptCount val="3"/>
+                <c:ptCount val="4"/>
                 <c:pt idx="0">
-                  <c:v>8.1999999999999993</c:v>
+                  <c:v>25</c:v>
                 </c:pt>
                 <c:pt idx="1">
-                  <c:v>3.2</c:v>
+                  <c:v>50</c:v>
                 </c:pt>
                 <c:pt idx="2">
-                  <c:v>1.4</c:v>
+                  <c:v>25</c:v>
+                </c:pt>
+                <c:pt idx="3">
+                  <c:v>100</c:v>
                 </c:pt>
               </c:numCache>
             </c:numRef>
           </c:val>
           <c:extLst>
             <c:ext xmlns:c16="http://schemas.microsoft.com/office/drawing/2014/chart" uri="{C3380CC4-5D6E-409C-BE32-E72D297353CC}">
-              <c16:uniqueId val="{00000000-CC20-4D27-AEFD-DE93DCD33B19}"/>
+              <c16:uniqueId val="{00000008-A095-4E98-825A-AD775863BADB}"/>
             </c:ext>
           </c:extLst>
         </c:ser>
@@ -10384,7 +9166,7 @@
           <c:showBubbleSize val="0"/>
           <c:showLeaderLines val="1"/>
         </c:dLbls>
-        <c:firstSliceAng val="0"/>
+        <c:firstSliceAng val="270"/>
         <c:holeSize val="50"/>
       </c:doughnutChart>
       <c:spPr>

--- a/aop/FASE_CONTROL_TEMPLATE.docx
+++ b/aop/FASE_CONTROL_TEMPLATE.docx
@@ -98,6 +98,34 @@
       </w:pPr>
       <w:r>
         <w:rPr>
+          <w:rFonts w:ascii="Arial" w:eastAsia="Arial" w:hAnsi="Arial"/>
+          <w:color w:val="696969"/>
+          <w:sz w:val="24"/>
+          <w:lang w:val="nl-NL"/>
+        </w:rPr>
+        <w:tab/>
+      </w:r>
+      <w:r>
+        <w:rPr>
+          <w:rFonts w:ascii="Arial" w:eastAsia="Arial" w:hAnsi="Arial"/>
+          <w:color w:val="696969"/>
+          <w:sz w:val="24"/>
+          <w:lang w:val="nl-NL"/>
+        </w:rPr>
+        <w:tab/>
+      </w:r>
+    </w:p>
+    <w:p>
+      <w:pPr>
+        <w:rPr>
+          <w:rFonts w:ascii="Arial" w:eastAsia="Arial" w:hAnsi="Arial"/>
+          <w:color w:val="696969"/>
+          <w:sz w:val="24"/>
+          <w:lang w:val="nl-NL"/>
+        </w:rPr>
+      </w:pPr>
+      <w:r>
+        <w:rPr>
           <w:rFonts w:ascii="Arial" w:eastAsia="Arial" w:hAnsi="Arial" w:cs="Arial"/>
           <w:b/>
           <w:bCs/>
@@ -110,13 +138,13 @@
         <mc:AlternateContent>
           <mc:Choice Requires="wps">
             <w:drawing>
-              <wp:anchor distT="45720" distB="45720" distL="114300" distR="114300" simplePos="0" relativeHeight="251659264" behindDoc="0" locked="0" layoutInCell="1" allowOverlap="1" wp14:anchorId="6D156ADC" wp14:editId="51BBCF6E">
+              <wp:anchor distT="45720" distB="45720" distL="114300" distR="114300" simplePos="0" relativeHeight="251659264" behindDoc="0" locked="0" layoutInCell="1" allowOverlap="1" wp14:anchorId="6D156ADC" wp14:editId="703E9788">
                 <wp:simplePos x="0" y="0"/>
                 <wp:positionH relativeFrom="margin">
                   <wp:posOffset>-309245</wp:posOffset>
                 </wp:positionH>
                 <wp:positionV relativeFrom="paragraph">
-                  <wp:posOffset>333375</wp:posOffset>
+                  <wp:posOffset>115166</wp:posOffset>
                 </wp:positionV>
                 <wp:extent cx="5709285" cy="977900"/>
                 <wp:effectExtent l="0" t="0" r="5715" b="0"/>
@@ -152,10 +180,19 @@
                       <wps:txbx>
                         <w:txbxContent>
                           <w:p>
+                            <w:pPr>
+                              <w:rPr>
+                                <w:rFonts w:ascii="Arial" w:eastAsia="Arial" w:hAnsi="Arial"/>
+                                <w:b/>
+                                <w:color w:val="FFFFFF" w:themeColor="background1"/>
+                                <w:sz w:val="52"/>
+                              </w:rPr>
+                            </w:pPr>
                             <w:r>
                               <w:rPr>
                                 <w:rFonts w:ascii="Arial" w:eastAsia="Arial" w:hAnsi="Arial"/>
                                 <w:b/>
+                                <w:color w:val="FFFFFF" w:themeColor="background1"/>
                                 <w:sz w:val="52"/>
                               </w:rPr>
                               <w:t>Rapportage</w:t>
@@ -164,13 +201,32 @@
                               <w:rPr>
                                 <w:rFonts w:ascii="Arial" w:eastAsia="Arial" w:hAnsi="Arial"/>
                                 <w:b/>
+                                <w:color w:val="FFFFFF" w:themeColor="background1"/>
                                 <w:sz w:val="52"/>
                               </w:rPr>
-                              <w:br/>
-                              <w:t>Kwaliteitsmeting Schoonmaak</w:t>
+                              <w:t xml:space="preserve"> </w:t>
                             </w:r>
+                            <w:r>
+                              <w:rPr>
+                                <w:rFonts w:ascii="Arial" w:eastAsia="Arial" w:hAnsi="Arial"/>
+                                <w:b/>
+                                <w:color w:val="FFFFFF" w:themeColor="background1"/>
+                                <w:sz w:val="52"/>
+                              </w:rPr>
+                              <w:t xml:space="preserve">VSR-IMPO </w:t>
+                            </w:r>
+                            <w:proofErr w:type="spellStart"/>
+                            <w:r>
+                              <w:rPr>
+                                <w:rFonts w:ascii="Arial" w:eastAsia="Arial" w:hAnsi="Arial"/>
+                                <w:b/>
+                                <w:color w:val="FFFFFF" w:themeColor="background1"/>
+                                <w:sz w:val="52"/>
+                              </w:rPr>
+                              <w:t>Kwaliteitsmeting</w:t>
+                            </w:r>
+                            <w:proofErr w:type="spellEnd"/>
                           </w:p>
-                          <w:p/>
                           <w:p/>
                         </w:txbxContent>
                       </wps:txbx>
@@ -195,14 +251,23 @@
                 <v:stroke joinstyle="miter"/>
                 <v:path gradientshapeok="t" o:connecttype="rect"/>
               </v:shapetype>
-              <v:shape id="Text Box 2" o:spid="_x0000_s1026" type="#_x0000_t202" style="position:absolute;margin-left:-24.35pt;margin-top:26.25pt;width:449.55pt;height:77pt;z-index:251659264;visibility:visible;mso-wrap-style:square;mso-width-percent:0;mso-height-percent:0;mso-wrap-distance-left:9pt;mso-wrap-distance-top:3.6pt;mso-wrap-distance-right:9pt;mso-wrap-distance-bottom:3.6pt;mso-position-horizontal:absolute;mso-position-horizontal-relative:margin;mso-position-vertical:absolute;mso-position-vertical-relative:text;mso-width-percent:0;mso-height-percent:0;mso-width-relative:margin;mso-height-relative:margin;v-text-anchor:top" o:gfxdata="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" fillcolor="#2596be" stroked="f">
+              <v:shape id="Text Box 2" o:spid="_x0000_s1026" type="#_x0000_t202" style="position:absolute;margin-left:-24.35pt;margin-top:9.05pt;width:449.55pt;height:77pt;z-index:251659264;visibility:visible;mso-wrap-style:square;mso-width-percent:0;mso-height-percent:0;mso-wrap-distance-left:9pt;mso-wrap-distance-top:3.6pt;mso-wrap-distance-right:9pt;mso-wrap-distance-bottom:3.6pt;mso-position-horizontal:absolute;mso-position-horizontal-relative:margin;mso-position-vertical:absolute;mso-position-vertical-relative:text;mso-width-percent:0;mso-height-percent:0;mso-width-relative:margin;mso-height-relative:margin;v-text-anchor:top" o:gfxdata="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" fillcolor="#2596be" stroked="f">
                 <v:textbox>
                   <w:txbxContent>
                     <w:p>
+                      <w:pPr>
+                        <w:rPr>
+                          <w:rFonts w:ascii="Arial" w:eastAsia="Arial" w:hAnsi="Arial"/>
+                          <w:b/>
+                          <w:color w:val="FFFFFF" w:themeColor="background1"/>
+                          <w:sz w:val="52"/>
+                        </w:rPr>
+                      </w:pPr>
                       <w:r>
                         <w:rPr>
                           <w:rFonts w:ascii="Arial" w:eastAsia="Arial" w:hAnsi="Arial"/>
                           <w:b/>
+                          <w:color w:val="FFFFFF" w:themeColor="background1"/>
                           <w:sz w:val="52"/>
                         </w:rPr>
                         <w:t>Rapportage</w:t>
@@ -211,13 +276,32 @@
                         <w:rPr>
                           <w:rFonts w:ascii="Arial" w:eastAsia="Arial" w:hAnsi="Arial"/>
                           <w:b/>
+                          <w:color w:val="FFFFFF" w:themeColor="background1"/>
                           <w:sz w:val="52"/>
                         </w:rPr>
-                        <w:br/>
-                        <w:t>Kwaliteitsmeting Schoonmaak</w:t>
+                        <w:t xml:space="preserve"> </w:t>
                       </w:r>
+                      <w:r>
+                        <w:rPr>
+                          <w:rFonts w:ascii="Arial" w:eastAsia="Arial" w:hAnsi="Arial"/>
+                          <w:b/>
+                          <w:color w:val="FFFFFF" w:themeColor="background1"/>
+                          <w:sz w:val="52"/>
+                        </w:rPr>
+                        <w:t xml:space="preserve">VSR-IMPO </w:t>
+                      </w:r>
+                      <w:proofErr w:type="spellStart"/>
+                      <w:r>
+                        <w:rPr>
+                          <w:rFonts w:ascii="Arial" w:eastAsia="Arial" w:hAnsi="Arial"/>
+                          <w:b/>
+                          <w:color w:val="FFFFFF" w:themeColor="background1"/>
+                          <w:sz w:val="52"/>
+                        </w:rPr>
+                        <w:t>Kwaliteitsmeting</w:t>
+                      </w:r>
+                      <w:proofErr w:type="spellEnd"/>
                     </w:p>
-                    <w:p/>
                     <w:p/>
                   </w:txbxContent>
                 </v:textbox>
@@ -227,24 +311,6 @@
           </mc:Fallback>
         </mc:AlternateContent>
       </w:r>
-      <w:r>
-        <w:rPr>
-          <w:rFonts w:ascii="Arial" w:eastAsia="Arial" w:hAnsi="Arial"/>
-          <w:color w:val="696969"/>
-          <w:sz w:val="24"/>
-          <w:lang w:val="nl-NL"/>
-        </w:rPr>
-        <w:tab/>
-      </w:r>
-      <w:r>
-        <w:rPr>
-          <w:rFonts w:ascii="Arial" w:eastAsia="Arial" w:hAnsi="Arial"/>
-          <w:color w:val="696969"/>
-          <w:sz w:val="24"/>
-          <w:lang w:val="nl-NL"/>
-        </w:rPr>
-        <w:tab/>
-      </w:r>
     </w:p>
     <w:p>
       <w:pPr>
@@ -278,6 +344,9 @@
     </w:p>
     <w:p>
       <w:pPr>
+        <w:tabs>
+          <w:tab w:val="left" w:pos="3731"/>
+        </w:tabs>
         <w:rPr>
           <w:rFonts w:ascii="Arial" w:eastAsia="Arial" w:hAnsi="Arial"/>
           <w:color w:val="696969"/>
@@ -285,6 +354,42 @@
           <w:lang w:val="nl-NL"/>
         </w:rPr>
       </w:pPr>
+      <w:r>
+        <w:rPr>
+          <w:rFonts w:ascii="Arial" w:eastAsia="Arial" w:hAnsi="Arial"/>
+          <w:color w:val="696969"/>
+          <w:sz w:val="24"/>
+          <w:lang w:val="nl-NL"/>
+        </w:rPr>
+        <w:t>Organisatie:</w:t>
+      </w:r>
+      <w:r>
+        <w:rPr>
+          <w:rFonts w:ascii="Arial" w:eastAsia="Arial" w:hAnsi="Arial"/>
+          <w:color w:val="696969"/>
+          <w:sz w:val="24"/>
+          <w:lang w:val="nl-NL"/>
+        </w:rPr>
+        <w:tab/>
+      </w:r>
+      <w:r>
+        <w:rPr>
+          <w:rFonts w:ascii="Arial" w:eastAsia="Arial" w:hAnsi="Arial"/>
+          <w:color w:val="696969"/>
+          <w:sz w:val="24"/>
+          <w:lang w:val="nl-NL"/>
+        </w:rPr>
+        <w:br/>
+      </w:r>
+      <w:r>
+        <w:rPr>
+          <w:rFonts w:ascii="Arial" w:eastAsia="Arial" w:hAnsi="Arial"/>
+          <w:color w:val="696969"/>
+          <w:sz w:val="24"/>
+          <w:lang w:val="nl-NL"/>
+        </w:rPr>
+        <w:t>{organisatie}</w:t>
+      </w:r>
     </w:p>
     <w:p>
       <w:pPr>
@@ -302,7 +407,7 @@
           <w:sz w:val="24"/>
           <w:lang w:val="nl-NL"/>
         </w:rPr>
-        <w:t>Organisatie:</w:t>
+        <w:t>Ter attentie van:</w:t>
       </w:r>
       <w:r>
         <w:rPr>
@@ -320,7 +425,27 @@
           <w:sz w:val="24"/>
           <w:lang w:val="nl-NL"/>
         </w:rPr>
-        <w:t>{organisatie}</w:t>
+        <w:t>{</w:t>
+      </w:r>
+      <w:proofErr w:type="spellStart"/>
+      <w:r>
+        <w:rPr>
+          <w:rFonts w:ascii="Arial" w:eastAsia="Arial" w:hAnsi="Arial"/>
+          <w:color w:val="696969"/>
+          <w:sz w:val="24"/>
+          <w:lang w:val="nl-NL"/>
+        </w:rPr>
+        <w:t>ter_attentie_van</w:t>
+      </w:r>
+      <w:proofErr w:type="spellEnd"/>
+      <w:r>
+        <w:rPr>
+          <w:rFonts w:ascii="Arial" w:eastAsia="Arial" w:hAnsi="Arial"/>
+          <w:color w:val="696969"/>
+          <w:sz w:val="24"/>
+          <w:lang w:val="nl-NL"/>
+        </w:rPr>
+        <w:t>}</w:t>
       </w:r>
     </w:p>
     <w:p>
@@ -339,7 +464,71 @@
           <w:sz w:val="24"/>
           <w:lang w:val="nl-NL"/>
         </w:rPr>
-        <w:t>Ter attentie van:</w:t>
+        <w:t>Project</w:t>
+      </w:r>
+      <w:r>
+        <w:rPr>
+          <w:rFonts w:ascii="Arial" w:eastAsia="Arial" w:hAnsi="Arial"/>
+          <w:color w:val="696969"/>
+          <w:sz w:val="24"/>
+          <w:lang w:val="nl-NL"/>
+        </w:rPr>
+        <w:tab/>
+      </w:r>
+      <w:r>
+        <w:rPr>
+          <w:rFonts w:ascii="Arial" w:eastAsia="Arial" w:hAnsi="Arial"/>
+          <w:color w:val="696969"/>
+          <w:sz w:val="24"/>
+          <w:lang w:val="nl-NL"/>
+        </w:rPr>
+        <w:tab/>
+      </w:r>
+      <w:r>
+        <w:rPr>
+          <w:rFonts w:ascii="Arial" w:eastAsia="Arial" w:hAnsi="Arial"/>
+          <w:color w:val="696969"/>
+          <w:sz w:val="24"/>
+          <w:lang w:val="nl-NL"/>
+        </w:rPr>
+        <w:tab/>
+      </w:r>
+      <w:r>
+        <w:rPr>
+          <w:rFonts w:ascii="Arial" w:eastAsia="Arial" w:hAnsi="Arial"/>
+          <w:color w:val="696969"/>
+          <w:sz w:val="24"/>
+          <w:lang w:val="nl-NL"/>
+        </w:rPr>
+        <w:tab/>
+      </w:r>
+      <w:r>
+        <w:rPr>
+          <w:rFonts w:ascii="Arial" w:eastAsia="Arial" w:hAnsi="Arial"/>
+          <w:color w:val="696969"/>
+          <w:sz w:val="24"/>
+          <w:lang w:val="nl-NL"/>
+        </w:rPr>
+        <w:tab/>
+        <w:t xml:space="preserve">: </w:t>
+      </w:r>
+      <w:r>
+        <w:rPr>
+          <w:rFonts w:ascii="Arial" w:eastAsia="Arial" w:hAnsi="Arial"/>
+          <w:color w:val="696969"/>
+          <w:sz w:val="24"/>
+          <w:lang w:val="nl-NL"/>
+        </w:rPr>
+        <w:tab/>
+      </w:r>
+      <w:r>
+        <w:rPr>
+          <w:rFonts w:ascii="Arial" w:eastAsia="Arial" w:hAnsi="Arial"/>
+          <w:color w:val="696969"/>
+          <w:sz w:val="24"/>
+          <w:lang w:val="nl-NL"/>
+        </w:rPr>
+        <w:t>{project}</w:t>
       </w:r>
       <w:r>
         <w:rPr>
@@ -349,15 +538,94 @@
           <w:lang w:val="nl-NL"/>
         </w:rPr>
         <w:br/>
-      </w:r>
-      <w:r>
-        <w:rPr>
-          <w:rFonts w:ascii="Arial" w:eastAsia="Arial" w:hAnsi="Arial"/>
-          <w:color w:val="696969"/>
-          <w:sz w:val="24"/>
-          <w:lang w:val="nl-NL"/>
-        </w:rPr>
-        <w:t>{ter_attentie_van}</w:t>
+        <w:t>Rapportnummer</w:t>
+      </w:r>
+      <w:r>
+        <w:rPr>
+          <w:rFonts w:ascii="Arial" w:eastAsia="Arial" w:hAnsi="Arial"/>
+          <w:color w:val="696969"/>
+          <w:sz w:val="24"/>
+          <w:lang w:val="nl-NL"/>
+        </w:rPr>
+        <w:tab/>
+      </w:r>
+      <w:r>
+        <w:rPr>
+          <w:rFonts w:ascii="Arial" w:eastAsia="Arial" w:hAnsi="Arial"/>
+          <w:color w:val="696969"/>
+          <w:sz w:val="24"/>
+          <w:lang w:val="nl-NL"/>
+        </w:rPr>
+        <w:tab/>
+      </w:r>
+      <w:r>
+        <w:rPr>
+          <w:rFonts w:ascii="Arial" w:eastAsia="Arial" w:hAnsi="Arial"/>
+          <w:color w:val="696969"/>
+          <w:sz w:val="24"/>
+          <w:lang w:val="nl-NL"/>
+        </w:rPr>
+        <w:tab/>
+      </w:r>
+      <w:r>
+        <w:rPr>
+          <w:rFonts w:ascii="Arial" w:eastAsia="Arial" w:hAnsi="Arial"/>
+          <w:color w:val="696969"/>
+          <w:sz w:val="24"/>
+          <w:lang w:val="nl-NL"/>
+        </w:rPr>
+        <w:tab/>
+        <w:t xml:space="preserve">: </w:t>
+      </w:r>
+      <w:r>
+        <w:rPr>
+          <w:lang w:val="nl-NL"/>
+        </w:rPr>
+        <w:t xml:space="preserve"> </w:t>
+      </w:r>
+      <w:r>
+        <w:rPr>
+          <w:lang w:val="nl-NL"/>
+        </w:rPr>
+        <w:tab/>
+      </w:r>
+      <w:r>
+        <w:rPr>
+          <w:rFonts w:ascii="Arial" w:eastAsia="Arial" w:hAnsi="Arial"/>
+          <w:color w:val="696969"/>
+          <w:sz w:val="24"/>
+          <w:lang w:val="nl-NL"/>
+        </w:rPr>
+        <w:t>{</w:t>
+      </w:r>
+      <w:proofErr w:type="spellStart"/>
+      <w:r>
+        <w:rPr>
+          <w:rFonts w:ascii="Arial" w:eastAsia="Arial" w:hAnsi="Arial"/>
+          <w:color w:val="696969"/>
+          <w:sz w:val="24"/>
+          <w:lang w:val="nl-NL"/>
+        </w:rPr>
+        <w:t>rapport_n</w:t>
+      </w:r>
+      <w:r>
+        <w:rPr>
+          <w:rFonts w:ascii="Arial" w:eastAsia="Arial" w:hAnsi="Arial"/>
+          <w:color w:val="696969"/>
+          <w:sz w:val="24"/>
+          <w:lang w:val="nl-NL"/>
+        </w:rPr>
+        <w:t>ummer</w:t>
+      </w:r>
+      <w:proofErr w:type="spellEnd"/>
+      <w:r>
+        <w:rPr>
+          <w:rFonts w:ascii="Arial" w:eastAsia="Arial" w:hAnsi="Arial"/>
+          <w:color w:val="696969"/>
+          <w:sz w:val="24"/>
+          <w:lang w:val="nl-NL"/>
+        </w:rPr>
+        <w:t>}</w:t>
       </w:r>
     </w:p>
     <w:p>
@@ -376,7 +644,7 @@
           <w:sz w:val="24"/>
           <w:lang w:val="nl-NL"/>
         </w:rPr>
-        <w:t>Project</w:t>
+        <w:t>Datum:</w:t>
       </w:r>
       <w:r>
         <w:rPr>
@@ -440,177 +708,9 @@
           <w:sz w:val="24"/>
           <w:lang w:val="nl-NL"/>
         </w:rPr>
-        <w:t>{project}</w:t>
-      </w:r>
-      <w:r>
-        <w:rPr>
-          <w:rFonts w:ascii="Arial" w:eastAsia="Arial" w:hAnsi="Arial"/>
-          <w:color w:val="696969"/>
-          <w:sz w:val="24"/>
-          <w:lang w:val="nl-NL"/>
-        </w:rPr>
-        <w:br/>
-        <w:t>Rapportnummer</w:t>
-      </w:r>
-      <w:r>
-        <w:rPr>
-          <w:rFonts w:ascii="Arial" w:eastAsia="Arial" w:hAnsi="Arial"/>
-          <w:color w:val="696969"/>
-          <w:sz w:val="24"/>
-          <w:lang w:val="nl-NL"/>
-        </w:rPr>
-        <w:tab/>
-      </w:r>
-      <w:r>
-        <w:rPr>
-          <w:rFonts w:ascii="Arial" w:eastAsia="Arial" w:hAnsi="Arial"/>
-          <w:color w:val="696969"/>
-          <w:sz w:val="24"/>
-          <w:lang w:val="nl-NL"/>
-        </w:rPr>
-        <w:tab/>
-      </w:r>
-      <w:r>
-        <w:rPr>
-          <w:rFonts w:ascii="Arial" w:eastAsia="Arial" w:hAnsi="Arial"/>
-          <w:color w:val="696969"/>
-          <w:sz w:val="24"/>
-          <w:lang w:val="nl-NL"/>
-        </w:rPr>
-        <w:tab/>
-      </w:r>
-      <w:r>
-        <w:rPr>
-          <w:rFonts w:ascii="Arial" w:eastAsia="Arial" w:hAnsi="Arial"/>
-          <w:color w:val="696969"/>
-          <w:sz w:val="24"/>
-          <w:lang w:val="nl-NL"/>
-        </w:rPr>
-        <w:tab/>
-        <w:t xml:space="preserve">: </w:t>
-      </w:r>
-      <w:r>
-        <w:rPr>
-          <w:lang w:val="nl-NL"/>
-        </w:rPr>
-        <w:t xml:space="preserve"> </w:t>
-      </w:r>
-      <w:r>
-        <w:rPr>
-          <w:lang w:val="nl-NL"/>
-        </w:rPr>
-        <w:tab/>
-      </w:r>
-      <w:r>
-        <w:rPr>
-          <w:rFonts w:ascii="Arial" w:eastAsia="Arial" w:hAnsi="Arial"/>
-          <w:color w:val="696969"/>
-          <w:sz w:val="24"/>
-          <w:lang w:val="nl-NL"/>
-        </w:rPr>
-        <w:t>{rapport_n</w:t>
-      </w:r>
-      <w:r>
-        <w:rPr>
-          <w:rFonts w:ascii="Arial" w:eastAsia="Arial" w:hAnsi="Arial"/>
-          <w:color w:val="696969"/>
-          <w:sz w:val="24"/>
-          <w:lang w:val="nl-NL"/>
-        </w:rPr>
-        <w:t>ummer</w:t>
-      </w:r>
-      <w:r>
-        <w:rPr>
-          <w:rFonts w:ascii="Arial" w:eastAsia="Arial" w:hAnsi="Arial"/>
-          <w:color w:val="696969"/>
-          <w:sz w:val="24"/>
-          <w:lang w:val="nl-NL"/>
-        </w:rPr>
-        <w:t>}</w:t>
-      </w:r>
-    </w:p>
-    <w:p>
-      <w:pPr>
-        <w:rPr>
-          <w:rFonts w:ascii="Arial" w:eastAsia="Arial" w:hAnsi="Arial"/>
-          <w:color w:val="696969"/>
-          <w:sz w:val="24"/>
-          <w:lang w:val="nl-NL"/>
-        </w:rPr>
-      </w:pPr>
-      <w:r>
-        <w:rPr>
-          <w:rFonts w:ascii="Arial" w:eastAsia="Arial" w:hAnsi="Arial"/>
-          <w:color w:val="696969"/>
-          <w:sz w:val="24"/>
-          <w:lang w:val="nl-NL"/>
-        </w:rPr>
-        <w:t>Datum:</w:t>
-      </w:r>
-      <w:r>
-        <w:rPr>
-          <w:rFonts w:ascii="Arial" w:eastAsia="Arial" w:hAnsi="Arial"/>
-          <w:color w:val="696969"/>
-          <w:sz w:val="24"/>
-          <w:lang w:val="nl-NL"/>
-        </w:rPr>
-        <w:tab/>
-      </w:r>
-      <w:r>
-        <w:rPr>
-          <w:rFonts w:ascii="Arial" w:eastAsia="Arial" w:hAnsi="Arial"/>
-          <w:color w:val="696969"/>
-          <w:sz w:val="24"/>
-          <w:lang w:val="nl-NL"/>
-        </w:rPr>
-        <w:tab/>
-      </w:r>
-      <w:r>
-        <w:rPr>
-          <w:rFonts w:ascii="Arial" w:eastAsia="Arial" w:hAnsi="Arial"/>
-          <w:color w:val="696969"/>
-          <w:sz w:val="24"/>
-          <w:lang w:val="nl-NL"/>
-        </w:rPr>
-        <w:tab/>
-      </w:r>
-      <w:r>
-        <w:rPr>
-          <w:rFonts w:ascii="Arial" w:eastAsia="Arial" w:hAnsi="Arial"/>
-          <w:color w:val="696969"/>
-          <w:sz w:val="24"/>
-          <w:lang w:val="nl-NL"/>
-        </w:rPr>
-        <w:tab/>
-      </w:r>
-      <w:r>
-        <w:rPr>
-          <w:rFonts w:ascii="Arial" w:eastAsia="Arial" w:hAnsi="Arial"/>
-          <w:color w:val="696969"/>
-          <w:sz w:val="24"/>
-          <w:lang w:val="nl-NL"/>
-        </w:rPr>
-        <w:tab/>
-        <w:t xml:space="preserve">: </w:t>
-      </w:r>
-      <w:r>
-        <w:rPr>
-          <w:rFonts w:ascii="Arial" w:eastAsia="Arial" w:hAnsi="Arial"/>
-          <w:color w:val="696969"/>
-          <w:sz w:val="24"/>
-          <w:lang w:val="nl-NL"/>
-        </w:rPr>
-        <w:tab/>
-      </w:r>
-      <w:r>
-        <w:rPr>
-          <w:rFonts w:ascii="Arial" w:eastAsia="Arial" w:hAnsi="Arial"/>
-          <w:color w:val="696969"/>
-          <w:sz w:val="24"/>
-          <w:lang w:val="nl-NL"/>
-        </w:rPr>
         <w:t>{</w:t>
       </w:r>
+      <w:proofErr w:type="spellStart"/>
       <w:r>
         <w:rPr>
           <w:rFonts w:ascii="Arial" w:eastAsia="Arial" w:hAnsi="Arial"/>
@@ -620,6 +720,7 @@
         </w:rPr>
         <w:t>datum_controle</w:t>
       </w:r>
+      <w:proofErr w:type="spellEnd"/>
       <w:r>
         <w:rPr>
           <w:rFonts w:ascii="Arial" w:eastAsia="Arial" w:hAnsi="Arial"/>
@@ -692,7 +793,27 @@
           <w:sz w:val="24"/>
           <w:lang w:val="nl-NL"/>
         </w:rPr>
-        <w:t>{tijdstip_controle}</w:t>
+        <w:t>{</w:t>
+      </w:r>
+      <w:proofErr w:type="spellStart"/>
+      <w:r>
+        <w:rPr>
+          <w:rFonts w:ascii="Arial" w:eastAsia="Arial" w:hAnsi="Arial"/>
+          <w:color w:val="696969"/>
+          <w:sz w:val="24"/>
+          <w:lang w:val="nl-NL"/>
+        </w:rPr>
+        <w:t>tijdstip_controle</w:t>
+      </w:r>
+      <w:proofErr w:type="spellEnd"/>
+      <w:r>
+        <w:rPr>
+          <w:rFonts w:ascii="Arial" w:eastAsia="Arial" w:hAnsi="Arial"/>
+          <w:color w:val="696969"/>
+          <w:sz w:val="24"/>
+          <w:lang w:val="nl-NL"/>
+        </w:rPr>
+        <w:t>}</w:t>
       </w:r>
     </w:p>
     <w:p>
@@ -757,7 +878,27 @@
           <w:sz w:val="24"/>
           <w:lang w:val="nl-NL"/>
         </w:rPr>
-        <w:t>{controle_door}</w:t>
+        <w:t>{</w:t>
+      </w:r>
+      <w:proofErr w:type="spellStart"/>
+      <w:r>
+        <w:rPr>
+          <w:rFonts w:ascii="Arial" w:eastAsia="Arial" w:hAnsi="Arial"/>
+          <w:color w:val="696969"/>
+          <w:sz w:val="24"/>
+          <w:lang w:val="nl-NL"/>
+        </w:rPr>
+        <w:t>controle_door</w:t>
+      </w:r>
+      <w:proofErr w:type="spellEnd"/>
+      <w:r>
+        <w:rPr>
+          <w:rFonts w:ascii="Arial" w:eastAsia="Arial" w:hAnsi="Arial"/>
+          <w:color w:val="696969"/>
+          <w:sz w:val="24"/>
+          <w:lang w:val="nl-NL"/>
+        </w:rPr>
+        <w:t>}</w:t>
       </w:r>
     </w:p>
     <w:p>
@@ -821,7 +962,27 @@
           <w:sz w:val="24"/>
           <w:lang w:val="nl-NL"/>
         </w:rPr>
-        <w:t>{aanwezig_leverancier}</w:t>
+        <w:t>{</w:t>
+      </w:r>
+      <w:proofErr w:type="spellStart"/>
+      <w:r>
+        <w:rPr>
+          <w:rFonts w:ascii="Arial" w:eastAsia="Arial" w:hAnsi="Arial"/>
+          <w:color w:val="696969"/>
+          <w:sz w:val="24"/>
+          <w:lang w:val="nl-NL"/>
+        </w:rPr>
+        <w:t>aanwezig_leverancier</w:t>
+      </w:r>
+      <w:proofErr w:type="spellEnd"/>
+      <w:r>
+        <w:rPr>
+          <w:rFonts w:ascii="Arial" w:eastAsia="Arial" w:hAnsi="Arial"/>
+          <w:color w:val="696969"/>
+          <w:sz w:val="24"/>
+          <w:lang w:val="nl-NL"/>
+        </w:rPr>
+        <w:t>}</w:t>
       </w:r>
       <w:r>
         <w:rPr>
@@ -911,9 +1072,7 @@
         <w:spacing w:after="0" w:line="240" w:lineRule="auto"/>
         <w:ind w:left="7200" w:firstLine="720"/>
         <w:rPr>
-          <w:rFonts w:ascii="Arial" w:eastAsia="Arial" w:hAnsi="Arial"/>
-          <w:color w:val="696969"/>
-          <w:sz w:val="24"/>
+          <w:noProof/>
           <w:lang w:val="nl-NL"/>
         </w:rPr>
       </w:pPr>
@@ -1058,37 +1217,68 @@
         </w:rPr>
         <w:t>{%client_logo}</w:t>
       </w:r>
-      <w:r>
-        <w:rPr>
-          <w:rFonts w:ascii="Arial" w:eastAsia="Arial" w:hAnsi="Arial"/>
-          <w:color w:val="696969"/>
-          <w:sz w:val="24"/>
-          <w:lang w:val="nl-NL"/>
-        </w:rPr>
-        <w:tab/>
-      </w:r>
-      <w:r>
-        <w:rPr>
-          <w:rFonts w:ascii="Arial" w:eastAsia="Arial" w:hAnsi="Arial"/>
-          <w:color w:val="696969"/>
-          <w:sz w:val="24"/>
-          <w:lang w:val="nl-NL"/>
-        </w:rPr>
-        <w:tab/>
-      </w:r>
-      <w:r>
-        <w:rPr>
-          <w:rFonts w:ascii="Arial" w:eastAsia="Arial" w:hAnsi="Arial"/>
-          <w:color w:val="696969"/>
-          <w:sz w:val="24"/>
-          <w:lang w:val="nl-NL"/>
-        </w:rPr>
-        <w:tab/>
-      </w:r>
     </w:p>
     <w:p>
       <w:pPr>
-        <w:rPr>
+        <w:spacing w:after="0" w:line="240" w:lineRule="auto"/>
+        <w:ind w:left="7200" w:firstLine="720"/>
+        <w:rPr>
+          <w:rFonts w:ascii="Arial" w:eastAsia="Arial" w:hAnsi="Arial"/>
+          <w:color w:val="696969"/>
+          <w:sz w:val="24"/>
+          <w:lang w:val="nl-NL"/>
+        </w:rPr>
+      </w:pPr>
+      <w:r>
+        <w:rPr>
+          <w:rFonts w:ascii="Arial" w:eastAsia="Arial" w:hAnsi="Arial"/>
+          <w:color w:val="696969"/>
+          <w:sz w:val="24"/>
+          <w:lang w:val="nl-NL"/>
+        </w:rPr>
+        <w:tab/>
+      </w:r>
+      <w:r>
+        <w:rPr>
+          <w:rFonts w:ascii="Arial" w:eastAsia="Arial" w:hAnsi="Arial"/>
+          <w:color w:val="696969"/>
+          <w:sz w:val="24"/>
+          <w:lang w:val="nl-NL"/>
+        </w:rPr>
+        <w:tab/>
+      </w:r>
+      <w:r>
+        <w:rPr>
+          <w:rFonts w:ascii="Arial" w:eastAsia="Arial" w:hAnsi="Arial"/>
+          <w:color w:val="696969"/>
+          <w:sz w:val="24"/>
+          <w:lang w:val="nl-NL"/>
+        </w:rPr>
+        <w:tab/>
+      </w:r>
+    </w:p>
+    <w:p>
+      <w:pPr>
+        <w:spacing w:after="160" w:line="259" w:lineRule="auto"/>
+        <w:rPr>
+          <w:noProof/>
+          <w:lang w:val="nl-NL"/>
+        </w:rPr>
+      </w:pPr>
+      <w:r>
+        <w:rPr>
+          <w:noProof/>
+          <w:lang w:val="nl-NL"/>
+        </w:rPr>
+        <w:br w:type="page"/>
+      </w:r>
+    </w:p>
+    <w:p>
+      <w:pPr>
+        <w:rPr>
+          <w:rFonts w:ascii="Arial" w:eastAsia="Arial" w:hAnsi="Arial"/>
+          <w:color w:val="696969"/>
+          <w:sz w:val="24"/>
           <w:lang w:val="nl-NL"/>
         </w:rPr>
       </w:pPr>
@@ -1099,44 +1289,6 @@
           <w:lang w:val="nl-NL"/>
         </w:rPr>
       </w:pPr>
-    </w:p>
-    <w:p>
-      <w:pPr>
-        <w:rPr>
-          <w:lang w:val="nl-NL"/>
-        </w:rPr>
-      </w:pPr>
-    </w:p>
-    <w:p>
-      <w:pPr>
-        <w:spacing w:after="160" w:line="259" w:lineRule="auto"/>
-        <w:rPr>
-          <w:lang w:val="nl-NL"/>
-        </w:rPr>
-      </w:pPr>
-      <w:r>
-        <w:rPr>
-          <w:lang w:val="nl-NL"/>
-        </w:rPr>
-        <w:br w:type="page"/>
-      </w:r>
-    </w:p>
-    <w:p>
-      <w:pPr>
-        <w:rPr>
-          <w:rFonts w:ascii="Arial" w:eastAsia="Arial" w:hAnsi="Arial"/>
-          <w:color w:val="696969"/>
-          <w:sz w:val="24"/>
-          <w:lang w:val="nl-NL"/>
-        </w:rPr>
-      </w:pPr>
-    </w:p>
-    <w:p>
-      <w:pPr>
-        <w:rPr>
-          <w:lang w:val="nl-NL"/>
-        </w:rPr>
-      </w:pPr>
       <w:r>
         <w:rPr>
           <w:rFonts w:ascii="Arial" w:eastAsia="Arial" w:hAnsi="Arial"/>
@@ -1173,7 +1325,27 @@
           <w:sz w:val="24"/>
           <w:lang w:val="nl-NL"/>
         </w:rPr>
-        <w:t xml:space="preserve">{datum_controle_volledig} </w:t>
+        <w:t>{</w:t>
+      </w:r>
+      <w:proofErr w:type="spellStart"/>
+      <w:r>
+        <w:rPr>
+          <w:rFonts w:ascii="Arial" w:eastAsia="Arial" w:hAnsi="Arial"/>
+          <w:color w:val="696969"/>
+          <w:sz w:val="24"/>
+          <w:lang w:val="nl-NL"/>
+        </w:rPr>
+        <w:t>datum_controle_volledig</w:t>
+      </w:r>
+      <w:proofErr w:type="spellEnd"/>
+      <w:r>
+        <w:rPr>
+          <w:rFonts w:ascii="Arial" w:eastAsia="Arial" w:hAnsi="Arial"/>
+          <w:color w:val="696969"/>
+          <w:sz w:val="24"/>
+          <w:lang w:val="nl-NL"/>
+        </w:rPr>
+        <w:t xml:space="preserve">} </w:t>
       </w:r>
       <w:r>
         <w:rPr>
@@ -1227,7 +1399,27 @@
           <w:sz w:val="24"/>
           <w:lang w:val="nl-NL"/>
         </w:rPr>
-        <w:t xml:space="preserve">{audit_straatnaam} </w:t>
+        <w:t>{</w:t>
+      </w:r>
+      <w:proofErr w:type="spellStart"/>
+      <w:r>
+        <w:rPr>
+          <w:rFonts w:ascii="Arial" w:eastAsia="Arial" w:hAnsi="Arial"/>
+          <w:color w:val="696969"/>
+          <w:sz w:val="24"/>
+          <w:lang w:val="nl-NL"/>
+        </w:rPr>
+        <w:t>audit_straatnaam</w:t>
+      </w:r>
+      <w:proofErr w:type="spellEnd"/>
+      <w:r>
+        <w:rPr>
+          <w:rFonts w:ascii="Arial" w:eastAsia="Arial" w:hAnsi="Arial"/>
+          <w:color w:val="696969"/>
+          <w:sz w:val="24"/>
+          <w:lang w:val="nl-NL"/>
+        </w:rPr>
+        <w:t xml:space="preserve">} </w:t>
       </w:r>
       <w:r>
         <w:rPr>
@@ -1245,7 +1437,27 @@
           <w:sz w:val="24"/>
           <w:lang w:val="nl-NL"/>
         </w:rPr>
-        <w:t>{audit_stad}</w:t>
+        <w:t>{</w:t>
+      </w:r>
+      <w:proofErr w:type="spellStart"/>
+      <w:r>
+        <w:rPr>
+          <w:rFonts w:ascii="Arial" w:eastAsia="Arial" w:hAnsi="Arial"/>
+          <w:color w:val="696969"/>
+          <w:sz w:val="24"/>
+          <w:lang w:val="nl-NL"/>
+        </w:rPr>
+        <w:t>audit_stad</w:t>
+      </w:r>
+      <w:proofErr w:type="spellEnd"/>
+      <w:r>
+        <w:rPr>
+          <w:rFonts w:ascii="Arial" w:eastAsia="Arial" w:hAnsi="Arial"/>
+          <w:color w:val="696969"/>
+          <w:sz w:val="24"/>
+          <w:lang w:val="nl-NL"/>
+        </w:rPr>
+        <w:t>}</w:t>
       </w:r>
       <w:r>
         <w:rPr>
@@ -1291,6 +1503,7 @@
     <w:p>
       <w:pPr>
         <w:spacing w:after="0" w:line="240" w:lineRule="auto"/>
+        <w:jc w:val="center"/>
         <w:rPr>
           <w:rFonts w:ascii="Arial" w:eastAsia="Arial" w:hAnsi="Arial"/>
           <w:color w:val="696969"/>
@@ -1549,7 +1762,27 @@
           <w:sz w:val="24"/>
           <w:lang w:val="nl-NL"/>
         </w:rPr>
-        <w:t>Rapportnummer: {rapport_nummer}</w:t>
+        <w:t>Rapportnummer: {</w:t>
+      </w:r>
+      <w:proofErr w:type="spellStart"/>
+      <w:r>
+        <w:rPr>
+          <w:rFonts w:ascii="Arial" w:eastAsia="Arial" w:hAnsi="Arial"/>
+          <w:color w:val="696969"/>
+          <w:sz w:val="24"/>
+          <w:lang w:val="nl-NL"/>
+        </w:rPr>
+        <w:t>rapport_nummer</w:t>
+      </w:r>
+      <w:proofErr w:type="spellEnd"/>
+      <w:r>
+        <w:rPr>
+          <w:rFonts w:ascii="Arial" w:eastAsia="Arial" w:hAnsi="Arial"/>
+          <w:color w:val="696969"/>
+          <w:sz w:val="24"/>
+          <w:lang w:val="nl-NL"/>
+        </w:rPr>
+        <w:t>}</w:t>
       </w:r>
       <w:r>
         <w:rPr>
@@ -1632,11 +1865,27 @@
         </w:trPr>
         <w:tc>
           <w:tcPr>
-            <w:tcW w:w="5659" w:type="dxa"/>
+            <w:tcW w:w="5395" w:type="dxa"/>
           </w:tcPr>
           <w:p>
             <w:r>
-              <w:t>{aopchart colChart}</w:t>
+              <w:t>{</w:t>
+            </w:r>
+            <w:proofErr w:type="spellStart"/>
+            <w:r>
+              <w:t>aopchart</w:t>
+            </w:r>
+            <w:proofErr w:type="spellEnd"/>
+            <w:r>
+              <w:t xml:space="preserve"> </w:t>
+            </w:r>
+            <w:proofErr w:type="spellStart"/>
+            <w:r>
+              <w:t>colChart</w:t>
+            </w:r>
+            <w:proofErr w:type="spellEnd"/>
+            <w:r>
+              <w:t>}</w:t>
             </w:r>
             <w:r>
               <w:br/>
@@ -1646,7 +1895,7 @@
                 <w:noProof/>
               </w:rPr>
               <w:drawing>
-                <wp:inline distT="0" distB="0" distL="0" distR="0" wp14:anchorId="04278403" wp14:editId="7B001145">
+                <wp:inline distT="0" distB="0" distL="0" distR="0" wp14:anchorId="56A318F5" wp14:editId="4A015DBF">
                   <wp:extent cx="3497580" cy="2199005"/>
                   <wp:effectExtent l="0" t="0" r="7620" b="0"/>
                   <wp:docPr id="34" name="Chart 34"/>
@@ -1670,7 +1919,7 @@
         </w:tc>
         <w:tc>
           <w:tcPr>
-            <w:tcW w:w="5131" w:type="dxa"/>
+            <w:tcW w:w="5395" w:type="dxa"/>
           </w:tcPr>
           <w:p>
             <w:pPr>
@@ -1679,7 +1928,23 @@
               </w:tabs>
             </w:pPr>
             <w:r>
-              <w:t>{aopchart timelineChart}</w:t>
+              <w:t>{</w:t>
+            </w:r>
+            <w:proofErr w:type="spellStart"/>
+            <w:r>
+              <w:t>aopchart</w:t>
+            </w:r>
+            <w:proofErr w:type="spellEnd"/>
+            <w:r>
+              <w:t xml:space="preserve"> </w:t>
+            </w:r>
+            <w:proofErr w:type="spellStart"/>
+            <w:r>
+              <w:t>timelineChart</w:t>
+            </w:r>
+            <w:proofErr w:type="spellEnd"/>
+            <w:r>
+              <w:t>}</w:t>
             </w:r>
             <w:r>
               <w:br/>
@@ -1689,7 +1954,7 @@
                 <w:noProof/>
               </w:rPr>
               <w:drawing>
-                <wp:inline distT="0" distB="0" distL="0" distR="0" wp14:anchorId="4CA38E62" wp14:editId="399A2B6E">
+                <wp:inline distT="0" distB="0" distL="0" distR="0" wp14:anchorId="3176540F" wp14:editId="23839DF7">
                   <wp:extent cx="3165764" cy="2199005"/>
                   <wp:effectExtent l="0" t="0" r="0" b="0"/>
                   <wp:docPr id="1" name="Chart 1"/>
@@ -1711,7 +1976,7 @@
         </w:trPr>
         <w:tc>
           <w:tcPr>
-            <w:tcW w:w="5659" w:type="dxa"/>
+            <w:tcW w:w="5395" w:type="dxa"/>
           </w:tcPr>
           <w:p>
             <w:pPr>
@@ -1742,6 +2007,7 @@
               <w:br/>
               <w:t>Controle {</w:t>
             </w:r>
+            <w:proofErr w:type="spellStart"/>
             <w:r>
               <w:rPr>
                 <w:rFonts w:ascii="Arial" w:eastAsia="Arial" w:hAnsi="Arial"/>
@@ -1751,6 +2017,7 @@
               </w:rPr>
               <w:t>datum_controle_volledig</w:t>
             </w:r>
+            <w:proofErr w:type="spellEnd"/>
             <w:r>
               <w:rPr>
                 <w:rFonts w:ascii="Arial" w:eastAsia="Arial" w:hAnsi="Arial"/>
@@ -1773,14 +2040,30 @@
               <w:rPr>
                 <w:lang w:val="nl-NL"/>
               </w:rPr>
-              <w:t xml:space="preserve">{aopchart </w:t>
-            </w:r>
+              <w:t>{</w:t>
+            </w:r>
+            <w:proofErr w:type="spellStart"/>
             <w:r>
               <w:rPr>
                 <w:lang w:val="nl-NL"/>
               </w:rPr>
+              <w:t>aopchart</w:t>
+            </w:r>
+            <w:proofErr w:type="spellEnd"/>
+            <w:r>
+              <w:rPr>
+                <w:lang w:val="nl-NL"/>
+              </w:rPr>
+              <w:t xml:space="preserve"> </w:t>
+            </w:r>
+            <w:proofErr w:type="spellStart"/>
+            <w:r>
+              <w:rPr>
+                <w:lang w:val="nl-NL"/>
+              </w:rPr>
               <w:t>stockChart</w:t>
             </w:r>
+            <w:proofErr w:type="spellEnd"/>
             <w:r>
               <w:rPr>
                 <w:lang w:val="nl-NL"/>
@@ -1809,7 +2092,7 @@
               <mc:AlternateContent>
                 <mc:Choice Requires="wps">
                   <w:drawing>
-                    <wp:anchor distT="0" distB="0" distL="114300" distR="114300" simplePos="0" relativeHeight="251716608" behindDoc="0" locked="0" layoutInCell="1" allowOverlap="1" wp14:anchorId="47BB59CC" wp14:editId="7970B914">
+                    <wp:anchor distT="0" distB="0" distL="114300" distR="114300" simplePos="0" relativeHeight="251700224" behindDoc="0" locked="0" layoutInCell="1" allowOverlap="1" wp14:anchorId="0B4FD065" wp14:editId="0FFA66FF">
                       <wp:simplePos x="0" y="0"/>
                       <wp:positionH relativeFrom="column">
                         <wp:posOffset>1332172</wp:posOffset>
@@ -1858,6 +2141,7 @@
                                       <w:szCs w:val="10"/>
                                     </w:rPr>
                                   </w:pPr>
+                                  <w:proofErr w:type="spellStart"/>
                                   <w:r>
                                     <w:rPr>
                                       <w:rFonts w:ascii="Arial" w:hAnsi="Arial" w:cs="Arial"/>
@@ -1867,7 +2151,19 @@
                                       <w:sz w:val="10"/>
                                       <w:szCs w:val="10"/>
                                     </w:rPr>
-                                    <w:t xml:space="preserve">Dicht </w:t>
+                                    <w:t>Dicht</w:t>
+                                  </w:r>
+                                  <w:proofErr w:type="spellEnd"/>
+                                  <w:r>
+                                    <w:rPr>
+                                      <w:rFonts w:ascii="Arial" w:hAnsi="Arial" w:cs="Arial"/>
+                                      <w:b/>
+                                      <w:bCs/>
+                                      <w:color w:val="FFFFFF" w:themeColor="background1"/>
+                                      <w:sz w:val="10"/>
+                                      <w:szCs w:val="10"/>
+                                    </w:rPr>
+                                    <w:t xml:space="preserve"> </w:t>
                                   </w:r>
                                   <w:r>
                                     <w:rPr>
@@ -1879,8 +2175,20 @@
                                       <w:szCs w:val="10"/>
                                     </w:rPr>
                                     <w:br/>
+                                  </w:r>
+                                  <w:proofErr w:type="spellStart"/>
+                                  <w:r>
+                                    <w:rPr>
+                                      <w:rFonts w:ascii="Arial" w:hAnsi="Arial" w:cs="Arial"/>
+                                      <w:b/>
+                                      <w:bCs/>
+                                      <w:color w:val="FFFFFF" w:themeColor="background1"/>
+                                      <w:sz w:val="10"/>
+                                      <w:szCs w:val="10"/>
+                                    </w:rPr>
                                     <w:t>stof</w:t>
                                   </w:r>
+                                  <w:proofErr w:type="spellEnd"/>
                                 </w:p>
                               </w:txbxContent>
                             </wps:txbx>
@@ -1904,7 +2212,7 @@
                 </mc:Choice>
                 <mc:Fallback>
                   <w:pict>
-                    <v:shape w14:anchorId="47BB59CC" id="Text Box 13" o:spid="_x0000_s1028" type="#_x0000_t202" style="position:absolute;margin-left:104.9pt;margin-top:251.15pt;width:24.3pt;height:28.8pt;z-index:251716608;visibility:visible;mso-wrap-style:square;mso-width-percent:0;mso-height-percent:0;mso-wrap-distance-left:9pt;mso-wrap-distance-top:0;mso-wrap-distance-right:9pt;mso-wrap-distance-bottom:0;mso-position-horizontal:absolute;mso-position-horizontal-relative:text;mso-position-vertical:absolute;mso-position-vertical-relative:text;mso-width-percent:0;mso-height-percent:0;mso-width-relative:margin;mso-height-relative:margin;v-text-anchor:middle" o:gfxdata="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" fillcolor="#689c9a" strokecolor="#868686" strokeweight=".5pt">
+                    <v:shape w14:anchorId="0B4FD065" id="Text Box 13" o:spid="_x0000_s1028" type="#_x0000_t202" style="position:absolute;margin-left:104.9pt;margin-top:251.15pt;width:24.3pt;height:28.8pt;z-index:251700224;visibility:visible;mso-wrap-style:square;mso-width-percent:0;mso-height-percent:0;mso-wrap-distance-left:9pt;mso-wrap-distance-top:0;mso-wrap-distance-right:9pt;mso-wrap-distance-bottom:0;mso-position-horizontal:absolute;mso-position-horizontal-relative:text;mso-position-vertical:absolute;mso-position-vertical-relative:text;mso-width-percent:0;mso-height-percent:0;mso-width-relative:margin;mso-height-relative:margin;v-text-anchor:middle" o:gfxdata="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" fillcolor="#689c9a" strokecolor="#868686" strokeweight=".5pt">
                       <v:textbox inset="0,0,0,0">
                         <w:txbxContent>
                           <w:p>
@@ -1920,6 +2228,7 @@
                                 <w:szCs w:val="10"/>
                               </w:rPr>
                             </w:pPr>
+                            <w:proofErr w:type="spellStart"/>
                             <w:r>
                               <w:rPr>
                                 <w:rFonts w:ascii="Arial" w:hAnsi="Arial" w:cs="Arial"/>
@@ -1929,7 +2238,19 @@
                                 <w:sz w:val="10"/>
                                 <w:szCs w:val="10"/>
                               </w:rPr>
-                              <w:t xml:space="preserve">Dicht </w:t>
+                              <w:t>Dicht</w:t>
+                            </w:r>
+                            <w:proofErr w:type="spellEnd"/>
+                            <w:r>
+                              <w:rPr>
+                                <w:rFonts w:ascii="Arial" w:hAnsi="Arial" w:cs="Arial"/>
+                                <w:b/>
+                                <w:bCs/>
+                                <w:color w:val="FFFFFF" w:themeColor="background1"/>
+                                <w:sz w:val="10"/>
+                                <w:szCs w:val="10"/>
+                              </w:rPr>
+                              <w:t xml:space="preserve"> </w:t>
                             </w:r>
                             <w:r>
                               <w:rPr>
@@ -1941,8 +2262,20 @@
                                 <w:szCs w:val="10"/>
                               </w:rPr>
                               <w:br/>
+                            </w:r>
+                            <w:proofErr w:type="spellStart"/>
+                            <w:r>
+                              <w:rPr>
+                                <w:rFonts w:ascii="Arial" w:hAnsi="Arial" w:cs="Arial"/>
+                                <w:b/>
+                                <w:bCs/>
+                                <w:color w:val="FFFFFF" w:themeColor="background1"/>
+                                <w:sz w:val="10"/>
+                                <w:szCs w:val="10"/>
+                              </w:rPr>
                               <w:t>stof</w:t>
                             </w:r>
+                            <w:proofErr w:type="spellEnd"/>
                           </w:p>
                         </w:txbxContent>
                       </v:textbox>
@@ -1962,7 +2295,7 @@
               <mc:AlternateContent>
                 <mc:Choice Requires="wps">
                   <w:drawing>
-                    <wp:anchor distT="0" distB="0" distL="114300" distR="114300" simplePos="0" relativeHeight="251718656" behindDoc="0" locked="0" layoutInCell="1" allowOverlap="1" wp14:anchorId="74792987" wp14:editId="673B0438">
+                    <wp:anchor distT="0" distB="0" distL="114300" distR="114300" simplePos="0" relativeHeight="251702272" behindDoc="0" locked="0" layoutInCell="1" allowOverlap="1" wp14:anchorId="144DEFE0" wp14:editId="0CF81070">
                       <wp:simplePos x="0" y="0"/>
                       <wp:positionH relativeFrom="column">
                         <wp:posOffset>2968224</wp:posOffset>
@@ -2011,6 +2344,7 @@
                                       <w:szCs w:val="10"/>
                                     </w:rPr>
                                   </w:pPr>
+                                  <w:proofErr w:type="spellStart"/>
                                   <w:r>
                                     <w:rPr>
                                       <w:rFonts w:ascii="Arial" w:hAnsi="Arial" w:cs="Arial"/>
@@ -2022,6 +2356,7 @@
                                     </w:rPr>
                                     <w:t>Spinrag</w:t>
                                   </w:r>
+                                  <w:proofErr w:type="spellEnd"/>
                                 </w:p>
                               </w:txbxContent>
                             </wps:txbx>
@@ -2045,7 +2380,7 @@
                 </mc:Choice>
                 <mc:Fallback>
                   <w:pict>
-                    <v:shape w14:anchorId="74792987" id="Text Box 16" o:spid="_x0000_s1029" type="#_x0000_t202" style="position:absolute;margin-left:233.7pt;margin-top:251.3pt;width:25.9pt;height:28.8pt;z-index:251718656;visibility:visible;mso-wrap-style:square;mso-width-percent:0;mso-height-percent:0;mso-wrap-distance-left:9pt;mso-wrap-distance-top:0;mso-wrap-distance-right:9pt;mso-wrap-distance-bottom:0;mso-position-horizontal:absolute;mso-position-horizontal-relative:text;mso-position-vertical:absolute;mso-position-vertical-relative:text;mso-width-percent:0;mso-height-percent:0;mso-width-relative:margin;mso-height-relative:margin;v-text-anchor:middle" o:gfxdata="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" fillcolor="#a9a57c" strokecolor="#868686" strokeweight=".5pt">
+                    <v:shape w14:anchorId="144DEFE0" id="Text Box 16" o:spid="_x0000_s1029" type="#_x0000_t202" style="position:absolute;margin-left:233.7pt;margin-top:251.3pt;width:25.9pt;height:28.8pt;z-index:251702272;visibility:visible;mso-wrap-style:square;mso-width-percent:0;mso-height-percent:0;mso-wrap-distance-left:9pt;mso-wrap-distance-top:0;mso-wrap-distance-right:9pt;mso-wrap-distance-bottom:0;mso-position-horizontal:absolute;mso-position-horizontal-relative:text;mso-position-vertical:absolute;mso-position-vertical-relative:text;mso-width-percent:0;mso-height-percent:0;mso-width-relative:margin;mso-height-relative:margin;v-text-anchor:middle" o:gfxdata="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" fillcolor="#a9a57c" strokecolor="#868686" strokeweight=".5pt">
                       <v:textbox inset="0,0,0,0">
                         <w:txbxContent>
                           <w:p>
@@ -2061,6 +2396,7 @@
                                 <w:szCs w:val="10"/>
                               </w:rPr>
                             </w:pPr>
+                            <w:proofErr w:type="spellStart"/>
                             <w:r>
                               <w:rPr>
                                 <w:rFonts w:ascii="Arial" w:hAnsi="Arial" w:cs="Arial"/>
@@ -2072,6 +2408,7 @@
                               </w:rPr>
                               <w:t>Spinrag</w:t>
                             </w:r>
+                            <w:proofErr w:type="spellEnd"/>
                           </w:p>
                         </w:txbxContent>
                       </v:textbox>
@@ -2091,7 +2428,7 @@
               <mc:AlternateContent>
                 <mc:Choice Requires="wps">
                   <w:drawing>
-                    <wp:anchor distT="0" distB="0" distL="114300" distR="114300" simplePos="0" relativeHeight="251717632" behindDoc="0" locked="0" layoutInCell="1" allowOverlap="1" wp14:anchorId="5E1DD300" wp14:editId="39348E1A">
+                    <wp:anchor distT="0" distB="0" distL="114300" distR="114300" simplePos="0" relativeHeight="251701248" behindDoc="0" locked="0" layoutInCell="1" allowOverlap="1" wp14:anchorId="239B44AC" wp14:editId="16A645DD">
                       <wp:simplePos x="0" y="0"/>
                       <wp:positionH relativeFrom="column">
                         <wp:posOffset>2609282</wp:posOffset>
@@ -2140,6 +2477,7 @@
                                       <w:szCs w:val="10"/>
                                     </w:rPr>
                                   </w:pPr>
+                                  <w:proofErr w:type="spellStart"/>
                                   <w:r>
                                     <w:rPr>
                                       <w:rFonts w:ascii="Arial" w:hAnsi="Arial" w:cs="Arial"/>
@@ -2149,8 +2487,33 @@
                                       <w:sz w:val="10"/>
                                       <w:szCs w:val="10"/>
                                     </w:rPr>
-                                    <w:t>Niet geleegd</w:t>
+                                    <w:t>Niet</w:t>
                                   </w:r>
+                                  <w:proofErr w:type="spellEnd"/>
+                                  <w:r>
+                                    <w:rPr>
+                                      <w:rFonts w:ascii="Arial" w:hAnsi="Arial" w:cs="Arial"/>
+                                      <w:b/>
+                                      <w:bCs/>
+                                      <w:color w:val="FFFFFF" w:themeColor="background1"/>
+                                      <w:sz w:val="10"/>
+                                      <w:szCs w:val="10"/>
+                                    </w:rPr>
+                                    <w:t xml:space="preserve"> </w:t>
+                                  </w:r>
+                                  <w:proofErr w:type="spellStart"/>
+                                  <w:r>
+                                    <w:rPr>
+                                      <w:rFonts w:ascii="Arial" w:hAnsi="Arial" w:cs="Arial"/>
+                                      <w:b/>
+                                      <w:bCs/>
+                                      <w:color w:val="FFFFFF" w:themeColor="background1"/>
+                                      <w:sz w:val="10"/>
+                                      <w:szCs w:val="10"/>
+                                    </w:rPr>
+                                    <w:t>geleegd</w:t>
+                                  </w:r>
+                                  <w:proofErr w:type="spellEnd"/>
                                 </w:p>
                               </w:txbxContent>
                             </wps:txbx>
@@ -2174,7 +2537,7 @@
                 </mc:Choice>
                 <mc:Fallback>
                   <w:pict>
-                    <v:shape w14:anchorId="5E1DD300" id="Text Box 14" o:spid="_x0000_s1030" type="#_x0000_t202" style="position:absolute;margin-left:205.45pt;margin-top:251.3pt;width:28.4pt;height:28.8pt;z-index:251717632;visibility:visible;mso-wrap-style:square;mso-width-percent:0;mso-height-percent:0;mso-wrap-distance-left:9pt;mso-wrap-distance-top:0;mso-wrap-distance-right:9pt;mso-wrap-distance-bottom:0;mso-position-horizontal:absolute;mso-position-horizontal-relative:text;mso-position-vertical:absolute;mso-position-vertical-relative:text;mso-width-percent:0;mso-height-percent:0;mso-width-relative:margin;mso-height-relative:margin;v-text-anchor:middle" o:gfxdata="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" fillcolor="#a9a57c" strokecolor="#868686" strokeweight=".5pt">
+                    <v:shape w14:anchorId="239B44AC" id="Text Box 14" o:spid="_x0000_s1030" type="#_x0000_t202" style="position:absolute;margin-left:205.45pt;margin-top:251.3pt;width:28.4pt;height:28.8pt;z-index:251701248;visibility:visible;mso-wrap-style:square;mso-width-percent:0;mso-height-percent:0;mso-wrap-distance-left:9pt;mso-wrap-distance-top:0;mso-wrap-distance-right:9pt;mso-wrap-distance-bottom:0;mso-position-horizontal:absolute;mso-position-horizontal-relative:text;mso-position-vertical:absolute;mso-position-vertical-relative:text;mso-width-percent:0;mso-height-percent:0;mso-width-relative:margin;mso-height-relative:margin;v-text-anchor:middle" o:gfxdata="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" fillcolor="#a9a57c" strokecolor="#868686" strokeweight=".5pt">
                       <v:textbox inset="0,0,0,0">
                         <w:txbxContent>
                           <w:p>
@@ -2190,6 +2553,7 @@
                                 <w:szCs w:val="10"/>
                               </w:rPr>
                             </w:pPr>
+                            <w:proofErr w:type="spellStart"/>
                             <w:r>
                               <w:rPr>
                                 <w:rFonts w:ascii="Arial" w:hAnsi="Arial" w:cs="Arial"/>
@@ -2199,8 +2563,33 @@
                                 <w:sz w:val="10"/>
                                 <w:szCs w:val="10"/>
                               </w:rPr>
-                              <w:t>Niet geleegd</w:t>
+                              <w:t>Niet</w:t>
                             </w:r>
+                            <w:proofErr w:type="spellEnd"/>
+                            <w:r>
+                              <w:rPr>
+                                <w:rFonts w:ascii="Arial" w:hAnsi="Arial" w:cs="Arial"/>
+                                <w:b/>
+                                <w:bCs/>
+                                <w:color w:val="FFFFFF" w:themeColor="background1"/>
+                                <w:sz w:val="10"/>
+                                <w:szCs w:val="10"/>
+                              </w:rPr>
+                              <w:t xml:space="preserve"> </w:t>
+                            </w:r>
+                            <w:proofErr w:type="spellStart"/>
+                            <w:r>
+                              <w:rPr>
+                                <w:rFonts w:ascii="Arial" w:hAnsi="Arial" w:cs="Arial"/>
+                                <w:b/>
+                                <w:bCs/>
+                                <w:color w:val="FFFFFF" w:themeColor="background1"/>
+                                <w:sz w:val="10"/>
+                                <w:szCs w:val="10"/>
+                              </w:rPr>
+                              <w:t>geleegd</w:t>
+                            </w:r>
+                            <w:proofErr w:type="spellEnd"/>
                           </w:p>
                         </w:txbxContent>
                       </v:textbox>
@@ -2220,7 +2609,7 @@
               <mc:AlternateContent>
                 <mc:Choice Requires="wps">
                   <w:drawing>
-                    <wp:anchor distT="0" distB="0" distL="114300" distR="114300" simplePos="0" relativeHeight="251713536" behindDoc="0" locked="0" layoutInCell="1" allowOverlap="1" wp14:anchorId="303C52E3" wp14:editId="1544A755">
+                    <wp:anchor distT="0" distB="0" distL="114300" distR="114300" simplePos="0" relativeHeight="251697152" behindDoc="0" locked="0" layoutInCell="1" allowOverlap="1" wp14:anchorId="03D2FECA" wp14:editId="50853425">
                       <wp:simplePos x="0" y="0"/>
                       <wp:positionH relativeFrom="column">
                         <wp:posOffset>1014095</wp:posOffset>
@@ -2269,6 +2658,7 @@
                                       <w:szCs w:val="10"/>
                                     </w:rPr>
                                   </w:pPr>
+                                  <w:proofErr w:type="spellStart"/>
                                   <w:r>
                                     <w:rPr>
                                       <w:rFonts w:ascii="Arial" w:hAnsi="Arial" w:cs="Arial"/>
@@ -2280,6 +2670,7 @@
                                     </w:rPr>
                                     <w:t>Aanslag</w:t>
                                   </w:r>
+                                  <w:proofErr w:type="spellEnd"/>
                                 </w:p>
                               </w:txbxContent>
                             </wps:txbx>
@@ -2303,7 +2694,7 @@
                 </mc:Choice>
                 <mc:Fallback>
                   <w:pict>
-                    <v:shape w14:anchorId="303C52E3" id="Text Box 9" o:spid="_x0000_s1031" type="#_x0000_t202" style="position:absolute;margin-left:79.85pt;margin-top:251.2pt;width:25.8pt;height:28.8pt;z-index:251713536;visibility:visible;mso-wrap-style:square;mso-width-percent:0;mso-height-percent:0;mso-wrap-distance-left:9pt;mso-wrap-distance-top:0;mso-wrap-distance-right:9pt;mso-wrap-distance-bottom:0;mso-position-horizontal:absolute;mso-position-horizontal-relative:text;mso-position-vertical:absolute;mso-position-vertical-relative:text;mso-width-percent:0;mso-height-percent:0;mso-width-relative:margin;mso-height-relative:margin;v-text-anchor:middle" o:gfxdata="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" fillcolor="#689c9a" strokecolor="#868686" strokeweight=".5pt">
+                    <v:shape w14:anchorId="03D2FECA" id="Text Box 9" o:spid="_x0000_s1031" type="#_x0000_t202" style="position:absolute;margin-left:79.85pt;margin-top:251.2pt;width:25.8pt;height:28.8pt;z-index:251697152;visibility:visible;mso-wrap-style:square;mso-width-percent:0;mso-height-percent:0;mso-wrap-distance-left:9pt;mso-wrap-distance-top:0;mso-wrap-distance-right:9pt;mso-wrap-distance-bottom:0;mso-position-horizontal:absolute;mso-position-horizontal-relative:text;mso-position-vertical:absolute;mso-position-vertical-relative:text;mso-width-percent:0;mso-height-percent:0;mso-width-relative:margin;mso-height-relative:margin;v-text-anchor:middle" o:gfxdata="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" fillcolor="#689c9a" strokecolor="#868686" strokeweight=".5pt">
                       <v:textbox inset="0,0,0,0">
                         <w:txbxContent>
                           <w:p>
@@ -2319,6 +2710,7 @@
                                 <w:szCs w:val="10"/>
                               </w:rPr>
                             </w:pPr>
+                            <w:proofErr w:type="spellStart"/>
                             <w:r>
                               <w:rPr>
                                 <w:rFonts w:ascii="Arial" w:hAnsi="Arial" w:cs="Arial"/>
@@ -2330,6 +2722,7 @@
                               </w:rPr>
                               <w:t>Aanslag</w:t>
                             </w:r>
+                            <w:proofErr w:type="spellEnd"/>
                           </w:p>
                         </w:txbxContent>
                       </v:textbox>
@@ -2349,7 +2742,7 @@
               <mc:AlternateContent>
                 <mc:Choice Requires="wps">
                   <w:drawing>
-                    <wp:anchor distT="0" distB="0" distL="114300" distR="114300" simplePos="0" relativeHeight="251712512" behindDoc="0" locked="0" layoutInCell="1" allowOverlap="1" wp14:anchorId="05D42BB1" wp14:editId="379CE78A">
+                    <wp:anchor distT="0" distB="0" distL="114300" distR="114300" simplePos="0" relativeHeight="251696128" behindDoc="0" locked="0" layoutInCell="1" allowOverlap="1" wp14:anchorId="212E4217" wp14:editId="06AA2D3F">
                       <wp:simplePos x="0" y="0"/>
                       <wp:positionH relativeFrom="column">
                         <wp:posOffset>350520</wp:posOffset>
@@ -2397,6 +2790,7 @@
                                       <w:szCs w:val="10"/>
                                     </w:rPr>
                                   </w:pPr>
+                                  <w:proofErr w:type="spellStart"/>
                                   <w:r>
                                     <w:rPr>
                                       <w:rFonts w:ascii="Arial" w:hAnsi="Arial" w:cs="Arial"/>
@@ -2406,8 +2800,105 @@
                                       <w:sz w:val="10"/>
                                       <w:szCs w:val="10"/>
                                     </w:rPr>
-                                    <w:t>Niet gehecht vuil licht stof</w:t>
+                                    <w:t>Niet</w:t>
                                   </w:r>
+                                  <w:proofErr w:type="spellEnd"/>
+                                  <w:r>
+                                    <w:rPr>
+                                      <w:rFonts w:ascii="Arial" w:hAnsi="Arial" w:cs="Arial"/>
+                                      <w:b/>
+                                      <w:bCs/>
+                                      <w:color w:val="FFFFFF" w:themeColor="background1"/>
+                                      <w:sz w:val="10"/>
+                                      <w:szCs w:val="10"/>
+                                    </w:rPr>
+                                    <w:t xml:space="preserve"> </w:t>
+                                  </w:r>
+                                  <w:proofErr w:type="spellStart"/>
+                                  <w:r>
+                                    <w:rPr>
+                                      <w:rFonts w:ascii="Arial" w:hAnsi="Arial" w:cs="Arial"/>
+                                      <w:b/>
+                                      <w:bCs/>
+                                      <w:color w:val="FFFFFF" w:themeColor="background1"/>
+                                      <w:sz w:val="10"/>
+                                      <w:szCs w:val="10"/>
+                                    </w:rPr>
+                                    <w:t>gehecht</w:t>
+                                  </w:r>
+                                  <w:proofErr w:type="spellEnd"/>
+                                  <w:r>
+                                    <w:rPr>
+                                      <w:rFonts w:ascii="Arial" w:hAnsi="Arial" w:cs="Arial"/>
+                                      <w:b/>
+                                      <w:bCs/>
+                                      <w:color w:val="FFFFFF" w:themeColor="background1"/>
+                                      <w:sz w:val="10"/>
+                                      <w:szCs w:val="10"/>
+                                    </w:rPr>
+                                    <w:t xml:space="preserve"> </w:t>
+                                  </w:r>
+                                  <w:proofErr w:type="spellStart"/>
+                                  <w:r>
+                                    <w:rPr>
+                                      <w:rFonts w:ascii="Arial" w:hAnsi="Arial" w:cs="Arial"/>
+                                      <w:b/>
+                                      <w:bCs/>
+                                      <w:color w:val="FFFFFF" w:themeColor="background1"/>
+                                      <w:sz w:val="10"/>
+                                      <w:szCs w:val="10"/>
+                                    </w:rPr>
+                                    <w:t>vuil</w:t>
+                                  </w:r>
+                                  <w:proofErr w:type="spellEnd"/>
+                                  <w:r>
+                                    <w:rPr>
+                                      <w:rFonts w:ascii="Arial" w:hAnsi="Arial" w:cs="Arial"/>
+                                      <w:b/>
+                                      <w:bCs/>
+                                      <w:color w:val="FFFFFF" w:themeColor="background1"/>
+                                      <w:sz w:val="10"/>
+                                      <w:szCs w:val="10"/>
+                                    </w:rPr>
+                                    <w:t xml:space="preserve"> </w:t>
+                                  </w:r>
+                                  <w:proofErr w:type="spellStart"/>
+                                  <w:r>
+                                    <w:rPr>
+                                      <w:rFonts w:ascii="Arial" w:hAnsi="Arial" w:cs="Arial"/>
+                                      <w:b/>
+                                      <w:bCs/>
+                                      <w:color w:val="FFFFFF" w:themeColor="background1"/>
+                                      <w:sz w:val="10"/>
+                                      <w:szCs w:val="10"/>
+                                    </w:rPr>
+                                    <w:t>licht</w:t>
+                                  </w:r>
+                                  <w:proofErr w:type="spellEnd"/>
+                                  <w:r>
+                                    <w:rPr>
+                                      <w:rFonts w:ascii="Arial" w:hAnsi="Arial" w:cs="Arial"/>
+                                      <w:b/>
+                                      <w:bCs/>
+                                      <w:color w:val="FFFFFF" w:themeColor="background1"/>
+                                      <w:sz w:val="10"/>
+                                      <w:szCs w:val="10"/>
+                                    </w:rPr>
+                                    <w:t xml:space="preserve"> </w:t>
+                                  </w:r>
+                                  <w:proofErr w:type="spellStart"/>
+                                  <w:r>
+                                    <w:rPr>
+                                      <w:rFonts w:ascii="Arial" w:hAnsi="Arial" w:cs="Arial"/>
+                                      <w:b/>
+                                      <w:bCs/>
+                                      <w:color w:val="FFFFFF" w:themeColor="background1"/>
+                                      <w:sz w:val="10"/>
+                                      <w:szCs w:val="10"/>
+                                    </w:rPr>
+                                    <w:t>stof</w:t>
+                                  </w:r>
+                                  <w:proofErr w:type="spellEnd"/>
                                 </w:p>
                               </w:txbxContent>
                             </wps:txbx>
@@ -2431,7 +2922,7 @@
                 </mc:Choice>
                 <mc:Fallback>
                   <w:pict>
-                    <v:shape w14:anchorId="05D42BB1" id="Text Box 8" o:spid="_x0000_s1032" type="#_x0000_t202" style="position:absolute;margin-left:27.6pt;margin-top:251.25pt;width:26.6pt;height:28.8pt;z-index:251712512;visibility:visible;mso-wrap-style:square;mso-width-percent:0;mso-height-percent:0;mso-wrap-distance-left:9pt;mso-wrap-distance-top:0;mso-wrap-distance-right:9pt;mso-wrap-distance-bottom:0;mso-position-horizontal:absolute;mso-position-horizontal-relative:text;mso-position-vertical:absolute;mso-position-vertical-relative:text;mso-width-percent:0;mso-height-percent:0;mso-width-relative:margin;mso-height-relative:margin;v-text-anchor:middle" o:gfxdata="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" fillcolor="#b7ae38" strokecolor="#868686" strokeweight=".5pt">
+                    <v:shape w14:anchorId="212E4217" id="Text Box 8" o:spid="_x0000_s1032" type="#_x0000_t202" style="position:absolute;margin-left:27.6pt;margin-top:251.25pt;width:26.6pt;height:28.8pt;z-index:251696128;visibility:visible;mso-wrap-style:square;mso-width-percent:0;mso-height-percent:0;mso-wrap-distance-left:9pt;mso-wrap-distance-top:0;mso-wrap-distance-right:9pt;mso-wrap-distance-bottom:0;mso-position-horizontal:absolute;mso-position-horizontal-relative:text;mso-position-vertical:absolute;mso-position-vertical-relative:text;mso-width-percent:0;mso-height-percent:0;mso-width-relative:margin;mso-height-relative:margin;v-text-anchor:middle" o:gfxdata="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" fillcolor="#b7ae38" strokecolor="#868686" strokeweight=".5pt">
                       <v:textbox inset="0,0,0,0">
                         <w:txbxContent>
                           <w:p>
@@ -2446,6 +2937,7 @@
                                 <w:szCs w:val="10"/>
                               </w:rPr>
                             </w:pPr>
+                            <w:proofErr w:type="spellStart"/>
                             <w:r>
                               <w:rPr>
                                 <w:rFonts w:ascii="Arial" w:hAnsi="Arial" w:cs="Arial"/>
@@ -2455,8 +2947,105 @@
                                 <w:sz w:val="10"/>
                                 <w:szCs w:val="10"/>
                               </w:rPr>
-                              <w:t>Niet gehecht vuil licht stof</w:t>
+                              <w:t>Niet</w:t>
                             </w:r>
+                            <w:proofErr w:type="spellEnd"/>
+                            <w:r>
+                              <w:rPr>
+                                <w:rFonts w:ascii="Arial" w:hAnsi="Arial" w:cs="Arial"/>
+                                <w:b/>
+                                <w:bCs/>
+                                <w:color w:val="FFFFFF" w:themeColor="background1"/>
+                                <w:sz w:val="10"/>
+                                <w:szCs w:val="10"/>
+                              </w:rPr>
+                              <w:t xml:space="preserve"> </w:t>
+                            </w:r>
+                            <w:proofErr w:type="spellStart"/>
+                            <w:r>
+                              <w:rPr>
+                                <w:rFonts w:ascii="Arial" w:hAnsi="Arial" w:cs="Arial"/>
+                                <w:b/>
+                                <w:bCs/>
+                                <w:color w:val="FFFFFF" w:themeColor="background1"/>
+                                <w:sz w:val="10"/>
+                                <w:szCs w:val="10"/>
+                              </w:rPr>
+                              <w:t>gehecht</w:t>
+                            </w:r>
+                            <w:proofErr w:type="spellEnd"/>
+                            <w:r>
+                              <w:rPr>
+                                <w:rFonts w:ascii="Arial" w:hAnsi="Arial" w:cs="Arial"/>
+                                <w:b/>
+                                <w:bCs/>
+                                <w:color w:val="FFFFFF" w:themeColor="background1"/>
+                                <w:sz w:val="10"/>
+                                <w:szCs w:val="10"/>
+                              </w:rPr>
+                              <w:t xml:space="preserve"> </w:t>
+                            </w:r>
+                            <w:proofErr w:type="spellStart"/>
+                            <w:r>
+                              <w:rPr>
+                                <w:rFonts w:ascii="Arial" w:hAnsi="Arial" w:cs="Arial"/>
+                                <w:b/>
+                                <w:bCs/>
+                                <w:color w:val="FFFFFF" w:themeColor="background1"/>
+                                <w:sz w:val="10"/>
+                                <w:szCs w:val="10"/>
+                              </w:rPr>
+                              <w:t>vuil</w:t>
+                            </w:r>
+                            <w:proofErr w:type="spellEnd"/>
+                            <w:r>
+                              <w:rPr>
+                                <w:rFonts w:ascii="Arial" w:hAnsi="Arial" w:cs="Arial"/>
+                                <w:b/>
+                                <w:bCs/>
+                                <w:color w:val="FFFFFF" w:themeColor="background1"/>
+                                <w:sz w:val="10"/>
+                                <w:szCs w:val="10"/>
+                              </w:rPr>
+                              <w:t xml:space="preserve"> </w:t>
+                            </w:r>
+                            <w:proofErr w:type="spellStart"/>
+                            <w:r>
+                              <w:rPr>
+                                <w:rFonts w:ascii="Arial" w:hAnsi="Arial" w:cs="Arial"/>
+                                <w:b/>
+                                <w:bCs/>
+                                <w:color w:val="FFFFFF" w:themeColor="background1"/>
+                                <w:sz w:val="10"/>
+                                <w:szCs w:val="10"/>
+                              </w:rPr>
+                              <w:t>licht</w:t>
+                            </w:r>
+                            <w:proofErr w:type="spellEnd"/>
+                            <w:r>
+                              <w:rPr>
+                                <w:rFonts w:ascii="Arial" w:hAnsi="Arial" w:cs="Arial"/>
+                                <w:b/>
+                                <w:bCs/>
+                                <w:color w:val="FFFFFF" w:themeColor="background1"/>
+                                <w:sz w:val="10"/>
+                                <w:szCs w:val="10"/>
+                              </w:rPr>
+                              <w:t xml:space="preserve"> </w:t>
+                            </w:r>
+                            <w:proofErr w:type="spellStart"/>
+                            <w:r>
+                              <w:rPr>
+                                <w:rFonts w:ascii="Arial" w:hAnsi="Arial" w:cs="Arial"/>
+                                <w:b/>
+                                <w:bCs/>
+                                <w:color w:val="FFFFFF" w:themeColor="background1"/>
+                                <w:sz w:val="10"/>
+                                <w:szCs w:val="10"/>
+                              </w:rPr>
+                              <w:t>stof</w:t>
+                            </w:r>
+                            <w:proofErr w:type="spellEnd"/>
                           </w:p>
                         </w:txbxContent>
                       </v:textbox>
@@ -2476,7 +3065,7 @@
               <mc:AlternateContent>
                 <mc:Choice Requires="wps">
                   <w:drawing>
-                    <wp:anchor distT="0" distB="0" distL="114300" distR="114300" simplePos="0" relativeHeight="251711488" behindDoc="0" locked="0" layoutInCell="1" allowOverlap="1" wp14:anchorId="196B627E" wp14:editId="47AE2895">
+                    <wp:anchor distT="0" distB="0" distL="114300" distR="114300" simplePos="0" relativeHeight="251695104" behindDoc="0" locked="0" layoutInCell="1" allowOverlap="1" wp14:anchorId="499688E7" wp14:editId="2F0ED68B">
                       <wp:simplePos x="0" y="0"/>
                       <wp:positionH relativeFrom="column">
                         <wp:posOffset>685165</wp:posOffset>
@@ -2525,6 +3114,7 @@
                                       <w:szCs w:val="10"/>
                                     </w:rPr>
                                   </w:pPr>
+                                  <w:proofErr w:type="spellStart"/>
                                   <w:r>
                                     <w:rPr>
                                       <w:rFonts w:ascii="Arial" w:hAnsi="Arial" w:cs="Arial"/>
@@ -2534,8 +3124,81 @@
                                       <w:sz w:val="10"/>
                                       <w:szCs w:val="10"/>
                                     </w:rPr>
-                                    <w:t>Niet gehecht vuil methode</w:t>
+                                    <w:t>Niet</w:t>
                                   </w:r>
+                                  <w:proofErr w:type="spellEnd"/>
+                                  <w:r>
+                                    <w:rPr>
+                                      <w:rFonts w:ascii="Arial" w:hAnsi="Arial" w:cs="Arial"/>
+                                      <w:b/>
+                                      <w:bCs/>
+                                      <w:color w:val="FFFFFF" w:themeColor="background1"/>
+                                      <w:sz w:val="10"/>
+                                      <w:szCs w:val="10"/>
+                                    </w:rPr>
+                                    <w:t xml:space="preserve"> </w:t>
+                                  </w:r>
+                                  <w:proofErr w:type="spellStart"/>
+                                  <w:r>
+                                    <w:rPr>
+                                      <w:rFonts w:ascii="Arial" w:hAnsi="Arial" w:cs="Arial"/>
+                                      <w:b/>
+                                      <w:bCs/>
+                                      <w:color w:val="FFFFFF" w:themeColor="background1"/>
+                                      <w:sz w:val="10"/>
+                                      <w:szCs w:val="10"/>
+                                    </w:rPr>
+                                    <w:t>gehecht</w:t>
+                                  </w:r>
+                                  <w:proofErr w:type="spellEnd"/>
+                                  <w:r>
+                                    <w:rPr>
+                                      <w:rFonts w:ascii="Arial" w:hAnsi="Arial" w:cs="Arial"/>
+                                      <w:b/>
+                                      <w:bCs/>
+                                      <w:color w:val="FFFFFF" w:themeColor="background1"/>
+                                      <w:sz w:val="10"/>
+                                      <w:szCs w:val="10"/>
+                                    </w:rPr>
+                                    <w:t xml:space="preserve"> </w:t>
+                                  </w:r>
+                                  <w:proofErr w:type="spellStart"/>
+                                  <w:r>
+                                    <w:rPr>
+                                      <w:rFonts w:ascii="Arial" w:hAnsi="Arial" w:cs="Arial"/>
+                                      <w:b/>
+                                      <w:bCs/>
+                                      <w:color w:val="FFFFFF" w:themeColor="background1"/>
+                                      <w:sz w:val="10"/>
+                                      <w:szCs w:val="10"/>
+                                    </w:rPr>
+                                    <w:t>vuil</w:t>
+                                  </w:r>
+                                  <w:proofErr w:type="spellEnd"/>
+                                  <w:r>
+                                    <w:rPr>
+                                      <w:rFonts w:ascii="Arial" w:hAnsi="Arial" w:cs="Arial"/>
+                                      <w:b/>
+                                      <w:bCs/>
+                                      <w:color w:val="FFFFFF" w:themeColor="background1"/>
+                                      <w:sz w:val="10"/>
+                                      <w:szCs w:val="10"/>
+                                    </w:rPr>
+                                    <w:t xml:space="preserve"> </w:t>
+                                  </w:r>
+                                  <w:proofErr w:type="spellStart"/>
+                                  <w:r>
+                                    <w:rPr>
+                                      <w:rFonts w:ascii="Arial" w:hAnsi="Arial" w:cs="Arial"/>
+                                      <w:b/>
+                                      <w:bCs/>
+                                      <w:color w:val="FFFFFF" w:themeColor="background1"/>
+                                      <w:sz w:val="10"/>
+                                      <w:szCs w:val="10"/>
+                                    </w:rPr>
+                                    <w:t>methode</w:t>
+                                  </w:r>
+                                  <w:proofErr w:type="spellEnd"/>
                                 </w:p>
                               </w:txbxContent>
                             </wps:txbx>
@@ -2559,7 +3222,7 @@
                 </mc:Choice>
                 <mc:Fallback>
                   <w:pict>
-                    <v:shape w14:anchorId="196B627E" id="Text Box 7" o:spid="_x0000_s1033" type="#_x0000_t202" style="position:absolute;margin-left:53.95pt;margin-top:251.25pt;width:25.9pt;height:28.8pt;z-index:251711488;visibility:visible;mso-wrap-style:square;mso-width-percent:0;mso-height-percent:0;mso-wrap-distance-left:9pt;mso-wrap-distance-top:0;mso-wrap-distance-right:9pt;mso-wrap-distance-bottom:0;mso-position-horizontal:absolute;mso-position-horizontal-relative:text;mso-position-vertical:absolute;mso-position-vertical-relative:text;mso-width-percent:0;mso-height-percent:0;mso-width-relative:margin;mso-height-relative:margin;v-text-anchor:middle" o:gfxdata="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" fillcolor="#b7ae38" strokecolor="#868686" strokeweight=".5pt">
+                    <v:shape w14:anchorId="499688E7" id="Text Box 7" o:spid="_x0000_s1033" type="#_x0000_t202" style="position:absolute;margin-left:53.95pt;margin-top:251.25pt;width:25.9pt;height:28.8pt;z-index:251695104;visibility:visible;mso-wrap-style:square;mso-width-percent:0;mso-height-percent:0;mso-wrap-distance-left:9pt;mso-wrap-distance-top:0;mso-wrap-distance-right:9pt;mso-wrap-distance-bottom:0;mso-position-horizontal:absolute;mso-position-horizontal-relative:text;mso-position-vertical:absolute;mso-position-vertical-relative:text;mso-width-percent:0;mso-height-percent:0;mso-width-relative:margin;mso-height-relative:margin;v-text-anchor:middle" o:gfxdata="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" fillcolor="#b7ae38" strokecolor="#868686" strokeweight=".5pt">
                       <v:textbox inset="0,0,0,0">
                         <w:txbxContent>
                           <w:p>
@@ -2575,6 +3238,7 @@
                                 <w:szCs w:val="10"/>
                               </w:rPr>
                             </w:pPr>
+                            <w:proofErr w:type="spellStart"/>
                             <w:r>
                               <w:rPr>
                                 <w:rFonts w:ascii="Arial" w:hAnsi="Arial" w:cs="Arial"/>
@@ -2584,8 +3248,81 @@
                                 <w:sz w:val="10"/>
                                 <w:szCs w:val="10"/>
                               </w:rPr>
-                              <w:t>Niet gehecht vuil methode</w:t>
+                              <w:t>Niet</w:t>
                             </w:r>
+                            <w:proofErr w:type="spellEnd"/>
+                            <w:r>
+                              <w:rPr>
+                                <w:rFonts w:ascii="Arial" w:hAnsi="Arial" w:cs="Arial"/>
+                                <w:b/>
+                                <w:bCs/>
+                                <w:color w:val="FFFFFF" w:themeColor="background1"/>
+                                <w:sz w:val="10"/>
+                                <w:szCs w:val="10"/>
+                              </w:rPr>
+                              <w:t xml:space="preserve"> </w:t>
+                            </w:r>
+                            <w:proofErr w:type="spellStart"/>
+                            <w:r>
+                              <w:rPr>
+                                <w:rFonts w:ascii="Arial" w:hAnsi="Arial" w:cs="Arial"/>
+                                <w:b/>
+                                <w:bCs/>
+                                <w:color w:val="FFFFFF" w:themeColor="background1"/>
+                                <w:sz w:val="10"/>
+                                <w:szCs w:val="10"/>
+                              </w:rPr>
+                              <w:t>gehecht</w:t>
+                            </w:r>
+                            <w:proofErr w:type="spellEnd"/>
+                            <w:r>
+                              <w:rPr>
+                                <w:rFonts w:ascii="Arial" w:hAnsi="Arial" w:cs="Arial"/>
+                                <w:b/>
+                                <w:bCs/>
+                                <w:color w:val="FFFFFF" w:themeColor="background1"/>
+                                <w:sz w:val="10"/>
+                                <w:szCs w:val="10"/>
+                              </w:rPr>
+                              <w:t xml:space="preserve"> </w:t>
+                            </w:r>
+                            <w:proofErr w:type="spellStart"/>
+                            <w:r>
+                              <w:rPr>
+                                <w:rFonts w:ascii="Arial" w:hAnsi="Arial" w:cs="Arial"/>
+                                <w:b/>
+                                <w:bCs/>
+                                <w:color w:val="FFFFFF" w:themeColor="background1"/>
+                                <w:sz w:val="10"/>
+                                <w:szCs w:val="10"/>
+                              </w:rPr>
+                              <w:t>vuil</w:t>
+                            </w:r>
+                            <w:proofErr w:type="spellEnd"/>
+                            <w:r>
+                              <w:rPr>
+                                <w:rFonts w:ascii="Arial" w:hAnsi="Arial" w:cs="Arial"/>
+                                <w:b/>
+                                <w:bCs/>
+                                <w:color w:val="FFFFFF" w:themeColor="background1"/>
+                                <w:sz w:val="10"/>
+                                <w:szCs w:val="10"/>
+                              </w:rPr>
+                              <w:t xml:space="preserve"> </w:t>
+                            </w:r>
+                            <w:proofErr w:type="spellStart"/>
+                            <w:r>
+                              <w:rPr>
+                                <w:rFonts w:ascii="Arial" w:hAnsi="Arial" w:cs="Arial"/>
+                                <w:b/>
+                                <w:bCs/>
+                                <w:color w:val="FFFFFF" w:themeColor="background1"/>
+                                <w:sz w:val="10"/>
+                                <w:szCs w:val="10"/>
+                              </w:rPr>
+                              <w:t>methode</w:t>
+                            </w:r>
+                            <w:proofErr w:type="spellEnd"/>
                           </w:p>
                         </w:txbxContent>
                       </v:textbox>
@@ -2605,7 +3342,7 @@
               <mc:AlternateContent>
                 <mc:Choice Requires="wps">
                   <w:drawing>
-                    <wp:anchor distT="0" distB="0" distL="114300" distR="114300" simplePos="0" relativeHeight="251715584" behindDoc="0" locked="0" layoutInCell="1" allowOverlap="1" wp14:anchorId="7F57A76E" wp14:editId="60BF15DA">
+                    <wp:anchor distT="0" distB="0" distL="114300" distR="114300" simplePos="0" relativeHeight="251699200" behindDoc="0" locked="0" layoutInCell="1" allowOverlap="1" wp14:anchorId="6749570E" wp14:editId="039D95A6">
                       <wp:simplePos x="0" y="0"/>
                       <wp:positionH relativeFrom="column">
                         <wp:posOffset>2303145</wp:posOffset>
@@ -2654,6 +3391,7 @@
                                       <w:szCs w:val="10"/>
                                     </w:rPr>
                                   </w:pPr>
+                                  <w:proofErr w:type="spellStart"/>
                                   <w:r>
                                     <w:rPr>
                                       <w:rFonts w:ascii="Arial" w:hAnsi="Arial" w:cs="Arial"/>
@@ -2663,8 +3401,33 @@
                                       <w:sz w:val="10"/>
                                       <w:szCs w:val="10"/>
                                     </w:rPr>
-                                    <w:t>Niet aangevuld</w:t>
+                                    <w:t>Niet</w:t>
                                   </w:r>
+                                  <w:proofErr w:type="spellEnd"/>
+                                  <w:r>
+                                    <w:rPr>
+                                      <w:rFonts w:ascii="Arial" w:hAnsi="Arial" w:cs="Arial"/>
+                                      <w:b/>
+                                      <w:bCs/>
+                                      <w:color w:val="FFFFFF" w:themeColor="background1"/>
+                                      <w:sz w:val="10"/>
+                                      <w:szCs w:val="10"/>
+                                    </w:rPr>
+                                    <w:t xml:space="preserve"> </w:t>
+                                  </w:r>
+                                  <w:proofErr w:type="spellStart"/>
+                                  <w:r>
+                                    <w:rPr>
+                                      <w:rFonts w:ascii="Arial" w:hAnsi="Arial" w:cs="Arial"/>
+                                      <w:b/>
+                                      <w:bCs/>
+                                      <w:color w:val="FFFFFF" w:themeColor="background1"/>
+                                      <w:sz w:val="10"/>
+                                      <w:szCs w:val="10"/>
+                                    </w:rPr>
+                                    <w:t>aangevuld</w:t>
+                                  </w:r>
+                                  <w:proofErr w:type="spellEnd"/>
                                 </w:p>
                               </w:txbxContent>
                             </wps:txbx>
@@ -2688,7 +3451,7 @@
                 </mc:Choice>
                 <mc:Fallback>
                   <w:pict>
-                    <v:shape w14:anchorId="7F57A76E" id="Text Box 11" o:spid="_x0000_s1034" type="#_x0000_t202" style="position:absolute;margin-left:181.35pt;margin-top:251.25pt;width:24.1pt;height:28.7pt;z-index:251715584;visibility:visible;mso-wrap-style:square;mso-width-percent:0;mso-height-percent:0;mso-wrap-distance-left:9pt;mso-wrap-distance-top:0;mso-wrap-distance-right:9pt;mso-wrap-distance-bottom:0;mso-position-horizontal:absolute;mso-position-horizontal-relative:text;mso-position-vertical:absolute;mso-position-vertical-relative:text;mso-width-percent:0;mso-height-percent:0;mso-width-relative:margin;mso-height-relative:margin;v-text-anchor:middle" o:gfxdata="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" fillcolor="#a9a57c" strokecolor="#868686" strokeweight=".5pt">
+                    <v:shape w14:anchorId="6749570E" id="Text Box 11" o:spid="_x0000_s1034" type="#_x0000_t202" style="position:absolute;margin-left:181.35pt;margin-top:251.25pt;width:24.1pt;height:28.7pt;z-index:251699200;visibility:visible;mso-wrap-style:square;mso-width-percent:0;mso-height-percent:0;mso-wrap-distance-left:9pt;mso-wrap-distance-top:0;mso-wrap-distance-right:9pt;mso-wrap-distance-bottom:0;mso-position-horizontal:absolute;mso-position-horizontal-relative:text;mso-position-vertical:absolute;mso-position-vertical-relative:text;mso-width-percent:0;mso-height-percent:0;mso-width-relative:margin;mso-height-relative:margin;v-text-anchor:middle" o:gfxdata="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" fillcolor="#a9a57c" strokecolor="#868686" strokeweight=".5pt">
                       <v:textbox inset="0,0,0,0">
                         <w:txbxContent>
                           <w:p>
@@ -2704,6 +3467,7 @@
                                 <w:szCs w:val="10"/>
                               </w:rPr>
                             </w:pPr>
+                            <w:proofErr w:type="spellStart"/>
                             <w:r>
                               <w:rPr>
                                 <w:rFonts w:ascii="Arial" w:hAnsi="Arial" w:cs="Arial"/>
@@ -2713,8 +3477,33 @@
                                 <w:sz w:val="10"/>
                                 <w:szCs w:val="10"/>
                               </w:rPr>
-                              <w:t>Niet aangevuld</w:t>
+                              <w:t>Niet</w:t>
                             </w:r>
+                            <w:proofErr w:type="spellEnd"/>
+                            <w:r>
+                              <w:rPr>
+                                <w:rFonts w:ascii="Arial" w:hAnsi="Arial" w:cs="Arial"/>
+                                <w:b/>
+                                <w:bCs/>
+                                <w:color w:val="FFFFFF" w:themeColor="background1"/>
+                                <w:sz w:val="10"/>
+                                <w:szCs w:val="10"/>
+                              </w:rPr>
+                              <w:t xml:space="preserve"> </w:t>
+                            </w:r>
+                            <w:proofErr w:type="spellStart"/>
+                            <w:r>
+                              <w:rPr>
+                                <w:rFonts w:ascii="Arial" w:hAnsi="Arial" w:cs="Arial"/>
+                                <w:b/>
+                                <w:bCs/>
+                                <w:color w:val="FFFFFF" w:themeColor="background1"/>
+                                <w:sz w:val="10"/>
+                                <w:szCs w:val="10"/>
+                              </w:rPr>
+                              <w:t>aangevuld</w:t>
+                            </w:r>
+                            <w:proofErr w:type="spellEnd"/>
                           </w:p>
                         </w:txbxContent>
                       </v:textbox>
@@ -2734,7 +3523,7 @@
               <mc:AlternateContent>
                 <mc:Choice Requires="wps">
                   <w:drawing>
-                    <wp:anchor distT="0" distB="0" distL="114300" distR="114300" simplePos="0" relativeHeight="251714560" behindDoc="0" locked="0" layoutInCell="1" allowOverlap="1" wp14:anchorId="1DB645CE" wp14:editId="74A0C21B">
+                    <wp:anchor distT="0" distB="0" distL="114300" distR="114300" simplePos="0" relativeHeight="251698176" behindDoc="0" locked="0" layoutInCell="1" allowOverlap="1" wp14:anchorId="4F82A173" wp14:editId="61788FB1">
                       <wp:simplePos x="0" y="0"/>
                       <wp:positionH relativeFrom="column">
                         <wp:posOffset>1976247</wp:posOffset>
@@ -2783,6 +3572,7 @@
                                       <w:szCs w:val="10"/>
                                     </w:rPr>
                                   </w:pPr>
+                                  <w:proofErr w:type="spellStart"/>
                                   <w:r>
                                     <w:rPr>
                                       <w:rFonts w:ascii="Arial" w:hAnsi="Arial" w:cs="Arial"/>
@@ -2792,8 +3582,81 @@
                                       <w:sz w:val="10"/>
                                       <w:szCs w:val="10"/>
                                     </w:rPr>
-                                    <w:t>Gehecht vuil vlek vingertast</w:t>
+                                    <w:t>Gehecht</w:t>
                                   </w:r>
+                                  <w:proofErr w:type="spellEnd"/>
+                                  <w:r>
+                                    <w:rPr>
+                                      <w:rFonts w:ascii="Arial" w:hAnsi="Arial" w:cs="Arial"/>
+                                      <w:b/>
+                                      <w:bCs/>
+                                      <w:color w:val="FFFFFF" w:themeColor="background1"/>
+                                      <w:sz w:val="10"/>
+                                      <w:szCs w:val="10"/>
+                                    </w:rPr>
+                                    <w:t xml:space="preserve"> </w:t>
+                                  </w:r>
+                                  <w:proofErr w:type="spellStart"/>
+                                  <w:r>
+                                    <w:rPr>
+                                      <w:rFonts w:ascii="Arial" w:hAnsi="Arial" w:cs="Arial"/>
+                                      <w:b/>
+                                      <w:bCs/>
+                                      <w:color w:val="FFFFFF" w:themeColor="background1"/>
+                                      <w:sz w:val="10"/>
+                                      <w:szCs w:val="10"/>
+                                    </w:rPr>
+                                    <w:t>vuil</w:t>
+                                  </w:r>
+                                  <w:proofErr w:type="spellEnd"/>
+                                  <w:r>
+                                    <w:rPr>
+                                      <w:rFonts w:ascii="Arial" w:hAnsi="Arial" w:cs="Arial"/>
+                                      <w:b/>
+                                      <w:bCs/>
+                                      <w:color w:val="FFFFFF" w:themeColor="background1"/>
+                                      <w:sz w:val="10"/>
+                                      <w:szCs w:val="10"/>
+                                    </w:rPr>
+                                    <w:t xml:space="preserve"> </w:t>
+                                  </w:r>
+                                  <w:proofErr w:type="spellStart"/>
+                                  <w:r>
+                                    <w:rPr>
+                                      <w:rFonts w:ascii="Arial" w:hAnsi="Arial" w:cs="Arial"/>
+                                      <w:b/>
+                                      <w:bCs/>
+                                      <w:color w:val="FFFFFF" w:themeColor="background1"/>
+                                      <w:sz w:val="10"/>
+                                      <w:szCs w:val="10"/>
+                                    </w:rPr>
+                                    <w:t>vlek</w:t>
+                                  </w:r>
+                                  <w:proofErr w:type="spellEnd"/>
+                                  <w:r>
+                                    <w:rPr>
+                                      <w:rFonts w:ascii="Arial" w:hAnsi="Arial" w:cs="Arial"/>
+                                      <w:b/>
+                                      <w:bCs/>
+                                      <w:color w:val="FFFFFF" w:themeColor="background1"/>
+                                      <w:sz w:val="10"/>
+                                      <w:szCs w:val="10"/>
+                                    </w:rPr>
+                                    <w:t xml:space="preserve"> </w:t>
+                                  </w:r>
+                                  <w:proofErr w:type="spellStart"/>
+                                  <w:r>
+                                    <w:rPr>
+                                      <w:rFonts w:ascii="Arial" w:hAnsi="Arial" w:cs="Arial"/>
+                                      <w:b/>
+                                      <w:bCs/>
+                                      <w:color w:val="FFFFFF" w:themeColor="background1"/>
+                                      <w:sz w:val="10"/>
+                                      <w:szCs w:val="10"/>
+                                    </w:rPr>
+                                    <w:t>vingertast</w:t>
+                                  </w:r>
+                                  <w:proofErr w:type="spellEnd"/>
                                 </w:p>
                               </w:txbxContent>
                             </wps:txbx>
@@ -2817,7 +3680,7 @@
                 </mc:Choice>
                 <mc:Fallback>
                   <w:pict>
-                    <v:shape w14:anchorId="1DB645CE" id="Text Box 10" o:spid="_x0000_s1035" type="#_x0000_t202" style="position:absolute;margin-left:155.6pt;margin-top:251.25pt;width:26.3pt;height:28.8pt;z-index:251714560;visibility:visible;mso-wrap-style:square;mso-width-percent:0;mso-height-percent:0;mso-wrap-distance-left:9pt;mso-wrap-distance-top:0;mso-wrap-distance-right:9pt;mso-wrap-distance-bottom:0;mso-position-horizontal:absolute;mso-position-horizontal-relative:text;mso-position-vertical:absolute;mso-position-vertical-relative:text;mso-width-percent:0;mso-height-percent:0;mso-width-relative:margin;mso-height-relative:margin;v-text-anchor:middle" o:gfxdata="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" fillcolor="#689c9a" strokecolor="#868686" strokeweight=".5pt">
+                    <v:shape w14:anchorId="4F82A173" id="Text Box 10" o:spid="_x0000_s1035" type="#_x0000_t202" style="position:absolute;margin-left:155.6pt;margin-top:251.25pt;width:26.3pt;height:28.8pt;z-index:251698176;visibility:visible;mso-wrap-style:square;mso-width-percent:0;mso-height-percent:0;mso-wrap-distance-left:9pt;mso-wrap-distance-top:0;mso-wrap-distance-right:9pt;mso-wrap-distance-bottom:0;mso-position-horizontal:absolute;mso-position-horizontal-relative:text;mso-position-vertical:absolute;mso-position-vertical-relative:text;mso-width-percent:0;mso-height-percent:0;mso-width-relative:margin;mso-height-relative:margin;v-text-anchor:middle" o:gfxdata="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" fillcolor="#689c9a" strokecolor="#868686" strokeweight=".5pt">
                       <v:textbox inset="0,0,0,0">
                         <w:txbxContent>
                           <w:p>
@@ -2833,6 +3696,7 @@
                                 <w:szCs w:val="10"/>
                               </w:rPr>
                             </w:pPr>
+                            <w:proofErr w:type="spellStart"/>
                             <w:r>
                               <w:rPr>
                                 <w:rFonts w:ascii="Arial" w:hAnsi="Arial" w:cs="Arial"/>
@@ -2842,8 +3706,81 @@
                                 <w:sz w:val="10"/>
                                 <w:szCs w:val="10"/>
                               </w:rPr>
-                              <w:t>Gehecht vuil vlek vingertast</w:t>
+                              <w:t>Gehecht</w:t>
                             </w:r>
+                            <w:proofErr w:type="spellEnd"/>
+                            <w:r>
+                              <w:rPr>
+                                <w:rFonts w:ascii="Arial" w:hAnsi="Arial" w:cs="Arial"/>
+                                <w:b/>
+                                <w:bCs/>
+                                <w:color w:val="FFFFFF" w:themeColor="background1"/>
+                                <w:sz w:val="10"/>
+                                <w:szCs w:val="10"/>
+                              </w:rPr>
+                              <w:t xml:space="preserve"> </w:t>
+                            </w:r>
+                            <w:proofErr w:type="spellStart"/>
+                            <w:r>
+                              <w:rPr>
+                                <w:rFonts w:ascii="Arial" w:hAnsi="Arial" w:cs="Arial"/>
+                                <w:b/>
+                                <w:bCs/>
+                                <w:color w:val="FFFFFF" w:themeColor="background1"/>
+                                <w:sz w:val="10"/>
+                                <w:szCs w:val="10"/>
+                              </w:rPr>
+                              <w:t>vuil</w:t>
+                            </w:r>
+                            <w:proofErr w:type="spellEnd"/>
+                            <w:r>
+                              <w:rPr>
+                                <w:rFonts w:ascii="Arial" w:hAnsi="Arial" w:cs="Arial"/>
+                                <w:b/>
+                                <w:bCs/>
+                                <w:color w:val="FFFFFF" w:themeColor="background1"/>
+                                <w:sz w:val="10"/>
+                                <w:szCs w:val="10"/>
+                              </w:rPr>
+                              <w:t xml:space="preserve"> </w:t>
+                            </w:r>
+                            <w:proofErr w:type="spellStart"/>
+                            <w:r>
+                              <w:rPr>
+                                <w:rFonts w:ascii="Arial" w:hAnsi="Arial" w:cs="Arial"/>
+                                <w:b/>
+                                <w:bCs/>
+                                <w:color w:val="FFFFFF" w:themeColor="background1"/>
+                                <w:sz w:val="10"/>
+                                <w:szCs w:val="10"/>
+                              </w:rPr>
+                              <w:t>vlek</w:t>
+                            </w:r>
+                            <w:proofErr w:type="spellEnd"/>
+                            <w:r>
+                              <w:rPr>
+                                <w:rFonts w:ascii="Arial" w:hAnsi="Arial" w:cs="Arial"/>
+                                <w:b/>
+                                <w:bCs/>
+                                <w:color w:val="FFFFFF" w:themeColor="background1"/>
+                                <w:sz w:val="10"/>
+                                <w:szCs w:val="10"/>
+                              </w:rPr>
+                              <w:t xml:space="preserve"> </w:t>
+                            </w:r>
+                            <w:proofErr w:type="spellStart"/>
+                            <w:r>
+                              <w:rPr>
+                                <w:rFonts w:ascii="Arial" w:hAnsi="Arial" w:cs="Arial"/>
+                                <w:b/>
+                                <w:bCs/>
+                                <w:color w:val="FFFFFF" w:themeColor="background1"/>
+                                <w:sz w:val="10"/>
+                                <w:szCs w:val="10"/>
+                              </w:rPr>
+                              <w:t>vingertast</w:t>
+                            </w:r>
+                            <w:proofErr w:type="spellEnd"/>
                           </w:p>
                         </w:txbxContent>
                       </v:textbox>
@@ -2863,7 +3800,7 @@
               <mc:AlternateContent>
                 <mc:Choice Requires="wps">
                   <w:drawing>
-                    <wp:anchor distT="0" distB="0" distL="114300" distR="114300" simplePos="0" relativeHeight="251719680" behindDoc="0" locked="0" layoutInCell="1" allowOverlap="1" wp14:anchorId="56437095" wp14:editId="7442D7D2">
+                    <wp:anchor distT="0" distB="0" distL="114300" distR="114300" simplePos="0" relativeHeight="251703296" behindDoc="0" locked="0" layoutInCell="1" allowOverlap="1" wp14:anchorId="692D6E1D" wp14:editId="0EE62F32">
                       <wp:simplePos x="0" y="0"/>
                       <wp:positionH relativeFrom="column">
                         <wp:posOffset>1642745</wp:posOffset>
@@ -2912,6 +3849,7 @@
                                       <w:szCs w:val="10"/>
                                     </w:rPr>
                                   </w:pPr>
+                                  <w:proofErr w:type="spellStart"/>
                                   <w:r>
                                     <w:rPr>
                                       <w:rFonts w:ascii="Arial" w:hAnsi="Arial" w:cs="Arial"/>
@@ -2921,8 +3859,57 @@
                                       <w:sz w:val="10"/>
                                       <w:szCs w:val="10"/>
                                     </w:rPr>
-                                    <w:t>Gehecht vuil methode</w:t>
+                                    <w:t>Gehecht</w:t>
                                   </w:r>
+                                  <w:proofErr w:type="spellEnd"/>
+                                  <w:r>
+                                    <w:rPr>
+                                      <w:rFonts w:ascii="Arial" w:hAnsi="Arial" w:cs="Arial"/>
+                                      <w:b/>
+                                      <w:bCs/>
+                                      <w:color w:val="FFFFFF" w:themeColor="background1"/>
+                                      <w:sz w:val="10"/>
+                                      <w:szCs w:val="10"/>
+                                    </w:rPr>
+                                    <w:t xml:space="preserve"> </w:t>
+                                  </w:r>
+                                  <w:proofErr w:type="spellStart"/>
+                                  <w:r>
+                                    <w:rPr>
+                                      <w:rFonts w:ascii="Arial" w:hAnsi="Arial" w:cs="Arial"/>
+                                      <w:b/>
+                                      <w:bCs/>
+                                      <w:color w:val="FFFFFF" w:themeColor="background1"/>
+                                      <w:sz w:val="10"/>
+                                      <w:szCs w:val="10"/>
+                                    </w:rPr>
+                                    <w:t>vuil</w:t>
+                                  </w:r>
+                                  <w:proofErr w:type="spellEnd"/>
+                                  <w:r>
+                                    <w:rPr>
+                                      <w:rFonts w:ascii="Arial" w:hAnsi="Arial" w:cs="Arial"/>
+                                      <w:b/>
+                                      <w:bCs/>
+                                      <w:color w:val="FFFFFF" w:themeColor="background1"/>
+                                      <w:sz w:val="10"/>
+                                      <w:szCs w:val="10"/>
+                                    </w:rPr>
+                                    <w:t xml:space="preserve"> </w:t>
+                                  </w:r>
+                                  <w:proofErr w:type="spellStart"/>
+                                  <w:r>
+                                    <w:rPr>
+                                      <w:rFonts w:ascii="Arial" w:hAnsi="Arial" w:cs="Arial"/>
+                                      <w:b/>
+                                      <w:bCs/>
+                                      <w:color w:val="FFFFFF" w:themeColor="background1"/>
+                                      <w:sz w:val="10"/>
+                                      <w:szCs w:val="10"/>
+                                    </w:rPr>
+                                    <w:t>methode</w:t>
+                                  </w:r>
+                                  <w:proofErr w:type="spellEnd"/>
                                 </w:p>
                               </w:txbxContent>
                             </wps:txbx>
@@ -2946,7 +3933,7 @@
                 </mc:Choice>
                 <mc:Fallback>
                   <w:pict>
-                    <v:shape w14:anchorId="56437095" id="Text Box 17" o:spid="_x0000_s1036" type="#_x0000_t202" style="position:absolute;margin-left:129.35pt;margin-top:251.25pt;width:26.65pt;height:28.8pt;z-index:251719680;visibility:visible;mso-wrap-style:square;mso-width-percent:0;mso-height-percent:0;mso-wrap-distance-left:9pt;mso-wrap-distance-top:0;mso-wrap-distance-right:9pt;mso-wrap-distance-bottom:0;mso-position-horizontal:absolute;mso-position-horizontal-relative:text;mso-position-vertical:absolute;mso-position-vertical-relative:text;mso-width-percent:0;mso-height-percent:0;mso-width-relative:margin;mso-height-relative:margin;v-text-anchor:middle" o:gfxdata="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" fillcolor="#689c9a" strokecolor="#868686" strokeweight=".5pt">
+                    <v:shape w14:anchorId="692D6E1D" id="Text Box 17" o:spid="_x0000_s1036" type="#_x0000_t202" style="position:absolute;margin-left:129.35pt;margin-top:251.25pt;width:26.65pt;height:28.8pt;z-index:251703296;visibility:visible;mso-wrap-style:square;mso-width-percent:0;mso-height-percent:0;mso-wrap-distance-left:9pt;mso-wrap-distance-top:0;mso-wrap-distance-right:9pt;mso-wrap-distance-bottom:0;mso-position-horizontal:absolute;mso-position-horizontal-relative:text;mso-position-vertical:absolute;mso-position-vertical-relative:text;mso-width-percent:0;mso-height-percent:0;mso-width-relative:margin;mso-height-relative:margin;v-text-anchor:middle" o:gfxdata="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" fillcolor="#689c9a" strokecolor="#868686" strokeweight=".5pt">
                       <v:textbox inset="0,0,0,0">
                         <w:txbxContent>
                           <w:p>
@@ -2962,6 +3949,7 @@
                                 <w:szCs w:val="10"/>
                               </w:rPr>
                             </w:pPr>
+                            <w:proofErr w:type="spellStart"/>
                             <w:r>
                               <w:rPr>
                                 <w:rFonts w:ascii="Arial" w:hAnsi="Arial" w:cs="Arial"/>
@@ -2971,8 +3959,57 @@
                                 <w:sz w:val="10"/>
                                 <w:szCs w:val="10"/>
                               </w:rPr>
-                              <w:t>Gehecht vuil methode</w:t>
+                              <w:t>Gehecht</w:t>
                             </w:r>
+                            <w:proofErr w:type="spellEnd"/>
+                            <w:r>
+                              <w:rPr>
+                                <w:rFonts w:ascii="Arial" w:hAnsi="Arial" w:cs="Arial"/>
+                                <w:b/>
+                                <w:bCs/>
+                                <w:color w:val="FFFFFF" w:themeColor="background1"/>
+                                <w:sz w:val="10"/>
+                                <w:szCs w:val="10"/>
+                              </w:rPr>
+                              <w:t xml:space="preserve"> </w:t>
+                            </w:r>
+                            <w:proofErr w:type="spellStart"/>
+                            <w:r>
+                              <w:rPr>
+                                <w:rFonts w:ascii="Arial" w:hAnsi="Arial" w:cs="Arial"/>
+                                <w:b/>
+                                <w:bCs/>
+                                <w:color w:val="FFFFFF" w:themeColor="background1"/>
+                                <w:sz w:val="10"/>
+                                <w:szCs w:val="10"/>
+                              </w:rPr>
+                              <w:t>vuil</w:t>
+                            </w:r>
+                            <w:proofErr w:type="spellEnd"/>
+                            <w:r>
+                              <w:rPr>
+                                <w:rFonts w:ascii="Arial" w:hAnsi="Arial" w:cs="Arial"/>
+                                <w:b/>
+                                <w:bCs/>
+                                <w:color w:val="FFFFFF" w:themeColor="background1"/>
+                                <w:sz w:val="10"/>
+                                <w:szCs w:val="10"/>
+                              </w:rPr>
+                              <w:t xml:space="preserve"> </w:t>
+                            </w:r>
+                            <w:proofErr w:type="spellStart"/>
+                            <w:r>
+                              <w:rPr>
+                                <w:rFonts w:ascii="Arial" w:hAnsi="Arial" w:cs="Arial"/>
+                                <w:b/>
+                                <w:bCs/>
+                                <w:color w:val="FFFFFF" w:themeColor="background1"/>
+                                <w:sz w:val="10"/>
+                                <w:szCs w:val="10"/>
+                              </w:rPr>
+                              <w:t>methode</w:t>
+                            </w:r>
+                            <w:proofErr w:type="spellEnd"/>
                           </w:p>
                         </w:txbxContent>
                       </v:textbox>
@@ -2987,7 +4024,7 @@
                 <w:lang w:val="nl-NL"/>
               </w:rPr>
               <w:drawing>
-                <wp:inline distT="0" distB="0" distL="0" distR="0" wp14:anchorId="435E8F5F" wp14:editId="1DAF0190">
+                <wp:inline distT="0" distB="0" distL="0" distR="0" wp14:anchorId="2FAD50C8" wp14:editId="2700C44D">
                   <wp:extent cx="3429000" cy="3200400"/>
                   <wp:effectExtent l="0" t="0" r="0" b="0"/>
                   <wp:docPr id="27" name="Chart 27"/>
@@ -3039,7 +4076,7 @@
         </w:tc>
         <w:tc>
           <w:tcPr>
-            <w:tcW w:w="5131" w:type="dxa"/>
+            <w:tcW w:w="5395" w:type="dxa"/>
           </w:tcPr>
           <w:p>
             <w:pPr>
@@ -3062,7 +4099,7 @@
               <mc:AlternateContent>
                 <mc:Choice Requires="wps">
                   <w:drawing>
-                    <wp:anchor distT="0" distB="0" distL="114300" distR="114300" simplePos="0" relativeHeight="251710464" behindDoc="0" locked="0" layoutInCell="1" allowOverlap="1" wp14:anchorId="7EAB0854" wp14:editId="026B7FC6">
+                    <wp:anchor distT="0" distB="0" distL="114300" distR="114300" simplePos="0" relativeHeight="251706368" behindDoc="0" locked="0" layoutInCell="1" allowOverlap="1" wp14:anchorId="637787ED" wp14:editId="7BA673A6">
                       <wp:simplePos x="0" y="0"/>
                       <wp:positionH relativeFrom="column">
                         <wp:posOffset>2165325</wp:posOffset>
@@ -3130,7 +4167,31 @@
                                       <w:szCs w:val="10"/>
                                     </w:rPr>
                                     <w:br/>
-                                    <w:t>{donut_chart_diverse_pct}</w:t>
+                                    <w:t>{</w:t>
+                                  </w:r>
+                                  <w:proofErr w:type="spellStart"/>
+                                  <w:r>
+                                    <w:rPr>
+                                      <w:rFonts w:ascii="Arial" w:hAnsi="Arial" w:cs="Arial"/>
+                                      <w:b/>
+                                      <w:bCs/>
+                                      <w:color w:val="FFFFFF" w:themeColor="background1"/>
+                                      <w:sz w:val="10"/>
+                                      <w:szCs w:val="10"/>
+                                    </w:rPr>
+                                    <w:t>donut_chart_diverse_pct</w:t>
+                                  </w:r>
+                                  <w:proofErr w:type="spellEnd"/>
+                                  <w:r>
+                                    <w:rPr>
+                                      <w:rFonts w:ascii="Arial" w:hAnsi="Arial" w:cs="Arial"/>
+                                      <w:b/>
+                                      <w:bCs/>
+                                      <w:color w:val="FFFFFF" w:themeColor="background1"/>
+                                      <w:sz w:val="10"/>
+                                      <w:szCs w:val="10"/>
+                                    </w:rPr>
+                                    <w:t>}</w:t>
                                   </w:r>
                                 </w:p>
                               </w:txbxContent>
@@ -3155,7 +4216,7 @@
                 </mc:Choice>
                 <mc:Fallback>
                   <w:pict>
-                    <v:shape w14:anchorId="7EAB0854" id="Text Box 19" o:spid="_x0000_s1037" type="#_x0000_t202" style="position:absolute;margin-left:170.5pt;margin-top:164.75pt;width:45.15pt;height:28.8pt;z-index:251710464;visibility:visible;mso-wrap-style:square;mso-width-percent:0;mso-height-percent:0;mso-wrap-distance-left:9pt;mso-wrap-distance-top:0;mso-wrap-distance-right:9pt;mso-wrap-distance-bottom:0;mso-position-horizontal:absolute;mso-position-horizontal-relative:text;mso-position-vertical:absolute;mso-position-vertical-relative:text;mso-width-percent:0;mso-height-percent:0;mso-width-relative:margin;mso-height-relative:margin;v-text-anchor:middle" o:gfxdata="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" fillcolor="#a9a57c" stroked="f" strokeweight=".25pt">
+                    <v:shape w14:anchorId="637787ED" id="Text Box 19" o:spid="_x0000_s1037" type="#_x0000_t202" style="position:absolute;margin-left:170.5pt;margin-top:164.75pt;width:45.15pt;height:28.8pt;z-index:251706368;visibility:visible;mso-wrap-style:square;mso-width-percent:0;mso-height-percent:0;mso-wrap-distance-left:9pt;mso-wrap-distance-top:0;mso-wrap-distance-right:9pt;mso-wrap-distance-bottom:0;mso-position-horizontal:absolute;mso-position-horizontal-relative:text;mso-position-vertical:absolute;mso-position-vertical-relative:text;mso-width-percent:0;mso-height-percent:0;mso-width-relative:margin;mso-height-relative:margin;v-text-anchor:middle" o:gfxdata="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" fillcolor="#a9a57c" stroked="f" strokeweight=".25pt">
                       <v:textbox inset="0,0,0,0">
                         <w:txbxContent>
                           <w:p>
@@ -3192,7 +4253,31 @@
                                 <w:szCs w:val="10"/>
                               </w:rPr>
                               <w:br/>
-                              <w:t>{donut_chart_diverse_pct}</w:t>
+                              <w:t>{</w:t>
+                            </w:r>
+                            <w:proofErr w:type="spellStart"/>
+                            <w:r>
+                              <w:rPr>
+                                <w:rFonts w:ascii="Arial" w:hAnsi="Arial" w:cs="Arial"/>
+                                <w:b/>
+                                <w:bCs/>
+                                <w:color w:val="FFFFFF" w:themeColor="background1"/>
+                                <w:sz w:val="10"/>
+                                <w:szCs w:val="10"/>
+                              </w:rPr>
+                              <w:t>donut_chart_diverse_pct</w:t>
+                            </w:r>
+                            <w:proofErr w:type="spellEnd"/>
+                            <w:r>
+                              <w:rPr>
+                                <w:rFonts w:ascii="Arial" w:hAnsi="Arial" w:cs="Arial"/>
+                                <w:b/>
+                                <w:bCs/>
+                                <w:color w:val="FFFFFF" w:themeColor="background1"/>
+                                <w:sz w:val="10"/>
+                                <w:szCs w:val="10"/>
+                              </w:rPr>
+                              <w:t>}</w:t>
                             </w:r>
                           </w:p>
                         </w:txbxContent>
@@ -3213,7 +4298,7 @@
               <mc:AlternateContent>
                 <mc:Choice Requires="wps">
                   <w:drawing>
-                    <wp:anchor distT="0" distB="0" distL="114300" distR="114300" simplePos="0" relativeHeight="251709440" behindDoc="0" locked="0" layoutInCell="1" allowOverlap="1" wp14:anchorId="7111772A" wp14:editId="461574DB">
+                    <wp:anchor distT="0" distB="0" distL="114300" distR="114300" simplePos="0" relativeHeight="251705344" behindDoc="0" locked="0" layoutInCell="1" allowOverlap="1" wp14:anchorId="3BAF9E5E" wp14:editId="5B5B47C0">
                       <wp:simplePos x="0" y="0"/>
                       <wp:positionH relativeFrom="column">
                         <wp:posOffset>449580</wp:posOffset>
@@ -3284,7 +4369,33 @@
                                       <w:lang w:val="nl-NL"/>
                                     </w:rPr>
                                     <w:br/>
-                                    <w:t>{donut_chart_dagelijkse_pct}</w:t>
+                                    <w:t>{</w:t>
+                                  </w:r>
+                                  <w:proofErr w:type="spellStart"/>
+                                  <w:r>
+                                    <w:rPr>
+                                      <w:rFonts w:ascii="Arial" w:hAnsi="Arial" w:cs="Arial"/>
+                                      <w:b/>
+                                      <w:bCs/>
+                                      <w:color w:val="FFFFFF" w:themeColor="background1"/>
+                                      <w:sz w:val="10"/>
+                                      <w:szCs w:val="10"/>
+                                      <w:lang w:val="nl-NL"/>
+                                    </w:rPr>
+                                    <w:t>donut_chart_dagelijkse_pct</w:t>
+                                  </w:r>
+                                  <w:proofErr w:type="spellEnd"/>
+                                  <w:r>
+                                    <w:rPr>
+                                      <w:rFonts w:ascii="Arial" w:hAnsi="Arial" w:cs="Arial"/>
+                                      <w:b/>
+                                      <w:bCs/>
+                                      <w:color w:val="FFFFFF" w:themeColor="background1"/>
+                                      <w:sz w:val="10"/>
+                                      <w:szCs w:val="10"/>
+                                      <w:lang w:val="nl-NL"/>
+                                    </w:rPr>
+                                    <w:t>}</w:t>
                                   </w:r>
                                 </w:p>
                               </w:txbxContent>
@@ -3309,7 +4420,7 @@
                 </mc:Choice>
                 <mc:Fallback>
                   <w:pict>
-                    <v:shape w14:anchorId="7111772A" id="Text Box 18" o:spid="_x0000_s1038" type="#_x0000_t202" style="position:absolute;margin-left:35.4pt;margin-top:166.05pt;width:46.65pt;height:28.8pt;z-index:251709440;visibility:visible;mso-wrap-style:square;mso-width-percent:0;mso-height-percent:0;mso-wrap-distance-left:9pt;mso-wrap-distance-top:0;mso-wrap-distance-right:9pt;mso-wrap-distance-bottom:0;mso-position-horizontal:absolute;mso-position-horizontal-relative:text;mso-position-vertical:absolute;mso-position-vertical-relative:text;mso-width-percent:0;mso-height-percent:0;mso-width-relative:margin;mso-height-relative:margin;v-text-anchor:middle" o:gfxdata="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" fillcolor="#b7ae38" stroked="f" strokeweight=".25pt">
+                    <v:shape w14:anchorId="3BAF9E5E" id="Text Box 18" o:spid="_x0000_s1038" type="#_x0000_t202" style="position:absolute;margin-left:35.4pt;margin-top:166.05pt;width:46.65pt;height:28.8pt;z-index:251705344;visibility:visible;mso-wrap-style:square;mso-width-percent:0;mso-height-percent:0;mso-wrap-distance-left:9pt;mso-wrap-distance-top:0;mso-wrap-distance-right:9pt;mso-wrap-distance-bottom:0;mso-position-horizontal:absolute;mso-position-horizontal-relative:text;mso-position-vertical:absolute;mso-position-vertical-relative:text;mso-width-percent:0;mso-height-percent:0;mso-width-relative:margin;mso-height-relative:margin;v-text-anchor:middle" o:gfxdata="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" fillcolor="#b7ae38" stroked="f" strokeweight=".25pt">
                       <v:textbox inset="0,0,0,0">
                         <w:txbxContent>
                           <w:p>
@@ -3349,7 +4460,33 @@
                                 <w:lang w:val="nl-NL"/>
                               </w:rPr>
                               <w:br/>
-                              <w:t>{donut_chart_dagelijkse_pct}</w:t>
+                              <w:t>{</w:t>
+                            </w:r>
+                            <w:proofErr w:type="spellStart"/>
+                            <w:r>
+                              <w:rPr>
+                                <w:rFonts w:ascii="Arial" w:hAnsi="Arial" w:cs="Arial"/>
+                                <w:b/>
+                                <w:bCs/>
+                                <w:color w:val="FFFFFF" w:themeColor="background1"/>
+                                <w:sz w:val="10"/>
+                                <w:szCs w:val="10"/>
+                                <w:lang w:val="nl-NL"/>
+                              </w:rPr>
+                              <w:t>donut_chart_dagelijkse_pct</w:t>
+                            </w:r>
+                            <w:proofErr w:type="spellEnd"/>
+                            <w:r>
+                              <w:rPr>
+                                <w:rFonts w:ascii="Arial" w:hAnsi="Arial" w:cs="Arial"/>
+                                <w:b/>
+                                <w:bCs/>
+                                <w:color w:val="FFFFFF" w:themeColor="background1"/>
+                                <w:sz w:val="10"/>
+                                <w:szCs w:val="10"/>
+                                <w:lang w:val="nl-NL"/>
+                              </w:rPr>
+                              <w:t>}</w:t>
                             </w:r>
                           </w:p>
                         </w:txbxContent>
@@ -3370,7 +4507,7 @@
               <mc:AlternateContent>
                 <mc:Choice Requires="wps">
                   <w:drawing>
-                    <wp:anchor distT="0" distB="0" distL="114300" distR="114300" simplePos="0" relativeHeight="251708416" behindDoc="0" locked="0" layoutInCell="1" allowOverlap="1" wp14:anchorId="4030C402" wp14:editId="29DC6163">
+                    <wp:anchor distT="0" distB="0" distL="114300" distR="114300" simplePos="0" relativeHeight="251704320" behindDoc="0" locked="0" layoutInCell="1" allowOverlap="1" wp14:anchorId="57DC7527" wp14:editId="3F87424B">
                       <wp:simplePos x="0" y="0"/>
                       <wp:positionH relativeFrom="column">
                         <wp:posOffset>1364336</wp:posOffset>
@@ -3417,6 +4554,7 @@
                                       <w:szCs w:val="10"/>
                                     </w:rPr>
                                   </w:pPr>
+                                  <w:proofErr w:type="spellStart"/>
                                   <w:r>
                                     <w:rPr>
                                       <w:rFonts w:ascii="Arial" w:hAnsi="Arial" w:cs="Arial"/>
@@ -3428,6 +4566,7 @@
                                     </w:rPr>
                                     <w:t>Cumulatief</w:t>
                                   </w:r>
+                                  <w:proofErr w:type="spellEnd"/>
                                   <w:r>
                                     <w:rPr>
                                       <w:rFonts w:ascii="Arial" w:hAnsi="Arial" w:cs="Arial"/>
@@ -3438,7 +4577,31 @@
                                       <w:szCs w:val="10"/>
                                     </w:rPr>
                                     <w:br/>
-                                    <w:t>{donut_chart_cumulatief_pct}</w:t>
+                                    <w:t>{</w:t>
+                                  </w:r>
+                                  <w:proofErr w:type="spellStart"/>
+                                  <w:r>
+                                    <w:rPr>
+                                      <w:rFonts w:ascii="Arial" w:hAnsi="Arial" w:cs="Arial"/>
+                                      <w:b/>
+                                      <w:bCs/>
+                                      <w:color w:val="FFFFFF" w:themeColor="background1"/>
+                                      <w:sz w:val="10"/>
+                                      <w:szCs w:val="10"/>
+                                    </w:rPr>
+                                    <w:t>donut_chart_cumulatief_pct</w:t>
+                                  </w:r>
+                                  <w:proofErr w:type="spellEnd"/>
+                                  <w:r>
+                                    <w:rPr>
+                                      <w:rFonts w:ascii="Arial" w:hAnsi="Arial" w:cs="Arial"/>
+                                      <w:b/>
+                                      <w:bCs/>
+                                      <w:color w:val="FFFFFF" w:themeColor="background1"/>
+                                      <w:sz w:val="10"/>
+                                      <w:szCs w:val="10"/>
+                                    </w:rPr>
+                                    <w:t>}</w:t>
                                   </w:r>
                                 </w:p>
                               </w:txbxContent>
@@ -3463,7 +4626,7 @@
                 </mc:Choice>
                 <mc:Fallback>
                   <w:pict>
-                    <v:shape w14:anchorId="4030C402" id="Text Box 12" o:spid="_x0000_s1039" type="#_x0000_t202" style="position:absolute;margin-left:107.45pt;margin-top:164.75pt;width:45pt;height:28.8pt;z-index:251708416;visibility:visible;mso-wrap-style:square;mso-width-percent:0;mso-height-percent:0;mso-wrap-distance-left:9pt;mso-wrap-distance-top:0;mso-wrap-distance-right:9pt;mso-wrap-distance-bottom:0;mso-position-horizontal:absolute;mso-position-horizontal-relative:text;mso-position-vertical:absolute;mso-position-vertical-relative:text;mso-width-percent:0;mso-height-percent:0;mso-width-relative:margin;mso-height-relative:margin;v-text-anchor:middle" o:gfxdata="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" fillcolor="#689c9a" stroked="f" strokeweight=".25pt">
+                    <v:shape w14:anchorId="57DC7527" id="Text Box 12" o:spid="_x0000_s1039" type="#_x0000_t202" style="position:absolute;margin-left:107.45pt;margin-top:164.75pt;width:45pt;height:28.8pt;z-index:251704320;visibility:visible;mso-wrap-style:square;mso-width-percent:0;mso-height-percent:0;mso-wrap-distance-left:9pt;mso-wrap-distance-top:0;mso-wrap-distance-right:9pt;mso-wrap-distance-bottom:0;mso-position-horizontal:absolute;mso-position-horizontal-relative:text;mso-position-vertical:absolute;mso-position-vertical-relative:text;mso-width-percent:0;mso-height-percent:0;mso-width-relative:margin;mso-height-relative:margin;v-text-anchor:middle" o:gfxdata="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" fillcolor="#689c9a" stroked="f" strokeweight=".25pt">
                       <v:textbox inset="0,0,0,0">
                         <w:txbxContent>
                           <w:p>
@@ -3479,6 +4642,7 @@
                                 <w:szCs w:val="10"/>
                               </w:rPr>
                             </w:pPr>
+                            <w:proofErr w:type="spellStart"/>
                             <w:r>
                               <w:rPr>
                                 <w:rFonts w:ascii="Arial" w:hAnsi="Arial" w:cs="Arial"/>
@@ -3490,6 +4654,7 @@
                               </w:rPr>
                               <w:t>Cumulatief</w:t>
                             </w:r>
+                            <w:proofErr w:type="spellEnd"/>
                             <w:r>
                               <w:rPr>
                                 <w:rFonts w:ascii="Arial" w:hAnsi="Arial" w:cs="Arial"/>
@@ -3500,7 +4665,31 @@
                                 <w:szCs w:val="10"/>
                               </w:rPr>
                               <w:br/>
-                              <w:t>{donut_chart_cumulatief_pct}</w:t>
+                              <w:t>{</w:t>
+                            </w:r>
+                            <w:proofErr w:type="spellStart"/>
+                            <w:r>
+                              <w:rPr>
+                                <w:rFonts w:ascii="Arial" w:hAnsi="Arial" w:cs="Arial"/>
+                                <w:b/>
+                                <w:bCs/>
+                                <w:color w:val="FFFFFF" w:themeColor="background1"/>
+                                <w:sz w:val="10"/>
+                                <w:szCs w:val="10"/>
+                              </w:rPr>
+                              <w:t>donut_chart_cumulatief_pct</w:t>
+                            </w:r>
+                            <w:proofErr w:type="spellEnd"/>
+                            <w:r>
+                              <w:rPr>
+                                <w:rFonts w:ascii="Arial" w:hAnsi="Arial" w:cs="Arial"/>
+                                <w:b/>
+                                <w:bCs/>
+                                <w:color w:val="FFFFFF" w:themeColor="background1"/>
+                                <w:sz w:val="10"/>
+                                <w:szCs w:val="10"/>
+                              </w:rPr>
+                              <w:t>}</w:t>
                             </w:r>
                           </w:p>
                         </w:txbxContent>
@@ -3516,16 +4705,36 @@
                 <w:szCs w:val="16"/>
                 <w:lang w:val="nl-NL"/>
               </w:rPr>
-              <w:t xml:space="preserve">{aopchart </w:t>
-            </w:r>
+              <w:t>{</w:t>
+            </w:r>
+            <w:proofErr w:type="spellStart"/>
             <w:r>
               <w:rPr>
                 <w:sz w:val="16"/>
                 <w:szCs w:val="16"/>
                 <w:lang w:val="nl-NL"/>
               </w:rPr>
+              <w:t>aopchart</w:t>
+            </w:r>
+            <w:proofErr w:type="spellEnd"/>
+            <w:r>
+              <w:rPr>
+                <w:sz w:val="16"/>
+                <w:szCs w:val="16"/>
+                <w:lang w:val="nl-NL"/>
+              </w:rPr>
+              <w:t xml:space="preserve"> </w:t>
+            </w:r>
+            <w:proofErr w:type="spellStart"/>
+            <w:r>
+              <w:rPr>
+                <w:sz w:val="16"/>
+                <w:szCs w:val="16"/>
+                <w:lang w:val="nl-NL"/>
+              </w:rPr>
               <w:t>donutChart</w:t>
             </w:r>
+            <w:proofErr w:type="spellEnd"/>
             <w:r>
               <w:rPr>
                 <w:sz w:val="16"/>
@@ -3570,7 +4779,7 @@
                 <w:noProof/>
               </w:rPr>
               <w:drawing>
-                <wp:inline distT="0" distB="0" distL="0" distR="0" wp14:anchorId="0690D295" wp14:editId="7CEB59C5">
+                <wp:inline distT="0" distB="0" distL="0" distR="0" wp14:anchorId="43070B04" wp14:editId="003E7525">
                   <wp:extent cx="3147060" cy="2451735"/>
                   <wp:effectExtent l="0" t="0" r="15240" b="5715"/>
                   <wp:docPr id="5" name="Chart 5"/>
@@ -3599,7 +4808,6 @@
     </w:tbl>
     <w:p>
       <w:pPr>
-        <w:spacing w:after="160" w:line="259" w:lineRule="auto"/>
         <w:rPr>
           <w:color w:val="FFFFFF" w:themeColor="background1"/>
           <w:lang w:val="nl-NL"/>
@@ -3678,6 +4886,7 @@
                 <w:szCs w:val="18"/>
               </w:rPr>
             </w:pPr>
+            <w:proofErr w:type="spellStart"/>
             <w:r>
               <w:rPr>
                 <w:rFonts w:ascii="Arial" w:hAnsi="Arial" w:cs="Arial"/>
@@ -3689,6 +4898,7 @@
               <w:lastRenderedPageBreak/>
               <w:t>Categorie</w:t>
             </w:r>
+            <w:proofErr w:type="spellEnd"/>
           </w:p>
         </w:tc>
         <w:tc>
@@ -3749,6 +4959,7 @@
                 <w:szCs w:val="18"/>
               </w:rPr>
             </w:pPr>
+            <w:proofErr w:type="spellStart"/>
             <w:r>
               <w:rPr>
                 <w:rFonts w:ascii="Arial" w:hAnsi="Arial" w:cs="Arial"/>
@@ -3759,6 +4970,7 @@
               </w:rPr>
               <w:t>Goedkeurgrens</w:t>
             </w:r>
+            <w:proofErr w:type="spellEnd"/>
           </w:p>
         </w:tc>
         <w:tc>
@@ -3784,6 +4996,7 @@
                 <w:szCs w:val="18"/>
               </w:rPr>
             </w:pPr>
+            <w:proofErr w:type="spellStart"/>
             <w:r>
               <w:rPr>
                 <w:rFonts w:ascii="Arial" w:hAnsi="Arial" w:cs="Arial"/>
@@ -3792,8 +5005,53 @@
                 <w:sz w:val="18"/>
                 <w:szCs w:val="18"/>
               </w:rPr>
-              <w:t>Aantal behaalde fouten</w:t>
-            </w:r>
+              <w:t>Aantal</w:t>
+            </w:r>
+            <w:proofErr w:type="spellEnd"/>
+            <w:r>
+              <w:rPr>
+                <w:rFonts w:ascii="Arial" w:hAnsi="Arial" w:cs="Arial"/>
+                <w:b/>
+                <w:bCs/>
+                <w:sz w:val="18"/>
+                <w:szCs w:val="18"/>
+              </w:rPr>
+              <w:t xml:space="preserve"> </w:t>
+            </w:r>
+            <w:proofErr w:type="spellStart"/>
+            <w:r>
+              <w:rPr>
+                <w:rFonts w:ascii="Arial" w:hAnsi="Arial" w:cs="Arial"/>
+                <w:b/>
+                <w:bCs/>
+                <w:sz w:val="18"/>
+                <w:szCs w:val="18"/>
+              </w:rPr>
+              <w:t>behaalde</w:t>
+            </w:r>
+            <w:proofErr w:type="spellEnd"/>
+            <w:r>
+              <w:rPr>
+                <w:rFonts w:ascii="Arial" w:hAnsi="Arial" w:cs="Arial"/>
+                <w:b/>
+                <w:bCs/>
+                <w:sz w:val="18"/>
+                <w:szCs w:val="18"/>
+              </w:rPr>
+              <w:t xml:space="preserve"> </w:t>
+            </w:r>
+            <w:proofErr w:type="spellStart"/>
+            <w:r>
+              <w:rPr>
+                <w:rFonts w:ascii="Arial" w:hAnsi="Arial" w:cs="Arial"/>
+                <w:b/>
+                <w:bCs/>
+                <w:sz w:val="18"/>
+                <w:szCs w:val="18"/>
+              </w:rPr>
+              <w:t>fouten</w:t>
+            </w:r>
+            <w:proofErr w:type="spellEnd"/>
           </w:p>
         </w:tc>
         <w:tc>
@@ -3819,6 +5077,7 @@
                 <w:szCs w:val="18"/>
               </w:rPr>
             </w:pPr>
+            <w:proofErr w:type="spellStart"/>
             <w:r>
               <w:rPr>
                 <w:rFonts w:ascii="Arial" w:hAnsi="Arial" w:cs="Arial"/>
@@ -3829,6 +5088,7 @@
               </w:rPr>
               <w:t>Beoordeling</w:t>
             </w:r>
+            <w:proofErr w:type="spellEnd"/>
           </w:p>
         </w:tc>
       </w:tr>
@@ -3892,7 +5152,25 @@
                 <w:sz w:val="18"/>
                 <w:szCs w:val="18"/>
               </w:rPr>
-              <w:t>{tel_elementen}</w:t>
+              <w:t>{</w:t>
+            </w:r>
+            <w:proofErr w:type="spellStart"/>
+            <w:r>
+              <w:rPr>
+                <w:rFonts w:ascii="Arial" w:hAnsi="Arial" w:cs="Arial"/>
+                <w:sz w:val="18"/>
+                <w:szCs w:val="18"/>
+              </w:rPr>
+              <w:t>tel_elementen</w:t>
+            </w:r>
+            <w:proofErr w:type="spellEnd"/>
+            <w:r>
+              <w:rPr>
+                <w:rFonts w:ascii="Arial" w:hAnsi="Arial" w:cs="Arial"/>
+                <w:sz w:val="18"/>
+                <w:szCs w:val="18"/>
+              </w:rPr>
+              <w:t>}</w:t>
             </w:r>
           </w:p>
         </w:tc>
@@ -3922,7 +5200,25 @@
                 <w:sz w:val="18"/>
                 <w:szCs w:val="18"/>
               </w:rPr>
-              <w:t>{goedkeurgrens}</w:t>
+              <w:t>{</w:t>
+            </w:r>
+            <w:proofErr w:type="spellStart"/>
+            <w:r>
+              <w:rPr>
+                <w:rFonts w:ascii="Arial" w:hAnsi="Arial" w:cs="Arial"/>
+                <w:sz w:val="18"/>
+                <w:szCs w:val="18"/>
+              </w:rPr>
+              <w:t>goedkeurgrens</w:t>
+            </w:r>
+            <w:proofErr w:type="spellEnd"/>
+            <w:r>
+              <w:rPr>
+                <w:rFonts w:ascii="Arial" w:hAnsi="Arial" w:cs="Arial"/>
+                <w:sz w:val="18"/>
+                <w:szCs w:val="18"/>
+              </w:rPr>
+              <w:t>}</w:t>
             </w:r>
           </w:p>
         </w:tc>
@@ -3953,7 +5249,25 @@
                 <w:sz w:val="18"/>
                 <w:szCs w:val="18"/>
               </w:rPr>
-              <w:t>{aantal_fouten}</w:t>
+              <w:t>{</w:t>
+            </w:r>
+            <w:proofErr w:type="spellStart"/>
+            <w:r>
+              <w:rPr>
+                <w:rFonts w:ascii="Arial" w:hAnsi="Arial" w:cs="Arial"/>
+                <w:sz w:val="18"/>
+                <w:szCs w:val="18"/>
+              </w:rPr>
+              <w:t>aantal_fouten</w:t>
+            </w:r>
+            <w:proofErr w:type="spellEnd"/>
+            <w:r>
+              <w:rPr>
+                <w:rFonts w:ascii="Arial" w:hAnsi="Arial" w:cs="Arial"/>
+                <w:sz w:val="18"/>
+                <w:szCs w:val="18"/>
+              </w:rPr>
+              <w:t>}</w:t>
             </w:r>
           </w:p>
         </w:tc>
@@ -4040,9 +5354,9 @@
           <w:lang w:val="nl-NL"/>
         </w:rPr>
         <w:sectPr>
-          <w:footerReference w:type="default" r:id="rId11"/>
-          <w:headerReference w:type="first" r:id="rId12"/>
-          <w:footerReference w:type="first" r:id="rId13"/>
+          <w:headerReference w:type="default" r:id="rId11"/>
+          <w:footerReference w:type="default" r:id="rId12"/>
+          <w:headerReference w:type="first" r:id="rId13"/>
           <w:pgSz w:w="12240" w:h="15840" w:code="1"/>
           <w:pgMar w:top="720" w:right="720" w:bottom="720" w:left="720" w:header="720" w:footer="720" w:gutter="0"/>
           <w:cols w:space="720"/>
@@ -4182,6 +5496,7 @@
                 <w:lang w:val="nl-NL"/>
               </w:rPr>
             </w:pPr>
+            <w:proofErr w:type="spellStart"/>
             <w:r>
               <w:rPr>
                 <w:rFonts w:ascii="Arial" w:hAnsi="Arial" w:cs="Arial"/>
@@ -4192,6 +5507,7 @@
               </w:rPr>
               <w:t>Categorie</w:t>
             </w:r>
+            <w:proofErr w:type="spellEnd"/>
           </w:p>
         </w:tc>
         <w:tc>
@@ -4258,6 +5574,7 @@
                 <w:lang w:val="nl-NL"/>
               </w:rPr>
             </w:pPr>
+            <w:proofErr w:type="spellStart"/>
             <w:r>
               <w:rPr>
                 <w:rFonts w:ascii="Arial" w:hAnsi="Arial" w:cs="Arial"/>
@@ -4268,6 +5585,7 @@
               </w:rPr>
               <w:t>Vuilsoort</w:t>
             </w:r>
+            <w:proofErr w:type="spellEnd"/>
           </w:p>
         </w:tc>
         <w:tc>
@@ -4296,6 +5614,7 @@
                 <w:lang w:val="nl-NL"/>
               </w:rPr>
             </w:pPr>
+            <w:proofErr w:type="spellStart"/>
             <w:r>
               <w:rPr>
                 <w:rFonts w:ascii="Arial" w:hAnsi="Arial" w:cs="Arial"/>
@@ -4306,6 +5625,7 @@
               </w:rPr>
               <w:t>Opmerking</w:t>
             </w:r>
+            <w:proofErr w:type="spellEnd"/>
           </w:p>
         </w:tc>
         <w:tc>
@@ -4327,6 +5647,7 @@
                 <w:szCs w:val="24"/>
               </w:rPr>
             </w:pPr>
+            <w:proofErr w:type="spellStart"/>
             <w:r>
               <w:rPr>
                 <w:rFonts w:ascii="Arial" w:hAnsi="Arial" w:cs="Arial"/>
@@ -4335,7 +5656,62 @@
                 <w:sz w:val="24"/>
                 <w:szCs w:val="24"/>
               </w:rPr>
-              <w:t>Aantal fout(en)</w:t>
+              <w:t>Aantal</w:t>
+            </w:r>
+            <w:proofErr w:type="spellEnd"/>
+            <w:r>
+              <w:rPr>
+                <w:rFonts w:ascii="Arial" w:hAnsi="Arial" w:cs="Arial"/>
+                <w:b/>
+                <w:bCs/>
+                <w:sz w:val="24"/>
+                <w:szCs w:val="24"/>
+              </w:rPr>
+              <w:t xml:space="preserve"> </w:t>
+            </w:r>
+            <w:proofErr w:type="spellStart"/>
+            <w:r>
+              <w:rPr>
+                <w:rFonts w:ascii="Arial" w:hAnsi="Arial" w:cs="Arial"/>
+                <w:b/>
+                <w:bCs/>
+                <w:sz w:val="24"/>
+                <w:szCs w:val="24"/>
+              </w:rPr>
+              <w:t>fout</w:t>
+            </w:r>
+            <w:proofErr w:type="spellEnd"/>
+            <w:r>
+              <w:rPr>
+                <w:rFonts w:ascii="Arial" w:hAnsi="Arial" w:cs="Arial"/>
+                <w:b/>
+                <w:bCs/>
+                <w:sz w:val="24"/>
+                <w:szCs w:val="24"/>
+              </w:rPr>
+              <w:t>(</w:t>
+            </w:r>
+            <w:proofErr w:type="spellStart"/>
+            <w:r>
+              <w:rPr>
+                <w:rFonts w:ascii="Arial" w:hAnsi="Arial" w:cs="Arial"/>
+                <w:b/>
+                <w:bCs/>
+                <w:sz w:val="24"/>
+                <w:szCs w:val="24"/>
+              </w:rPr>
+              <w:t>en</w:t>
+            </w:r>
+            <w:proofErr w:type="spellEnd"/>
+            <w:r>
+              <w:rPr>
+                <w:rFonts w:ascii="Arial" w:hAnsi="Arial" w:cs="Arial"/>
+                <w:b/>
+                <w:bCs/>
+                <w:sz w:val="24"/>
+                <w:szCs w:val="24"/>
+              </w:rPr>
+              <w:t>)</w:t>
             </w:r>
           </w:p>
         </w:tc>
@@ -4365,6 +5741,7 @@
                 <w:lang w:val="nl-NL"/>
               </w:rPr>
             </w:pPr>
+            <w:proofErr w:type="spellStart"/>
             <w:r>
               <w:rPr>
                 <w:rFonts w:ascii="Arial" w:hAnsi="Arial" w:cs="Arial"/>
@@ -4373,7 +5750,18 @@
                 <w:sz w:val="24"/>
                 <w:szCs w:val="24"/>
               </w:rPr>
-              <w:t>Foto nr.</w:t>
+              <w:t>Foto</w:t>
+            </w:r>
+            <w:proofErr w:type="spellEnd"/>
+            <w:r>
+              <w:rPr>
+                <w:rFonts w:ascii="Arial" w:hAnsi="Arial" w:cs="Arial"/>
+                <w:b/>
+                <w:bCs/>
+                <w:sz w:val="24"/>
+                <w:szCs w:val="24"/>
+              </w:rPr>
+              <w:t xml:space="preserve"> nr.</w:t>
             </w:r>
           </w:p>
         </w:tc>
@@ -4442,7 +5830,25 @@
                 <w:sz w:val="18"/>
                 <w:szCs w:val="18"/>
               </w:rPr>
-              <w:t>{categorie}</w:t>
+              <w:t>{</w:t>
+            </w:r>
+            <w:proofErr w:type="spellStart"/>
+            <w:r>
+              <w:rPr>
+                <w:rFonts w:ascii="Arial" w:hAnsi="Arial" w:cs="Arial"/>
+                <w:sz w:val="18"/>
+                <w:szCs w:val="18"/>
+              </w:rPr>
+              <w:t>categorie</w:t>
+            </w:r>
+            <w:proofErr w:type="spellEnd"/>
+            <w:r>
+              <w:rPr>
+                <w:rFonts w:ascii="Arial" w:hAnsi="Arial" w:cs="Arial"/>
+                <w:sz w:val="18"/>
+                <w:szCs w:val="18"/>
+              </w:rPr>
+              <w:t>}</w:t>
             </w:r>
           </w:p>
         </w:tc>
@@ -4504,7 +5910,25 @@
                 <w:sz w:val="18"/>
                 <w:szCs w:val="18"/>
               </w:rPr>
-              <w:t>{vuilsoort}</w:t>
+              <w:t>{</w:t>
+            </w:r>
+            <w:proofErr w:type="spellStart"/>
+            <w:r>
+              <w:rPr>
+                <w:rFonts w:ascii="Arial" w:hAnsi="Arial" w:cs="Arial"/>
+                <w:sz w:val="18"/>
+                <w:szCs w:val="18"/>
+              </w:rPr>
+              <w:t>vuilsoort</w:t>
+            </w:r>
+            <w:proofErr w:type="spellEnd"/>
+            <w:r>
+              <w:rPr>
+                <w:rFonts w:ascii="Arial" w:hAnsi="Arial" w:cs="Arial"/>
+                <w:sz w:val="18"/>
+                <w:szCs w:val="18"/>
+              </w:rPr>
+              <w:t>}</w:t>
             </w:r>
           </w:p>
         </w:tc>
@@ -4535,7 +5959,25 @@
                 <w:sz w:val="18"/>
                 <w:szCs w:val="18"/>
               </w:rPr>
-              <w:t>{opmerking}</w:t>
+              <w:t>{</w:t>
+            </w:r>
+            <w:proofErr w:type="spellStart"/>
+            <w:r>
+              <w:rPr>
+                <w:rFonts w:ascii="Arial" w:hAnsi="Arial" w:cs="Arial"/>
+                <w:sz w:val="18"/>
+                <w:szCs w:val="18"/>
+              </w:rPr>
+              <w:t>opmerking</w:t>
+            </w:r>
+            <w:proofErr w:type="spellEnd"/>
+            <w:r>
+              <w:rPr>
+                <w:rFonts w:ascii="Arial" w:hAnsi="Arial" w:cs="Arial"/>
+                <w:sz w:val="18"/>
+                <w:szCs w:val="18"/>
+              </w:rPr>
+              <w:t>}</w:t>
             </w:r>
           </w:p>
         </w:tc>
@@ -4563,6 +6005,7 @@
               </w:rPr>
               <w:t>{</w:t>
             </w:r>
+            <w:proofErr w:type="spellStart"/>
             <w:r>
               <w:rPr>
                 <w:rFonts w:ascii="Arial" w:hAnsi="Arial" w:cs="Arial"/>
@@ -4571,6 +6014,7 @@
               </w:rPr>
               <w:t>aantal_fouten</w:t>
             </w:r>
+            <w:proofErr w:type="spellEnd"/>
             <w:r>
               <w:rPr>
                 <w:rFonts w:ascii="Arial" w:hAnsi="Arial" w:cs="Arial"/>
@@ -4610,17 +6054,36 @@
                 <w:sz w:val="18"/>
                 <w:szCs w:val="18"/>
               </w:rPr>
-              <w:t>{foto_nr}</w:t>
-            </w:r>
+              <w:t>{</w:t>
+            </w:r>
+            <w:proofErr w:type="spellStart"/>
             <w:r>
               <w:rPr>
                 <w:rFonts w:ascii="Arial" w:hAnsi="Arial" w:cs="Arial"/>
                 <w:sz w:val="18"/>
                 <w:szCs w:val="18"/>
               </w:rPr>
+              <w:t>foto_nr</w:t>
+            </w:r>
+            <w:proofErr w:type="spellEnd"/>
+            <w:r>
+              <w:rPr>
+                <w:rFonts w:ascii="Arial" w:hAnsi="Arial" w:cs="Arial"/>
+                <w:sz w:val="18"/>
+                <w:szCs w:val="18"/>
+              </w:rPr>
+              <w:t>}</w:t>
+            </w:r>
+            <w:r>
+              <w:rPr>
+                <w:rFonts w:ascii="Arial" w:hAnsi="Arial" w:cs="Arial"/>
+                <w:sz w:val="18"/>
+                <w:szCs w:val="18"/>
+              </w:rPr>
               <w:br/>
               <w:t>{/</w:t>
             </w:r>
+            <w:proofErr w:type="spellStart"/>
             <w:r>
               <w:rPr>
                 <w:rFonts w:ascii="Arial" w:hAnsi="Arial" w:cs="Arial"/>
@@ -4628,7 +6091,17 @@
                 <w:szCs w:val="18"/>
                 <w:lang w:val="nl-NL"/>
               </w:rPr>
-              <w:t>ruimteniveau_opmerkingen}</w:t>
+              <w:t>ruimteniveau_opmerkingen</w:t>
+            </w:r>
+            <w:proofErr w:type="spellEnd"/>
+            <w:r>
+              <w:rPr>
+                <w:rFonts w:ascii="Arial" w:hAnsi="Arial" w:cs="Arial"/>
+                <w:sz w:val="18"/>
+                <w:szCs w:val="18"/>
+                <w:lang w:val="nl-NL"/>
+              </w:rPr>
+              <w:t>}</w:t>
             </w:r>
           </w:p>
         </w:tc>
@@ -4695,8 +6168,18 @@
           <w:szCs w:val="16"/>
           <w:lang w:val="nl-NL"/>
         </w:rPr>
-        <w:t>{_htmlContent</w:t>
-      </w:r>
+        <w:t>{_</w:t>
+      </w:r>
+      <w:proofErr w:type="spellStart"/>
+      <w:r>
+        <w:rPr>
+          <w:sz w:val="16"/>
+          <w:szCs w:val="16"/>
+          <w:lang w:val="nl-NL"/>
+        </w:rPr>
+        <w:t>htmlContent</w:t>
+      </w:r>
+      <w:proofErr w:type="spellEnd"/>
       <w:r>
         <w:rPr>
           <w:sz w:val="16"/>
@@ -4724,7 +6207,31 @@
           <w:szCs w:val="16"/>
           <w:lang w:val="nl-NL"/>
         </w:rPr>
-        <w:t>{/htmlContent.length &gt; 1}</w:t>
+        <w:t>{/</w:t>
+      </w:r>
+      <w:proofErr w:type="spellStart"/>
+      <w:r>
+        <w:rPr>
+          <w:rFonts w:ascii="Arial" w:hAnsi="Arial" w:cs="Arial"/>
+          <w:b/>
+          <w:bCs/>
+          <w:sz w:val="16"/>
+          <w:szCs w:val="16"/>
+          <w:lang w:val="nl-NL"/>
+        </w:rPr>
+        <w:t>htmlContent.length</w:t>
+      </w:r>
+      <w:proofErr w:type="spellEnd"/>
+      <w:r>
+        <w:rPr>
+          <w:rFonts w:ascii="Arial" w:hAnsi="Arial" w:cs="Arial"/>
+          <w:b/>
+          <w:bCs/>
+          <w:sz w:val="16"/>
+          <w:szCs w:val="16"/>
+          <w:lang w:val="nl-NL"/>
+        </w:rPr>
+        <w:t xml:space="preserve"> &gt; 1}</w:t>
       </w:r>
       <w:r>
         <w:rPr>
@@ -4825,6 +6332,7 @@
                 <w:lang w:val="nl-NL"/>
               </w:rPr>
             </w:pPr>
+            <w:proofErr w:type="spellStart"/>
             <w:r>
               <w:rPr>
                 <w:rFonts w:ascii="Arial" w:hAnsi="Arial" w:cs="Arial"/>
@@ -4835,6 +6343,7 @@
               </w:rPr>
               <w:t>Opmerkingen</w:t>
             </w:r>
+            <w:proofErr w:type="spellEnd"/>
             <w:r>
               <w:rPr>
                 <w:rFonts w:ascii="Arial" w:hAnsi="Arial" w:cs="Arial"/>
@@ -4912,8 +6421,27 @@
                 <w:sz w:val="18"/>
                 <w:szCs w:val="18"/>
               </w:rPr>
-              <w:t>{opmerking}{/</w:t>
-            </w:r>
+              <w:t>{</w:t>
+            </w:r>
+            <w:proofErr w:type="spellStart"/>
+            <w:r>
+              <w:rPr>
+                <w:rFonts w:ascii="Arial" w:hAnsi="Arial" w:cs="Arial"/>
+                <w:sz w:val="18"/>
+                <w:szCs w:val="18"/>
+              </w:rPr>
+              <w:t>opmerking</w:t>
+            </w:r>
+            <w:proofErr w:type="spellEnd"/>
+            <w:r>
+              <w:rPr>
+                <w:rFonts w:ascii="Arial" w:hAnsi="Arial" w:cs="Arial"/>
+                <w:sz w:val="18"/>
+                <w:szCs w:val="18"/>
+              </w:rPr>
+              <w:t>}{/</w:t>
+            </w:r>
+            <w:proofErr w:type="spellStart"/>
             <w:r>
               <w:rPr>
                 <w:rFonts w:ascii="Arial" w:hAnsi="Arial" w:cs="Arial"/>
@@ -4921,7 +6449,17 @@
                 <w:szCs w:val="18"/>
                 <w:lang w:val="nl-NL"/>
               </w:rPr>
-              <w:t>algemene_opmerkingen}</w:t>
+              <w:t>algemene_opmerkingen</w:t>
+            </w:r>
+            <w:proofErr w:type="spellEnd"/>
+            <w:r>
+              <w:rPr>
+                <w:rFonts w:ascii="Arial" w:hAnsi="Arial" w:cs="Arial"/>
+                <w:sz w:val="18"/>
+                <w:szCs w:val="18"/>
+                <w:lang w:val="nl-NL"/>
+              </w:rPr>
+              <w:t>}</w:t>
             </w:r>
           </w:p>
         </w:tc>
@@ -4938,6 +6476,7 @@
       <w:pPr>
         <w:spacing w:after="0" w:line="240" w:lineRule="auto"/>
       </w:pPr>
+      <w:proofErr w:type="spellStart"/>
       <w:r>
         <w:rPr>
           <w:rFonts w:ascii="Arial" w:eastAsia="Arial" w:hAnsi="Arial"/>
@@ -4945,8 +6484,69 @@
           <w:color w:val="000000"/>
           <w:sz w:val="18"/>
         </w:rPr>
-        <w:t>Overige- en hygiëne aspecten</w:t>
-      </w:r>
+        <w:t>Overige</w:t>
+      </w:r>
+      <w:proofErr w:type="spellEnd"/>
+      <w:r>
+        <w:rPr>
+          <w:rFonts w:ascii="Arial" w:eastAsia="Arial" w:hAnsi="Arial"/>
+          <w:b/>
+          <w:color w:val="000000"/>
+          <w:sz w:val="18"/>
+        </w:rPr>
+        <w:t xml:space="preserve">- </w:t>
+      </w:r>
+      <w:proofErr w:type="spellStart"/>
+      <w:r>
+        <w:rPr>
+          <w:rFonts w:ascii="Arial" w:eastAsia="Arial" w:hAnsi="Arial"/>
+          <w:b/>
+          <w:color w:val="000000"/>
+          <w:sz w:val="18"/>
+        </w:rPr>
+        <w:t>en</w:t>
+      </w:r>
+      <w:proofErr w:type="spellEnd"/>
+      <w:r>
+        <w:rPr>
+          <w:rFonts w:ascii="Arial" w:eastAsia="Arial" w:hAnsi="Arial"/>
+          <w:b/>
+          <w:color w:val="000000"/>
+          <w:sz w:val="18"/>
+        </w:rPr>
+        <w:t xml:space="preserve"> </w:t>
+      </w:r>
+      <w:proofErr w:type="spellStart"/>
+      <w:r>
+        <w:rPr>
+          <w:rFonts w:ascii="Arial" w:eastAsia="Arial" w:hAnsi="Arial"/>
+          <w:b/>
+          <w:color w:val="000000"/>
+          <w:sz w:val="18"/>
+        </w:rPr>
+        <w:t>hygiëne</w:t>
+      </w:r>
+      <w:proofErr w:type="spellEnd"/>
+      <w:r>
+        <w:rPr>
+          <w:rFonts w:ascii="Arial" w:eastAsia="Arial" w:hAnsi="Arial"/>
+          <w:b/>
+          <w:color w:val="000000"/>
+          <w:sz w:val="18"/>
+        </w:rPr>
+        <w:t xml:space="preserve"> </w:t>
+      </w:r>
+      <w:proofErr w:type="spellStart"/>
+      <w:r>
+        <w:rPr>
+          <w:rFonts w:ascii="Arial" w:eastAsia="Arial" w:hAnsi="Arial"/>
+          <w:b/>
+          <w:color w:val="000000"/>
+          <w:sz w:val="18"/>
+        </w:rPr>
+        <w:t>aspecten</w:t>
+      </w:r>
+      <w:proofErr w:type="spellEnd"/>
     </w:p>
     <w:p>
       <w:pPr>
@@ -5078,6 +6678,7 @@
                 <w:szCs w:val="24"/>
               </w:rPr>
             </w:pPr>
+            <w:proofErr w:type="spellStart"/>
             <w:r>
               <w:rPr>
                 <w:rFonts w:ascii="Arial" w:hAnsi="Arial" w:cs="Arial"/>
@@ -5088,6 +6689,7 @@
               </w:rPr>
               <w:t>Opmerkingen</w:t>
             </w:r>
+            <w:proofErr w:type="spellEnd"/>
           </w:p>
         </w:tc>
       </w:tr>
@@ -5230,22 +6832,32 @@
                 <w:sz w:val="18"/>
                 <w:szCs w:val="18"/>
               </w:rPr>
-              <w:t>{opmerking</w:t>
-            </w:r>
+              <w:t>{</w:t>
+            </w:r>
+            <w:proofErr w:type="spellStart"/>
             <w:r>
               <w:rPr>
                 <w:rFonts w:ascii="Arial" w:hAnsi="Arial" w:cs="Arial"/>
                 <w:sz w:val="18"/>
                 <w:szCs w:val="18"/>
               </w:rPr>
-              <w:t>}</w:t>
-            </w:r>
+              <w:t>opmerking</w:t>
+            </w:r>
+            <w:proofErr w:type="spellEnd"/>
             <w:r>
               <w:rPr>
                 <w:rFonts w:ascii="Arial" w:hAnsi="Arial" w:cs="Arial"/>
                 <w:sz w:val="18"/>
                 <w:szCs w:val="18"/>
               </w:rPr>
+              <w:t>}</w:t>
+            </w:r>
+            <w:r>
+              <w:rPr>
+                <w:rFonts w:ascii="Arial" w:hAnsi="Arial" w:cs="Arial"/>
+                <w:sz w:val="18"/>
+                <w:szCs w:val="18"/>
+              </w:rPr>
               <w:t xml:space="preserve"> </w:t>
             </w:r>
             <w:r>
@@ -5256,6 +6868,7 @@
               </w:rPr>
               <w:t>{/</w:t>
             </w:r>
+            <w:proofErr w:type="spellStart"/>
             <w:r>
               <w:rPr>
                 <w:rFonts w:ascii="Arial" w:hAnsi="Arial" w:cs="Arial"/>
@@ -5263,7 +6876,17 @@
                 <w:szCs w:val="10"/>
                 <w:lang w:val="nl-NL"/>
               </w:rPr>
-              <w:t>overige_hygienische_aspecten}</w:t>
+              <w:t>overige_hygienische_aspecten</w:t>
+            </w:r>
+            <w:proofErr w:type="spellEnd"/>
+            <w:r>
+              <w:rPr>
+                <w:rFonts w:ascii="Arial" w:hAnsi="Arial" w:cs="Arial"/>
+                <w:sz w:val="10"/>
+                <w:szCs w:val="10"/>
+                <w:lang w:val="nl-NL"/>
+              </w:rPr>
+              <w:t>}</w:t>
             </w:r>
           </w:p>
         </w:tc>
@@ -5433,6 +7056,7 @@
                             </w:rPr>
                             <w:t>{</w:t>
                           </w:r>
+                          <w:proofErr w:type="spellStart"/>
                           <w:r>
                             <w:rPr>
                               <w:rFonts w:ascii="Arial" w:eastAsia="Arial" w:hAnsi="Arial" w:cs="Arial"/>
@@ -5477,6 +7101,7 @@
                             </w:rPr>
                             <w:t>_volledig</w:t>
                           </w:r>
+                          <w:proofErr w:type="spellEnd"/>
                           <w:r>
                             <w:rPr>
                               <w:rFonts w:ascii="Arial" w:hAnsi="Arial" w:cs="Arial"/>
@@ -6085,11 +7710,36 @@
 </w:ftr>
 </file>
 
-<file path=word/footer2.xml><?xml version="1.0" encoding="utf-8"?>
-<w:ftr xmlns:wpc="http://schemas.microsoft.com/office/word/2010/wordprocessingCanvas" xmlns:cx="http://schemas.microsoft.com/office/drawing/2014/chartex" xmlns:cx1="http://schemas.microsoft.com/office/drawing/2015/9/8/chartex" xmlns:cx2="http://schemas.microsoft.com/office/drawing/2015/10/21/chartex" xmlns:cx3="http://schemas.microsoft.com/office/drawing/2016/5/9/chartex" xmlns:cx4="http://schemas.microsoft.com/office/drawing/2016/5/10/chartex" xmlns:cx5="http://schemas.microsoft.com/office/drawing/2016/5/11/chartex" xmlns:cx6="http://schemas.microsoft.com/office/drawing/2016/5/12/chartex" xmlns:cx7="http://schemas.microsoft.com/office/drawing/2016/5/13/chartex" xmlns:cx8="http://schemas.microsoft.com/office/drawing/2016/5/14/chartex" xmlns:mc="http://schemas.openxmlformats.org/markup-compatibility/2006" xmlns:aink="http://schemas.microsoft.com/office/drawing/2016/ink" xmlns:am3d="http://schemas.microsoft.com/office/drawing/2017/model3d" xmlns:o="urn:schemas-microsoft-com:office:office" xmlns:r="http://schemas.openxmlformats.org/officeDocument/2006/relationships" xmlns:m="http://schemas.openxmlformats.org/officeDocument/2006/math" xmlns:v="urn:schemas-microsoft-com:vml" xmlns:wp14="http://schemas.microsoft.com/office/word/2010/wordprocessingDrawing" xmlns:wp="http://schemas.openxmlformats.org/drawingml/2006/wordprocessingDrawing" xmlns:w10="urn:schemas-microsoft-com:office:word" xmlns:w="http://schemas.openxmlformats.org/wordprocessingml/2006/main" xmlns:w14="http://schemas.microsoft.com/office/word/2010/wordml" xmlns:w15="http://schemas.microsoft.com/office/word/2012/wordml" xmlns:w16cex="http://schemas.microsoft.com/office/word/2018/wordml/cex" xmlns:w16cid="http://schemas.microsoft.com/office/word/2016/wordml/cid" xmlns:w16="http://schemas.microsoft.com/office/word/2018/wordml" xmlns:w16sdtdh="http://schemas.microsoft.com/office/word/2020/wordml/sdtdatahash" xmlns:w16se="http://schemas.microsoft.com/office/word/2015/wordml/symex" xmlns:wpg="http://schemas.microsoft.com/office/word/2010/wordprocessingGroup" xmlns:wpi="http://schemas.microsoft.com/office/word/2010/wordprocessingInk" xmlns:wne="http://schemas.microsoft.com/office/word/2006/wordml" xmlns:wps="http://schemas.microsoft.com/office/word/2010/wordprocessingShape" mc:Ignorable="w14 w15 w16se w16cid w16 w16cex w16sdtdh wp14">
+<file path=word/footnotes.xml><?xml version="1.0" encoding="utf-8"?>
+<w:footnotes xmlns:wpc="http://schemas.microsoft.com/office/word/2010/wordprocessingCanvas" xmlns:cx="http://schemas.microsoft.com/office/drawing/2014/chartex" xmlns:cx1="http://schemas.microsoft.com/office/drawing/2015/9/8/chartex" xmlns:cx2="http://schemas.microsoft.com/office/drawing/2015/10/21/chartex" xmlns:cx3="http://schemas.microsoft.com/office/drawing/2016/5/9/chartex" xmlns:cx4="http://schemas.microsoft.com/office/drawing/2016/5/10/chartex" xmlns:cx5="http://schemas.microsoft.com/office/drawing/2016/5/11/chartex" xmlns:cx6="http://schemas.microsoft.com/office/drawing/2016/5/12/chartex" xmlns:cx7="http://schemas.microsoft.com/office/drawing/2016/5/13/chartex" xmlns:cx8="http://schemas.microsoft.com/office/drawing/2016/5/14/chartex" xmlns:mc="http://schemas.openxmlformats.org/markup-compatibility/2006" xmlns:aink="http://schemas.microsoft.com/office/drawing/2016/ink" xmlns:am3d="http://schemas.microsoft.com/office/drawing/2017/model3d" xmlns:o="urn:schemas-microsoft-com:office:office" xmlns:r="http://schemas.openxmlformats.org/officeDocument/2006/relationships" xmlns:m="http://schemas.openxmlformats.org/officeDocument/2006/math" xmlns:v="urn:schemas-microsoft-com:vml" xmlns:wp14="http://schemas.microsoft.com/office/word/2010/wordprocessingDrawing" xmlns:wp="http://schemas.openxmlformats.org/drawingml/2006/wordprocessingDrawing" xmlns:w10="urn:schemas-microsoft-com:office:word" xmlns:w="http://schemas.openxmlformats.org/wordprocessingml/2006/main" xmlns:w14="http://schemas.microsoft.com/office/word/2010/wordml" xmlns:w15="http://schemas.microsoft.com/office/word/2012/wordml" xmlns:w16cex="http://schemas.microsoft.com/office/word/2018/wordml/cex" xmlns:w16cid="http://schemas.microsoft.com/office/word/2016/wordml/cid" xmlns:w16="http://schemas.microsoft.com/office/word/2018/wordml" xmlns:w16sdtdh="http://schemas.microsoft.com/office/word/2020/wordml/sdtdatahash" xmlns:w16se="http://schemas.microsoft.com/office/word/2015/wordml/symex" xmlns:wpg="http://schemas.microsoft.com/office/word/2010/wordprocessingGroup" xmlns:wpi="http://schemas.microsoft.com/office/word/2010/wordprocessingInk" xmlns:wne="http://schemas.microsoft.com/office/word/2006/wordml" xmlns:wps="http://schemas.microsoft.com/office/word/2010/wordprocessingShape" mc:Ignorable="w14 w15 w16se w16cid w16 w16cex w16sdtdh wp14">
+  <w:footnote w:type="separator" w:id="-1">
+    <w:p>
+      <w:pPr>
+        <w:spacing w:after="0" w:line="240" w:lineRule="auto"/>
+      </w:pPr>
+      <w:r>
+        <w:separator/>
+      </w:r>
+    </w:p>
+  </w:footnote>
+  <w:footnote w:type="continuationSeparator" w:id="0">
+    <w:p>
+      <w:pPr>
+        <w:spacing w:after="0" w:line="240" w:lineRule="auto"/>
+      </w:pPr>
+      <w:r>
+        <w:continuationSeparator/>
+      </w:r>
+    </w:p>
+  </w:footnote>
+</w:footnotes>
+</file>
+
+<file path=word/header1.xml><?xml version="1.0" encoding="utf-8"?>
+<w:hdr xmlns:wpc="http://schemas.microsoft.com/office/word/2010/wordprocessingCanvas" xmlns:cx="http://schemas.microsoft.com/office/drawing/2014/chartex" xmlns:cx1="http://schemas.microsoft.com/office/drawing/2015/9/8/chartex" xmlns:cx2="http://schemas.microsoft.com/office/drawing/2015/10/21/chartex" xmlns:cx3="http://schemas.microsoft.com/office/drawing/2016/5/9/chartex" xmlns:cx4="http://schemas.microsoft.com/office/drawing/2016/5/10/chartex" xmlns:cx5="http://schemas.microsoft.com/office/drawing/2016/5/11/chartex" xmlns:cx6="http://schemas.microsoft.com/office/drawing/2016/5/12/chartex" xmlns:cx7="http://schemas.microsoft.com/office/drawing/2016/5/13/chartex" xmlns:cx8="http://schemas.microsoft.com/office/drawing/2016/5/14/chartex" xmlns:mc="http://schemas.openxmlformats.org/markup-compatibility/2006" xmlns:aink="http://schemas.microsoft.com/office/drawing/2016/ink" xmlns:am3d="http://schemas.microsoft.com/office/drawing/2017/model3d" xmlns:o="urn:schemas-microsoft-com:office:office" xmlns:r="http://schemas.openxmlformats.org/officeDocument/2006/relationships" xmlns:m="http://schemas.openxmlformats.org/officeDocument/2006/math" xmlns:v="urn:schemas-microsoft-com:vml" xmlns:wp14="http://schemas.microsoft.com/office/word/2010/wordprocessingDrawing" xmlns:wp="http://schemas.openxmlformats.org/drawingml/2006/wordprocessingDrawing" xmlns:w10="urn:schemas-microsoft-com:office:word" xmlns:w="http://schemas.openxmlformats.org/wordprocessingml/2006/main" xmlns:w14="http://schemas.microsoft.com/office/word/2010/wordml" xmlns:w15="http://schemas.microsoft.com/office/word/2012/wordml" xmlns:w16cex="http://schemas.microsoft.com/office/word/2018/wordml/cex" xmlns:w16cid="http://schemas.microsoft.com/office/word/2016/wordml/cid" xmlns:w16="http://schemas.microsoft.com/office/word/2018/wordml" xmlns:w16sdtdh="http://schemas.microsoft.com/office/word/2020/wordml/sdtdatahash" xmlns:w16se="http://schemas.microsoft.com/office/word/2015/wordml/symex" xmlns:wpg="http://schemas.microsoft.com/office/word/2010/wordprocessingGroup" xmlns:wpi="http://schemas.microsoft.com/office/word/2010/wordprocessingInk" xmlns:wne="http://schemas.microsoft.com/office/word/2006/wordml" xmlns:wps="http://schemas.microsoft.com/office/word/2010/wordprocessingShape" mc:Ignorable="w14 w15 w16se w16cid w16 w16cex w16sdtdh wp14">
   <w:p>
     <w:pPr>
-      <w:pStyle w:val="Footer"/>
+      <w:pStyle w:val="Header"/>
     </w:pPr>
     <w:r>
       <w:rPr>
@@ -6098,18 +7748,18 @@
       <mc:AlternateContent>
         <mc:Choice Requires="wps">
           <w:drawing>
-            <wp:anchor distT="45720" distB="45720" distL="114300" distR="114300" simplePos="0" relativeHeight="251664384" behindDoc="1" locked="0" layoutInCell="1" allowOverlap="1" wp14:anchorId="19130E20" wp14:editId="57DAB76C">
+            <wp:anchor distT="45720" distB="45720" distL="114300" distR="114300" simplePos="0" relativeHeight="251664384" behindDoc="0" locked="0" layoutInCell="1" allowOverlap="1" wp14:anchorId="64329AFC" wp14:editId="46C3EDBF">
               <wp:simplePos x="0" y="0"/>
-              <wp:positionH relativeFrom="margin">
-                <wp:posOffset>0</wp:posOffset>
+              <wp:positionH relativeFrom="column">
+                <wp:posOffset>40987</wp:posOffset>
               </wp:positionH>
-              <wp:positionV relativeFrom="paragraph">
-                <wp:posOffset>342900</wp:posOffset>
+              <wp:positionV relativeFrom="page">
+                <wp:posOffset>115166</wp:posOffset>
               </wp:positionV>
-              <wp:extent cx="6629400" cy="227618"/>
-              <wp:effectExtent l="0" t="0" r="19050" b="20320"/>
-              <wp:wrapNone/>
-              <wp:docPr id="2" name="Text Box 2"/>
+              <wp:extent cx="6670675" cy="248920"/>
+              <wp:effectExtent l="0" t="0" r="0" b="0"/>
+              <wp:wrapSquare wrapText="bothSides"/>
+              <wp:docPr id="24" name="Text Box 2"/>
               <wp:cNvGraphicFramePr>
                 <a:graphicFrameLocks xmlns:a="http://schemas.openxmlformats.org/drawingml/2006/main"/>
               </wp:cNvGraphicFramePr>
@@ -6122,18 +7772,16 @@
                     <wps:spPr bwMode="auto">
                       <a:xfrm>
                         <a:off x="0" y="0"/>
-                        <a:ext cx="6629400" cy="227618"/>
+                        <a:ext cx="6670675" cy="248920"/>
                       </a:xfrm>
                       <a:prstGeom prst="rect">
                         <a:avLst/>
                       </a:prstGeom>
                       <a:solidFill>
-                        <a:srgbClr val="2596BE"/>
+                        <a:srgbClr val="458FA6"/>
                       </a:solidFill>
                       <a:ln w="9525">
-                        <a:solidFill>
-                          <a:srgbClr val="458FA6"/>
-                        </a:solidFill>
+                        <a:noFill/>
                         <a:miter lim="800000"/>
                         <a:headEnd/>
                         <a:tailEnd/>
@@ -6143,11 +7791,11 @@
                       <w:txbxContent>
                         <w:p>
                           <w:pPr>
-                            <w:spacing w:after="0" w:line="240" w:lineRule="auto"/>
                             <w:rPr>
                               <w:rFonts w:ascii="Arial" w:hAnsi="Arial" w:cs="Arial"/>
                               <w:i/>
                               <w:iCs/>
+                              <w:color w:val="FFFFFF" w:themeColor="background1"/>
                               <w:sz w:val="20"/>
                               <w:szCs w:val="20"/>
                               <w:lang w:val="nl-NL"/>
@@ -6158,48 +7806,113 @@
                               <w:rFonts w:ascii="Arial" w:hAnsi="Arial" w:cs="Arial"/>
                               <w:i/>
                               <w:iCs/>
+                              <w:color w:val="FFFFFF" w:themeColor="background1"/>
                               <w:sz w:val="20"/>
                               <w:szCs w:val="20"/>
                               <w:lang w:val="nl-NL"/>
                             </w:rPr>
-                            <w:t xml:space="preserve">      </w:t>
+                            <w:t xml:space="preserve">Project: </w:t>
                           </w:r>
                           <w:r>
                             <w:rPr>
                               <w:rFonts w:ascii="Arial" w:eastAsia="Arial" w:hAnsi="Arial" w:cs="Arial"/>
                               <w:i/>
-                              <w:color w:val="FFFFFF"/>
+                              <w:iCs/>
+                              <w:color w:val="FFFFFF" w:themeColor="background1"/>
                               <w:sz w:val="20"/>
                               <w:szCs w:val="20"/>
                               <w:lang w:val="nl-NL"/>
                             </w:rPr>
-                            <w:t>Datum</w:t>
+                            <w:t>{project}</w:t>
                           </w:r>
                           <w:r>
                             <w:rPr>
                               <w:rFonts w:ascii="Arial" w:eastAsia="Arial" w:hAnsi="Arial" w:cs="Arial"/>
                               <w:i/>
-                              <w:color w:val="FFFFFF"/>
+                              <w:iCs/>
+                              <w:color w:val="FFFFFF" w:themeColor="background1"/>
                               <w:sz w:val="20"/>
                               <w:szCs w:val="20"/>
                               <w:lang w:val="nl-NL"/>
                             </w:rPr>
-                            <w:t>:</w:t>
+                            <w:tab/>
                           </w:r>
                           <w:r>
                             <w:rPr>
-                              <w:rFonts w:ascii="Arial" w:hAnsi="Arial" w:cs="Arial"/>
+                              <w:rFonts w:ascii="Arial" w:eastAsia="Arial" w:hAnsi="Arial" w:cs="Arial"/>
                               <w:i/>
                               <w:iCs/>
+                              <w:color w:val="FFFFFF" w:themeColor="background1"/>
                               <w:sz w:val="20"/>
                               <w:szCs w:val="20"/>
                               <w:lang w:val="nl-NL"/>
                             </w:rPr>
-                            <w:t xml:space="preserve"> </w:t>
+                            <w:tab/>
                           </w:r>
                           <w:r>
                             <w:rPr>
-                              <w:rFonts w:ascii="Arial" w:hAnsi="Arial" w:cs="Arial"/>
+                              <w:rFonts w:ascii="Arial" w:eastAsia="Arial" w:hAnsi="Arial" w:cs="Arial"/>
+                              <w:i/>
+                              <w:iCs/>
+                              <w:color w:val="FFFFFF" w:themeColor="background1"/>
+                              <w:sz w:val="20"/>
+                              <w:szCs w:val="20"/>
+                              <w:lang w:val="nl-NL"/>
+                            </w:rPr>
+                            <w:tab/>
+                          </w:r>
+                          <w:r>
+                            <w:rPr>
+                              <w:rFonts w:ascii="Arial" w:eastAsia="Arial" w:hAnsi="Arial" w:cs="Arial"/>
+                              <w:i/>
+                              <w:iCs/>
+                              <w:color w:val="FFFFFF" w:themeColor="background1"/>
+                              <w:sz w:val="20"/>
+                              <w:szCs w:val="20"/>
+                              <w:lang w:val="nl-NL"/>
+                            </w:rPr>
+                            <w:tab/>
+                          </w:r>
+                          <w:r>
+                            <w:rPr>
+                              <w:rFonts w:ascii="Arial" w:eastAsia="Arial" w:hAnsi="Arial" w:cs="Arial"/>
+                              <w:i/>
+                              <w:iCs/>
+                              <w:color w:val="FFFFFF" w:themeColor="background1"/>
+                              <w:sz w:val="20"/>
+                              <w:szCs w:val="20"/>
+                              <w:lang w:val="nl-NL"/>
+                            </w:rPr>
+                            <w:tab/>
+                          </w:r>
+                          <w:r>
+                            <w:rPr>
+                              <w:rFonts w:ascii="Arial" w:eastAsia="Arial" w:hAnsi="Arial" w:cs="Arial"/>
+                              <w:i/>
+                              <w:iCs/>
+                              <w:color w:val="FFFFFF" w:themeColor="background1"/>
+                              <w:sz w:val="20"/>
+                              <w:szCs w:val="20"/>
+                              <w:lang w:val="nl-NL"/>
+                            </w:rPr>
+                            <w:tab/>
+                          </w:r>
+                          <w:r>
+                            <w:rPr>
+                              <w:rFonts w:ascii="Arial" w:eastAsia="Arial" w:hAnsi="Arial" w:cs="Arial"/>
+                              <w:i/>
+                              <w:iCs/>
+                              <w:color w:val="FFFFFF" w:themeColor="background1"/>
+                              <w:sz w:val="20"/>
+                              <w:szCs w:val="20"/>
+                              <w:lang w:val="nl-NL"/>
+                            </w:rPr>
+                            <w:tab/>
+                            <w:t>Rapportnummer:</w:t>
+                          </w:r>
+                          <w:r>
+                            <w:rPr>
+                              <w:rFonts w:ascii="Arial" w:eastAsia="Arial" w:hAnsi="Arial"/>
                               <w:i/>
                               <w:iCs/>
                               <w:color w:val="FFFFFF" w:themeColor="background1"/>
@@ -6209,20 +7922,23 @@
                             </w:rPr>
                             <w:t>{</w:t>
                           </w:r>
+                          <w:proofErr w:type="spellStart"/>
                           <w:r>
                             <w:rPr>
-                              <w:rFonts w:ascii="Arial" w:eastAsia="Arial" w:hAnsi="Arial" w:cs="Arial"/>
+                              <w:rFonts w:ascii="Arial" w:eastAsia="Arial" w:hAnsi="Arial"/>
                               <w:i/>
-                              <w:color w:val="FFFFFF"/>
+                              <w:iCs/>
+                              <w:color w:val="FFFFFF" w:themeColor="background1"/>
                               <w:sz w:val="20"/>
                               <w:szCs w:val="20"/>
                               <w:lang w:val="nl-NL"/>
                             </w:rPr>
-                            <w:t>datum_controle_volledig</w:t>
+                            <w:t>rapport_nummer</w:t>
                           </w:r>
+                          <w:proofErr w:type="spellEnd"/>
                           <w:r>
                             <w:rPr>
-                              <w:rFonts w:ascii="Arial" w:hAnsi="Arial" w:cs="Arial"/>
+                              <w:rFonts w:ascii="Arial" w:eastAsia="Arial" w:hAnsi="Arial"/>
                               <w:i/>
                               <w:iCs/>
                               <w:color w:val="FFFFFF" w:themeColor="background1"/>
@@ -6234,209 +7950,15 @@
                           </w:r>
                           <w:r>
                             <w:rPr>
-                              <w:rFonts w:ascii="Arial" w:hAnsi="Arial" w:cs="Arial"/>
+                              <w:rFonts w:ascii="Arial" w:eastAsia="Arial" w:hAnsi="Arial" w:cs="Arial"/>
                               <w:i/>
                               <w:iCs/>
+                              <w:color w:val="FFFFFF" w:themeColor="background1"/>
                               <w:sz w:val="20"/>
                               <w:szCs w:val="20"/>
                               <w:lang w:val="nl-NL"/>
                             </w:rPr>
-                            <w:tab/>
-                          </w:r>
-                          <w:r>
-                            <w:rPr>
-                              <w:rFonts w:ascii="Arial" w:hAnsi="Arial" w:cs="Arial"/>
-                              <w:i/>
-                              <w:iCs/>
-                              <w:sz w:val="20"/>
-                              <w:szCs w:val="20"/>
-                              <w:lang w:val="nl-NL"/>
-                            </w:rPr>
-                            <w:tab/>
-                          </w:r>
-                          <w:r>
-                            <w:rPr>
-                              <w:rFonts w:ascii="Arial" w:hAnsi="Arial" w:cs="Arial"/>
-                              <w:i/>
-                              <w:iCs/>
-                              <w:sz w:val="20"/>
-                              <w:szCs w:val="20"/>
-                              <w:lang w:val="nl-NL"/>
-                            </w:rPr>
-                            <w:tab/>
-                          </w:r>
-                          <w:r>
-                            <w:rPr>
-                              <w:rFonts w:ascii="Arial" w:hAnsi="Arial" w:cs="Arial"/>
-                              <w:i/>
-                              <w:iCs/>
-                              <w:sz w:val="20"/>
-                              <w:szCs w:val="20"/>
-                              <w:lang w:val="nl-NL"/>
-                            </w:rPr>
-                            <w:tab/>
-                          </w:r>
-                          <w:r>
-                            <w:rPr>
-                              <w:rFonts w:ascii="Arial" w:hAnsi="Arial" w:cs="Arial"/>
-                              <w:i/>
-                              <w:iCs/>
-                              <w:sz w:val="20"/>
-                              <w:szCs w:val="20"/>
-                              <w:lang w:val="nl-NL"/>
-                            </w:rPr>
-                            <w:tab/>
-                          </w:r>
-                          <w:r>
-                            <w:rPr>
-                              <w:rFonts w:ascii="Arial" w:hAnsi="Arial" w:cs="Arial"/>
-                              <w:i/>
-                              <w:iCs/>
-                              <w:sz w:val="20"/>
-                              <w:szCs w:val="20"/>
-                              <w:lang w:val="nl-NL"/>
-                            </w:rPr>
-                            <w:tab/>
-                          </w:r>
-                          <w:r>
-                            <w:rPr>
-                              <w:rFonts w:ascii="Arial" w:hAnsi="Arial" w:cs="Arial"/>
-                              <w:i/>
-                              <w:iCs/>
-                              <w:sz w:val="20"/>
-                              <w:szCs w:val="20"/>
-                              <w:lang w:val="nl-NL"/>
-                            </w:rPr>
-                            <w:tab/>
-                            <w:t xml:space="preserve">                    </w:t>
-                          </w:r>
-                          <w:r>
-                            <w:rPr>
-                              <w:rFonts w:ascii="Arial" w:eastAsia="Arial" w:hAnsi="Arial" w:cs="Arial"/>
-                              <w:i/>
-                              <w:color w:val="FFFFFF"/>
-                              <w:sz w:val="20"/>
-                              <w:szCs w:val="20"/>
-                              <w:lang w:val="nl-NL"/>
-                            </w:rPr>
-                            <w:t xml:space="preserve">Blad </w:t>
-                          </w:r>
-                          <w:r>
-                            <w:rPr>
-                              <w:rFonts w:ascii="Arial" w:eastAsia="Arial" w:hAnsi="Arial" w:cs="Arial"/>
-                              <w:i/>
-                              <w:color w:val="FFFFFF"/>
-                              <w:sz w:val="20"/>
-                              <w:szCs w:val="20"/>
-                            </w:rPr>
-                            <w:fldChar w:fldCharType="begin"/>
-                          </w:r>
-                          <w:r>
-                            <w:rPr>
-                              <w:rFonts w:ascii="Arial" w:eastAsia="Arial" w:hAnsi="Arial" w:cs="Arial"/>
-                              <w:i/>
-                              <w:noProof/>
-                              <w:color w:val="FFFFFF"/>
-                              <w:sz w:val="20"/>
-                              <w:szCs w:val="20"/>
-                              <w:lang w:val="nl-NL"/>
-                            </w:rPr>
-                            <w:instrText xml:space="preserve"> PAGE </w:instrText>
-                          </w:r>
-                          <w:r>
-                            <w:rPr>
-                              <w:rFonts w:ascii="Arial" w:eastAsia="Arial" w:hAnsi="Arial" w:cs="Arial"/>
-                              <w:i/>
-                              <w:color w:val="FFFFFF"/>
-                              <w:sz w:val="20"/>
-                              <w:szCs w:val="20"/>
-                            </w:rPr>
-                            <w:fldChar w:fldCharType="separate"/>
-                          </w:r>
-                          <w:r>
-                            <w:rPr>
-                              <w:rFonts w:ascii="Arial" w:eastAsia="Arial" w:hAnsi="Arial" w:cs="Arial"/>
-                              <w:i/>
-                              <w:color w:val="FFFFFF"/>
-                              <w:sz w:val="20"/>
-                              <w:szCs w:val="20"/>
-                              <w:lang w:val="nl-NL"/>
-                            </w:rPr>
-                            <w:t>2</w:t>
-                          </w:r>
-                          <w:r>
-                            <w:rPr>
-                              <w:rFonts w:ascii="Arial" w:eastAsia="Arial" w:hAnsi="Arial" w:cs="Arial"/>
-                              <w:i/>
-                              <w:color w:val="FFFFFF"/>
-                              <w:sz w:val="20"/>
-                              <w:szCs w:val="20"/>
-                            </w:rPr>
-                            <w:fldChar w:fldCharType="end"/>
-                          </w:r>
-                          <w:r>
-                            <w:rPr>
-                              <w:rFonts w:ascii="Arial" w:eastAsia="Arial" w:hAnsi="Arial" w:cs="Arial"/>
-                              <w:i/>
-                              <w:color w:val="FFFFFF"/>
-                              <w:sz w:val="20"/>
-                              <w:szCs w:val="20"/>
-                              <w:lang w:val="nl-NL"/>
-                            </w:rPr>
-                            <w:t xml:space="preserve"> van </w:t>
-                          </w:r>
-                          <w:r>
-                            <w:rPr>
-                              <w:rFonts w:ascii="Arial" w:eastAsia="Arial" w:hAnsi="Arial" w:cs="Arial"/>
-                              <w:i/>
-                              <w:color w:val="FFFFFF"/>
-                              <w:sz w:val="20"/>
-                              <w:szCs w:val="20"/>
-                            </w:rPr>
-                            <w:fldChar w:fldCharType="begin"/>
-                          </w:r>
-                          <w:r>
-                            <w:rPr>
-                              <w:rFonts w:ascii="Arial" w:eastAsia="Arial" w:hAnsi="Arial" w:cs="Arial"/>
-                              <w:i/>
-                              <w:noProof/>
-                              <w:color w:val="FFFFFF"/>
-                              <w:sz w:val="20"/>
-                              <w:szCs w:val="20"/>
-                              <w:lang w:val="nl-NL"/>
-                            </w:rPr>
-                            <w:instrText xml:space="preserve"> NUMPAGES </w:instrText>
-                          </w:r>
-                          <w:r>
-                            <w:rPr>
-                              <w:rFonts w:ascii="Arial" w:eastAsia="Arial" w:hAnsi="Arial" w:cs="Arial"/>
-                              <w:i/>
-                              <w:color w:val="FFFFFF"/>
-                              <w:sz w:val="20"/>
-                              <w:szCs w:val="20"/>
-                            </w:rPr>
-                            <w:fldChar w:fldCharType="separate"/>
-                          </w:r>
-                          <w:r>
-                            <w:rPr>
-                              <w:rFonts w:ascii="Arial" w:eastAsia="Arial" w:hAnsi="Arial" w:cs="Arial"/>
-                              <w:i/>
-                              <w:color w:val="FFFFFF"/>
-                              <w:sz w:val="20"/>
-                              <w:szCs w:val="20"/>
-                              <w:lang w:val="nl-NL"/>
-                            </w:rPr>
-                            <w:t>7</w:t>
-                          </w:r>
-                          <w:r>
-                            <w:rPr>
-                              <w:rFonts w:ascii="Arial" w:eastAsia="Arial" w:hAnsi="Arial" w:cs="Arial"/>
-                              <w:i/>
-                              <w:color w:val="FFFFFF"/>
-                              <w:sz w:val="20"/>
-                              <w:szCs w:val="20"/>
-                            </w:rPr>
-                            <w:fldChar w:fldCharType="end"/>
+                            <w:br/>
                           </w:r>
                         </w:p>
                       </w:txbxContent>
@@ -6458,20 +7980,20 @@
         </mc:Choice>
         <mc:Fallback>
           <w:pict>
-            <v:shapetype w14:anchorId="19130E20" id="_x0000_t202" coordsize="21600,21600" o:spt="202" path="m,l,21600r21600,l21600,xe">
+            <v:shapetype w14:anchorId="64329AFC" id="_x0000_t202" coordsize="21600,21600" o:spt="202" path="m,l,21600r21600,l21600,xe">
               <v:stroke joinstyle="miter"/>
               <v:path gradientshapeok="t" o:connecttype="rect"/>
             </v:shapetype>
-            <v:shape id="_x0000_s1041" type="#_x0000_t202" style="position:absolute;margin-left:0;margin-top:27pt;width:522pt;height:17.9pt;z-index:-251652096;visibility:visible;mso-wrap-style:square;mso-width-percent:0;mso-height-percent:0;mso-wrap-distance-left:9pt;mso-wrap-distance-top:3.6pt;mso-wrap-distance-right:9pt;mso-wrap-distance-bottom:3.6pt;mso-position-horizontal:absolute;mso-position-horizontal-relative:margin;mso-position-vertical:absolute;mso-position-vertical-relative:text;mso-width-percent:0;mso-height-percent:0;mso-width-relative:margin;mso-height-relative:margin;v-text-anchor:top" o:gfxdata="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" fillcolor="#2596be" strokecolor="#458fa6">
+            <v:shape id="_x0000_s1040" type="#_x0000_t202" style="position:absolute;margin-left:3.25pt;margin-top:9.05pt;width:525.25pt;height:19.6pt;z-index:251664384;visibility:visible;mso-wrap-style:square;mso-width-percent:0;mso-height-percent:0;mso-wrap-distance-left:9pt;mso-wrap-distance-top:3.6pt;mso-wrap-distance-right:9pt;mso-wrap-distance-bottom:3.6pt;mso-position-horizontal:absolute;mso-position-horizontal-relative:text;mso-position-vertical:absolute;mso-position-vertical-relative:page;mso-width-percent:0;mso-height-percent:0;mso-width-relative:margin;mso-height-relative:margin;v-text-anchor:top" o:gfxdata="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" fillcolor="#458fa6" stroked="f">
               <v:textbox>
                 <w:txbxContent>
                   <w:p>
                     <w:pPr>
-                      <w:spacing w:after="0" w:line="240" w:lineRule="auto"/>
                       <w:rPr>
                         <w:rFonts w:ascii="Arial" w:hAnsi="Arial" w:cs="Arial"/>
                         <w:i/>
                         <w:iCs/>
+                        <w:color w:val="FFFFFF" w:themeColor="background1"/>
                         <w:sz w:val="20"/>
                         <w:szCs w:val="20"/>
                         <w:lang w:val="nl-NL"/>
@@ -6482,48 +8004,113 @@
                         <w:rFonts w:ascii="Arial" w:hAnsi="Arial" w:cs="Arial"/>
                         <w:i/>
                         <w:iCs/>
+                        <w:color w:val="FFFFFF" w:themeColor="background1"/>
                         <w:sz w:val="20"/>
                         <w:szCs w:val="20"/>
                         <w:lang w:val="nl-NL"/>
                       </w:rPr>
-                      <w:t xml:space="preserve">      </w:t>
+                      <w:t xml:space="preserve">Project: </w:t>
                     </w:r>
                     <w:r>
                       <w:rPr>
                         <w:rFonts w:ascii="Arial" w:eastAsia="Arial" w:hAnsi="Arial" w:cs="Arial"/>
                         <w:i/>
-                        <w:color w:val="FFFFFF"/>
+                        <w:iCs/>
+                        <w:color w:val="FFFFFF" w:themeColor="background1"/>
                         <w:sz w:val="20"/>
                         <w:szCs w:val="20"/>
                         <w:lang w:val="nl-NL"/>
                       </w:rPr>
-                      <w:t>Datum</w:t>
+                      <w:t>{project}</w:t>
                     </w:r>
                     <w:r>
                       <w:rPr>
                         <w:rFonts w:ascii="Arial" w:eastAsia="Arial" w:hAnsi="Arial" w:cs="Arial"/>
                         <w:i/>
-                        <w:color w:val="FFFFFF"/>
+                        <w:iCs/>
+                        <w:color w:val="FFFFFF" w:themeColor="background1"/>
                         <w:sz w:val="20"/>
                         <w:szCs w:val="20"/>
                         <w:lang w:val="nl-NL"/>
                       </w:rPr>
-                      <w:t>:</w:t>
+                      <w:tab/>
                     </w:r>
                     <w:r>
                       <w:rPr>
-                        <w:rFonts w:ascii="Arial" w:hAnsi="Arial" w:cs="Arial"/>
+                        <w:rFonts w:ascii="Arial" w:eastAsia="Arial" w:hAnsi="Arial" w:cs="Arial"/>
                         <w:i/>
                         <w:iCs/>
+                        <w:color w:val="FFFFFF" w:themeColor="background1"/>
                         <w:sz w:val="20"/>
                         <w:szCs w:val="20"/>
                         <w:lang w:val="nl-NL"/>
                       </w:rPr>
-                      <w:t xml:space="preserve"> </w:t>
+                      <w:tab/>
                     </w:r>
                     <w:r>
                       <w:rPr>
-                        <w:rFonts w:ascii="Arial" w:hAnsi="Arial" w:cs="Arial"/>
+                        <w:rFonts w:ascii="Arial" w:eastAsia="Arial" w:hAnsi="Arial" w:cs="Arial"/>
+                        <w:i/>
+                        <w:iCs/>
+                        <w:color w:val="FFFFFF" w:themeColor="background1"/>
+                        <w:sz w:val="20"/>
+                        <w:szCs w:val="20"/>
+                        <w:lang w:val="nl-NL"/>
+                      </w:rPr>
+                      <w:tab/>
+                    </w:r>
+                    <w:r>
+                      <w:rPr>
+                        <w:rFonts w:ascii="Arial" w:eastAsia="Arial" w:hAnsi="Arial" w:cs="Arial"/>
+                        <w:i/>
+                        <w:iCs/>
+                        <w:color w:val="FFFFFF" w:themeColor="background1"/>
+                        <w:sz w:val="20"/>
+                        <w:szCs w:val="20"/>
+                        <w:lang w:val="nl-NL"/>
+                      </w:rPr>
+                      <w:tab/>
+                    </w:r>
+                    <w:r>
+                      <w:rPr>
+                        <w:rFonts w:ascii="Arial" w:eastAsia="Arial" w:hAnsi="Arial" w:cs="Arial"/>
+                        <w:i/>
+                        <w:iCs/>
+                        <w:color w:val="FFFFFF" w:themeColor="background1"/>
+                        <w:sz w:val="20"/>
+                        <w:szCs w:val="20"/>
+                        <w:lang w:val="nl-NL"/>
+                      </w:rPr>
+                      <w:tab/>
+                    </w:r>
+                    <w:r>
+                      <w:rPr>
+                        <w:rFonts w:ascii="Arial" w:eastAsia="Arial" w:hAnsi="Arial" w:cs="Arial"/>
+                        <w:i/>
+                        <w:iCs/>
+                        <w:color w:val="FFFFFF" w:themeColor="background1"/>
+                        <w:sz w:val="20"/>
+                        <w:szCs w:val="20"/>
+                        <w:lang w:val="nl-NL"/>
+                      </w:rPr>
+                      <w:tab/>
+                    </w:r>
+                    <w:r>
+                      <w:rPr>
+                        <w:rFonts w:ascii="Arial" w:eastAsia="Arial" w:hAnsi="Arial" w:cs="Arial"/>
+                        <w:i/>
+                        <w:iCs/>
+                        <w:color w:val="FFFFFF" w:themeColor="background1"/>
+                        <w:sz w:val="20"/>
+                        <w:szCs w:val="20"/>
+                        <w:lang w:val="nl-NL"/>
+                      </w:rPr>
+                      <w:tab/>
+                      <w:t>Rapportnummer:</w:t>
+                    </w:r>
+                    <w:r>
+                      <w:rPr>
+                        <w:rFonts w:ascii="Arial" w:eastAsia="Arial" w:hAnsi="Arial"/>
                         <w:i/>
                         <w:iCs/>
                         <w:color w:val="FFFFFF" w:themeColor="background1"/>
@@ -6533,20 +8120,23 @@
                       </w:rPr>
                       <w:t>{</w:t>
                     </w:r>
+                    <w:proofErr w:type="spellStart"/>
                     <w:r>
                       <w:rPr>
-                        <w:rFonts w:ascii="Arial" w:eastAsia="Arial" w:hAnsi="Arial" w:cs="Arial"/>
+                        <w:rFonts w:ascii="Arial" w:eastAsia="Arial" w:hAnsi="Arial"/>
                         <w:i/>
-                        <w:color w:val="FFFFFF"/>
+                        <w:iCs/>
+                        <w:color w:val="FFFFFF" w:themeColor="background1"/>
                         <w:sz w:val="20"/>
                         <w:szCs w:val="20"/>
                         <w:lang w:val="nl-NL"/>
                       </w:rPr>
-                      <w:t>datum_controle_volledig</w:t>
+                      <w:t>rapport_nummer</w:t>
                     </w:r>
+                    <w:proofErr w:type="spellEnd"/>
                     <w:r>
                       <w:rPr>
-                        <w:rFonts w:ascii="Arial" w:hAnsi="Arial" w:cs="Arial"/>
+                        <w:rFonts w:ascii="Arial" w:eastAsia="Arial" w:hAnsi="Arial"/>
                         <w:i/>
                         <w:iCs/>
                         <w:color w:val="FFFFFF" w:themeColor="background1"/>
@@ -6558,249 +8148,30 @@
                     </w:r>
                     <w:r>
                       <w:rPr>
-                        <w:rFonts w:ascii="Arial" w:hAnsi="Arial" w:cs="Arial"/>
+                        <w:rFonts w:ascii="Arial" w:eastAsia="Arial" w:hAnsi="Arial" w:cs="Arial"/>
                         <w:i/>
                         <w:iCs/>
+                        <w:color w:val="FFFFFF" w:themeColor="background1"/>
                         <w:sz w:val="20"/>
                         <w:szCs w:val="20"/>
                         <w:lang w:val="nl-NL"/>
                       </w:rPr>
-                      <w:tab/>
-                    </w:r>
-                    <w:r>
-                      <w:rPr>
-                        <w:rFonts w:ascii="Arial" w:hAnsi="Arial" w:cs="Arial"/>
-                        <w:i/>
-                        <w:iCs/>
-                        <w:sz w:val="20"/>
-                        <w:szCs w:val="20"/>
-                        <w:lang w:val="nl-NL"/>
-                      </w:rPr>
-                      <w:tab/>
-                    </w:r>
-                    <w:r>
-                      <w:rPr>
-                        <w:rFonts w:ascii="Arial" w:hAnsi="Arial" w:cs="Arial"/>
-                        <w:i/>
-                        <w:iCs/>
-                        <w:sz w:val="20"/>
-                        <w:szCs w:val="20"/>
-                        <w:lang w:val="nl-NL"/>
-                      </w:rPr>
-                      <w:tab/>
-                    </w:r>
-                    <w:r>
-                      <w:rPr>
-                        <w:rFonts w:ascii="Arial" w:hAnsi="Arial" w:cs="Arial"/>
-                        <w:i/>
-                        <w:iCs/>
-                        <w:sz w:val="20"/>
-                        <w:szCs w:val="20"/>
-                        <w:lang w:val="nl-NL"/>
-                      </w:rPr>
-                      <w:tab/>
-                    </w:r>
-                    <w:r>
-                      <w:rPr>
-                        <w:rFonts w:ascii="Arial" w:hAnsi="Arial" w:cs="Arial"/>
-                        <w:i/>
-                        <w:iCs/>
-                        <w:sz w:val="20"/>
-                        <w:szCs w:val="20"/>
-                        <w:lang w:val="nl-NL"/>
-                      </w:rPr>
-                      <w:tab/>
-                    </w:r>
-                    <w:r>
-                      <w:rPr>
-                        <w:rFonts w:ascii="Arial" w:hAnsi="Arial" w:cs="Arial"/>
-                        <w:i/>
-                        <w:iCs/>
-                        <w:sz w:val="20"/>
-                        <w:szCs w:val="20"/>
-                        <w:lang w:val="nl-NL"/>
-                      </w:rPr>
-                      <w:tab/>
-                    </w:r>
-                    <w:r>
-                      <w:rPr>
-                        <w:rFonts w:ascii="Arial" w:hAnsi="Arial" w:cs="Arial"/>
-                        <w:i/>
-                        <w:iCs/>
-                        <w:sz w:val="20"/>
-                        <w:szCs w:val="20"/>
-                        <w:lang w:val="nl-NL"/>
-                      </w:rPr>
-                      <w:tab/>
-                      <w:t xml:space="preserve">                    </w:t>
-                    </w:r>
-                    <w:r>
-                      <w:rPr>
-                        <w:rFonts w:ascii="Arial" w:eastAsia="Arial" w:hAnsi="Arial" w:cs="Arial"/>
-                        <w:i/>
-                        <w:color w:val="FFFFFF"/>
-                        <w:sz w:val="20"/>
-                        <w:szCs w:val="20"/>
-                        <w:lang w:val="nl-NL"/>
-                      </w:rPr>
-                      <w:t xml:space="preserve">Blad </w:t>
-                    </w:r>
-                    <w:r>
-                      <w:rPr>
-                        <w:rFonts w:ascii="Arial" w:eastAsia="Arial" w:hAnsi="Arial" w:cs="Arial"/>
-                        <w:i/>
-                        <w:color w:val="FFFFFF"/>
-                        <w:sz w:val="20"/>
-                        <w:szCs w:val="20"/>
-                      </w:rPr>
-                      <w:fldChar w:fldCharType="begin"/>
-                    </w:r>
-                    <w:r>
-                      <w:rPr>
-                        <w:rFonts w:ascii="Arial" w:eastAsia="Arial" w:hAnsi="Arial" w:cs="Arial"/>
-                        <w:i/>
-                        <w:noProof/>
-                        <w:color w:val="FFFFFF"/>
-                        <w:sz w:val="20"/>
-                        <w:szCs w:val="20"/>
-                        <w:lang w:val="nl-NL"/>
-                      </w:rPr>
-                      <w:instrText xml:space="preserve"> PAGE </w:instrText>
-                    </w:r>
-                    <w:r>
-                      <w:rPr>
-                        <w:rFonts w:ascii="Arial" w:eastAsia="Arial" w:hAnsi="Arial" w:cs="Arial"/>
-                        <w:i/>
-                        <w:color w:val="FFFFFF"/>
-                        <w:sz w:val="20"/>
-                        <w:szCs w:val="20"/>
-                      </w:rPr>
-                      <w:fldChar w:fldCharType="separate"/>
-                    </w:r>
-                    <w:r>
-                      <w:rPr>
-                        <w:rFonts w:ascii="Arial" w:eastAsia="Arial" w:hAnsi="Arial" w:cs="Arial"/>
-                        <w:i/>
-                        <w:color w:val="FFFFFF"/>
-                        <w:sz w:val="20"/>
-                        <w:szCs w:val="20"/>
-                        <w:lang w:val="nl-NL"/>
-                      </w:rPr>
-                      <w:t>2</w:t>
-                    </w:r>
-                    <w:r>
-                      <w:rPr>
-                        <w:rFonts w:ascii="Arial" w:eastAsia="Arial" w:hAnsi="Arial" w:cs="Arial"/>
-                        <w:i/>
-                        <w:color w:val="FFFFFF"/>
-                        <w:sz w:val="20"/>
-                        <w:szCs w:val="20"/>
-                      </w:rPr>
-                      <w:fldChar w:fldCharType="end"/>
-                    </w:r>
-                    <w:r>
-                      <w:rPr>
-                        <w:rFonts w:ascii="Arial" w:eastAsia="Arial" w:hAnsi="Arial" w:cs="Arial"/>
-                        <w:i/>
-                        <w:color w:val="FFFFFF"/>
-                        <w:sz w:val="20"/>
-                        <w:szCs w:val="20"/>
-                        <w:lang w:val="nl-NL"/>
-                      </w:rPr>
-                      <w:t xml:space="preserve"> van </w:t>
-                    </w:r>
-                    <w:r>
-                      <w:rPr>
-                        <w:rFonts w:ascii="Arial" w:eastAsia="Arial" w:hAnsi="Arial" w:cs="Arial"/>
-                        <w:i/>
-                        <w:color w:val="FFFFFF"/>
-                        <w:sz w:val="20"/>
-                        <w:szCs w:val="20"/>
-                      </w:rPr>
-                      <w:fldChar w:fldCharType="begin"/>
-                    </w:r>
-                    <w:r>
-                      <w:rPr>
-                        <w:rFonts w:ascii="Arial" w:eastAsia="Arial" w:hAnsi="Arial" w:cs="Arial"/>
-                        <w:i/>
-                        <w:noProof/>
-                        <w:color w:val="FFFFFF"/>
-                        <w:sz w:val="20"/>
-                        <w:szCs w:val="20"/>
-                        <w:lang w:val="nl-NL"/>
-                      </w:rPr>
-                      <w:instrText xml:space="preserve"> NUMPAGES </w:instrText>
-                    </w:r>
-                    <w:r>
-                      <w:rPr>
-                        <w:rFonts w:ascii="Arial" w:eastAsia="Arial" w:hAnsi="Arial" w:cs="Arial"/>
-                        <w:i/>
-                        <w:color w:val="FFFFFF"/>
-                        <w:sz w:val="20"/>
-                        <w:szCs w:val="20"/>
-                      </w:rPr>
-                      <w:fldChar w:fldCharType="separate"/>
-                    </w:r>
-                    <w:r>
-                      <w:rPr>
-                        <w:rFonts w:ascii="Arial" w:eastAsia="Arial" w:hAnsi="Arial" w:cs="Arial"/>
-                        <w:i/>
-                        <w:color w:val="FFFFFF"/>
-                        <w:sz w:val="20"/>
-                        <w:szCs w:val="20"/>
-                        <w:lang w:val="nl-NL"/>
-                      </w:rPr>
-                      <w:t>7</w:t>
-                    </w:r>
-                    <w:r>
-                      <w:rPr>
-                        <w:rFonts w:ascii="Arial" w:eastAsia="Arial" w:hAnsi="Arial" w:cs="Arial"/>
-                        <w:i/>
-                        <w:color w:val="FFFFFF"/>
-                        <w:sz w:val="20"/>
-                        <w:szCs w:val="20"/>
-                      </w:rPr>
-                      <w:fldChar w:fldCharType="end"/>
+                      <w:br/>
                     </w:r>
                   </w:p>
                 </w:txbxContent>
               </v:textbox>
-              <w10:wrap anchorx="margin"/>
+              <w10:wrap type="square" anchory="page"/>
             </v:shape>
           </w:pict>
         </mc:Fallback>
       </mc:AlternateContent>
     </w:r>
   </w:p>
-</w:ftr>
+</w:hdr>
 </file>
 
-<file path=word/footnotes.xml><?xml version="1.0" encoding="utf-8"?>
-<w:footnotes xmlns:wpc="http://schemas.microsoft.com/office/word/2010/wordprocessingCanvas" xmlns:cx="http://schemas.microsoft.com/office/drawing/2014/chartex" xmlns:cx1="http://schemas.microsoft.com/office/drawing/2015/9/8/chartex" xmlns:cx2="http://schemas.microsoft.com/office/drawing/2015/10/21/chartex" xmlns:cx3="http://schemas.microsoft.com/office/drawing/2016/5/9/chartex" xmlns:cx4="http://schemas.microsoft.com/office/drawing/2016/5/10/chartex" xmlns:cx5="http://schemas.microsoft.com/office/drawing/2016/5/11/chartex" xmlns:cx6="http://schemas.microsoft.com/office/drawing/2016/5/12/chartex" xmlns:cx7="http://schemas.microsoft.com/office/drawing/2016/5/13/chartex" xmlns:cx8="http://schemas.microsoft.com/office/drawing/2016/5/14/chartex" xmlns:mc="http://schemas.openxmlformats.org/markup-compatibility/2006" xmlns:aink="http://schemas.microsoft.com/office/drawing/2016/ink" xmlns:am3d="http://schemas.microsoft.com/office/drawing/2017/model3d" xmlns:o="urn:schemas-microsoft-com:office:office" xmlns:r="http://schemas.openxmlformats.org/officeDocument/2006/relationships" xmlns:m="http://schemas.openxmlformats.org/officeDocument/2006/math" xmlns:v="urn:schemas-microsoft-com:vml" xmlns:wp14="http://schemas.microsoft.com/office/word/2010/wordprocessingDrawing" xmlns:wp="http://schemas.openxmlformats.org/drawingml/2006/wordprocessingDrawing" xmlns:w10="urn:schemas-microsoft-com:office:word" xmlns:w="http://schemas.openxmlformats.org/wordprocessingml/2006/main" xmlns:w14="http://schemas.microsoft.com/office/word/2010/wordml" xmlns:w15="http://schemas.microsoft.com/office/word/2012/wordml" xmlns:w16cex="http://schemas.microsoft.com/office/word/2018/wordml/cex" xmlns:w16cid="http://schemas.microsoft.com/office/word/2016/wordml/cid" xmlns:w16="http://schemas.microsoft.com/office/word/2018/wordml" xmlns:w16sdtdh="http://schemas.microsoft.com/office/word/2020/wordml/sdtdatahash" xmlns:w16se="http://schemas.microsoft.com/office/word/2015/wordml/symex" xmlns:wpg="http://schemas.microsoft.com/office/word/2010/wordprocessingGroup" xmlns:wpi="http://schemas.microsoft.com/office/word/2010/wordprocessingInk" xmlns:wne="http://schemas.microsoft.com/office/word/2006/wordml" xmlns:wps="http://schemas.microsoft.com/office/word/2010/wordprocessingShape" mc:Ignorable="w14 w15 w16se w16cid w16 w16cex w16sdtdh wp14">
-  <w:footnote w:type="separator" w:id="-1">
-    <w:p>
-      <w:pPr>
-        <w:spacing w:after="0" w:line="240" w:lineRule="auto"/>
-      </w:pPr>
-      <w:r>
-        <w:separator/>
-      </w:r>
-    </w:p>
-  </w:footnote>
-  <w:footnote w:type="continuationSeparator" w:id="0">
-    <w:p>
-      <w:pPr>
-        <w:spacing w:after="0" w:line="240" w:lineRule="auto"/>
-      </w:pPr>
-      <w:r>
-        <w:continuationSeparator/>
-      </w:r>
-    </w:p>
-  </w:footnote>
-</w:footnotes>
-</file>
-
-<file path=word/header1.xml><?xml version="1.0" encoding="utf-8"?>
+<file path=word/header2.xml><?xml version="1.0" encoding="utf-8"?>
 <w:hdr xmlns:wpc="http://schemas.microsoft.com/office/word/2010/wordprocessingCanvas" xmlns:cx="http://schemas.microsoft.com/office/drawing/2014/chartex" xmlns:cx1="http://schemas.microsoft.com/office/drawing/2015/9/8/chartex" xmlns:cx2="http://schemas.microsoft.com/office/drawing/2015/10/21/chartex" xmlns:cx3="http://schemas.microsoft.com/office/drawing/2016/5/9/chartex" xmlns:cx4="http://schemas.microsoft.com/office/drawing/2016/5/10/chartex" xmlns:cx5="http://schemas.microsoft.com/office/drawing/2016/5/11/chartex" xmlns:cx6="http://schemas.microsoft.com/office/drawing/2016/5/12/chartex" xmlns:cx7="http://schemas.microsoft.com/office/drawing/2016/5/13/chartex" xmlns:cx8="http://schemas.microsoft.com/office/drawing/2016/5/14/chartex" xmlns:mc="http://schemas.openxmlformats.org/markup-compatibility/2006" xmlns:aink="http://schemas.microsoft.com/office/drawing/2016/ink" xmlns:am3d="http://schemas.microsoft.com/office/drawing/2017/model3d" xmlns:o="urn:schemas-microsoft-com:office:office" xmlns:r="http://schemas.openxmlformats.org/officeDocument/2006/relationships" xmlns:m="http://schemas.openxmlformats.org/officeDocument/2006/math" xmlns:v="urn:schemas-microsoft-com:vml" xmlns:wp14="http://schemas.microsoft.com/office/word/2010/wordprocessingDrawing" xmlns:wp="http://schemas.openxmlformats.org/drawingml/2006/wordprocessingDrawing" xmlns:w10="urn:schemas-microsoft-com:office:word" xmlns:w="http://schemas.openxmlformats.org/wordprocessingml/2006/main" xmlns:w14="http://schemas.microsoft.com/office/word/2010/wordml" xmlns:w15="http://schemas.microsoft.com/office/word/2012/wordml" xmlns:w16cex="http://schemas.microsoft.com/office/word/2018/wordml/cex" xmlns:w16cid="http://schemas.microsoft.com/office/word/2016/wordml/cid" xmlns:w16="http://schemas.microsoft.com/office/word/2018/wordml" xmlns:w16sdtdh="http://schemas.microsoft.com/office/word/2020/wordml/sdtdatahash" xmlns:w16se="http://schemas.microsoft.com/office/word/2015/wordml/symex" xmlns:wpg="http://schemas.microsoft.com/office/word/2010/wordprocessingGroup" xmlns:wpi="http://schemas.microsoft.com/office/word/2010/wordprocessingInk" xmlns:wne="http://schemas.microsoft.com/office/word/2006/wordml" xmlns:wps="http://schemas.microsoft.com/office/word/2010/wordprocessingShape" mc:Ignorable="w14 w15 w16se w16cid w16 w16cex w16sdtdh wp14">
   <w:p>
     <w:pPr>
@@ -7641,7 +9012,7 @@
               <c:strCache>
                 <c:ptCount val="1"/>
                 <c:pt idx="0">
-                  <c:v>Series 1</c:v>
+                  <c:v>Cijfer</c:v>
                 </c:pt>
               </c:strCache>
             </c:strRef>
@@ -7717,18 +9088,9 @@
             <c:strRef>
               <c:f>Sheet1!$A$2:$A$5</c:f>
               <c:strCache>
-                <c:ptCount val="4"/>
+                <c:ptCount val="1"/>
                 <c:pt idx="0">
-                  <c:v>Category 1</c:v>
-                </c:pt>
-                <c:pt idx="1">
-                  <c:v>Category 2</c:v>
-                </c:pt>
-                <c:pt idx="2">
-                  <c:v>Category 3</c:v>
-                </c:pt>
-                <c:pt idx="3">
-                  <c:v>Category 4</c:v>
+                  <c:v>Categorie </c:v>
                 </c:pt>
               </c:strCache>
             </c:strRef>
@@ -7740,23 +9102,14 @@
                 <c:formatCode>General</c:formatCode>
                 <c:ptCount val="4"/>
                 <c:pt idx="0">
-                  <c:v>4.3</c:v>
-                </c:pt>
-                <c:pt idx="1">
-                  <c:v>2.5</c:v>
-                </c:pt>
-                <c:pt idx="2">
-                  <c:v>3.5</c:v>
-                </c:pt>
-                <c:pt idx="3">
-                  <c:v>4.5</c:v>
+                  <c:v>0</c:v>
                 </c:pt>
               </c:numCache>
             </c:numRef>
           </c:val>
           <c:extLst>
             <c:ext xmlns:c16="http://schemas.microsoft.com/office/drawing/2014/chart" uri="{C3380CC4-5D6E-409C-BE32-E72D297353CC}">
-              <c16:uniqueId val="{00000000-BA86-4EFA-93C9-BE2F9ED32BE5}"/>
+              <c16:uniqueId val="{00000000-18C6-40DA-81E3-A1A4D31D9FD7}"/>
             </c:ext>
           </c:extLst>
         </c:ser>
@@ -7784,7 +9137,7 @@
               <c:strCache>
                 <c:ptCount val="1"/>
                 <c:pt idx="0">
-                  <c:v>Series 3</c:v>
+                  <c:v>Goedkeurgrens</c:v>
                 </c:pt>
               </c:strCache>
             </c:strRef>
@@ -7808,18 +9161,9 @@
             <c:strRef>
               <c:f>Sheet1!$A$2:$A$5</c:f>
               <c:strCache>
-                <c:ptCount val="4"/>
+                <c:ptCount val="1"/>
                 <c:pt idx="0">
-                  <c:v>Category 1</c:v>
-                </c:pt>
-                <c:pt idx="1">
-                  <c:v>Category 2</c:v>
-                </c:pt>
-                <c:pt idx="2">
-                  <c:v>Category 3</c:v>
-                </c:pt>
-                <c:pt idx="3">
-                  <c:v>Category 4</c:v>
+                  <c:v>Categorie </c:v>
                 </c:pt>
               </c:strCache>
             </c:strRef>
@@ -7831,16 +9175,7 @@
                 <c:formatCode>General</c:formatCode>
                 <c:ptCount val="4"/>
                 <c:pt idx="0">
-                  <c:v>2</c:v>
-                </c:pt>
-                <c:pt idx="1">
-                  <c:v>2</c:v>
-                </c:pt>
-                <c:pt idx="2">
-                  <c:v>3</c:v>
-                </c:pt>
-                <c:pt idx="3">
-                  <c:v>5</c:v>
+                  <c:v>0</c:v>
                 </c:pt>
               </c:numCache>
             </c:numRef>
@@ -7848,7 +9183,7 @@
           <c:smooth val="0"/>
           <c:extLst>
             <c:ext xmlns:c16="http://schemas.microsoft.com/office/drawing/2014/chart" uri="{C3380CC4-5D6E-409C-BE32-E72D297353CC}">
-              <c16:uniqueId val="{00000001-BA86-4EFA-93C9-BE2F9ED32BE5}"/>
+              <c16:uniqueId val="{00000001-18C6-40DA-81E3-A1A4D31D9FD7}"/>
             </c:ext>
           </c:extLst>
         </c:ser>
@@ -8198,7 +9533,7 @@
           <c:smooth val="0"/>
           <c:extLst>
             <c:ext xmlns:c16="http://schemas.microsoft.com/office/drawing/2014/chart" uri="{C3380CC4-5D6E-409C-BE32-E72D297353CC}">
-              <c16:uniqueId val="{00000000-3F61-42FD-9138-96BCB81A212D}"/>
+              <c16:uniqueId val="{00000000-C7F5-4DAE-8812-245A8616168A}"/>
             </c:ext>
           </c:extLst>
         </c:ser>
@@ -8331,7 +9666,7 @@
           <c:smooth val="0"/>
           <c:extLst>
             <c:ext xmlns:c16="http://schemas.microsoft.com/office/drawing/2014/chart" uri="{C3380CC4-5D6E-409C-BE32-E72D297353CC}">
-              <c16:uniqueId val="{00000001-3F61-42FD-9138-96BCB81A212D}"/>
+              <c16:uniqueId val="{00000001-C7F5-4DAE-8812-245A8616168A}"/>
             </c:ext>
           </c:extLst>
         </c:ser>
@@ -8403,7 +9738,7 @@
           <c:smooth val="0"/>
           <c:extLst>
             <c:ext xmlns:c16="http://schemas.microsoft.com/office/drawing/2014/chart" uri="{C3380CC4-5D6E-409C-BE32-E72D297353CC}">
-              <c16:uniqueId val="{00000002-3F61-42FD-9138-96BCB81A212D}"/>
+              <c16:uniqueId val="{00000002-C7F5-4DAE-8812-245A8616168A}"/>
             </c:ext>
           </c:extLst>
         </c:ser>
@@ -8662,7 +9997,7 @@
             <c:bubble3D val="0"/>
             <c:extLst>
               <c:ext xmlns:c16="http://schemas.microsoft.com/office/drawing/2014/chart" uri="{C3380CC4-5D6E-409C-BE32-E72D297353CC}">
-                <c16:uniqueId val="{00000000-F548-4A4F-9617-C4E2F1594E8C}"/>
+                <c16:uniqueId val="{00000000-1C09-492D-8C2A-E4A41C99E3AF}"/>
               </c:ext>
             </c:extLst>
           </c:dPt>
@@ -8671,7 +10006,7 @@
             <c:bubble3D val="0"/>
             <c:extLst>
               <c:ext xmlns:c16="http://schemas.microsoft.com/office/drawing/2014/chart" uri="{C3380CC4-5D6E-409C-BE32-E72D297353CC}">
-                <c16:uniqueId val="{00000001-F548-4A4F-9617-C4E2F1594E8C}"/>
+                <c16:uniqueId val="{00000001-1C09-492D-8C2A-E4A41C99E3AF}"/>
               </c:ext>
             </c:extLst>
           </c:dPt>
@@ -8680,7 +10015,7 @@
             <c:bubble3D val="0"/>
             <c:extLst>
               <c:ext xmlns:c16="http://schemas.microsoft.com/office/drawing/2014/chart" uri="{C3380CC4-5D6E-409C-BE32-E72D297353CC}">
-                <c16:uniqueId val="{00000002-F548-4A4F-9617-C4E2F1594E8C}"/>
+                <c16:uniqueId val="{00000002-1C09-492D-8C2A-E4A41C99E3AF}"/>
               </c:ext>
             </c:extLst>
           </c:dPt>
@@ -8810,28 +10145,28 @@
                   <c:v>0</c:v>
                 </c:pt>
                 <c:pt idx="1">
-                  <c:v>3.2</c:v>
+                  <c:v>0</c:v>
                 </c:pt>
                 <c:pt idx="2">
-                  <c:v>0.8</c:v>
+                  <c:v>0</c:v>
                 </c:pt>
                 <c:pt idx="3">
-                  <c:v>0.8</c:v>
+                  <c:v>0</c:v>
                 </c:pt>
                 <c:pt idx="4">
-                  <c:v>0.8</c:v>
+                  <c:v>0</c:v>
                 </c:pt>
                 <c:pt idx="5">
-                  <c:v>7</c:v>
+                  <c:v>0</c:v>
                 </c:pt>
                 <c:pt idx="6">
-                  <c:v>8</c:v>
+                  <c:v>0</c:v>
                 </c:pt>
                 <c:pt idx="7">
-                  <c:v>9</c:v>
+                  <c:v>0</c:v>
                 </c:pt>
                 <c:pt idx="8">
-                  <c:v>10</c:v>
+                  <c:v>0</c:v>
                 </c:pt>
               </c:numCache>
             </c:numRef>
@@ -8839,7 +10174,7 @@
           <c:smooth val="0"/>
           <c:extLst>
             <c:ext xmlns:c16="http://schemas.microsoft.com/office/drawing/2014/chart" uri="{C3380CC4-5D6E-409C-BE32-E72D297353CC}">
-              <c16:uniqueId val="{00000003-F548-4A4F-9617-C4E2F1594E8C}"/>
+              <c16:uniqueId val="{00000003-1C09-492D-8C2A-E4A41C99E3AF}"/>
             </c:ext>
           </c:extLst>
         </c:ser>
@@ -9053,7 +10388,7 @@
             </c:spPr>
             <c:extLst>
               <c:ext xmlns:c16="http://schemas.microsoft.com/office/drawing/2014/chart" uri="{C3380CC4-5D6E-409C-BE32-E72D297353CC}">
-                <c16:uniqueId val="{00000001-A095-4E98-825A-AD775863BADB}"/>
+                <c16:uniqueId val="{00000001-9580-46EE-B58A-44C3C867283F}"/>
               </c:ext>
             </c:extLst>
           </c:dPt>
@@ -9067,7 +10402,7 @@
             </c:spPr>
             <c:extLst>
               <c:ext xmlns:c16="http://schemas.microsoft.com/office/drawing/2014/chart" uri="{C3380CC4-5D6E-409C-BE32-E72D297353CC}">
-                <c16:uniqueId val="{00000003-A095-4E98-825A-AD775863BADB}"/>
+                <c16:uniqueId val="{00000003-9580-46EE-B58A-44C3C867283F}"/>
               </c:ext>
             </c:extLst>
           </c:dPt>
@@ -9091,7 +10426,7 @@
             </c:spPr>
             <c:extLst>
               <c:ext xmlns:c16="http://schemas.microsoft.com/office/drawing/2014/chart" uri="{C3380CC4-5D6E-409C-BE32-E72D297353CC}">
-                <c16:uniqueId val="{00000005-A095-4E98-825A-AD775863BADB}"/>
+                <c16:uniqueId val="{00000005-9580-46EE-B58A-44C3C867283F}"/>
               </c:ext>
             </c:extLst>
           </c:dPt>
@@ -9103,7 +10438,7 @@
             </c:spPr>
             <c:extLst>
               <c:ext xmlns:c16="http://schemas.microsoft.com/office/drawing/2014/chart" uri="{C3380CC4-5D6E-409C-BE32-E72D297353CC}">
-                <c16:uniqueId val="{00000007-A095-4E98-825A-AD775863BADB}"/>
+                <c16:uniqueId val="{00000007-9580-46EE-B58A-44C3C867283F}"/>
               </c:ext>
             </c:extLst>
           </c:dPt>
@@ -9153,7 +10488,7 @@
           </c:val>
           <c:extLst>
             <c:ext xmlns:c16="http://schemas.microsoft.com/office/drawing/2014/chart" uri="{C3380CC4-5D6E-409C-BE32-E72D297353CC}">
-              <c16:uniqueId val="{00000008-A095-4E98-825A-AD775863BADB}"/>
+              <c16:uniqueId val="{00000008-9580-46EE-B58A-44C3C867283F}"/>
             </c:ext>
           </c:extLst>
         </c:ser>

--- a/aop/FASE_CONTROL_TEMPLATE.docx
+++ b/aop/FASE_CONTROL_TEMPLATE.docx
@@ -5,12 +5,73 @@
     <w:p>
       <w:pPr>
         <w:tabs>
+          <w:tab w:val="left" w:pos="1524"/>
           <w:tab w:val="left" w:pos="6427"/>
-          <w:tab w:val="left" w:pos="7044"/>
           <w:tab w:val="left" w:pos="8271"/>
           <w:tab w:val="left" w:pos="9153"/>
         </w:tabs>
       </w:pPr>
+      <w:r>
+        <w:rPr>
+          <w:noProof/>
+        </w:rPr>
+        <w:drawing>
+          <wp:anchor distT="0" distB="0" distL="114300" distR="114300" simplePos="0" relativeHeight="251694080" behindDoc="1" locked="0" layoutInCell="1" allowOverlap="1" wp14:anchorId="74BCB7B4" wp14:editId="1F243788">
+            <wp:simplePos x="0" y="0"/>
+            <wp:positionH relativeFrom="column">
+              <wp:posOffset>-518160</wp:posOffset>
+            </wp:positionH>
+            <wp:positionV relativeFrom="paragraph">
+              <wp:posOffset>-799465</wp:posOffset>
+            </wp:positionV>
+            <wp:extent cx="7833360" cy="2262505"/>
+            <wp:effectExtent l="0" t="0" r="0" b="4445"/>
+            <wp:wrapNone/>
+            <wp:docPr id="4" name="img3.png"/>
+            <wp:cNvGraphicFramePr/>
+            <a:graphic xmlns:a="http://schemas.openxmlformats.org/drawingml/2006/main">
+              <a:graphicData uri="http://schemas.openxmlformats.org/drawingml/2006/picture">
+                <pic:pic xmlns:pic="http://schemas.openxmlformats.org/drawingml/2006/picture">
+                  <pic:nvPicPr>
+                    <pic:cNvPr id="1" name="img3.png"/>
+                    <pic:cNvPicPr/>
+                  </pic:nvPicPr>
+                  <pic:blipFill>
+                    <a:blip r:embed="rId7" cstate="print">
+                      <a:extLst>
+                        <a:ext uri="{28A0092B-C50C-407E-A947-70E740481C1C}">
+                          <a14:useLocalDpi xmlns:a14="http://schemas.microsoft.com/office/drawing/2010/main" val="0"/>
+                        </a:ext>
+                      </a:extLst>
+                    </a:blip>
+                    <a:stretch>
+                      <a:fillRect/>
+                    </a:stretch>
+                  </pic:blipFill>
+                  <pic:spPr>
+                    <a:xfrm>
+                      <a:off x="0" y="0"/>
+                      <a:ext cx="7833360" cy="2262505"/>
+                    </a:xfrm>
+                    <a:prstGeom prst="rect">
+                      <a:avLst/>
+                    </a:prstGeom>
+                  </pic:spPr>
+                </pic:pic>
+              </a:graphicData>
+            </a:graphic>
+            <wp14:sizeRelH relativeFrom="page">
+              <wp14:pctWidth>0</wp14:pctWidth>
+            </wp14:sizeRelH>
+            <wp14:sizeRelV relativeFrom="page">
+              <wp14:pctHeight>0</wp14:pctHeight>
+            </wp14:sizeRelV>
+          </wp:anchor>
+        </w:drawing>
+      </w:r>
+      <w:r>
+        <w:tab/>
+      </w:r>
       <w:r>
         <w:tab/>
       </w:r>
@@ -87,7 +148,6 @@
       <w:pPr>
         <w:tabs>
           <w:tab w:val="left" w:pos="6440"/>
-          <w:tab w:val="left" w:pos="7224"/>
         </w:tabs>
         <w:rPr>
           <w:rFonts w:ascii="Arial" w:eastAsia="Arial" w:hAnsi="Arial"/>
@@ -96,15 +156,6 @@
           <w:lang w:val="nl-NL"/>
         </w:rPr>
       </w:pPr>
-      <w:r>
-        <w:rPr>
-          <w:rFonts w:ascii="Arial" w:eastAsia="Arial" w:hAnsi="Arial"/>
-          <w:color w:val="696969"/>
-          <w:sz w:val="24"/>
-          <w:lang w:val="nl-NL"/>
-        </w:rPr>
-        <w:tab/>
-      </w:r>
       <w:r>
         <w:rPr>
           <w:rFonts w:ascii="Arial" w:eastAsia="Arial" w:hAnsi="Arial"/>
@@ -117,6 +168,17 @@
     </w:p>
     <w:p>
       <w:pPr>
+        <w:rPr>
+          <w:rFonts w:ascii="Arial" w:eastAsia="Arial" w:hAnsi="Arial"/>
+          <w:color w:val="696969"/>
+          <w:sz w:val="24"/>
+          <w:lang w:val="nl-NL"/>
+        </w:rPr>
+      </w:pPr>
+    </w:p>
+    <w:p>
+      <w:pPr>
+        <w:jc w:val="center"/>
         <w:rPr>
           <w:rFonts w:ascii="Arial" w:eastAsia="Arial" w:hAnsi="Arial"/>
           <w:color w:val="696969"/>
@@ -138,13 +200,13 @@
         <mc:AlternateContent>
           <mc:Choice Requires="wps">
             <w:drawing>
-              <wp:anchor distT="45720" distB="45720" distL="114300" distR="114300" simplePos="0" relativeHeight="251659264" behindDoc="0" locked="0" layoutInCell="1" allowOverlap="1" wp14:anchorId="6D156ADC" wp14:editId="703E9788">
+              <wp:anchor distT="45720" distB="45720" distL="114300" distR="114300" simplePos="0" relativeHeight="251659264" behindDoc="0" locked="0" layoutInCell="1" allowOverlap="1" wp14:anchorId="6D156ADC" wp14:editId="12D43901">
                 <wp:simplePos x="0" y="0"/>
                 <wp:positionH relativeFrom="margin">
-                  <wp:posOffset>-309245</wp:posOffset>
+                  <wp:posOffset>-400685</wp:posOffset>
                 </wp:positionH>
                 <wp:positionV relativeFrom="paragraph">
-                  <wp:posOffset>115166</wp:posOffset>
+                  <wp:posOffset>155575</wp:posOffset>
                 </wp:positionV>
                 <wp:extent cx="5709285" cy="977900"/>
                 <wp:effectExtent l="0" t="0" r="5715" b="0"/>
@@ -168,7 +230,7 @@
                           <a:avLst/>
                         </a:prstGeom>
                         <a:solidFill>
-                          <a:srgbClr val="2596BE"/>
+                          <a:srgbClr val="406497"/>
                         </a:solidFill>
                         <a:ln w="9525">
                           <a:noFill/>
@@ -182,51 +244,55 @@
                           <w:p>
                             <w:pPr>
                               <w:rPr>
-                                <w:rFonts w:ascii="Arial" w:eastAsia="Arial" w:hAnsi="Arial"/>
+                                <w:rFonts w:ascii="Arial" w:eastAsia="Arial" w:hAnsi="Arial" w:cs="Arial"/>
                                 <w:b/>
+                                <w:bCs/>
                                 <w:color w:val="FFFFFF" w:themeColor="background1"/>
                                 <w:sz w:val="52"/>
+                                <w:szCs w:val="52"/>
+                                <w:lang w:val="nl-NL"/>
                               </w:rPr>
                             </w:pPr>
                             <w:r>
                               <w:rPr>
-                                <w:rFonts w:ascii="Arial" w:eastAsia="Arial" w:hAnsi="Arial"/>
+                                <w:rFonts w:ascii="Arial" w:eastAsia="Arial" w:hAnsi="Arial" w:cs="Arial"/>
                                 <w:b/>
+                                <w:bCs/>
                                 <w:color w:val="FFFFFF" w:themeColor="background1"/>
                                 <w:sz w:val="52"/>
+                                <w:szCs w:val="52"/>
+                                <w:lang w:val="nl-NL"/>
                               </w:rPr>
-                              <w:t>Rapportage</w:t>
+                              <w:t xml:space="preserve">Rapportage </w:t>
                             </w:r>
                             <w:r>
                               <w:rPr>
-                                <w:rFonts w:ascii="Arial" w:eastAsia="Arial" w:hAnsi="Arial"/>
+                                <w:rFonts w:ascii="Arial" w:eastAsia="Arial" w:hAnsi="Arial" w:cs="Arial"/>
                                 <w:b/>
+                                <w:bCs/>
                                 <w:color w:val="FFFFFF" w:themeColor="background1"/>
                                 <w:sz w:val="52"/>
+                                <w:szCs w:val="52"/>
+                                <w:lang w:val="nl-NL"/>
                               </w:rPr>
-                              <w:t xml:space="preserve"> </w:t>
+                              <w:br/>
+                              <w:t>Kwaliteitsmeting</w:t>
                             </w:r>
                             <w:r>
                               <w:rPr>
-                                <w:rFonts w:ascii="Arial" w:eastAsia="Arial" w:hAnsi="Arial"/>
+                                <w:rFonts w:ascii="Arial" w:eastAsia="Arial" w:hAnsi="Arial" w:cs="Arial"/>
                                 <w:b/>
+                                <w:bCs/>
                                 <w:color w:val="FFFFFF" w:themeColor="background1"/>
                                 <w:sz w:val="52"/>
+                                <w:szCs w:val="52"/>
+                                <w:lang w:val="nl-NL"/>
                               </w:rPr>
-                              <w:t xml:space="preserve">VSR-IMPO </w:t>
+                              <w:t xml:space="preserve"> Schoonmaak</w:t>
                             </w:r>
-                            <w:proofErr w:type="spellStart"/>
-                            <w:r>
-                              <w:rPr>
-                                <w:rFonts w:ascii="Arial" w:eastAsia="Arial" w:hAnsi="Arial"/>
-                                <w:b/>
-                                <w:color w:val="FFFFFF" w:themeColor="background1"/>
-                                <w:sz w:val="52"/>
-                              </w:rPr>
-                              <w:t>Kwaliteitsmeting</w:t>
-                            </w:r>
-                            <w:proofErr w:type="spellEnd"/>
                           </w:p>
+                          <w:p/>
+                          <w:p/>
                           <w:p/>
                         </w:txbxContent>
                       </wps:txbx>
@@ -251,57 +317,61 @@
                 <v:stroke joinstyle="miter"/>
                 <v:path gradientshapeok="t" o:connecttype="rect"/>
               </v:shapetype>
-              <v:shape id="Text Box 2" o:spid="_x0000_s1026" type="#_x0000_t202" style="position:absolute;margin-left:-24.35pt;margin-top:9.05pt;width:449.55pt;height:77pt;z-index:251659264;visibility:visible;mso-wrap-style:square;mso-width-percent:0;mso-height-percent:0;mso-wrap-distance-left:9pt;mso-wrap-distance-top:3.6pt;mso-wrap-distance-right:9pt;mso-wrap-distance-bottom:3.6pt;mso-position-horizontal:absolute;mso-position-horizontal-relative:margin;mso-position-vertical:absolute;mso-position-vertical-relative:text;mso-width-percent:0;mso-height-percent:0;mso-width-relative:margin;mso-height-relative:margin;v-text-anchor:top" o:gfxdata="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" fillcolor="#2596be" stroked="f">
+              <v:shape id="Text Box 2" o:spid="_x0000_s1026" type="#_x0000_t202" style="position:absolute;left:0;text-align:left;margin-left:-31.55pt;margin-top:12.25pt;width:449.55pt;height:77pt;z-index:251659264;visibility:visible;mso-wrap-style:square;mso-width-percent:0;mso-height-percent:0;mso-wrap-distance-left:9pt;mso-wrap-distance-top:3.6pt;mso-wrap-distance-right:9pt;mso-wrap-distance-bottom:3.6pt;mso-position-horizontal:absolute;mso-position-horizontal-relative:margin;mso-position-vertical:absolute;mso-position-vertical-relative:text;mso-width-percent:0;mso-height-percent:0;mso-width-relative:margin;mso-height-relative:margin;v-text-anchor:top" o:gfxdata="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" fillcolor="#406497" stroked="f">
                 <v:textbox>
                   <w:txbxContent>
                     <w:p>
                       <w:pPr>
                         <w:rPr>
-                          <w:rFonts w:ascii="Arial" w:eastAsia="Arial" w:hAnsi="Arial"/>
+                          <w:rFonts w:ascii="Arial" w:eastAsia="Arial" w:hAnsi="Arial" w:cs="Arial"/>
                           <w:b/>
+                          <w:bCs/>
                           <w:color w:val="FFFFFF" w:themeColor="background1"/>
                           <w:sz w:val="52"/>
+                          <w:szCs w:val="52"/>
+                          <w:lang w:val="nl-NL"/>
                         </w:rPr>
                       </w:pPr>
                       <w:r>
                         <w:rPr>
-                          <w:rFonts w:ascii="Arial" w:eastAsia="Arial" w:hAnsi="Arial"/>
+                          <w:rFonts w:ascii="Arial" w:eastAsia="Arial" w:hAnsi="Arial" w:cs="Arial"/>
                           <w:b/>
+                          <w:bCs/>
                           <w:color w:val="FFFFFF" w:themeColor="background1"/>
                           <w:sz w:val="52"/>
+                          <w:szCs w:val="52"/>
+                          <w:lang w:val="nl-NL"/>
                         </w:rPr>
-                        <w:t>Rapportage</w:t>
+                        <w:t xml:space="preserve">Rapportage </w:t>
                       </w:r>
                       <w:r>
                         <w:rPr>
-                          <w:rFonts w:ascii="Arial" w:eastAsia="Arial" w:hAnsi="Arial"/>
+                          <w:rFonts w:ascii="Arial" w:eastAsia="Arial" w:hAnsi="Arial" w:cs="Arial"/>
                           <w:b/>
+                          <w:bCs/>
                           <w:color w:val="FFFFFF" w:themeColor="background1"/>
                           <w:sz w:val="52"/>
+                          <w:szCs w:val="52"/>
+                          <w:lang w:val="nl-NL"/>
                         </w:rPr>
-                        <w:t xml:space="preserve"> </w:t>
+                        <w:br/>
+                        <w:t>Kwaliteitsmeting</w:t>
                       </w:r>
                       <w:r>
                         <w:rPr>
-                          <w:rFonts w:ascii="Arial" w:eastAsia="Arial" w:hAnsi="Arial"/>
+                          <w:rFonts w:ascii="Arial" w:eastAsia="Arial" w:hAnsi="Arial" w:cs="Arial"/>
                           <w:b/>
+                          <w:bCs/>
                           <w:color w:val="FFFFFF" w:themeColor="background1"/>
                           <w:sz w:val="52"/>
+                          <w:szCs w:val="52"/>
+                          <w:lang w:val="nl-NL"/>
                         </w:rPr>
-                        <w:t xml:space="preserve">VSR-IMPO </w:t>
+                        <w:t xml:space="preserve"> Schoonmaak</w:t>
                       </w:r>
-                      <w:proofErr w:type="spellStart"/>
-                      <w:r>
-                        <w:rPr>
-                          <w:rFonts w:ascii="Arial" w:eastAsia="Arial" w:hAnsi="Arial"/>
-                          <w:b/>
-                          <w:color w:val="FFFFFF" w:themeColor="background1"/>
-                          <w:sz w:val="52"/>
-                        </w:rPr>
-                        <w:t>Kwaliteitsmeting</w:t>
-                      </w:r>
-                      <w:proofErr w:type="spellEnd"/>
                     </w:p>
+                    <w:p/>
+                    <w:p/>
                     <w:p/>
                   </w:txbxContent>
                 </v:textbox>
@@ -334,6 +404,9 @@
     </w:p>
     <w:p>
       <w:pPr>
+        <w:tabs>
+          <w:tab w:val="left" w:pos="3731"/>
+        </w:tabs>
         <w:rPr>
           <w:rFonts w:ascii="Arial" w:eastAsia="Arial" w:hAnsi="Arial"/>
           <w:color w:val="696969"/>
@@ -341,6 +414,7 @@
           <w:lang w:val="nl-NL"/>
         </w:rPr>
       </w:pPr>
+      <w:bookmarkStart w:id="0" w:name="_Hlk214110705"/>
     </w:p>
     <w:p>
       <w:pPr>
@@ -380,14 +454,6 @@
           <w:lang w:val="nl-NL"/>
         </w:rPr>
         <w:br/>
-      </w:r>
-      <w:r>
-        <w:rPr>
-          <w:rFonts w:ascii="Arial" w:eastAsia="Arial" w:hAnsi="Arial"/>
-          <w:color w:val="696969"/>
-          <w:sz w:val="24"/>
-          <w:lang w:val="nl-NL"/>
-        </w:rPr>
         <w:t>{organisatie}</w:t>
       </w:r>
     </w:p>
@@ -417,14 +483,6 @@
           <w:lang w:val="nl-NL"/>
         </w:rPr>
         <w:br/>
-      </w:r>
-      <w:r>
-        <w:rPr>
-          <w:rFonts w:ascii="Arial" w:eastAsia="Arial" w:hAnsi="Arial"/>
-          <w:color w:val="696969"/>
-          <w:sz w:val="24"/>
-          <w:lang w:val="nl-NL"/>
-        </w:rPr>
         <w:t>{</w:t>
       </w:r>
       <w:proofErr w:type="spellStart"/>
@@ -606,16 +664,7 @@
           <w:sz w:val="24"/>
           <w:lang w:val="nl-NL"/>
         </w:rPr>
-        <w:t>rapport_n</w:t>
-      </w:r>
-      <w:r>
-        <w:rPr>
-          <w:rFonts w:ascii="Arial" w:eastAsia="Arial" w:hAnsi="Arial"/>
-          <w:color w:val="696969"/>
-          <w:sz w:val="24"/>
-          <w:lang w:val="nl-NL"/>
-        </w:rPr>
-        <w:t>ummer</w:t>
+        <w:t>rapport_nummer</w:t>
       </w:r>
       <w:proofErr w:type="spellEnd"/>
       <w:r>
@@ -832,16 +881,7 @@
           <w:sz w:val="24"/>
           <w:lang w:val="nl-NL"/>
         </w:rPr>
-        <w:t>Leusden</w:t>
-      </w:r>
-      <w:r>
-        <w:rPr>
-          <w:rFonts w:ascii="Arial" w:eastAsia="Arial" w:hAnsi="Arial"/>
-          <w:color w:val="696969"/>
-          <w:sz w:val="24"/>
-          <w:lang w:val="nl-NL"/>
-        </w:rPr>
-        <w:t>,</w:t>
+        <w:t>Leusden,</w:t>
       </w:r>
     </w:p>
     <w:p>
@@ -954,14 +994,6 @@
           <w:lang w:val="nl-NL"/>
         </w:rPr>
         <w:br/>
-      </w:r>
-      <w:r>
-        <w:rPr>
-          <w:rFonts w:ascii="Arial" w:eastAsia="Arial" w:hAnsi="Arial"/>
-          <w:color w:val="696969"/>
-          <w:sz w:val="24"/>
-          <w:lang w:val="nl-NL"/>
-        </w:rPr>
         <w:t>{</w:t>
       </w:r>
       <w:proofErr w:type="spellStart"/>
@@ -1084,7 +1116,7 @@
         <mc:AlternateContent>
           <mc:Choice Requires="wps">
             <w:drawing>
-              <wp:anchor distT="0" distB="0" distL="114300" distR="114300" simplePos="0" relativeHeight="251693056" behindDoc="0" locked="0" layoutInCell="1" allowOverlap="1" wp14:anchorId="1D7DF06B" wp14:editId="004B2B33">
+              <wp:anchor distT="0" distB="0" distL="114300" distR="114300" simplePos="0" relativeHeight="251696128" behindDoc="0" locked="0" layoutInCell="1" allowOverlap="1" wp14:anchorId="3A342C9A" wp14:editId="7E9FF4F2">
                 <wp:simplePos x="0" y="0"/>
                 <wp:positionH relativeFrom="column">
                   <wp:posOffset>2880360</wp:posOffset>
@@ -1095,7 +1127,7 @@
                 <wp:extent cx="1668780" cy="891540"/>
                 <wp:effectExtent l="0" t="0" r="0" b="3810"/>
                 <wp:wrapNone/>
-                <wp:docPr id="6" name="Text Box 6"/>
+                <wp:docPr id="21" name="Text Box 21"/>
                 <wp:cNvGraphicFramePr/>
                 <a:graphic xmlns:a="http://schemas.openxmlformats.org/drawingml/2006/main">
                   <a:graphicData uri="http://schemas.microsoft.com/office/word/2010/wordprocessingShape">
@@ -1166,7 +1198,7 @@
           </mc:Choice>
           <mc:Fallback>
             <w:pict>
-              <v:shape w14:anchorId="1D7DF06B" id="Text Box 6" o:spid="_x0000_s1027" type="#_x0000_t202" style="position:absolute;left:0;text-align:left;margin-left:226.8pt;margin-top:.1pt;width:131.4pt;height:70.2pt;z-index:251693056;visibility:visible;mso-wrap-style:square;mso-wrap-distance-left:9pt;mso-wrap-distance-top:0;mso-wrap-distance-right:9pt;mso-wrap-distance-bottom:0;mso-position-horizontal:absolute;mso-position-horizontal-relative:text;mso-position-vertical:absolute;mso-position-vertical-relative:text;v-text-anchor:top" o:gfxdata="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" filled="f" stroked="f" strokeweight=".5pt">
+              <v:shape w14:anchorId="3A342C9A" id="Text Box 21" o:spid="_x0000_s1027" type="#_x0000_t202" style="position:absolute;left:0;text-align:left;margin-left:226.8pt;margin-top:.1pt;width:131.4pt;height:70.2pt;z-index:251696128;visibility:visible;mso-wrap-style:square;mso-wrap-distance-left:9pt;mso-wrap-distance-top:0;mso-wrap-distance-right:9pt;mso-wrap-distance-bottom:0;mso-position-horizontal:absolute;mso-position-horizontal-relative:text;mso-position-vertical:absolute;mso-position-vertical-relative:text;v-text-anchor:top" o:gfxdata="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" filled="f" stroked="f" strokeweight=".5pt">
                 <v:textbox>
                   <w:txbxContent>
                     <w:p>
@@ -1273,15 +1305,23 @@
         <w:br w:type="page"/>
       </w:r>
     </w:p>
+    <w:bookmarkEnd w:id="0"/>
     <w:p>
       <w:pPr>
-        <w:rPr>
-          <w:rFonts w:ascii="Arial" w:eastAsia="Arial" w:hAnsi="Arial"/>
-          <w:color w:val="696969"/>
-          <w:sz w:val="24"/>
+        <w:tabs>
+          <w:tab w:val="left" w:pos="3890"/>
+        </w:tabs>
+        <w:rPr>
           <w:lang w:val="nl-NL"/>
         </w:rPr>
       </w:pPr>
+      <w:r>
+        <w:rPr>
+          <w:lang w:val="nl-NL"/>
+        </w:rPr>
+        <w:lastRenderedPageBreak/>
+        <w:tab/>
+      </w:r>
     </w:p>
     <w:p>
       <w:pPr>
@@ -1363,25 +1403,7 @@
           <w:sz w:val="24"/>
           <w:lang w:val="nl-NL"/>
         </w:rPr>
-        <w:t xml:space="preserve"> {</w:t>
-      </w:r>
-      <w:r>
-        <w:rPr>
-          <w:rFonts w:ascii="Arial" w:eastAsia="Arial" w:hAnsi="Arial"/>
-          <w:color w:val="696969"/>
-          <w:sz w:val="24"/>
-          <w:lang w:val="nl-NL"/>
-        </w:rPr>
-        <w:t>project</w:t>
-      </w:r>
-      <w:r>
-        <w:rPr>
-          <w:rFonts w:ascii="Arial" w:eastAsia="Arial" w:hAnsi="Arial"/>
-          <w:color w:val="696969"/>
-          <w:sz w:val="24"/>
-          <w:lang w:val="nl-NL"/>
-        </w:rPr>
-        <w:t>}</w:t>
+        <w:t xml:space="preserve"> {project}</w:t>
       </w:r>
       <w:r>
         <w:rPr>
@@ -1674,6 +1696,34 @@
     <w:p>
       <w:pPr>
         <w:rPr>
+          <w:lang w:val="nl-NL"/>
+        </w:rPr>
+      </w:pPr>
+    </w:p>
+    <w:p>
+      <w:pPr>
+        <w:rPr>
+          <w:lang w:val="nl-NL"/>
+        </w:rPr>
+      </w:pPr>
+    </w:p>
+    <w:p>
+      <w:pPr>
+        <w:spacing w:after="160" w:line="259" w:lineRule="auto"/>
+        <w:rPr>
+          <w:lang w:val="nl-NL"/>
+        </w:rPr>
+      </w:pPr>
+      <w:r>
+        <w:rPr>
+          <w:lang w:val="nl-NL"/>
+        </w:rPr>
+        <w:br w:type="page"/>
+      </w:r>
+    </w:p>
+    <w:p>
+      <w:pPr>
+        <w:rPr>
           <w:rFonts w:ascii="Arial" w:eastAsia="Arial" w:hAnsi="Arial"/>
           <w:b/>
           <w:color w:val="000000"/>
@@ -1681,12 +1731,6 @@
           <w:lang w:val="nl-NL"/>
         </w:rPr>
       </w:pPr>
-      <w:r>
-        <w:rPr>
-          <w:lang w:val="nl-NL"/>
-        </w:rPr>
-        <w:br w:type="page"/>
-      </w:r>
       <w:r>
         <w:rPr>
           <w:lang w:val="nl-NL"/>
@@ -1837,6 +1881,14 @@
           <w:lang w:val="nl-NL"/>
         </w:rPr>
         <w:tab/>
+      </w:r>
+      <w:r>
+        <w:rPr>
+          <w:rFonts w:ascii="Arial" w:eastAsia="Arial" w:hAnsi="Arial"/>
+          <w:color w:val="696969"/>
+          <w:sz w:val="24"/>
+          <w:lang w:val="nl-NL"/>
+        </w:rPr>
         <w:t>Historisch Verloop</w:t>
       </w:r>
       <w:r>
@@ -1895,14 +1947,14 @@
                 <w:noProof/>
               </w:rPr>
               <w:drawing>
-                <wp:inline distT="0" distB="0" distL="0" distR="0" wp14:anchorId="56A318F5" wp14:editId="4A015DBF">
+                <wp:inline distT="0" distB="0" distL="0" distR="0" wp14:anchorId="68F84713" wp14:editId="28B287B8">
                   <wp:extent cx="3497580" cy="2199005"/>
                   <wp:effectExtent l="0" t="0" r="7620" b="0"/>
                   <wp:docPr id="34" name="Chart 34"/>
                   <wp:cNvGraphicFramePr/>
                   <a:graphic xmlns:a="http://schemas.openxmlformats.org/drawingml/2006/main">
                     <a:graphicData uri="http://schemas.openxmlformats.org/drawingml/2006/chart">
-                      <c:chart xmlns:c="http://schemas.openxmlformats.org/drawingml/2006/chart" xmlns:r="http://schemas.openxmlformats.org/officeDocument/2006/relationships" r:id="rId7"/>
+                      <c:chart xmlns:c="http://schemas.openxmlformats.org/drawingml/2006/chart" xmlns:r="http://schemas.openxmlformats.org/officeDocument/2006/relationships" r:id="rId8"/>
                     </a:graphicData>
                   </a:graphic>
                 </wp:inline>
@@ -1954,14 +2006,14 @@
                 <w:noProof/>
               </w:rPr>
               <w:drawing>
-                <wp:inline distT="0" distB="0" distL="0" distR="0" wp14:anchorId="3176540F" wp14:editId="23839DF7">
+                <wp:inline distT="0" distB="0" distL="0" distR="0" wp14:anchorId="37DE0F29" wp14:editId="2FEE9B2E">
                   <wp:extent cx="3165764" cy="2199005"/>
                   <wp:effectExtent l="0" t="0" r="0" b="0"/>
                   <wp:docPr id="1" name="Chart 1"/>
                   <wp:cNvGraphicFramePr/>
                   <a:graphic xmlns:a="http://schemas.openxmlformats.org/drawingml/2006/main">
                     <a:graphicData uri="http://schemas.openxmlformats.org/drawingml/2006/chart">
-                      <c:chart xmlns:c="http://schemas.openxmlformats.org/drawingml/2006/chart" xmlns:r="http://schemas.openxmlformats.org/officeDocument/2006/relationships" r:id="rId8"/>
+                      <c:chart xmlns:c="http://schemas.openxmlformats.org/drawingml/2006/chart" xmlns:r="http://schemas.openxmlformats.org/officeDocument/2006/relationships" r:id="rId9"/>
                     </a:graphicData>
                   </a:graphic>
                 </wp:inline>
@@ -2092,7 +2144,7 @@
               <mc:AlternateContent>
                 <mc:Choice Requires="wps">
                   <w:drawing>
-                    <wp:anchor distT="0" distB="0" distL="114300" distR="114300" simplePos="0" relativeHeight="251700224" behindDoc="0" locked="0" layoutInCell="1" allowOverlap="1" wp14:anchorId="0B4FD065" wp14:editId="0FFA66FF">
+                    <wp:anchor distT="0" distB="0" distL="114300" distR="114300" simplePos="0" relativeHeight="251673600" behindDoc="0" locked="0" layoutInCell="1" allowOverlap="1" wp14:anchorId="327C9E7A" wp14:editId="715E7E45">
                       <wp:simplePos x="0" y="0"/>
                       <wp:positionH relativeFrom="column">
                         <wp:posOffset>1332172</wp:posOffset>
@@ -2212,7 +2264,7 @@
                 </mc:Choice>
                 <mc:Fallback>
                   <w:pict>
-                    <v:shape w14:anchorId="0B4FD065" id="Text Box 13" o:spid="_x0000_s1028" type="#_x0000_t202" style="position:absolute;margin-left:104.9pt;margin-top:251.15pt;width:24.3pt;height:28.8pt;z-index:251700224;visibility:visible;mso-wrap-style:square;mso-width-percent:0;mso-height-percent:0;mso-wrap-distance-left:9pt;mso-wrap-distance-top:0;mso-wrap-distance-right:9pt;mso-wrap-distance-bottom:0;mso-position-horizontal:absolute;mso-position-horizontal-relative:text;mso-position-vertical:absolute;mso-position-vertical-relative:text;mso-width-percent:0;mso-height-percent:0;mso-width-relative:margin;mso-height-relative:margin;v-text-anchor:middle" o:gfxdata="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" fillcolor="#689c9a" strokecolor="#868686" strokeweight=".5pt">
+                    <v:shape w14:anchorId="327C9E7A" id="Text Box 13" o:spid="_x0000_s1028" type="#_x0000_t202" style="position:absolute;margin-left:104.9pt;margin-top:251.15pt;width:24.3pt;height:28.8pt;z-index:251673600;visibility:visible;mso-wrap-style:square;mso-width-percent:0;mso-height-percent:0;mso-wrap-distance-left:9pt;mso-wrap-distance-top:0;mso-wrap-distance-right:9pt;mso-wrap-distance-bottom:0;mso-position-horizontal:absolute;mso-position-horizontal-relative:text;mso-position-vertical:absolute;mso-position-vertical-relative:text;mso-width-percent:0;mso-height-percent:0;mso-width-relative:margin;mso-height-relative:margin;v-text-anchor:middle" o:gfxdata="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" fillcolor="#689c9a" strokecolor="#868686" strokeweight=".5pt">
                       <v:textbox inset="0,0,0,0">
                         <w:txbxContent>
                           <w:p>
@@ -2295,7 +2347,7 @@
               <mc:AlternateContent>
                 <mc:Choice Requires="wps">
                   <w:drawing>
-                    <wp:anchor distT="0" distB="0" distL="114300" distR="114300" simplePos="0" relativeHeight="251702272" behindDoc="0" locked="0" layoutInCell="1" allowOverlap="1" wp14:anchorId="144DEFE0" wp14:editId="0CF81070">
+                    <wp:anchor distT="0" distB="0" distL="114300" distR="114300" simplePos="0" relativeHeight="251679744" behindDoc="0" locked="0" layoutInCell="1" allowOverlap="1" wp14:anchorId="4B0019F5" wp14:editId="161DEA14">
                       <wp:simplePos x="0" y="0"/>
                       <wp:positionH relativeFrom="column">
                         <wp:posOffset>2968224</wp:posOffset>
@@ -2354,7 +2406,29 @@
                                       <w:sz w:val="10"/>
                                       <w:szCs w:val="10"/>
                                     </w:rPr>
-                                    <w:t>Spinrag</w:t>
+                                    <w:t>Spi</w:t>
+                                  </w:r>
+                                  <w:r>
+                                    <w:rPr>
+                                      <w:rFonts w:ascii="Arial" w:hAnsi="Arial" w:cs="Arial"/>
+                                      <w:b/>
+                                      <w:bCs/>
+                                      <w:color w:val="FFFFFF" w:themeColor="background1"/>
+                                      <w:sz w:val="10"/>
+                                      <w:szCs w:val="10"/>
+                                    </w:rPr>
+                                    <w:t>n</w:t>
+                                  </w:r>
+                                  <w:r>
+                                    <w:rPr>
+                                      <w:rFonts w:ascii="Arial" w:hAnsi="Arial" w:cs="Arial"/>
+                                      <w:b/>
+                                      <w:bCs/>
+                                      <w:color w:val="FFFFFF" w:themeColor="background1"/>
+                                      <w:sz w:val="10"/>
+                                      <w:szCs w:val="10"/>
+                                    </w:rPr>
+                                    <w:t>rag</w:t>
                                   </w:r>
                                   <w:proofErr w:type="spellEnd"/>
                                 </w:p>
@@ -2380,7 +2454,7 @@
                 </mc:Choice>
                 <mc:Fallback>
                   <w:pict>
-                    <v:shape w14:anchorId="144DEFE0" id="Text Box 16" o:spid="_x0000_s1029" type="#_x0000_t202" style="position:absolute;margin-left:233.7pt;margin-top:251.3pt;width:25.9pt;height:28.8pt;z-index:251702272;visibility:visible;mso-wrap-style:square;mso-width-percent:0;mso-height-percent:0;mso-wrap-distance-left:9pt;mso-wrap-distance-top:0;mso-wrap-distance-right:9pt;mso-wrap-distance-bottom:0;mso-position-horizontal:absolute;mso-position-horizontal-relative:text;mso-position-vertical:absolute;mso-position-vertical-relative:text;mso-width-percent:0;mso-height-percent:0;mso-width-relative:margin;mso-height-relative:margin;v-text-anchor:middle" o:gfxdata="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" fillcolor="#a9a57c" strokecolor="#868686" strokeweight=".5pt">
+                    <v:shape w14:anchorId="4B0019F5" id="Text Box 16" o:spid="_x0000_s1029" type="#_x0000_t202" style="position:absolute;margin-left:233.7pt;margin-top:251.3pt;width:25.9pt;height:28.8pt;z-index:251679744;visibility:visible;mso-wrap-style:square;mso-width-percent:0;mso-height-percent:0;mso-wrap-distance-left:9pt;mso-wrap-distance-top:0;mso-wrap-distance-right:9pt;mso-wrap-distance-bottom:0;mso-position-horizontal:absolute;mso-position-horizontal-relative:text;mso-position-vertical:absolute;mso-position-vertical-relative:text;mso-width-percent:0;mso-height-percent:0;mso-width-relative:margin;mso-height-relative:margin;v-text-anchor:middle" o:gfxdata="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" fillcolor="#a9a57c" strokecolor="#868686" strokeweight=".5pt">
                       <v:textbox inset="0,0,0,0">
                         <w:txbxContent>
                           <w:p>
@@ -2406,7 +2480,29 @@
                                 <w:sz w:val="10"/>
                                 <w:szCs w:val="10"/>
                               </w:rPr>
-                              <w:t>Spinrag</w:t>
+                              <w:t>Spi</w:t>
+                            </w:r>
+                            <w:r>
+                              <w:rPr>
+                                <w:rFonts w:ascii="Arial" w:hAnsi="Arial" w:cs="Arial"/>
+                                <w:b/>
+                                <w:bCs/>
+                                <w:color w:val="FFFFFF" w:themeColor="background1"/>
+                                <w:sz w:val="10"/>
+                                <w:szCs w:val="10"/>
+                              </w:rPr>
+                              <w:t>n</w:t>
+                            </w:r>
+                            <w:r>
+                              <w:rPr>
+                                <w:rFonts w:ascii="Arial" w:hAnsi="Arial" w:cs="Arial"/>
+                                <w:b/>
+                                <w:bCs/>
+                                <w:color w:val="FFFFFF" w:themeColor="background1"/>
+                                <w:sz w:val="10"/>
+                                <w:szCs w:val="10"/>
+                              </w:rPr>
+                              <w:t>rag</w:t>
                             </w:r>
                             <w:proofErr w:type="spellEnd"/>
                           </w:p>
@@ -2428,7 +2524,7 @@
               <mc:AlternateContent>
                 <mc:Choice Requires="wps">
                   <w:drawing>
-                    <wp:anchor distT="0" distB="0" distL="114300" distR="114300" simplePos="0" relativeHeight="251701248" behindDoc="0" locked="0" layoutInCell="1" allowOverlap="1" wp14:anchorId="239B44AC" wp14:editId="16A645DD">
+                    <wp:anchor distT="0" distB="0" distL="114300" distR="114300" simplePos="0" relativeHeight="251675648" behindDoc="0" locked="0" layoutInCell="1" allowOverlap="1" wp14:anchorId="0F42B3A3" wp14:editId="13649E69">
                       <wp:simplePos x="0" y="0"/>
                       <wp:positionH relativeFrom="column">
                         <wp:posOffset>2609282</wp:posOffset>
@@ -2477,7 +2573,6 @@
                                       <w:szCs w:val="10"/>
                                     </w:rPr>
                                   </w:pPr>
-                                  <w:proofErr w:type="spellStart"/>
                                   <w:r>
                                     <w:rPr>
                                       <w:rFonts w:ascii="Arial" w:hAnsi="Arial" w:cs="Arial"/>
@@ -2487,19 +2582,7 @@
                                       <w:sz w:val="10"/>
                                       <w:szCs w:val="10"/>
                                     </w:rPr>
-                                    <w:t>Niet</w:t>
-                                  </w:r>
-                                  <w:proofErr w:type="spellEnd"/>
-                                  <w:r>
-                                    <w:rPr>
-                                      <w:rFonts w:ascii="Arial" w:hAnsi="Arial" w:cs="Arial"/>
-                                      <w:b/>
-                                      <w:bCs/>
-                                      <w:color w:val="FFFFFF" w:themeColor="background1"/>
-                                      <w:sz w:val="10"/>
-                                      <w:szCs w:val="10"/>
-                                    </w:rPr>
-                                    <w:t xml:space="preserve"> </w:t>
+                                    <w:t xml:space="preserve">Niet </w:t>
                                   </w:r>
                                   <w:proofErr w:type="spellStart"/>
                                   <w:r>
@@ -2537,7 +2620,7 @@
                 </mc:Choice>
                 <mc:Fallback>
                   <w:pict>
-                    <v:shape w14:anchorId="239B44AC" id="Text Box 14" o:spid="_x0000_s1030" type="#_x0000_t202" style="position:absolute;margin-left:205.45pt;margin-top:251.3pt;width:28.4pt;height:28.8pt;z-index:251701248;visibility:visible;mso-wrap-style:square;mso-width-percent:0;mso-height-percent:0;mso-wrap-distance-left:9pt;mso-wrap-distance-top:0;mso-wrap-distance-right:9pt;mso-wrap-distance-bottom:0;mso-position-horizontal:absolute;mso-position-horizontal-relative:text;mso-position-vertical:absolute;mso-position-vertical-relative:text;mso-width-percent:0;mso-height-percent:0;mso-width-relative:margin;mso-height-relative:margin;v-text-anchor:middle" o:gfxdata="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" fillcolor="#a9a57c" strokecolor="#868686" strokeweight=".5pt">
+                    <v:shape w14:anchorId="0F42B3A3" id="Text Box 14" o:spid="_x0000_s1030" type="#_x0000_t202" style="position:absolute;margin-left:205.45pt;margin-top:251.3pt;width:28.4pt;height:28.8pt;z-index:251675648;visibility:visible;mso-wrap-style:square;mso-width-percent:0;mso-height-percent:0;mso-wrap-distance-left:9pt;mso-wrap-distance-top:0;mso-wrap-distance-right:9pt;mso-wrap-distance-bottom:0;mso-position-horizontal:absolute;mso-position-horizontal-relative:text;mso-position-vertical:absolute;mso-position-vertical-relative:text;mso-width-percent:0;mso-height-percent:0;mso-width-relative:margin;mso-height-relative:margin;v-text-anchor:middle" o:gfxdata="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" fillcolor="#a9a57c" strokecolor="#868686" strokeweight=".5pt">
                       <v:textbox inset="0,0,0,0">
                         <w:txbxContent>
                           <w:p>
@@ -2553,7 +2636,6 @@
                                 <w:szCs w:val="10"/>
                               </w:rPr>
                             </w:pPr>
-                            <w:proofErr w:type="spellStart"/>
                             <w:r>
                               <w:rPr>
                                 <w:rFonts w:ascii="Arial" w:hAnsi="Arial" w:cs="Arial"/>
@@ -2563,19 +2645,7 @@
                                 <w:sz w:val="10"/>
                                 <w:szCs w:val="10"/>
                               </w:rPr>
-                              <w:t>Niet</w:t>
-                            </w:r>
-                            <w:proofErr w:type="spellEnd"/>
-                            <w:r>
-                              <w:rPr>
-                                <w:rFonts w:ascii="Arial" w:hAnsi="Arial" w:cs="Arial"/>
-                                <w:b/>
-                                <w:bCs/>
-                                <w:color w:val="FFFFFF" w:themeColor="background1"/>
-                                <w:sz w:val="10"/>
-                                <w:szCs w:val="10"/>
-                              </w:rPr>
-                              <w:t xml:space="preserve"> </w:t>
+                              <w:t xml:space="preserve">Niet </w:t>
                             </w:r>
                             <w:proofErr w:type="spellStart"/>
                             <w:r>
@@ -2609,7 +2679,7 @@
               <mc:AlternateContent>
                 <mc:Choice Requires="wps">
                   <w:drawing>
-                    <wp:anchor distT="0" distB="0" distL="114300" distR="114300" simplePos="0" relativeHeight="251697152" behindDoc="0" locked="0" layoutInCell="1" allowOverlap="1" wp14:anchorId="03D2FECA" wp14:editId="50853425">
+                    <wp:anchor distT="0" distB="0" distL="114300" distR="114300" simplePos="0" relativeHeight="251665408" behindDoc="0" locked="0" layoutInCell="1" allowOverlap="1" wp14:anchorId="1E79411C" wp14:editId="498E40F3">
                       <wp:simplePos x="0" y="0"/>
                       <wp:positionH relativeFrom="column">
                         <wp:posOffset>1014095</wp:posOffset>
@@ -2694,7 +2764,7 @@
                 </mc:Choice>
                 <mc:Fallback>
                   <w:pict>
-                    <v:shape w14:anchorId="03D2FECA" id="Text Box 9" o:spid="_x0000_s1031" type="#_x0000_t202" style="position:absolute;margin-left:79.85pt;margin-top:251.2pt;width:25.8pt;height:28.8pt;z-index:251697152;visibility:visible;mso-wrap-style:square;mso-width-percent:0;mso-height-percent:0;mso-wrap-distance-left:9pt;mso-wrap-distance-top:0;mso-wrap-distance-right:9pt;mso-wrap-distance-bottom:0;mso-position-horizontal:absolute;mso-position-horizontal-relative:text;mso-position-vertical:absolute;mso-position-vertical-relative:text;mso-width-percent:0;mso-height-percent:0;mso-width-relative:margin;mso-height-relative:margin;v-text-anchor:middle" o:gfxdata="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" fillcolor="#689c9a" strokecolor="#868686" strokeweight=".5pt">
+                    <v:shape w14:anchorId="1E79411C" id="Text Box 9" o:spid="_x0000_s1031" type="#_x0000_t202" style="position:absolute;margin-left:79.85pt;margin-top:251.2pt;width:25.8pt;height:28.8pt;z-index:251665408;visibility:visible;mso-wrap-style:square;mso-width-percent:0;mso-height-percent:0;mso-wrap-distance-left:9pt;mso-wrap-distance-top:0;mso-wrap-distance-right:9pt;mso-wrap-distance-bottom:0;mso-position-horizontal:absolute;mso-position-horizontal-relative:text;mso-position-vertical:absolute;mso-position-vertical-relative:text;mso-width-percent:0;mso-height-percent:0;mso-width-relative:margin;mso-height-relative:margin;v-text-anchor:middle" o:gfxdata="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" fillcolor="#689c9a" strokecolor="#868686" strokeweight=".5pt">
                       <v:textbox inset="0,0,0,0">
                         <w:txbxContent>
                           <w:p>
@@ -2742,7 +2812,7 @@
               <mc:AlternateContent>
                 <mc:Choice Requires="wps">
                   <w:drawing>
-                    <wp:anchor distT="0" distB="0" distL="114300" distR="114300" simplePos="0" relativeHeight="251696128" behindDoc="0" locked="0" layoutInCell="1" allowOverlap="1" wp14:anchorId="212E4217" wp14:editId="06AA2D3F">
+                    <wp:anchor distT="0" distB="0" distL="114300" distR="114300" simplePos="0" relativeHeight="251663360" behindDoc="0" locked="0" layoutInCell="1" allowOverlap="1" wp14:anchorId="0190E239" wp14:editId="49A72D8B">
                       <wp:simplePos x="0" y="0"/>
                       <wp:positionH relativeFrom="column">
                         <wp:posOffset>350520</wp:posOffset>
@@ -2790,7 +2860,6 @@
                                       <w:szCs w:val="10"/>
                                     </w:rPr>
                                   </w:pPr>
-                                  <w:proofErr w:type="spellStart"/>
                                   <w:r>
                                     <w:rPr>
                                       <w:rFonts w:ascii="Arial" w:hAnsi="Arial" w:cs="Arial"/>
@@ -2800,19 +2869,7 @@
                                       <w:sz w:val="10"/>
                                       <w:szCs w:val="10"/>
                                     </w:rPr>
-                                    <w:t>Niet</w:t>
-                                  </w:r>
-                                  <w:proofErr w:type="spellEnd"/>
-                                  <w:r>
-                                    <w:rPr>
-                                      <w:rFonts w:ascii="Arial" w:hAnsi="Arial" w:cs="Arial"/>
-                                      <w:b/>
-                                      <w:bCs/>
-                                      <w:color w:val="FFFFFF" w:themeColor="background1"/>
-                                      <w:sz w:val="10"/>
-                                      <w:szCs w:val="10"/>
-                                    </w:rPr>
-                                    <w:t xml:space="preserve"> </w:t>
+                                    <w:t xml:space="preserve">Niet </w:t>
                                   </w:r>
                                   <w:proofErr w:type="spellStart"/>
                                   <w:r>
@@ -2922,7 +2979,7 @@
                 </mc:Choice>
                 <mc:Fallback>
                   <w:pict>
-                    <v:shape w14:anchorId="212E4217" id="Text Box 8" o:spid="_x0000_s1032" type="#_x0000_t202" style="position:absolute;margin-left:27.6pt;margin-top:251.25pt;width:26.6pt;height:28.8pt;z-index:251696128;visibility:visible;mso-wrap-style:square;mso-width-percent:0;mso-height-percent:0;mso-wrap-distance-left:9pt;mso-wrap-distance-top:0;mso-wrap-distance-right:9pt;mso-wrap-distance-bottom:0;mso-position-horizontal:absolute;mso-position-horizontal-relative:text;mso-position-vertical:absolute;mso-position-vertical-relative:text;mso-width-percent:0;mso-height-percent:0;mso-width-relative:margin;mso-height-relative:margin;v-text-anchor:middle" o:gfxdata="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" fillcolor="#b7ae38" strokecolor="#868686" strokeweight=".5pt">
+                    <v:shape w14:anchorId="0190E239" id="Text Box 8" o:spid="_x0000_s1032" type="#_x0000_t202" style="position:absolute;margin-left:27.6pt;margin-top:251.25pt;width:26.6pt;height:28.8pt;z-index:251663360;visibility:visible;mso-wrap-style:square;mso-width-percent:0;mso-height-percent:0;mso-wrap-distance-left:9pt;mso-wrap-distance-top:0;mso-wrap-distance-right:9pt;mso-wrap-distance-bottom:0;mso-position-horizontal:absolute;mso-position-horizontal-relative:text;mso-position-vertical:absolute;mso-position-vertical-relative:text;mso-width-percent:0;mso-height-percent:0;mso-width-relative:margin;mso-height-relative:margin;v-text-anchor:middle" o:gfxdata="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" fillcolor="#b7ae38" strokecolor="#868686" strokeweight=".5pt">
                       <v:textbox inset="0,0,0,0">
                         <w:txbxContent>
                           <w:p>
@@ -2937,7 +2994,6 @@
                                 <w:szCs w:val="10"/>
                               </w:rPr>
                             </w:pPr>
-                            <w:proofErr w:type="spellStart"/>
                             <w:r>
                               <w:rPr>
                                 <w:rFonts w:ascii="Arial" w:hAnsi="Arial" w:cs="Arial"/>
@@ -2947,19 +3003,7 @@
                                 <w:sz w:val="10"/>
                                 <w:szCs w:val="10"/>
                               </w:rPr>
-                              <w:t>Niet</w:t>
-                            </w:r>
-                            <w:proofErr w:type="spellEnd"/>
-                            <w:r>
-                              <w:rPr>
-                                <w:rFonts w:ascii="Arial" w:hAnsi="Arial" w:cs="Arial"/>
-                                <w:b/>
-                                <w:bCs/>
-                                <w:color w:val="FFFFFF" w:themeColor="background1"/>
-                                <w:sz w:val="10"/>
-                                <w:szCs w:val="10"/>
-                              </w:rPr>
-                              <w:t xml:space="preserve"> </w:t>
+                              <w:t xml:space="preserve">Niet </w:t>
                             </w:r>
                             <w:proofErr w:type="spellStart"/>
                             <w:r>
@@ -3065,7 +3109,7 @@
               <mc:AlternateContent>
                 <mc:Choice Requires="wps">
                   <w:drawing>
-                    <wp:anchor distT="0" distB="0" distL="114300" distR="114300" simplePos="0" relativeHeight="251695104" behindDoc="0" locked="0" layoutInCell="1" allowOverlap="1" wp14:anchorId="499688E7" wp14:editId="2F0ED68B">
+                    <wp:anchor distT="0" distB="0" distL="114300" distR="114300" simplePos="0" relativeHeight="251661312" behindDoc="0" locked="0" layoutInCell="1" allowOverlap="1" wp14:anchorId="6C4B8B03" wp14:editId="2D8B06BD">
                       <wp:simplePos x="0" y="0"/>
                       <wp:positionH relativeFrom="column">
                         <wp:posOffset>685165</wp:posOffset>
@@ -3114,7 +3158,6 @@
                                       <w:szCs w:val="10"/>
                                     </w:rPr>
                                   </w:pPr>
-                                  <w:proofErr w:type="spellStart"/>
                                   <w:r>
                                     <w:rPr>
                                       <w:rFonts w:ascii="Arial" w:hAnsi="Arial" w:cs="Arial"/>
@@ -3124,19 +3167,7 @@
                                       <w:sz w:val="10"/>
                                       <w:szCs w:val="10"/>
                                     </w:rPr>
-                                    <w:t>Niet</w:t>
-                                  </w:r>
-                                  <w:proofErr w:type="spellEnd"/>
-                                  <w:r>
-                                    <w:rPr>
-                                      <w:rFonts w:ascii="Arial" w:hAnsi="Arial" w:cs="Arial"/>
-                                      <w:b/>
-                                      <w:bCs/>
-                                      <w:color w:val="FFFFFF" w:themeColor="background1"/>
-                                      <w:sz w:val="10"/>
-                                      <w:szCs w:val="10"/>
-                                    </w:rPr>
-                                    <w:t xml:space="preserve"> </w:t>
+                                    <w:t xml:space="preserve">Niet </w:t>
                                   </w:r>
                                   <w:proofErr w:type="spellStart"/>
                                   <w:r>
@@ -3184,9 +3215,8 @@
                                       <w:sz w:val="10"/>
                                       <w:szCs w:val="10"/>
                                     </w:rPr>
-                                    <w:t xml:space="preserve"> </w:t>
+                                    <w:t xml:space="preserve"> meth</w:t>
                                   </w:r>
-                                  <w:proofErr w:type="spellStart"/>
                                   <w:r>
                                     <w:rPr>
                                       <w:rFonts w:ascii="Arial" w:hAnsi="Arial" w:cs="Arial"/>
@@ -3196,9 +3226,19 @@
                                       <w:sz w:val="10"/>
                                       <w:szCs w:val="10"/>
                                     </w:rPr>
-                                    <w:t>methode</w:t>
+                                    <w:t>o</w:t>
                                   </w:r>
-                                  <w:proofErr w:type="spellEnd"/>
+                                  <w:r>
+                                    <w:rPr>
+                                      <w:rFonts w:ascii="Arial" w:hAnsi="Arial" w:cs="Arial"/>
+                                      <w:b/>
+                                      <w:bCs/>
+                                      <w:color w:val="FFFFFF" w:themeColor="background1"/>
+                                      <w:sz w:val="10"/>
+                                      <w:szCs w:val="10"/>
+                                    </w:rPr>
+                                    <w:t>de</w:t>
+                                  </w:r>
                                 </w:p>
                               </w:txbxContent>
                             </wps:txbx>
@@ -3222,7 +3262,7 @@
                 </mc:Choice>
                 <mc:Fallback>
                   <w:pict>
-                    <v:shape w14:anchorId="499688E7" id="Text Box 7" o:spid="_x0000_s1033" type="#_x0000_t202" style="position:absolute;margin-left:53.95pt;margin-top:251.25pt;width:25.9pt;height:28.8pt;z-index:251695104;visibility:visible;mso-wrap-style:square;mso-width-percent:0;mso-height-percent:0;mso-wrap-distance-left:9pt;mso-wrap-distance-top:0;mso-wrap-distance-right:9pt;mso-wrap-distance-bottom:0;mso-position-horizontal:absolute;mso-position-horizontal-relative:text;mso-position-vertical:absolute;mso-position-vertical-relative:text;mso-width-percent:0;mso-height-percent:0;mso-width-relative:margin;mso-height-relative:margin;v-text-anchor:middle" o:gfxdata="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" fillcolor="#b7ae38" strokecolor="#868686" strokeweight=".5pt">
+                    <v:shape w14:anchorId="6C4B8B03" id="Text Box 7" o:spid="_x0000_s1033" type="#_x0000_t202" style="position:absolute;margin-left:53.95pt;margin-top:251.25pt;width:25.9pt;height:28.8pt;z-index:251661312;visibility:visible;mso-wrap-style:square;mso-width-percent:0;mso-height-percent:0;mso-wrap-distance-left:9pt;mso-wrap-distance-top:0;mso-wrap-distance-right:9pt;mso-wrap-distance-bottom:0;mso-position-horizontal:absolute;mso-position-horizontal-relative:text;mso-position-vertical:absolute;mso-position-vertical-relative:text;mso-width-percent:0;mso-height-percent:0;mso-width-relative:margin;mso-height-relative:margin;v-text-anchor:middle" o:gfxdata="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" fillcolor="#b7ae38" strokecolor="#868686" strokeweight=".5pt">
                       <v:textbox inset="0,0,0,0">
                         <w:txbxContent>
                           <w:p>
@@ -3238,7 +3278,6 @@
                                 <w:szCs w:val="10"/>
                               </w:rPr>
                             </w:pPr>
-                            <w:proofErr w:type="spellStart"/>
                             <w:r>
                               <w:rPr>
                                 <w:rFonts w:ascii="Arial" w:hAnsi="Arial" w:cs="Arial"/>
@@ -3248,19 +3287,7 @@
                                 <w:sz w:val="10"/>
                                 <w:szCs w:val="10"/>
                               </w:rPr>
-                              <w:t>Niet</w:t>
-                            </w:r>
-                            <w:proofErr w:type="spellEnd"/>
-                            <w:r>
-                              <w:rPr>
-                                <w:rFonts w:ascii="Arial" w:hAnsi="Arial" w:cs="Arial"/>
-                                <w:b/>
-                                <w:bCs/>
-                                <w:color w:val="FFFFFF" w:themeColor="background1"/>
-                                <w:sz w:val="10"/>
-                                <w:szCs w:val="10"/>
-                              </w:rPr>
-                              <w:t xml:space="preserve"> </w:t>
+                              <w:t xml:space="preserve">Niet </w:t>
                             </w:r>
                             <w:proofErr w:type="spellStart"/>
                             <w:r>
@@ -3308,9 +3335,8 @@
                                 <w:sz w:val="10"/>
                                 <w:szCs w:val="10"/>
                               </w:rPr>
-                              <w:t xml:space="preserve"> </w:t>
+                              <w:t xml:space="preserve"> meth</w:t>
                             </w:r>
-                            <w:proofErr w:type="spellStart"/>
                             <w:r>
                               <w:rPr>
                                 <w:rFonts w:ascii="Arial" w:hAnsi="Arial" w:cs="Arial"/>
@@ -3320,9 +3346,19 @@
                                 <w:sz w:val="10"/>
                                 <w:szCs w:val="10"/>
                               </w:rPr>
-                              <w:t>methode</w:t>
+                              <w:t>o</w:t>
                             </w:r>
-                            <w:proofErr w:type="spellEnd"/>
+                            <w:r>
+                              <w:rPr>
+                                <w:rFonts w:ascii="Arial" w:hAnsi="Arial" w:cs="Arial"/>
+                                <w:b/>
+                                <w:bCs/>
+                                <w:color w:val="FFFFFF" w:themeColor="background1"/>
+                                <w:sz w:val="10"/>
+                                <w:szCs w:val="10"/>
+                              </w:rPr>
+                              <w:t>de</w:t>
+                            </w:r>
                           </w:p>
                         </w:txbxContent>
                       </v:textbox>
@@ -3342,7 +3378,7 @@
               <mc:AlternateContent>
                 <mc:Choice Requires="wps">
                   <w:drawing>
-                    <wp:anchor distT="0" distB="0" distL="114300" distR="114300" simplePos="0" relativeHeight="251699200" behindDoc="0" locked="0" layoutInCell="1" allowOverlap="1" wp14:anchorId="6749570E" wp14:editId="039D95A6">
+                    <wp:anchor distT="0" distB="0" distL="114300" distR="114300" simplePos="0" relativeHeight="251669504" behindDoc="0" locked="0" layoutInCell="1" allowOverlap="1" wp14:anchorId="0347B5A1" wp14:editId="2FB6D05F">
                       <wp:simplePos x="0" y="0"/>
                       <wp:positionH relativeFrom="column">
                         <wp:posOffset>2303145</wp:posOffset>
@@ -3391,7 +3427,6 @@
                                       <w:szCs w:val="10"/>
                                     </w:rPr>
                                   </w:pPr>
-                                  <w:proofErr w:type="spellStart"/>
                                   <w:r>
                                     <w:rPr>
                                       <w:rFonts w:ascii="Arial" w:hAnsi="Arial" w:cs="Arial"/>
@@ -3401,19 +3436,7 @@
                                       <w:sz w:val="10"/>
                                       <w:szCs w:val="10"/>
                                     </w:rPr>
-                                    <w:t>Niet</w:t>
-                                  </w:r>
-                                  <w:proofErr w:type="spellEnd"/>
-                                  <w:r>
-                                    <w:rPr>
-                                      <w:rFonts w:ascii="Arial" w:hAnsi="Arial" w:cs="Arial"/>
-                                      <w:b/>
-                                      <w:bCs/>
-                                      <w:color w:val="FFFFFF" w:themeColor="background1"/>
-                                      <w:sz w:val="10"/>
-                                      <w:szCs w:val="10"/>
-                                    </w:rPr>
-                                    <w:t xml:space="preserve"> </w:t>
+                                    <w:t xml:space="preserve">Niet </w:t>
                                   </w:r>
                                   <w:proofErr w:type="spellStart"/>
                                   <w:r>
@@ -3451,7 +3474,7 @@
                 </mc:Choice>
                 <mc:Fallback>
                   <w:pict>
-                    <v:shape w14:anchorId="6749570E" id="Text Box 11" o:spid="_x0000_s1034" type="#_x0000_t202" style="position:absolute;margin-left:181.35pt;margin-top:251.25pt;width:24.1pt;height:28.7pt;z-index:251699200;visibility:visible;mso-wrap-style:square;mso-width-percent:0;mso-height-percent:0;mso-wrap-distance-left:9pt;mso-wrap-distance-top:0;mso-wrap-distance-right:9pt;mso-wrap-distance-bottom:0;mso-position-horizontal:absolute;mso-position-horizontal-relative:text;mso-position-vertical:absolute;mso-position-vertical-relative:text;mso-width-percent:0;mso-height-percent:0;mso-width-relative:margin;mso-height-relative:margin;v-text-anchor:middle" o:gfxdata="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" fillcolor="#a9a57c" strokecolor="#868686" strokeweight=".5pt">
+                    <v:shape w14:anchorId="0347B5A1" id="Text Box 11" o:spid="_x0000_s1034" type="#_x0000_t202" style="position:absolute;margin-left:181.35pt;margin-top:251.25pt;width:24.1pt;height:28.7pt;z-index:251669504;visibility:visible;mso-wrap-style:square;mso-width-percent:0;mso-height-percent:0;mso-wrap-distance-left:9pt;mso-wrap-distance-top:0;mso-wrap-distance-right:9pt;mso-wrap-distance-bottom:0;mso-position-horizontal:absolute;mso-position-horizontal-relative:text;mso-position-vertical:absolute;mso-position-vertical-relative:text;mso-width-percent:0;mso-height-percent:0;mso-width-relative:margin;mso-height-relative:margin;v-text-anchor:middle" o:gfxdata="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" fillcolor="#a9a57c" strokecolor="#868686" strokeweight=".5pt">
                       <v:textbox inset="0,0,0,0">
                         <w:txbxContent>
                           <w:p>
@@ -3467,7 +3490,6 @@
                                 <w:szCs w:val="10"/>
                               </w:rPr>
                             </w:pPr>
-                            <w:proofErr w:type="spellStart"/>
                             <w:r>
                               <w:rPr>
                                 <w:rFonts w:ascii="Arial" w:hAnsi="Arial" w:cs="Arial"/>
@@ -3477,19 +3499,7 @@
                                 <w:sz w:val="10"/>
                                 <w:szCs w:val="10"/>
                               </w:rPr>
-                              <w:t>Niet</w:t>
-                            </w:r>
-                            <w:proofErr w:type="spellEnd"/>
-                            <w:r>
-                              <w:rPr>
-                                <w:rFonts w:ascii="Arial" w:hAnsi="Arial" w:cs="Arial"/>
-                                <w:b/>
-                                <w:bCs/>
-                                <w:color w:val="FFFFFF" w:themeColor="background1"/>
-                                <w:sz w:val="10"/>
-                                <w:szCs w:val="10"/>
-                              </w:rPr>
-                              <w:t xml:space="preserve"> </w:t>
+                              <w:t xml:space="preserve">Niet </w:t>
                             </w:r>
                             <w:proofErr w:type="spellStart"/>
                             <w:r>
@@ -3523,7 +3533,7 @@
               <mc:AlternateContent>
                 <mc:Choice Requires="wps">
                   <w:drawing>
-                    <wp:anchor distT="0" distB="0" distL="114300" distR="114300" simplePos="0" relativeHeight="251698176" behindDoc="0" locked="0" layoutInCell="1" allowOverlap="1" wp14:anchorId="4F82A173" wp14:editId="61788FB1">
+                    <wp:anchor distT="0" distB="0" distL="114300" distR="114300" simplePos="0" relativeHeight="251667456" behindDoc="0" locked="0" layoutInCell="1" allowOverlap="1" wp14:anchorId="41F813A1" wp14:editId="2F822AF5">
                       <wp:simplePos x="0" y="0"/>
                       <wp:positionH relativeFrom="column">
                         <wp:posOffset>1976247</wp:posOffset>
@@ -3680,7 +3690,7 @@
                 </mc:Choice>
                 <mc:Fallback>
                   <w:pict>
-                    <v:shape w14:anchorId="4F82A173" id="Text Box 10" o:spid="_x0000_s1035" type="#_x0000_t202" style="position:absolute;margin-left:155.6pt;margin-top:251.25pt;width:26.3pt;height:28.8pt;z-index:251698176;visibility:visible;mso-wrap-style:square;mso-width-percent:0;mso-height-percent:0;mso-wrap-distance-left:9pt;mso-wrap-distance-top:0;mso-wrap-distance-right:9pt;mso-wrap-distance-bottom:0;mso-position-horizontal:absolute;mso-position-horizontal-relative:text;mso-position-vertical:absolute;mso-position-vertical-relative:text;mso-width-percent:0;mso-height-percent:0;mso-width-relative:margin;mso-height-relative:margin;v-text-anchor:middle" o:gfxdata="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" fillcolor="#689c9a" strokecolor="#868686" strokeweight=".5pt">
+                    <v:shape w14:anchorId="41F813A1" id="Text Box 10" o:spid="_x0000_s1035" type="#_x0000_t202" style="position:absolute;margin-left:155.6pt;margin-top:251.25pt;width:26.3pt;height:28.8pt;z-index:251667456;visibility:visible;mso-wrap-style:square;mso-width-percent:0;mso-height-percent:0;mso-wrap-distance-left:9pt;mso-wrap-distance-top:0;mso-wrap-distance-right:9pt;mso-wrap-distance-bottom:0;mso-position-horizontal:absolute;mso-position-horizontal-relative:text;mso-position-vertical:absolute;mso-position-vertical-relative:text;mso-width-percent:0;mso-height-percent:0;mso-width-relative:margin;mso-height-relative:margin;v-text-anchor:middle" o:gfxdata="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" fillcolor="#689c9a" strokecolor="#868686" strokeweight=".5pt">
                       <v:textbox inset="0,0,0,0">
                         <w:txbxContent>
                           <w:p>
@@ -3800,7 +3810,7 @@
               <mc:AlternateContent>
                 <mc:Choice Requires="wps">
                   <w:drawing>
-                    <wp:anchor distT="0" distB="0" distL="114300" distR="114300" simplePos="0" relativeHeight="251703296" behindDoc="0" locked="0" layoutInCell="1" allowOverlap="1" wp14:anchorId="692D6E1D" wp14:editId="0EE62F32">
+                    <wp:anchor distT="0" distB="0" distL="114300" distR="114300" simplePos="0" relativeHeight="251681792" behindDoc="0" locked="0" layoutInCell="1" allowOverlap="1" wp14:anchorId="4D00AF4E" wp14:editId="511F0EA8">
                       <wp:simplePos x="0" y="0"/>
                       <wp:positionH relativeFrom="column">
                         <wp:posOffset>1642745</wp:posOffset>
@@ -3895,21 +3905,8 @@
                                       <w:sz w:val="10"/>
                                       <w:szCs w:val="10"/>
                                     </w:rPr>
-                                    <w:t xml:space="preserve"> </w:t>
+                                    <w:t xml:space="preserve"> methode</w:t>
                                   </w:r>
-                                  <w:proofErr w:type="spellStart"/>
-                                  <w:r>
-                                    <w:rPr>
-                                      <w:rFonts w:ascii="Arial" w:hAnsi="Arial" w:cs="Arial"/>
-                                      <w:b/>
-                                      <w:bCs/>
-                                      <w:color w:val="FFFFFF" w:themeColor="background1"/>
-                                      <w:sz w:val="10"/>
-                                      <w:szCs w:val="10"/>
-                                    </w:rPr>
-                                    <w:t>methode</w:t>
-                                  </w:r>
-                                  <w:proofErr w:type="spellEnd"/>
                                 </w:p>
                               </w:txbxContent>
                             </wps:txbx>
@@ -3933,7 +3930,7 @@
                 </mc:Choice>
                 <mc:Fallback>
                   <w:pict>
-                    <v:shape w14:anchorId="692D6E1D" id="Text Box 17" o:spid="_x0000_s1036" type="#_x0000_t202" style="position:absolute;margin-left:129.35pt;margin-top:251.25pt;width:26.65pt;height:28.8pt;z-index:251703296;visibility:visible;mso-wrap-style:square;mso-width-percent:0;mso-height-percent:0;mso-wrap-distance-left:9pt;mso-wrap-distance-top:0;mso-wrap-distance-right:9pt;mso-wrap-distance-bottom:0;mso-position-horizontal:absolute;mso-position-horizontal-relative:text;mso-position-vertical:absolute;mso-position-vertical-relative:text;mso-width-percent:0;mso-height-percent:0;mso-width-relative:margin;mso-height-relative:margin;v-text-anchor:middle" o:gfxdata="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" fillcolor="#689c9a" strokecolor="#868686" strokeweight=".5pt">
+                    <v:shape w14:anchorId="4D00AF4E" id="Text Box 17" o:spid="_x0000_s1036" type="#_x0000_t202" style="position:absolute;margin-left:129.35pt;margin-top:251.25pt;width:26.65pt;height:28.8pt;z-index:251681792;visibility:visible;mso-wrap-style:square;mso-width-percent:0;mso-height-percent:0;mso-wrap-distance-left:9pt;mso-wrap-distance-top:0;mso-wrap-distance-right:9pt;mso-wrap-distance-bottom:0;mso-position-horizontal:absolute;mso-position-horizontal-relative:text;mso-position-vertical:absolute;mso-position-vertical-relative:text;mso-width-percent:0;mso-height-percent:0;mso-width-relative:margin;mso-height-relative:margin;v-text-anchor:middle" o:gfxdata="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" fillcolor="#689c9a" strokecolor="#868686" strokeweight=".5pt">
                       <v:textbox inset="0,0,0,0">
                         <w:txbxContent>
                           <w:p>
@@ -3995,21 +3992,8 @@
                                 <w:sz w:val="10"/>
                                 <w:szCs w:val="10"/>
                               </w:rPr>
-                              <w:t xml:space="preserve"> </w:t>
+                              <w:t xml:space="preserve"> methode</w:t>
                             </w:r>
-                            <w:proofErr w:type="spellStart"/>
-                            <w:r>
-                              <w:rPr>
-                                <w:rFonts w:ascii="Arial" w:hAnsi="Arial" w:cs="Arial"/>
-                                <w:b/>
-                                <w:bCs/>
-                                <w:color w:val="FFFFFF" w:themeColor="background1"/>
-                                <w:sz w:val="10"/>
-                                <w:szCs w:val="10"/>
-                              </w:rPr>
-                              <w:t>methode</w:t>
-                            </w:r>
-                            <w:proofErr w:type="spellEnd"/>
                           </w:p>
                         </w:txbxContent>
                       </v:textbox>
@@ -4024,14 +4008,14 @@
                 <w:lang w:val="nl-NL"/>
               </w:rPr>
               <w:drawing>
-                <wp:inline distT="0" distB="0" distL="0" distR="0" wp14:anchorId="2FAD50C8" wp14:editId="2700C44D">
+                <wp:inline distT="0" distB="0" distL="0" distR="0" wp14:anchorId="06E7B015" wp14:editId="415BAF8B">
                   <wp:extent cx="3429000" cy="3200400"/>
                   <wp:effectExtent l="0" t="0" r="0" b="0"/>
                   <wp:docPr id="27" name="Chart 27"/>
                   <wp:cNvGraphicFramePr/>
                   <a:graphic xmlns:a="http://schemas.openxmlformats.org/drawingml/2006/main">
                     <a:graphicData uri="http://schemas.openxmlformats.org/drawingml/2006/chart">
-                      <c:chart xmlns:c="http://schemas.openxmlformats.org/drawingml/2006/chart" xmlns:r="http://schemas.openxmlformats.org/officeDocument/2006/relationships" r:id="rId9"/>
+                      <c:chart xmlns:c="http://schemas.openxmlformats.org/drawingml/2006/chart" xmlns:r="http://schemas.openxmlformats.org/officeDocument/2006/relationships" r:id="rId10"/>
                     </a:graphicData>
                   </a:graphic>
                 </wp:inline>
@@ -4050,7 +4034,16 @@
                 <w:szCs w:val="10"/>
                 <w:lang w:val="nl-NL"/>
               </w:rPr>
-              <w:t xml:space="preserve">                           </w:t>
+              <w:t xml:space="preserve">                 </w:t>
+            </w:r>
+            <w:r>
+              <w:rPr>
+                <w:rFonts w:ascii="Arial" w:hAnsi="Arial" w:cs="Arial"/>
+                <w:sz w:val="10"/>
+                <w:szCs w:val="10"/>
+                <w:lang w:val="nl-NL"/>
+              </w:rPr>
+              <w:t xml:space="preserve">          </w:t>
             </w:r>
           </w:p>
           <w:p>
@@ -4099,7 +4092,7 @@
               <mc:AlternateContent>
                 <mc:Choice Requires="wps">
                   <w:drawing>
-                    <wp:anchor distT="0" distB="0" distL="114300" distR="114300" simplePos="0" relativeHeight="251706368" behindDoc="0" locked="0" layoutInCell="1" allowOverlap="1" wp14:anchorId="637787ED" wp14:editId="7BA673A6">
+                    <wp:anchor distT="0" distB="0" distL="114300" distR="114300" simplePos="0" relativeHeight="251692032" behindDoc="0" locked="0" layoutInCell="1" allowOverlap="1" wp14:anchorId="0D081EDC" wp14:editId="5B2A8094">
                       <wp:simplePos x="0" y="0"/>
                       <wp:positionH relativeFrom="column">
                         <wp:posOffset>2165325</wp:posOffset>
@@ -4216,7 +4209,7 @@
                 </mc:Choice>
                 <mc:Fallback>
                   <w:pict>
-                    <v:shape w14:anchorId="637787ED" id="Text Box 19" o:spid="_x0000_s1037" type="#_x0000_t202" style="position:absolute;margin-left:170.5pt;margin-top:164.75pt;width:45.15pt;height:28.8pt;z-index:251706368;visibility:visible;mso-wrap-style:square;mso-width-percent:0;mso-height-percent:0;mso-wrap-distance-left:9pt;mso-wrap-distance-top:0;mso-wrap-distance-right:9pt;mso-wrap-distance-bottom:0;mso-position-horizontal:absolute;mso-position-horizontal-relative:text;mso-position-vertical:absolute;mso-position-vertical-relative:text;mso-width-percent:0;mso-height-percent:0;mso-width-relative:margin;mso-height-relative:margin;v-text-anchor:middle" o:gfxdata="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" fillcolor="#a9a57c" stroked="f" strokeweight=".25pt">
+                    <v:shape w14:anchorId="0D081EDC" id="Text Box 19" o:spid="_x0000_s1037" type="#_x0000_t202" style="position:absolute;margin-left:170.5pt;margin-top:164.75pt;width:45.15pt;height:28.8pt;z-index:251692032;visibility:visible;mso-wrap-style:square;mso-width-percent:0;mso-height-percent:0;mso-wrap-distance-left:9pt;mso-wrap-distance-top:0;mso-wrap-distance-right:9pt;mso-wrap-distance-bottom:0;mso-position-horizontal:absolute;mso-position-horizontal-relative:text;mso-position-vertical:absolute;mso-position-vertical-relative:text;mso-width-percent:0;mso-height-percent:0;mso-width-relative:margin;mso-height-relative:margin;v-text-anchor:middle" o:gfxdata="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" fillcolor="#a9a57c" stroked="f" strokeweight=".25pt">
                       <v:textbox inset="0,0,0,0">
                         <w:txbxContent>
                           <w:p>
@@ -4298,7 +4291,7 @@
               <mc:AlternateContent>
                 <mc:Choice Requires="wps">
                   <w:drawing>
-                    <wp:anchor distT="0" distB="0" distL="114300" distR="114300" simplePos="0" relativeHeight="251705344" behindDoc="0" locked="0" layoutInCell="1" allowOverlap="1" wp14:anchorId="3BAF9E5E" wp14:editId="5B5B47C0">
+                    <wp:anchor distT="0" distB="0" distL="114300" distR="114300" simplePos="0" relativeHeight="251689984" behindDoc="0" locked="0" layoutInCell="1" allowOverlap="1" wp14:anchorId="22CD3114" wp14:editId="4A84896A">
                       <wp:simplePos x="0" y="0"/>
                       <wp:positionH relativeFrom="column">
                         <wp:posOffset>449580</wp:posOffset>
@@ -4420,7 +4413,7 @@
                 </mc:Choice>
                 <mc:Fallback>
                   <w:pict>
-                    <v:shape w14:anchorId="3BAF9E5E" id="Text Box 18" o:spid="_x0000_s1038" type="#_x0000_t202" style="position:absolute;margin-left:35.4pt;margin-top:166.05pt;width:46.65pt;height:28.8pt;z-index:251705344;visibility:visible;mso-wrap-style:square;mso-width-percent:0;mso-height-percent:0;mso-wrap-distance-left:9pt;mso-wrap-distance-top:0;mso-wrap-distance-right:9pt;mso-wrap-distance-bottom:0;mso-position-horizontal:absolute;mso-position-horizontal-relative:text;mso-position-vertical:absolute;mso-position-vertical-relative:text;mso-width-percent:0;mso-height-percent:0;mso-width-relative:margin;mso-height-relative:margin;v-text-anchor:middle" o:gfxdata="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" fillcolor="#b7ae38" stroked="f" strokeweight=".25pt">
+                    <v:shape w14:anchorId="22CD3114" id="Text Box 18" o:spid="_x0000_s1038" type="#_x0000_t202" style="position:absolute;margin-left:35.4pt;margin-top:166.05pt;width:46.65pt;height:28.8pt;z-index:251689984;visibility:visible;mso-wrap-style:square;mso-width-percent:0;mso-height-percent:0;mso-wrap-distance-left:9pt;mso-wrap-distance-top:0;mso-wrap-distance-right:9pt;mso-wrap-distance-bottom:0;mso-position-horizontal:absolute;mso-position-horizontal-relative:text;mso-position-vertical:absolute;mso-position-vertical-relative:text;mso-width-percent:0;mso-height-percent:0;mso-width-relative:margin;mso-height-relative:margin;v-text-anchor:middle" o:gfxdata="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" fillcolor="#b7ae38" stroked="f" strokeweight=".25pt">
                       <v:textbox inset="0,0,0,0">
                         <w:txbxContent>
                           <w:p>
@@ -4507,7 +4500,7 @@
               <mc:AlternateContent>
                 <mc:Choice Requires="wps">
                   <w:drawing>
-                    <wp:anchor distT="0" distB="0" distL="114300" distR="114300" simplePos="0" relativeHeight="251704320" behindDoc="0" locked="0" layoutInCell="1" allowOverlap="1" wp14:anchorId="57DC7527" wp14:editId="3F87424B">
+                    <wp:anchor distT="0" distB="0" distL="114300" distR="114300" simplePos="0" relativeHeight="251685888" behindDoc="0" locked="0" layoutInCell="1" allowOverlap="1" wp14:anchorId="33F1DC8F" wp14:editId="5335C5E2">
                       <wp:simplePos x="0" y="0"/>
                       <wp:positionH relativeFrom="column">
                         <wp:posOffset>1364336</wp:posOffset>
@@ -4626,7 +4619,7 @@
                 </mc:Choice>
                 <mc:Fallback>
                   <w:pict>
-                    <v:shape w14:anchorId="57DC7527" id="Text Box 12" o:spid="_x0000_s1039" type="#_x0000_t202" style="position:absolute;margin-left:107.45pt;margin-top:164.75pt;width:45pt;height:28.8pt;z-index:251704320;visibility:visible;mso-wrap-style:square;mso-width-percent:0;mso-height-percent:0;mso-wrap-distance-left:9pt;mso-wrap-distance-top:0;mso-wrap-distance-right:9pt;mso-wrap-distance-bottom:0;mso-position-horizontal:absolute;mso-position-horizontal-relative:text;mso-position-vertical:absolute;mso-position-vertical-relative:text;mso-width-percent:0;mso-height-percent:0;mso-width-relative:margin;mso-height-relative:margin;v-text-anchor:middle" o:gfxdata="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" fillcolor="#689c9a" stroked="f" strokeweight=".25pt">
+                    <v:shape w14:anchorId="33F1DC8F" id="Text Box 12" o:spid="_x0000_s1039" type="#_x0000_t202" style="position:absolute;margin-left:107.45pt;margin-top:164.75pt;width:45pt;height:28.8pt;z-index:251685888;visibility:visible;mso-wrap-style:square;mso-width-percent:0;mso-height-percent:0;mso-wrap-distance-left:9pt;mso-wrap-distance-top:0;mso-wrap-distance-right:9pt;mso-wrap-distance-bottom:0;mso-position-horizontal:absolute;mso-position-horizontal-relative:text;mso-position-vertical:absolute;mso-position-vertical-relative:text;mso-width-percent:0;mso-height-percent:0;mso-width-relative:margin;mso-height-relative:margin;v-text-anchor:middle" o:gfxdata="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" fillcolor="#689c9a" stroked="f" strokeweight=".25pt">
                       <v:textbox inset="0,0,0,0">
                         <w:txbxContent>
                           <w:p>
@@ -4779,14 +4772,14 @@
                 <w:noProof/>
               </w:rPr>
               <w:drawing>
-                <wp:inline distT="0" distB="0" distL="0" distR="0" wp14:anchorId="43070B04" wp14:editId="003E7525">
+                <wp:inline distT="0" distB="0" distL="0" distR="0" wp14:anchorId="556AF5E3" wp14:editId="5CD41E05">
                   <wp:extent cx="3147060" cy="2451735"/>
                   <wp:effectExtent l="0" t="0" r="15240" b="5715"/>
                   <wp:docPr id="5" name="Chart 5"/>
                   <wp:cNvGraphicFramePr/>
                   <a:graphic xmlns:a="http://schemas.openxmlformats.org/drawingml/2006/main">
                     <a:graphicData uri="http://schemas.openxmlformats.org/drawingml/2006/chart">
-                      <c:chart xmlns:c="http://schemas.openxmlformats.org/drawingml/2006/chart" xmlns:r="http://schemas.openxmlformats.org/officeDocument/2006/relationships" r:id="rId10"/>
+                      <c:chart xmlns:c="http://schemas.openxmlformats.org/drawingml/2006/chart" xmlns:r="http://schemas.openxmlformats.org/officeDocument/2006/relationships" r:id="rId11"/>
                     </a:graphicData>
                   </a:graphic>
                 </wp:inline>
@@ -4806,22 +4799,6 @@
         </w:tc>
       </w:tr>
     </w:tbl>
-    <w:p>
-      <w:pPr>
-        <w:rPr>
-          <w:color w:val="FFFFFF" w:themeColor="background1"/>
-          <w:lang w:val="nl-NL"/>
-          <w14:textOutline w14:w="9525" w14:cap="rnd" w14:cmpd="sng" w14:algn="ctr">
-            <w14:noFill/>
-            <w14:prstDash w14:val="solid"/>
-            <w14:bevel/>
-          </w14:textOutline>
-          <w14:textFill>
-            <w14:noFill/>
-          </w14:textFill>
-        </w:rPr>
-      </w:pPr>
-    </w:p>
     <w:p>
       <w:pPr>
         <w:spacing w:after="160" w:line="259" w:lineRule="auto"/>
@@ -4886,7 +4863,6 @@
                 <w:szCs w:val="18"/>
               </w:rPr>
             </w:pPr>
-            <w:proofErr w:type="spellStart"/>
             <w:r>
               <w:rPr>
                 <w:rFonts w:ascii="Arial" w:hAnsi="Arial" w:cs="Arial"/>
@@ -4898,7 +4874,6 @@
               <w:lastRenderedPageBreak/>
               <w:t>Categorie</w:t>
             </w:r>
-            <w:proofErr w:type="spellEnd"/>
           </w:p>
         </w:tc>
         <w:tc>
@@ -4996,7 +4971,6 @@
                 <w:szCs w:val="18"/>
               </w:rPr>
             </w:pPr>
-            <w:proofErr w:type="spellStart"/>
             <w:r>
               <w:rPr>
                 <w:rFonts w:ascii="Arial" w:hAnsi="Arial" w:cs="Arial"/>
@@ -5005,9 +4979,9 @@
                 <w:sz w:val="18"/>
                 <w:szCs w:val="18"/>
               </w:rPr>
-              <w:t>Aantal</w:t>
+              <w:t xml:space="preserve">Aantal </w:t>
             </w:r>
-            <w:proofErr w:type="spellEnd"/>
+            <w:proofErr w:type="spellStart"/>
             <w:r>
               <w:rPr>
                 <w:rFonts w:ascii="Arial" w:hAnsi="Arial" w:cs="Arial"/>
@@ -5016,9 +4990,9 @@
                 <w:sz w:val="18"/>
                 <w:szCs w:val="18"/>
               </w:rPr>
-              <w:t xml:space="preserve"> </w:t>
+              <w:t>behaalde</w:t>
             </w:r>
-            <w:proofErr w:type="spellStart"/>
+            <w:proofErr w:type="spellEnd"/>
             <w:r>
               <w:rPr>
                 <w:rFonts w:ascii="Arial" w:hAnsi="Arial" w:cs="Arial"/>
@@ -5027,31 +5001,8 @@
                 <w:sz w:val="18"/>
                 <w:szCs w:val="18"/>
               </w:rPr>
-              <w:t>behaalde</w:t>
+              <w:t xml:space="preserve"> fouten</w:t>
             </w:r>
-            <w:proofErr w:type="spellEnd"/>
-            <w:r>
-              <w:rPr>
-                <w:rFonts w:ascii="Arial" w:hAnsi="Arial" w:cs="Arial"/>
-                <w:b/>
-                <w:bCs/>
-                <w:sz w:val="18"/>
-                <w:szCs w:val="18"/>
-              </w:rPr>
-              <w:t xml:space="preserve"> </w:t>
-            </w:r>
-            <w:proofErr w:type="spellStart"/>
-            <w:r>
-              <w:rPr>
-                <w:rFonts w:ascii="Arial" w:hAnsi="Arial" w:cs="Arial"/>
-                <w:b/>
-                <w:bCs/>
-                <w:sz w:val="18"/>
-                <w:szCs w:val="18"/>
-              </w:rPr>
-              <w:t>fouten</w:t>
-            </w:r>
-            <w:proofErr w:type="spellEnd"/>
           </w:p>
         </w:tc>
         <w:tc>
@@ -5077,7 +5028,6 @@
                 <w:szCs w:val="18"/>
               </w:rPr>
             </w:pPr>
-            <w:proofErr w:type="spellStart"/>
             <w:r>
               <w:rPr>
                 <w:rFonts w:ascii="Arial" w:hAnsi="Arial" w:cs="Arial"/>
@@ -5088,7 +5038,6 @@
               </w:rPr>
               <w:t>Beoordeling</w:t>
             </w:r>
-            <w:proofErr w:type="spellEnd"/>
           </w:p>
         </w:tc>
       </w:tr>
@@ -5353,10 +5302,20 @@
         <w:rPr>
           <w:lang w:val="nl-NL"/>
         </w:rPr>
+      </w:pPr>
+    </w:p>
+    <w:p>
+      <w:pPr>
+        <w:tabs>
+          <w:tab w:val="left" w:pos="6930"/>
+        </w:tabs>
+        <w:rPr>
+          <w:lang w:val="nl-NL"/>
+        </w:rPr>
         <w:sectPr>
-          <w:headerReference w:type="default" r:id="rId11"/>
-          <w:footerReference w:type="default" r:id="rId12"/>
-          <w:headerReference w:type="first" r:id="rId13"/>
+          <w:headerReference w:type="default" r:id="rId12"/>
+          <w:footerReference w:type="default" r:id="rId13"/>
+          <w:footerReference w:type="first" r:id="rId14"/>
           <w:pgSz w:w="12240" w:h="15840" w:code="1"/>
           <w:pgMar w:top="720" w:right="720" w:bottom="720" w:left="720" w:header="720" w:footer="720" w:gutter="0"/>
           <w:cols w:space="720"/>
@@ -5429,7 +5388,7 @@
       <w:tr>
         <w:trPr>
           <w:cantSplit/>
-          <w:trHeight w:hRule="exact" w:val="754"/>
+          <w:trHeight w:hRule="exact" w:val="720"/>
         </w:trPr>
         <w:tc>
           <w:tcPr>
@@ -5496,7 +5455,6 @@
                 <w:lang w:val="nl-NL"/>
               </w:rPr>
             </w:pPr>
-            <w:proofErr w:type="spellStart"/>
             <w:r>
               <w:rPr>
                 <w:rFonts w:ascii="Arial" w:hAnsi="Arial" w:cs="Arial"/>
@@ -5507,7 +5465,6 @@
               </w:rPr>
               <w:t>Categorie</w:t>
             </w:r>
-            <w:proofErr w:type="spellEnd"/>
           </w:p>
         </w:tc>
         <w:tc>
@@ -5614,7 +5571,6 @@
                 <w:lang w:val="nl-NL"/>
               </w:rPr>
             </w:pPr>
-            <w:proofErr w:type="spellStart"/>
             <w:r>
               <w:rPr>
                 <w:rFonts w:ascii="Arial" w:hAnsi="Arial" w:cs="Arial"/>
@@ -5625,7 +5581,6 @@
               </w:rPr>
               <w:t>Opmerking</w:t>
             </w:r>
-            <w:proofErr w:type="spellEnd"/>
           </w:p>
         </w:tc>
         <w:tc>
@@ -5647,7 +5602,6 @@
                 <w:szCs w:val="24"/>
               </w:rPr>
             </w:pPr>
-            <w:proofErr w:type="spellStart"/>
             <w:r>
               <w:rPr>
                 <w:rFonts w:ascii="Arial" w:hAnsi="Arial" w:cs="Arial"/>
@@ -5656,40 +5610,7 @@
                 <w:sz w:val="24"/>
                 <w:szCs w:val="24"/>
               </w:rPr>
-              <w:t>Aantal</w:t>
-            </w:r>
-            <w:proofErr w:type="spellEnd"/>
-            <w:r>
-              <w:rPr>
-                <w:rFonts w:ascii="Arial" w:hAnsi="Arial" w:cs="Arial"/>
-                <w:b/>
-                <w:bCs/>
-                <w:sz w:val="24"/>
-                <w:szCs w:val="24"/>
-              </w:rPr>
-              <w:t xml:space="preserve"> </w:t>
-            </w:r>
-            <w:proofErr w:type="spellStart"/>
-            <w:r>
-              <w:rPr>
-                <w:rFonts w:ascii="Arial" w:hAnsi="Arial" w:cs="Arial"/>
-                <w:b/>
-                <w:bCs/>
-                <w:sz w:val="24"/>
-                <w:szCs w:val="24"/>
-              </w:rPr>
-              <w:t>fout</w:t>
-            </w:r>
-            <w:proofErr w:type="spellEnd"/>
-            <w:r>
-              <w:rPr>
-                <w:rFonts w:ascii="Arial" w:hAnsi="Arial" w:cs="Arial"/>
-                <w:b/>
-                <w:bCs/>
-                <w:sz w:val="24"/>
-                <w:szCs w:val="24"/>
-              </w:rPr>
-              <w:t>(</w:t>
+              <w:t>Aantal fout(</w:t>
             </w:r>
             <w:proofErr w:type="spellStart"/>
             <w:r>
@@ -5741,7 +5662,6 @@
                 <w:lang w:val="nl-NL"/>
               </w:rPr>
             </w:pPr>
-            <w:proofErr w:type="spellStart"/>
             <w:r>
               <w:rPr>
                 <w:rFonts w:ascii="Arial" w:hAnsi="Arial" w:cs="Arial"/>
@@ -5750,18 +5670,7 @@
                 <w:sz w:val="24"/>
                 <w:szCs w:val="24"/>
               </w:rPr>
-              <w:t>Foto</w:t>
-            </w:r>
-            <w:proofErr w:type="spellEnd"/>
-            <w:r>
-              <w:rPr>
-                <w:rFonts w:ascii="Arial" w:hAnsi="Arial" w:cs="Arial"/>
-                <w:b/>
-                <w:bCs/>
-                <w:sz w:val="24"/>
-                <w:szCs w:val="24"/>
-              </w:rPr>
-              <w:t xml:space="preserve"> nr.</w:t>
+              <w:t>Foto nr.</w:t>
             </w:r>
           </w:p>
         </w:tc>
@@ -5769,6 +5678,7 @@
       <w:tr>
         <w:trPr>
           <w:cantSplit/>
+          <w:trHeight w:val="432"/>
         </w:trPr>
         <w:tc>
           <w:tcPr>
@@ -5830,25 +5740,7 @@
                 <w:sz w:val="18"/>
                 <w:szCs w:val="18"/>
               </w:rPr>
-              <w:t>{</w:t>
-            </w:r>
-            <w:proofErr w:type="spellStart"/>
-            <w:r>
-              <w:rPr>
-                <w:rFonts w:ascii="Arial" w:hAnsi="Arial" w:cs="Arial"/>
-                <w:sz w:val="18"/>
-                <w:szCs w:val="18"/>
-              </w:rPr>
-              <w:t>categorie</w:t>
-            </w:r>
-            <w:proofErr w:type="spellEnd"/>
-            <w:r>
-              <w:rPr>
-                <w:rFonts w:ascii="Arial" w:hAnsi="Arial" w:cs="Arial"/>
-                <w:sz w:val="18"/>
-                <w:szCs w:val="18"/>
-              </w:rPr>
-              <w:t>}</w:t>
+              <w:t>{categorie}</w:t>
             </w:r>
           </w:p>
         </w:tc>
@@ -5959,25 +5851,7 @@
                 <w:sz w:val="18"/>
                 <w:szCs w:val="18"/>
               </w:rPr>
-              <w:t>{</w:t>
-            </w:r>
-            <w:proofErr w:type="spellStart"/>
-            <w:r>
-              <w:rPr>
-                <w:rFonts w:ascii="Arial" w:hAnsi="Arial" w:cs="Arial"/>
-                <w:sz w:val="18"/>
-                <w:szCs w:val="18"/>
-              </w:rPr>
-              <w:t>opmerking</w:t>
-            </w:r>
-            <w:proofErr w:type="spellEnd"/>
-            <w:r>
-              <w:rPr>
-                <w:rFonts w:ascii="Arial" w:hAnsi="Arial" w:cs="Arial"/>
-                <w:sz w:val="18"/>
-                <w:szCs w:val="18"/>
-              </w:rPr>
-              <w:t>}</w:t>
+              <w:t>{opmerking}</w:t>
             </w:r>
           </w:p>
         </w:tc>
@@ -6113,6 +5987,14 @@
         <w:rPr>
           <w:lang w:val="nl-NL"/>
         </w:rPr>
+      </w:pPr>
+    </w:p>
+    <w:p>
+      <w:pPr>
+        <w:pStyle w:val="NoSpacing"/>
+        <w:rPr>
+          <w:lang w:val="nl-NL"/>
+        </w:rPr>
         <w:sectPr>
           <w:pgSz w:w="12240" w:h="15840" w:code="1"/>
           <w:pgMar w:top="720" w:right="720" w:bottom="720" w:left="720" w:header="720" w:footer="720" w:gutter="0"/>
@@ -6143,58 +6025,61 @@
           <w:lang w:val="nl-NL"/>
         </w:rPr>
         <w:lastRenderedPageBreak/>
-        <w:t>{#htmlContent.length &gt; 1}</w:t>
+        <w:t>{#htmlContent.length &gt; 1</w:t>
       </w:r>
       <w:r>
         <w:rPr>
           <w:rFonts w:ascii="Arial" w:hAnsi="Arial" w:cs="Arial"/>
           <w:b/>
           <w:bCs/>
-          <w:sz w:val="28"/>
-          <w:szCs w:val="28"/>
-          <w:lang w:val="nl-NL"/>
-        </w:rPr>
-        <w:t>Opmerking Element:</w:t>
-      </w:r>
-      <w:r>
-        <w:rPr>
-          <w:lang w:val="nl-NL"/>
-        </w:rPr>
-        <w:t xml:space="preserve"> </w:t>
-      </w:r>
-      <w:r>
-        <w:rPr>
           <w:sz w:val="16"/>
           <w:szCs w:val="16"/>
           <w:lang w:val="nl-NL"/>
         </w:rPr>
-        <w:t>{_</w:t>
-      </w:r>
-      <w:proofErr w:type="spellStart"/>
-      <w:r>
-        <w:rPr>
+        <w:t>}</w:t>
+      </w:r>
+      <w:r>
+        <w:rPr>
+          <w:rFonts w:ascii="Arial" w:hAnsi="Arial" w:cs="Arial"/>
+          <w:b/>
+          <w:bCs/>
           <w:sz w:val="16"/>
           <w:szCs w:val="16"/>
           <w:lang w:val="nl-NL"/>
         </w:rPr>
-        <w:t>htmlContent</w:t>
-      </w:r>
-      <w:proofErr w:type="spellEnd"/>
+        <w:t xml:space="preserve"> </w:t>
+      </w:r>
       <w:r>
         <w:rPr>
           <w:sz w:val="16"/>
           <w:szCs w:val="16"/>
           <w:lang w:val="nl-NL"/>
         </w:rPr>
+        <w:t>{_</w:t>
+      </w:r>
+      <w:proofErr w:type="spellStart"/>
+      <w:r>
+        <w:rPr>
+          <w:sz w:val="16"/>
+          <w:szCs w:val="16"/>
+          <w:lang w:val="nl-NL"/>
+        </w:rPr>
+        <w:t>htmlContent</w:t>
+      </w:r>
+      <w:proofErr w:type="spellEnd"/>
+      <w:r>
+        <w:rPr>
+          <w:sz w:val="16"/>
+          <w:szCs w:val="16"/>
+          <w:lang w:val="nl-NL"/>
+        </w:rPr>
         <w:t>}</w:t>
       </w:r>
       <w:r>
         <w:rPr>
-          <w:rFonts w:ascii="Cascadia Code PL" w:eastAsia="Times New Roman" w:hAnsi="Cascadia Code PL" w:cs="Cascadia Code PL"/>
-          <w:color w:val="6A9955"/>
-          <w:sz w:val="21"/>
-          <w:szCs w:val="21"/>
-          <w:lang w:val="nl-NL" w:bidi="ar-SA"/>
+          <w:sz w:val="16"/>
+          <w:szCs w:val="16"/>
+          <w:lang w:val="nl-NL"/>
         </w:rPr>
         <w:t xml:space="preserve"> </w:t>
       </w:r>
@@ -6332,7 +6217,6 @@
                 <w:lang w:val="nl-NL"/>
               </w:rPr>
             </w:pPr>
-            <w:proofErr w:type="spellStart"/>
             <w:r>
               <w:rPr>
                 <w:rFonts w:ascii="Arial" w:hAnsi="Arial" w:cs="Arial"/>
@@ -6343,7 +6227,6 @@
               </w:rPr>
               <w:t>Opmerkingen</w:t>
             </w:r>
-            <w:proofErr w:type="spellEnd"/>
             <w:r>
               <w:rPr>
                 <w:rFonts w:ascii="Arial" w:hAnsi="Arial" w:cs="Arial"/>
@@ -6421,25 +6304,7 @@
                 <w:sz w:val="18"/>
                 <w:szCs w:val="18"/>
               </w:rPr>
-              <w:t>{</w:t>
-            </w:r>
-            <w:proofErr w:type="spellStart"/>
-            <w:r>
-              <w:rPr>
-                <w:rFonts w:ascii="Arial" w:hAnsi="Arial" w:cs="Arial"/>
-                <w:sz w:val="18"/>
-                <w:szCs w:val="18"/>
-              </w:rPr>
-              <w:t>opmerking</w:t>
-            </w:r>
-            <w:proofErr w:type="spellEnd"/>
-            <w:r>
-              <w:rPr>
-                <w:rFonts w:ascii="Arial" w:hAnsi="Arial" w:cs="Arial"/>
-                <w:sz w:val="18"/>
-                <w:szCs w:val="18"/>
-              </w:rPr>
-              <w:t>}{/</w:t>
+              <w:t>{opmerking}{/</w:t>
             </w:r>
             <w:proofErr w:type="spellStart"/>
             <w:r>
@@ -6476,7 +6341,6 @@
       <w:pPr>
         <w:spacing w:after="0" w:line="240" w:lineRule="auto"/>
       </w:pPr>
-      <w:proofErr w:type="spellStart"/>
       <w:r>
         <w:rPr>
           <w:rFonts w:ascii="Arial" w:eastAsia="Arial" w:hAnsi="Arial"/>
@@ -6484,17 +6348,7 @@
           <w:color w:val="000000"/>
           <w:sz w:val="18"/>
         </w:rPr>
-        <w:t>Overige</w:t>
-      </w:r>
-      <w:proofErr w:type="spellEnd"/>
-      <w:r>
-        <w:rPr>
-          <w:rFonts w:ascii="Arial" w:eastAsia="Arial" w:hAnsi="Arial"/>
-          <w:b/>
-          <w:color w:val="000000"/>
-          <w:sz w:val="18"/>
-        </w:rPr>
-        <w:t xml:space="preserve">- </w:t>
+        <w:t xml:space="preserve">Overige- </w:t>
       </w:r>
       <w:proofErr w:type="spellStart"/>
       <w:r>
@@ -6678,7 +6532,6 @@
                 <w:szCs w:val="24"/>
               </w:rPr>
             </w:pPr>
-            <w:proofErr w:type="spellStart"/>
             <w:r>
               <w:rPr>
                 <w:rFonts w:ascii="Arial" w:hAnsi="Arial" w:cs="Arial"/>
@@ -6689,7 +6542,6 @@
               </w:rPr>
               <w:t>Opmerkingen</w:t>
             </w:r>
-            <w:proofErr w:type="spellEnd"/>
           </w:p>
         </w:tc>
       </w:tr>
@@ -6832,18 +6684,8 @@
                 <w:sz w:val="18"/>
                 <w:szCs w:val="18"/>
               </w:rPr>
-              <w:t>{</w:t>
+              <w:t>{opmerking</w:t>
             </w:r>
-            <w:proofErr w:type="spellStart"/>
-            <w:r>
-              <w:rPr>
-                <w:rFonts w:ascii="Arial" w:hAnsi="Arial" w:cs="Arial"/>
-                <w:sz w:val="18"/>
-                <w:szCs w:val="18"/>
-              </w:rPr>
-              <w:t>opmerking</w:t>
-            </w:r>
-            <w:proofErr w:type="spellEnd"/>
             <w:r>
               <w:rPr>
                 <w:rFonts w:ascii="Arial" w:hAnsi="Arial" w:cs="Arial"/>
@@ -6894,12 +6736,14 @@
     </w:tbl>
     <w:p>
       <w:pPr>
-        <w:spacing w:before="100" w:beforeAutospacing="1" w:after="100" w:afterAutospacing="1"/>
+        <w:tabs>
+          <w:tab w:val="left" w:pos="1296"/>
+        </w:tabs>
       </w:pPr>
     </w:p>
     <w:sectPr>
       <w:pgSz w:w="12240" w:h="15840" w:code="1"/>
-      <w:pgMar w:top="720" w:right="720" w:bottom="720" w:left="720" w:header="792" w:footer="720" w:gutter="0"/>
+      <w:pgMar w:top="720" w:right="720" w:bottom="720" w:left="720" w:header="720" w:footer="720" w:gutter="0"/>
       <w:cols w:space="720"/>
       <w:docGrid w:linePitch="360"/>
     </w:sectPr>
@@ -6945,7 +6789,7 @@
       <mc:AlternateContent>
         <mc:Choice Requires="wps">
           <w:drawing>
-            <wp:anchor distT="45720" distB="45720" distL="114300" distR="114300" simplePos="0" relativeHeight="251660288" behindDoc="1" locked="0" layoutInCell="1" allowOverlap="1" wp14:anchorId="154AB8B0" wp14:editId="202F66FD">
+            <wp:anchor distT="45720" distB="45720" distL="114300" distR="114300" simplePos="0" relativeHeight="251660288" behindDoc="1" locked="0" layoutInCell="1" allowOverlap="1" wp14:anchorId="154AB8B0" wp14:editId="0895E399">
               <wp:simplePos x="0" y="0"/>
               <wp:positionH relativeFrom="margin">
                 <wp:posOffset>6927</wp:posOffset>
@@ -6975,7 +6819,7 @@
                         <a:avLst/>
                       </a:prstGeom>
                       <a:solidFill>
-                        <a:srgbClr val="2596BE"/>
+                        <a:srgbClr val="406497"/>
                       </a:solidFill>
                       <a:ln w="9525">
                         <a:solidFill>
@@ -7354,7 +7198,7 @@
               <v:stroke joinstyle="miter"/>
               <v:path gradientshapeok="t" o:connecttype="rect"/>
             </v:shapetype>
-            <v:shape id="_x0000_s1040" type="#_x0000_t202" style="position:absolute;margin-left:.55pt;margin-top:27.1pt;width:522pt;height:17.9pt;z-index:-251656192;visibility:visible;mso-wrap-style:square;mso-width-percent:0;mso-height-percent:0;mso-wrap-distance-left:9pt;mso-wrap-distance-top:3.6pt;mso-wrap-distance-right:9pt;mso-wrap-distance-bottom:3.6pt;mso-position-horizontal:absolute;mso-position-horizontal-relative:margin;mso-position-vertical:absolute;mso-position-vertical-relative:text;mso-width-percent:0;mso-height-percent:0;mso-width-relative:margin;mso-height-relative:margin;v-text-anchor:top" o:gfxdata="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" fillcolor="#2596be" strokecolor="#458fa6">
+            <v:shape id="_x0000_s1041" type="#_x0000_t202" style="position:absolute;margin-left:.55pt;margin-top:27.1pt;width:522pt;height:17.9pt;z-index:-251656192;visibility:visible;mso-wrap-style:square;mso-width-percent:0;mso-height-percent:0;mso-wrap-distance-left:9pt;mso-wrap-distance-top:3.6pt;mso-wrap-distance-right:9pt;mso-wrap-distance-bottom:3.6pt;mso-position-horizontal:absolute;mso-position-horizontal-relative:margin;mso-position-vertical:absolute;mso-position-vertical-relative:text;mso-width-percent:0;mso-height-percent:0;mso-width-relative:margin;mso-height-relative:margin;v-text-anchor:top" o:gfxdata="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" fillcolor="#406497" strokecolor="#458fa6">
               <v:textbox>
                 <w:txbxContent>
                   <w:p>
@@ -7425,6 +7269,7 @@
                       </w:rPr>
                       <w:t>{</w:t>
                     </w:r>
+                    <w:proofErr w:type="spellStart"/>
                     <w:r>
                       <w:rPr>
                         <w:rFonts w:ascii="Arial" w:eastAsia="Arial" w:hAnsi="Arial" w:cs="Arial"/>
@@ -7469,6 +7314,7 @@
                       </w:rPr>
                       <w:t>_volledig</w:t>
                     </w:r>
+                    <w:proofErr w:type="spellEnd"/>
                     <w:r>
                       <w:rPr>
                         <w:rFonts w:ascii="Arial" w:hAnsi="Arial" w:cs="Arial"/>
@@ -7710,6 +7556,700 @@
 </w:ftr>
 </file>
 
+<file path=word/footer2.xml><?xml version="1.0" encoding="utf-8"?>
+<w:ftr xmlns:wpc="http://schemas.microsoft.com/office/word/2010/wordprocessingCanvas" xmlns:cx="http://schemas.microsoft.com/office/drawing/2014/chartex" xmlns:cx1="http://schemas.microsoft.com/office/drawing/2015/9/8/chartex" xmlns:cx2="http://schemas.microsoft.com/office/drawing/2015/10/21/chartex" xmlns:cx3="http://schemas.microsoft.com/office/drawing/2016/5/9/chartex" xmlns:cx4="http://schemas.microsoft.com/office/drawing/2016/5/10/chartex" xmlns:cx5="http://schemas.microsoft.com/office/drawing/2016/5/11/chartex" xmlns:cx6="http://schemas.microsoft.com/office/drawing/2016/5/12/chartex" xmlns:cx7="http://schemas.microsoft.com/office/drawing/2016/5/13/chartex" xmlns:cx8="http://schemas.microsoft.com/office/drawing/2016/5/14/chartex" xmlns:mc="http://schemas.openxmlformats.org/markup-compatibility/2006" xmlns:aink="http://schemas.microsoft.com/office/drawing/2016/ink" xmlns:am3d="http://schemas.microsoft.com/office/drawing/2017/model3d" xmlns:o="urn:schemas-microsoft-com:office:office" xmlns:r="http://schemas.openxmlformats.org/officeDocument/2006/relationships" xmlns:m="http://schemas.openxmlformats.org/officeDocument/2006/math" xmlns:v="urn:schemas-microsoft-com:vml" xmlns:wp14="http://schemas.microsoft.com/office/word/2010/wordprocessingDrawing" xmlns:wp="http://schemas.openxmlformats.org/drawingml/2006/wordprocessingDrawing" xmlns:w10="urn:schemas-microsoft-com:office:word" xmlns:w="http://schemas.openxmlformats.org/wordprocessingml/2006/main" xmlns:w14="http://schemas.microsoft.com/office/word/2010/wordml" xmlns:w15="http://schemas.microsoft.com/office/word/2012/wordml" xmlns:w16cex="http://schemas.microsoft.com/office/word/2018/wordml/cex" xmlns:w16cid="http://schemas.microsoft.com/office/word/2016/wordml/cid" xmlns:w16="http://schemas.microsoft.com/office/word/2018/wordml" xmlns:w16sdtdh="http://schemas.microsoft.com/office/word/2020/wordml/sdtdatahash" xmlns:w16se="http://schemas.microsoft.com/office/word/2015/wordml/symex" xmlns:wpg="http://schemas.microsoft.com/office/word/2010/wordprocessingGroup" xmlns:wpi="http://schemas.microsoft.com/office/word/2010/wordprocessingInk" xmlns:wne="http://schemas.microsoft.com/office/word/2006/wordml" xmlns:wps="http://schemas.microsoft.com/office/word/2010/wordprocessingShape" mc:Ignorable="w14 w15 w16se w16cid w16 w16cex w16sdtdh wp14">
+  <w:p>
+    <w:pPr>
+      <w:pStyle w:val="Footer"/>
+    </w:pPr>
+    <w:r>
+      <w:rPr>
+        <w:noProof/>
+      </w:rPr>
+      <mc:AlternateContent>
+        <mc:Choice Requires="wps">
+          <w:drawing>
+            <wp:anchor distT="45720" distB="45720" distL="114300" distR="114300" simplePos="0" relativeHeight="251666432" behindDoc="1" locked="0" layoutInCell="1" allowOverlap="1" wp14:anchorId="3764ED2F" wp14:editId="2E39FE20">
+              <wp:simplePos x="0" y="0"/>
+              <wp:positionH relativeFrom="margin">
+                <wp:posOffset>0</wp:posOffset>
+              </wp:positionH>
+              <wp:positionV relativeFrom="paragraph">
+                <wp:posOffset>350520</wp:posOffset>
+              </wp:positionV>
+              <wp:extent cx="6629400" cy="227618"/>
+              <wp:effectExtent l="0" t="0" r="19050" b="20320"/>
+              <wp:wrapNone/>
+              <wp:docPr id="6" name="Text Box 2"/>
+              <wp:cNvGraphicFramePr>
+                <a:graphicFrameLocks xmlns:a="http://schemas.openxmlformats.org/drawingml/2006/main"/>
+              </wp:cNvGraphicFramePr>
+              <a:graphic xmlns:a="http://schemas.openxmlformats.org/drawingml/2006/main">
+                <a:graphicData uri="http://schemas.microsoft.com/office/word/2010/wordprocessingShape">
+                  <wps:wsp>
+                    <wps:cNvSpPr txBox="1">
+                      <a:spLocks noChangeArrowheads="1"/>
+                    </wps:cNvSpPr>
+                    <wps:spPr bwMode="auto">
+                      <a:xfrm>
+                        <a:off x="0" y="0"/>
+                        <a:ext cx="6629400" cy="227618"/>
+                      </a:xfrm>
+                      <a:prstGeom prst="rect">
+                        <a:avLst/>
+                      </a:prstGeom>
+                      <a:solidFill>
+                        <a:srgbClr val="406497"/>
+                      </a:solidFill>
+                      <a:ln w="9525">
+                        <a:solidFill>
+                          <a:srgbClr val="458FA6"/>
+                        </a:solidFill>
+                        <a:miter lim="800000"/>
+                        <a:headEnd/>
+                        <a:tailEnd/>
+                      </a:ln>
+                    </wps:spPr>
+                    <wps:txbx>
+                      <w:txbxContent>
+                        <w:p>
+                          <w:pPr>
+                            <w:spacing w:after="0" w:line="240" w:lineRule="auto"/>
+                            <w:rPr>
+                              <w:rFonts w:ascii="Arial" w:hAnsi="Arial" w:cs="Arial"/>
+                              <w:i/>
+                              <w:iCs/>
+                              <w:sz w:val="20"/>
+                              <w:szCs w:val="20"/>
+                              <w:lang w:val="nl-NL"/>
+                            </w:rPr>
+                          </w:pPr>
+                          <w:r>
+                            <w:rPr>
+                              <w:rFonts w:ascii="Arial" w:hAnsi="Arial" w:cs="Arial"/>
+                              <w:i/>
+                              <w:iCs/>
+                              <w:sz w:val="20"/>
+                              <w:szCs w:val="20"/>
+                              <w:lang w:val="nl-NL"/>
+                            </w:rPr>
+                            <w:t xml:space="preserve">      </w:t>
+                          </w:r>
+                          <w:r>
+                            <w:rPr>
+                              <w:rFonts w:ascii="Arial" w:eastAsia="Arial" w:hAnsi="Arial" w:cs="Arial"/>
+                              <w:i/>
+                              <w:color w:val="FFFFFF"/>
+                              <w:sz w:val="20"/>
+                              <w:szCs w:val="20"/>
+                              <w:lang w:val="nl-NL"/>
+                            </w:rPr>
+                            <w:t>Datum</w:t>
+                          </w:r>
+                          <w:r>
+                            <w:rPr>
+                              <w:rFonts w:ascii="Arial" w:eastAsia="Arial" w:hAnsi="Arial" w:cs="Arial"/>
+                              <w:i/>
+                              <w:color w:val="FFFFFF"/>
+                              <w:sz w:val="20"/>
+                              <w:szCs w:val="20"/>
+                              <w:lang w:val="nl-NL"/>
+                            </w:rPr>
+                            <w:t>:</w:t>
+                          </w:r>
+                          <w:r>
+                            <w:rPr>
+                              <w:rFonts w:ascii="Arial" w:hAnsi="Arial" w:cs="Arial"/>
+                              <w:i/>
+                              <w:iCs/>
+                              <w:sz w:val="20"/>
+                              <w:szCs w:val="20"/>
+                              <w:lang w:val="nl-NL"/>
+                            </w:rPr>
+                            <w:t xml:space="preserve"> </w:t>
+                          </w:r>
+                          <w:r>
+                            <w:rPr>
+                              <w:rFonts w:ascii="Arial" w:hAnsi="Arial" w:cs="Arial"/>
+                              <w:i/>
+                              <w:iCs/>
+                              <w:color w:val="FFFFFF" w:themeColor="background1"/>
+                              <w:sz w:val="20"/>
+                              <w:szCs w:val="20"/>
+                              <w:lang w:val="nl-NL"/>
+                            </w:rPr>
+                            <w:t>{</w:t>
+                          </w:r>
+                          <w:proofErr w:type="spellStart"/>
+                          <w:r>
+                            <w:rPr>
+                              <w:rFonts w:ascii="Arial" w:eastAsia="Arial" w:hAnsi="Arial" w:cs="Arial"/>
+                              <w:i/>
+                              <w:color w:val="FFFFFF"/>
+                              <w:sz w:val="20"/>
+                              <w:szCs w:val="20"/>
+                              <w:lang w:val="nl-NL"/>
+                            </w:rPr>
+                            <w:t>datum_controle_volledig</w:t>
+                          </w:r>
+                          <w:proofErr w:type="spellEnd"/>
+                          <w:r>
+                            <w:rPr>
+                              <w:rFonts w:ascii="Arial" w:hAnsi="Arial" w:cs="Arial"/>
+                              <w:i/>
+                              <w:iCs/>
+                              <w:color w:val="FFFFFF" w:themeColor="background1"/>
+                              <w:sz w:val="20"/>
+                              <w:szCs w:val="20"/>
+                              <w:lang w:val="nl-NL"/>
+                            </w:rPr>
+                            <w:t>}</w:t>
+                          </w:r>
+                          <w:r>
+                            <w:rPr>
+                              <w:rFonts w:ascii="Arial" w:hAnsi="Arial" w:cs="Arial"/>
+                              <w:i/>
+                              <w:iCs/>
+                              <w:sz w:val="20"/>
+                              <w:szCs w:val="20"/>
+                              <w:lang w:val="nl-NL"/>
+                            </w:rPr>
+                            <w:tab/>
+                          </w:r>
+                          <w:r>
+                            <w:rPr>
+                              <w:rFonts w:ascii="Arial" w:hAnsi="Arial" w:cs="Arial"/>
+                              <w:i/>
+                              <w:iCs/>
+                              <w:sz w:val="20"/>
+                              <w:szCs w:val="20"/>
+                              <w:lang w:val="nl-NL"/>
+                            </w:rPr>
+                            <w:tab/>
+                          </w:r>
+                          <w:r>
+                            <w:rPr>
+                              <w:rFonts w:ascii="Arial" w:hAnsi="Arial" w:cs="Arial"/>
+                              <w:i/>
+                              <w:iCs/>
+                              <w:sz w:val="20"/>
+                              <w:szCs w:val="20"/>
+                              <w:lang w:val="nl-NL"/>
+                            </w:rPr>
+                            <w:tab/>
+                          </w:r>
+                          <w:r>
+                            <w:rPr>
+                              <w:rFonts w:ascii="Arial" w:hAnsi="Arial" w:cs="Arial"/>
+                              <w:i/>
+                              <w:iCs/>
+                              <w:sz w:val="20"/>
+                              <w:szCs w:val="20"/>
+                              <w:lang w:val="nl-NL"/>
+                            </w:rPr>
+                            <w:tab/>
+                          </w:r>
+                          <w:r>
+                            <w:rPr>
+                              <w:rFonts w:ascii="Arial" w:hAnsi="Arial" w:cs="Arial"/>
+                              <w:i/>
+                              <w:iCs/>
+                              <w:sz w:val="20"/>
+                              <w:szCs w:val="20"/>
+                              <w:lang w:val="nl-NL"/>
+                            </w:rPr>
+                            <w:tab/>
+                          </w:r>
+                          <w:r>
+                            <w:rPr>
+                              <w:rFonts w:ascii="Arial" w:hAnsi="Arial" w:cs="Arial"/>
+                              <w:i/>
+                              <w:iCs/>
+                              <w:sz w:val="20"/>
+                              <w:szCs w:val="20"/>
+                              <w:lang w:val="nl-NL"/>
+                            </w:rPr>
+                            <w:tab/>
+                          </w:r>
+                          <w:r>
+                            <w:rPr>
+                              <w:rFonts w:ascii="Arial" w:hAnsi="Arial" w:cs="Arial"/>
+                              <w:i/>
+                              <w:iCs/>
+                              <w:sz w:val="20"/>
+                              <w:szCs w:val="20"/>
+                              <w:lang w:val="nl-NL"/>
+                            </w:rPr>
+                            <w:tab/>
+                            <w:t xml:space="preserve">                    </w:t>
+                          </w:r>
+                          <w:r>
+                            <w:rPr>
+                              <w:rFonts w:ascii="Arial" w:eastAsia="Arial" w:hAnsi="Arial" w:cs="Arial"/>
+                              <w:i/>
+                              <w:color w:val="FFFFFF"/>
+                              <w:sz w:val="20"/>
+                              <w:szCs w:val="20"/>
+                              <w:lang w:val="nl-NL"/>
+                            </w:rPr>
+                            <w:t xml:space="preserve">Blad </w:t>
+                          </w:r>
+                          <w:r>
+                            <w:rPr>
+                              <w:rFonts w:ascii="Arial" w:eastAsia="Arial" w:hAnsi="Arial" w:cs="Arial"/>
+                              <w:i/>
+                              <w:color w:val="FFFFFF"/>
+                              <w:sz w:val="20"/>
+                              <w:szCs w:val="20"/>
+                            </w:rPr>
+                            <w:fldChar w:fldCharType="begin"/>
+                          </w:r>
+                          <w:r>
+                            <w:rPr>
+                              <w:rFonts w:ascii="Arial" w:eastAsia="Arial" w:hAnsi="Arial" w:cs="Arial"/>
+                              <w:i/>
+                              <w:noProof/>
+                              <w:color w:val="FFFFFF"/>
+                              <w:sz w:val="20"/>
+                              <w:szCs w:val="20"/>
+                              <w:lang w:val="nl-NL"/>
+                            </w:rPr>
+                            <w:instrText xml:space="preserve"> PAGE </w:instrText>
+                          </w:r>
+                          <w:r>
+                            <w:rPr>
+                              <w:rFonts w:ascii="Arial" w:eastAsia="Arial" w:hAnsi="Arial" w:cs="Arial"/>
+                              <w:i/>
+                              <w:color w:val="FFFFFF"/>
+                              <w:sz w:val="20"/>
+                              <w:szCs w:val="20"/>
+                            </w:rPr>
+                            <w:fldChar w:fldCharType="separate"/>
+                          </w:r>
+                          <w:r>
+                            <w:rPr>
+                              <w:rFonts w:ascii="Arial" w:eastAsia="Arial" w:hAnsi="Arial" w:cs="Arial"/>
+                              <w:i/>
+                              <w:color w:val="FFFFFF"/>
+                              <w:sz w:val="20"/>
+                              <w:szCs w:val="20"/>
+                              <w:lang w:val="nl-NL"/>
+                            </w:rPr>
+                            <w:t>2</w:t>
+                          </w:r>
+                          <w:r>
+                            <w:rPr>
+                              <w:rFonts w:ascii="Arial" w:eastAsia="Arial" w:hAnsi="Arial" w:cs="Arial"/>
+                              <w:i/>
+                              <w:color w:val="FFFFFF"/>
+                              <w:sz w:val="20"/>
+                              <w:szCs w:val="20"/>
+                            </w:rPr>
+                            <w:fldChar w:fldCharType="end"/>
+                          </w:r>
+                          <w:r>
+                            <w:rPr>
+                              <w:rFonts w:ascii="Arial" w:eastAsia="Arial" w:hAnsi="Arial" w:cs="Arial"/>
+                              <w:i/>
+                              <w:color w:val="FFFFFF"/>
+                              <w:sz w:val="20"/>
+                              <w:szCs w:val="20"/>
+                              <w:lang w:val="nl-NL"/>
+                            </w:rPr>
+                            <w:t xml:space="preserve"> van </w:t>
+                          </w:r>
+                          <w:r>
+                            <w:rPr>
+                              <w:rFonts w:ascii="Arial" w:eastAsia="Arial" w:hAnsi="Arial" w:cs="Arial"/>
+                              <w:i/>
+                              <w:color w:val="FFFFFF"/>
+                              <w:sz w:val="20"/>
+                              <w:szCs w:val="20"/>
+                            </w:rPr>
+                            <w:fldChar w:fldCharType="begin"/>
+                          </w:r>
+                          <w:r>
+                            <w:rPr>
+                              <w:rFonts w:ascii="Arial" w:eastAsia="Arial" w:hAnsi="Arial" w:cs="Arial"/>
+                              <w:i/>
+                              <w:noProof/>
+                              <w:color w:val="FFFFFF"/>
+                              <w:sz w:val="20"/>
+                              <w:szCs w:val="20"/>
+                              <w:lang w:val="nl-NL"/>
+                            </w:rPr>
+                            <w:instrText xml:space="preserve"> NUMPAGES </w:instrText>
+                          </w:r>
+                          <w:r>
+                            <w:rPr>
+                              <w:rFonts w:ascii="Arial" w:eastAsia="Arial" w:hAnsi="Arial" w:cs="Arial"/>
+                              <w:i/>
+                              <w:color w:val="FFFFFF"/>
+                              <w:sz w:val="20"/>
+                              <w:szCs w:val="20"/>
+                            </w:rPr>
+                            <w:fldChar w:fldCharType="separate"/>
+                          </w:r>
+                          <w:r>
+                            <w:rPr>
+                              <w:rFonts w:ascii="Arial" w:eastAsia="Arial" w:hAnsi="Arial" w:cs="Arial"/>
+                              <w:i/>
+                              <w:color w:val="FFFFFF"/>
+                              <w:sz w:val="20"/>
+                              <w:szCs w:val="20"/>
+                              <w:lang w:val="nl-NL"/>
+                            </w:rPr>
+                            <w:t>7</w:t>
+                          </w:r>
+                          <w:r>
+                            <w:rPr>
+                              <w:rFonts w:ascii="Arial" w:eastAsia="Arial" w:hAnsi="Arial" w:cs="Arial"/>
+                              <w:i/>
+                              <w:color w:val="FFFFFF"/>
+                              <w:sz w:val="20"/>
+                              <w:szCs w:val="20"/>
+                            </w:rPr>
+                            <w:fldChar w:fldCharType="end"/>
+                          </w:r>
+                        </w:p>
+                      </w:txbxContent>
+                    </wps:txbx>
+                    <wps:bodyPr rot="0" vert="horz" wrap="square" lIns="91440" tIns="45720" rIns="91440" bIns="45720" anchor="t" anchorCtr="0">
+                      <a:noAutofit/>
+                    </wps:bodyPr>
+                  </wps:wsp>
+                </a:graphicData>
+              </a:graphic>
+              <wp14:sizeRelH relativeFrom="margin">
+                <wp14:pctWidth>0</wp14:pctWidth>
+              </wp14:sizeRelH>
+              <wp14:sizeRelV relativeFrom="margin">
+                <wp14:pctHeight>0</wp14:pctHeight>
+              </wp14:sizeRelV>
+            </wp:anchor>
+          </w:drawing>
+        </mc:Choice>
+        <mc:Fallback>
+          <w:pict>
+            <v:shapetype w14:anchorId="3764ED2F" id="_x0000_t202" coordsize="21600,21600" o:spt="202" path="m,l,21600r21600,l21600,xe">
+              <v:stroke joinstyle="miter"/>
+              <v:path gradientshapeok="t" o:connecttype="rect"/>
+            </v:shapetype>
+            <v:shape id="_x0000_s1042" type="#_x0000_t202" style="position:absolute;margin-left:0;margin-top:27.6pt;width:522pt;height:17.9pt;z-index:-251650048;visibility:visible;mso-wrap-style:square;mso-width-percent:0;mso-height-percent:0;mso-wrap-distance-left:9pt;mso-wrap-distance-top:3.6pt;mso-wrap-distance-right:9pt;mso-wrap-distance-bottom:3.6pt;mso-position-horizontal:absolute;mso-position-horizontal-relative:margin;mso-position-vertical:absolute;mso-position-vertical-relative:text;mso-width-percent:0;mso-height-percent:0;mso-width-relative:margin;mso-height-relative:margin;v-text-anchor:top" o:gfxdata="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" fillcolor="#406497" strokecolor="#458fa6">
+              <v:textbox>
+                <w:txbxContent>
+                  <w:p>
+                    <w:pPr>
+                      <w:spacing w:after="0" w:line="240" w:lineRule="auto"/>
+                      <w:rPr>
+                        <w:rFonts w:ascii="Arial" w:hAnsi="Arial" w:cs="Arial"/>
+                        <w:i/>
+                        <w:iCs/>
+                        <w:sz w:val="20"/>
+                        <w:szCs w:val="20"/>
+                        <w:lang w:val="nl-NL"/>
+                      </w:rPr>
+                    </w:pPr>
+                    <w:r>
+                      <w:rPr>
+                        <w:rFonts w:ascii="Arial" w:hAnsi="Arial" w:cs="Arial"/>
+                        <w:i/>
+                        <w:iCs/>
+                        <w:sz w:val="20"/>
+                        <w:szCs w:val="20"/>
+                        <w:lang w:val="nl-NL"/>
+                      </w:rPr>
+                      <w:t xml:space="preserve">      </w:t>
+                    </w:r>
+                    <w:r>
+                      <w:rPr>
+                        <w:rFonts w:ascii="Arial" w:eastAsia="Arial" w:hAnsi="Arial" w:cs="Arial"/>
+                        <w:i/>
+                        <w:color w:val="FFFFFF"/>
+                        <w:sz w:val="20"/>
+                        <w:szCs w:val="20"/>
+                        <w:lang w:val="nl-NL"/>
+                      </w:rPr>
+                      <w:t>Datum</w:t>
+                    </w:r>
+                    <w:r>
+                      <w:rPr>
+                        <w:rFonts w:ascii="Arial" w:eastAsia="Arial" w:hAnsi="Arial" w:cs="Arial"/>
+                        <w:i/>
+                        <w:color w:val="FFFFFF"/>
+                        <w:sz w:val="20"/>
+                        <w:szCs w:val="20"/>
+                        <w:lang w:val="nl-NL"/>
+                      </w:rPr>
+                      <w:t>:</w:t>
+                    </w:r>
+                    <w:r>
+                      <w:rPr>
+                        <w:rFonts w:ascii="Arial" w:hAnsi="Arial" w:cs="Arial"/>
+                        <w:i/>
+                        <w:iCs/>
+                        <w:sz w:val="20"/>
+                        <w:szCs w:val="20"/>
+                        <w:lang w:val="nl-NL"/>
+                      </w:rPr>
+                      <w:t xml:space="preserve"> </w:t>
+                    </w:r>
+                    <w:r>
+                      <w:rPr>
+                        <w:rFonts w:ascii="Arial" w:hAnsi="Arial" w:cs="Arial"/>
+                        <w:i/>
+                        <w:iCs/>
+                        <w:color w:val="FFFFFF" w:themeColor="background1"/>
+                        <w:sz w:val="20"/>
+                        <w:szCs w:val="20"/>
+                        <w:lang w:val="nl-NL"/>
+                      </w:rPr>
+                      <w:t>{</w:t>
+                    </w:r>
+                    <w:proofErr w:type="spellStart"/>
+                    <w:r>
+                      <w:rPr>
+                        <w:rFonts w:ascii="Arial" w:eastAsia="Arial" w:hAnsi="Arial" w:cs="Arial"/>
+                        <w:i/>
+                        <w:color w:val="FFFFFF"/>
+                        <w:sz w:val="20"/>
+                        <w:szCs w:val="20"/>
+                        <w:lang w:val="nl-NL"/>
+                      </w:rPr>
+                      <w:t>datum_controle_volledig</w:t>
+                    </w:r>
+                    <w:proofErr w:type="spellEnd"/>
+                    <w:r>
+                      <w:rPr>
+                        <w:rFonts w:ascii="Arial" w:hAnsi="Arial" w:cs="Arial"/>
+                        <w:i/>
+                        <w:iCs/>
+                        <w:color w:val="FFFFFF" w:themeColor="background1"/>
+                        <w:sz w:val="20"/>
+                        <w:szCs w:val="20"/>
+                        <w:lang w:val="nl-NL"/>
+                      </w:rPr>
+                      <w:t>}</w:t>
+                    </w:r>
+                    <w:r>
+                      <w:rPr>
+                        <w:rFonts w:ascii="Arial" w:hAnsi="Arial" w:cs="Arial"/>
+                        <w:i/>
+                        <w:iCs/>
+                        <w:sz w:val="20"/>
+                        <w:szCs w:val="20"/>
+                        <w:lang w:val="nl-NL"/>
+                      </w:rPr>
+                      <w:tab/>
+                    </w:r>
+                    <w:r>
+                      <w:rPr>
+                        <w:rFonts w:ascii="Arial" w:hAnsi="Arial" w:cs="Arial"/>
+                        <w:i/>
+                        <w:iCs/>
+                        <w:sz w:val="20"/>
+                        <w:szCs w:val="20"/>
+                        <w:lang w:val="nl-NL"/>
+                      </w:rPr>
+                      <w:tab/>
+                    </w:r>
+                    <w:r>
+                      <w:rPr>
+                        <w:rFonts w:ascii="Arial" w:hAnsi="Arial" w:cs="Arial"/>
+                        <w:i/>
+                        <w:iCs/>
+                        <w:sz w:val="20"/>
+                        <w:szCs w:val="20"/>
+                        <w:lang w:val="nl-NL"/>
+                      </w:rPr>
+                      <w:tab/>
+                    </w:r>
+                    <w:r>
+                      <w:rPr>
+                        <w:rFonts w:ascii="Arial" w:hAnsi="Arial" w:cs="Arial"/>
+                        <w:i/>
+                        <w:iCs/>
+                        <w:sz w:val="20"/>
+                        <w:szCs w:val="20"/>
+                        <w:lang w:val="nl-NL"/>
+                      </w:rPr>
+                      <w:tab/>
+                    </w:r>
+                    <w:r>
+                      <w:rPr>
+                        <w:rFonts w:ascii="Arial" w:hAnsi="Arial" w:cs="Arial"/>
+                        <w:i/>
+                        <w:iCs/>
+                        <w:sz w:val="20"/>
+                        <w:szCs w:val="20"/>
+                        <w:lang w:val="nl-NL"/>
+                      </w:rPr>
+                      <w:tab/>
+                    </w:r>
+                    <w:r>
+                      <w:rPr>
+                        <w:rFonts w:ascii="Arial" w:hAnsi="Arial" w:cs="Arial"/>
+                        <w:i/>
+                        <w:iCs/>
+                        <w:sz w:val="20"/>
+                        <w:szCs w:val="20"/>
+                        <w:lang w:val="nl-NL"/>
+                      </w:rPr>
+                      <w:tab/>
+                    </w:r>
+                    <w:r>
+                      <w:rPr>
+                        <w:rFonts w:ascii="Arial" w:hAnsi="Arial" w:cs="Arial"/>
+                        <w:i/>
+                        <w:iCs/>
+                        <w:sz w:val="20"/>
+                        <w:szCs w:val="20"/>
+                        <w:lang w:val="nl-NL"/>
+                      </w:rPr>
+                      <w:tab/>
+                      <w:t xml:space="preserve">                    </w:t>
+                    </w:r>
+                    <w:r>
+                      <w:rPr>
+                        <w:rFonts w:ascii="Arial" w:eastAsia="Arial" w:hAnsi="Arial" w:cs="Arial"/>
+                        <w:i/>
+                        <w:color w:val="FFFFFF"/>
+                        <w:sz w:val="20"/>
+                        <w:szCs w:val="20"/>
+                        <w:lang w:val="nl-NL"/>
+                      </w:rPr>
+                      <w:t xml:space="preserve">Blad </w:t>
+                    </w:r>
+                    <w:r>
+                      <w:rPr>
+                        <w:rFonts w:ascii="Arial" w:eastAsia="Arial" w:hAnsi="Arial" w:cs="Arial"/>
+                        <w:i/>
+                        <w:color w:val="FFFFFF"/>
+                        <w:sz w:val="20"/>
+                        <w:szCs w:val="20"/>
+                      </w:rPr>
+                      <w:fldChar w:fldCharType="begin"/>
+                    </w:r>
+                    <w:r>
+                      <w:rPr>
+                        <w:rFonts w:ascii="Arial" w:eastAsia="Arial" w:hAnsi="Arial" w:cs="Arial"/>
+                        <w:i/>
+                        <w:noProof/>
+                        <w:color w:val="FFFFFF"/>
+                        <w:sz w:val="20"/>
+                        <w:szCs w:val="20"/>
+                        <w:lang w:val="nl-NL"/>
+                      </w:rPr>
+                      <w:instrText xml:space="preserve"> PAGE </w:instrText>
+                    </w:r>
+                    <w:r>
+                      <w:rPr>
+                        <w:rFonts w:ascii="Arial" w:eastAsia="Arial" w:hAnsi="Arial" w:cs="Arial"/>
+                        <w:i/>
+                        <w:color w:val="FFFFFF"/>
+                        <w:sz w:val="20"/>
+                        <w:szCs w:val="20"/>
+                      </w:rPr>
+                      <w:fldChar w:fldCharType="separate"/>
+                    </w:r>
+                    <w:r>
+                      <w:rPr>
+                        <w:rFonts w:ascii="Arial" w:eastAsia="Arial" w:hAnsi="Arial" w:cs="Arial"/>
+                        <w:i/>
+                        <w:color w:val="FFFFFF"/>
+                        <w:sz w:val="20"/>
+                        <w:szCs w:val="20"/>
+                        <w:lang w:val="nl-NL"/>
+                      </w:rPr>
+                      <w:t>2</w:t>
+                    </w:r>
+                    <w:r>
+                      <w:rPr>
+                        <w:rFonts w:ascii="Arial" w:eastAsia="Arial" w:hAnsi="Arial" w:cs="Arial"/>
+                        <w:i/>
+                        <w:color w:val="FFFFFF"/>
+                        <w:sz w:val="20"/>
+                        <w:szCs w:val="20"/>
+                      </w:rPr>
+                      <w:fldChar w:fldCharType="end"/>
+                    </w:r>
+                    <w:r>
+                      <w:rPr>
+                        <w:rFonts w:ascii="Arial" w:eastAsia="Arial" w:hAnsi="Arial" w:cs="Arial"/>
+                        <w:i/>
+                        <w:color w:val="FFFFFF"/>
+                        <w:sz w:val="20"/>
+                        <w:szCs w:val="20"/>
+                        <w:lang w:val="nl-NL"/>
+                      </w:rPr>
+                      <w:t xml:space="preserve"> van </w:t>
+                    </w:r>
+                    <w:r>
+                      <w:rPr>
+                        <w:rFonts w:ascii="Arial" w:eastAsia="Arial" w:hAnsi="Arial" w:cs="Arial"/>
+                        <w:i/>
+                        <w:color w:val="FFFFFF"/>
+                        <w:sz w:val="20"/>
+                        <w:szCs w:val="20"/>
+                      </w:rPr>
+                      <w:fldChar w:fldCharType="begin"/>
+                    </w:r>
+                    <w:r>
+                      <w:rPr>
+                        <w:rFonts w:ascii="Arial" w:eastAsia="Arial" w:hAnsi="Arial" w:cs="Arial"/>
+                        <w:i/>
+                        <w:noProof/>
+                        <w:color w:val="FFFFFF"/>
+                        <w:sz w:val="20"/>
+                        <w:szCs w:val="20"/>
+                        <w:lang w:val="nl-NL"/>
+                      </w:rPr>
+                      <w:instrText xml:space="preserve"> NUMPAGES </w:instrText>
+                    </w:r>
+                    <w:r>
+                      <w:rPr>
+                        <w:rFonts w:ascii="Arial" w:eastAsia="Arial" w:hAnsi="Arial" w:cs="Arial"/>
+                        <w:i/>
+                        <w:color w:val="FFFFFF"/>
+                        <w:sz w:val="20"/>
+                        <w:szCs w:val="20"/>
+                      </w:rPr>
+                      <w:fldChar w:fldCharType="separate"/>
+                    </w:r>
+                    <w:r>
+                      <w:rPr>
+                        <w:rFonts w:ascii="Arial" w:eastAsia="Arial" w:hAnsi="Arial" w:cs="Arial"/>
+                        <w:i/>
+                        <w:color w:val="FFFFFF"/>
+                        <w:sz w:val="20"/>
+                        <w:szCs w:val="20"/>
+                        <w:lang w:val="nl-NL"/>
+                      </w:rPr>
+                      <w:t>7</w:t>
+                    </w:r>
+                    <w:r>
+                      <w:rPr>
+                        <w:rFonts w:ascii="Arial" w:eastAsia="Arial" w:hAnsi="Arial" w:cs="Arial"/>
+                        <w:i/>
+                        <w:color w:val="FFFFFF"/>
+                        <w:sz w:val="20"/>
+                        <w:szCs w:val="20"/>
+                      </w:rPr>
+                      <w:fldChar w:fldCharType="end"/>
+                    </w:r>
+                  </w:p>
+                </w:txbxContent>
+              </v:textbox>
+              <w10:wrap anchorx="margin"/>
+            </v:shape>
+          </w:pict>
+        </mc:Fallback>
+      </mc:AlternateContent>
+    </w:r>
+  </w:p>
+</w:ftr>
+</file>
+
 <file path=word/footnotes.xml><?xml version="1.0" encoding="utf-8"?>
 <w:footnotes xmlns:wpc="http://schemas.microsoft.com/office/word/2010/wordprocessingCanvas" xmlns:cx="http://schemas.microsoft.com/office/drawing/2014/chartex" xmlns:cx1="http://schemas.microsoft.com/office/drawing/2015/9/8/chartex" xmlns:cx2="http://schemas.microsoft.com/office/drawing/2015/10/21/chartex" xmlns:cx3="http://schemas.microsoft.com/office/drawing/2016/5/9/chartex" xmlns:cx4="http://schemas.microsoft.com/office/drawing/2016/5/10/chartex" xmlns:cx5="http://schemas.microsoft.com/office/drawing/2016/5/11/chartex" xmlns:cx6="http://schemas.microsoft.com/office/drawing/2016/5/12/chartex" xmlns:cx7="http://schemas.microsoft.com/office/drawing/2016/5/13/chartex" xmlns:cx8="http://schemas.microsoft.com/office/drawing/2016/5/14/chartex" xmlns:mc="http://schemas.openxmlformats.org/markup-compatibility/2006" xmlns:aink="http://schemas.microsoft.com/office/drawing/2016/ink" xmlns:am3d="http://schemas.microsoft.com/office/drawing/2017/model3d" xmlns:o="urn:schemas-microsoft-com:office:office" xmlns:r="http://schemas.openxmlformats.org/officeDocument/2006/relationships" xmlns:m="http://schemas.openxmlformats.org/officeDocument/2006/math" xmlns:v="urn:schemas-microsoft-com:vml" xmlns:wp14="http://schemas.microsoft.com/office/word/2010/wordprocessingDrawing" xmlns:wp="http://schemas.openxmlformats.org/drawingml/2006/wordprocessingDrawing" xmlns:w10="urn:schemas-microsoft-com:office:word" xmlns:w="http://schemas.openxmlformats.org/wordprocessingml/2006/main" xmlns:w14="http://schemas.microsoft.com/office/word/2010/wordml" xmlns:w15="http://schemas.microsoft.com/office/word/2012/wordml" xmlns:w16cex="http://schemas.microsoft.com/office/word/2018/wordml/cex" xmlns:w16cid="http://schemas.microsoft.com/office/word/2016/wordml/cid" xmlns:w16="http://schemas.microsoft.com/office/word/2018/wordml" xmlns:w16sdtdh="http://schemas.microsoft.com/office/word/2020/wordml/sdtdatahash" xmlns:w16se="http://schemas.microsoft.com/office/word/2015/wordml/symex" xmlns:wpg="http://schemas.microsoft.com/office/word/2010/wordprocessingGroup" xmlns:wpi="http://schemas.microsoft.com/office/word/2010/wordprocessingInk" xmlns:wne="http://schemas.microsoft.com/office/word/2006/wordml" xmlns:wps="http://schemas.microsoft.com/office/word/2010/wordprocessingShape" mc:Ignorable="w14 w15 w16se w16cid w16 w16cex w16sdtdh wp14">
   <w:footnote w:type="separator" w:id="-1">
@@ -7740,6 +8280,20 @@
   <w:p>
     <w:pPr>
       <w:pStyle w:val="Header"/>
+      <w:tabs>
+        <w:tab w:val="clear" w:pos="4680"/>
+        <w:tab w:val="clear" w:pos="9360"/>
+        <w:tab w:val="left" w:pos="3480"/>
+        <w:tab w:val="left" w:pos="3869"/>
+        <w:tab w:val="left" w:pos="4224"/>
+        <w:tab w:val="left" w:pos="4821"/>
+        <w:tab w:val="left" w:pos="6175"/>
+        <w:tab w:val="left" w:pos="6486"/>
+        <w:tab w:val="left" w:pos="6587"/>
+        <w:tab w:val="left" w:pos="7875"/>
+        <w:tab w:val="left" w:pos="7920"/>
+        <w:tab w:val="left" w:pos="8542"/>
+      </w:tabs>
     </w:pPr>
     <w:r>
       <w:rPr>
@@ -7748,15 +8302,15 @@
       <mc:AlternateContent>
         <mc:Choice Requires="wps">
           <w:drawing>
-            <wp:anchor distT="45720" distB="45720" distL="114300" distR="114300" simplePos="0" relativeHeight="251664384" behindDoc="0" locked="0" layoutInCell="1" allowOverlap="1" wp14:anchorId="64329AFC" wp14:editId="46C3EDBF">
+            <wp:anchor distT="45720" distB="45720" distL="114300" distR="114300" simplePos="0" relativeHeight="251664384" behindDoc="0" locked="0" layoutInCell="1" allowOverlap="1" wp14:anchorId="614BD227" wp14:editId="1B058A86">
               <wp:simplePos x="0" y="0"/>
               <wp:positionH relativeFrom="column">
-                <wp:posOffset>40987</wp:posOffset>
+                <wp:posOffset>6350</wp:posOffset>
               </wp:positionH>
               <wp:positionV relativeFrom="page">
-                <wp:posOffset>115166</wp:posOffset>
+                <wp:posOffset>158750</wp:posOffset>
               </wp:positionV>
-              <wp:extent cx="6670675" cy="248920"/>
+              <wp:extent cx="6654800" cy="273050"/>
               <wp:effectExtent l="0" t="0" r="0" b="0"/>
               <wp:wrapSquare wrapText="bothSides"/>
               <wp:docPr id="24" name="Text Box 2"/>
@@ -7772,13 +8326,13 @@
                     <wps:spPr bwMode="auto">
                       <a:xfrm>
                         <a:off x="0" y="0"/>
-                        <a:ext cx="6670675" cy="248920"/>
+                        <a:ext cx="6654800" cy="273050"/>
                       </a:xfrm>
                       <a:prstGeom prst="rect">
                         <a:avLst/>
                       </a:prstGeom>
                       <a:solidFill>
-                        <a:srgbClr val="458FA6"/>
+                        <a:srgbClr val="406497"/>
                       </a:solidFill>
                       <a:ln w="9525">
                         <a:noFill/>
@@ -7789,6 +8343,219 @@
                     </wps:spPr>
                     <wps:txbx>
                       <w:txbxContent>
+                        <w:tbl>
+                          <w:tblPr>
+                            <w:tblStyle w:val="TableGrid"/>
+                            <w:tblW w:w="10530" w:type="dxa"/>
+                            <w:shd w:val="clear" w:color="auto" w:fill="406497"/>
+                            <w:tblLook w:val="04A0" w:firstRow="1" w:lastRow="0" w:firstColumn="1" w:lastColumn="0" w:noHBand="0" w:noVBand="1"/>
+                          </w:tblPr>
+                          <w:tblGrid>
+                            <w:gridCol w:w="4675"/>
+                            <w:gridCol w:w="5855"/>
+                          </w:tblGrid>
+                          <w:tr>
+                            <w:trPr>
+                              <w:trHeight w:hRule="exact" w:val="360"/>
+                            </w:trPr>
+                            <w:tc>
+                              <w:tcPr>
+                                <w:tcW w:w="4675" w:type="dxa"/>
+                                <w:tcBorders>
+                                  <w:top w:val="nil"/>
+                                  <w:left w:val="nil"/>
+                                  <w:bottom w:val="nil"/>
+                                  <w:right w:val="nil"/>
+                                </w:tcBorders>
+                                <w:shd w:val="clear" w:color="auto" w:fill="406497"/>
+                              </w:tcPr>
+                              <w:p>
+                                <w:pPr>
+                                  <w:tabs>
+                                    <w:tab w:val="left" w:pos="3436"/>
+                                  </w:tabs>
+                                  <w:rPr>
+                                    <w:color w:val="FFFFFF" w:themeColor="background1"/>
+                                  </w:rPr>
+                                </w:pPr>
+                                <w:r>
+                                  <w:rPr>
+                                    <w:rFonts w:ascii="Arial" w:hAnsi="Arial" w:cs="Arial"/>
+                                    <w:i/>
+                                    <w:iCs/>
+                                    <w:color w:val="FFFFFF" w:themeColor="background1"/>
+                                    <w:sz w:val="20"/>
+                                    <w:szCs w:val="20"/>
+                                    <w:lang w:val="nl-NL"/>
+                                  </w:rPr>
+                                  <w:t xml:space="preserve">Project: </w:t>
+                                </w:r>
+                                <w:r>
+                                  <w:rPr>
+                                    <w:rFonts w:ascii="Arial" w:eastAsia="Arial" w:hAnsi="Arial" w:cs="Arial"/>
+                                    <w:i/>
+                                    <w:iCs/>
+                                    <w:color w:val="FFFFFF" w:themeColor="background1"/>
+                                    <w:sz w:val="20"/>
+                                    <w:szCs w:val="20"/>
+                                    <w:lang w:val="nl-NL"/>
+                                  </w:rPr>
+                                  <w:t>{project}</w:t>
+                                </w:r>
+                                <w:r>
+                                  <w:rPr>
+                                    <w:color w:val="FFFFFF" w:themeColor="background1"/>
+                                  </w:rPr>
+                                  <w:tab/>
+                                </w:r>
+                              </w:p>
+                            </w:tc>
+                            <w:tc>
+                              <w:tcPr>
+                                <w:tcW w:w="5855" w:type="dxa"/>
+                                <w:tcBorders>
+                                  <w:top w:val="nil"/>
+                                  <w:left w:val="nil"/>
+                                  <w:bottom w:val="nil"/>
+                                  <w:right w:val="nil"/>
+                                </w:tcBorders>
+                                <w:shd w:val="clear" w:color="auto" w:fill="406497"/>
+                              </w:tcPr>
+                              <w:p>
+                                <w:pPr>
+                                  <w:tabs>
+                                    <w:tab w:val="left" w:pos="360"/>
+                                  </w:tabs>
+                                  <w:rPr>
+                                    <w:color w:val="FFFFFF" w:themeColor="background1"/>
+                                  </w:rPr>
+                                </w:pPr>
+                                <w:r>
+                                  <w:rPr>
+                                    <w:rFonts w:ascii="Arial" w:eastAsia="Arial" w:hAnsi="Arial" w:cs="Arial"/>
+                                    <w:i/>
+                                    <w:iCs/>
+                                    <w:color w:val="FFFFFF" w:themeColor="background1"/>
+                                    <w:sz w:val="20"/>
+                                    <w:szCs w:val="20"/>
+                                    <w:lang w:val="nl-NL"/>
+                                  </w:rPr>
+                                  <w:t xml:space="preserve">     </w:t>
+                                </w:r>
+                                <w:r>
+                                  <w:rPr>
+                                    <w:rFonts w:ascii="Arial" w:eastAsia="Arial" w:hAnsi="Arial" w:cs="Arial"/>
+                                    <w:i/>
+                                    <w:iCs/>
+                                    <w:color w:val="FFFFFF" w:themeColor="background1"/>
+                                    <w:sz w:val="20"/>
+                                    <w:szCs w:val="20"/>
+                                    <w:lang w:val="nl-NL"/>
+                                  </w:rPr>
+                                  <w:t xml:space="preserve">                                 </w:t>
+                                </w:r>
+                                <w:r>
+                                  <w:rPr>
+                                    <w:rFonts w:ascii="Arial" w:eastAsia="Arial" w:hAnsi="Arial" w:cs="Arial"/>
+                                    <w:i/>
+                                    <w:iCs/>
+                                    <w:color w:val="FFFFFF" w:themeColor="background1"/>
+                                    <w:sz w:val="20"/>
+                                    <w:szCs w:val="20"/>
+                                    <w:lang w:val="nl-NL"/>
+                                  </w:rPr>
+                                  <w:t xml:space="preserve"> </w:t>
+                                </w:r>
+                                <w:r>
+                                  <w:rPr>
+                                    <w:rFonts w:ascii="Arial" w:eastAsia="Arial" w:hAnsi="Arial" w:cs="Arial"/>
+                                    <w:i/>
+                                    <w:iCs/>
+                                    <w:color w:val="FFFFFF" w:themeColor="background1"/>
+                                    <w:sz w:val="20"/>
+                                    <w:szCs w:val="20"/>
+                                    <w:lang w:val="nl-NL"/>
+                                  </w:rPr>
+                                  <w:t xml:space="preserve">                 </w:t>
+                                </w:r>
+                                <w:r>
+                                  <w:rPr>
+                                    <w:rFonts w:ascii="Arial" w:eastAsia="Arial" w:hAnsi="Arial" w:cs="Arial"/>
+                                    <w:i/>
+                                    <w:iCs/>
+                                    <w:color w:val="FFFFFF" w:themeColor="background1"/>
+                                    <w:sz w:val="20"/>
+                                    <w:szCs w:val="20"/>
+                                    <w:lang w:val="nl-NL"/>
+                                  </w:rPr>
+                                  <w:t>Rapportnummer:</w:t>
+                                </w:r>
+                                <w:r>
+                                  <w:rPr>
+                                    <w:rFonts w:ascii="Arial" w:eastAsia="Arial" w:hAnsi="Arial" w:cs="Arial"/>
+                                    <w:i/>
+                                    <w:iCs/>
+                                    <w:color w:val="FFFFFF" w:themeColor="background1"/>
+                                    <w:sz w:val="20"/>
+                                    <w:szCs w:val="20"/>
+                                    <w:lang w:val="nl-NL"/>
+                                  </w:rPr>
+                                  <w:t xml:space="preserve"> </w:t>
+                                </w:r>
+                                <w:r>
+                                  <w:rPr>
+                                    <w:rFonts w:ascii="Arial" w:eastAsia="Arial" w:hAnsi="Arial"/>
+                                    <w:i/>
+                                    <w:iCs/>
+                                    <w:color w:val="FFFFFF" w:themeColor="background1"/>
+                                    <w:sz w:val="20"/>
+                                    <w:szCs w:val="20"/>
+                                    <w:lang w:val="nl-NL"/>
+                                  </w:rPr>
+                                  <w:t>{</w:t>
+                                </w:r>
+                                <w:proofErr w:type="spellStart"/>
+                                <w:r>
+                                  <w:rPr>
+                                    <w:rFonts w:ascii="Arial" w:eastAsia="Arial" w:hAnsi="Arial"/>
+                                    <w:i/>
+                                    <w:iCs/>
+                                    <w:color w:val="FFFFFF" w:themeColor="background1"/>
+                                    <w:sz w:val="20"/>
+                                    <w:szCs w:val="20"/>
+                                    <w:lang w:val="nl-NL"/>
+                                  </w:rPr>
+                                  <w:t>rapport_nummer</w:t>
+                                </w:r>
+                                <w:proofErr w:type="spellEnd"/>
+                                <w:r>
+                                  <w:rPr>
+                                    <w:rFonts w:ascii="Arial" w:eastAsia="Arial" w:hAnsi="Arial"/>
+                                    <w:i/>
+                                    <w:iCs/>
+                                    <w:color w:val="FFFFFF" w:themeColor="background1"/>
+                                    <w:sz w:val="20"/>
+                                    <w:szCs w:val="20"/>
+                                    <w:lang w:val="nl-NL"/>
+                                  </w:rPr>
+                                  <w:t>}</w:t>
+                                </w:r>
+                                <w:r>
+                                  <w:rPr>
+                                    <w:rFonts w:ascii="Arial" w:eastAsia="Arial" w:hAnsi="Arial" w:cs="Arial"/>
+                                    <w:i/>
+                                    <w:iCs/>
+                                    <w:color w:val="FFFFFF" w:themeColor="background1"/>
+                                    <w:sz w:val="20"/>
+                                    <w:szCs w:val="20"/>
+                                    <w:lang w:val="nl-NL"/>
+                                  </w:rPr>
+                                  <w:br/>
+                                </w:r>
+                              </w:p>
+                            </w:tc>
+                          </w:tr>
+                        </w:tbl>
                         <w:p>
                           <w:pPr>
                             <w:rPr>
@@ -7799,6 +8566,68 @@
                               <w:sz w:val="20"/>
                               <w:szCs w:val="20"/>
                               <w:lang w:val="nl-NL"/>
+                            </w:rPr>
+                          </w:pPr>
+                        </w:p>
+                      </w:txbxContent>
+                    </wps:txbx>
+                    <wps:bodyPr rot="0" vert="horz" wrap="square" lIns="91440" tIns="45720" rIns="91440" bIns="45720" anchor="t" anchorCtr="0">
+                      <a:noAutofit/>
+                    </wps:bodyPr>
+                  </wps:wsp>
+                </a:graphicData>
+              </a:graphic>
+              <wp14:sizeRelH relativeFrom="margin">
+                <wp14:pctWidth>0</wp14:pctWidth>
+              </wp14:sizeRelH>
+              <wp14:sizeRelV relativeFrom="margin">
+                <wp14:pctHeight>0</wp14:pctHeight>
+              </wp14:sizeRelV>
+            </wp:anchor>
+          </w:drawing>
+        </mc:Choice>
+        <mc:Fallback>
+          <w:pict>
+            <v:shapetype w14:anchorId="614BD227" id="_x0000_t202" coordsize="21600,21600" o:spt="202" path="m,l,21600r21600,l21600,xe">
+              <v:stroke joinstyle="miter"/>
+              <v:path gradientshapeok="t" o:connecttype="rect"/>
+            </v:shapetype>
+            <v:shape id="_x0000_s1040" type="#_x0000_t202" style="position:absolute;margin-left:.5pt;margin-top:12.5pt;width:524pt;height:21.5pt;z-index:251664384;visibility:visible;mso-wrap-style:square;mso-width-percent:0;mso-height-percent:0;mso-wrap-distance-left:9pt;mso-wrap-distance-top:3.6pt;mso-wrap-distance-right:9pt;mso-wrap-distance-bottom:3.6pt;mso-position-horizontal:absolute;mso-position-horizontal-relative:text;mso-position-vertical:absolute;mso-position-vertical-relative:page;mso-width-percent:0;mso-height-percent:0;mso-width-relative:margin;mso-height-relative:margin;v-text-anchor:top" o:gfxdata="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" fillcolor="#406497" stroked="f">
+              <v:textbox>
+                <w:txbxContent>
+                  <w:tbl>
+                    <w:tblPr>
+                      <w:tblStyle w:val="TableGrid"/>
+                      <w:tblW w:w="10530" w:type="dxa"/>
+                      <w:shd w:val="clear" w:color="auto" w:fill="406497"/>
+                      <w:tblLook w:val="04A0" w:firstRow="1" w:lastRow="0" w:firstColumn="1" w:lastColumn="0" w:noHBand="0" w:noVBand="1"/>
+                    </w:tblPr>
+                    <w:tblGrid>
+                      <w:gridCol w:w="4675"/>
+                      <w:gridCol w:w="5855"/>
+                    </w:tblGrid>
+                    <w:tr>
+                      <w:trPr>
+                        <w:trHeight w:hRule="exact" w:val="360"/>
+                      </w:trPr>
+                      <w:tc>
+                        <w:tcPr>
+                          <w:tcW w:w="4675" w:type="dxa"/>
+                          <w:tcBorders>
+                            <w:top w:val="nil"/>
+                            <w:left w:val="nil"/>
+                            <w:bottom w:val="nil"/>
+                            <w:right w:val="nil"/>
+                          </w:tcBorders>
+                          <w:shd w:val="clear" w:color="auto" w:fill="406497"/>
+                        </w:tcPr>
+                        <w:p>
+                          <w:pPr>
+                            <w:tabs>
+                              <w:tab w:val="left" w:pos="3436"/>
+                            </w:tabs>
+                            <w:rPr>
+                              <w:color w:val="FFFFFF" w:themeColor="background1"/>
                             </w:rPr>
                           </w:pPr>
                           <w:r>
@@ -7827,6 +8656,34 @@
                           </w:r>
                           <w:r>
                             <w:rPr>
+                              <w:color w:val="FFFFFF" w:themeColor="background1"/>
+                            </w:rPr>
+                            <w:tab/>
+                          </w:r>
+                        </w:p>
+                      </w:tc>
+                      <w:tc>
+                        <w:tcPr>
+                          <w:tcW w:w="5855" w:type="dxa"/>
+                          <w:tcBorders>
+                            <w:top w:val="nil"/>
+                            <w:left w:val="nil"/>
+                            <w:bottom w:val="nil"/>
+                            <w:right w:val="nil"/>
+                          </w:tcBorders>
+                          <w:shd w:val="clear" w:color="auto" w:fill="406497"/>
+                        </w:tcPr>
+                        <w:p>
+                          <w:pPr>
+                            <w:tabs>
+                              <w:tab w:val="left" w:pos="360"/>
+                            </w:tabs>
+                            <w:rPr>
+                              <w:color w:val="FFFFFF" w:themeColor="background1"/>
+                            </w:rPr>
+                          </w:pPr>
+                          <w:r>
+                            <w:rPr>
                               <w:rFonts w:ascii="Arial" w:eastAsia="Arial" w:hAnsi="Arial" w:cs="Arial"/>
                               <w:i/>
                               <w:iCs/>
@@ -7835,7 +8692,7 @@
                               <w:szCs w:val="20"/>
                               <w:lang w:val="nl-NL"/>
                             </w:rPr>
-                            <w:tab/>
+                            <w:t xml:space="preserve">     </w:t>
                           </w:r>
                           <w:r>
                             <w:rPr>
@@ -7847,7 +8704,7 @@
                               <w:szCs w:val="20"/>
                               <w:lang w:val="nl-NL"/>
                             </w:rPr>
-                            <w:tab/>
+                            <w:t xml:space="preserve">                                 </w:t>
                           </w:r>
                           <w:r>
                             <w:rPr>
@@ -7859,7 +8716,7 @@
                               <w:szCs w:val="20"/>
                               <w:lang w:val="nl-NL"/>
                             </w:rPr>
-                            <w:tab/>
+                            <w:t xml:space="preserve"> </w:t>
                           </w:r>
                           <w:r>
                             <w:rPr>
@@ -7871,7 +8728,7 @@
                               <w:szCs w:val="20"/>
                               <w:lang w:val="nl-NL"/>
                             </w:rPr>
-                            <w:tab/>
+                            <w:t xml:space="preserve">                 </w:t>
                           </w:r>
                           <w:r>
                             <w:rPr>
@@ -7883,7 +8740,7 @@
                               <w:szCs w:val="20"/>
                               <w:lang w:val="nl-NL"/>
                             </w:rPr>
-                            <w:tab/>
+                            <w:t>Rapportnummer:</w:t>
                           </w:r>
                           <w:r>
                             <w:rPr>
@@ -7895,20 +8752,7 @@
                               <w:szCs w:val="20"/>
                               <w:lang w:val="nl-NL"/>
                             </w:rPr>
-                            <w:tab/>
-                          </w:r>
-                          <w:r>
-                            <w:rPr>
-                              <w:rFonts w:ascii="Arial" w:eastAsia="Arial" w:hAnsi="Arial" w:cs="Arial"/>
-                              <w:i/>
-                              <w:iCs/>
-                              <w:color w:val="FFFFFF" w:themeColor="background1"/>
-                              <w:sz w:val="20"/>
-                              <w:szCs w:val="20"/>
-                              <w:lang w:val="nl-NL"/>
-                            </w:rPr>
-                            <w:tab/>
-                            <w:t>Rapportnummer:</w:t>
+                            <w:t xml:space="preserve"> </w:t>
                           </w:r>
                           <w:r>
                             <w:rPr>
@@ -7961,32 +8805,9 @@
                             <w:br/>
                           </w:r>
                         </w:p>
-                      </w:txbxContent>
-                    </wps:txbx>
-                    <wps:bodyPr rot="0" vert="horz" wrap="square" lIns="91440" tIns="45720" rIns="91440" bIns="45720" anchor="t" anchorCtr="0">
-                      <a:noAutofit/>
-                    </wps:bodyPr>
-                  </wps:wsp>
-                </a:graphicData>
-              </a:graphic>
-              <wp14:sizeRelH relativeFrom="margin">
-                <wp14:pctWidth>0</wp14:pctWidth>
-              </wp14:sizeRelH>
-              <wp14:sizeRelV relativeFrom="margin">
-                <wp14:pctHeight>0</wp14:pctHeight>
-              </wp14:sizeRelV>
-            </wp:anchor>
-          </w:drawing>
-        </mc:Choice>
-        <mc:Fallback>
-          <w:pict>
-            <v:shapetype w14:anchorId="64329AFC" id="_x0000_t202" coordsize="21600,21600" o:spt="202" path="m,l,21600r21600,l21600,xe">
-              <v:stroke joinstyle="miter"/>
-              <v:path gradientshapeok="t" o:connecttype="rect"/>
-            </v:shapetype>
-            <v:shape id="_x0000_s1040" type="#_x0000_t202" style="position:absolute;margin-left:3.25pt;margin-top:9.05pt;width:525.25pt;height:19.6pt;z-index:251664384;visibility:visible;mso-wrap-style:square;mso-width-percent:0;mso-height-percent:0;mso-wrap-distance-left:9pt;mso-wrap-distance-top:3.6pt;mso-wrap-distance-right:9pt;mso-wrap-distance-bottom:3.6pt;mso-position-horizontal:absolute;mso-position-horizontal-relative:text;mso-position-vertical:absolute;mso-position-vertical-relative:page;mso-width-percent:0;mso-height-percent:0;mso-width-relative:margin;mso-height-relative:margin;v-text-anchor:top" o:gfxdata="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" fillcolor="#458fa6" stroked="f">
-              <v:textbox>
-                <w:txbxContent>
+                      </w:tc>
+                    </w:tr>
+                  </w:tbl>
                   <w:p>
                     <w:pPr>
                       <w:rPr>
@@ -7999,165 +8820,6 @@
                         <w:lang w:val="nl-NL"/>
                       </w:rPr>
                     </w:pPr>
-                    <w:r>
-                      <w:rPr>
-                        <w:rFonts w:ascii="Arial" w:hAnsi="Arial" w:cs="Arial"/>
-                        <w:i/>
-                        <w:iCs/>
-                        <w:color w:val="FFFFFF" w:themeColor="background1"/>
-                        <w:sz w:val="20"/>
-                        <w:szCs w:val="20"/>
-                        <w:lang w:val="nl-NL"/>
-                      </w:rPr>
-                      <w:t xml:space="preserve">Project: </w:t>
-                    </w:r>
-                    <w:r>
-                      <w:rPr>
-                        <w:rFonts w:ascii="Arial" w:eastAsia="Arial" w:hAnsi="Arial" w:cs="Arial"/>
-                        <w:i/>
-                        <w:iCs/>
-                        <w:color w:val="FFFFFF" w:themeColor="background1"/>
-                        <w:sz w:val="20"/>
-                        <w:szCs w:val="20"/>
-                        <w:lang w:val="nl-NL"/>
-                      </w:rPr>
-                      <w:t>{project}</w:t>
-                    </w:r>
-                    <w:r>
-                      <w:rPr>
-                        <w:rFonts w:ascii="Arial" w:eastAsia="Arial" w:hAnsi="Arial" w:cs="Arial"/>
-                        <w:i/>
-                        <w:iCs/>
-                        <w:color w:val="FFFFFF" w:themeColor="background1"/>
-                        <w:sz w:val="20"/>
-                        <w:szCs w:val="20"/>
-                        <w:lang w:val="nl-NL"/>
-                      </w:rPr>
-                      <w:tab/>
-                    </w:r>
-                    <w:r>
-                      <w:rPr>
-                        <w:rFonts w:ascii="Arial" w:eastAsia="Arial" w:hAnsi="Arial" w:cs="Arial"/>
-                        <w:i/>
-                        <w:iCs/>
-                        <w:color w:val="FFFFFF" w:themeColor="background1"/>
-                        <w:sz w:val="20"/>
-                        <w:szCs w:val="20"/>
-                        <w:lang w:val="nl-NL"/>
-                      </w:rPr>
-                      <w:tab/>
-                    </w:r>
-                    <w:r>
-                      <w:rPr>
-                        <w:rFonts w:ascii="Arial" w:eastAsia="Arial" w:hAnsi="Arial" w:cs="Arial"/>
-                        <w:i/>
-                        <w:iCs/>
-                        <w:color w:val="FFFFFF" w:themeColor="background1"/>
-                        <w:sz w:val="20"/>
-                        <w:szCs w:val="20"/>
-                        <w:lang w:val="nl-NL"/>
-                      </w:rPr>
-                      <w:tab/>
-                    </w:r>
-                    <w:r>
-                      <w:rPr>
-                        <w:rFonts w:ascii="Arial" w:eastAsia="Arial" w:hAnsi="Arial" w:cs="Arial"/>
-                        <w:i/>
-                        <w:iCs/>
-                        <w:color w:val="FFFFFF" w:themeColor="background1"/>
-                        <w:sz w:val="20"/>
-                        <w:szCs w:val="20"/>
-                        <w:lang w:val="nl-NL"/>
-                      </w:rPr>
-                      <w:tab/>
-                    </w:r>
-                    <w:r>
-                      <w:rPr>
-                        <w:rFonts w:ascii="Arial" w:eastAsia="Arial" w:hAnsi="Arial" w:cs="Arial"/>
-                        <w:i/>
-                        <w:iCs/>
-                        <w:color w:val="FFFFFF" w:themeColor="background1"/>
-                        <w:sz w:val="20"/>
-                        <w:szCs w:val="20"/>
-                        <w:lang w:val="nl-NL"/>
-                      </w:rPr>
-                      <w:tab/>
-                    </w:r>
-                    <w:r>
-                      <w:rPr>
-                        <w:rFonts w:ascii="Arial" w:eastAsia="Arial" w:hAnsi="Arial" w:cs="Arial"/>
-                        <w:i/>
-                        <w:iCs/>
-                        <w:color w:val="FFFFFF" w:themeColor="background1"/>
-                        <w:sz w:val="20"/>
-                        <w:szCs w:val="20"/>
-                        <w:lang w:val="nl-NL"/>
-                      </w:rPr>
-                      <w:tab/>
-                    </w:r>
-                    <w:r>
-                      <w:rPr>
-                        <w:rFonts w:ascii="Arial" w:eastAsia="Arial" w:hAnsi="Arial" w:cs="Arial"/>
-                        <w:i/>
-                        <w:iCs/>
-                        <w:color w:val="FFFFFF" w:themeColor="background1"/>
-                        <w:sz w:val="20"/>
-                        <w:szCs w:val="20"/>
-                        <w:lang w:val="nl-NL"/>
-                      </w:rPr>
-                      <w:tab/>
-                      <w:t>Rapportnummer:</w:t>
-                    </w:r>
-                    <w:r>
-                      <w:rPr>
-                        <w:rFonts w:ascii="Arial" w:eastAsia="Arial" w:hAnsi="Arial"/>
-                        <w:i/>
-                        <w:iCs/>
-                        <w:color w:val="FFFFFF" w:themeColor="background1"/>
-                        <w:sz w:val="20"/>
-                        <w:szCs w:val="20"/>
-                        <w:lang w:val="nl-NL"/>
-                      </w:rPr>
-                      <w:t>{</w:t>
-                    </w:r>
-                    <w:proofErr w:type="spellStart"/>
-                    <w:r>
-                      <w:rPr>
-                        <w:rFonts w:ascii="Arial" w:eastAsia="Arial" w:hAnsi="Arial"/>
-                        <w:i/>
-                        <w:iCs/>
-                        <w:color w:val="FFFFFF" w:themeColor="background1"/>
-                        <w:sz w:val="20"/>
-                        <w:szCs w:val="20"/>
-                        <w:lang w:val="nl-NL"/>
-                      </w:rPr>
-                      <w:t>rapport_nummer</w:t>
-                    </w:r>
-                    <w:proofErr w:type="spellEnd"/>
-                    <w:r>
-                      <w:rPr>
-                        <w:rFonts w:ascii="Arial" w:eastAsia="Arial" w:hAnsi="Arial"/>
-                        <w:i/>
-                        <w:iCs/>
-                        <w:color w:val="FFFFFF" w:themeColor="background1"/>
-                        <w:sz w:val="20"/>
-                        <w:szCs w:val="20"/>
-                        <w:lang w:val="nl-NL"/>
-                      </w:rPr>
-                      <w:t>}</w:t>
-                    </w:r>
-                    <w:r>
-                      <w:rPr>
-                        <w:rFonts w:ascii="Arial" w:eastAsia="Arial" w:hAnsi="Arial" w:cs="Arial"/>
-                        <w:i/>
-                        <w:iCs/>
-                        <w:color w:val="FFFFFF" w:themeColor="background1"/>
-                        <w:sz w:val="20"/>
-                        <w:szCs w:val="20"/>
-                        <w:lang w:val="nl-NL"/>
-                      </w:rPr>
-                      <w:br/>
-                    </w:r>
                   </w:p>
                 </w:txbxContent>
               </v:textbox>
@@ -8167,73 +8829,49 @@
         </mc:Fallback>
       </mc:AlternateContent>
     </w:r>
+    <w:r>
+      <w:tab/>
+    </w:r>
+    <w:r>
+      <w:tab/>
+    </w:r>
+    <w:r>
+      <w:tab/>
+    </w:r>
+    <w:r>
+      <w:tab/>
+    </w:r>
+    <w:r>
+      <w:tab/>
+    </w:r>
+    <w:r>
+      <w:tab/>
+    </w:r>
+    <w:r>
+      <w:tab/>
+    </w:r>
+    <w:r>
+      <w:tab/>
+    </w:r>
+    <w:r>
+      <w:tab/>
+    </w:r>
+    <w:r>
+      <w:tab/>
+    </w:r>
   </w:p>
-</w:hdr>
-</file>
-
-<file path=word/header2.xml><?xml version="1.0" encoding="utf-8"?>
-<w:hdr xmlns:wpc="http://schemas.microsoft.com/office/word/2010/wordprocessingCanvas" xmlns:cx="http://schemas.microsoft.com/office/drawing/2014/chartex" xmlns:cx1="http://schemas.microsoft.com/office/drawing/2015/9/8/chartex" xmlns:cx2="http://schemas.microsoft.com/office/drawing/2015/10/21/chartex" xmlns:cx3="http://schemas.microsoft.com/office/drawing/2016/5/9/chartex" xmlns:cx4="http://schemas.microsoft.com/office/drawing/2016/5/10/chartex" xmlns:cx5="http://schemas.microsoft.com/office/drawing/2016/5/11/chartex" xmlns:cx6="http://schemas.microsoft.com/office/drawing/2016/5/12/chartex" xmlns:cx7="http://schemas.microsoft.com/office/drawing/2016/5/13/chartex" xmlns:cx8="http://schemas.microsoft.com/office/drawing/2016/5/14/chartex" xmlns:mc="http://schemas.openxmlformats.org/markup-compatibility/2006" xmlns:aink="http://schemas.microsoft.com/office/drawing/2016/ink" xmlns:am3d="http://schemas.microsoft.com/office/drawing/2017/model3d" xmlns:o="urn:schemas-microsoft-com:office:office" xmlns:r="http://schemas.openxmlformats.org/officeDocument/2006/relationships" xmlns:m="http://schemas.openxmlformats.org/officeDocument/2006/math" xmlns:v="urn:schemas-microsoft-com:vml" xmlns:wp14="http://schemas.microsoft.com/office/word/2010/wordprocessingDrawing" xmlns:wp="http://schemas.openxmlformats.org/drawingml/2006/wordprocessingDrawing" xmlns:w10="urn:schemas-microsoft-com:office:word" xmlns:w="http://schemas.openxmlformats.org/wordprocessingml/2006/main" xmlns:w14="http://schemas.microsoft.com/office/word/2010/wordml" xmlns:w15="http://schemas.microsoft.com/office/word/2012/wordml" xmlns:w16cex="http://schemas.microsoft.com/office/word/2018/wordml/cex" xmlns:w16cid="http://schemas.microsoft.com/office/word/2016/wordml/cid" xmlns:w16="http://schemas.microsoft.com/office/word/2018/wordml" xmlns:w16sdtdh="http://schemas.microsoft.com/office/word/2020/wordml/sdtdatahash" xmlns:w16se="http://schemas.microsoft.com/office/word/2015/wordml/symex" xmlns:wpg="http://schemas.microsoft.com/office/word/2010/wordprocessingGroup" xmlns:wpi="http://schemas.microsoft.com/office/word/2010/wordprocessingInk" xmlns:wne="http://schemas.microsoft.com/office/word/2006/wordml" xmlns:wps="http://schemas.microsoft.com/office/word/2010/wordprocessingShape" mc:Ignorable="w14 w15 w16se w16cid w16 w16cex w16sdtdh wp14">
   <w:p>
     <w:pPr>
       <w:pStyle w:val="Header"/>
+      <w:tabs>
+        <w:tab w:val="left" w:pos="5880"/>
+      </w:tabs>
     </w:pPr>
     <w:r>
-      <w:rPr>
-        <w:noProof/>
-      </w:rPr>
-      <w:drawing>
-        <wp:anchor distT="0" distB="0" distL="114300" distR="114300" simplePos="0" relativeHeight="251662336" behindDoc="1" locked="0" layoutInCell="1" allowOverlap="1" wp14:anchorId="1A7AD718" wp14:editId="74EAC3A5">
-          <wp:simplePos x="0" y="0"/>
-          <wp:positionH relativeFrom="column">
-            <wp:posOffset>-480060</wp:posOffset>
-          </wp:positionH>
-          <wp:positionV relativeFrom="paragraph">
-            <wp:posOffset>-472440</wp:posOffset>
-          </wp:positionV>
-          <wp:extent cx="7787640" cy="2262505"/>
-          <wp:effectExtent l="0" t="0" r="3810" b="4445"/>
-          <wp:wrapNone/>
-          <wp:docPr id="4" name="img3.png"/>
-          <wp:cNvGraphicFramePr/>
-          <a:graphic xmlns:a="http://schemas.openxmlformats.org/drawingml/2006/main">
-            <a:graphicData uri="http://schemas.openxmlformats.org/drawingml/2006/picture">
-              <pic:pic xmlns:pic="http://schemas.openxmlformats.org/drawingml/2006/picture">
-                <pic:nvPicPr>
-                  <pic:cNvPr id="1" name="img3.png"/>
-                  <pic:cNvPicPr/>
-                </pic:nvPicPr>
-                <pic:blipFill>
-                  <a:blip r:embed="rId1" cstate="print">
-                    <a:extLst>
-                      <a:ext uri="{28A0092B-C50C-407E-A947-70E740481C1C}">
-                        <a14:useLocalDpi xmlns:a14="http://schemas.microsoft.com/office/drawing/2010/main" val="0"/>
-                      </a:ext>
-                    </a:extLst>
-                  </a:blip>
-                  <a:stretch>
-                    <a:fillRect/>
-                  </a:stretch>
-                </pic:blipFill>
-                <pic:spPr>
-                  <a:xfrm>
-                    <a:off x="0" y="0"/>
-                    <a:ext cx="7787640" cy="2262505"/>
-                  </a:xfrm>
-                  <a:prstGeom prst="rect">
-                    <a:avLst/>
-                  </a:prstGeom>
-                </pic:spPr>
-              </pic:pic>
-            </a:graphicData>
-          </a:graphic>
-          <wp14:sizeRelH relativeFrom="page">
-            <wp14:pctWidth>0</wp14:pctWidth>
-          </wp14:sizeRelH>
-          <wp14:sizeRelV relativeFrom="page">
-            <wp14:pctHeight>0</wp14:pctHeight>
-          </wp14:sizeRelV>
-        </wp:anchor>
-      </w:drawing>
+      <w:tab/>
+    </w:r>
+    <w:r>
+      <w:tab/>
     </w:r>
   </w:p>
 </w:hdr>
@@ -9054,7 +9692,7 @@
                     <a:cs typeface="+mn-cs"/>
                   </a:defRPr>
                 </a:pPr>
-                <a:endParaRPr lang="en-US"/>
+                <a:endParaRPr lang="nl-NL"/>
               </a:p>
             </c:txPr>
             <c:showLegendKey val="0"/>
@@ -9109,7 +9747,7 @@
           </c:val>
           <c:extLst>
             <c:ext xmlns:c16="http://schemas.microsoft.com/office/drawing/2014/chart" uri="{C3380CC4-5D6E-409C-BE32-E72D297353CC}">
-              <c16:uniqueId val="{00000000-18C6-40DA-81E3-A1A4D31D9FD7}"/>
+              <c16:uniqueId val="{00000000-B70F-4359-AFD1-194C65399E5E}"/>
             </c:ext>
           </c:extLst>
         </c:ser>
@@ -9183,7 +9821,7 @@
           <c:smooth val="0"/>
           <c:extLst>
             <c:ext xmlns:c16="http://schemas.microsoft.com/office/drawing/2014/chart" uri="{C3380CC4-5D6E-409C-BE32-E72D297353CC}">
-              <c16:uniqueId val="{00000001-18C6-40DA-81E3-A1A4D31D9FD7}"/>
+              <c16:uniqueId val="{00000001-B70F-4359-AFD1-194C65399E5E}"/>
             </c:ext>
           </c:extLst>
         </c:ser>
@@ -9238,7 +9876,7 @@
                 <a:cs typeface="+mn-cs"/>
               </a:defRPr>
             </a:pPr>
-            <a:endParaRPr lang="en-US"/>
+            <a:endParaRPr lang="nl-NL"/>
           </a:p>
         </c:txPr>
         <c:crossAx val="1018486192"/>
@@ -9291,7 +9929,7 @@
                 <a:cs typeface="+mn-cs"/>
               </a:defRPr>
             </a:pPr>
-            <a:endParaRPr lang="en-US"/>
+            <a:endParaRPr lang="nl-NL"/>
           </a:p>
         </c:txPr>
         <c:crossAx val="1018499504"/>
@@ -9333,7 +9971,7 @@
               <a:cs typeface="+mn-cs"/>
             </a:defRPr>
           </a:pPr>
-          <a:endParaRPr lang="en-US"/>
+          <a:endParaRPr lang="nl-NL"/>
         </a:p>
       </c:txPr>
     </c:legend>
@@ -9365,7 +10003,7 @@
       <a:pPr>
         <a:defRPr/>
       </a:pPr>
-      <a:endParaRPr lang="en-US"/>
+      <a:endParaRPr lang="nl-NL"/>
     </a:p>
   </c:txPr>
   <c:externalData r:id="rId3">
@@ -9458,7 +10096,7 @@
                     <a:cs typeface="+mn-cs"/>
                   </a:defRPr>
                 </a:pPr>
-                <a:endParaRPr lang="en-US"/>
+                <a:endParaRPr lang="nl-NL"/>
               </a:p>
             </c:txPr>
             <c:dLblPos val="b"/>
@@ -9533,7 +10171,7 @@
           <c:smooth val="0"/>
           <c:extLst>
             <c:ext xmlns:c16="http://schemas.microsoft.com/office/drawing/2014/chart" uri="{C3380CC4-5D6E-409C-BE32-E72D297353CC}">
-              <c16:uniqueId val="{00000000-C7F5-4DAE-8812-245A8616168A}"/>
+              <c16:uniqueId val="{00000000-F0B3-4B29-859B-4FCFC9F7EA7D}"/>
             </c:ext>
           </c:extLst>
         </c:ser>
@@ -9591,7 +10229,7 @@
                     <a:cs typeface="+mn-cs"/>
                   </a:defRPr>
                 </a:pPr>
-                <a:endParaRPr lang="en-US"/>
+                <a:endParaRPr lang="nl-NL"/>
               </a:p>
             </c:txPr>
             <c:dLblPos val="t"/>
@@ -9666,7 +10304,7 @@
           <c:smooth val="0"/>
           <c:extLst>
             <c:ext xmlns:c16="http://schemas.microsoft.com/office/drawing/2014/chart" uri="{C3380CC4-5D6E-409C-BE32-E72D297353CC}">
-              <c16:uniqueId val="{00000001-C7F5-4DAE-8812-245A8616168A}"/>
+              <c16:uniqueId val="{00000001-F0B3-4B29-859B-4FCFC9F7EA7D}"/>
             </c:ext>
           </c:extLst>
         </c:ser>
@@ -9738,7 +10376,7 @@
           <c:smooth val="0"/>
           <c:extLst>
             <c:ext xmlns:c16="http://schemas.microsoft.com/office/drawing/2014/chart" uri="{C3380CC4-5D6E-409C-BE32-E72D297353CC}">
-              <c16:uniqueId val="{00000002-C7F5-4DAE-8812-245A8616168A}"/>
+              <c16:uniqueId val="{00000002-F0B3-4B29-859B-4FCFC9F7EA7D}"/>
             </c:ext>
           </c:extLst>
         </c:ser>
@@ -9792,7 +10430,7 @@
                 <a:cs typeface="+mn-cs"/>
               </a:defRPr>
             </a:pPr>
-            <a:endParaRPr lang="en-US"/>
+            <a:endParaRPr lang="nl-NL"/>
           </a:p>
         </c:txPr>
         <c:crossAx val="379112863"/>
@@ -9851,7 +10489,7 @@
                 <a:cs typeface="+mn-cs"/>
               </a:defRPr>
             </a:pPr>
-            <a:endParaRPr lang="en-US"/>
+            <a:endParaRPr lang="nl-NL"/>
           </a:p>
         </c:txPr>
         <c:crossAx val="379112447"/>
@@ -9893,7 +10531,7 @@
               <a:cs typeface="+mn-cs"/>
             </a:defRPr>
           </a:pPr>
-          <a:endParaRPr lang="en-US"/>
+          <a:endParaRPr lang="nl-NL"/>
         </a:p>
       </c:txPr>
     </c:legend>
@@ -9925,7 +10563,7 @@
       <a:pPr>
         <a:defRPr/>
       </a:pPr>
-      <a:endParaRPr lang="en-US"/>
+      <a:endParaRPr lang="nl-NL"/>
     </a:p>
   </c:txPr>
   <c:externalData r:id="rId3">
@@ -9997,7 +10635,7 @@
             <c:bubble3D val="0"/>
             <c:extLst>
               <c:ext xmlns:c16="http://schemas.microsoft.com/office/drawing/2014/chart" uri="{C3380CC4-5D6E-409C-BE32-E72D297353CC}">
-                <c16:uniqueId val="{00000000-1C09-492D-8C2A-E4A41C99E3AF}"/>
+                <c16:uniqueId val="{00000000-4CA7-434E-8DB0-1939B52C1F69}"/>
               </c:ext>
             </c:extLst>
           </c:dPt>
@@ -10006,7 +10644,7 @@
             <c:bubble3D val="0"/>
             <c:extLst>
               <c:ext xmlns:c16="http://schemas.microsoft.com/office/drawing/2014/chart" uri="{C3380CC4-5D6E-409C-BE32-E72D297353CC}">
-                <c16:uniqueId val="{00000001-1C09-492D-8C2A-E4A41C99E3AF}"/>
+                <c16:uniqueId val="{00000001-4CA7-434E-8DB0-1939B52C1F69}"/>
               </c:ext>
             </c:extLst>
           </c:dPt>
@@ -10015,7 +10653,7 @@
             <c:bubble3D val="0"/>
             <c:extLst>
               <c:ext xmlns:c16="http://schemas.microsoft.com/office/drawing/2014/chart" uri="{C3380CC4-5D6E-409C-BE32-E72D297353CC}">
-                <c16:uniqueId val="{00000002-1C09-492D-8C2A-E4A41C99E3AF}"/>
+                <c16:uniqueId val="{00000002-4CA7-434E-8DB0-1939B52C1F69}"/>
               </c:ext>
             </c:extLst>
           </c:dPt>
@@ -10043,7 +10681,7 @@
                     <a:cs typeface="+mn-cs"/>
                   </a:defRPr>
                 </a:pPr>
-                <a:endParaRPr lang="en-US"/>
+                <a:endParaRPr lang="nl-NL"/>
               </a:p>
             </c:txPr>
             <c:dLblPos val="ctr"/>
@@ -10174,7 +10812,7 @@
           <c:smooth val="0"/>
           <c:extLst>
             <c:ext xmlns:c16="http://schemas.microsoft.com/office/drawing/2014/chart" uri="{C3380CC4-5D6E-409C-BE32-E72D297353CC}">
-              <c16:uniqueId val="{00000003-1C09-492D-8C2A-E4A41C99E3AF}"/>
+              <c16:uniqueId val="{00000000-EADE-4AC1-950A-B3535A7E80C4}"/>
             </c:ext>
           </c:extLst>
         </c:ser>
@@ -10270,7 +10908,7 @@
                 <a:cs typeface="+mn-cs"/>
               </a:defRPr>
             </a:pPr>
-            <a:endParaRPr lang="en-US"/>
+            <a:endParaRPr lang="nl-NL"/>
           </a:p>
         </c:txPr>
         <c:crossAx val="1699794783"/>
@@ -10321,7 +10959,7 @@
       <a:pPr>
         <a:defRPr/>
       </a:pPr>
-      <a:endParaRPr lang="en-US"/>
+      <a:endParaRPr lang="nl-NL"/>
     </a:p>
   </c:txPr>
   <c:externalData r:id="rId1">
@@ -10388,7 +11026,7 @@
             </c:spPr>
             <c:extLst>
               <c:ext xmlns:c16="http://schemas.microsoft.com/office/drawing/2014/chart" uri="{C3380CC4-5D6E-409C-BE32-E72D297353CC}">
-                <c16:uniqueId val="{00000001-9580-46EE-B58A-44C3C867283F}"/>
+                <c16:uniqueId val="{00000001-B2CA-4195-9281-36016D58CE7B}"/>
               </c:ext>
             </c:extLst>
           </c:dPt>
@@ -10402,7 +11040,7 @@
             </c:spPr>
             <c:extLst>
               <c:ext xmlns:c16="http://schemas.microsoft.com/office/drawing/2014/chart" uri="{C3380CC4-5D6E-409C-BE32-E72D297353CC}">
-                <c16:uniqueId val="{00000003-9580-46EE-B58A-44C3C867283F}"/>
+                <c16:uniqueId val="{00000003-B2CA-4195-9281-36016D58CE7B}"/>
               </c:ext>
             </c:extLst>
           </c:dPt>
@@ -10426,7 +11064,7 @@
             </c:spPr>
             <c:extLst>
               <c:ext xmlns:c16="http://schemas.microsoft.com/office/drawing/2014/chart" uri="{C3380CC4-5D6E-409C-BE32-E72D297353CC}">
-                <c16:uniqueId val="{00000005-9580-46EE-B58A-44C3C867283F}"/>
+                <c16:uniqueId val="{00000005-B2CA-4195-9281-36016D58CE7B}"/>
               </c:ext>
             </c:extLst>
           </c:dPt>
@@ -10438,7 +11076,7 @@
             </c:spPr>
             <c:extLst>
               <c:ext xmlns:c16="http://schemas.microsoft.com/office/drawing/2014/chart" uri="{C3380CC4-5D6E-409C-BE32-E72D297353CC}">
-                <c16:uniqueId val="{00000007-9580-46EE-B58A-44C3C867283F}"/>
+                <c16:uniqueId val="{00000007-BEF0-42BE-9C7B-E5D6C0AE2ADF}"/>
               </c:ext>
             </c:extLst>
           </c:dPt>
@@ -10488,7 +11126,7 @@
           </c:val>
           <c:extLst>
             <c:ext xmlns:c16="http://schemas.microsoft.com/office/drawing/2014/chart" uri="{C3380CC4-5D6E-409C-BE32-E72D297353CC}">
-              <c16:uniqueId val="{00000008-9580-46EE-B58A-44C3C867283F}"/>
+              <c16:uniqueId val="{00000000-CC20-4D27-AEFD-DE93DCD33B19}"/>
             </c:ext>
           </c:extLst>
         </c:ser>
@@ -10542,7 +11180,7 @@
       <a:pPr>
         <a:defRPr/>
       </a:pPr>
-      <a:endParaRPr lang="en-US"/>
+      <a:endParaRPr lang="nl-NL"/>
     </a:p>
   </c:txPr>
   <c:externalData r:id="rId1">

--- a/aop/FASE_CONTROL_TEMPLATE.docx
+++ b/aop/FASE_CONTROL_TEMPLATE.docx
@@ -1881,14 +1881,6 @@
           <w:lang w:val="nl-NL"/>
         </w:rPr>
         <w:tab/>
-      </w:r>
-      <w:r>
-        <w:rPr>
-          <w:rFonts w:ascii="Arial" w:eastAsia="Arial" w:hAnsi="Arial"/>
-          <w:color w:val="696969"/>
-          <w:sz w:val="24"/>
-          <w:lang w:val="nl-NL"/>
-        </w:rPr>
         <w:t>Historisch Verloop</w:t>
       </w:r>
       <w:r>
@@ -1913,11 +1905,14 @@
       </w:tblGrid>
       <w:tr>
         <w:trPr>
-          <w:trHeight w:val="4202"/>
+          <w:trHeight w:val="3959"/>
         </w:trPr>
         <w:tc>
           <w:tcPr>
             <w:tcW w:w="5395" w:type="dxa"/>
+            <w:tcBorders>
+              <w:bottom w:val="single" w:sz="4" w:space="0" w:color="auto"/>
+            </w:tcBorders>
           </w:tcPr>
           <w:p>
             <w:r>
@@ -1947,7 +1942,7 @@
                 <w:noProof/>
               </w:rPr>
               <w:drawing>
-                <wp:inline distT="0" distB="0" distL="0" distR="0" wp14:anchorId="68F84713" wp14:editId="28B287B8">
+                <wp:inline distT="0" distB="0" distL="0" distR="0" wp14:anchorId="6566D889" wp14:editId="358DE539">
                   <wp:extent cx="3497580" cy="2199005"/>
                   <wp:effectExtent l="0" t="0" r="7620" b="0"/>
                   <wp:docPr id="34" name="Chart 34"/>
@@ -1972,6 +1967,9 @@
         <w:tc>
           <w:tcPr>
             <w:tcW w:w="5395" w:type="dxa"/>
+            <w:tcBorders>
+              <w:bottom w:val="single" w:sz="4" w:space="0" w:color="auto"/>
+            </w:tcBorders>
           </w:tcPr>
           <w:p>
             <w:pPr>
@@ -2006,7 +2004,7 @@
                 <w:noProof/>
               </w:rPr>
               <w:drawing>
-                <wp:inline distT="0" distB="0" distL="0" distR="0" wp14:anchorId="37DE0F29" wp14:editId="2FEE9B2E">
+                <wp:inline distT="0" distB="0" distL="0" distR="0" wp14:anchorId="1F9F934D" wp14:editId="47E2B169">
                   <wp:extent cx="3165764" cy="2199005"/>
                   <wp:effectExtent l="0" t="0" r="0" b="0"/>
                   <wp:docPr id="1" name="Chart 1"/>
@@ -2024,11 +2022,17 @@
       </w:tr>
       <w:tr>
         <w:trPr>
-          <w:trHeight w:val="6785"/>
+          <w:trHeight w:val="4193"/>
         </w:trPr>
         <w:tc>
           <w:tcPr>
             <w:tcW w:w="5395" w:type="dxa"/>
+            <w:tcBorders>
+              <w:top w:val="single" w:sz="4" w:space="0" w:color="auto"/>
+              <w:left w:val="nil"/>
+              <w:bottom w:val="nil"/>
+              <w:right w:val="nil"/>
+            </w:tcBorders>
           </w:tcPr>
           <w:p>
             <w:pPr>
@@ -2144,219 +2148,16 @@
               <mc:AlternateContent>
                 <mc:Choice Requires="wps">
                   <w:drawing>
-                    <wp:anchor distT="0" distB="0" distL="114300" distR="114300" simplePos="0" relativeHeight="251673600" behindDoc="0" locked="0" layoutInCell="1" allowOverlap="1" wp14:anchorId="327C9E7A" wp14:editId="715E7E45">
+                    <wp:anchor distT="0" distB="0" distL="114300" distR="114300" simplePos="0" relativeHeight="251703296" behindDoc="0" locked="0" layoutInCell="1" allowOverlap="1" wp14:anchorId="5EBCEB13" wp14:editId="10932141">
                       <wp:simplePos x="0" y="0"/>
                       <wp:positionH relativeFrom="column">
-                        <wp:posOffset>1332172</wp:posOffset>
+                        <wp:posOffset>2972327</wp:posOffset>
                       </wp:positionH>
                       <wp:positionV relativeFrom="paragraph">
-                        <wp:posOffset>3189664</wp:posOffset>
+                        <wp:posOffset>1772920</wp:posOffset>
                       </wp:positionV>
-                      <wp:extent cx="308610" cy="365760"/>
-                      <wp:effectExtent l="0" t="0" r="15240" b="15240"/>
-                      <wp:wrapNone/>
-                      <wp:docPr id="13" name="Text Box 13"/>
-                      <wp:cNvGraphicFramePr/>
-                      <a:graphic xmlns:a="http://schemas.openxmlformats.org/drawingml/2006/main">
-                        <a:graphicData uri="http://schemas.microsoft.com/office/word/2010/wordprocessingShape">
-                          <wps:wsp>
-                            <wps:cNvSpPr txBox="1"/>
-                            <wps:spPr>
-                              <a:xfrm>
-                                <a:off x="0" y="0"/>
-                                <a:ext cx="308610" cy="365760"/>
-                              </a:xfrm>
-                              <a:prstGeom prst="rect">
-                                <a:avLst/>
-                              </a:prstGeom>
-                              <a:solidFill>
-                                <a:srgbClr val="689C9A"/>
-                              </a:solidFill>
-                              <a:ln w="6350">
-                                <a:solidFill>
-                                  <a:srgbClr val="868686"/>
-                                </a:solidFill>
-                              </a:ln>
-                            </wps:spPr>
-                            <wps:txbx>
-                              <w:txbxContent>
-                                <w:p>
-                                  <w:pPr>
-                                    <w:pStyle w:val="NoSpacing"/>
-                                    <w:jc w:val="center"/>
-                                    <w:rPr>
-                                      <w:rFonts w:ascii="Arial" w:hAnsi="Arial" w:cs="Arial"/>
-                                      <w:b/>
-                                      <w:bCs/>
-                                      <w:color w:val="FFFFFF" w:themeColor="background1"/>
-                                      <w:sz w:val="10"/>
-                                      <w:szCs w:val="10"/>
-                                    </w:rPr>
-                                  </w:pPr>
-                                  <w:proofErr w:type="spellStart"/>
-                                  <w:r>
-                                    <w:rPr>
-                                      <w:rFonts w:ascii="Arial" w:hAnsi="Arial" w:cs="Arial"/>
-                                      <w:b/>
-                                      <w:bCs/>
-                                      <w:color w:val="FFFFFF" w:themeColor="background1"/>
-                                      <w:sz w:val="10"/>
-                                      <w:szCs w:val="10"/>
-                                    </w:rPr>
-                                    <w:t>Dicht</w:t>
-                                  </w:r>
-                                  <w:proofErr w:type="spellEnd"/>
-                                  <w:r>
-                                    <w:rPr>
-                                      <w:rFonts w:ascii="Arial" w:hAnsi="Arial" w:cs="Arial"/>
-                                      <w:b/>
-                                      <w:bCs/>
-                                      <w:color w:val="FFFFFF" w:themeColor="background1"/>
-                                      <w:sz w:val="10"/>
-                                      <w:szCs w:val="10"/>
-                                    </w:rPr>
-                                    <w:t xml:space="preserve"> </w:t>
-                                  </w:r>
-                                  <w:r>
-                                    <w:rPr>
-                                      <w:rFonts w:ascii="Arial" w:hAnsi="Arial" w:cs="Arial"/>
-                                      <w:b/>
-                                      <w:bCs/>
-                                      <w:color w:val="FFFFFF" w:themeColor="background1"/>
-                                      <w:sz w:val="10"/>
-                                      <w:szCs w:val="10"/>
-                                    </w:rPr>
-                                    <w:br/>
-                                  </w:r>
-                                  <w:proofErr w:type="spellStart"/>
-                                  <w:r>
-                                    <w:rPr>
-                                      <w:rFonts w:ascii="Arial" w:hAnsi="Arial" w:cs="Arial"/>
-                                      <w:b/>
-                                      <w:bCs/>
-                                      <w:color w:val="FFFFFF" w:themeColor="background1"/>
-                                      <w:sz w:val="10"/>
-                                      <w:szCs w:val="10"/>
-                                    </w:rPr>
-                                    <w:t>stof</w:t>
-                                  </w:r>
-                                  <w:proofErr w:type="spellEnd"/>
-                                </w:p>
-                              </w:txbxContent>
-                            </wps:txbx>
-                            <wps:bodyPr rot="0" spcFirstLastPara="0" vertOverflow="overflow" horzOverflow="overflow" vert="horz" wrap="square" lIns="0" tIns="0" rIns="0" bIns="0" numCol="1" spcCol="0" rtlCol="0" fromWordArt="0" anchor="ctr" anchorCtr="0" forceAA="0" compatLnSpc="1">
-                              <a:prstTxWarp prst="textNoShape">
-                                <a:avLst/>
-                              </a:prstTxWarp>
-                              <a:noAutofit/>
-                            </wps:bodyPr>
-                          </wps:wsp>
-                        </a:graphicData>
-                      </a:graphic>
-                      <wp14:sizeRelH relativeFrom="margin">
-                        <wp14:pctWidth>0</wp14:pctWidth>
-                      </wp14:sizeRelH>
-                      <wp14:sizeRelV relativeFrom="margin">
-                        <wp14:pctHeight>0</wp14:pctHeight>
-                      </wp14:sizeRelV>
-                    </wp:anchor>
-                  </w:drawing>
-                </mc:Choice>
-                <mc:Fallback>
-                  <w:pict>
-                    <v:shape w14:anchorId="327C9E7A" id="Text Box 13" o:spid="_x0000_s1028" type="#_x0000_t202" style="position:absolute;margin-left:104.9pt;margin-top:251.15pt;width:24.3pt;height:28.8pt;z-index:251673600;visibility:visible;mso-wrap-style:square;mso-width-percent:0;mso-height-percent:0;mso-wrap-distance-left:9pt;mso-wrap-distance-top:0;mso-wrap-distance-right:9pt;mso-wrap-distance-bottom:0;mso-position-horizontal:absolute;mso-position-horizontal-relative:text;mso-position-vertical:absolute;mso-position-vertical-relative:text;mso-width-percent:0;mso-height-percent:0;mso-width-relative:margin;mso-height-relative:margin;v-text-anchor:middle" o:gfxdata="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" fillcolor="#689c9a" strokecolor="#868686" strokeweight=".5pt">
-                      <v:textbox inset="0,0,0,0">
-                        <w:txbxContent>
-                          <w:p>
-                            <w:pPr>
-                              <w:pStyle w:val="NoSpacing"/>
-                              <w:jc w:val="center"/>
-                              <w:rPr>
-                                <w:rFonts w:ascii="Arial" w:hAnsi="Arial" w:cs="Arial"/>
-                                <w:b/>
-                                <w:bCs/>
-                                <w:color w:val="FFFFFF" w:themeColor="background1"/>
-                                <w:sz w:val="10"/>
-                                <w:szCs w:val="10"/>
-                              </w:rPr>
-                            </w:pPr>
-                            <w:proofErr w:type="spellStart"/>
-                            <w:r>
-                              <w:rPr>
-                                <w:rFonts w:ascii="Arial" w:hAnsi="Arial" w:cs="Arial"/>
-                                <w:b/>
-                                <w:bCs/>
-                                <w:color w:val="FFFFFF" w:themeColor="background1"/>
-                                <w:sz w:val="10"/>
-                                <w:szCs w:val="10"/>
-                              </w:rPr>
-                              <w:t>Dicht</w:t>
-                            </w:r>
-                            <w:proofErr w:type="spellEnd"/>
-                            <w:r>
-                              <w:rPr>
-                                <w:rFonts w:ascii="Arial" w:hAnsi="Arial" w:cs="Arial"/>
-                                <w:b/>
-                                <w:bCs/>
-                                <w:color w:val="FFFFFF" w:themeColor="background1"/>
-                                <w:sz w:val="10"/>
-                                <w:szCs w:val="10"/>
-                              </w:rPr>
-                              <w:t xml:space="preserve"> </w:t>
-                            </w:r>
-                            <w:r>
-                              <w:rPr>
-                                <w:rFonts w:ascii="Arial" w:hAnsi="Arial" w:cs="Arial"/>
-                                <w:b/>
-                                <w:bCs/>
-                                <w:color w:val="FFFFFF" w:themeColor="background1"/>
-                                <w:sz w:val="10"/>
-                                <w:szCs w:val="10"/>
-                              </w:rPr>
-                              <w:br/>
-                            </w:r>
-                            <w:proofErr w:type="spellStart"/>
-                            <w:r>
-                              <w:rPr>
-                                <w:rFonts w:ascii="Arial" w:hAnsi="Arial" w:cs="Arial"/>
-                                <w:b/>
-                                <w:bCs/>
-                                <w:color w:val="FFFFFF" w:themeColor="background1"/>
-                                <w:sz w:val="10"/>
-                                <w:szCs w:val="10"/>
-                              </w:rPr>
-                              <w:t>stof</w:t>
-                            </w:r>
-                            <w:proofErr w:type="spellEnd"/>
-                          </w:p>
-                        </w:txbxContent>
-                      </v:textbox>
-                    </v:shape>
-                  </w:pict>
-                </mc:Fallback>
-              </mc:AlternateContent>
-            </w:r>
-            <w:r>
-              <w:rPr>
-                <w:rFonts w:ascii="Arial" w:hAnsi="Arial" w:cs="Arial"/>
-                <w:noProof/>
-                <w:sz w:val="10"/>
-                <w:szCs w:val="10"/>
-                <w:lang w:val="nl-NL"/>
-              </w:rPr>
-              <mc:AlternateContent>
-                <mc:Choice Requires="wps">
-                  <w:drawing>
-                    <wp:anchor distT="0" distB="0" distL="114300" distR="114300" simplePos="0" relativeHeight="251679744" behindDoc="0" locked="0" layoutInCell="1" allowOverlap="1" wp14:anchorId="4B0019F5" wp14:editId="161DEA14">
-                      <wp:simplePos x="0" y="0"/>
-                      <wp:positionH relativeFrom="column">
-                        <wp:posOffset>2968224</wp:posOffset>
-                      </wp:positionH>
-                      <wp:positionV relativeFrom="paragraph">
-                        <wp:posOffset>3191243</wp:posOffset>
-                      </wp:positionV>
-                      <wp:extent cx="328930" cy="365760"/>
-                      <wp:effectExtent l="0" t="0" r="13970" b="15240"/>
+                      <wp:extent cx="339774" cy="365760"/>
+                      <wp:effectExtent l="0" t="0" r="22225" b="15240"/>
                       <wp:wrapNone/>
                       <wp:docPr id="16" name="Text Box 16"/>
                       <wp:cNvGraphicFramePr/>
@@ -2367,7 +2168,7 @@
                             <wps:spPr>
                               <a:xfrm>
                                 <a:off x="0" y="0"/>
-                                <a:ext cx="328930" cy="365760"/>
+                                <a:ext cx="339774" cy="365760"/>
                               </a:xfrm>
                               <a:prstGeom prst="rect">
                                 <a:avLst/>
@@ -2406,29 +2207,7 @@
                                       <w:sz w:val="10"/>
                                       <w:szCs w:val="10"/>
                                     </w:rPr>
-                                    <w:t>Spi</w:t>
-                                  </w:r>
-                                  <w:r>
-                                    <w:rPr>
-                                      <w:rFonts w:ascii="Arial" w:hAnsi="Arial" w:cs="Arial"/>
-                                      <w:b/>
-                                      <w:bCs/>
-                                      <w:color w:val="FFFFFF" w:themeColor="background1"/>
-                                      <w:sz w:val="10"/>
-                                      <w:szCs w:val="10"/>
-                                    </w:rPr>
-                                    <w:t>n</w:t>
-                                  </w:r>
-                                  <w:r>
-                                    <w:rPr>
-                                      <w:rFonts w:ascii="Arial" w:hAnsi="Arial" w:cs="Arial"/>
-                                      <w:b/>
-                                      <w:bCs/>
-                                      <w:color w:val="FFFFFF" w:themeColor="background1"/>
-                                      <w:sz w:val="10"/>
-                                      <w:szCs w:val="10"/>
-                                    </w:rPr>
-                                    <w:t>rag</w:t>
+                                    <w:t>Spinrag</w:t>
                                   </w:r>
                                   <w:proofErr w:type="spellEnd"/>
                                 </w:p>
@@ -2454,7 +2233,7 @@
                 </mc:Choice>
                 <mc:Fallback>
                   <w:pict>
-                    <v:shape w14:anchorId="4B0019F5" id="Text Box 16" o:spid="_x0000_s1029" type="#_x0000_t202" style="position:absolute;margin-left:233.7pt;margin-top:251.3pt;width:25.9pt;height:28.8pt;z-index:251679744;visibility:visible;mso-wrap-style:square;mso-width-percent:0;mso-height-percent:0;mso-wrap-distance-left:9pt;mso-wrap-distance-top:0;mso-wrap-distance-right:9pt;mso-wrap-distance-bottom:0;mso-position-horizontal:absolute;mso-position-horizontal-relative:text;mso-position-vertical:absolute;mso-position-vertical-relative:text;mso-width-percent:0;mso-height-percent:0;mso-width-relative:margin;mso-height-relative:margin;v-text-anchor:middle" o:gfxdata="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" fillcolor="#a9a57c" strokecolor="#868686" strokeweight=".5pt">
+                    <v:shape w14:anchorId="5EBCEB13" id="Text Box 16" o:spid="_x0000_s1028" type="#_x0000_t202" style="position:absolute;margin-left:234.05pt;margin-top:139.6pt;width:26.75pt;height:28.8pt;z-index:251703296;visibility:visible;mso-wrap-style:square;mso-width-percent:0;mso-height-percent:0;mso-wrap-distance-left:9pt;mso-wrap-distance-top:0;mso-wrap-distance-right:9pt;mso-wrap-distance-bottom:0;mso-position-horizontal:absolute;mso-position-horizontal-relative:text;mso-position-vertical:absolute;mso-position-vertical-relative:text;mso-width-percent:0;mso-height-percent:0;mso-width-relative:margin;mso-height-relative:margin;v-text-anchor:middle" o:gfxdata="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" fillcolor="#a9a57c" strokecolor="#868686" strokeweight=".5pt">
                       <v:textbox inset="0,0,0,0">
                         <w:txbxContent>
                           <w:p>
@@ -2480,29 +2259,7 @@
                                 <w:sz w:val="10"/>
                                 <w:szCs w:val="10"/>
                               </w:rPr>
-                              <w:t>Spi</w:t>
-                            </w:r>
-                            <w:r>
-                              <w:rPr>
-                                <w:rFonts w:ascii="Arial" w:hAnsi="Arial" w:cs="Arial"/>
-                                <w:b/>
-                                <w:bCs/>
-                                <w:color w:val="FFFFFF" w:themeColor="background1"/>
-                                <w:sz w:val="10"/>
-                                <w:szCs w:val="10"/>
-                              </w:rPr>
-                              <w:t>n</w:t>
-                            </w:r>
-                            <w:r>
-                              <w:rPr>
-                                <w:rFonts w:ascii="Arial" w:hAnsi="Arial" w:cs="Arial"/>
-                                <w:b/>
-                                <w:bCs/>
-                                <w:color w:val="FFFFFF" w:themeColor="background1"/>
-                                <w:sz w:val="10"/>
-                                <w:szCs w:val="10"/>
-                              </w:rPr>
-                              <w:t>rag</w:t>
+                              <w:t>Spinrag</w:t>
                             </w:r>
                             <w:proofErr w:type="spellEnd"/>
                           </w:p>
@@ -2524,13 +2281,13 @@
               <mc:AlternateContent>
                 <mc:Choice Requires="wps">
                   <w:drawing>
-                    <wp:anchor distT="0" distB="0" distL="114300" distR="114300" simplePos="0" relativeHeight="251675648" behindDoc="0" locked="0" layoutInCell="1" allowOverlap="1" wp14:anchorId="0F42B3A3" wp14:editId="13649E69">
+                    <wp:anchor distT="0" distB="0" distL="114300" distR="114300" simplePos="0" relativeHeight="251702272" behindDoc="0" locked="0" layoutInCell="1" allowOverlap="1" wp14:anchorId="776F7CEC" wp14:editId="0B18606D">
                       <wp:simplePos x="0" y="0"/>
                       <wp:positionH relativeFrom="column">
-                        <wp:posOffset>2609282</wp:posOffset>
+                        <wp:posOffset>2612184</wp:posOffset>
                       </wp:positionH>
                       <wp:positionV relativeFrom="paragraph">
-                        <wp:posOffset>3191243</wp:posOffset>
+                        <wp:posOffset>1772992</wp:posOffset>
                       </wp:positionV>
                       <wp:extent cx="360680" cy="365760"/>
                       <wp:effectExtent l="0" t="0" r="20320" b="15240"/>
@@ -2573,6 +2330,7 @@
                                       <w:szCs w:val="10"/>
                                     </w:rPr>
                                   </w:pPr>
+                                  <w:proofErr w:type="spellStart"/>
                                   <w:r>
                                     <w:rPr>
                                       <w:rFonts w:ascii="Arial" w:hAnsi="Arial" w:cs="Arial"/>
@@ -2582,7 +2340,19 @@
                                       <w:sz w:val="10"/>
                                       <w:szCs w:val="10"/>
                                     </w:rPr>
-                                    <w:t xml:space="preserve">Niet </w:t>
+                                    <w:t>Niet</w:t>
+                                  </w:r>
+                                  <w:proofErr w:type="spellEnd"/>
+                                  <w:r>
+                                    <w:rPr>
+                                      <w:rFonts w:ascii="Arial" w:hAnsi="Arial" w:cs="Arial"/>
+                                      <w:b/>
+                                      <w:bCs/>
+                                      <w:color w:val="FFFFFF" w:themeColor="background1"/>
+                                      <w:sz w:val="10"/>
+                                      <w:szCs w:val="10"/>
+                                    </w:rPr>
+                                    <w:t xml:space="preserve"> </w:t>
                                   </w:r>
                                   <w:proofErr w:type="spellStart"/>
                                   <w:r>
@@ -2620,7 +2390,7 @@
                 </mc:Choice>
                 <mc:Fallback>
                   <w:pict>
-                    <v:shape w14:anchorId="0F42B3A3" id="Text Box 14" o:spid="_x0000_s1030" type="#_x0000_t202" style="position:absolute;margin-left:205.45pt;margin-top:251.3pt;width:28.4pt;height:28.8pt;z-index:251675648;visibility:visible;mso-wrap-style:square;mso-width-percent:0;mso-height-percent:0;mso-wrap-distance-left:9pt;mso-wrap-distance-top:0;mso-wrap-distance-right:9pt;mso-wrap-distance-bottom:0;mso-position-horizontal:absolute;mso-position-horizontal-relative:text;mso-position-vertical:absolute;mso-position-vertical-relative:text;mso-width-percent:0;mso-height-percent:0;mso-width-relative:margin;mso-height-relative:margin;v-text-anchor:middle" o:gfxdata="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" fillcolor="#a9a57c" strokecolor="#868686" strokeweight=".5pt">
+                    <v:shape w14:anchorId="776F7CEC" id="Text Box 14" o:spid="_x0000_s1029" type="#_x0000_t202" style="position:absolute;margin-left:205.7pt;margin-top:139.6pt;width:28.4pt;height:28.8pt;z-index:251702272;visibility:visible;mso-wrap-style:square;mso-width-percent:0;mso-height-percent:0;mso-wrap-distance-left:9pt;mso-wrap-distance-top:0;mso-wrap-distance-right:9pt;mso-wrap-distance-bottom:0;mso-position-horizontal:absolute;mso-position-horizontal-relative:text;mso-position-vertical:absolute;mso-position-vertical-relative:text;mso-width-percent:0;mso-height-percent:0;mso-width-relative:margin;mso-height-relative:margin;v-text-anchor:middle" o:gfxdata="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" fillcolor="#a9a57c" strokecolor="#868686" strokeweight=".5pt">
                       <v:textbox inset="0,0,0,0">
                         <w:txbxContent>
                           <w:p>
@@ -2636,6 +2406,7 @@
                                 <w:szCs w:val="10"/>
                               </w:rPr>
                             </w:pPr>
+                            <w:proofErr w:type="spellStart"/>
                             <w:r>
                               <w:rPr>
                                 <w:rFonts w:ascii="Arial" w:hAnsi="Arial" w:cs="Arial"/>
@@ -2645,7 +2416,19 @@
                                 <w:sz w:val="10"/>
                                 <w:szCs w:val="10"/>
                               </w:rPr>
-                              <w:t xml:space="preserve">Niet </w:t>
+                              <w:t>Niet</w:t>
+                            </w:r>
+                            <w:proofErr w:type="spellEnd"/>
+                            <w:r>
+                              <w:rPr>
+                                <w:rFonts w:ascii="Arial" w:hAnsi="Arial" w:cs="Arial"/>
+                                <w:b/>
+                                <w:bCs/>
+                                <w:color w:val="FFFFFF" w:themeColor="background1"/>
+                                <w:sz w:val="10"/>
+                                <w:szCs w:val="10"/>
+                              </w:rPr>
+                              <w:t xml:space="preserve"> </w:t>
                             </w:r>
                             <w:proofErr w:type="spellStart"/>
                             <w:r>
@@ -2679,18 +2462,18 @@
               <mc:AlternateContent>
                 <mc:Choice Requires="wps">
                   <w:drawing>
-                    <wp:anchor distT="0" distB="0" distL="114300" distR="114300" simplePos="0" relativeHeight="251665408" behindDoc="0" locked="0" layoutInCell="1" allowOverlap="1" wp14:anchorId="1E79411C" wp14:editId="498E40F3">
+                    <wp:anchor distT="0" distB="0" distL="114300" distR="114300" simplePos="0" relativeHeight="251701248" behindDoc="0" locked="0" layoutInCell="1" allowOverlap="1" wp14:anchorId="4137DE49" wp14:editId="17576233">
                       <wp:simplePos x="0" y="0"/>
                       <wp:positionH relativeFrom="column">
-                        <wp:posOffset>1014095</wp:posOffset>
+                        <wp:posOffset>2285328</wp:posOffset>
                       </wp:positionH>
                       <wp:positionV relativeFrom="paragraph">
-                        <wp:posOffset>3190240</wp:posOffset>
+                        <wp:posOffset>1774025</wp:posOffset>
                       </wp:positionV>
-                      <wp:extent cx="327660" cy="365760"/>
-                      <wp:effectExtent l="0" t="0" r="15240" b="15240"/>
+                      <wp:extent cx="328246" cy="364490"/>
+                      <wp:effectExtent l="0" t="0" r="15240" b="16510"/>
                       <wp:wrapNone/>
-                      <wp:docPr id="9" name="Text Box 9"/>
+                      <wp:docPr id="11" name="Text Box 11"/>
                       <wp:cNvGraphicFramePr/>
                       <a:graphic xmlns:a="http://schemas.openxmlformats.org/drawingml/2006/main">
                         <a:graphicData uri="http://schemas.microsoft.com/office/word/2010/wordprocessingShape">
@@ -2699,13 +2482,13 @@
                             <wps:spPr>
                               <a:xfrm>
                                 <a:off x="0" y="0"/>
-                                <a:ext cx="327660" cy="365760"/>
+                                <a:ext cx="328246" cy="364490"/>
                               </a:xfrm>
                               <a:prstGeom prst="rect">
                                 <a:avLst/>
                               </a:prstGeom>
                               <a:solidFill>
-                                <a:srgbClr val="689C9A"/>
+                                <a:srgbClr val="A9A57C"/>
                               </a:solidFill>
                               <a:ln w="6350">
                                 <a:solidFill>
@@ -2738,150 +2521,7 @@
                                       <w:sz w:val="10"/>
                                       <w:szCs w:val="10"/>
                                     </w:rPr>
-                                    <w:t>Aanslag</w:t>
-                                  </w:r>
-                                  <w:proofErr w:type="spellEnd"/>
-                                </w:p>
-                              </w:txbxContent>
-                            </wps:txbx>
-                            <wps:bodyPr rot="0" spcFirstLastPara="0" vertOverflow="overflow" horzOverflow="overflow" vert="horz" wrap="square" lIns="0" tIns="0" rIns="0" bIns="0" numCol="1" spcCol="0" rtlCol="0" fromWordArt="0" anchor="ctr" anchorCtr="0" forceAA="0" compatLnSpc="1">
-                              <a:prstTxWarp prst="textNoShape">
-                                <a:avLst/>
-                              </a:prstTxWarp>
-                              <a:noAutofit/>
-                            </wps:bodyPr>
-                          </wps:wsp>
-                        </a:graphicData>
-                      </a:graphic>
-                      <wp14:sizeRelH relativeFrom="margin">
-                        <wp14:pctWidth>0</wp14:pctWidth>
-                      </wp14:sizeRelH>
-                      <wp14:sizeRelV relativeFrom="margin">
-                        <wp14:pctHeight>0</wp14:pctHeight>
-                      </wp14:sizeRelV>
-                    </wp:anchor>
-                  </w:drawing>
-                </mc:Choice>
-                <mc:Fallback>
-                  <w:pict>
-                    <v:shape w14:anchorId="1E79411C" id="Text Box 9" o:spid="_x0000_s1031" type="#_x0000_t202" style="position:absolute;margin-left:79.85pt;margin-top:251.2pt;width:25.8pt;height:28.8pt;z-index:251665408;visibility:visible;mso-wrap-style:square;mso-width-percent:0;mso-height-percent:0;mso-wrap-distance-left:9pt;mso-wrap-distance-top:0;mso-wrap-distance-right:9pt;mso-wrap-distance-bottom:0;mso-position-horizontal:absolute;mso-position-horizontal-relative:text;mso-position-vertical:absolute;mso-position-vertical-relative:text;mso-width-percent:0;mso-height-percent:0;mso-width-relative:margin;mso-height-relative:margin;v-text-anchor:middle" o:gfxdata="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" fillcolor="#689c9a" strokecolor="#868686" strokeweight=".5pt">
-                      <v:textbox inset="0,0,0,0">
-                        <w:txbxContent>
-                          <w:p>
-                            <w:pPr>
-                              <w:pStyle w:val="NoSpacing"/>
-                              <w:jc w:val="center"/>
-                              <w:rPr>
-                                <w:rFonts w:ascii="Arial" w:hAnsi="Arial" w:cs="Arial"/>
-                                <w:b/>
-                                <w:bCs/>
-                                <w:color w:val="FFFFFF" w:themeColor="background1"/>
-                                <w:sz w:val="10"/>
-                                <w:szCs w:val="10"/>
-                              </w:rPr>
-                            </w:pPr>
-                            <w:proofErr w:type="spellStart"/>
-                            <w:r>
-                              <w:rPr>
-                                <w:rFonts w:ascii="Arial" w:hAnsi="Arial" w:cs="Arial"/>
-                                <w:b/>
-                                <w:bCs/>
-                                <w:color w:val="FFFFFF" w:themeColor="background1"/>
-                                <w:sz w:val="10"/>
-                                <w:szCs w:val="10"/>
-                              </w:rPr>
-                              <w:t>Aanslag</w:t>
-                            </w:r>
-                            <w:proofErr w:type="spellEnd"/>
-                          </w:p>
-                        </w:txbxContent>
-                      </v:textbox>
-                    </v:shape>
-                  </w:pict>
-                </mc:Fallback>
-              </mc:AlternateContent>
-            </w:r>
-            <w:r>
-              <w:rPr>
-                <w:rFonts w:ascii="Arial" w:hAnsi="Arial" w:cs="Arial"/>
-                <w:noProof/>
-                <w:sz w:val="10"/>
-                <w:szCs w:val="10"/>
-                <w:lang w:val="nl-NL"/>
-              </w:rPr>
-              <mc:AlternateContent>
-                <mc:Choice Requires="wps">
-                  <w:drawing>
-                    <wp:anchor distT="0" distB="0" distL="114300" distR="114300" simplePos="0" relativeHeight="251663360" behindDoc="0" locked="0" layoutInCell="1" allowOverlap="1" wp14:anchorId="0190E239" wp14:editId="49A72D8B">
-                      <wp:simplePos x="0" y="0"/>
-                      <wp:positionH relativeFrom="column">
-                        <wp:posOffset>350520</wp:posOffset>
-                      </wp:positionH>
-                      <wp:positionV relativeFrom="paragraph">
-                        <wp:posOffset>3190875</wp:posOffset>
-                      </wp:positionV>
-                      <wp:extent cx="337820" cy="365760"/>
-                      <wp:effectExtent l="0" t="0" r="24130" b="15240"/>
-                      <wp:wrapNone/>
-                      <wp:docPr id="8" name="Text Box 8"/>
-                      <wp:cNvGraphicFramePr/>
-                      <a:graphic xmlns:a="http://schemas.openxmlformats.org/drawingml/2006/main">
-                        <a:graphicData uri="http://schemas.microsoft.com/office/word/2010/wordprocessingShape">
-                          <wps:wsp>
-                            <wps:cNvSpPr txBox="1"/>
-                            <wps:spPr>
-                              <a:xfrm>
-                                <a:off x="0" y="0"/>
-                                <a:ext cx="337820" cy="365760"/>
-                              </a:xfrm>
-                              <a:prstGeom prst="rect">
-                                <a:avLst/>
-                              </a:prstGeom>
-                              <a:solidFill>
-                                <a:srgbClr val="B7AE38"/>
-                              </a:solidFill>
-                              <a:ln w="6350">
-                                <a:solidFill>
-                                  <a:srgbClr val="868686"/>
-                                </a:solidFill>
-                              </a:ln>
-                            </wps:spPr>
-                            <wps:txbx>
-                              <w:txbxContent>
-                                <w:p>
-                                  <w:pPr>
-                                    <w:jc w:val="center"/>
-                                    <w:rPr>
-                                      <w:rFonts w:ascii="Arial" w:hAnsi="Arial" w:cs="Arial"/>
-                                      <w:b/>
-                                      <w:bCs/>
-                                      <w:color w:val="FFFFFF" w:themeColor="background1"/>
-                                      <w:sz w:val="10"/>
-                                      <w:szCs w:val="10"/>
-                                    </w:rPr>
-                                  </w:pPr>
-                                  <w:r>
-                                    <w:rPr>
-                                      <w:rFonts w:ascii="Arial" w:hAnsi="Arial" w:cs="Arial"/>
-                                      <w:b/>
-                                      <w:bCs/>
-                                      <w:color w:val="FFFFFF" w:themeColor="background1"/>
-                                      <w:sz w:val="10"/>
-                                      <w:szCs w:val="10"/>
-                                    </w:rPr>
-                                    <w:t xml:space="preserve">Niet </w:t>
-                                  </w:r>
-                                  <w:proofErr w:type="spellStart"/>
-                                  <w:r>
-                                    <w:rPr>
-                                      <w:rFonts w:ascii="Arial" w:hAnsi="Arial" w:cs="Arial"/>
-                                      <w:b/>
-                                      <w:bCs/>
-                                      <w:color w:val="FFFFFF" w:themeColor="background1"/>
-                                      <w:sz w:val="10"/>
-                                      <w:szCs w:val="10"/>
-                                    </w:rPr>
-                                    <w:t>gehecht</w:t>
+                                    <w:t>Niet</w:t>
                                   </w:r>
                                   <w:proofErr w:type="spellEnd"/>
                                   <w:r>
@@ -2894,549 +2534,6 @@
                                       <w:szCs w:val="10"/>
                                     </w:rPr>
                                     <w:t xml:space="preserve"> </w:t>
-                                  </w:r>
-                                  <w:proofErr w:type="spellStart"/>
-                                  <w:r>
-                                    <w:rPr>
-                                      <w:rFonts w:ascii="Arial" w:hAnsi="Arial" w:cs="Arial"/>
-                                      <w:b/>
-                                      <w:bCs/>
-                                      <w:color w:val="FFFFFF" w:themeColor="background1"/>
-                                      <w:sz w:val="10"/>
-                                      <w:szCs w:val="10"/>
-                                    </w:rPr>
-                                    <w:t>vuil</w:t>
-                                  </w:r>
-                                  <w:proofErr w:type="spellEnd"/>
-                                  <w:r>
-                                    <w:rPr>
-                                      <w:rFonts w:ascii="Arial" w:hAnsi="Arial" w:cs="Arial"/>
-                                      <w:b/>
-                                      <w:bCs/>
-                                      <w:color w:val="FFFFFF" w:themeColor="background1"/>
-                                      <w:sz w:val="10"/>
-                                      <w:szCs w:val="10"/>
-                                    </w:rPr>
-                                    <w:t xml:space="preserve"> </w:t>
-                                  </w:r>
-                                  <w:proofErr w:type="spellStart"/>
-                                  <w:r>
-                                    <w:rPr>
-                                      <w:rFonts w:ascii="Arial" w:hAnsi="Arial" w:cs="Arial"/>
-                                      <w:b/>
-                                      <w:bCs/>
-                                      <w:color w:val="FFFFFF" w:themeColor="background1"/>
-                                      <w:sz w:val="10"/>
-                                      <w:szCs w:val="10"/>
-                                    </w:rPr>
-                                    <w:t>licht</w:t>
-                                  </w:r>
-                                  <w:proofErr w:type="spellEnd"/>
-                                  <w:r>
-                                    <w:rPr>
-                                      <w:rFonts w:ascii="Arial" w:hAnsi="Arial" w:cs="Arial"/>
-                                      <w:b/>
-                                      <w:bCs/>
-                                      <w:color w:val="FFFFFF" w:themeColor="background1"/>
-                                      <w:sz w:val="10"/>
-                                      <w:szCs w:val="10"/>
-                                    </w:rPr>
-                                    <w:t xml:space="preserve"> </w:t>
-                                  </w:r>
-                                  <w:proofErr w:type="spellStart"/>
-                                  <w:r>
-                                    <w:rPr>
-                                      <w:rFonts w:ascii="Arial" w:hAnsi="Arial" w:cs="Arial"/>
-                                      <w:b/>
-                                      <w:bCs/>
-                                      <w:color w:val="FFFFFF" w:themeColor="background1"/>
-                                      <w:sz w:val="10"/>
-                                      <w:szCs w:val="10"/>
-                                    </w:rPr>
-                                    <w:t>stof</w:t>
-                                  </w:r>
-                                  <w:proofErr w:type="spellEnd"/>
-                                </w:p>
-                              </w:txbxContent>
-                            </wps:txbx>
-                            <wps:bodyPr rot="0" spcFirstLastPara="0" vertOverflow="overflow" horzOverflow="overflow" vert="horz" wrap="square" lIns="0" tIns="0" rIns="0" bIns="0" numCol="1" spcCol="0" rtlCol="0" fromWordArt="0" anchor="ctr" anchorCtr="0" forceAA="0" compatLnSpc="1">
-                              <a:prstTxWarp prst="textNoShape">
-                                <a:avLst/>
-                              </a:prstTxWarp>
-                              <a:noAutofit/>
-                            </wps:bodyPr>
-                          </wps:wsp>
-                        </a:graphicData>
-                      </a:graphic>
-                      <wp14:sizeRelH relativeFrom="margin">
-                        <wp14:pctWidth>0</wp14:pctWidth>
-                      </wp14:sizeRelH>
-                      <wp14:sizeRelV relativeFrom="margin">
-                        <wp14:pctHeight>0</wp14:pctHeight>
-                      </wp14:sizeRelV>
-                    </wp:anchor>
-                  </w:drawing>
-                </mc:Choice>
-                <mc:Fallback>
-                  <w:pict>
-                    <v:shape w14:anchorId="0190E239" id="Text Box 8" o:spid="_x0000_s1032" type="#_x0000_t202" style="position:absolute;margin-left:27.6pt;margin-top:251.25pt;width:26.6pt;height:28.8pt;z-index:251663360;visibility:visible;mso-wrap-style:square;mso-width-percent:0;mso-height-percent:0;mso-wrap-distance-left:9pt;mso-wrap-distance-top:0;mso-wrap-distance-right:9pt;mso-wrap-distance-bottom:0;mso-position-horizontal:absolute;mso-position-horizontal-relative:text;mso-position-vertical:absolute;mso-position-vertical-relative:text;mso-width-percent:0;mso-height-percent:0;mso-width-relative:margin;mso-height-relative:margin;v-text-anchor:middle" o:gfxdata="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" fillcolor="#b7ae38" strokecolor="#868686" strokeweight=".5pt">
-                      <v:textbox inset="0,0,0,0">
-                        <w:txbxContent>
-                          <w:p>
-                            <w:pPr>
-                              <w:jc w:val="center"/>
-                              <w:rPr>
-                                <w:rFonts w:ascii="Arial" w:hAnsi="Arial" w:cs="Arial"/>
-                                <w:b/>
-                                <w:bCs/>
-                                <w:color w:val="FFFFFF" w:themeColor="background1"/>
-                                <w:sz w:val="10"/>
-                                <w:szCs w:val="10"/>
-                              </w:rPr>
-                            </w:pPr>
-                            <w:r>
-                              <w:rPr>
-                                <w:rFonts w:ascii="Arial" w:hAnsi="Arial" w:cs="Arial"/>
-                                <w:b/>
-                                <w:bCs/>
-                                <w:color w:val="FFFFFF" w:themeColor="background1"/>
-                                <w:sz w:val="10"/>
-                                <w:szCs w:val="10"/>
-                              </w:rPr>
-                              <w:t xml:space="preserve">Niet </w:t>
-                            </w:r>
-                            <w:proofErr w:type="spellStart"/>
-                            <w:r>
-                              <w:rPr>
-                                <w:rFonts w:ascii="Arial" w:hAnsi="Arial" w:cs="Arial"/>
-                                <w:b/>
-                                <w:bCs/>
-                                <w:color w:val="FFFFFF" w:themeColor="background1"/>
-                                <w:sz w:val="10"/>
-                                <w:szCs w:val="10"/>
-                              </w:rPr>
-                              <w:t>gehecht</w:t>
-                            </w:r>
-                            <w:proofErr w:type="spellEnd"/>
-                            <w:r>
-                              <w:rPr>
-                                <w:rFonts w:ascii="Arial" w:hAnsi="Arial" w:cs="Arial"/>
-                                <w:b/>
-                                <w:bCs/>
-                                <w:color w:val="FFFFFF" w:themeColor="background1"/>
-                                <w:sz w:val="10"/>
-                                <w:szCs w:val="10"/>
-                              </w:rPr>
-                              <w:t xml:space="preserve"> </w:t>
-                            </w:r>
-                            <w:proofErr w:type="spellStart"/>
-                            <w:r>
-                              <w:rPr>
-                                <w:rFonts w:ascii="Arial" w:hAnsi="Arial" w:cs="Arial"/>
-                                <w:b/>
-                                <w:bCs/>
-                                <w:color w:val="FFFFFF" w:themeColor="background1"/>
-                                <w:sz w:val="10"/>
-                                <w:szCs w:val="10"/>
-                              </w:rPr>
-                              <w:t>vuil</w:t>
-                            </w:r>
-                            <w:proofErr w:type="spellEnd"/>
-                            <w:r>
-                              <w:rPr>
-                                <w:rFonts w:ascii="Arial" w:hAnsi="Arial" w:cs="Arial"/>
-                                <w:b/>
-                                <w:bCs/>
-                                <w:color w:val="FFFFFF" w:themeColor="background1"/>
-                                <w:sz w:val="10"/>
-                                <w:szCs w:val="10"/>
-                              </w:rPr>
-                              <w:t xml:space="preserve"> </w:t>
-                            </w:r>
-                            <w:proofErr w:type="spellStart"/>
-                            <w:r>
-                              <w:rPr>
-                                <w:rFonts w:ascii="Arial" w:hAnsi="Arial" w:cs="Arial"/>
-                                <w:b/>
-                                <w:bCs/>
-                                <w:color w:val="FFFFFF" w:themeColor="background1"/>
-                                <w:sz w:val="10"/>
-                                <w:szCs w:val="10"/>
-                              </w:rPr>
-                              <w:t>licht</w:t>
-                            </w:r>
-                            <w:proofErr w:type="spellEnd"/>
-                            <w:r>
-                              <w:rPr>
-                                <w:rFonts w:ascii="Arial" w:hAnsi="Arial" w:cs="Arial"/>
-                                <w:b/>
-                                <w:bCs/>
-                                <w:color w:val="FFFFFF" w:themeColor="background1"/>
-                                <w:sz w:val="10"/>
-                                <w:szCs w:val="10"/>
-                              </w:rPr>
-                              <w:t xml:space="preserve"> </w:t>
-                            </w:r>
-                            <w:proofErr w:type="spellStart"/>
-                            <w:r>
-                              <w:rPr>
-                                <w:rFonts w:ascii="Arial" w:hAnsi="Arial" w:cs="Arial"/>
-                                <w:b/>
-                                <w:bCs/>
-                                <w:color w:val="FFFFFF" w:themeColor="background1"/>
-                                <w:sz w:val="10"/>
-                                <w:szCs w:val="10"/>
-                              </w:rPr>
-                              <w:t>stof</w:t>
-                            </w:r>
-                            <w:proofErr w:type="spellEnd"/>
-                          </w:p>
-                        </w:txbxContent>
-                      </v:textbox>
-                    </v:shape>
-                  </w:pict>
-                </mc:Fallback>
-              </mc:AlternateContent>
-            </w:r>
-            <w:r>
-              <w:rPr>
-                <w:rFonts w:ascii="Arial" w:hAnsi="Arial" w:cs="Arial"/>
-                <w:noProof/>
-                <w:sz w:val="10"/>
-                <w:szCs w:val="10"/>
-                <w:lang w:val="nl-NL"/>
-              </w:rPr>
-              <mc:AlternateContent>
-                <mc:Choice Requires="wps">
-                  <w:drawing>
-                    <wp:anchor distT="0" distB="0" distL="114300" distR="114300" simplePos="0" relativeHeight="251661312" behindDoc="0" locked="0" layoutInCell="1" allowOverlap="1" wp14:anchorId="6C4B8B03" wp14:editId="2D8B06BD">
-                      <wp:simplePos x="0" y="0"/>
-                      <wp:positionH relativeFrom="column">
-                        <wp:posOffset>685165</wp:posOffset>
-                      </wp:positionH>
-                      <wp:positionV relativeFrom="paragraph">
-                        <wp:posOffset>3190875</wp:posOffset>
-                      </wp:positionV>
-                      <wp:extent cx="328930" cy="365760"/>
-                      <wp:effectExtent l="0" t="0" r="13970" b="15240"/>
-                      <wp:wrapNone/>
-                      <wp:docPr id="7" name="Text Box 7"/>
-                      <wp:cNvGraphicFramePr/>
-                      <a:graphic xmlns:a="http://schemas.openxmlformats.org/drawingml/2006/main">
-                        <a:graphicData uri="http://schemas.microsoft.com/office/word/2010/wordprocessingShape">
-                          <wps:wsp>
-                            <wps:cNvSpPr txBox="1"/>
-                            <wps:spPr>
-                              <a:xfrm>
-                                <a:off x="0" y="0"/>
-                                <a:ext cx="328930" cy="365760"/>
-                              </a:xfrm>
-                              <a:prstGeom prst="rect">
-                                <a:avLst/>
-                              </a:prstGeom>
-                              <a:solidFill>
-                                <a:srgbClr val="B7AE38"/>
-                              </a:solidFill>
-                              <a:ln w="6350">
-                                <a:solidFill>
-                                  <a:srgbClr val="868686"/>
-                                </a:solidFill>
-                              </a:ln>
-                            </wps:spPr>
-                            <wps:txbx>
-                              <w:txbxContent>
-                                <w:p>
-                                  <w:pPr>
-                                    <w:pStyle w:val="NoSpacing"/>
-                                    <w:jc w:val="center"/>
-                                    <w:rPr>
-                                      <w:rFonts w:ascii="Arial" w:hAnsi="Arial" w:cs="Arial"/>
-                                      <w:b/>
-                                      <w:bCs/>
-                                      <w:color w:val="FFFFFF" w:themeColor="background1"/>
-                                      <w:sz w:val="10"/>
-                                      <w:szCs w:val="10"/>
-                                    </w:rPr>
-                                  </w:pPr>
-                                  <w:r>
-                                    <w:rPr>
-                                      <w:rFonts w:ascii="Arial" w:hAnsi="Arial" w:cs="Arial"/>
-                                      <w:b/>
-                                      <w:bCs/>
-                                      <w:color w:val="FFFFFF" w:themeColor="background1"/>
-                                      <w:sz w:val="10"/>
-                                      <w:szCs w:val="10"/>
-                                    </w:rPr>
-                                    <w:t xml:space="preserve">Niet </w:t>
-                                  </w:r>
-                                  <w:proofErr w:type="spellStart"/>
-                                  <w:r>
-                                    <w:rPr>
-                                      <w:rFonts w:ascii="Arial" w:hAnsi="Arial" w:cs="Arial"/>
-                                      <w:b/>
-                                      <w:bCs/>
-                                      <w:color w:val="FFFFFF" w:themeColor="background1"/>
-                                      <w:sz w:val="10"/>
-                                      <w:szCs w:val="10"/>
-                                    </w:rPr>
-                                    <w:t>gehecht</w:t>
-                                  </w:r>
-                                  <w:proofErr w:type="spellEnd"/>
-                                  <w:r>
-                                    <w:rPr>
-                                      <w:rFonts w:ascii="Arial" w:hAnsi="Arial" w:cs="Arial"/>
-                                      <w:b/>
-                                      <w:bCs/>
-                                      <w:color w:val="FFFFFF" w:themeColor="background1"/>
-                                      <w:sz w:val="10"/>
-                                      <w:szCs w:val="10"/>
-                                    </w:rPr>
-                                    <w:t xml:space="preserve"> </w:t>
-                                  </w:r>
-                                  <w:proofErr w:type="spellStart"/>
-                                  <w:r>
-                                    <w:rPr>
-                                      <w:rFonts w:ascii="Arial" w:hAnsi="Arial" w:cs="Arial"/>
-                                      <w:b/>
-                                      <w:bCs/>
-                                      <w:color w:val="FFFFFF" w:themeColor="background1"/>
-                                      <w:sz w:val="10"/>
-                                      <w:szCs w:val="10"/>
-                                    </w:rPr>
-                                    <w:t>vuil</w:t>
-                                  </w:r>
-                                  <w:proofErr w:type="spellEnd"/>
-                                  <w:r>
-                                    <w:rPr>
-                                      <w:rFonts w:ascii="Arial" w:hAnsi="Arial" w:cs="Arial"/>
-                                      <w:b/>
-                                      <w:bCs/>
-                                      <w:color w:val="FFFFFF" w:themeColor="background1"/>
-                                      <w:sz w:val="10"/>
-                                      <w:szCs w:val="10"/>
-                                    </w:rPr>
-                                    <w:t xml:space="preserve"> meth</w:t>
-                                  </w:r>
-                                  <w:r>
-                                    <w:rPr>
-                                      <w:rFonts w:ascii="Arial" w:hAnsi="Arial" w:cs="Arial"/>
-                                      <w:b/>
-                                      <w:bCs/>
-                                      <w:color w:val="FFFFFF" w:themeColor="background1"/>
-                                      <w:sz w:val="10"/>
-                                      <w:szCs w:val="10"/>
-                                    </w:rPr>
-                                    <w:t>o</w:t>
-                                  </w:r>
-                                  <w:r>
-                                    <w:rPr>
-                                      <w:rFonts w:ascii="Arial" w:hAnsi="Arial" w:cs="Arial"/>
-                                      <w:b/>
-                                      <w:bCs/>
-                                      <w:color w:val="FFFFFF" w:themeColor="background1"/>
-                                      <w:sz w:val="10"/>
-                                      <w:szCs w:val="10"/>
-                                    </w:rPr>
-                                    <w:t>de</w:t>
-                                  </w:r>
-                                </w:p>
-                              </w:txbxContent>
-                            </wps:txbx>
-                            <wps:bodyPr rot="0" spcFirstLastPara="0" vertOverflow="overflow" horzOverflow="overflow" vert="horz" wrap="square" lIns="0" tIns="0" rIns="0" bIns="0" numCol="1" spcCol="0" rtlCol="0" fromWordArt="0" anchor="ctr" anchorCtr="0" forceAA="0" compatLnSpc="1">
-                              <a:prstTxWarp prst="textNoShape">
-                                <a:avLst/>
-                              </a:prstTxWarp>
-                              <a:noAutofit/>
-                            </wps:bodyPr>
-                          </wps:wsp>
-                        </a:graphicData>
-                      </a:graphic>
-                      <wp14:sizeRelH relativeFrom="margin">
-                        <wp14:pctWidth>0</wp14:pctWidth>
-                      </wp14:sizeRelH>
-                      <wp14:sizeRelV relativeFrom="margin">
-                        <wp14:pctHeight>0</wp14:pctHeight>
-                      </wp14:sizeRelV>
-                    </wp:anchor>
-                  </w:drawing>
-                </mc:Choice>
-                <mc:Fallback>
-                  <w:pict>
-                    <v:shape w14:anchorId="6C4B8B03" id="Text Box 7" o:spid="_x0000_s1033" type="#_x0000_t202" style="position:absolute;margin-left:53.95pt;margin-top:251.25pt;width:25.9pt;height:28.8pt;z-index:251661312;visibility:visible;mso-wrap-style:square;mso-width-percent:0;mso-height-percent:0;mso-wrap-distance-left:9pt;mso-wrap-distance-top:0;mso-wrap-distance-right:9pt;mso-wrap-distance-bottom:0;mso-position-horizontal:absolute;mso-position-horizontal-relative:text;mso-position-vertical:absolute;mso-position-vertical-relative:text;mso-width-percent:0;mso-height-percent:0;mso-width-relative:margin;mso-height-relative:margin;v-text-anchor:middle" o:gfxdata="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" fillcolor="#b7ae38" strokecolor="#868686" strokeweight=".5pt">
-                      <v:textbox inset="0,0,0,0">
-                        <w:txbxContent>
-                          <w:p>
-                            <w:pPr>
-                              <w:pStyle w:val="NoSpacing"/>
-                              <w:jc w:val="center"/>
-                              <w:rPr>
-                                <w:rFonts w:ascii="Arial" w:hAnsi="Arial" w:cs="Arial"/>
-                                <w:b/>
-                                <w:bCs/>
-                                <w:color w:val="FFFFFF" w:themeColor="background1"/>
-                                <w:sz w:val="10"/>
-                                <w:szCs w:val="10"/>
-                              </w:rPr>
-                            </w:pPr>
-                            <w:r>
-                              <w:rPr>
-                                <w:rFonts w:ascii="Arial" w:hAnsi="Arial" w:cs="Arial"/>
-                                <w:b/>
-                                <w:bCs/>
-                                <w:color w:val="FFFFFF" w:themeColor="background1"/>
-                                <w:sz w:val="10"/>
-                                <w:szCs w:val="10"/>
-                              </w:rPr>
-                              <w:t xml:space="preserve">Niet </w:t>
-                            </w:r>
-                            <w:proofErr w:type="spellStart"/>
-                            <w:r>
-                              <w:rPr>
-                                <w:rFonts w:ascii="Arial" w:hAnsi="Arial" w:cs="Arial"/>
-                                <w:b/>
-                                <w:bCs/>
-                                <w:color w:val="FFFFFF" w:themeColor="background1"/>
-                                <w:sz w:val="10"/>
-                                <w:szCs w:val="10"/>
-                              </w:rPr>
-                              <w:t>gehecht</w:t>
-                            </w:r>
-                            <w:proofErr w:type="spellEnd"/>
-                            <w:r>
-                              <w:rPr>
-                                <w:rFonts w:ascii="Arial" w:hAnsi="Arial" w:cs="Arial"/>
-                                <w:b/>
-                                <w:bCs/>
-                                <w:color w:val="FFFFFF" w:themeColor="background1"/>
-                                <w:sz w:val="10"/>
-                                <w:szCs w:val="10"/>
-                              </w:rPr>
-                              <w:t xml:space="preserve"> </w:t>
-                            </w:r>
-                            <w:proofErr w:type="spellStart"/>
-                            <w:r>
-                              <w:rPr>
-                                <w:rFonts w:ascii="Arial" w:hAnsi="Arial" w:cs="Arial"/>
-                                <w:b/>
-                                <w:bCs/>
-                                <w:color w:val="FFFFFF" w:themeColor="background1"/>
-                                <w:sz w:val="10"/>
-                                <w:szCs w:val="10"/>
-                              </w:rPr>
-                              <w:t>vuil</w:t>
-                            </w:r>
-                            <w:proofErr w:type="spellEnd"/>
-                            <w:r>
-                              <w:rPr>
-                                <w:rFonts w:ascii="Arial" w:hAnsi="Arial" w:cs="Arial"/>
-                                <w:b/>
-                                <w:bCs/>
-                                <w:color w:val="FFFFFF" w:themeColor="background1"/>
-                                <w:sz w:val="10"/>
-                                <w:szCs w:val="10"/>
-                              </w:rPr>
-                              <w:t xml:space="preserve"> meth</w:t>
-                            </w:r>
-                            <w:r>
-                              <w:rPr>
-                                <w:rFonts w:ascii="Arial" w:hAnsi="Arial" w:cs="Arial"/>
-                                <w:b/>
-                                <w:bCs/>
-                                <w:color w:val="FFFFFF" w:themeColor="background1"/>
-                                <w:sz w:val="10"/>
-                                <w:szCs w:val="10"/>
-                              </w:rPr>
-                              <w:t>o</w:t>
-                            </w:r>
-                            <w:r>
-                              <w:rPr>
-                                <w:rFonts w:ascii="Arial" w:hAnsi="Arial" w:cs="Arial"/>
-                                <w:b/>
-                                <w:bCs/>
-                                <w:color w:val="FFFFFF" w:themeColor="background1"/>
-                                <w:sz w:val="10"/>
-                                <w:szCs w:val="10"/>
-                              </w:rPr>
-                              <w:t>de</w:t>
-                            </w:r>
-                          </w:p>
-                        </w:txbxContent>
-                      </v:textbox>
-                    </v:shape>
-                  </w:pict>
-                </mc:Fallback>
-              </mc:AlternateContent>
-            </w:r>
-            <w:r>
-              <w:rPr>
-                <w:rFonts w:ascii="Arial" w:hAnsi="Arial" w:cs="Arial"/>
-                <w:noProof/>
-                <w:sz w:val="10"/>
-                <w:szCs w:val="10"/>
-                <w:lang w:val="nl-NL"/>
-              </w:rPr>
-              <mc:AlternateContent>
-                <mc:Choice Requires="wps">
-                  <w:drawing>
-                    <wp:anchor distT="0" distB="0" distL="114300" distR="114300" simplePos="0" relativeHeight="251669504" behindDoc="0" locked="0" layoutInCell="1" allowOverlap="1" wp14:anchorId="0347B5A1" wp14:editId="2FB6D05F">
-                      <wp:simplePos x="0" y="0"/>
-                      <wp:positionH relativeFrom="column">
-                        <wp:posOffset>2303145</wp:posOffset>
-                      </wp:positionH>
-                      <wp:positionV relativeFrom="paragraph">
-                        <wp:posOffset>3191013</wp:posOffset>
-                      </wp:positionV>
-                      <wp:extent cx="306324" cy="364490"/>
-                      <wp:effectExtent l="0" t="0" r="17780" b="16510"/>
-                      <wp:wrapNone/>
-                      <wp:docPr id="11" name="Text Box 11"/>
-                      <wp:cNvGraphicFramePr/>
-                      <a:graphic xmlns:a="http://schemas.openxmlformats.org/drawingml/2006/main">
-                        <a:graphicData uri="http://schemas.microsoft.com/office/word/2010/wordprocessingShape">
-                          <wps:wsp>
-                            <wps:cNvSpPr txBox="1"/>
-                            <wps:spPr>
-                              <a:xfrm>
-                                <a:off x="0" y="0"/>
-                                <a:ext cx="306324" cy="364490"/>
-                              </a:xfrm>
-                              <a:prstGeom prst="rect">
-                                <a:avLst/>
-                              </a:prstGeom>
-                              <a:solidFill>
-                                <a:srgbClr val="A9A57C"/>
-                              </a:solidFill>
-                              <a:ln w="6350">
-                                <a:solidFill>
-                                  <a:srgbClr val="868686"/>
-                                </a:solidFill>
-                              </a:ln>
-                            </wps:spPr>
-                            <wps:txbx>
-                              <w:txbxContent>
-                                <w:p>
-                                  <w:pPr>
-                                    <w:pStyle w:val="NoSpacing"/>
-                                    <w:jc w:val="center"/>
-                                    <w:rPr>
-                                      <w:rFonts w:ascii="Arial" w:hAnsi="Arial" w:cs="Arial"/>
-                                      <w:b/>
-                                      <w:bCs/>
-                                      <w:color w:val="FFFFFF" w:themeColor="background1"/>
-                                      <w:sz w:val="10"/>
-                                      <w:szCs w:val="10"/>
-                                    </w:rPr>
-                                  </w:pPr>
-                                  <w:r>
-                                    <w:rPr>
-                                      <w:rFonts w:ascii="Arial" w:hAnsi="Arial" w:cs="Arial"/>
-                                      <w:b/>
-                                      <w:bCs/>
-                                      <w:color w:val="FFFFFF" w:themeColor="background1"/>
-                                      <w:sz w:val="10"/>
-                                      <w:szCs w:val="10"/>
-                                    </w:rPr>
-                                    <w:t xml:space="preserve">Niet </w:t>
                                   </w:r>
                                   <w:proofErr w:type="spellStart"/>
                                   <w:r>
@@ -3474,7 +2571,7 @@
                 </mc:Choice>
                 <mc:Fallback>
                   <w:pict>
-                    <v:shape w14:anchorId="0347B5A1" id="Text Box 11" o:spid="_x0000_s1034" type="#_x0000_t202" style="position:absolute;margin-left:181.35pt;margin-top:251.25pt;width:24.1pt;height:28.7pt;z-index:251669504;visibility:visible;mso-wrap-style:square;mso-width-percent:0;mso-height-percent:0;mso-wrap-distance-left:9pt;mso-wrap-distance-top:0;mso-wrap-distance-right:9pt;mso-wrap-distance-bottom:0;mso-position-horizontal:absolute;mso-position-horizontal-relative:text;mso-position-vertical:absolute;mso-position-vertical-relative:text;mso-width-percent:0;mso-height-percent:0;mso-width-relative:margin;mso-height-relative:margin;v-text-anchor:middle" o:gfxdata="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" fillcolor="#a9a57c" strokecolor="#868686" strokeweight=".5pt">
+                    <v:shape w14:anchorId="4137DE49" id="Text Box 11" o:spid="_x0000_s1030" type="#_x0000_t202" style="position:absolute;margin-left:179.95pt;margin-top:139.7pt;width:25.85pt;height:28.7pt;z-index:251701248;visibility:visible;mso-wrap-style:square;mso-width-percent:0;mso-height-percent:0;mso-wrap-distance-left:9pt;mso-wrap-distance-top:0;mso-wrap-distance-right:9pt;mso-wrap-distance-bottom:0;mso-position-horizontal:absolute;mso-position-horizontal-relative:text;mso-position-vertical:absolute;mso-position-vertical-relative:text;mso-width-percent:0;mso-height-percent:0;mso-width-relative:margin;mso-height-relative:margin;v-text-anchor:middle" o:gfxdata="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" fillcolor="#a9a57c" strokecolor="#868686" strokeweight=".5pt">
                       <v:textbox inset="0,0,0,0">
                         <w:txbxContent>
                           <w:p>
@@ -3490,6 +2587,7 @@
                                 <w:szCs w:val="10"/>
                               </w:rPr>
                             </w:pPr>
+                            <w:proofErr w:type="spellStart"/>
                             <w:r>
                               <w:rPr>
                                 <w:rFonts w:ascii="Arial" w:hAnsi="Arial" w:cs="Arial"/>
@@ -3499,7 +2597,19 @@
                                 <w:sz w:val="10"/>
                                 <w:szCs w:val="10"/>
                               </w:rPr>
-                              <w:t xml:space="preserve">Niet </w:t>
+                              <w:t>Niet</w:t>
+                            </w:r>
+                            <w:proofErr w:type="spellEnd"/>
+                            <w:r>
+                              <w:rPr>
+                                <w:rFonts w:ascii="Arial" w:hAnsi="Arial" w:cs="Arial"/>
+                                <w:b/>
+                                <w:bCs/>
+                                <w:color w:val="FFFFFF" w:themeColor="background1"/>
+                                <w:sz w:val="10"/>
+                                <w:szCs w:val="10"/>
+                              </w:rPr>
+                              <w:t xml:space="preserve"> </w:t>
                             </w:r>
                             <w:proofErr w:type="spellStart"/>
                             <w:r>
@@ -3533,13 +2643,13 @@
               <mc:AlternateContent>
                 <mc:Choice Requires="wps">
                   <w:drawing>
-                    <wp:anchor distT="0" distB="0" distL="114300" distR="114300" simplePos="0" relativeHeight="251667456" behindDoc="0" locked="0" layoutInCell="1" allowOverlap="1" wp14:anchorId="41F813A1" wp14:editId="2F822AF5">
+                    <wp:anchor distT="0" distB="0" distL="114300" distR="114300" simplePos="0" relativeHeight="251700224" behindDoc="0" locked="0" layoutInCell="1" allowOverlap="1" wp14:anchorId="0E5F038A" wp14:editId="6E1783C5">
                       <wp:simplePos x="0" y="0"/>
                       <wp:positionH relativeFrom="column">
-                        <wp:posOffset>1976247</wp:posOffset>
+                        <wp:posOffset>1952625</wp:posOffset>
                       </wp:positionH>
                       <wp:positionV relativeFrom="paragraph">
-                        <wp:posOffset>3191002</wp:posOffset>
+                        <wp:posOffset>1773359</wp:posOffset>
                       </wp:positionV>
                       <wp:extent cx="333756" cy="365760"/>
                       <wp:effectExtent l="0" t="0" r="28575" b="15240"/>
@@ -3690,7 +2800,7 @@
                 </mc:Choice>
                 <mc:Fallback>
                   <w:pict>
-                    <v:shape w14:anchorId="41F813A1" id="Text Box 10" o:spid="_x0000_s1035" type="#_x0000_t202" style="position:absolute;margin-left:155.6pt;margin-top:251.25pt;width:26.3pt;height:28.8pt;z-index:251667456;visibility:visible;mso-wrap-style:square;mso-width-percent:0;mso-height-percent:0;mso-wrap-distance-left:9pt;mso-wrap-distance-top:0;mso-wrap-distance-right:9pt;mso-wrap-distance-bottom:0;mso-position-horizontal:absolute;mso-position-horizontal-relative:text;mso-position-vertical:absolute;mso-position-vertical-relative:text;mso-width-percent:0;mso-height-percent:0;mso-width-relative:margin;mso-height-relative:margin;v-text-anchor:middle" o:gfxdata="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" fillcolor="#689c9a" strokecolor="#868686" strokeweight=".5pt">
+                    <v:shape w14:anchorId="0E5F038A" id="Text Box 10" o:spid="_x0000_s1031" type="#_x0000_t202" style="position:absolute;margin-left:153.75pt;margin-top:139.65pt;width:26.3pt;height:28.8pt;z-index:251700224;visibility:visible;mso-wrap-style:square;mso-width-percent:0;mso-height-percent:0;mso-wrap-distance-left:9pt;mso-wrap-distance-top:0;mso-wrap-distance-right:9pt;mso-wrap-distance-bottom:0;mso-position-horizontal:absolute;mso-position-horizontal-relative:text;mso-position-vertical:absolute;mso-position-vertical-relative:text;mso-width-percent:0;mso-height-percent:0;mso-width-relative:margin;mso-height-relative:margin;v-text-anchor:middle" o:gfxdata="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" fillcolor="#689c9a" strokecolor="#868686" strokeweight=".5pt">
                       <v:textbox inset="0,0,0,0">
                         <w:txbxContent>
                           <w:p>
@@ -3810,13 +2920,13 @@
               <mc:AlternateContent>
                 <mc:Choice Requires="wps">
                   <w:drawing>
-                    <wp:anchor distT="0" distB="0" distL="114300" distR="114300" simplePos="0" relativeHeight="251681792" behindDoc="0" locked="0" layoutInCell="1" allowOverlap="1" wp14:anchorId="4D00AF4E" wp14:editId="511F0EA8">
+                    <wp:anchor distT="0" distB="0" distL="114300" distR="114300" simplePos="0" relativeHeight="251704320" behindDoc="0" locked="0" layoutInCell="1" allowOverlap="1" wp14:anchorId="17271714" wp14:editId="51AD0D24">
                       <wp:simplePos x="0" y="0"/>
                       <wp:positionH relativeFrom="column">
-                        <wp:posOffset>1642745</wp:posOffset>
+                        <wp:posOffset>1616810</wp:posOffset>
                       </wp:positionH>
                       <wp:positionV relativeFrom="paragraph">
-                        <wp:posOffset>3190875</wp:posOffset>
+                        <wp:posOffset>1773193</wp:posOffset>
                       </wp:positionV>
                       <wp:extent cx="338328" cy="365760"/>
                       <wp:effectExtent l="0" t="0" r="24130" b="15240"/>
@@ -3905,8 +3015,21 @@
                                       <w:sz w:val="10"/>
                                       <w:szCs w:val="10"/>
                                     </w:rPr>
-                                    <w:t xml:space="preserve"> methode</w:t>
+                                    <w:t xml:space="preserve"> </w:t>
                                   </w:r>
+                                  <w:proofErr w:type="spellStart"/>
+                                  <w:r>
+                                    <w:rPr>
+                                      <w:rFonts w:ascii="Arial" w:hAnsi="Arial" w:cs="Arial"/>
+                                      <w:b/>
+                                      <w:bCs/>
+                                      <w:color w:val="FFFFFF" w:themeColor="background1"/>
+                                      <w:sz w:val="10"/>
+                                      <w:szCs w:val="10"/>
+                                    </w:rPr>
+                                    <w:t>methode</w:t>
+                                  </w:r>
+                                  <w:proofErr w:type="spellEnd"/>
                                 </w:p>
                               </w:txbxContent>
                             </wps:txbx>
@@ -3930,7 +3053,7 @@
                 </mc:Choice>
                 <mc:Fallback>
                   <w:pict>
-                    <v:shape w14:anchorId="4D00AF4E" id="Text Box 17" o:spid="_x0000_s1036" type="#_x0000_t202" style="position:absolute;margin-left:129.35pt;margin-top:251.25pt;width:26.65pt;height:28.8pt;z-index:251681792;visibility:visible;mso-wrap-style:square;mso-width-percent:0;mso-height-percent:0;mso-wrap-distance-left:9pt;mso-wrap-distance-top:0;mso-wrap-distance-right:9pt;mso-wrap-distance-bottom:0;mso-position-horizontal:absolute;mso-position-horizontal-relative:text;mso-position-vertical:absolute;mso-position-vertical-relative:text;mso-width-percent:0;mso-height-percent:0;mso-width-relative:margin;mso-height-relative:margin;v-text-anchor:middle" o:gfxdata="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" fillcolor="#689c9a" strokecolor="#868686" strokeweight=".5pt">
+                    <v:shape w14:anchorId="17271714" id="Text Box 17" o:spid="_x0000_s1032" type="#_x0000_t202" style="position:absolute;margin-left:127.3pt;margin-top:139.6pt;width:26.65pt;height:28.8pt;z-index:251704320;visibility:visible;mso-wrap-style:square;mso-width-percent:0;mso-height-percent:0;mso-wrap-distance-left:9pt;mso-wrap-distance-top:0;mso-wrap-distance-right:9pt;mso-wrap-distance-bottom:0;mso-position-horizontal:absolute;mso-position-horizontal-relative:text;mso-position-vertical:absolute;mso-position-vertical-relative:text;mso-width-percent:0;mso-height-percent:0;mso-width-relative:margin;mso-height-relative:margin;v-text-anchor:middle" o:gfxdata="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" fillcolor="#689c9a" strokecolor="#868686" strokeweight=".5pt">
                       <v:textbox inset="0,0,0,0">
                         <w:txbxContent>
                           <w:p>
@@ -3992,8 +3115,21 @@
                                 <w:sz w:val="10"/>
                                 <w:szCs w:val="10"/>
                               </w:rPr>
-                              <w:t xml:space="preserve"> methode</w:t>
+                              <w:t xml:space="preserve"> </w:t>
                             </w:r>
+                            <w:proofErr w:type="spellStart"/>
+                            <w:r>
+                              <w:rPr>
+                                <w:rFonts w:ascii="Arial" w:hAnsi="Arial" w:cs="Arial"/>
+                                <w:b/>
+                                <w:bCs/>
+                                <w:color w:val="FFFFFF" w:themeColor="background1"/>
+                                <w:sz w:val="10"/>
+                                <w:szCs w:val="10"/>
+                              </w:rPr>
+                              <w:t>methode</w:t>
+                            </w:r>
+                            <w:proofErr w:type="spellEnd"/>
                           </w:p>
                         </w:txbxContent>
                       </v:textbox>
@@ -4004,13 +3140,949 @@
             </w:r>
             <w:r>
               <w:rPr>
+                <w:rFonts w:ascii="Arial" w:hAnsi="Arial" w:cs="Arial"/>
+                <w:noProof/>
+                <w:sz w:val="10"/>
+                <w:szCs w:val="10"/>
+                <w:lang w:val="nl-NL"/>
+              </w:rPr>
+              <mc:AlternateContent>
+                <mc:Choice Requires="wps">
+                  <w:drawing>
+                    <wp:anchor distT="0" distB="0" distL="114300" distR="114300" simplePos="0" relativeHeight="251709440" behindDoc="0" locked="0" layoutInCell="1" allowOverlap="1" wp14:anchorId="76DE04BA" wp14:editId="3E684DEE">
+                      <wp:simplePos x="0" y="0"/>
+                      <wp:positionH relativeFrom="column">
+                        <wp:posOffset>1307473</wp:posOffset>
+                      </wp:positionH>
+                      <wp:positionV relativeFrom="paragraph">
+                        <wp:posOffset>1772800</wp:posOffset>
+                      </wp:positionV>
+                      <wp:extent cx="308610" cy="365760"/>
+                      <wp:effectExtent l="0" t="0" r="15240" b="15240"/>
+                      <wp:wrapNone/>
+                      <wp:docPr id="13" name="Text Box 13"/>
+                      <wp:cNvGraphicFramePr/>
+                      <a:graphic xmlns:a="http://schemas.openxmlformats.org/drawingml/2006/main">
+                        <a:graphicData uri="http://schemas.microsoft.com/office/word/2010/wordprocessingShape">
+                          <wps:wsp>
+                            <wps:cNvSpPr txBox="1"/>
+                            <wps:spPr>
+                              <a:xfrm>
+                                <a:off x="0" y="0"/>
+                                <a:ext cx="308610" cy="365760"/>
+                              </a:xfrm>
+                              <a:prstGeom prst="rect">
+                                <a:avLst/>
+                              </a:prstGeom>
+                              <a:solidFill>
+                                <a:srgbClr val="689C9A"/>
+                              </a:solidFill>
+                              <a:ln w="6350">
+                                <a:solidFill>
+                                  <a:srgbClr val="868686"/>
+                                </a:solidFill>
+                              </a:ln>
+                            </wps:spPr>
+                            <wps:txbx>
+                              <w:txbxContent>
+                                <w:p>
+                                  <w:pPr>
+                                    <w:pStyle w:val="NoSpacing"/>
+                                    <w:jc w:val="center"/>
+                                    <w:rPr>
+                                      <w:rFonts w:ascii="Arial" w:hAnsi="Arial" w:cs="Arial"/>
+                                      <w:b/>
+                                      <w:bCs/>
+                                      <w:color w:val="FFFFFF" w:themeColor="background1"/>
+                                      <w:sz w:val="10"/>
+                                      <w:szCs w:val="10"/>
+                                    </w:rPr>
+                                  </w:pPr>
+                                  <w:proofErr w:type="spellStart"/>
+                                  <w:r>
+                                    <w:rPr>
+                                      <w:rFonts w:ascii="Arial" w:hAnsi="Arial" w:cs="Arial"/>
+                                      <w:b/>
+                                      <w:bCs/>
+                                      <w:color w:val="FFFFFF" w:themeColor="background1"/>
+                                      <w:sz w:val="10"/>
+                                      <w:szCs w:val="10"/>
+                                    </w:rPr>
+                                    <w:t>Dicht</w:t>
+                                  </w:r>
+                                  <w:proofErr w:type="spellEnd"/>
+                                  <w:r>
+                                    <w:rPr>
+                                      <w:rFonts w:ascii="Arial" w:hAnsi="Arial" w:cs="Arial"/>
+                                      <w:b/>
+                                      <w:bCs/>
+                                      <w:color w:val="FFFFFF" w:themeColor="background1"/>
+                                      <w:sz w:val="10"/>
+                                      <w:szCs w:val="10"/>
+                                    </w:rPr>
+                                    <w:t xml:space="preserve"> </w:t>
+                                  </w:r>
+                                  <w:r>
+                                    <w:rPr>
+                                      <w:rFonts w:ascii="Arial" w:hAnsi="Arial" w:cs="Arial"/>
+                                      <w:b/>
+                                      <w:bCs/>
+                                      <w:color w:val="FFFFFF" w:themeColor="background1"/>
+                                      <w:sz w:val="10"/>
+                                      <w:szCs w:val="10"/>
+                                    </w:rPr>
+                                    <w:br/>
+                                  </w:r>
+                                  <w:proofErr w:type="spellStart"/>
+                                  <w:r>
+                                    <w:rPr>
+                                      <w:rFonts w:ascii="Arial" w:hAnsi="Arial" w:cs="Arial"/>
+                                      <w:b/>
+                                      <w:bCs/>
+                                      <w:color w:val="FFFFFF" w:themeColor="background1"/>
+                                      <w:sz w:val="10"/>
+                                      <w:szCs w:val="10"/>
+                                    </w:rPr>
+                                    <w:t>stof</w:t>
+                                  </w:r>
+                                  <w:proofErr w:type="spellEnd"/>
+                                </w:p>
+                              </w:txbxContent>
+                            </wps:txbx>
+                            <wps:bodyPr rot="0" spcFirstLastPara="0" vertOverflow="overflow" horzOverflow="overflow" vert="horz" wrap="square" lIns="0" tIns="0" rIns="0" bIns="0" numCol="1" spcCol="0" rtlCol="0" fromWordArt="0" anchor="ctr" anchorCtr="0" forceAA="0" compatLnSpc="1">
+                              <a:prstTxWarp prst="textNoShape">
+                                <a:avLst/>
+                              </a:prstTxWarp>
+                              <a:noAutofit/>
+                            </wps:bodyPr>
+                          </wps:wsp>
+                        </a:graphicData>
+                      </a:graphic>
+                      <wp14:sizeRelH relativeFrom="margin">
+                        <wp14:pctWidth>0</wp14:pctWidth>
+                      </wp14:sizeRelH>
+                      <wp14:sizeRelV relativeFrom="margin">
+                        <wp14:pctHeight>0</wp14:pctHeight>
+                      </wp14:sizeRelV>
+                    </wp:anchor>
+                  </w:drawing>
+                </mc:Choice>
+                <mc:Fallback>
+                  <w:pict>
+                    <v:shape w14:anchorId="76DE04BA" id="Text Box 13" o:spid="_x0000_s1033" type="#_x0000_t202" style="position:absolute;margin-left:102.95pt;margin-top:139.6pt;width:24.3pt;height:28.8pt;z-index:251709440;visibility:visible;mso-wrap-style:square;mso-width-percent:0;mso-height-percent:0;mso-wrap-distance-left:9pt;mso-wrap-distance-top:0;mso-wrap-distance-right:9pt;mso-wrap-distance-bottom:0;mso-position-horizontal:absolute;mso-position-horizontal-relative:text;mso-position-vertical:absolute;mso-position-vertical-relative:text;mso-width-percent:0;mso-height-percent:0;mso-width-relative:margin;mso-height-relative:margin;v-text-anchor:middle" o:gfxdata="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" fillcolor="#689c9a" strokecolor="#868686" strokeweight=".5pt">
+                      <v:textbox inset="0,0,0,0">
+                        <w:txbxContent>
+                          <w:p>
+                            <w:pPr>
+                              <w:pStyle w:val="NoSpacing"/>
+                              <w:jc w:val="center"/>
+                              <w:rPr>
+                                <w:rFonts w:ascii="Arial" w:hAnsi="Arial" w:cs="Arial"/>
+                                <w:b/>
+                                <w:bCs/>
+                                <w:color w:val="FFFFFF" w:themeColor="background1"/>
+                                <w:sz w:val="10"/>
+                                <w:szCs w:val="10"/>
+                              </w:rPr>
+                            </w:pPr>
+                            <w:proofErr w:type="spellStart"/>
+                            <w:r>
+                              <w:rPr>
+                                <w:rFonts w:ascii="Arial" w:hAnsi="Arial" w:cs="Arial"/>
+                                <w:b/>
+                                <w:bCs/>
+                                <w:color w:val="FFFFFF" w:themeColor="background1"/>
+                                <w:sz w:val="10"/>
+                                <w:szCs w:val="10"/>
+                              </w:rPr>
+                              <w:t>Dicht</w:t>
+                            </w:r>
+                            <w:proofErr w:type="spellEnd"/>
+                            <w:r>
+                              <w:rPr>
+                                <w:rFonts w:ascii="Arial" w:hAnsi="Arial" w:cs="Arial"/>
+                                <w:b/>
+                                <w:bCs/>
+                                <w:color w:val="FFFFFF" w:themeColor="background1"/>
+                                <w:sz w:val="10"/>
+                                <w:szCs w:val="10"/>
+                              </w:rPr>
+                              <w:t xml:space="preserve"> </w:t>
+                            </w:r>
+                            <w:r>
+                              <w:rPr>
+                                <w:rFonts w:ascii="Arial" w:hAnsi="Arial" w:cs="Arial"/>
+                                <w:b/>
+                                <w:bCs/>
+                                <w:color w:val="FFFFFF" w:themeColor="background1"/>
+                                <w:sz w:val="10"/>
+                                <w:szCs w:val="10"/>
+                              </w:rPr>
+                              <w:br/>
+                            </w:r>
+                            <w:proofErr w:type="spellStart"/>
+                            <w:r>
+                              <w:rPr>
+                                <w:rFonts w:ascii="Arial" w:hAnsi="Arial" w:cs="Arial"/>
+                                <w:b/>
+                                <w:bCs/>
+                                <w:color w:val="FFFFFF" w:themeColor="background1"/>
+                                <w:sz w:val="10"/>
+                                <w:szCs w:val="10"/>
+                              </w:rPr>
+                              <w:t>stof</w:t>
+                            </w:r>
+                            <w:proofErr w:type="spellEnd"/>
+                          </w:p>
+                        </w:txbxContent>
+                      </v:textbox>
+                    </v:shape>
+                  </w:pict>
+                </mc:Fallback>
+              </mc:AlternateContent>
+            </w:r>
+            <w:r>
+              <w:rPr>
+                <w:rFonts w:ascii="Arial" w:hAnsi="Arial" w:cs="Arial"/>
+                <w:noProof/>
+                <w:sz w:val="10"/>
+                <w:szCs w:val="10"/>
+                <w:lang w:val="nl-NL"/>
+              </w:rPr>
+              <mc:AlternateContent>
+                <mc:Choice Requires="wps">
+                  <w:drawing>
+                    <wp:anchor distT="0" distB="0" distL="114300" distR="114300" simplePos="0" relativeHeight="251699200" behindDoc="0" locked="0" layoutInCell="1" allowOverlap="1" wp14:anchorId="42826EC4" wp14:editId="20E01DBC">
+                      <wp:simplePos x="0" y="0"/>
+                      <wp:positionH relativeFrom="column">
+                        <wp:posOffset>982353</wp:posOffset>
+                      </wp:positionH>
+                      <wp:positionV relativeFrom="paragraph">
+                        <wp:posOffset>1772558</wp:posOffset>
+                      </wp:positionV>
+                      <wp:extent cx="327660" cy="365760"/>
+                      <wp:effectExtent l="0" t="0" r="15240" b="15240"/>
+                      <wp:wrapNone/>
+                      <wp:docPr id="9" name="Text Box 9"/>
+                      <wp:cNvGraphicFramePr/>
+                      <a:graphic xmlns:a="http://schemas.openxmlformats.org/drawingml/2006/main">
+                        <a:graphicData uri="http://schemas.microsoft.com/office/word/2010/wordprocessingShape">
+                          <wps:wsp>
+                            <wps:cNvSpPr txBox="1"/>
+                            <wps:spPr>
+                              <a:xfrm>
+                                <a:off x="0" y="0"/>
+                                <a:ext cx="327660" cy="365760"/>
+                              </a:xfrm>
+                              <a:prstGeom prst="rect">
+                                <a:avLst/>
+                              </a:prstGeom>
+                              <a:solidFill>
+                                <a:srgbClr val="689C9A"/>
+                              </a:solidFill>
+                              <a:ln w="6350">
+                                <a:solidFill>
+                                  <a:srgbClr val="868686"/>
+                                </a:solidFill>
+                              </a:ln>
+                            </wps:spPr>
+                            <wps:txbx>
+                              <w:txbxContent>
+                                <w:p>
+                                  <w:pPr>
+                                    <w:pStyle w:val="NoSpacing"/>
+                                    <w:jc w:val="center"/>
+                                    <w:rPr>
+                                      <w:rFonts w:ascii="Arial" w:hAnsi="Arial" w:cs="Arial"/>
+                                      <w:b/>
+                                      <w:bCs/>
+                                      <w:color w:val="FFFFFF" w:themeColor="background1"/>
+                                      <w:sz w:val="10"/>
+                                      <w:szCs w:val="10"/>
+                                    </w:rPr>
+                                  </w:pPr>
+                                  <w:proofErr w:type="spellStart"/>
+                                  <w:r>
+                                    <w:rPr>
+                                      <w:rFonts w:ascii="Arial" w:hAnsi="Arial" w:cs="Arial"/>
+                                      <w:b/>
+                                      <w:bCs/>
+                                      <w:color w:val="FFFFFF" w:themeColor="background1"/>
+                                      <w:sz w:val="10"/>
+                                      <w:szCs w:val="10"/>
+                                    </w:rPr>
+                                    <w:t>Aanslag</w:t>
+                                  </w:r>
+                                  <w:proofErr w:type="spellEnd"/>
+                                </w:p>
+                              </w:txbxContent>
+                            </wps:txbx>
+                            <wps:bodyPr rot="0" spcFirstLastPara="0" vertOverflow="overflow" horzOverflow="overflow" vert="horz" wrap="square" lIns="0" tIns="0" rIns="0" bIns="0" numCol="1" spcCol="0" rtlCol="0" fromWordArt="0" anchor="ctr" anchorCtr="0" forceAA="0" compatLnSpc="1">
+                              <a:prstTxWarp prst="textNoShape">
+                                <a:avLst/>
+                              </a:prstTxWarp>
+                              <a:noAutofit/>
+                            </wps:bodyPr>
+                          </wps:wsp>
+                        </a:graphicData>
+                      </a:graphic>
+                      <wp14:sizeRelH relativeFrom="margin">
+                        <wp14:pctWidth>0</wp14:pctWidth>
+                      </wp14:sizeRelH>
+                      <wp14:sizeRelV relativeFrom="margin">
+                        <wp14:pctHeight>0</wp14:pctHeight>
+                      </wp14:sizeRelV>
+                    </wp:anchor>
+                  </w:drawing>
+                </mc:Choice>
+                <mc:Fallback>
+                  <w:pict>
+                    <v:shape w14:anchorId="42826EC4" id="Text Box 9" o:spid="_x0000_s1034" type="#_x0000_t202" style="position:absolute;margin-left:77.35pt;margin-top:139.55pt;width:25.8pt;height:28.8pt;z-index:251699200;visibility:visible;mso-wrap-style:square;mso-width-percent:0;mso-height-percent:0;mso-wrap-distance-left:9pt;mso-wrap-distance-top:0;mso-wrap-distance-right:9pt;mso-wrap-distance-bottom:0;mso-position-horizontal:absolute;mso-position-horizontal-relative:text;mso-position-vertical:absolute;mso-position-vertical-relative:text;mso-width-percent:0;mso-height-percent:0;mso-width-relative:margin;mso-height-relative:margin;v-text-anchor:middle" o:gfxdata="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" fillcolor="#689c9a" strokecolor="#868686" strokeweight=".5pt">
+                      <v:textbox inset="0,0,0,0">
+                        <w:txbxContent>
+                          <w:p>
+                            <w:pPr>
+                              <w:pStyle w:val="NoSpacing"/>
+                              <w:jc w:val="center"/>
+                              <w:rPr>
+                                <w:rFonts w:ascii="Arial" w:hAnsi="Arial" w:cs="Arial"/>
+                                <w:b/>
+                                <w:bCs/>
+                                <w:color w:val="FFFFFF" w:themeColor="background1"/>
+                                <w:sz w:val="10"/>
+                                <w:szCs w:val="10"/>
+                              </w:rPr>
+                            </w:pPr>
+                            <w:proofErr w:type="spellStart"/>
+                            <w:r>
+                              <w:rPr>
+                                <w:rFonts w:ascii="Arial" w:hAnsi="Arial" w:cs="Arial"/>
+                                <w:b/>
+                                <w:bCs/>
+                                <w:color w:val="FFFFFF" w:themeColor="background1"/>
+                                <w:sz w:val="10"/>
+                                <w:szCs w:val="10"/>
+                              </w:rPr>
+                              <w:t>Aanslag</w:t>
+                            </w:r>
+                            <w:proofErr w:type="spellEnd"/>
+                          </w:p>
+                        </w:txbxContent>
+                      </v:textbox>
+                    </v:shape>
+                  </w:pict>
+                </mc:Fallback>
+              </mc:AlternateContent>
+            </w:r>
+            <w:r>
+              <w:rPr>
+                <w:rFonts w:ascii="Arial" w:hAnsi="Arial" w:cs="Arial"/>
+                <w:noProof/>
+                <w:sz w:val="10"/>
+                <w:szCs w:val="10"/>
+                <w:lang w:val="nl-NL"/>
+              </w:rPr>
+              <mc:AlternateContent>
+                <mc:Choice Requires="wps">
+                  <w:drawing>
+                    <wp:anchor distT="0" distB="0" distL="114300" distR="114300" simplePos="0" relativeHeight="251698176" behindDoc="0" locked="0" layoutInCell="1" allowOverlap="1" wp14:anchorId="50E1888B" wp14:editId="77400EC4">
+                      <wp:simplePos x="0" y="0"/>
+                      <wp:positionH relativeFrom="column">
+                        <wp:posOffset>652939</wp:posOffset>
+                      </wp:positionH>
+                      <wp:positionV relativeFrom="paragraph">
+                        <wp:posOffset>1772362</wp:posOffset>
+                      </wp:positionV>
+                      <wp:extent cx="328930" cy="365760"/>
+                      <wp:effectExtent l="0" t="0" r="13970" b="15240"/>
+                      <wp:wrapNone/>
+                      <wp:docPr id="7" name="Text Box 7"/>
+                      <wp:cNvGraphicFramePr/>
+                      <a:graphic xmlns:a="http://schemas.openxmlformats.org/drawingml/2006/main">
+                        <a:graphicData uri="http://schemas.microsoft.com/office/word/2010/wordprocessingShape">
+                          <wps:wsp>
+                            <wps:cNvSpPr txBox="1"/>
+                            <wps:spPr>
+                              <a:xfrm>
+                                <a:off x="0" y="0"/>
+                                <a:ext cx="328930" cy="365760"/>
+                              </a:xfrm>
+                              <a:prstGeom prst="rect">
+                                <a:avLst/>
+                              </a:prstGeom>
+                              <a:solidFill>
+                                <a:srgbClr val="B7AE38"/>
+                              </a:solidFill>
+                              <a:ln w="6350">
+                                <a:solidFill>
+                                  <a:srgbClr val="868686"/>
+                                </a:solidFill>
+                              </a:ln>
+                            </wps:spPr>
+                            <wps:txbx>
+                              <w:txbxContent>
+                                <w:p>
+                                  <w:pPr>
+                                    <w:pStyle w:val="NoSpacing"/>
+                                    <w:jc w:val="center"/>
+                                    <w:rPr>
+                                      <w:rFonts w:ascii="Arial" w:hAnsi="Arial" w:cs="Arial"/>
+                                      <w:b/>
+                                      <w:bCs/>
+                                      <w:color w:val="FFFFFF" w:themeColor="background1"/>
+                                      <w:sz w:val="10"/>
+                                      <w:szCs w:val="10"/>
+                                    </w:rPr>
+                                  </w:pPr>
+                                  <w:proofErr w:type="spellStart"/>
+                                  <w:r>
+                                    <w:rPr>
+                                      <w:rFonts w:ascii="Arial" w:hAnsi="Arial" w:cs="Arial"/>
+                                      <w:b/>
+                                      <w:bCs/>
+                                      <w:color w:val="FFFFFF" w:themeColor="background1"/>
+                                      <w:sz w:val="10"/>
+                                      <w:szCs w:val="10"/>
+                                    </w:rPr>
+                                    <w:t>Niet</w:t>
+                                  </w:r>
+                                  <w:proofErr w:type="spellEnd"/>
+                                  <w:r>
+                                    <w:rPr>
+                                      <w:rFonts w:ascii="Arial" w:hAnsi="Arial" w:cs="Arial"/>
+                                      <w:b/>
+                                      <w:bCs/>
+                                      <w:color w:val="FFFFFF" w:themeColor="background1"/>
+                                      <w:sz w:val="10"/>
+                                      <w:szCs w:val="10"/>
+                                    </w:rPr>
+                                    <w:t xml:space="preserve"> </w:t>
+                                  </w:r>
+                                  <w:proofErr w:type="spellStart"/>
+                                  <w:r>
+                                    <w:rPr>
+                                      <w:rFonts w:ascii="Arial" w:hAnsi="Arial" w:cs="Arial"/>
+                                      <w:b/>
+                                      <w:bCs/>
+                                      <w:color w:val="FFFFFF" w:themeColor="background1"/>
+                                      <w:sz w:val="10"/>
+                                      <w:szCs w:val="10"/>
+                                    </w:rPr>
+                                    <w:t>gehecht</w:t>
+                                  </w:r>
+                                  <w:proofErr w:type="spellEnd"/>
+                                  <w:r>
+                                    <w:rPr>
+                                      <w:rFonts w:ascii="Arial" w:hAnsi="Arial" w:cs="Arial"/>
+                                      <w:b/>
+                                      <w:bCs/>
+                                      <w:color w:val="FFFFFF" w:themeColor="background1"/>
+                                      <w:sz w:val="10"/>
+                                      <w:szCs w:val="10"/>
+                                    </w:rPr>
+                                    <w:t xml:space="preserve"> </w:t>
+                                  </w:r>
+                                  <w:proofErr w:type="spellStart"/>
+                                  <w:r>
+                                    <w:rPr>
+                                      <w:rFonts w:ascii="Arial" w:hAnsi="Arial" w:cs="Arial"/>
+                                      <w:b/>
+                                      <w:bCs/>
+                                      <w:color w:val="FFFFFF" w:themeColor="background1"/>
+                                      <w:sz w:val="10"/>
+                                      <w:szCs w:val="10"/>
+                                    </w:rPr>
+                                    <w:t>vuil</w:t>
+                                  </w:r>
+                                  <w:proofErr w:type="spellEnd"/>
+                                  <w:r>
+                                    <w:rPr>
+                                      <w:rFonts w:ascii="Arial" w:hAnsi="Arial" w:cs="Arial"/>
+                                      <w:b/>
+                                      <w:bCs/>
+                                      <w:color w:val="FFFFFF" w:themeColor="background1"/>
+                                      <w:sz w:val="10"/>
+                                      <w:szCs w:val="10"/>
+                                    </w:rPr>
+                                    <w:t xml:space="preserve"> </w:t>
+                                  </w:r>
+                                  <w:proofErr w:type="spellStart"/>
+                                  <w:r>
+                                    <w:rPr>
+                                      <w:rFonts w:ascii="Arial" w:hAnsi="Arial" w:cs="Arial"/>
+                                      <w:b/>
+                                      <w:bCs/>
+                                      <w:color w:val="FFFFFF" w:themeColor="background1"/>
+                                      <w:sz w:val="10"/>
+                                      <w:szCs w:val="10"/>
+                                    </w:rPr>
+                                    <w:t>methode</w:t>
+                                  </w:r>
+                                  <w:proofErr w:type="spellEnd"/>
+                                </w:p>
+                              </w:txbxContent>
+                            </wps:txbx>
+                            <wps:bodyPr rot="0" spcFirstLastPara="0" vertOverflow="overflow" horzOverflow="overflow" vert="horz" wrap="square" lIns="0" tIns="0" rIns="0" bIns="0" numCol="1" spcCol="0" rtlCol="0" fromWordArt="0" anchor="ctr" anchorCtr="0" forceAA="0" compatLnSpc="1">
+                              <a:prstTxWarp prst="textNoShape">
+                                <a:avLst/>
+                              </a:prstTxWarp>
+                              <a:noAutofit/>
+                            </wps:bodyPr>
+                          </wps:wsp>
+                        </a:graphicData>
+                      </a:graphic>
+                      <wp14:sizeRelH relativeFrom="margin">
+                        <wp14:pctWidth>0</wp14:pctWidth>
+                      </wp14:sizeRelH>
+                      <wp14:sizeRelV relativeFrom="margin">
+                        <wp14:pctHeight>0</wp14:pctHeight>
+                      </wp14:sizeRelV>
+                    </wp:anchor>
+                  </w:drawing>
+                </mc:Choice>
+                <mc:Fallback>
+                  <w:pict>
+                    <v:shape w14:anchorId="50E1888B" id="Text Box 7" o:spid="_x0000_s1035" type="#_x0000_t202" style="position:absolute;margin-left:51.4pt;margin-top:139.55pt;width:25.9pt;height:28.8pt;z-index:251698176;visibility:visible;mso-wrap-style:square;mso-width-percent:0;mso-height-percent:0;mso-wrap-distance-left:9pt;mso-wrap-distance-top:0;mso-wrap-distance-right:9pt;mso-wrap-distance-bottom:0;mso-position-horizontal:absolute;mso-position-horizontal-relative:text;mso-position-vertical:absolute;mso-position-vertical-relative:text;mso-width-percent:0;mso-height-percent:0;mso-width-relative:margin;mso-height-relative:margin;v-text-anchor:middle" o:gfxdata="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" fillcolor="#b7ae38" strokecolor="#868686" strokeweight=".5pt">
+                      <v:textbox inset="0,0,0,0">
+                        <w:txbxContent>
+                          <w:p>
+                            <w:pPr>
+                              <w:pStyle w:val="NoSpacing"/>
+                              <w:jc w:val="center"/>
+                              <w:rPr>
+                                <w:rFonts w:ascii="Arial" w:hAnsi="Arial" w:cs="Arial"/>
+                                <w:b/>
+                                <w:bCs/>
+                                <w:color w:val="FFFFFF" w:themeColor="background1"/>
+                                <w:sz w:val="10"/>
+                                <w:szCs w:val="10"/>
+                              </w:rPr>
+                            </w:pPr>
+                            <w:proofErr w:type="spellStart"/>
+                            <w:r>
+                              <w:rPr>
+                                <w:rFonts w:ascii="Arial" w:hAnsi="Arial" w:cs="Arial"/>
+                                <w:b/>
+                                <w:bCs/>
+                                <w:color w:val="FFFFFF" w:themeColor="background1"/>
+                                <w:sz w:val="10"/>
+                                <w:szCs w:val="10"/>
+                              </w:rPr>
+                              <w:t>Niet</w:t>
+                            </w:r>
+                            <w:proofErr w:type="spellEnd"/>
+                            <w:r>
+                              <w:rPr>
+                                <w:rFonts w:ascii="Arial" w:hAnsi="Arial" w:cs="Arial"/>
+                                <w:b/>
+                                <w:bCs/>
+                                <w:color w:val="FFFFFF" w:themeColor="background1"/>
+                                <w:sz w:val="10"/>
+                                <w:szCs w:val="10"/>
+                              </w:rPr>
+                              <w:t xml:space="preserve"> </w:t>
+                            </w:r>
+                            <w:proofErr w:type="spellStart"/>
+                            <w:r>
+                              <w:rPr>
+                                <w:rFonts w:ascii="Arial" w:hAnsi="Arial" w:cs="Arial"/>
+                                <w:b/>
+                                <w:bCs/>
+                                <w:color w:val="FFFFFF" w:themeColor="background1"/>
+                                <w:sz w:val="10"/>
+                                <w:szCs w:val="10"/>
+                              </w:rPr>
+                              <w:t>gehecht</w:t>
+                            </w:r>
+                            <w:proofErr w:type="spellEnd"/>
+                            <w:r>
+                              <w:rPr>
+                                <w:rFonts w:ascii="Arial" w:hAnsi="Arial" w:cs="Arial"/>
+                                <w:b/>
+                                <w:bCs/>
+                                <w:color w:val="FFFFFF" w:themeColor="background1"/>
+                                <w:sz w:val="10"/>
+                                <w:szCs w:val="10"/>
+                              </w:rPr>
+                              <w:t xml:space="preserve"> </w:t>
+                            </w:r>
+                            <w:proofErr w:type="spellStart"/>
+                            <w:r>
+                              <w:rPr>
+                                <w:rFonts w:ascii="Arial" w:hAnsi="Arial" w:cs="Arial"/>
+                                <w:b/>
+                                <w:bCs/>
+                                <w:color w:val="FFFFFF" w:themeColor="background1"/>
+                                <w:sz w:val="10"/>
+                                <w:szCs w:val="10"/>
+                              </w:rPr>
+                              <w:t>vuil</w:t>
+                            </w:r>
+                            <w:proofErr w:type="spellEnd"/>
+                            <w:r>
+                              <w:rPr>
+                                <w:rFonts w:ascii="Arial" w:hAnsi="Arial" w:cs="Arial"/>
+                                <w:b/>
+                                <w:bCs/>
+                                <w:color w:val="FFFFFF" w:themeColor="background1"/>
+                                <w:sz w:val="10"/>
+                                <w:szCs w:val="10"/>
+                              </w:rPr>
+                              <w:t xml:space="preserve"> </w:t>
+                            </w:r>
+                            <w:proofErr w:type="spellStart"/>
+                            <w:r>
+                              <w:rPr>
+                                <w:rFonts w:ascii="Arial" w:hAnsi="Arial" w:cs="Arial"/>
+                                <w:b/>
+                                <w:bCs/>
+                                <w:color w:val="FFFFFF" w:themeColor="background1"/>
+                                <w:sz w:val="10"/>
+                                <w:szCs w:val="10"/>
+                              </w:rPr>
+                              <w:t>methode</w:t>
+                            </w:r>
+                            <w:proofErr w:type="spellEnd"/>
+                          </w:p>
+                        </w:txbxContent>
+                      </v:textbox>
+                    </v:shape>
+                  </w:pict>
+                </mc:Fallback>
+              </mc:AlternateContent>
+            </w:r>
+            <w:r>
+              <w:rPr>
+                <w:rFonts w:ascii="Arial" w:hAnsi="Arial" w:cs="Arial"/>
+                <w:noProof/>
+                <w:sz w:val="10"/>
+                <w:szCs w:val="10"/>
+                <w:lang w:val="nl-NL"/>
+              </w:rPr>
+              <mc:AlternateContent>
+                <mc:Choice Requires="wps">
+                  <w:drawing>
+                    <wp:anchor distT="0" distB="0" distL="114300" distR="114300" simplePos="0" relativeHeight="251708416" behindDoc="0" locked="0" layoutInCell="1" allowOverlap="1" wp14:anchorId="6F835FF9" wp14:editId="1E05CD85">
+                      <wp:simplePos x="0" y="0"/>
+                      <wp:positionH relativeFrom="column">
+                        <wp:posOffset>315065</wp:posOffset>
+                      </wp:positionH>
+                      <wp:positionV relativeFrom="paragraph">
+                        <wp:posOffset>1772119</wp:posOffset>
+                      </wp:positionV>
+                      <wp:extent cx="337820" cy="365760"/>
+                      <wp:effectExtent l="0" t="0" r="24130" b="15240"/>
+                      <wp:wrapNone/>
+                      <wp:docPr id="8" name="Text Box 8"/>
+                      <wp:cNvGraphicFramePr/>
+                      <a:graphic xmlns:a="http://schemas.openxmlformats.org/drawingml/2006/main">
+                        <a:graphicData uri="http://schemas.microsoft.com/office/word/2010/wordprocessingShape">
+                          <wps:wsp>
+                            <wps:cNvSpPr txBox="1"/>
+                            <wps:spPr>
+                              <a:xfrm>
+                                <a:off x="0" y="0"/>
+                                <a:ext cx="337820" cy="365760"/>
+                              </a:xfrm>
+                              <a:prstGeom prst="rect">
+                                <a:avLst/>
+                              </a:prstGeom>
+                              <a:solidFill>
+                                <a:srgbClr val="B7AE38"/>
+                              </a:solidFill>
+                              <a:ln w="6350">
+                                <a:solidFill>
+                                  <a:srgbClr val="868686"/>
+                                </a:solidFill>
+                              </a:ln>
+                            </wps:spPr>
+                            <wps:txbx>
+                              <w:txbxContent>
+                                <w:p>
+                                  <w:pPr>
+                                    <w:jc w:val="center"/>
+                                    <w:rPr>
+                                      <w:rFonts w:ascii="Arial" w:hAnsi="Arial" w:cs="Arial"/>
+                                      <w:b/>
+                                      <w:bCs/>
+                                      <w:color w:val="FFFFFF" w:themeColor="background1"/>
+                                      <w:sz w:val="10"/>
+                                      <w:szCs w:val="10"/>
+                                    </w:rPr>
+                                  </w:pPr>
+                                  <w:proofErr w:type="spellStart"/>
+                                  <w:r>
+                                    <w:rPr>
+                                      <w:rFonts w:ascii="Arial" w:hAnsi="Arial" w:cs="Arial"/>
+                                      <w:b/>
+                                      <w:bCs/>
+                                      <w:color w:val="FFFFFF" w:themeColor="background1"/>
+                                      <w:sz w:val="10"/>
+                                      <w:szCs w:val="10"/>
+                                    </w:rPr>
+                                    <w:t>Niet</w:t>
+                                  </w:r>
+                                  <w:proofErr w:type="spellEnd"/>
+                                  <w:r>
+                                    <w:rPr>
+                                      <w:rFonts w:ascii="Arial" w:hAnsi="Arial" w:cs="Arial"/>
+                                      <w:b/>
+                                      <w:bCs/>
+                                      <w:color w:val="FFFFFF" w:themeColor="background1"/>
+                                      <w:sz w:val="10"/>
+                                      <w:szCs w:val="10"/>
+                                    </w:rPr>
+                                    <w:t xml:space="preserve"> </w:t>
+                                  </w:r>
+                                  <w:proofErr w:type="spellStart"/>
+                                  <w:r>
+                                    <w:rPr>
+                                      <w:rFonts w:ascii="Arial" w:hAnsi="Arial" w:cs="Arial"/>
+                                      <w:b/>
+                                      <w:bCs/>
+                                      <w:color w:val="FFFFFF" w:themeColor="background1"/>
+                                      <w:sz w:val="10"/>
+                                      <w:szCs w:val="10"/>
+                                    </w:rPr>
+                                    <w:t>gehecht</w:t>
+                                  </w:r>
+                                  <w:proofErr w:type="spellEnd"/>
+                                  <w:r>
+                                    <w:rPr>
+                                      <w:rFonts w:ascii="Arial" w:hAnsi="Arial" w:cs="Arial"/>
+                                      <w:b/>
+                                      <w:bCs/>
+                                      <w:color w:val="FFFFFF" w:themeColor="background1"/>
+                                      <w:sz w:val="10"/>
+                                      <w:szCs w:val="10"/>
+                                    </w:rPr>
+                                    <w:t xml:space="preserve"> </w:t>
+                                  </w:r>
+                                  <w:proofErr w:type="spellStart"/>
+                                  <w:r>
+                                    <w:rPr>
+                                      <w:rFonts w:ascii="Arial" w:hAnsi="Arial" w:cs="Arial"/>
+                                      <w:b/>
+                                      <w:bCs/>
+                                      <w:color w:val="FFFFFF" w:themeColor="background1"/>
+                                      <w:sz w:val="10"/>
+                                      <w:szCs w:val="10"/>
+                                    </w:rPr>
+                                    <w:t>vuil</w:t>
+                                  </w:r>
+                                  <w:proofErr w:type="spellEnd"/>
+                                  <w:r>
+                                    <w:rPr>
+                                      <w:rFonts w:ascii="Arial" w:hAnsi="Arial" w:cs="Arial"/>
+                                      <w:b/>
+                                      <w:bCs/>
+                                      <w:color w:val="FFFFFF" w:themeColor="background1"/>
+                                      <w:sz w:val="10"/>
+                                      <w:szCs w:val="10"/>
+                                    </w:rPr>
+                                    <w:t xml:space="preserve"> </w:t>
+                                  </w:r>
+                                  <w:proofErr w:type="spellStart"/>
+                                  <w:r>
+                                    <w:rPr>
+                                      <w:rFonts w:ascii="Arial" w:hAnsi="Arial" w:cs="Arial"/>
+                                      <w:b/>
+                                      <w:bCs/>
+                                      <w:color w:val="FFFFFF" w:themeColor="background1"/>
+                                      <w:sz w:val="10"/>
+                                      <w:szCs w:val="10"/>
+                                    </w:rPr>
+                                    <w:t>licht</w:t>
+                                  </w:r>
+                                  <w:proofErr w:type="spellEnd"/>
+                                  <w:r>
+                                    <w:rPr>
+                                      <w:rFonts w:ascii="Arial" w:hAnsi="Arial" w:cs="Arial"/>
+                                      <w:b/>
+                                      <w:bCs/>
+                                      <w:color w:val="FFFFFF" w:themeColor="background1"/>
+                                      <w:sz w:val="10"/>
+                                      <w:szCs w:val="10"/>
+                                    </w:rPr>
+                                    <w:t xml:space="preserve"> </w:t>
+                                  </w:r>
+                                  <w:proofErr w:type="spellStart"/>
+                                  <w:r>
+                                    <w:rPr>
+                                      <w:rFonts w:ascii="Arial" w:hAnsi="Arial" w:cs="Arial"/>
+                                      <w:b/>
+                                      <w:bCs/>
+                                      <w:color w:val="FFFFFF" w:themeColor="background1"/>
+                                      <w:sz w:val="10"/>
+                                      <w:szCs w:val="10"/>
+                                    </w:rPr>
+                                    <w:t>stof</w:t>
+                                  </w:r>
+                                  <w:proofErr w:type="spellEnd"/>
+                                </w:p>
+                              </w:txbxContent>
+                            </wps:txbx>
+                            <wps:bodyPr rot="0" spcFirstLastPara="0" vertOverflow="overflow" horzOverflow="overflow" vert="horz" wrap="square" lIns="0" tIns="0" rIns="0" bIns="0" numCol="1" spcCol="0" rtlCol="0" fromWordArt="0" anchor="ctr" anchorCtr="0" forceAA="0" compatLnSpc="1">
+                              <a:prstTxWarp prst="textNoShape">
+                                <a:avLst/>
+                              </a:prstTxWarp>
+                              <a:noAutofit/>
+                            </wps:bodyPr>
+                          </wps:wsp>
+                        </a:graphicData>
+                      </a:graphic>
+                      <wp14:sizeRelH relativeFrom="margin">
+                        <wp14:pctWidth>0</wp14:pctWidth>
+                      </wp14:sizeRelH>
+                      <wp14:sizeRelV relativeFrom="margin">
+                        <wp14:pctHeight>0</wp14:pctHeight>
+                      </wp14:sizeRelV>
+                    </wp:anchor>
+                  </w:drawing>
+                </mc:Choice>
+                <mc:Fallback>
+                  <w:pict>
+                    <v:shape w14:anchorId="6F835FF9" id="Text Box 8" o:spid="_x0000_s1036" type="#_x0000_t202" style="position:absolute;margin-left:24.8pt;margin-top:139.55pt;width:26.6pt;height:28.8pt;z-index:251708416;visibility:visible;mso-wrap-style:square;mso-width-percent:0;mso-height-percent:0;mso-wrap-distance-left:9pt;mso-wrap-distance-top:0;mso-wrap-distance-right:9pt;mso-wrap-distance-bottom:0;mso-position-horizontal:absolute;mso-position-horizontal-relative:text;mso-position-vertical:absolute;mso-position-vertical-relative:text;mso-width-percent:0;mso-height-percent:0;mso-width-relative:margin;mso-height-relative:margin;v-text-anchor:middle" o:gfxdata="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" fillcolor="#b7ae38" strokecolor="#868686" strokeweight=".5pt">
+                      <v:textbox inset="0,0,0,0">
+                        <w:txbxContent>
+                          <w:p>
+                            <w:pPr>
+                              <w:jc w:val="center"/>
+                              <w:rPr>
+                                <w:rFonts w:ascii="Arial" w:hAnsi="Arial" w:cs="Arial"/>
+                                <w:b/>
+                                <w:bCs/>
+                                <w:color w:val="FFFFFF" w:themeColor="background1"/>
+                                <w:sz w:val="10"/>
+                                <w:szCs w:val="10"/>
+                              </w:rPr>
+                            </w:pPr>
+                            <w:proofErr w:type="spellStart"/>
+                            <w:r>
+                              <w:rPr>
+                                <w:rFonts w:ascii="Arial" w:hAnsi="Arial" w:cs="Arial"/>
+                                <w:b/>
+                                <w:bCs/>
+                                <w:color w:val="FFFFFF" w:themeColor="background1"/>
+                                <w:sz w:val="10"/>
+                                <w:szCs w:val="10"/>
+                              </w:rPr>
+                              <w:t>Niet</w:t>
+                            </w:r>
+                            <w:proofErr w:type="spellEnd"/>
+                            <w:r>
+                              <w:rPr>
+                                <w:rFonts w:ascii="Arial" w:hAnsi="Arial" w:cs="Arial"/>
+                                <w:b/>
+                                <w:bCs/>
+                                <w:color w:val="FFFFFF" w:themeColor="background1"/>
+                                <w:sz w:val="10"/>
+                                <w:szCs w:val="10"/>
+                              </w:rPr>
+                              <w:t xml:space="preserve"> </w:t>
+                            </w:r>
+                            <w:proofErr w:type="spellStart"/>
+                            <w:r>
+                              <w:rPr>
+                                <w:rFonts w:ascii="Arial" w:hAnsi="Arial" w:cs="Arial"/>
+                                <w:b/>
+                                <w:bCs/>
+                                <w:color w:val="FFFFFF" w:themeColor="background1"/>
+                                <w:sz w:val="10"/>
+                                <w:szCs w:val="10"/>
+                              </w:rPr>
+                              <w:t>gehecht</w:t>
+                            </w:r>
+                            <w:proofErr w:type="spellEnd"/>
+                            <w:r>
+                              <w:rPr>
+                                <w:rFonts w:ascii="Arial" w:hAnsi="Arial" w:cs="Arial"/>
+                                <w:b/>
+                                <w:bCs/>
+                                <w:color w:val="FFFFFF" w:themeColor="background1"/>
+                                <w:sz w:val="10"/>
+                                <w:szCs w:val="10"/>
+                              </w:rPr>
+                              <w:t xml:space="preserve"> </w:t>
+                            </w:r>
+                            <w:proofErr w:type="spellStart"/>
+                            <w:r>
+                              <w:rPr>
+                                <w:rFonts w:ascii="Arial" w:hAnsi="Arial" w:cs="Arial"/>
+                                <w:b/>
+                                <w:bCs/>
+                                <w:color w:val="FFFFFF" w:themeColor="background1"/>
+                                <w:sz w:val="10"/>
+                                <w:szCs w:val="10"/>
+                              </w:rPr>
+                              <w:t>vuil</w:t>
+                            </w:r>
+                            <w:proofErr w:type="spellEnd"/>
+                            <w:r>
+                              <w:rPr>
+                                <w:rFonts w:ascii="Arial" w:hAnsi="Arial" w:cs="Arial"/>
+                                <w:b/>
+                                <w:bCs/>
+                                <w:color w:val="FFFFFF" w:themeColor="background1"/>
+                                <w:sz w:val="10"/>
+                                <w:szCs w:val="10"/>
+                              </w:rPr>
+                              <w:t xml:space="preserve"> </w:t>
+                            </w:r>
+                            <w:proofErr w:type="spellStart"/>
+                            <w:r>
+                              <w:rPr>
+                                <w:rFonts w:ascii="Arial" w:hAnsi="Arial" w:cs="Arial"/>
+                                <w:b/>
+                                <w:bCs/>
+                                <w:color w:val="FFFFFF" w:themeColor="background1"/>
+                                <w:sz w:val="10"/>
+                                <w:szCs w:val="10"/>
+                              </w:rPr>
+                              <w:t>licht</w:t>
+                            </w:r>
+                            <w:proofErr w:type="spellEnd"/>
+                            <w:r>
+                              <w:rPr>
+                                <w:rFonts w:ascii="Arial" w:hAnsi="Arial" w:cs="Arial"/>
+                                <w:b/>
+                                <w:bCs/>
+                                <w:color w:val="FFFFFF" w:themeColor="background1"/>
+                                <w:sz w:val="10"/>
+                                <w:szCs w:val="10"/>
+                              </w:rPr>
+                              <w:t xml:space="preserve"> </w:t>
+                            </w:r>
+                            <w:proofErr w:type="spellStart"/>
+                            <w:r>
+                              <w:rPr>
+                                <w:rFonts w:ascii="Arial" w:hAnsi="Arial" w:cs="Arial"/>
+                                <w:b/>
+                                <w:bCs/>
+                                <w:color w:val="FFFFFF" w:themeColor="background1"/>
+                                <w:sz w:val="10"/>
+                                <w:szCs w:val="10"/>
+                              </w:rPr>
+                              <w:t>stof</w:t>
+                            </w:r>
+                            <w:proofErr w:type="spellEnd"/>
+                          </w:p>
+                        </w:txbxContent>
+                      </v:textbox>
+                    </v:shape>
+                  </w:pict>
+                </mc:Fallback>
+              </mc:AlternateContent>
+            </w:r>
+            <w:r>
+              <w:rPr>
                 <w:noProof/>
                 <w:lang w:val="nl-NL"/>
               </w:rPr>
               <w:drawing>
-                <wp:inline distT="0" distB="0" distL="0" distR="0" wp14:anchorId="06E7B015" wp14:editId="415BAF8B">
-                  <wp:extent cx="3429000" cy="3200400"/>
-                  <wp:effectExtent l="0" t="0" r="0" b="0"/>
+                <wp:inline distT="0" distB="0" distL="0" distR="0" wp14:anchorId="5FAA16BF" wp14:editId="1B377667">
+                  <wp:extent cx="3401695" cy="1721224"/>
+                  <wp:effectExtent l="0" t="0" r="8255" b="12700"/>
                   <wp:docPr id="27" name="Chart 27"/>
                   <wp:cNvGraphicFramePr/>
                   <a:graphic xmlns:a="http://schemas.openxmlformats.org/drawingml/2006/main">
@@ -4034,16 +4106,7 @@
                 <w:szCs w:val="10"/>
                 <w:lang w:val="nl-NL"/>
               </w:rPr>
-              <w:t xml:space="preserve">                 </w:t>
-            </w:r>
-            <w:r>
-              <w:rPr>
-                <w:rFonts w:ascii="Arial" w:hAnsi="Arial" w:cs="Arial"/>
-                <w:sz w:val="10"/>
-                <w:szCs w:val="10"/>
-                <w:lang w:val="nl-NL"/>
-              </w:rPr>
-              <w:t xml:space="preserve">          </w:t>
+              <w:t xml:space="preserve">                           </w:t>
             </w:r>
           </w:p>
           <w:p>
@@ -4070,6 +4133,12 @@
         <w:tc>
           <w:tcPr>
             <w:tcW w:w="5395" w:type="dxa"/>
+            <w:tcBorders>
+              <w:top w:val="single" w:sz="4" w:space="0" w:color="auto"/>
+              <w:left w:val="nil"/>
+              <w:bottom w:val="nil"/>
+              <w:right w:val="nil"/>
+            </w:tcBorders>
           </w:tcPr>
           <w:p>
             <w:pPr>
@@ -4092,13 +4161,13 @@
               <mc:AlternateContent>
                 <mc:Choice Requires="wps">
                   <w:drawing>
-                    <wp:anchor distT="0" distB="0" distL="114300" distR="114300" simplePos="0" relativeHeight="251692032" behindDoc="0" locked="0" layoutInCell="1" allowOverlap="1" wp14:anchorId="0D081EDC" wp14:editId="5B2A8094">
+                    <wp:anchor distT="0" distB="0" distL="114300" distR="114300" simplePos="0" relativeHeight="251706368" behindDoc="0" locked="0" layoutInCell="1" allowOverlap="1" wp14:anchorId="39C61F2A" wp14:editId="00A66E9F">
                       <wp:simplePos x="0" y="0"/>
                       <wp:positionH relativeFrom="column">
-                        <wp:posOffset>2165325</wp:posOffset>
+                        <wp:posOffset>1989241</wp:posOffset>
                       </wp:positionH>
                       <wp:positionV relativeFrom="paragraph">
-                        <wp:posOffset>2092325</wp:posOffset>
+                        <wp:posOffset>1680845</wp:posOffset>
                       </wp:positionV>
                       <wp:extent cx="573314" cy="365760"/>
                       <wp:effectExtent l="0" t="0" r="0" b="0"/>
@@ -4209,7 +4278,7 @@
                 </mc:Choice>
                 <mc:Fallback>
                   <w:pict>
-                    <v:shape w14:anchorId="0D081EDC" id="Text Box 19" o:spid="_x0000_s1037" type="#_x0000_t202" style="position:absolute;margin-left:170.5pt;margin-top:164.75pt;width:45.15pt;height:28.8pt;z-index:251692032;visibility:visible;mso-wrap-style:square;mso-width-percent:0;mso-height-percent:0;mso-wrap-distance-left:9pt;mso-wrap-distance-top:0;mso-wrap-distance-right:9pt;mso-wrap-distance-bottom:0;mso-position-horizontal:absolute;mso-position-horizontal-relative:text;mso-position-vertical:absolute;mso-position-vertical-relative:text;mso-width-percent:0;mso-height-percent:0;mso-width-relative:margin;mso-height-relative:margin;v-text-anchor:middle" o:gfxdata="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" fillcolor="#a9a57c" stroked="f" strokeweight=".25pt">
+                    <v:shape w14:anchorId="39C61F2A" id="Text Box 19" o:spid="_x0000_s1037" type="#_x0000_t202" style="position:absolute;margin-left:156.65pt;margin-top:132.35pt;width:45.15pt;height:28.8pt;z-index:251706368;visibility:visible;mso-wrap-style:square;mso-width-percent:0;mso-height-percent:0;mso-wrap-distance-left:9pt;mso-wrap-distance-top:0;mso-wrap-distance-right:9pt;mso-wrap-distance-bottom:0;mso-position-horizontal:absolute;mso-position-horizontal-relative:text;mso-position-vertical:absolute;mso-position-vertical-relative:text;mso-width-percent:0;mso-height-percent:0;mso-width-relative:margin;mso-height-relative:margin;v-text-anchor:middle" o:gfxdata="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" fillcolor="#a9a57c" stroked="f" strokeweight=".25pt">
                       <v:textbox inset="0,0,0,0">
                         <w:txbxContent>
                           <w:p>
@@ -4291,13 +4360,216 @@
               <mc:AlternateContent>
                 <mc:Choice Requires="wps">
                   <w:drawing>
-                    <wp:anchor distT="0" distB="0" distL="114300" distR="114300" simplePos="0" relativeHeight="251689984" behindDoc="0" locked="0" layoutInCell="1" allowOverlap="1" wp14:anchorId="22CD3114" wp14:editId="4A84896A">
+                    <wp:anchor distT="0" distB="0" distL="114300" distR="114300" simplePos="0" relativeHeight="251705344" behindDoc="0" locked="0" layoutInCell="1" allowOverlap="1" wp14:anchorId="0BEE6D82" wp14:editId="54EBB9FE">
                       <wp:simplePos x="0" y="0"/>
                       <wp:positionH relativeFrom="column">
-                        <wp:posOffset>449580</wp:posOffset>
+                        <wp:posOffset>1290598</wp:posOffset>
                       </wp:positionH>
                       <wp:positionV relativeFrom="paragraph">
-                        <wp:posOffset>2108835</wp:posOffset>
+                        <wp:posOffset>1681480</wp:posOffset>
+                      </wp:positionV>
+                      <wp:extent cx="571500" cy="365760"/>
+                      <wp:effectExtent l="0" t="0" r="0" b="0"/>
+                      <wp:wrapNone/>
+                      <wp:docPr id="12" name="Text Box 12"/>
+                      <wp:cNvGraphicFramePr/>
+                      <a:graphic xmlns:a="http://schemas.openxmlformats.org/drawingml/2006/main">
+                        <a:graphicData uri="http://schemas.microsoft.com/office/word/2010/wordprocessingShape">
+                          <wps:wsp>
+                            <wps:cNvSpPr txBox="1"/>
+                            <wps:spPr>
+                              <a:xfrm>
+                                <a:off x="0" y="0"/>
+                                <a:ext cx="571500" cy="365760"/>
+                              </a:xfrm>
+                              <a:prstGeom prst="rect">
+                                <a:avLst/>
+                              </a:prstGeom>
+                              <a:solidFill>
+                                <a:srgbClr val="689C9A"/>
+                              </a:solidFill>
+                              <a:ln w="3175">
+                                <a:noFill/>
+                              </a:ln>
+                            </wps:spPr>
+                            <wps:txbx>
+                              <w:txbxContent>
+                                <w:p>
+                                  <w:pPr>
+                                    <w:pStyle w:val="NoSpacing"/>
+                                    <w:jc w:val="center"/>
+                                    <w:rPr>
+                                      <w:rFonts w:ascii="Arial" w:hAnsi="Arial" w:cs="Arial"/>
+                                      <w:b/>
+                                      <w:bCs/>
+                                      <w:color w:val="FFFFFF" w:themeColor="background1"/>
+                                      <w:sz w:val="10"/>
+                                      <w:szCs w:val="10"/>
+                                    </w:rPr>
+                                  </w:pPr>
+                                  <w:proofErr w:type="spellStart"/>
+                                  <w:r>
+                                    <w:rPr>
+                                      <w:rFonts w:ascii="Arial" w:hAnsi="Arial" w:cs="Arial"/>
+                                      <w:b/>
+                                      <w:bCs/>
+                                      <w:color w:val="FFFFFF" w:themeColor="background1"/>
+                                      <w:sz w:val="10"/>
+                                      <w:szCs w:val="10"/>
+                                    </w:rPr>
+                                    <w:t>Cumulatief</w:t>
+                                  </w:r>
+                                  <w:proofErr w:type="spellEnd"/>
+                                  <w:r>
+                                    <w:rPr>
+                                      <w:rFonts w:ascii="Arial" w:hAnsi="Arial" w:cs="Arial"/>
+                                      <w:b/>
+                                      <w:bCs/>
+                                      <w:color w:val="FFFFFF" w:themeColor="background1"/>
+                                      <w:sz w:val="10"/>
+                                      <w:szCs w:val="10"/>
+                                    </w:rPr>
+                                    <w:br/>
+                                    <w:t>{</w:t>
+                                  </w:r>
+                                  <w:proofErr w:type="spellStart"/>
+                                  <w:r>
+                                    <w:rPr>
+                                      <w:rFonts w:ascii="Arial" w:hAnsi="Arial" w:cs="Arial"/>
+                                      <w:b/>
+                                      <w:bCs/>
+                                      <w:color w:val="FFFFFF" w:themeColor="background1"/>
+                                      <w:sz w:val="10"/>
+                                      <w:szCs w:val="10"/>
+                                    </w:rPr>
+                                    <w:t>donut_chart_cumulatief_pct</w:t>
+                                  </w:r>
+                                  <w:proofErr w:type="spellEnd"/>
+                                  <w:r>
+                                    <w:rPr>
+                                      <w:rFonts w:ascii="Arial" w:hAnsi="Arial" w:cs="Arial"/>
+                                      <w:b/>
+                                      <w:bCs/>
+                                      <w:color w:val="FFFFFF" w:themeColor="background1"/>
+                                      <w:sz w:val="10"/>
+                                      <w:szCs w:val="10"/>
+                                    </w:rPr>
+                                    <w:t>}</w:t>
+                                  </w:r>
+                                </w:p>
+                              </w:txbxContent>
+                            </wps:txbx>
+                            <wps:bodyPr rot="0" spcFirstLastPara="0" vertOverflow="overflow" horzOverflow="overflow" vert="horz" wrap="square" lIns="0" tIns="0" rIns="0" bIns="0" numCol="1" spcCol="0" rtlCol="0" fromWordArt="0" anchor="ctr" anchorCtr="0" forceAA="0" compatLnSpc="1">
+                              <a:prstTxWarp prst="textNoShape">
+                                <a:avLst/>
+                              </a:prstTxWarp>
+                              <a:noAutofit/>
+                            </wps:bodyPr>
+                          </wps:wsp>
+                        </a:graphicData>
+                      </a:graphic>
+                      <wp14:sizeRelH relativeFrom="margin">
+                        <wp14:pctWidth>0</wp14:pctWidth>
+                      </wp14:sizeRelH>
+                      <wp14:sizeRelV relativeFrom="margin">
+                        <wp14:pctHeight>0</wp14:pctHeight>
+                      </wp14:sizeRelV>
+                    </wp:anchor>
+                  </w:drawing>
+                </mc:Choice>
+                <mc:Fallback>
+                  <w:pict>
+                    <v:shape w14:anchorId="0BEE6D82" id="Text Box 12" o:spid="_x0000_s1038" type="#_x0000_t202" style="position:absolute;margin-left:101.6pt;margin-top:132.4pt;width:45pt;height:28.8pt;z-index:251705344;visibility:visible;mso-wrap-style:square;mso-width-percent:0;mso-height-percent:0;mso-wrap-distance-left:9pt;mso-wrap-distance-top:0;mso-wrap-distance-right:9pt;mso-wrap-distance-bottom:0;mso-position-horizontal:absolute;mso-position-horizontal-relative:text;mso-position-vertical:absolute;mso-position-vertical-relative:text;mso-width-percent:0;mso-height-percent:0;mso-width-relative:margin;mso-height-relative:margin;v-text-anchor:middle" o:gfxdata="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" fillcolor="#689c9a" stroked="f" strokeweight=".25pt">
+                      <v:textbox inset="0,0,0,0">
+                        <w:txbxContent>
+                          <w:p>
+                            <w:pPr>
+                              <w:pStyle w:val="NoSpacing"/>
+                              <w:jc w:val="center"/>
+                              <w:rPr>
+                                <w:rFonts w:ascii="Arial" w:hAnsi="Arial" w:cs="Arial"/>
+                                <w:b/>
+                                <w:bCs/>
+                                <w:color w:val="FFFFFF" w:themeColor="background1"/>
+                                <w:sz w:val="10"/>
+                                <w:szCs w:val="10"/>
+                              </w:rPr>
+                            </w:pPr>
+                            <w:proofErr w:type="spellStart"/>
+                            <w:r>
+                              <w:rPr>
+                                <w:rFonts w:ascii="Arial" w:hAnsi="Arial" w:cs="Arial"/>
+                                <w:b/>
+                                <w:bCs/>
+                                <w:color w:val="FFFFFF" w:themeColor="background1"/>
+                                <w:sz w:val="10"/>
+                                <w:szCs w:val="10"/>
+                              </w:rPr>
+                              <w:t>Cumulatief</w:t>
+                            </w:r>
+                            <w:proofErr w:type="spellEnd"/>
+                            <w:r>
+                              <w:rPr>
+                                <w:rFonts w:ascii="Arial" w:hAnsi="Arial" w:cs="Arial"/>
+                                <w:b/>
+                                <w:bCs/>
+                                <w:color w:val="FFFFFF" w:themeColor="background1"/>
+                                <w:sz w:val="10"/>
+                                <w:szCs w:val="10"/>
+                              </w:rPr>
+                              <w:br/>
+                              <w:t>{</w:t>
+                            </w:r>
+                            <w:proofErr w:type="spellStart"/>
+                            <w:r>
+                              <w:rPr>
+                                <w:rFonts w:ascii="Arial" w:hAnsi="Arial" w:cs="Arial"/>
+                                <w:b/>
+                                <w:bCs/>
+                                <w:color w:val="FFFFFF" w:themeColor="background1"/>
+                                <w:sz w:val="10"/>
+                                <w:szCs w:val="10"/>
+                              </w:rPr>
+                              <w:t>donut_chart_cumulatief_pct</w:t>
+                            </w:r>
+                            <w:proofErr w:type="spellEnd"/>
+                            <w:r>
+                              <w:rPr>
+                                <w:rFonts w:ascii="Arial" w:hAnsi="Arial" w:cs="Arial"/>
+                                <w:b/>
+                                <w:bCs/>
+                                <w:color w:val="FFFFFF" w:themeColor="background1"/>
+                                <w:sz w:val="10"/>
+                                <w:szCs w:val="10"/>
+                              </w:rPr>
+                              <w:t>}</w:t>
+                            </w:r>
+                          </w:p>
+                        </w:txbxContent>
+                      </v:textbox>
+                    </v:shape>
+                  </w:pict>
+                </mc:Fallback>
+              </mc:AlternateContent>
+            </w:r>
+            <w:r>
+              <w:rPr>
+                <w:rFonts w:ascii="Arial" w:hAnsi="Arial" w:cs="Arial"/>
+                <w:noProof/>
+                <w:sz w:val="10"/>
+                <w:szCs w:val="10"/>
+                <w:lang w:val="nl-NL"/>
+              </w:rPr>
+              <mc:AlternateContent>
+                <mc:Choice Requires="wps">
+                  <w:drawing>
+                    <wp:anchor distT="0" distB="0" distL="114300" distR="114300" simplePos="0" relativeHeight="251707392" behindDoc="0" locked="0" layoutInCell="1" allowOverlap="1" wp14:anchorId="724B193A" wp14:editId="4613C766">
+                      <wp:simplePos x="0" y="0"/>
+                      <wp:positionH relativeFrom="column">
+                        <wp:posOffset>561294</wp:posOffset>
+                      </wp:positionH>
+                      <wp:positionV relativeFrom="paragraph">
+                        <wp:posOffset>1682667</wp:posOffset>
                       </wp:positionV>
                       <wp:extent cx="592546" cy="365760"/>
                       <wp:effectExtent l="0" t="0" r="0" b="0"/>
@@ -4413,7 +4685,7 @@
                 </mc:Choice>
                 <mc:Fallback>
                   <w:pict>
-                    <v:shape w14:anchorId="22CD3114" id="Text Box 18" o:spid="_x0000_s1038" type="#_x0000_t202" style="position:absolute;margin-left:35.4pt;margin-top:166.05pt;width:46.65pt;height:28.8pt;z-index:251689984;visibility:visible;mso-wrap-style:square;mso-width-percent:0;mso-height-percent:0;mso-wrap-distance-left:9pt;mso-wrap-distance-top:0;mso-wrap-distance-right:9pt;mso-wrap-distance-bottom:0;mso-position-horizontal:absolute;mso-position-horizontal-relative:text;mso-position-vertical:absolute;mso-position-vertical-relative:text;mso-width-percent:0;mso-height-percent:0;mso-width-relative:margin;mso-height-relative:margin;v-text-anchor:middle" o:gfxdata="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" fillcolor="#b7ae38" stroked="f" strokeweight=".25pt">
+                    <v:shape w14:anchorId="724B193A" id="Text Box 18" o:spid="_x0000_s1039" type="#_x0000_t202" style="position:absolute;margin-left:44.2pt;margin-top:132.5pt;width:46.65pt;height:28.8pt;z-index:251707392;visibility:visible;mso-wrap-style:square;mso-width-percent:0;mso-height-percent:0;mso-wrap-distance-left:9pt;mso-wrap-distance-top:0;mso-wrap-distance-right:9pt;mso-wrap-distance-bottom:0;mso-position-horizontal:absolute;mso-position-horizontal-relative:text;mso-position-vertical:absolute;mso-position-vertical-relative:text;mso-width-percent:0;mso-height-percent:0;mso-width-relative:margin;mso-height-relative:margin;v-text-anchor:middle" o:gfxdata="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" fillcolor="#b7ae38" stroked="f" strokeweight=".25pt">
                       <v:textbox inset="0,0,0,0">
                         <w:txbxContent>
                           <w:p>
@@ -4491,209 +4763,6 @@
             </w:r>
             <w:r>
               <w:rPr>
-                <w:rFonts w:ascii="Arial" w:hAnsi="Arial" w:cs="Arial"/>
-                <w:noProof/>
-                <w:sz w:val="10"/>
-                <w:szCs w:val="10"/>
-                <w:lang w:val="nl-NL"/>
-              </w:rPr>
-              <mc:AlternateContent>
-                <mc:Choice Requires="wps">
-                  <w:drawing>
-                    <wp:anchor distT="0" distB="0" distL="114300" distR="114300" simplePos="0" relativeHeight="251685888" behindDoc="0" locked="0" layoutInCell="1" allowOverlap="1" wp14:anchorId="33F1DC8F" wp14:editId="5335C5E2">
-                      <wp:simplePos x="0" y="0"/>
-                      <wp:positionH relativeFrom="column">
-                        <wp:posOffset>1364336</wp:posOffset>
-                      </wp:positionH>
-                      <wp:positionV relativeFrom="paragraph">
-                        <wp:posOffset>2092173</wp:posOffset>
-                      </wp:positionV>
-                      <wp:extent cx="571500" cy="365760"/>
-                      <wp:effectExtent l="0" t="0" r="0" b="0"/>
-                      <wp:wrapNone/>
-                      <wp:docPr id="12" name="Text Box 12"/>
-                      <wp:cNvGraphicFramePr/>
-                      <a:graphic xmlns:a="http://schemas.openxmlformats.org/drawingml/2006/main">
-                        <a:graphicData uri="http://schemas.microsoft.com/office/word/2010/wordprocessingShape">
-                          <wps:wsp>
-                            <wps:cNvSpPr txBox="1"/>
-                            <wps:spPr>
-                              <a:xfrm>
-                                <a:off x="0" y="0"/>
-                                <a:ext cx="571500" cy="365760"/>
-                              </a:xfrm>
-                              <a:prstGeom prst="rect">
-                                <a:avLst/>
-                              </a:prstGeom>
-                              <a:solidFill>
-                                <a:srgbClr val="689C9A"/>
-                              </a:solidFill>
-                              <a:ln w="3175">
-                                <a:noFill/>
-                              </a:ln>
-                            </wps:spPr>
-                            <wps:txbx>
-                              <w:txbxContent>
-                                <w:p>
-                                  <w:pPr>
-                                    <w:pStyle w:val="NoSpacing"/>
-                                    <w:jc w:val="center"/>
-                                    <w:rPr>
-                                      <w:rFonts w:ascii="Arial" w:hAnsi="Arial" w:cs="Arial"/>
-                                      <w:b/>
-                                      <w:bCs/>
-                                      <w:color w:val="FFFFFF" w:themeColor="background1"/>
-                                      <w:sz w:val="10"/>
-                                      <w:szCs w:val="10"/>
-                                    </w:rPr>
-                                  </w:pPr>
-                                  <w:proofErr w:type="spellStart"/>
-                                  <w:r>
-                                    <w:rPr>
-                                      <w:rFonts w:ascii="Arial" w:hAnsi="Arial" w:cs="Arial"/>
-                                      <w:b/>
-                                      <w:bCs/>
-                                      <w:color w:val="FFFFFF" w:themeColor="background1"/>
-                                      <w:sz w:val="10"/>
-                                      <w:szCs w:val="10"/>
-                                    </w:rPr>
-                                    <w:t>Cumulatief</w:t>
-                                  </w:r>
-                                  <w:proofErr w:type="spellEnd"/>
-                                  <w:r>
-                                    <w:rPr>
-                                      <w:rFonts w:ascii="Arial" w:hAnsi="Arial" w:cs="Arial"/>
-                                      <w:b/>
-                                      <w:bCs/>
-                                      <w:color w:val="FFFFFF" w:themeColor="background1"/>
-                                      <w:sz w:val="10"/>
-                                      <w:szCs w:val="10"/>
-                                    </w:rPr>
-                                    <w:br/>
-                                    <w:t>{</w:t>
-                                  </w:r>
-                                  <w:proofErr w:type="spellStart"/>
-                                  <w:r>
-                                    <w:rPr>
-                                      <w:rFonts w:ascii="Arial" w:hAnsi="Arial" w:cs="Arial"/>
-                                      <w:b/>
-                                      <w:bCs/>
-                                      <w:color w:val="FFFFFF" w:themeColor="background1"/>
-                                      <w:sz w:val="10"/>
-                                      <w:szCs w:val="10"/>
-                                    </w:rPr>
-                                    <w:t>donut_chart_cumulatief_pct</w:t>
-                                  </w:r>
-                                  <w:proofErr w:type="spellEnd"/>
-                                  <w:r>
-                                    <w:rPr>
-                                      <w:rFonts w:ascii="Arial" w:hAnsi="Arial" w:cs="Arial"/>
-                                      <w:b/>
-                                      <w:bCs/>
-                                      <w:color w:val="FFFFFF" w:themeColor="background1"/>
-                                      <w:sz w:val="10"/>
-                                      <w:szCs w:val="10"/>
-                                    </w:rPr>
-                                    <w:t>}</w:t>
-                                  </w:r>
-                                </w:p>
-                              </w:txbxContent>
-                            </wps:txbx>
-                            <wps:bodyPr rot="0" spcFirstLastPara="0" vertOverflow="overflow" horzOverflow="overflow" vert="horz" wrap="square" lIns="0" tIns="0" rIns="0" bIns="0" numCol="1" spcCol="0" rtlCol="0" fromWordArt="0" anchor="ctr" anchorCtr="0" forceAA="0" compatLnSpc="1">
-                              <a:prstTxWarp prst="textNoShape">
-                                <a:avLst/>
-                              </a:prstTxWarp>
-                              <a:noAutofit/>
-                            </wps:bodyPr>
-                          </wps:wsp>
-                        </a:graphicData>
-                      </a:graphic>
-                      <wp14:sizeRelH relativeFrom="margin">
-                        <wp14:pctWidth>0</wp14:pctWidth>
-                      </wp14:sizeRelH>
-                      <wp14:sizeRelV relativeFrom="margin">
-                        <wp14:pctHeight>0</wp14:pctHeight>
-                      </wp14:sizeRelV>
-                    </wp:anchor>
-                  </w:drawing>
-                </mc:Choice>
-                <mc:Fallback>
-                  <w:pict>
-                    <v:shape w14:anchorId="33F1DC8F" id="Text Box 12" o:spid="_x0000_s1039" type="#_x0000_t202" style="position:absolute;margin-left:107.45pt;margin-top:164.75pt;width:45pt;height:28.8pt;z-index:251685888;visibility:visible;mso-wrap-style:square;mso-width-percent:0;mso-height-percent:0;mso-wrap-distance-left:9pt;mso-wrap-distance-top:0;mso-wrap-distance-right:9pt;mso-wrap-distance-bottom:0;mso-position-horizontal:absolute;mso-position-horizontal-relative:text;mso-position-vertical:absolute;mso-position-vertical-relative:text;mso-width-percent:0;mso-height-percent:0;mso-width-relative:margin;mso-height-relative:margin;v-text-anchor:middle" o:gfxdata="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" fillcolor="#689c9a" stroked="f" strokeweight=".25pt">
-                      <v:textbox inset="0,0,0,0">
-                        <w:txbxContent>
-                          <w:p>
-                            <w:pPr>
-                              <w:pStyle w:val="NoSpacing"/>
-                              <w:jc w:val="center"/>
-                              <w:rPr>
-                                <w:rFonts w:ascii="Arial" w:hAnsi="Arial" w:cs="Arial"/>
-                                <w:b/>
-                                <w:bCs/>
-                                <w:color w:val="FFFFFF" w:themeColor="background1"/>
-                                <w:sz w:val="10"/>
-                                <w:szCs w:val="10"/>
-                              </w:rPr>
-                            </w:pPr>
-                            <w:proofErr w:type="spellStart"/>
-                            <w:r>
-                              <w:rPr>
-                                <w:rFonts w:ascii="Arial" w:hAnsi="Arial" w:cs="Arial"/>
-                                <w:b/>
-                                <w:bCs/>
-                                <w:color w:val="FFFFFF" w:themeColor="background1"/>
-                                <w:sz w:val="10"/>
-                                <w:szCs w:val="10"/>
-                              </w:rPr>
-                              <w:t>Cumulatief</w:t>
-                            </w:r>
-                            <w:proofErr w:type="spellEnd"/>
-                            <w:r>
-                              <w:rPr>
-                                <w:rFonts w:ascii="Arial" w:hAnsi="Arial" w:cs="Arial"/>
-                                <w:b/>
-                                <w:bCs/>
-                                <w:color w:val="FFFFFF" w:themeColor="background1"/>
-                                <w:sz w:val="10"/>
-                                <w:szCs w:val="10"/>
-                              </w:rPr>
-                              <w:br/>
-                              <w:t>{</w:t>
-                            </w:r>
-                            <w:proofErr w:type="spellStart"/>
-                            <w:r>
-                              <w:rPr>
-                                <w:rFonts w:ascii="Arial" w:hAnsi="Arial" w:cs="Arial"/>
-                                <w:b/>
-                                <w:bCs/>
-                                <w:color w:val="FFFFFF" w:themeColor="background1"/>
-                                <w:sz w:val="10"/>
-                                <w:szCs w:val="10"/>
-                              </w:rPr>
-                              <w:t>donut_chart_cumulatief_pct</w:t>
-                            </w:r>
-                            <w:proofErr w:type="spellEnd"/>
-                            <w:r>
-                              <w:rPr>
-                                <w:rFonts w:ascii="Arial" w:hAnsi="Arial" w:cs="Arial"/>
-                                <w:b/>
-                                <w:bCs/>
-                                <w:color w:val="FFFFFF" w:themeColor="background1"/>
-                                <w:sz w:val="10"/>
-                                <w:szCs w:val="10"/>
-                              </w:rPr>
-                              <w:t>}</w:t>
-                            </w:r>
-                          </w:p>
-                        </w:txbxContent>
-                      </v:textbox>
-                    </v:shape>
-                  </w:pict>
-                </mc:Fallback>
-              </mc:AlternateContent>
-            </w:r>
-            <w:r>
-              <w:rPr>
                 <w:sz w:val="16"/>
                 <w:szCs w:val="16"/>
                 <w:lang w:val="nl-NL"/>
@@ -4772,9 +4841,9 @@
                 <w:noProof/>
               </w:rPr>
               <w:drawing>
-                <wp:inline distT="0" distB="0" distL="0" distR="0" wp14:anchorId="556AF5E3" wp14:editId="5CD41E05">
-                  <wp:extent cx="3147060" cy="2451735"/>
-                  <wp:effectExtent l="0" t="0" r="15240" b="5715"/>
+                <wp:inline distT="0" distB="0" distL="0" distR="0" wp14:anchorId="7FD55B4F" wp14:editId="371CDBF0">
+                  <wp:extent cx="3021554" cy="1864658"/>
+                  <wp:effectExtent l="0" t="0" r="7620" b="2540"/>
                   <wp:docPr id="5" name="Chart 5"/>
                   <wp:cNvGraphicFramePr/>
                   <a:graphic xmlns:a="http://schemas.openxmlformats.org/drawingml/2006/main">
@@ -4863,6 +4932,7 @@
                 <w:szCs w:val="18"/>
               </w:rPr>
             </w:pPr>
+            <w:proofErr w:type="spellStart"/>
             <w:r>
               <w:rPr>
                 <w:rFonts w:ascii="Arial" w:hAnsi="Arial" w:cs="Arial"/>
@@ -4871,9 +4941,9 @@
                 <w:sz w:val="18"/>
                 <w:szCs w:val="18"/>
               </w:rPr>
-              <w:lastRenderedPageBreak/>
               <w:t>Categorie</w:t>
             </w:r>
+            <w:proofErr w:type="spellEnd"/>
           </w:p>
         </w:tc>
         <w:tc>
@@ -4971,6 +5041,7 @@
                 <w:szCs w:val="18"/>
               </w:rPr>
             </w:pPr>
+            <w:proofErr w:type="spellStart"/>
             <w:r>
               <w:rPr>
                 <w:rFonts w:ascii="Arial" w:hAnsi="Arial" w:cs="Arial"/>
@@ -4979,9 +5050,9 @@
                 <w:sz w:val="18"/>
                 <w:szCs w:val="18"/>
               </w:rPr>
-              <w:t xml:space="preserve">Aantal </w:t>
+              <w:t>Aantal</w:t>
             </w:r>
-            <w:proofErr w:type="spellStart"/>
+            <w:proofErr w:type="spellEnd"/>
             <w:r>
               <w:rPr>
                 <w:rFonts w:ascii="Arial" w:hAnsi="Arial" w:cs="Arial"/>
@@ -4990,9 +5061,9 @@
                 <w:sz w:val="18"/>
                 <w:szCs w:val="18"/>
               </w:rPr>
-              <w:t>behaalde</w:t>
+              <w:t xml:space="preserve"> </w:t>
             </w:r>
-            <w:proofErr w:type="spellEnd"/>
+            <w:proofErr w:type="spellStart"/>
             <w:r>
               <w:rPr>
                 <w:rFonts w:ascii="Arial" w:hAnsi="Arial" w:cs="Arial"/>
@@ -5001,8 +5072,31 @@
                 <w:sz w:val="18"/>
                 <w:szCs w:val="18"/>
               </w:rPr>
-              <w:t xml:space="preserve"> fouten</w:t>
+              <w:t>behaalde</w:t>
             </w:r>
+            <w:proofErr w:type="spellEnd"/>
+            <w:r>
+              <w:rPr>
+                <w:rFonts w:ascii="Arial" w:hAnsi="Arial" w:cs="Arial"/>
+                <w:b/>
+                <w:bCs/>
+                <w:sz w:val="18"/>
+                <w:szCs w:val="18"/>
+              </w:rPr>
+              <w:t xml:space="preserve"> </w:t>
+            </w:r>
+            <w:proofErr w:type="spellStart"/>
+            <w:r>
+              <w:rPr>
+                <w:rFonts w:ascii="Arial" w:hAnsi="Arial" w:cs="Arial"/>
+                <w:b/>
+                <w:bCs/>
+                <w:sz w:val="18"/>
+                <w:szCs w:val="18"/>
+              </w:rPr>
+              <w:t>fouten</w:t>
+            </w:r>
+            <w:proofErr w:type="spellEnd"/>
           </w:p>
         </w:tc>
         <w:tc>
@@ -5028,6 +5122,7 @@
                 <w:szCs w:val="18"/>
               </w:rPr>
             </w:pPr>
+            <w:proofErr w:type="spellStart"/>
             <w:r>
               <w:rPr>
                 <w:rFonts w:ascii="Arial" w:hAnsi="Arial" w:cs="Arial"/>
@@ -5038,13 +5133,14 @@
               </w:rPr>
               <w:t>Beoordeling</w:t>
             </w:r>
+            <w:proofErr w:type="spellEnd"/>
           </w:p>
         </w:tc>
       </w:tr>
       <w:tr>
         <w:trPr>
           <w:cantSplit/>
-          <w:trHeight w:val="144"/>
+          <w:trHeight w:val="276"/>
         </w:trPr>
         <w:tc>
           <w:tcPr>
@@ -5302,20 +5398,11 @@
         <w:rPr>
           <w:lang w:val="nl-NL"/>
         </w:rPr>
-      </w:pPr>
-    </w:p>
-    <w:p>
-      <w:pPr>
-        <w:tabs>
-          <w:tab w:val="left" w:pos="6930"/>
-        </w:tabs>
-        <w:rPr>
-          <w:lang w:val="nl-NL"/>
-        </w:rPr>
         <w:sectPr>
           <w:headerReference w:type="default" r:id="rId12"/>
           <w:footerReference w:type="default" r:id="rId13"/>
-          <w:footerReference w:type="first" r:id="rId14"/>
+          <w:headerReference w:type="first" r:id="rId14"/>
+          <w:footerReference w:type="first" r:id="rId15"/>
           <w:pgSz w:w="12240" w:h="15840" w:code="1"/>
           <w:pgMar w:top="720" w:right="720" w:bottom="720" w:left="720" w:header="720" w:footer="720" w:gutter="0"/>
           <w:cols w:space="720"/>
@@ -5602,6 +5689,7 @@
                 <w:szCs w:val="24"/>
               </w:rPr>
             </w:pPr>
+            <w:proofErr w:type="spellStart"/>
             <w:r>
               <w:rPr>
                 <w:rFonts w:ascii="Arial" w:hAnsi="Arial" w:cs="Arial"/>
@@ -5610,7 +5698,40 @@
                 <w:sz w:val="24"/>
                 <w:szCs w:val="24"/>
               </w:rPr>
-              <w:t>Aantal fout(</w:t>
+              <w:t>Aantal</w:t>
+            </w:r>
+            <w:proofErr w:type="spellEnd"/>
+            <w:r>
+              <w:rPr>
+                <w:rFonts w:ascii="Arial" w:hAnsi="Arial" w:cs="Arial"/>
+                <w:b/>
+                <w:bCs/>
+                <w:sz w:val="24"/>
+                <w:szCs w:val="24"/>
+              </w:rPr>
+              <w:t xml:space="preserve"> </w:t>
+            </w:r>
+            <w:proofErr w:type="spellStart"/>
+            <w:r>
+              <w:rPr>
+                <w:rFonts w:ascii="Arial" w:hAnsi="Arial" w:cs="Arial"/>
+                <w:b/>
+                <w:bCs/>
+                <w:sz w:val="24"/>
+                <w:szCs w:val="24"/>
+              </w:rPr>
+              <w:t>fout</w:t>
+            </w:r>
+            <w:proofErr w:type="spellEnd"/>
+            <w:r>
+              <w:rPr>
+                <w:rFonts w:ascii="Arial" w:hAnsi="Arial" w:cs="Arial"/>
+                <w:b/>
+                <w:bCs/>
+                <w:sz w:val="24"/>
+                <w:szCs w:val="24"/>
+              </w:rPr>
+              <w:t>(</w:t>
             </w:r>
             <w:proofErr w:type="spellStart"/>
             <w:r>
@@ -5987,15 +6108,10 @@
         <w:rPr>
           <w:lang w:val="nl-NL"/>
         </w:rPr>
-      </w:pPr>
-    </w:p>
-    <w:p>
-      <w:pPr>
-        <w:pStyle w:val="NoSpacing"/>
-        <w:rPr>
-          <w:lang w:val="nl-NL"/>
-        </w:rPr>
         <w:sectPr>
+          <w:headerReference w:type="default" r:id="rId16"/>
+          <w:footerReference w:type="default" r:id="rId17"/>
+          <w:footerReference w:type="first" r:id="rId18"/>
           <w:pgSz w:w="12240" w:h="15840" w:code="1"/>
           <w:pgMar w:top="720" w:right="720" w:bottom="720" w:left="720" w:header="720" w:footer="720" w:gutter="0"/>
           <w:cols w:space="720"/>
@@ -6025,7 +6141,33 @@
           <w:lang w:val="nl-NL"/>
         </w:rPr>
         <w:lastRenderedPageBreak/>
-        <w:t>{#htmlContent.length &gt; 1</w:t>
+        <w:t xml:space="preserve">{#htmlContent.length &gt; 1} </w:t>
+      </w:r>
+      <w:r>
+        <w:rPr>
+          <w:sz w:val="16"/>
+          <w:szCs w:val="16"/>
+          <w:lang w:val="nl-NL"/>
+        </w:rPr>
+        <w:t>{_</w:t>
+      </w:r>
+      <w:proofErr w:type="spellStart"/>
+      <w:r>
+        <w:rPr>
+          <w:sz w:val="16"/>
+          <w:szCs w:val="16"/>
+          <w:lang w:val="nl-NL"/>
+        </w:rPr>
+        <w:t>htmlContent</w:t>
+      </w:r>
+      <w:proofErr w:type="spellEnd"/>
+      <w:r>
+        <w:rPr>
+          <w:sz w:val="16"/>
+          <w:szCs w:val="16"/>
+          <w:lang w:val="nl-NL"/>
+        </w:rPr>
+        <w:t xml:space="preserve">} </w:t>
       </w:r>
       <w:r>
         <w:rPr>
@@ -6036,8 +6178,9 @@
           <w:szCs w:val="16"/>
           <w:lang w:val="nl-NL"/>
         </w:rPr>
-        <w:t>}</w:t>
-      </w:r>
+        <w:t>{/</w:t>
+      </w:r>
+      <w:proofErr w:type="spellStart"/>
       <w:r>
         <w:rPr>
           <w:rFonts w:ascii="Arial" w:hAnsi="Arial" w:cs="Arial"/>
@@ -6047,42 +6190,9 @@
           <w:szCs w:val="16"/>
           <w:lang w:val="nl-NL"/>
         </w:rPr>
-        <w:t xml:space="preserve"> </w:t>
-      </w:r>
-      <w:r>
-        <w:rPr>
-          <w:sz w:val="16"/>
-          <w:szCs w:val="16"/>
-          <w:lang w:val="nl-NL"/>
-        </w:rPr>
-        <w:t>{_</w:t>
-      </w:r>
-      <w:proofErr w:type="spellStart"/>
-      <w:r>
-        <w:rPr>
-          <w:sz w:val="16"/>
-          <w:szCs w:val="16"/>
-          <w:lang w:val="nl-NL"/>
-        </w:rPr>
-        <w:t>htmlContent</w:t>
+        <w:t>htmlContent.length</w:t>
       </w:r>
       <w:proofErr w:type="spellEnd"/>
-      <w:r>
-        <w:rPr>
-          <w:sz w:val="16"/>
-          <w:szCs w:val="16"/>
-          <w:lang w:val="nl-NL"/>
-        </w:rPr>
-        <w:t>}</w:t>
-      </w:r>
-      <w:r>
-        <w:rPr>
-          <w:sz w:val="16"/>
-          <w:szCs w:val="16"/>
-          <w:lang w:val="nl-NL"/>
-        </w:rPr>
-        <w:t xml:space="preserve"> </w:t>
-      </w:r>
       <w:r>
         <w:rPr>
           <w:rFonts w:ascii="Arial" w:hAnsi="Arial" w:cs="Arial"/>
@@ -6092,31 +6202,61 @@
           <w:szCs w:val="16"/>
           <w:lang w:val="nl-NL"/>
         </w:rPr>
-        <w:t>{/</w:t>
-      </w:r>
-      <w:proofErr w:type="spellStart"/>
+        <w:t xml:space="preserve"> &gt; 1}</w:t>
+      </w:r>
+      <w:r>
+        <w:rPr>
+          <w:rFonts w:ascii="Arial" w:eastAsia="Arial" w:hAnsi="Arial"/>
+          <w:bCs/>
+          <w:color w:val="000000"/>
+          <w:sz w:val="10"/>
+          <w:szCs w:val="10"/>
+          <w:lang w:val="nl-NL"/>
+        </w:rPr>
+        <w:t>{#</w:t>
+      </w:r>
       <w:r>
         <w:rPr>
           <w:rFonts w:ascii="Arial" w:hAnsi="Arial" w:cs="Arial"/>
-          <w:b/>
           <w:bCs/>
-          <w:sz w:val="16"/>
-          <w:szCs w:val="16"/>
-          <w:lang w:val="nl-NL"/>
-        </w:rPr>
-        <w:t>htmlContent.length</w:t>
-      </w:r>
-      <w:proofErr w:type="spellEnd"/>
-      <w:r>
-        <w:rPr>
-          <w:rFonts w:ascii="Arial" w:hAnsi="Arial" w:cs="Arial"/>
-          <w:b/>
+          <w:sz w:val="10"/>
+          <w:szCs w:val="10"/>
+          <w:lang w:val="nl-NL"/>
+        </w:rPr>
+        <w:t>algemene_opmerkingen</w:t>
+      </w:r>
+      <w:r>
+        <w:rPr>
+          <w:rFonts w:ascii="Arial" w:eastAsia="Arial" w:hAnsi="Arial"/>
           <w:bCs/>
-          <w:sz w:val="16"/>
-          <w:szCs w:val="16"/>
-          <w:lang w:val="nl-NL"/>
-        </w:rPr>
-        <w:t xml:space="preserve"> &gt; 1}</w:t>
+          <w:color w:val="000000"/>
+          <w:sz w:val="10"/>
+          <w:szCs w:val="10"/>
+          <w:lang w:val="nl-NL"/>
+        </w:rPr>
+        <w:t xml:space="preserve">.length &gt; </w:t>
+      </w:r>
+      <w:r>
+        <w:rPr>
+          <w:rFonts w:ascii="Arial" w:eastAsia="Arial" w:hAnsi="Arial"/>
+          <w:bCs/>
+          <w:color w:val="000000"/>
+          <w:sz w:val="10"/>
+          <w:szCs w:val="10"/>
+          <w:lang w:val="nl-NL"/>
+        </w:rPr>
+        <w:t>0</w:t>
+      </w:r>
+      <w:r>
+        <w:rPr>
+          <w:rFonts w:ascii="Arial" w:eastAsia="Arial" w:hAnsi="Arial"/>
+          <w:bCs/>
+          <w:color w:val="000000"/>
+          <w:sz w:val="10"/>
+          <w:szCs w:val="10"/>
+          <w:lang w:val="nl-NL"/>
+        </w:rPr>
+        <w:t>}</w:t>
       </w:r>
       <w:r>
         <w:rPr>
@@ -6217,6 +6357,7 @@
                 <w:lang w:val="nl-NL"/>
               </w:rPr>
             </w:pPr>
+            <w:proofErr w:type="spellStart"/>
             <w:r>
               <w:rPr>
                 <w:rFonts w:ascii="Arial" w:hAnsi="Arial" w:cs="Arial"/>
@@ -6227,6 +6368,7 @@
               </w:rPr>
               <w:t>Opmerkingen</w:t>
             </w:r>
+            <w:proofErr w:type="spellEnd"/>
             <w:r>
               <w:rPr>
                 <w:rFonts w:ascii="Arial" w:hAnsi="Arial" w:cs="Arial"/>
@@ -6304,7 +6446,25 @@
                 <w:sz w:val="18"/>
                 <w:szCs w:val="18"/>
               </w:rPr>
-              <w:t>{opmerking}{/</w:t>
+              <w:t>{</w:t>
+            </w:r>
+            <w:proofErr w:type="spellStart"/>
+            <w:r>
+              <w:rPr>
+                <w:rFonts w:ascii="Arial" w:hAnsi="Arial" w:cs="Arial"/>
+                <w:sz w:val="18"/>
+                <w:szCs w:val="18"/>
+              </w:rPr>
+              <w:t>opmerking</w:t>
+            </w:r>
+            <w:proofErr w:type="spellEnd"/>
+            <w:r>
+              <w:rPr>
+                <w:rFonts w:ascii="Arial" w:hAnsi="Arial" w:cs="Arial"/>
+                <w:sz w:val="18"/>
+                <w:szCs w:val="18"/>
+              </w:rPr>
+              <w:t>}{/</w:t>
             </w:r>
             <w:proofErr w:type="spellStart"/>
             <w:r>
@@ -6335,76 +6495,167 @@
         <w:tabs>
           <w:tab w:val="left" w:pos="6930"/>
         </w:tabs>
+        <w:rPr>
+          <w:lang w:val="nl-NL"/>
+        </w:rPr>
       </w:pPr>
+      <w:r>
+        <w:rPr>
+          <w:rFonts w:ascii="Arial" w:eastAsia="Arial" w:hAnsi="Arial"/>
+          <w:bCs/>
+          <w:color w:val="000000"/>
+          <w:sz w:val="10"/>
+          <w:szCs w:val="10"/>
+          <w:lang w:val="nl-NL"/>
+        </w:rPr>
+        <w:t>{</w:t>
+      </w:r>
+      <w:r>
+        <w:rPr>
+          <w:rFonts w:ascii="Arial" w:eastAsia="Arial" w:hAnsi="Arial"/>
+          <w:bCs/>
+          <w:color w:val="000000"/>
+          <w:sz w:val="10"/>
+          <w:szCs w:val="10"/>
+          <w:lang w:val="nl-NL"/>
+        </w:rPr>
+        <w:t>/</w:t>
+      </w:r>
+      <w:proofErr w:type="spellStart"/>
+      <w:r>
+        <w:rPr>
+          <w:rFonts w:ascii="Arial" w:hAnsi="Arial" w:cs="Arial"/>
+          <w:bCs/>
+          <w:sz w:val="10"/>
+          <w:szCs w:val="10"/>
+          <w:lang w:val="nl-NL"/>
+        </w:rPr>
+        <w:t>algemene_opmerkingen</w:t>
+      </w:r>
+      <w:r>
+        <w:rPr>
+          <w:rFonts w:ascii="Arial" w:eastAsia="Arial" w:hAnsi="Arial"/>
+          <w:bCs/>
+          <w:color w:val="000000"/>
+          <w:sz w:val="10"/>
+          <w:szCs w:val="10"/>
+          <w:lang w:val="nl-NL"/>
+        </w:rPr>
+        <w:t>.length</w:t>
+      </w:r>
+      <w:proofErr w:type="spellEnd"/>
+      <w:r>
+        <w:rPr>
+          <w:rFonts w:ascii="Arial" w:eastAsia="Arial" w:hAnsi="Arial"/>
+          <w:bCs/>
+          <w:color w:val="000000"/>
+          <w:sz w:val="10"/>
+          <w:szCs w:val="10"/>
+          <w:lang w:val="nl-NL"/>
+        </w:rPr>
+        <w:t xml:space="preserve"> &gt; </w:t>
+      </w:r>
+      <w:r>
+        <w:rPr>
+          <w:rFonts w:ascii="Arial" w:eastAsia="Arial" w:hAnsi="Arial"/>
+          <w:bCs/>
+          <w:color w:val="000000"/>
+          <w:sz w:val="10"/>
+          <w:szCs w:val="10"/>
+          <w:lang w:val="nl-NL"/>
+        </w:rPr>
+        <w:t>0</w:t>
+      </w:r>
+      <w:r>
+        <w:rPr>
+          <w:rFonts w:ascii="Arial" w:eastAsia="Arial" w:hAnsi="Arial"/>
+          <w:bCs/>
+          <w:color w:val="000000"/>
+          <w:sz w:val="10"/>
+          <w:szCs w:val="10"/>
+          <w:lang w:val="nl-NL"/>
+        </w:rPr>
+        <w:t>}</w:t>
+      </w:r>
     </w:p>
     <w:p>
       <w:pPr>
         <w:spacing w:after="0" w:line="240" w:lineRule="auto"/>
+        <w:rPr>
+          <w:lang w:val="nl-NL"/>
+        </w:rPr>
       </w:pPr>
+      <w:r>
+        <w:rPr>
+          <w:rFonts w:ascii="Arial" w:eastAsia="Arial" w:hAnsi="Arial"/>
+          <w:bCs/>
+          <w:color w:val="000000"/>
+          <w:sz w:val="10"/>
+          <w:szCs w:val="10"/>
+          <w:lang w:val="nl-NL"/>
+        </w:rPr>
+        <w:t>{#</w:t>
+      </w:r>
+      <w:r>
+        <w:rPr>
+          <w:rFonts w:ascii="Arial" w:hAnsi="Arial" w:cs="Arial"/>
+          <w:bCs/>
+          <w:sz w:val="10"/>
+          <w:szCs w:val="10"/>
+          <w:lang w:val="nl-NL"/>
+        </w:rPr>
+        <w:t>overige_hygienische_aspecten</w:t>
+      </w:r>
+      <w:r>
+        <w:rPr>
+          <w:rFonts w:ascii="Arial" w:eastAsia="Arial" w:hAnsi="Arial"/>
+          <w:bCs/>
+          <w:color w:val="000000"/>
+          <w:sz w:val="10"/>
+          <w:szCs w:val="10"/>
+          <w:lang w:val="nl-NL"/>
+        </w:rPr>
+        <w:t xml:space="preserve">.length &gt; </w:t>
+      </w:r>
+      <w:r>
+        <w:rPr>
+          <w:rFonts w:ascii="Arial" w:eastAsia="Arial" w:hAnsi="Arial"/>
+          <w:bCs/>
+          <w:color w:val="000000"/>
+          <w:sz w:val="10"/>
+          <w:szCs w:val="10"/>
+          <w:lang w:val="nl-NL"/>
+        </w:rPr>
+        <w:t>0</w:t>
+      </w:r>
+      <w:r>
+        <w:rPr>
+          <w:rFonts w:ascii="Arial" w:eastAsia="Arial" w:hAnsi="Arial"/>
+          <w:bCs/>
+          <w:color w:val="000000"/>
+          <w:sz w:val="10"/>
+          <w:szCs w:val="10"/>
+          <w:lang w:val="nl-NL"/>
+        </w:rPr>
+        <w:t>}</w:t>
+      </w:r>
       <w:r>
         <w:rPr>
           <w:rFonts w:ascii="Arial" w:eastAsia="Arial" w:hAnsi="Arial"/>
           <w:b/>
           <w:color w:val="000000"/>
           <w:sz w:val="18"/>
-        </w:rPr>
-        <w:t xml:space="preserve">Overige- </w:t>
-      </w:r>
-      <w:proofErr w:type="spellStart"/>
-      <w:r>
-        <w:rPr>
-          <w:rFonts w:ascii="Arial" w:eastAsia="Arial" w:hAnsi="Arial"/>
-          <w:b/>
-          <w:color w:val="000000"/>
-          <w:sz w:val="18"/>
-        </w:rPr>
-        <w:t>en</w:t>
-      </w:r>
-      <w:proofErr w:type="spellEnd"/>
-      <w:r>
-        <w:rPr>
-          <w:rFonts w:ascii="Arial" w:eastAsia="Arial" w:hAnsi="Arial"/>
-          <w:b/>
-          <w:color w:val="000000"/>
-          <w:sz w:val="18"/>
-        </w:rPr>
-        <w:t xml:space="preserve"> </w:t>
-      </w:r>
-      <w:proofErr w:type="spellStart"/>
-      <w:r>
-        <w:rPr>
-          <w:rFonts w:ascii="Arial" w:eastAsia="Arial" w:hAnsi="Arial"/>
-          <w:b/>
-          <w:color w:val="000000"/>
-          <w:sz w:val="18"/>
-        </w:rPr>
-        <w:t>hygiëne</w:t>
-      </w:r>
-      <w:proofErr w:type="spellEnd"/>
-      <w:r>
-        <w:rPr>
-          <w:rFonts w:ascii="Arial" w:eastAsia="Arial" w:hAnsi="Arial"/>
-          <w:b/>
-          <w:color w:val="000000"/>
-          <w:sz w:val="18"/>
-        </w:rPr>
-        <w:t xml:space="preserve"> </w:t>
-      </w:r>
-      <w:proofErr w:type="spellStart"/>
-      <w:r>
-        <w:rPr>
-          <w:rFonts w:ascii="Arial" w:eastAsia="Arial" w:hAnsi="Arial"/>
-          <w:b/>
-          <w:color w:val="000000"/>
-          <w:sz w:val="18"/>
-        </w:rPr>
-        <w:t>aspecten</w:t>
-      </w:r>
-      <w:proofErr w:type="spellEnd"/>
+          <w:lang w:val="nl-NL"/>
+        </w:rPr>
+        <w:t>Overige- en hygiëne aspecten</w:t>
+      </w:r>
     </w:p>
     <w:p>
       <w:pPr>
         <w:spacing w:after="0" w:line="240" w:lineRule="auto"/>
+        <w:rPr>
+          <w:lang w:val="nl-NL"/>
+        </w:rPr>
       </w:pPr>
     </w:p>
     <w:tbl>
@@ -6532,6 +6783,7 @@
                 <w:szCs w:val="24"/>
               </w:rPr>
             </w:pPr>
+            <w:proofErr w:type="spellStart"/>
             <w:r>
               <w:rPr>
                 <w:rFonts w:ascii="Arial" w:hAnsi="Arial" w:cs="Arial"/>
@@ -6542,6 +6794,7 @@
               </w:rPr>
               <w:t>Opmerkingen</w:t>
             </w:r>
+            <w:proofErr w:type="spellEnd"/>
           </w:p>
         </w:tc>
       </w:tr>
@@ -6684,8 +6937,18 @@
                 <w:sz w:val="18"/>
                 <w:szCs w:val="18"/>
               </w:rPr>
-              <w:t>{opmerking</w:t>
+              <w:t>{</w:t>
             </w:r>
+            <w:proofErr w:type="spellStart"/>
+            <w:r>
+              <w:rPr>
+                <w:rFonts w:ascii="Arial" w:hAnsi="Arial" w:cs="Arial"/>
+                <w:sz w:val="18"/>
+                <w:szCs w:val="18"/>
+              </w:rPr>
+              <w:t>opmerking</w:t>
+            </w:r>
+            <w:proofErr w:type="spellEnd"/>
             <w:r>
               <w:rPr>
                 <w:rFonts w:ascii="Arial" w:hAnsi="Arial" w:cs="Arial"/>
@@ -6740,6 +7003,84 @@
           <w:tab w:val="left" w:pos="1296"/>
         </w:tabs>
       </w:pPr>
+      <w:r>
+        <w:rPr>
+          <w:rFonts w:ascii="Arial" w:eastAsia="Arial" w:hAnsi="Arial"/>
+          <w:bCs/>
+          <w:color w:val="000000"/>
+          <w:sz w:val="10"/>
+          <w:szCs w:val="10"/>
+          <w:lang w:val="nl-NL"/>
+        </w:rPr>
+        <w:t>{</w:t>
+      </w:r>
+      <w:r>
+        <w:rPr>
+          <w:rFonts w:ascii="Arial" w:eastAsia="Arial" w:hAnsi="Arial"/>
+          <w:bCs/>
+          <w:color w:val="000000"/>
+          <w:sz w:val="10"/>
+          <w:szCs w:val="10"/>
+          <w:lang w:val="nl-NL"/>
+        </w:rPr>
+        <w:t>/</w:t>
+      </w:r>
+      <w:proofErr w:type="spellStart"/>
+      <w:r>
+        <w:rPr>
+          <w:rFonts w:ascii="Arial" w:hAnsi="Arial" w:cs="Arial"/>
+          <w:bCs/>
+          <w:sz w:val="10"/>
+          <w:szCs w:val="10"/>
+          <w:lang w:val="nl-NL"/>
+        </w:rPr>
+        <w:t>overige_hygienische_aspecten</w:t>
+      </w:r>
+      <w:r>
+        <w:rPr>
+          <w:rFonts w:ascii="Arial" w:eastAsia="Arial" w:hAnsi="Arial"/>
+          <w:bCs/>
+          <w:color w:val="000000"/>
+          <w:sz w:val="10"/>
+          <w:szCs w:val="10"/>
+          <w:lang w:val="nl-NL"/>
+        </w:rPr>
+        <w:t>.length</w:t>
+      </w:r>
+      <w:proofErr w:type="spellEnd"/>
+      <w:r>
+        <w:rPr>
+          <w:rFonts w:ascii="Arial" w:eastAsia="Arial" w:hAnsi="Arial"/>
+          <w:bCs/>
+          <w:color w:val="000000"/>
+          <w:sz w:val="10"/>
+          <w:szCs w:val="10"/>
+          <w:lang w:val="nl-NL"/>
+        </w:rPr>
+        <w:t xml:space="preserve"> &gt; </w:t>
+      </w:r>
+      <w:r>
+        <w:rPr>
+          <w:rFonts w:ascii="Arial" w:eastAsia="Arial" w:hAnsi="Arial"/>
+          <w:bCs/>
+          <w:color w:val="000000"/>
+          <w:sz w:val="10"/>
+          <w:szCs w:val="10"/>
+          <w:lang w:val="nl-NL"/>
+        </w:rPr>
+        <w:t>0</w:t>
+      </w:r>
+      <w:r>
+        <w:rPr>
+          <w:rFonts w:ascii="Arial" w:eastAsia="Arial" w:hAnsi="Arial"/>
+          <w:bCs/>
+          <w:color w:val="000000"/>
+          <w:sz w:val="10"/>
+          <w:szCs w:val="10"/>
+          <w:lang w:val="nl-NL"/>
+        </w:rPr>
+        <w:t>}</w:t>
+      </w:r>
     </w:p>
     <w:sectPr>
       <w:pgSz w:w="12240" w:h="15840" w:code="1"/>
@@ -6777,6 +7118,1394 @@
 </file>
 
 <file path=word/footer1.xml><?xml version="1.0" encoding="utf-8"?>
+<w:ftr xmlns:wpc="http://schemas.microsoft.com/office/word/2010/wordprocessingCanvas" xmlns:cx="http://schemas.microsoft.com/office/drawing/2014/chartex" xmlns:cx1="http://schemas.microsoft.com/office/drawing/2015/9/8/chartex" xmlns:cx2="http://schemas.microsoft.com/office/drawing/2015/10/21/chartex" xmlns:cx3="http://schemas.microsoft.com/office/drawing/2016/5/9/chartex" xmlns:cx4="http://schemas.microsoft.com/office/drawing/2016/5/10/chartex" xmlns:cx5="http://schemas.microsoft.com/office/drawing/2016/5/11/chartex" xmlns:cx6="http://schemas.microsoft.com/office/drawing/2016/5/12/chartex" xmlns:cx7="http://schemas.microsoft.com/office/drawing/2016/5/13/chartex" xmlns:cx8="http://schemas.microsoft.com/office/drawing/2016/5/14/chartex" xmlns:mc="http://schemas.openxmlformats.org/markup-compatibility/2006" xmlns:aink="http://schemas.microsoft.com/office/drawing/2016/ink" xmlns:am3d="http://schemas.microsoft.com/office/drawing/2017/model3d" xmlns:o="urn:schemas-microsoft-com:office:office" xmlns:r="http://schemas.openxmlformats.org/officeDocument/2006/relationships" xmlns:m="http://schemas.openxmlformats.org/officeDocument/2006/math" xmlns:v="urn:schemas-microsoft-com:vml" xmlns:wp14="http://schemas.microsoft.com/office/word/2010/wordprocessingDrawing" xmlns:wp="http://schemas.openxmlformats.org/drawingml/2006/wordprocessingDrawing" xmlns:w10="urn:schemas-microsoft-com:office:word" xmlns:w="http://schemas.openxmlformats.org/wordprocessingml/2006/main" xmlns:w14="http://schemas.microsoft.com/office/word/2010/wordml" xmlns:w15="http://schemas.microsoft.com/office/word/2012/wordml" xmlns:w16cex="http://schemas.microsoft.com/office/word/2018/wordml/cex" xmlns:w16cid="http://schemas.microsoft.com/office/word/2016/wordml/cid" xmlns:w16="http://schemas.microsoft.com/office/word/2018/wordml" xmlns:w16sdtdh="http://schemas.microsoft.com/office/word/2020/wordml/sdtdatahash" xmlns:w16se="http://schemas.microsoft.com/office/word/2015/wordml/symex" xmlns:wpg="http://schemas.microsoft.com/office/word/2010/wordprocessingGroup" xmlns:wpi="http://schemas.microsoft.com/office/word/2010/wordprocessingInk" xmlns:wne="http://schemas.microsoft.com/office/word/2006/wordml" xmlns:wps="http://schemas.microsoft.com/office/word/2010/wordprocessingShape" mc:Ignorable="w14 w15 w16se w16cid w16 w16cex w16sdtdh wp14">
+  <w:p>
+    <w:pPr>
+      <w:pStyle w:val="Footer"/>
+    </w:pPr>
+    <w:r>
+      <w:rPr>
+        <w:noProof/>
+      </w:rPr>
+      <mc:AlternateContent>
+        <mc:Choice Requires="wps">
+          <w:drawing>
+            <wp:anchor distT="45720" distB="45720" distL="114300" distR="114300" simplePos="0" relativeHeight="251668480" behindDoc="1" locked="0" layoutInCell="1" allowOverlap="1" wp14:anchorId="0F1AFA0E" wp14:editId="18F7A010">
+              <wp:simplePos x="0" y="0"/>
+              <wp:positionH relativeFrom="margin">
+                <wp:posOffset>6927</wp:posOffset>
+              </wp:positionH>
+              <wp:positionV relativeFrom="paragraph">
+                <wp:posOffset>343998</wp:posOffset>
+              </wp:positionV>
+              <wp:extent cx="6629400" cy="227618"/>
+              <wp:effectExtent l="0" t="0" r="19050" b="20320"/>
+              <wp:wrapNone/>
+              <wp:docPr id="15" name="Text Box 2"/>
+              <wp:cNvGraphicFramePr>
+                <a:graphicFrameLocks xmlns:a="http://schemas.openxmlformats.org/drawingml/2006/main"/>
+              </wp:cNvGraphicFramePr>
+              <a:graphic xmlns:a="http://schemas.openxmlformats.org/drawingml/2006/main">
+                <a:graphicData uri="http://schemas.microsoft.com/office/word/2010/wordprocessingShape">
+                  <wps:wsp>
+                    <wps:cNvSpPr txBox="1">
+                      <a:spLocks noChangeArrowheads="1"/>
+                    </wps:cNvSpPr>
+                    <wps:spPr bwMode="auto">
+                      <a:xfrm>
+                        <a:off x="0" y="0"/>
+                        <a:ext cx="6629400" cy="227618"/>
+                      </a:xfrm>
+                      <a:prstGeom prst="rect">
+                        <a:avLst/>
+                      </a:prstGeom>
+                      <a:solidFill>
+                        <a:srgbClr val="458FA6"/>
+                      </a:solidFill>
+                      <a:ln w="9525">
+                        <a:solidFill>
+                          <a:srgbClr val="458FA6"/>
+                        </a:solidFill>
+                        <a:miter lim="800000"/>
+                        <a:headEnd/>
+                        <a:tailEnd/>
+                      </a:ln>
+                    </wps:spPr>
+                    <wps:txbx>
+                      <w:txbxContent>
+                        <w:p>
+                          <w:pPr>
+                            <w:spacing w:after="0" w:line="240" w:lineRule="auto"/>
+                            <w:rPr>
+                              <w:rFonts w:ascii="Arial" w:hAnsi="Arial" w:cs="Arial"/>
+                              <w:i/>
+                              <w:iCs/>
+                              <w:sz w:val="20"/>
+                              <w:szCs w:val="20"/>
+                              <w:lang w:val="nl-NL"/>
+                            </w:rPr>
+                          </w:pPr>
+                          <w:r>
+                            <w:rPr>
+                              <w:rFonts w:ascii="Arial" w:hAnsi="Arial" w:cs="Arial"/>
+                              <w:i/>
+                              <w:iCs/>
+                              <w:sz w:val="20"/>
+                              <w:szCs w:val="20"/>
+                              <w:lang w:val="nl-NL"/>
+                            </w:rPr>
+                            <w:t xml:space="preserve">      </w:t>
+                          </w:r>
+                          <w:r>
+                            <w:rPr>
+                              <w:rFonts w:ascii="Arial" w:eastAsia="Arial" w:hAnsi="Arial" w:cs="Arial"/>
+                              <w:i/>
+                              <w:color w:val="FFFFFF"/>
+                              <w:sz w:val="20"/>
+                              <w:szCs w:val="20"/>
+                              <w:lang w:val="nl-NL"/>
+                            </w:rPr>
+                            <w:t>Datum</w:t>
+                          </w:r>
+                          <w:r>
+                            <w:rPr>
+                              <w:rFonts w:ascii="Arial" w:eastAsia="Arial" w:hAnsi="Arial" w:cs="Arial"/>
+                              <w:i/>
+                              <w:color w:val="FFFFFF"/>
+                              <w:sz w:val="20"/>
+                              <w:szCs w:val="20"/>
+                              <w:lang w:val="nl-NL"/>
+                            </w:rPr>
+                            <w:t>:</w:t>
+                          </w:r>
+                          <w:r>
+                            <w:rPr>
+                              <w:rFonts w:ascii="Arial" w:hAnsi="Arial" w:cs="Arial"/>
+                              <w:i/>
+                              <w:iCs/>
+                              <w:sz w:val="20"/>
+                              <w:szCs w:val="20"/>
+                              <w:lang w:val="nl-NL"/>
+                            </w:rPr>
+                            <w:t xml:space="preserve"> </w:t>
+                          </w:r>
+                          <w:r>
+                            <w:rPr>
+                              <w:rFonts w:ascii="Arial" w:hAnsi="Arial" w:cs="Arial"/>
+                              <w:i/>
+                              <w:iCs/>
+                              <w:color w:val="FFFFFF" w:themeColor="background1"/>
+                              <w:sz w:val="20"/>
+                              <w:szCs w:val="20"/>
+                              <w:lang w:val="nl-NL"/>
+                            </w:rPr>
+                            <w:t>{</w:t>
+                          </w:r>
+                          <w:proofErr w:type="spellStart"/>
+                          <w:r>
+                            <w:rPr>
+                              <w:rFonts w:ascii="Arial" w:eastAsia="Arial" w:hAnsi="Arial" w:cs="Arial"/>
+                              <w:i/>
+                              <w:color w:val="FFFFFF"/>
+                              <w:sz w:val="20"/>
+                              <w:szCs w:val="20"/>
+                              <w:lang w:val="nl-NL"/>
+                            </w:rPr>
+                            <w:t>datum_controle_volledig</w:t>
+                          </w:r>
+                          <w:proofErr w:type="spellEnd"/>
+                          <w:r>
+                            <w:rPr>
+                              <w:rFonts w:ascii="Arial" w:hAnsi="Arial" w:cs="Arial"/>
+                              <w:i/>
+                              <w:iCs/>
+                              <w:color w:val="FFFFFF" w:themeColor="background1"/>
+                              <w:sz w:val="20"/>
+                              <w:szCs w:val="20"/>
+                              <w:lang w:val="nl-NL"/>
+                            </w:rPr>
+                            <w:t>}</w:t>
+                          </w:r>
+                          <w:r>
+                            <w:rPr>
+                              <w:rFonts w:ascii="Arial" w:hAnsi="Arial" w:cs="Arial"/>
+                              <w:i/>
+                              <w:iCs/>
+                              <w:sz w:val="20"/>
+                              <w:szCs w:val="20"/>
+                              <w:lang w:val="nl-NL"/>
+                            </w:rPr>
+                            <w:tab/>
+                          </w:r>
+                          <w:r>
+                            <w:rPr>
+                              <w:rFonts w:ascii="Arial" w:hAnsi="Arial" w:cs="Arial"/>
+                              <w:i/>
+                              <w:iCs/>
+                              <w:sz w:val="20"/>
+                              <w:szCs w:val="20"/>
+                              <w:lang w:val="nl-NL"/>
+                            </w:rPr>
+                            <w:tab/>
+                          </w:r>
+                          <w:r>
+                            <w:rPr>
+                              <w:rFonts w:ascii="Arial" w:hAnsi="Arial" w:cs="Arial"/>
+                              <w:i/>
+                              <w:iCs/>
+                              <w:sz w:val="20"/>
+                              <w:szCs w:val="20"/>
+                              <w:lang w:val="nl-NL"/>
+                            </w:rPr>
+                            <w:tab/>
+                          </w:r>
+                          <w:r>
+                            <w:rPr>
+                              <w:rFonts w:ascii="Arial" w:hAnsi="Arial" w:cs="Arial"/>
+                              <w:i/>
+                              <w:iCs/>
+                              <w:sz w:val="20"/>
+                              <w:szCs w:val="20"/>
+                              <w:lang w:val="nl-NL"/>
+                            </w:rPr>
+                            <w:tab/>
+                          </w:r>
+                          <w:r>
+                            <w:rPr>
+                              <w:rFonts w:ascii="Arial" w:hAnsi="Arial" w:cs="Arial"/>
+                              <w:i/>
+                              <w:iCs/>
+                              <w:sz w:val="20"/>
+                              <w:szCs w:val="20"/>
+                              <w:lang w:val="nl-NL"/>
+                            </w:rPr>
+                            <w:tab/>
+                          </w:r>
+                          <w:r>
+                            <w:rPr>
+                              <w:rFonts w:ascii="Arial" w:hAnsi="Arial" w:cs="Arial"/>
+                              <w:i/>
+                              <w:iCs/>
+                              <w:sz w:val="20"/>
+                              <w:szCs w:val="20"/>
+                              <w:lang w:val="nl-NL"/>
+                            </w:rPr>
+                            <w:tab/>
+                          </w:r>
+                          <w:r>
+                            <w:rPr>
+                              <w:rFonts w:ascii="Arial" w:hAnsi="Arial" w:cs="Arial"/>
+                              <w:i/>
+                              <w:iCs/>
+                              <w:sz w:val="20"/>
+                              <w:szCs w:val="20"/>
+                              <w:lang w:val="nl-NL"/>
+                            </w:rPr>
+                            <w:tab/>
+                            <w:t xml:space="preserve">                    </w:t>
+                          </w:r>
+                          <w:r>
+                            <w:rPr>
+                              <w:rFonts w:ascii="Arial" w:eastAsia="Arial" w:hAnsi="Arial" w:cs="Arial"/>
+                              <w:i/>
+                              <w:color w:val="FFFFFF"/>
+                              <w:sz w:val="20"/>
+                              <w:szCs w:val="20"/>
+                              <w:lang w:val="nl-NL"/>
+                            </w:rPr>
+                            <w:t xml:space="preserve">Blad </w:t>
+                          </w:r>
+                          <w:r>
+                            <w:rPr>
+                              <w:rFonts w:ascii="Arial" w:eastAsia="Arial" w:hAnsi="Arial" w:cs="Arial"/>
+                              <w:i/>
+                              <w:color w:val="FFFFFF"/>
+                              <w:sz w:val="20"/>
+                              <w:szCs w:val="20"/>
+                            </w:rPr>
+                            <w:fldChar w:fldCharType="begin"/>
+                          </w:r>
+                          <w:r>
+                            <w:rPr>
+                              <w:rFonts w:ascii="Arial" w:eastAsia="Arial" w:hAnsi="Arial" w:cs="Arial"/>
+                              <w:i/>
+                              <w:noProof/>
+                              <w:color w:val="FFFFFF"/>
+                              <w:sz w:val="20"/>
+                              <w:szCs w:val="20"/>
+                              <w:lang w:val="nl-NL"/>
+                            </w:rPr>
+                            <w:instrText xml:space="preserve"> PAGE </w:instrText>
+                          </w:r>
+                          <w:r>
+                            <w:rPr>
+                              <w:rFonts w:ascii="Arial" w:eastAsia="Arial" w:hAnsi="Arial" w:cs="Arial"/>
+                              <w:i/>
+                              <w:color w:val="FFFFFF"/>
+                              <w:sz w:val="20"/>
+                              <w:szCs w:val="20"/>
+                            </w:rPr>
+                            <w:fldChar w:fldCharType="separate"/>
+                          </w:r>
+                          <w:r>
+                            <w:rPr>
+                              <w:rFonts w:ascii="Arial" w:eastAsia="Arial" w:hAnsi="Arial" w:cs="Arial"/>
+                              <w:i/>
+                              <w:color w:val="FFFFFF"/>
+                              <w:sz w:val="20"/>
+                              <w:szCs w:val="20"/>
+                              <w:lang w:val="nl-NL"/>
+                            </w:rPr>
+                            <w:t>2</w:t>
+                          </w:r>
+                          <w:r>
+                            <w:rPr>
+                              <w:rFonts w:ascii="Arial" w:eastAsia="Arial" w:hAnsi="Arial" w:cs="Arial"/>
+                              <w:i/>
+                              <w:color w:val="FFFFFF"/>
+                              <w:sz w:val="20"/>
+                              <w:szCs w:val="20"/>
+                            </w:rPr>
+                            <w:fldChar w:fldCharType="end"/>
+                          </w:r>
+                          <w:r>
+                            <w:rPr>
+                              <w:rFonts w:ascii="Arial" w:eastAsia="Arial" w:hAnsi="Arial" w:cs="Arial"/>
+                              <w:i/>
+                              <w:color w:val="FFFFFF"/>
+                              <w:sz w:val="20"/>
+                              <w:szCs w:val="20"/>
+                              <w:lang w:val="nl-NL"/>
+                            </w:rPr>
+                            <w:t xml:space="preserve"> van </w:t>
+                          </w:r>
+                          <w:r>
+                            <w:rPr>
+                              <w:rFonts w:ascii="Arial" w:eastAsia="Arial" w:hAnsi="Arial" w:cs="Arial"/>
+                              <w:i/>
+                              <w:color w:val="FFFFFF"/>
+                              <w:sz w:val="20"/>
+                              <w:szCs w:val="20"/>
+                            </w:rPr>
+                            <w:fldChar w:fldCharType="begin"/>
+                          </w:r>
+                          <w:r>
+                            <w:rPr>
+                              <w:rFonts w:ascii="Arial" w:eastAsia="Arial" w:hAnsi="Arial" w:cs="Arial"/>
+                              <w:i/>
+                              <w:noProof/>
+                              <w:color w:val="FFFFFF"/>
+                              <w:sz w:val="20"/>
+                              <w:szCs w:val="20"/>
+                              <w:lang w:val="nl-NL"/>
+                            </w:rPr>
+                            <w:instrText xml:space="preserve"> NUMPAGES </w:instrText>
+                          </w:r>
+                          <w:r>
+                            <w:rPr>
+                              <w:rFonts w:ascii="Arial" w:eastAsia="Arial" w:hAnsi="Arial" w:cs="Arial"/>
+                              <w:i/>
+                              <w:color w:val="FFFFFF"/>
+                              <w:sz w:val="20"/>
+                              <w:szCs w:val="20"/>
+                            </w:rPr>
+                            <w:fldChar w:fldCharType="separate"/>
+                          </w:r>
+                          <w:r>
+                            <w:rPr>
+                              <w:rFonts w:ascii="Arial" w:eastAsia="Arial" w:hAnsi="Arial" w:cs="Arial"/>
+                              <w:i/>
+                              <w:color w:val="FFFFFF"/>
+                              <w:sz w:val="20"/>
+                              <w:szCs w:val="20"/>
+                              <w:lang w:val="nl-NL"/>
+                            </w:rPr>
+                            <w:t>7</w:t>
+                          </w:r>
+                          <w:r>
+                            <w:rPr>
+                              <w:rFonts w:ascii="Arial" w:eastAsia="Arial" w:hAnsi="Arial" w:cs="Arial"/>
+                              <w:i/>
+                              <w:color w:val="FFFFFF"/>
+                              <w:sz w:val="20"/>
+                              <w:szCs w:val="20"/>
+                            </w:rPr>
+                            <w:fldChar w:fldCharType="end"/>
+                          </w:r>
+                        </w:p>
+                      </w:txbxContent>
+                    </wps:txbx>
+                    <wps:bodyPr rot="0" vert="horz" wrap="square" lIns="91440" tIns="45720" rIns="91440" bIns="45720" anchor="t" anchorCtr="0">
+                      <a:noAutofit/>
+                    </wps:bodyPr>
+                  </wps:wsp>
+                </a:graphicData>
+              </a:graphic>
+              <wp14:sizeRelH relativeFrom="margin">
+                <wp14:pctWidth>0</wp14:pctWidth>
+              </wp14:sizeRelH>
+              <wp14:sizeRelV relativeFrom="margin">
+                <wp14:pctHeight>0</wp14:pctHeight>
+              </wp14:sizeRelV>
+            </wp:anchor>
+          </w:drawing>
+        </mc:Choice>
+        <mc:Fallback>
+          <w:pict>
+            <v:shapetype w14:anchorId="0F1AFA0E" id="_x0000_t202" coordsize="21600,21600" o:spt="202" path="m,l,21600r21600,l21600,xe">
+              <v:stroke joinstyle="miter"/>
+              <v:path gradientshapeok="t" o:connecttype="rect"/>
+            </v:shapetype>
+            <v:shape id="_x0000_s1041" type="#_x0000_t202" style="position:absolute;margin-left:.55pt;margin-top:27.1pt;width:522pt;height:17.9pt;z-index:-251648000;visibility:visible;mso-wrap-style:square;mso-width-percent:0;mso-height-percent:0;mso-wrap-distance-left:9pt;mso-wrap-distance-top:3.6pt;mso-wrap-distance-right:9pt;mso-wrap-distance-bottom:3.6pt;mso-position-horizontal:absolute;mso-position-horizontal-relative:margin;mso-position-vertical:absolute;mso-position-vertical-relative:text;mso-width-percent:0;mso-height-percent:0;mso-width-relative:margin;mso-height-relative:margin;v-text-anchor:top" o:gfxdata="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" fillcolor="#458fa6" strokecolor="#458fa6">
+              <v:textbox>
+                <w:txbxContent>
+                  <w:p>
+                    <w:pPr>
+                      <w:spacing w:after="0" w:line="240" w:lineRule="auto"/>
+                      <w:rPr>
+                        <w:rFonts w:ascii="Arial" w:hAnsi="Arial" w:cs="Arial"/>
+                        <w:i/>
+                        <w:iCs/>
+                        <w:sz w:val="20"/>
+                        <w:szCs w:val="20"/>
+                        <w:lang w:val="nl-NL"/>
+                      </w:rPr>
+                    </w:pPr>
+                    <w:r>
+                      <w:rPr>
+                        <w:rFonts w:ascii="Arial" w:hAnsi="Arial" w:cs="Arial"/>
+                        <w:i/>
+                        <w:iCs/>
+                        <w:sz w:val="20"/>
+                        <w:szCs w:val="20"/>
+                        <w:lang w:val="nl-NL"/>
+                      </w:rPr>
+                      <w:t xml:space="preserve">      </w:t>
+                    </w:r>
+                    <w:r>
+                      <w:rPr>
+                        <w:rFonts w:ascii="Arial" w:eastAsia="Arial" w:hAnsi="Arial" w:cs="Arial"/>
+                        <w:i/>
+                        <w:color w:val="FFFFFF"/>
+                        <w:sz w:val="20"/>
+                        <w:szCs w:val="20"/>
+                        <w:lang w:val="nl-NL"/>
+                      </w:rPr>
+                      <w:t>Datum</w:t>
+                    </w:r>
+                    <w:r>
+                      <w:rPr>
+                        <w:rFonts w:ascii="Arial" w:eastAsia="Arial" w:hAnsi="Arial" w:cs="Arial"/>
+                        <w:i/>
+                        <w:color w:val="FFFFFF"/>
+                        <w:sz w:val="20"/>
+                        <w:szCs w:val="20"/>
+                        <w:lang w:val="nl-NL"/>
+                      </w:rPr>
+                      <w:t>:</w:t>
+                    </w:r>
+                    <w:r>
+                      <w:rPr>
+                        <w:rFonts w:ascii="Arial" w:hAnsi="Arial" w:cs="Arial"/>
+                        <w:i/>
+                        <w:iCs/>
+                        <w:sz w:val="20"/>
+                        <w:szCs w:val="20"/>
+                        <w:lang w:val="nl-NL"/>
+                      </w:rPr>
+                      <w:t xml:space="preserve"> </w:t>
+                    </w:r>
+                    <w:r>
+                      <w:rPr>
+                        <w:rFonts w:ascii="Arial" w:hAnsi="Arial" w:cs="Arial"/>
+                        <w:i/>
+                        <w:iCs/>
+                        <w:color w:val="FFFFFF" w:themeColor="background1"/>
+                        <w:sz w:val="20"/>
+                        <w:szCs w:val="20"/>
+                        <w:lang w:val="nl-NL"/>
+                      </w:rPr>
+                      <w:t>{</w:t>
+                    </w:r>
+                    <w:proofErr w:type="spellStart"/>
+                    <w:r>
+                      <w:rPr>
+                        <w:rFonts w:ascii="Arial" w:eastAsia="Arial" w:hAnsi="Arial" w:cs="Arial"/>
+                        <w:i/>
+                        <w:color w:val="FFFFFF"/>
+                        <w:sz w:val="20"/>
+                        <w:szCs w:val="20"/>
+                        <w:lang w:val="nl-NL"/>
+                      </w:rPr>
+                      <w:t>datum_controle_volledig</w:t>
+                    </w:r>
+                    <w:proofErr w:type="spellEnd"/>
+                    <w:r>
+                      <w:rPr>
+                        <w:rFonts w:ascii="Arial" w:hAnsi="Arial" w:cs="Arial"/>
+                        <w:i/>
+                        <w:iCs/>
+                        <w:color w:val="FFFFFF" w:themeColor="background1"/>
+                        <w:sz w:val="20"/>
+                        <w:szCs w:val="20"/>
+                        <w:lang w:val="nl-NL"/>
+                      </w:rPr>
+                      <w:t>}</w:t>
+                    </w:r>
+                    <w:r>
+                      <w:rPr>
+                        <w:rFonts w:ascii="Arial" w:hAnsi="Arial" w:cs="Arial"/>
+                        <w:i/>
+                        <w:iCs/>
+                        <w:sz w:val="20"/>
+                        <w:szCs w:val="20"/>
+                        <w:lang w:val="nl-NL"/>
+                      </w:rPr>
+                      <w:tab/>
+                    </w:r>
+                    <w:r>
+                      <w:rPr>
+                        <w:rFonts w:ascii="Arial" w:hAnsi="Arial" w:cs="Arial"/>
+                        <w:i/>
+                        <w:iCs/>
+                        <w:sz w:val="20"/>
+                        <w:szCs w:val="20"/>
+                        <w:lang w:val="nl-NL"/>
+                      </w:rPr>
+                      <w:tab/>
+                    </w:r>
+                    <w:r>
+                      <w:rPr>
+                        <w:rFonts w:ascii="Arial" w:hAnsi="Arial" w:cs="Arial"/>
+                        <w:i/>
+                        <w:iCs/>
+                        <w:sz w:val="20"/>
+                        <w:szCs w:val="20"/>
+                        <w:lang w:val="nl-NL"/>
+                      </w:rPr>
+                      <w:tab/>
+                    </w:r>
+                    <w:r>
+                      <w:rPr>
+                        <w:rFonts w:ascii="Arial" w:hAnsi="Arial" w:cs="Arial"/>
+                        <w:i/>
+                        <w:iCs/>
+                        <w:sz w:val="20"/>
+                        <w:szCs w:val="20"/>
+                        <w:lang w:val="nl-NL"/>
+                      </w:rPr>
+                      <w:tab/>
+                    </w:r>
+                    <w:r>
+                      <w:rPr>
+                        <w:rFonts w:ascii="Arial" w:hAnsi="Arial" w:cs="Arial"/>
+                        <w:i/>
+                        <w:iCs/>
+                        <w:sz w:val="20"/>
+                        <w:szCs w:val="20"/>
+                        <w:lang w:val="nl-NL"/>
+                      </w:rPr>
+                      <w:tab/>
+                    </w:r>
+                    <w:r>
+                      <w:rPr>
+                        <w:rFonts w:ascii="Arial" w:hAnsi="Arial" w:cs="Arial"/>
+                        <w:i/>
+                        <w:iCs/>
+                        <w:sz w:val="20"/>
+                        <w:szCs w:val="20"/>
+                        <w:lang w:val="nl-NL"/>
+                      </w:rPr>
+                      <w:tab/>
+                    </w:r>
+                    <w:r>
+                      <w:rPr>
+                        <w:rFonts w:ascii="Arial" w:hAnsi="Arial" w:cs="Arial"/>
+                        <w:i/>
+                        <w:iCs/>
+                        <w:sz w:val="20"/>
+                        <w:szCs w:val="20"/>
+                        <w:lang w:val="nl-NL"/>
+                      </w:rPr>
+                      <w:tab/>
+                      <w:t xml:space="preserve">                    </w:t>
+                    </w:r>
+                    <w:r>
+                      <w:rPr>
+                        <w:rFonts w:ascii="Arial" w:eastAsia="Arial" w:hAnsi="Arial" w:cs="Arial"/>
+                        <w:i/>
+                        <w:color w:val="FFFFFF"/>
+                        <w:sz w:val="20"/>
+                        <w:szCs w:val="20"/>
+                        <w:lang w:val="nl-NL"/>
+                      </w:rPr>
+                      <w:t xml:space="preserve">Blad </w:t>
+                    </w:r>
+                    <w:r>
+                      <w:rPr>
+                        <w:rFonts w:ascii="Arial" w:eastAsia="Arial" w:hAnsi="Arial" w:cs="Arial"/>
+                        <w:i/>
+                        <w:color w:val="FFFFFF"/>
+                        <w:sz w:val="20"/>
+                        <w:szCs w:val="20"/>
+                      </w:rPr>
+                      <w:fldChar w:fldCharType="begin"/>
+                    </w:r>
+                    <w:r>
+                      <w:rPr>
+                        <w:rFonts w:ascii="Arial" w:eastAsia="Arial" w:hAnsi="Arial" w:cs="Arial"/>
+                        <w:i/>
+                        <w:noProof/>
+                        <w:color w:val="FFFFFF"/>
+                        <w:sz w:val="20"/>
+                        <w:szCs w:val="20"/>
+                        <w:lang w:val="nl-NL"/>
+                      </w:rPr>
+                      <w:instrText xml:space="preserve"> PAGE </w:instrText>
+                    </w:r>
+                    <w:r>
+                      <w:rPr>
+                        <w:rFonts w:ascii="Arial" w:eastAsia="Arial" w:hAnsi="Arial" w:cs="Arial"/>
+                        <w:i/>
+                        <w:color w:val="FFFFFF"/>
+                        <w:sz w:val="20"/>
+                        <w:szCs w:val="20"/>
+                      </w:rPr>
+                      <w:fldChar w:fldCharType="separate"/>
+                    </w:r>
+                    <w:r>
+                      <w:rPr>
+                        <w:rFonts w:ascii="Arial" w:eastAsia="Arial" w:hAnsi="Arial" w:cs="Arial"/>
+                        <w:i/>
+                        <w:color w:val="FFFFFF"/>
+                        <w:sz w:val="20"/>
+                        <w:szCs w:val="20"/>
+                        <w:lang w:val="nl-NL"/>
+                      </w:rPr>
+                      <w:t>2</w:t>
+                    </w:r>
+                    <w:r>
+                      <w:rPr>
+                        <w:rFonts w:ascii="Arial" w:eastAsia="Arial" w:hAnsi="Arial" w:cs="Arial"/>
+                        <w:i/>
+                        <w:color w:val="FFFFFF"/>
+                        <w:sz w:val="20"/>
+                        <w:szCs w:val="20"/>
+                      </w:rPr>
+                      <w:fldChar w:fldCharType="end"/>
+                    </w:r>
+                    <w:r>
+                      <w:rPr>
+                        <w:rFonts w:ascii="Arial" w:eastAsia="Arial" w:hAnsi="Arial" w:cs="Arial"/>
+                        <w:i/>
+                        <w:color w:val="FFFFFF"/>
+                        <w:sz w:val="20"/>
+                        <w:szCs w:val="20"/>
+                        <w:lang w:val="nl-NL"/>
+                      </w:rPr>
+                      <w:t xml:space="preserve"> van </w:t>
+                    </w:r>
+                    <w:r>
+                      <w:rPr>
+                        <w:rFonts w:ascii="Arial" w:eastAsia="Arial" w:hAnsi="Arial" w:cs="Arial"/>
+                        <w:i/>
+                        <w:color w:val="FFFFFF"/>
+                        <w:sz w:val="20"/>
+                        <w:szCs w:val="20"/>
+                      </w:rPr>
+                      <w:fldChar w:fldCharType="begin"/>
+                    </w:r>
+                    <w:r>
+                      <w:rPr>
+                        <w:rFonts w:ascii="Arial" w:eastAsia="Arial" w:hAnsi="Arial" w:cs="Arial"/>
+                        <w:i/>
+                        <w:noProof/>
+                        <w:color w:val="FFFFFF"/>
+                        <w:sz w:val="20"/>
+                        <w:szCs w:val="20"/>
+                        <w:lang w:val="nl-NL"/>
+                      </w:rPr>
+                      <w:instrText xml:space="preserve"> NUMPAGES </w:instrText>
+                    </w:r>
+                    <w:r>
+                      <w:rPr>
+                        <w:rFonts w:ascii="Arial" w:eastAsia="Arial" w:hAnsi="Arial" w:cs="Arial"/>
+                        <w:i/>
+                        <w:color w:val="FFFFFF"/>
+                        <w:sz w:val="20"/>
+                        <w:szCs w:val="20"/>
+                      </w:rPr>
+                      <w:fldChar w:fldCharType="separate"/>
+                    </w:r>
+                    <w:r>
+                      <w:rPr>
+                        <w:rFonts w:ascii="Arial" w:eastAsia="Arial" w:hAnsi="Arial" w:cs="Arial"/>
+                        <w:i/>
+                        <w:color w:val="FFFFFF"/>
+                        <w:sz w:val="20"/>
+                        <w:szCs w:val="20"/>
+                        <w:lang w:val="nl-NL"/>
+                      </w:rPr>
+                      <w:t>7</w:t>
+                    </w:r>
+                    <w:r>
+                      <w:rPr>
+                        <w:rFonts w:ascii="Arial" w:eastAsia="Arial" w:hAnsi="Arial" w:cs="Arial"/>
+                        <w:i/>
+                        <w:color w:val="FFFFFF"/>
+                        <w:sz w:val="20"/>
+                        <w:szCs w:val="20"/>
+                      </w:rPr>
+                      <w:fldChar w:fldCharType="end"/>
+                    </w:r>
+                  </w:p>
+                </w:txbxContent>
+              </v:textbox>
+              <w10:wrap anchorx="margin"/>
+            </v:shape>
+          </w:pict>
+        </mc:Fallback>
+      </mc:AlternateContent>
+    </w:r>
+  </w:p>
+</w:ftr>
+</file>
+
+<file path=word/footer2.xml><?xml version="1.0" encoding="utf-8"?>
+<w:ftr xmlns:wpc="http://schemas.microsoft.com/office/word/2010/wordprocessingCanvas" xmlns:cx="http://schemas.microsoft.com/office/drawing/2014/chartex" xmlns:cx1="http://schemas.microsoft.com/office/drawing/2015/9/8/chartex" xmlns:cx2="http://schemas.microsoft.com/office/drawing/2015/10/21/chartex" xmlns:cx3="http://schemas.microsoft.com/office/drawing/2016/5/9/chartex" xmlns:cx4="http://schemas.microsoft.com/office/drawing/2016/5/10/chartex" xmlns:cx5="http://schemas.microsoft.com/office/drawing/2016/5/11/chartex" xmlns:cx6="http://schemas.microsoft.com/office/drawing/2016/5/12/chartex" xmlns:cx7="http://schemas.microsoft.com/office/drawing/2016/5/13/chartex" xmlns:cx8="http://schemas.microsoft.com/office/drawing/2016/5/14/chartex" xmlns:mc="http://schemas.openxmlformats.org/markup-compatibility/2006" xmlns:aink="http://schemas.microsoft.com/office/drawing/2016/ink" xmlns:am3d="http://schemas.microsoft.com/office/drawing/2017/model3d" xmlns:o="urn:schemas-microsoft-com:office:office" xmlns:r="http://schemas.openxmlformats.org/officeDocument/2006/relationships" xmlns:m="http://schemas.openxmlformats.org/officeDocument/2006/math" xmlns:v="urn:schemas-microsoft-com:vml" xmlns:wp14="http://schemas.microsoft.com/office/word/2010/wordprocessingDrawing" xmlns:wp="http://schemas.openxmlformats.org/drawingml/2006/wordprocessingDrawing" xmlns:w10="urn:schemas-microsoft-com:office:word" xmlns:w="http://schemas.openxmlformats.org/wordprocessingml/2006/main" xmlns:w14="http://schemas.microsoft.com/office/word/2010/wordml" xmlns:w15="http://schemas.microsoft.com/office/word/2012/wordml" xmlns:w16cex="http://schemas.microsoft.com/office/word/2018/wordml/cex" xmlns:w16cid="http://schemas.microsoft.com/office/word/2016/wordml/cid" xmlns:w16="http://schemas.microsoft.com/office/word/2018/wordml" xmlns:w16sdtdh="http://schemas.microsoft.com/office/word/2020/wordml/sdtdatahash" xmlns:w16se="http://schemas.microsoft.com/office/word/2015/wordml/symex" xmlns:wpg="http://schemas.microsoft.com/office/word/2010/wordprocessingGroup" xmlns:wpi="http://schemas.microsoft.com/office/word/2010/wordprocessingInk" xmlns:wne="http://schemas.microsoft.com/office/word/2006/wordml" xmlns:wps="http://schemas.microsoft.com/office/word/2010/wordprocessingShape" mc:Ignorable="w14 w15 w16se w16cid w16 w16cex w16sdtdh wp14">
+  <w:p>
+    <w:pPr>
+      <w:pStyle w:val="Footer"/>
+    </w:pPr>
+    <w:r>
+      <w:rPr>
+        <w:noProof/>
+      </w:rPr>
+      <mc:AlternateContent>
+        <mc:Choice Requires="wps">
+          <w:drawing>
+            <wp:anchor distT="45720" distB="45720" distL="114300" distR="114300" simplePos="0" relativeHeight="251671552" behindDoc="1" locked="0" layoutInCell="1" allowOverlap="1" wp14:anchorId="798A188A" wp14:editId="41DC6596">
+              <wp:simplePos x="0" y="0"/>
+              <wp:positionH relativeFrom="margin">
+                <wp:posOffset>0</wp:posOffset>
+              </wp:positionH>
+              <wp:positionV relativeFrom="paragraph">
+                <wp:posOffset>350520</wp:posOffset>
+              </wp:positionV>
+              <wp:extent cx="6629400" cy="227618"/>
+              <wp:effectExtent l="0" t="0" r="19050" b="20320"/>
+              <wp:wrapNone/>
+              <wp:docPr id="22" name="Text Box 2"/>
+              <wp:cNvGraphicFramePr>
+                <a:graphicFrameLocks xmlns:a="http://schemas.openxmlformats.org/drawingml/2006/main"/>
+              </wp:cNvGraphicFramePr>
+              <a:graphic xmlns:a="http://schemas.openxmlformats.org/drawingml/2006/main">
+                <a:graphicData uri="http://schemas.microsoft.com/office/word/2010/wordprocessingShape">
+                  <wps:wsp>
+                    <wps:cNvSpPr txBox="1">
+                      <a:spLocks noChangeArrowheads="1"/>
+                    </wps:cNvSpPr>
+                    <wps:spPr bwMode="auto">
+                      <a:xfrm>
+                        <a:off x="0" y="0"/>
+                        <a:ext cx="6629400" cy="227618"/>
+                      </a:xfrm>
+                      <a:prstGeom prst="rect">
+                        <a:avLst/>
+                      </a:prstGeom>
+                      <a:solidFill>
+                        <a:srgbClr val="458FA6"/>
+                      </a:solidFill>
+                      <a:ln w="9525">
+                        <a:solidFill>
+                          <a:srgbClr val="458FA6"/>
+                        </a:solidFill>
+                        <a:miter lim="800000"/>
+                        <a:headEnd/>
+                        <a:tailEnd/>
+                      </a:ln>
+                    </wps:spPr>
+                    <wps:txbx>
+                      <w:txbxContent>
+                        <w:p>
+                          <w:pPr>
+                            <w:spacing w:after="0" w:line="240" w:lineRule="auto"/>
+                            <w:rPr>
+                              <w:rFonts w:ascii="Arial" w:hAnsi="Arial" w:cs="Arial"/>
+                              <w:i/>
+                              <w:iCs/>
+                              <w:sz w:val="20"/>
+                              <w:szCs w:val="20"/>
+                              <w:lang w:val="nl-NL"/>
+                            </w:rPr>
+                          </w:pPr>
+                          <w:r>
+                            <w:rPr>
+                              <w:rFonts w:ascii="Arial" w:hAnsi="Arial" w:cs="Arial"/>
+                              <w:i/>
+                              <w:iCs/>
+                              <w:sz w:val="20"/>
+                              <w:szCs w:val="20"/>
+                              <w:lang w:val="nl-NL"/>
+                            </w:rPr>
+                            <w:t xml:space="preserve">      </w:t>
+                          </w:r>
+                          <w:r>
+                            <w:rPr>
+                              <w:rFonts w:ascii="Arial" w:eastAsia="Arial" w:hAnsi="Arial" w:cs="Arial"/>
+                              <w:i/>
+                              <w:color w:val="FFFFFF"/>
+                              <w:sz w:val="20"/>
+                              <w:szCs w:val="20"/>
+                              <w:lang w:val="nl-NL"/>
+                            </w:rPr>
+                            <w:t>Datum</w:t>
+                          </w:r>
+                          <w:r>
+                            <w:rPr>
+                              <w:rFonts w:ascii="Arial" w:eastAsia="Arial" w:hAnsi="Arial" w:cs="Arial"/>
+                              <w:i/>
+                              <w:color w:val="FFFFFF"/>
+                              <w:sz w:val="20"/>
+                              <w:szCs w:val="20"/>
+                              <w:lang w:val="nl-NL"/>
+                            </w:rPr>
+                            <w:t>:</w:t>
+                          </w:r>
+                          <w:r>
+                            <w:rPr>
+                              <w:rFonts w:ascii="Arial" w:hAnsi="Arial" w:cs="Arial"/>
+                              <w:i/>
+                              <w:iCs/>
+                              <w:sz w:val="20"/>
+                              <w:szCs w:val="20"/>
+                              <w:lang w:val="nl-NL"/>
+                            </w:rPr>
+                            <w:t xml:space="preserve"> </w:t>
+                          </w:r>
+                          <w:r>
+                            <w:rPr>
+                              <w:rFonts w:ascii="Arial" w:hAnsi="Arial" w:cs="Arial"/>
+                              <w:i/>
+                              <w:iCs/>
+                              <w:color w:val="FFFFFF" w:themeColor="background1"/>
+                              <w:sz w:val="20"/>
+                              <w:szCs w:val="20"/>
+                              <w:lang w:val="nl-NL"/>
+                            </w:rPr>
+                            <w:t>{</w:t>
+                          </w:r>
+                          <w:proofErr w:type="spellStart"/>
+                          <w:r>
+                            <w:rPr>
+                              <w:rFonts w:ascii="Arial" w:eastAsia="Arial" w:hAnsi="Arial" w:cs="Arial"/>
+                              <w:i/>
+                              <w:color w:val="FFFFFF"/>
+                              <w:sz w:val="20"/>
+                              <w:szCs w:val="20"/>
+                              <w:lang w:val="nl-NL"/>
+                            </w:rPr>
+                            <w:t>datum_controle_volledig</w:t>
+                          </w:r>
+                          <w:proofErr w:type="spellEnd"/>
+                          <w:r>
+                            <w:rPr>
+                              <w:rFonts w:ascii="Arial" w:hAnsi="Arial" w:cs="Arial"/>
+                              <w:i/>
+                              <w:iCs/>
+                              <w:color w:val="FFFFFF" w:themeColor="background1"/>
+                              <w:sz w:val="20"/>
+                              <w:szCs w:val="20"/>
+                              <w:lang w:val="nl-NL"/>
+                            </w:rPr>
+                            <w:t>}</w:t>
+                          </w:r>
+                          <w:r>
+                            <w:rPr>
+                              <w:rFonts w:ascii="Arial" w:hAnsi="Arial" w:cs="Arial"/>
+                              <w:i/>
+                              <w:iCs/>
+                              <w:sz w:val="20"/>
+                              <w:szCs w:val="20"/>
+                              <w:lang w:val="nl-NL"/>
+                            </w:rPr>
+                            <w:tab/>
+                          </w:r>
+                          <w:r>
+                            <w:rPr>
+                              <w:rFonts w:ascii="Arial" w:hAnsi="Arial" w:cs="Arial"/>
+                              <w:i/>
+                              <w:iCs/>
+                              <w:sz w:val="20"/>
+                              <w:szCs w:val="20"/>
+                              <w:lang w:val="nl-NL"/>
+                            </w:rPr>
+                            <w:tab/>
+                          </w:r>
+                          <w:r>
+                            <w:rPr>
+                              <w:rFonts w:ascii="Arial" w:hAnsi="Arial" w:cs="Arial"/>
+                              <w:i/>
+                              <w:iCs/>
+                              <w:sz w:val="20"/>
+                              <w:szCs w:val="20"/>
+                              <w:lang w:val="nl-NL"/>
+                            </w:rPr>
+                            <w:tab/>
+                          </w:r>
+                          <w:r>
+                            <w:rPr>
+                              <w:rFonts w:ascii="Arial" w:hAnsi="Arial" w:cs="Arial"/>
+                              <w:i/>
+                              <w:iCs/>
+                              <w:sz w:val="20"/>
+                              <w:szCs w:val="20"/>
+                              <w:lang w:val="nl-NL"/>
+                            </w:rPr>
+                            <w:tab/>
+                          </w:r>
+                          <w:r>
+                            <w:rPr>
+                              <w:rFonts w:ascii="Arial" w:hAnsi="Arial" w:cs="Arial"/>
+                              <w:i/>
+                              <w:iCs/>
+                              <w:sz w:val="20"/>
+                              <w:szCs w:val="20"/>
+                              <w:lang w:val="nl-NL"/>
+                            </w:rPr>
+                            <w:tab/>
+                          </w:r>
+                          <w:r>
+                            <w:rPr>
+                              <w:rFonts w:ascii="Arial" w:hAnsi="Arial" w:cs="Arial"/>
+                              <w:i/>
+                              <w:iCs/>
+                              <w:sz w:val="20"/>
+                              <w:szCs w:val="20"/>
+                              <w:lang w:val="nl-NL"/>
+                            </w:rPr>
+                            <w:tab/>
+                          </w:r>
+                          <w:r>
+                            <w:rPr>
+                              <w:rFonts w:ascii="Arial" w:hAnsi="Arial" w:cs="Arial"/>
+                              <w:i/>
+                              <w:iCs/>
+                              <w:sz w:val="20"/>
+                              <w:szCs w:val="20"/>
+                              <w:lang w:val="nl-NL"/>
+                            </w:rPr>
+                            <w:tab/>
+                            <w:t xml:space="preserve">                    </w:t>
+                          </w:r>
+                          <w:r>
+                            <w:rPr>
+                              <w:rFonts w:ascii="Arial" w:eastAsia="Arial" w:hAnsi="Arial" w:cs="Arial"/>
+                              <w:i/>
+                              <w:color w:val="FFFFFF"/>
+                              <w:sz w:val="20"/>
+                              <w:szCs w:val="20"/>
+                              <w:lang w:val="nl-NL"/>
+                            </w:rPr>
+                            <w:t xml:space="preserve">Blad </w:t>
+                          </w:r>
+                          <w:r>
+                            <w:rPr>
+                              <w:rFonts w:ascii="Arial" w:eastAsia="Arial" w:hAnsi="Arial" w:cs="Arial"/>
+                              <w:i/>
+                              <w:color w:val="FFFFFF"/>
+                              <w:sz w:val="20"/>
+                              <w:szCs w:val="20"/>
+                            </w:rPr>
+                            <w:fldChar w:fldCharType="begin"/>
+                          </w:r>
+                          <w:r>
+                            <w:rPr>
+                              <w:rFonts w:ascii="Arial" w:eastAsia="Arial" w:hAnsi="Arial" w:cs="Arial"/>
+                              <w:i/>
+                              <w:noProof/>
+                              <w:color w:val="FFFFFF"/>
+                              <w:sz w:val="20"/>
+                              <w:szCs w:val="20"/>
+                              <w:lang w:val="nl-NL"/>
+                            </w:rPr>
+                            <w:instrText xml:space="preserve"> PAGE </w:instrText>
+                          </w:r>
+                          <w:r>
+                            <w:rPr>
+                              <w:rFonts w:ascii="Arial" w:eastAsia="Arial" w:hAnsi="Arial" w:cs="Arial"/>
+                              <w:i/>
+                              <w:color w:val="FFFFFF"/>
+                              <w:sz w:val="20"/>
+                              <w:szCs w:val="20"/>
+                            </w:rPr>
+                            <w:fldChar w:fldCharType="separate"/>
+                          </w:r>
+                          <w:r>
+                            <w:rPr>
+                              <w:rFonts w:ascii="Arial" w:eastAsia="Arial" w:hAnsi="Arial" w:cs="Arial"/>
+                              <w:i/>
+                              <w:color w:val="FFFFFF"/>
+                              <w:sz w:val="20"/>
+                              <w:szCs w:val="20"/>
+                              <w:lang w:val="nl-NL"/>
+                            </w:rPr>
+                            <w:t>2</w:t>
+                          </w:r>
+                          <w:r>
+                            <w:rPr>
+                              <w:rFonts w:ascii="Arial" w:eastAsia="Arial" w:hAnsi="Arial" w:cs="Arial"/>
+                              <w:i/>
+                              <w:color w:val="FFFFFF"/>
+                              <w:sz w:val="20"/>
+                              <w:szCs w:val="20"/>
+                            </w:rPr>
+                            <w:fldChar w:fldCharType="end"/>
+                          </w:r>
+                          <w:r>
+                            <w:rPr>
+                              <w:rFonts w:ascii="Arial" w:eastAsia="Arial" w:hAnsi="Arial" w:cs="Arial"/>
+                              <w:i/>
+                              <w:color w:val="FFFFFF"/>
+                              <w:sz w:val="20"/>
+                              <w:szCs w:val="20"/>
+                              <w:lang w:val="nl-NL"/>
+                            </w:rPr>
+                            <w:t xml:space="preserve"> van </w:t>
+                          </w:r>
+                          <w:r>
+                            <w:rPr>
+                              <w:rFonts w:ascii="Arial" w:eastAsia="Arial" w:hAnsi="Arial" w:cs="Arial"/>
+                              <w:i/>
+                              <w:color w:val="FFFFFF"/>
+                              <w:sz w:val="20"/>
+                              <w:szCs w:val="20"/>
+                            </w:rPr>
+                            <w:fldChar w:fldCharType="begin"/>
+                          </w:r>
+                          <w:r>
+                            <w:rPr>
+                              <w:rFonts w:ascii="Arial" w:eastAsia="Arial" w:hAnsi="Arial" w:cs="Arial"/>
+                              <w:i/>
+                              <w:noProof/>
+                              <w:color w:val="FFFFFF"/>
+                              <w:sz w:val="20"/>
+                              <w:szCs w:val="20"/>
+                              <w:lang w:val="nl-NL"/>
+                            </w:rPr>
+                            <w:instrText xml:space="preserve"> NUMPAGES </w:instrText>
+                          </w:r>
+                          <w:r>
+                            <w:rPr>
+                              <w:rFonts w:ascii="Arial" w:eastAsia="Arial" w:hAnsi="Arial" w:cs="Arial"/>
+                              <w:i/>
+                              <w:color w:val="FFFFFF"/>
+                              <w:sz w:val="20"/>
+                              <w:szCs w:val="20"/>
+                            </w:rPr>
+                            <w:fldChar w:fldCharType="separate"/>
+                          </w:r>
+                          <w:r>
+                            <w:rPr>
+                              <w:rFonts w:ascii="Arial" w:eastAsia="Arial" w:hAnsi="Arial" w:cs="Arial"/>
+                              <w:i/>
+                              <w:color w:val="FFFFFF"/>
+                              <w:sz w:val="20"/>
+                              <w:szCs w:val="20"/>
+                              <w:lang w:val="nl-NL"/>
+                            </w:rPr>
+                            <w:t>7</w:t>
+                          </w:r>
+                          <w:r>
+                            <w:rPr>
+                              <w:rFonts w:ascii="Arial" w:eastAsia="Arial" w:hAnsi="Arial" w:cs="Arial"/>
+                              <w:i/>
+                              <w:color w:val="FFFFFF"/>
+                              <w:sz w:val="20"/>
+                              <w:szCs w:val="20"/>
+                            </w:rPr>
+                            <w:fldChar w:fldCharType="end"/>
+                          </w:r>
+                        </w:p>
+                      </w:txbxContent>
+                    </wps:txbx>
+                    <wps:bodyPr rot="0" vert="horz" wrap="square" lIns="91440" tIns="45720" rIns="91440" bIns="45720" anchor="t" anchorCtr="0">
+                      <a:noAutofit/>
+                    </wps:bodyPr>
+                  </wps:wsp>
+                </a:graphicData>
+              </a:graphic>
+              <wp14:sizeRelH relativeFrom="margin">
+                <wp14:pctWidth>0</wp14:pctWidth>
+              </wp14:sizeRelH>
+              <wp14:sizeRelV relativeFrom="margin">
+                <wp14:pctHeight>0</wp14:pctHeight>
+              </wp14:sizeRelV>
+            </wp:anchor>
+          </w:drawing>
+        </mc:Choice>
+        <mc:Fallback>
+          <w:pict>
+            <v:shapetype w14:anchorId="798A188A" id="_x0000_t202" coordsize="21600,21600" o:spt="202" path="m,l,21600r21600,l21600,xe">
+              <v:stroke joinstyle="miter"/>
+              <v:path gradientshapeok="t" o:connecttype="rect"/>
+            </v:shapetype>
+            <v:shape id="_x0000_s1042" type="#_x0000_t202" style="position:absolute;margin-left:0;margin-top:27.6pt;width:522pt;height:17.9pt;z-index:-251644928;visibility:visible;mso-wrap-style:square;mso-width-percent:0;mso-height-percent:0;mso-wrap-distance-left:9pt;mso-wrap-distance-top:3.6pt;mso-wrap-distance-right:9pt;mso-wrap-distance-bottom:3.6pt;mso-position-horizontal:absolute;mso-position-horizontal-relative:margin;mso-position-vertical:absolute;mso-position-vertical-relative:text;mso-width-percent:0;mso-height-percent:0;mso-width-relative:margin;mso-height-relative:margin;v-text-anchor:top" o:gfxdata="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" fillcolor="#458fa6" strokecolor="#458fa6">
+              <v:textbox>
+                <w:txbxContent>
+                  <w:p>
+                    <w:pPr>
+                      <w:spacing w:after="0" w:line="240" w:lineRule="auto"/>
+                      <w:rPr>
+                        <w:rFonts w:ascii="Arial" w:hAnsi="Arial" w:cs="Arial"/>
+                        <w:i/>
+                        <w:iCs/>
+                        <w:sz w:val="20"/>
+                        <w:szCs w:val="20"/>
+                        <w:lang w:val="nl-NL"/>
+                      </w:rPr>
+                    </w:pPr>
+                    <w:r>
+                      <w:rPr>
+                        <w:rFonts w:ascii="Arial" w:hAnsi="Arial" w:cs="Arial"/>
+                        <w:i/>
+                        <w:iCs/>
+                        <w:sz w:val="20"/>
+                        <w:szCs w:val="20"/>
+                        <w:lang w:val="nl-NL"/>
+                      </w:rPr>
+                      <w:t xml:space="preserve">      </w:t>
+                    </w:r>
+                    <w:r>
+                      <w:rPr>
+                        <w:rFonts w:ascii="Arial" w:eastAsia="Arial" w:hAnsi="Arial" w:cs="Arial"/>
+                        <w:i/>
+                        <w:color w:val="FFFFFF"/>
+                        <w:sz w:val="20"/>
+                        <w:szCs w:val="20"/>
+                        <w:lang w:val="nl-NL"/>
+                      </w:rPr>
+                      <w:t>Datum</w:t>
+                    </w:r>
+                    <w:r>
+                      <w:rPr>
+                        <w:rFonts w:ascii="Arial" w:eastAsia="Arial" w:hAnsi="Arial" w:cs="Arial"/>
+                        <w:i/>
+                        <w:color w:val="FFFFFF"/>
+                        <w:sz w:val="20"/>
+                        <w:szCs w:val="20"/>
+                        <w:lang w:val="nl-NL"/>
+                      </w:rPr>
+                      <w:t>:</w:t>
+                    </w:r>
+                    <w:r>
+                      <w:rPr>
+                        <w:rFonts w:ascii="Arial" w:hAnsi="Arial" w:cs="Arial"/>
+                        <w:i/>
+                        <w:iCs/>
+                        <w:sz w:val="20"/>
+                        <w:szCs w:val="20"/>
+                        <w:lang w:val="nl-NL"/>
+                      </w:rPr>
+                      <w:t xml:space="preserve"> </w:t>
+                    </w:r>
+                    <w:r>
+                      <w:rPr>
+                        <w:rFonts w:ascii="Arial" w:hAnsi="Arial" w:cs="Arial"/>
+                        <w:i/>
+                        <w:iCs/>
+                        <w:color w:val="FFFFFF" w:themeColor="background1"/>
+                        <w:sz w:val="20"/>
+                        <w:szCs w:val="20"/>
+                        <w:lang w:val="nl-NL"/>
+                      </w:rPr>
+                      <w:t>{</w:t>
+                    </w:r>
+                    <w:proofErr w:type="spellStart"/>
+                    <w:r>
+                      <w:rPr>
+                        <w:rFonts w:ascii="Arial" w:eastAsia="Arial" w:hAnsi="Arial" w:cs="Arial"/>
+                        <w:i/>
+                        <w:color w:val="FFFFFF"/>
+                        <w:sz w:val="20"/>
+                        <w:szCs w:val="20"/>
+                        <w:lang w:val="nl-NL"/>
+                      </w:rPr>
+                      <w:t>datum_controle_volledig</w:t>
+                    </w:r>
+                    <w:proofErr w:type="spellEnd"/>
+                    <w:r>
+                      <w:rPr>
+                        <w:rFonts w:ascii="Arial" w:hAnsi="Arial" w:cs="Arial"/>
+                        <w:i/>
+                        <w:iCs/>
+                        <w:color w:val="FFFFFF" w:themeColor="background1"/>
+                        <w:sz w:val="20"/>
+                        <w:szCs w:val="20"/>
+                        <w:lang w:val="nl-NL"/>
+                      </w:rPr>
+                      <w:t>}</w:t>
+                    </w:r>
+                    <w:r>
+                      <w:rPr>
+                        <w:rFonts w:ascii="Arial" w:hAnsi="Arial" w:cs="Arial"/>
+                        <w:i/>
+                        <w:iCs/>
+                        <w:sz w:val="20"/>
+                        <w:szCs w:val="20"/>
+                        <w:lang w:val="nl-NL"/>
+                      </w:rPr>
+                      <w:tab/>
+                    </w:r>
+                    <w:r>
+                      <w:rPr>
+                        <w:rFonts w:ascii="Arial" w:hAnsi="Arial" w:cs="Arial"/>
+                        <w:i/>
+                        <w:iCs/>
+                        <w:sz w:val="20"/>
+                        <w:szCs w:val="20"/>
+                        <w:lang w:val="nl-NL"/>
+                      </w:rPr>
+                      <w:tab/>
+                    </w:r>
+                    <w:r>
+                      <w:rPr>
+                        <w:rFonts w:ascii="Arial" w:hAnsi="Arial" w:cs="Arial"/>
+                        <w:i/>
+                        <w:iCs/>
+                        <w:sz w:val="20"/>
+                        <w:szCs w:val="20"/>
+                        <w:lang w:val="nl-NL"/>
+                      </w:rPr>
+                      <w:tab/>
+                    </w:r>
+                    <w:r>
+                      <w:rPr>
+                        <w:rFonts w:ascii="Arial" w:hAnsi="Arial" w:cs="Arial"/>
+                        <w:i/>
+                        <w:iCs/>
+                        <w:sz w:val="20"/>
+                        <w:szCs w:val="20"/>
+                        <w:lang w:val="nl-NL"/>
+                      </w:rPr>
+                      <w:tab/>
+                    </w:r>
+                    <w:r>
+                      <w:rPr>
+                        <w:rFonts w:ascii="Arial" w:hAnsi="Arial" w:cs="Arial"/>
+                        <w:i/>
+                        <w:iCs/>
+                        <w:sz w:val="20"/>
+                        <w:szCs w:val="20"/>
+                        <w:lang w:val="nl-NL"/>
+                      </w:rPr>
+                      <w:tab/>
+                    </w:r>
+                    <w:r>
+                      <w:rPr>
+                        <w:rFonts w:ascii="Arial" w:hAnsi="Arial" w:cs="Arial"/>
+                        <w:i/>
+                        <w:iCs/>
+                        <w:sz w:val="20"/>
+                        <w:szCs w:val="20"/>
+                        <w:lang w:val="nl-NL"/>
+                      </w:rPr>
+                      <w:tab/>
+                    </w:r>
+                    <w:r>
+                      <w:rPr>
+                        <w:rFonts w:ascii="Arial" w:hAnsi="Arial" w:cs="Arial"/>
+                        <w:i/>
+                        <w:iCs/>
+                        <w:sz w:val="20"/>
+                        <w:szCs w:val="20"/>
+                        <w:lang w:val="nl-NL"/>
+                      </w:rPr>
+                      <w:tab/>
+                      <w:t xml:space="preserve">                    </w:t>
+                    </w:r>
+                    <w:r>
+                      <w:rPr>
+                        <w:rFonts w:ascii="Arial" w:eastAsia="Arial" w:hAnsi="Arial" w:cs="Arial"/>
+                        <w:i/>
+                        <w:color w:val="FFFFFF"/>
+                        <w:sz w:val="20"/>
+                        <w:szCs w:val="20"/>
+                        <w:lang w:val="nl-NL"/>
+                      </w:rPr>
+                      <w:t xml:space="preserve">Blad </w:t>
+                    </w:r>
+                    <w:r>
+                      <w:rPr>
+                        <w:rFonts w:ascii="Arial" w:eastAsia="Arial" w:hAnsi="Arial" w:cs="Arial"/>
+                        <w:i/>
+                        <w:color w:val="FFFFFF"/>
+                        <w:sz w:val="20"/>
+                        <w:szCs w:val="20"/>
+                      </w:rPr>
+                      <w:fldChar w:fldCharType="begin"/>
+                    </w:r>
+                    <w:r>
+                      <w:rPr>
+                        <w:rFonts w:ascii="Arial" w:eastAsia="Arial" w:hAnsi="Arial" w:cs="Arial"/>
+                        <w:i/>
+                        <w:noProof/>
+                        <w:color w:val="FFFFFF"/>
+                        <w:sz w:val="20"/>
+                        <w:szCs w:val="20"/>
+                        <w:lang w:val="nl-NL"/>
+                      </w:rPr>
+                      <w:instrText xml:space="preserve"> PAGE </w:instrText>
+                    </w:r>
+                    <w:r>
+                      <w:rPr>
+                        <w:rFonts w:ascii="Arial" w:eastAsia="Arial" w:hAnsi="Arial" w:cs="Arial"/>
+                        <w:i/>
+                        <w:color w:val="FFFFFF"/>
+                        <w:sz w:val="20"/>
+                        <w:szCs w:val="20"/>
+                      </w:rPr>
+                      <w:fldChar w:fldCharType="separate"/>
+                    </w:r>
+                    <w:r>
+                      <w:rPr>
+                        <w:rFonts w:ascii="Arial" w:eastAsia="Arial" w:hAnsi="Arial" w:cs="Arial"/>
+                        <w:i/>
+                        <w:color w:val="FFFFFF"/>
+                        <w:sz w:val="20"/>
+                        <w:szCs w:val="20"/>
+                        <w:lang w:val="nl-NL"/>
+                      </w:rPr>
+                      <w:t>2</w:t>
+                    </w:r>
+                    <w:r>
+                      <w:rPr>
+                        <w:rFonts w:ascii="Arial" w:eastAsia="Arial" w:hAnsi="Arial" w:cs="Arial"/>
+                        <w:i/>
+                        <w:color w:val="FFFFFF"/>
+                        <w:sz w:val="20"/>
+                        <w:szCs w:val="20"/>
+                      </w:rPr>
+                      <w:fldChar w:fldCharType="end"/>
+                    </w:r>
+                    <w:r>
+                      <w:rPr>
+                        <w:rFonts w:ascii="Arial" w:eastAsia="Arial" w:hAnsi="Arial" w:cs="Arial"/>
+                        <w:i/>
+                        <w:color w:val="FFFFFF"/>
+                        <w:sz w:val="20"/>
+                        <w:szCs w:val="20"/>
+                        <w:lang w:val="nl-NL"/>
+                      </w:rPr>
+                      <w:t xml:space="preserve"> van </w:t>
+                    </w:r>
+                    <w:r>
+                      <w:rPr>
+                        <w:rFonts w:ascii="Arial" w:eastAsia="Arial" w:hAnsi="Arial" w:cs="Arial"/>
+                        <w:i/>
+                        <w:color w:val="FFFFFF"/>
+                        <w:sz w:val="20"/>
+                        <w:szCs w:val="20"/>
+                      </w:rPr>
+                      <w:fldChar w:fldCharType="begin"/>
+                    </w:r>
+                    <w:r>
+                      <w:rPr>
+                        <w:rFonts w:ascii="Arial" w:eastAsia="Arial" w:hAnsi="Arial" w:cs="Arial"/>
+                        <w:i/>
+                        <w:noProof/>
+                        <w:color w:val="FFFFFF"/>
+                        <w:sz w:val="20"/>
+                        <w:szCs w:val="20"/>
+                        <w:lang w:val="nl-NL"/>
+                      </w:rPr>
+                      <w:instrText xml:space="preserve"> NUMPAGES </w:instrText>
+                    </w:r>
+                    <w:r>
+                      <w:rPr>
+                        <w:rFonts w:ascii="Arial" w:eastAsia="Arial" w:hAnsi="Arial" w:cs="Arial"/>
+                        <w:i/>
+                        <w:color w:val="FFFFFF"/>
+                        <w:sz w:val="20"/>
+                        <w:szCs w:val="20"/>
+                      </w:rPr>
+                      <w:fldChar w:fldCharType="separate"/>
+                    </w:r>
+                    <w:r>
+                      <w:rPr>
+                        <w:rFonts w:ascii="Arial" w:eastAsia="Arial" w:hAnsi="Arial" w:cs="Arial"/>
+                        <w:i/>
+                        <w:color w:val="FFFFFF"/>
+                        <w:sz w:val="20"/>
+                        <w:szCs w:val="20"/>
+                        <w:lang w:val="nl-NL"/>
+                      </w:rPr>
+                      <w:t>7</w:t>
+                    </w:r>
+                    <w:r>
+                      <w:rPr>
+                        <w:rFonts w:ascii="Arial" w:eastAsia="Arial" w:hAnsi="Arial" w:cs="Arial"/>
+                        <w:i/>
+                        <w:color w:val="FFFFFF"/>
+                        <w:sz w:val="20"/>
+                        <w:szCs w:val="20"/>
+                      </w:rPr>
+                      <w:fldChar w:fldCharType="end"/>
+                    </w:r>
+                  </w:p>
+                </w:txbxContent>
+              </v:textbox>
+              <w10:wrap anchorx="margin"/>
+            </v:shape>
+          </w:pict>
+        </mc:Fallback>
+      </mc:AlternateContent>
+    </w:r>
+  </w:p>
+</w:ftr>
+</file>
+
+<file path=word/footer3.xml><?xml version="1.0" encoding="utf-8"?>
 <w:ftr xmlns:wpc="http://schemas.microsoft.com/office/word/2010/wordprocessingCanvas" xmlns:cx="http://schemas.microsoft.com/office/drawing/2014/chartex" xmlns:cx1="http://schemas.microsoft.com/office/drawing/2015/9/8/chartex" xmlns:cx2="http://schemas.microsoft.com/office/drawing/2015/10/21/chartex" xmlns:cx3="http://schemas.microsoft.com/office/drawing/2016/5/9/chartex" xmlns:cx4="http://schemas.microsoft.com/office/drawing/2016/5/10/chartex" xmlns:cx5="http://schemas.microsoft.com/office/drawing/2016/5/11/chartex" xmlns:cx6="http://schemas.microsoft.com/office/drawing/2016/5/12/chartex" xmlns:cx7="http://schemas.microsoft.com/office/drawing/2016/5/13/chartex" xmlns:cx8="http://schemas.microsoft.com/office/drawing/2016/5/14/chartex" xmlns:mc="http://schemas.openxmlformats.org/markup-compatibility/2006" xmlns:aink="http://schemas.microsoft.com/office/drawing/2016/ink" xmlns:am3d="http://schemas.microsoft.com/office/drawing/2017/model3d" xmlns:o="urn:schemas-microsoft-com:office:office" xmlns:r="http://schemas.openxmlformats.org/officeDocument/2006/relationships" xmlns:m="http://schemas.openxmlformats.org/officeDocument/2006/math" xmlns:v="urn:schemas-microsoft-com:vml" xmlns:wp14="http://schemas.microsoft.com/office/word/2010/wordprocessingDrawing" xmlns:wp="http://schemas.openxmlformats.org/drawingml/2006/wordprocessingDrawing" xmlns:w10="urn:schemas-microsoft-com:office:word" xmlns:w="http://schemas.openxmlformats.org/wordprocessingml/2006/main" xmlns:w14="http://schemas.microsoft.com/office/word/2010/wordml" xmlns:w15="http://schemas.microsoft.com/office/word/2012/wordml" xmlns:w16cex="http://schemas.microsoft.com/office/word/2018/wordml/cex" xmlns:w16cid="http://schemas.microsoft.com/office/word/2016/wordml/cid" xmlns:w16="http://schemas.microsoft.com/office/word/2018/wordml" xmlns:w16sdtdh="http://schemas.microsoft.com/office/word/2020/wordml/sdtdatahash" xmlns:w16se="http://schemas.microsoft.com/office/word/2015/wordml/symex" xmlns:wpg="http://schemas.microsoft.com/office/word/2010/wordprocessingGroup" xmlns:wpi="http://schemas.microsoft.com/office/word/2010/wordprocessingInk" xmlns:wne="http://schemas.microsoft.com/office/word/2006/wordml" xmlns:wps="http://schemas.microsoft.com/office/word/2010/wordprocessingShape" mc:Ignorable="w14 w15 w16se w16cid w16 w16cex w16sdtdh wp14">
   <w:p>
     <w:pPr>
@@ -7198,7 +8927,7 @@
               <v:stroke joinstyle="miter"/>
               <v:path gradientshapeok="t" o:connecttype="rect"/>
             </v:shapetype>
-            <v:shape id="_x0000_s1041" type="#_x0000_t202" style="position:absolute;margin-left:.55pt;margin-top:27.1pt;width:522pt;height:17.9pt;z-index:-251656192;visibility:visible;mso-wrap-style:square;mso-width-percent:0;mso-height-percent:0;mso-wrap-distance-left:9pt;mso-wrap-distance-top:3.6pt;mso-wrap-distance-right:9pt;mso-wrap-distance-bottom:3.6pt;mso-position-horizontal:absolute;mso-position-horizontal-relative:margin;mso-position-vertical:absolute;mso-position-vertical-relative:text;mso-width-percent:0;mso-height-percent:0;mso-width-relative:margin;mso-height-relative:margin;v-text-anchor:top" o:gfxdata="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" fillcolor="#406497" strokecolor="#458fa6">
+            <v:shape id="_x0000_s1044" type="#_x0000_t202" style="position:absolute;margin-left:.55pt;margin-top:27.1pt;width:522pt;height:17.9pt;z-index:-251656192;visibility:visible;mso-wrap-style:square;mso-width-percent:0;mso-height-percent:0;mso-wrap-distance-left:9pt;mso-wrap-distance-top:3.6pt;mso-wrap-distance-right:9pt;mso-wrap-distance-bottom:3.6pt;mso-position-horizontal:absolute;mso-position-horizontal-relative:margin;mso-position-vertical:absolute;mso-position-vertical-relative:text;mso-width-percent:0;mso-height-percent:0;mso-width-relative:margin;mso-height-relative:margin;v-text-anchor:top" o:gfxdata="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" fillcolor="#406497" strokecolor="#458fa6">
               <v:textbox>
                 <w:txbxContent>
                   <w:p>
@@ -7556,7 +9285,7 @@
 </w:ftr>
 </file>
 
-<file path=word/footer2.xml><?xml version="1.0" encoding="utf-8"?>
+<file path=word/footer4.xml><?xml version="1.0" encoding="utf-8"?>
 <w:ftr xmlns:wpc="http://schemas.microsoft.com/office/word/2010/wordprocessingCanvas" xmlns:cx="http://schemas.microsoft.com/office/drawing/2014/chartex" xmlns:cx1="http://schemas.microsoft.com/office/drawing/2015/9/8/chartex" xmlns:cx2="http://schemas.microsoft.com/office/drawing/2015/10/21/chartex" xmlns:cx3="http://schemas.microsoft.com/office/drawing/2016/5/9/chartex" xmlns:cx4="http://schemas.microsoft.com/office/drawing/2016/5/10/chartex" xmlns:cx5="http://schemas.microsoft.com/office/drawing/2016/5/11/chartex" xmlns:cx6="http://schemas.microsoft.com/office/drawing/2016/5/12/chartex" xmlns:cx7="http://schemas.microsoft.com/office/drawing/2016/5/13/chartex" xmlns:cx8="http://schemas.microsoft.com/office/drawing/2016/5/14/chartex" xmlns:mc="http://schemas.openxmlformats.org/markup-compatibility/2006" xmlns:aink="http://schemas.microsoft.com/office/drawing/2016/ink" xmlns:am3d="http://schemas.microsoft.com/office/drawing/2017/model3d" xmlns:o="urn:schemas-microsoft-com:office:office" xmlns:r="http://schemas.openxmlformats.org/officeDocument/2006/relationships" xmlns:m="http://schemas.openxmlformats.org/officeDocument/2006/math" xmlns:v="urn:schemas-microsoft-com:vml" xmlns:wp14="http://schemas.microsoft.com/office/word/2010/wordprocessingDrawing" xmlns:wp="http://schemas.openxmlformats.org/drawingml/2006/wordprocessingDrawing" xmlns:w10="urn:schemas-microsoft-com:office:word" xmlns:w="http://schemas.openxmlformats.org/wordprocessingml/2006/main" xmlns:w14="http://schemas.microsoft.com/office/word/2010/wordml" xmlns:w15="http://schemas.microsoft.com/office/word/2012/wordml" xmlns:w16cex="http://schemas.microsoft.com/office/word/2018/wordml/cex" xmlns:w16cid="http://schemas.microsoft.com/office/word/2016/wordml/cid" xmlns:w16="http://schemas.microsoft.com/office/word/2018/wordml" xmlns:w16sdtdh="http://schemas.microsoft.com/office/word/2020/wordml/sdtdatahash" xmlns:w16se="http://schemas.microsoft.com/office/word/2015/wordml/symex" xmlns:wpg="http://schemas.microsoft.com/office/word/2010/wordprocessingGroup" xmlns:wpi="http://schemas.microsoft.com/office/word/2010/wordprocessingInk" xmlns:wne="http://schemas.microsoft.com/office/word/2006/wordml" xmlns:wps="http://schemas.microsoft.com/office/word/2010/wordprocessingShape" mc:Ignorable="w14 w15 w16se w16cid w16 w16cex w16sdtdh wp14">
   <w:p>
     <w:pPr>
@@ -7935,7 +9664,7 @@
               <v:stroke joinstyle="miter"/>
               <v:path gradientshapeok="t" o:connecttype="rect"/>
             </v:shapetype>
-            <v:shape id="_x0000_s1042" type="#_x0000_t202" style="position:absolute;margin-left:0;margin-top:27.6pt;width:522pt;height:17.9pt;z-index:-251650048;visibility:visible;mso-wrap-style:square;mso-width-percent:0;mso-height-percent:0;mso-wrap-distance-left:9pt;mso-wrap-distance-top:3.6pt;mso-wrap-distance-right:9pt;mso-wrap-distance-bottom:3.6pt;mso-position-horizontal:absolute;mso-position-horizontal-relative:margin;mso-position-vertical:absolute;mso-position-vertical-relative:text;mso-width-percent:0;mso-height-percent:0;mso-width-relative:margin;mso-height-relative:margin;v-text-anchor:top" o:gfxdata="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" fillcolor="#406497" strokecolor="#458fa6">
+            <v:shape id="_x0000_s1045" type="#_x0000_t202" style="position:absolute;margin-left:0;margin-top:27.6pt;width:522pt;height:17.9pt;z-index:-251650048;visibility:visible;mso-wrap-style:square;mso-width-percent:0;mso-height-percent:0;mso-wrap-distance-left:9pt;mso-wrap-distance-top:3.6pt;mso-wrap-distance-right:9pt;mso-wrap-distance-bottom:3.6pt;mso-position-horizontal:absolute;mso-position-horizontal-relative:margin;mso-position-vertical:absolute;mso-position-vertical-relative:text;mso-width-percent:0;mso-height-percent:0;mso-width-relative:margin;mso-height-relative:margin;v-text-anchor:top" o:gfxdata="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" fillcolor="#406497" strokecolor="#458fa6">
               <v:textbox>
                 <w:txbxContent>
                   <w:p>
@@ -8302,6 +10031,554 @@
       <mc:AlternateContent>
         <mc:Choice Requires="wps">
           <w:drawing>
+            <wp:anchor distT="45720" distB="45720" distL="114300" distR="114300" simplePos="0" relativeHeight="251670528" behindDoc="0" locked="0" layoutInCell="1" allowOverlap="1" wp14:anchorId="3C8ECA18" wp14:editId="4CEBDA1A">
+              <wp:simplePos x="0" y="0"/>
+              <wp:positionH relativeFrom="column">
+                <wp:posOffset>6350</wp:posOffset>
+              </wp:positionH>
+              <wp:positionV relativeFrom="page">
+                <wp:posOffset>158750</wp:posOffset>
+              </wp:positionV>
+              <wp:extent cx="6670675" cy="248920"/>
+              <wp:effectExtent l="0" t="0" r="0" b="0"/>
+              <wp:wrapSquare wrapText="bothSides"/>
+              <wp:docPr id="2" name="Text Box 2"/>
+              <wp:cNvGraphicFramePr>
+                <a:graphicFrameLocks xmlns:a="http://schemas.openxmlformats.org/drawingml/2006/main"/>
+              </wp:cNvGraphicFramePr>
+              <a:graphic xmlns:a="http://schemas.openxmlformats.org/drawingml/2006/main">
+                <a:graphicData uri="http://schemas.microsoft.com/office/word/2010/wordprocessingShape">
+                  <wps:wsp>
+                    <wps:cNvSpPr txBox="1">
+                      <a:spLocks noChangeArrowheads="1"/>
+                    </wps:cNvSpPr>
+                    <wps:spPr bwMode="auto">
+                      <a:xfrm>
+                        <a:off x="0" y="0"/>
+                        <a:ext cx="6670675" cy="248920"/>
+                      </a:xfrm>
+                      <a:prstGeom prst="rect">
+                        <a:avLst/>
+                      </a:prstGeom>
+                      <a:solidFill>
+                        <a:srgbClr val="458FA6"/>
+                      </a:solidFill>
+                      <a:ln w="9525">
+                        <a:noFill/>
+                        <a:miter lim="800000"/>
+                        <a:headEnd/>
+                        <a:tailEnd/>
+                      </a:ln>
+                    </wps:spPr>
+                    <wps:txbx>
+                      <w:txbxContent>
+                        <w:tbl>
+                          <w:tblPr>
+                            <w:tblStyle w:val="TableGrid"/>
+                            <w:tblW w:w="10530" w:type="dxa"/>
+                            <w:tblLook w:val="04A0" w:firstRow="1" w:lastRow="0" w:firstColumn="1" w:lastColumn="0" w:noHBand="0" w:noVBand="1"/>
+                          </w:tblPr>
+                          <w:tblGrid>
+                            <w:gridCol w:w="4675"/>
+                            <w:gridCol w:w="5855"/>
+                          </w:tblGrid>
+                          <w:tr>
+                            <w:trPr>
+                              <w:trHeight w:hRule="exact" w:val="360"/>
+                            </w:trPr>
+                            <w:tc>
+                              <w:tcPr>
+                                <w:tcW w:w="4675" w:type="dxa"/>
+                                <w:tcBorders>
+                                  <w:top w:val="nil"/>
+                                  <w:left w:val="nil"/>
+                                  <w:bottom w:val="nil"/>
+                                  <w:right w:val="nil"/>
+                                </w:tcBorders>
+                                <w:shd w:val="clear" w:color="auto" w:fill="458FA6"/>
+                              </w:tcPr>
+                              <w:p>
+                                <w:pPr>
+                                  <w:tabs>
+                                    <w:tab w:val="left" w:pos="3436"/>
+                                  </w:tabs>
+                                  <w:rPr>
+                                    <w:color w:val="FFFFFF" w:themeColor="background1"/>
+                                  </w:rPr>
+                                </w:pPr>
+                                <w:r>
+                                  <w:rPr>
+                                    <w:rFonts w:ascii="Arial" w:hAnsi="Arial" w:cs="Arial"/>
+                                    <w:i/>
+                                    <w:iCs/>
+                                    <w:color w:val="FFFFFF" w:themeColor="background1"/>
+                                    <w:sz w:val="20"/>
+                                    <w:szCs w:val="20"/>
+                                    <w:lang w:val="nl-NL"/>
+                                  </w:rPr>
+                                  <w:t xml:space="preserve">Project: </w:t>
+                                </w:r>
+                                <w:r>
+                                  <w:rPr>
+                                    <w:rFonts w:ascii="Arial" w:eastAsia="Arial" w:hAnsi="Arial" w:cs="Arial"/>
+                                    <w:i/>
+                                    <w:iCs/>
+                                    <w:color w:val="FFFFFF" w:themeColor="background1"/>
+                                    <w:sz w:val="20"/>
+                                    <w:szCs w:val="20"/>
+                                    <w:lang w:val="nl-NL"/>
+                                  </w:rPr>
+                                  <w:t>{project}</w:t>
+                                </w:r>
+                                <w:r>
+                                  <w:rPr>
+                                    <w:color w:val="FFFFFF" w:themeColor="background1"/>
+                                  </w:rPr>
+                                  <w:tab/>
+                                </w:r>
+                              </w:p>
+                            </w:tc>
+                            <w:tc>
+                              <w:tcPr>
+                                <w:tcW w:w="5855" w:type="dxa"/>
+                                <w:tcBorders>
+                                  <w:top w:val="nil"/>
+                                  <w:left w:val="nil"/>
+                                  <w:bottom w:val="nil"/>
+                                  <w:right w:val="nil"/>
+                                </w:tcBorders>
+                                <w:shd w:val="clear" w:color="auto" w:fill="458FA6"/>
+                              </w:tcPr>
+                              <w:p>
+                                <w:pPr>
+                                  <w:tabs>
+                                    <w:tab w:val="left" w:pos="360"/>
+                                  </w:tabs>
+                                  <w:rPr>
+                                    <w:color w:val="FFFFFF" w:themeColor="background1"/>
+                                  </w:rPr>
+                                </w:pPr>
+                                <w:r>
+                                  <w:rPr>
+                                    <w:rFonts w:ascii="Arial" w:eastAsia="Arial" w:hAnsi="Arial" w:cs="Arial"/>
+                                    <w:i/>
+                                    <w:iCs/>
+                                    <w:color w:val="FFFFFF" w:themeColor="background1"/>
+                                    <w:sz w:val="20"/>
+                                    <w:szCs w:val="20"/>
+                                    <w:lang w:val="nl-NL"/>
+                                  </w:rPr>
+                                  <w:t xml:space="preserve">                                                        Rapportnummer: </w:t>
+                                </w:r>
+                                <w:r>
+                                  <w:rPr>
+                                    <w:rFonts w:ascii="Arial" w:eastAsia="Arial" w:hAnsi="Arial"/>
+                                    <w:i/>
+                                    <w:iCs/>
+                                    <w:color w:val="FFFFFF" w:themeColor="background1"/>
+                                    <w:sz w:val="20"/>
+                                    <w:szCs w:val="20"/>
+                                    <w:lang w:val="nl-NL"/>
+                                  </w:rPr>
+                                  <w:t>{</w:t>
+                                </w:r>
+                                <w:proofErr w:type="spellStart"/>
+                                <w:r>
+                                  <w:rPr>
+                                    <w:rFonts w:ascii="Arial" w:eastAsia="Arial" w:hAnsi="Arial"/>
+                                    <w:i/>
+                                    <w:iCs/>
+                                    <w:color w:val="FFFFFF" w:themeColor="background1"/>
+                                    <w:sz w:val="20"/>
+                                    <w:szCs w:val="20"/>
+                                    <w:lang w:val="nl-NL"/>
+                                  </w:rPr>
+                                  <w:t>rapport_nummer</w:t>
+                                </w:r>
+                                <w:proofErr w:type="spellEnd"/>
+                                <w:r>
+                                  <w:rPr>
+                                    <w:rFonts w:ascii="Arial" w:eastAsia="Arial" w:hAnsi="Arial"/>
+                                    <w:i/>
+                                    <w:iCs/>
+                                    <w:color w:val="FFFFFF" w:themeColor="background1"/>
+                                    <w:sz w:val="20"/>
+                                    <w:szCs w:val="20"/>
+                                    <w:lang w:val="nl-NL"/>
+                                  </w:rPr>
+                                  <w:t>}</w:t>
+                                </w:r>
+                                <w:r>
+                                  <w:rPr>
+                                    <w:rFonts w:ascii="Arial" w:eastAsia="Arial" w:hAnsi="Arial" w:cs="Arial"/>
+                                    <w:i/>
+                                    <w:iCs/>
+                                    <w:color w:val="FFFFFF" w:themeColor="background1"/>
+                                    <w:sz w:val="20"/>
+                                    <w:szCs w:val="20"/>
+                                    <w:lang w:val="nl-NL"/>
+                                  </w:rPr>
+                                  <w:br/>
+                                </w:r>
+                              </w:p>
+                            </w:tc>
+                          </w:tr>
+                        </w:tbl>
+                        <w:p>
+                          <w:pPr>
+                            <w:rPr>
+                              <w:rFonts w:ascii="Arial" w:hAnsi="Arial" w:cs="Arial"/>
+                              <w:i/>
+                              <w:iCs/>
+                              <w:color w:val="FFFFFF" w:themeColor="background1"/>
+                              <w:sz w:val="20"/>
+                              <w:szCs w:val="20"/>
+                              <w:lang w:val="nl-NL"/>
+                            </w:rPr>
+                          </w:pPr>
+                        </w:p>
+                      </w:txbxContent>
+                    </wps:txbx>
+                    <wps:bodyPr rot="0" vert="horz" wrap="square" lIns="91440" tIns="45720" rIns="91440" bIns="45720" anchor="t" anchorCtr="0">
+                      <a:noAutofit/>
+                    </wps:bodyPr>
+                  </wps:wsp>
+                </a:graphicData>
+              </a:graphic>
+              <wp14:sizeRelH relativeFrom="margin">
+                <wp14:pctWidth>0</wp14:pctWidth>
+              </wp14:sizeRelH>
+              <wp14:sizeRelV relativeFrom="margin">
+                <wp14:pctHeight>0</wp14:pctHeight>
+              </wp14:sizeRelV>
+            </wp:anchor>
+          </w:drawing>
+        </mc:Choice>
+        <mc:Fallback>
+          <w:pict>
+            <v:shapetype w14:anchorId="3C8ECA18" id="_x0000_t202" coordsize="21600,21600" o:spt="202" path="m,l,21600r21600,l21600,xe">
+              <v:stroke joinstyle="miter"/>
+              <v:path gradientshapeok="t" o:connecttype="rect"/>
+            </v:shapetype>
+            <v:shape id="_x0000_s1040" type="#_x0000_t202" style="position:absolute;margin-left:.5pt;margin-top:12.5pt;width:525.25pt;height:19.6pt;z-index:251670528;visibility:visible;mso-wrap-style:square;mso-width-percent:0;mso-height-percent:0;mso-wrap-distance-left:9pt;mso-wrap-distance-top:3.6pt;mso-wrap-distance-right:9pt;mso-wrap-distance-bottom:3.6pt;mso-position-horizontal:absolute;mso-position-horizontal-relative:text;mso-position-vertical:absolute;mso-position-vertical-relative:page;mso-width-percent:0;mso-height-percent:0;mso-width-relative:margin;mso-height-relative:margin;v-text-anchor:top" o:gfxdata="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" fillcolor="#458fa6" stroked="f">
+              <v:textbox>
+                <w:txbxContent>
+                  <w:tbl>
+                    <w:tblPr>
+                      <w:tblStyle w:val="TableGrid"/>
+                      <w:tblW w:w="10530" w:type="dxa"/>
+                      <w:tblLook w:val="04A0" w:firstRow="1" w:lastRow="0" w:firstColumn="1" w:lastColumn="0" w:noHBand="0" w:noVBand="1"/>
+                    </w:tblPr>
+                    <w:tblGrid>
+                      <w:gridCol w:w="4675"/>
+                      <w:gridCol w:w="5855"/>
+                    </w:tblGrid>
+                    <w:tr>
+                      <w:trPr>
+                        <w:trHeight w:hRule="exact" w:val="360"/>
+                      </w:trPr>
+                      <w:tc>
+                        <w:tcPr>
+                          <w:tcW w:w="4675" w:type="dxa"/>
+                          <w:tcBorders>
+                            <w:top w:val="nil"/>
+                            <w:left w:val="nil"/>
+                            <w:bottom w:val="nil"/>
+                            <w:right w:val="nil"/>
+                          </w:tcBorders>
+                          <w:shd w:val="clear" w:color="auto" w:fill="458FA6"/>
+                        </w:tcPr>
+                        <w:p>
+                          <w:pPr>
+                            <w:tabs>
+                              <w:tab w:val="left" w:pos="3436"/>
+                            </w:tabs>
+                            <w:rPr>
+                              <w:color w:val="FFFFFF" w:themeColor="background1"/>
+                            </w:rPr>
+                          </w:pPr>
+                          <w:r>
+                            <w:rPr>
+                              <w:rFonts w:ascii="Arial" w:hAnsi="Arial" w:cs="Arial"/>
+                              <w:i/>
+                              <w:iCs/>
+                              <w:color w:val="FFFFFF" w:themeColor="background1"/>
+                              <w:sz w:val="20"/>
+                              <w:szCs w:val="20"/>
+                              <w:lang w:val="nl-NL"/>
+                            </w:rPr>
+                            <w:t xml:space="preserve">Project: </w:t>
+                          </w:r>
+                          <w:r>
+                            <w:rPr>
+                              <w:rFonts w:ascii="Arial" w:eastAsia="Arial" w:hAnsi="Arial" w:cs="Arial"/>
+                              <w:i/>
+                              <w:iCs/>
+                              <w:color w:val="FFFFFF" w:themeColor="background1"/>
+                              <w:sz w:val="20"/>
+                              <w:szCs w:val="20"/>
+                              <w:lang w:val="nl-NL"/>
+                            </w:rPr>
+                            <w:t>{project}</w:t>
+                          </w:r>
+                          <w:r>
+                            <w:rPr>
+                              <w:color w:val="FFFFFF" w:themeColor="background1"/>
+                            </w:rPr>
+                            <w:tab/>
+                          </w:r>
+                        </w:p>
+                      </w:tc>
+                      <w:tc>
+                        <w:tcPr>
+                          <w:tcW w:w="5855" w:type="dxa"/>
+                          <w:tcBorders>
+                            <w:top w:val="nil"/>
+                            <w:left w:val="nil"/>
+                            <w:bottom w:val="nil"/>
+                            <w:right w:val="nil"/>
+                          </w:tcBorders>
+                          <w:shd w:val="clear" w:color="auto" w:fill="458FA6"/>
+                        </w:tcPr>
+                        <w:p>
+                          <w:pPr>
+                            <w:tabs>
+                              <w:tab w:val="left" w:pos="360"/>
+                            </w:tabs>
+                            <w:rPr>
+                              <w:color w:val="FFFFFF" w:themeColor="background1"/>
+                            </w:rPr>
+                          </w:pPr>
+                          <w:r>
+                            <w:rPr>
+                              <w:rFonts w:ascii="Arial" w:eastAsia="Arial" w:hAnsi="Arial" w:cs="Arial"/>
+                              <w:i/>
+                              <w:iCs/>
+                              <w:color w:val="FFFFFF" w:themeColor="background1"/>
+                              <w:sz w:val="20"/>
+                              <w:szCs w:val="20"/>
+                              <w:lang w:val="nl-NL"/>
+                            </w:rPr>
+                            <w:t xml:space="preserve">                                                        Rapportnummer: </w:t>
+                          </w:r>
+                          <w:r>
+                            <w:rPr>
+                              <w:rFonts w:ascii="Arial" w:eastAsia="Arial" w:hAnsi="Arial"/>
+                              <w:i/>
+                              <w:iCs/>
+                              <w:color w:val="FFFFFF" w:themeColor="background1"/>
+                              <w:sz w:val="20"/>
+                              <w:szCs w:val="20"/>
+                              <w:lang w:val="nl-NL"/>
+                            </w:rPr>
+                            <w:t>{</w:t>
+                          </w:r>
+                          <w:proofErr w:type="spellStart"/>
+                          <w:r>
+                            <w:rPr>
+                              <w:rFonts w:ascii="Arial" w:eastAsia="Arial" w:hAnsi="Arial"/>
+                              <w:i/>
+                              <w:iCs/>
+                              <w:color w:val="FFFFFF" w:themeColor="background1"/>
+                              <w:sz w:val="20"/>
+                              <w:szCs w:val="20"/>
+                              <w:lang w:val="nl-NL"/>
+                            </w:rPr>
+                            <w:t>rapport_nummer</w:t>
+                          </w:r>
+                          <w:proofErr w:type="spellEnd"/>
+                          <w:r>
+                            <w:rPr>
+                              <w:rFonts w:ascii="Arial" w:eastAsia="Arial" w:hAnsi="Arial"/>
+                              <w:i/>
+                              <w:iCs/>
+                              <w:color w:val="FFFFFF" w:themeColor="background1"/>
+                              <w:sz w:val="20"/>
+                              <w:szCs w:val="20"/>
+                              <w:lang w:val="nl-NL"/>
+                            </w:rPr>
+                            <w:t>}</w:t>
+                          </w:r>
+                          <w:r>
+                            <w:rPr>
+                              <w:rFonts w:ascii="Arial" w:eastAsia="Arial" w:hAnsi="Arial" w:cs="Arial"/>
+                              <w:i/>
+                              <w:iCs/>
+                              <w:color w:val="FFFFFF" w:themeColor="background1"/>
+                              <w:sz w:val="20"/>
+                              <w:szCs w:val="20"/>
+                              <w:lang w:val="nl-NL"/>
+                            </w:rPr>
+                            <w:br/>
+                          </w:r>
+                        </w:p>
+                      </w:tc>
+                    </w:tr>
+                  </w:tbl>
+                  <w:p>
+                    <w:pPr>
+                      <w:rPr>
+                        <w:rFonts w:ascii="Arial" w:hAnsi="Arial" w:cs="Arial"/>
+                        <w:i/>
+                        <w:iCs/>
+                        <w:color w:val="FFFFFF" w:themeColor="background1"/>
+                        <w:sz w:val="20"/>
+                        <w:szCs w:val="20"/>
+                        <w:lang w:val="nl-NL"/>
+                      </w:rPr>
+                    </w:pPr>
+                  </w:p>
+                </w:txbxContent>
+              </v:textbox>
+              <w10:wrap type="square" anchory="page"/>
+            </v:shape>
+          </w:pict>
+        </mc:Fallback>
+      </mc:AlternateContent>
+    </w:r>
+    <w:r>
+      <w:tab/>
+    </w:r>
+    <w:r>
+      <w:tab/>
+    </w:r>
+    <w:r>
+      <w:tab/>
+    </w:r>
+    <w:r>
+      <w:tab/>
+    </w:r>
+    <w:r>
+      <w:tab/>
+    </w:r>
+    <w:r>
+      <w:tab/>
+    </w:r>
+    <w:r>
+      <w:tab/>
+    </w:r>
+    <w:r>
+      <w:tab/>
+    </w:r>
+    <w:r>
+      <w:tab/>
+    </w:r>
+    <w:r>
+      <w:tab/>
+    </w:r>
+  </w:p>
+  <w:p>
+    <w:pPr>
+      <w:pStyle w:val="Header"/>
+      <w:tabs>
+        <w:tab w:val="left" w:pos="5880"/>
+      </w:tabs>
+    </w:pPr>
+    <w:r>
+      <w:tab/>
+    </w:r>
+    <w:r>
+      <w:tab/>
+    </w:r>
+  </w:p>
+</w:hdr>
+</file>
+
+<file path=word/header2.xml><?xml version="1.0" encoding="utf-8"?>
+<w:hdr xmlns:wpc="http://schemas.microsoft.com/office/word/2010/wordprocessingCanvas" xmlns:cx="http://schemas.microsoft.com/office/drawing/2014/chartex" xmlns:cx1="http://schemas.microsoft.com/office/drawing/2015/9/8/chartex" xmlns:cx2="http://schemas.microsoft.com/office/drawing/2015/10/21/chartex" xmlns:cx3="http://schemas.microsoft.com/office/drawing/2016/5/9/chartex" xmlns:cx4="http://schemas.microsoft.com/office/drawing/2016/5/10/chartex" xmlns:cx5="http://schemas.microsoft.com/office/drawing/2016/5/11/chartex" xmlns:cx6="http://schemas.microsoft.com/office/drawing/2016/5/12/chartex" xmlns:cx7="http://schemas.microsoft.com/office/drawing/2016/5/13/chartex" xmlns:cx8="http://schemas.microsoft.com/office/drawing/2016/5/14/chartex" xmlns:mc="http://schemas.openxmlformats.org/markup-compatibility/2006" xmlns:aink="http://schemas.microsoft.com/office/drawing/2016/ink" xmlns:am3d="http://schemas.microsoft.com/office/drawing/2017/model3d" xmlns:o="urn:schemas-microsoft-com:office:office" xmlns:r="http://schemas.openxmlformats.org/officeDocument/2006/relationships" xmlns:m="http://schemas.openxmlformats.org/officeDocument/2006/math" xmlns:v="urn:schemas-microsoft-com:vml" xmlns:wp14="http://schemas.microsoft.com/office/word/2010/wordprocessingDrawing" xmlns:wp="http://schemas.openxmlformats.org/drawingml/2006/wordprocessingDrawing" xmlns:w10="urn:schemas-microsoft-com:office:word" xmlns:w="http://schemas.openxmlformats.org/wordprocessingml/2006/main" xmlns:w14="http://schemas.microsoft.com/office/word/2010/wordml" xmlns:w15="http://schemas.microsoft.com/office/word/2012/wordml" xmlns:w16cex="http://schemas.microsoft.com/office/word/2018/wordml/cex" xmlns:w16cid="http://schemas.microsoft.com/office/word/2016/wordml/cid" xmlns:w16="http://schemas.microsoft.com/office/word/2018/wordml" xmlns:w16sdtdh="http://schemas.microsoft.com/office/word/2020/wordml/sdtdatahash" xmlns:w16se="http://schemas.microsoft.com/office/word/2015/wordml/symex" xmlns:wpg="http://schemas.microsoft.com/office/word/2010/wordprocessingGroup" xmlns:wpi="http://schemas.microsoft.com/office/word/2010/wordprocessingInk" xmlns:wne="http://schemas.microsoft.com/office/word/2006/wordml" xmlns:wps="http://schemas.microsoft.com/office/word/2010/wordprocessingShape" mc:Ignorable="w14 w15 w16se w16cid w16 w16cex w16sdtdh wp14">
+  <w:p>
+    <w:pPr>
+      <w:pStyle w:val="Header"/>
+    </w:pPr>
+    <w:r>
+      <w:rPr>
+        <w:noProof/>
+      </w:rPr>
+      <w:drawing>
+        <wp:anchor distT="0" distB="0" distL="114300" distR="114300" simplePos="0" relativeHeight="251669504" behindDoc="1" locked="0" layoutInCell="1" allowOverlap="1" wp14:anchorId="6EC44965" wp14:editId="7B40A1BF">
+          <wp:simplePos x="0" y="0"/>
+          <wp:positionH relativeFrom="page">
+            <wp:posOffset>-259080</wp:posOffset>
+          </wp:positionH>
+          <wp:positionV relativeFrom="paragraph">
+            <wp:posOffset>-453390</wp:posOffset>
+          </wp:positionV>
+          <wp:extent cx="8031480" cy="781050"/>
+          <wp:effectExtent l="0" t="0" r="7620" b="0"/>
+          <wp:wrapNone/>
+          <wp:docPr id="20" name="img3.jpg"/>
+          <wp:cNvGraphicFramePr/>
+          <a:graphic xmlns:a="http://schemas.openxmlformats.org/drawingml/2006/main">
+            <a:graphicData uri="http://schemas.openxmlformats.org/drawingml/2006/picture">
+              <pic:pic xmlns:pic="http://schemas.openxmlformats.org/drawingml/2006/picture">
+                <pic:nvPicPr>
+                  <pic:cNvPr id="1" name="img3.jpg"/>
+                  <pic:cNvPicPr/>
+                </pic:nvPicPr>
+                <pic:blipFill>
+                  <a:blip r:embed="rId1" cstate="print">
+                    <a:extLst>
+                      <a:ext uri="{28A0092B-C50C-407E-A947-70E740481C1C}">
+                        <a14:useLocalDpi xmlns:a14="http://schemas.microsoft.com/office/drawing/2010/main" val="0"/>
+                      </a:ext>
+                    </a:extLst>
+                  </a:blip>
+                  <a:stretch>
+                    <a:fillRect/>
+                  </a:stretch>
+                </pic:blipFill>
+                <pic:spPr>
+                  <a:xfrm>
+                    <a:off x="0" y="0"/>
+                    <a:ext cx="8031480" cy="781050"/>
+                  </a:xfrm>
+                  <a:prstGeom prst="rect">
+                    <a:avLst/>
+                  </a:prstGeom>
+                </pic:spPr>
+              </pic:pic>
+            </a:graphicData>
+          </a:graphic>
+          <wp14:sizeRelH relativeFrom="page">
+            <wp14:pctWidth>0</wp14:pctWidth>
+          </wp14:sizeRelH>
+          <wp14:sizeRelV relativeFrom="page">
+            <wp14:pctHeight>0</wp14:pctHeight>
+          </wp14:sizeRelV>
+        </wp:anchor>
+      </w:drawing>
+    </w:r>
+  </w:p>
+</w:hdr>
+</file>
+
+<file path=word/header3.xml><?xml version="1.0" encoding="utf-8"?>
+<w:hdr xmlns:wpc="http://schemas.microsoft.com/office/word/2010/wordprocessingCanvas" xmlns:cx="http://schemas.microsoft.com/office/drawing/2014/chartex" xmlns:cx1="http://schemas.microsoft.com/office/drawing/2015/9/8/chartex" xmlns:cx2="http://schemas.microsoft.com/office/drawing/2015/10/21/chartex" xmlns:cx3="http://schemas.microsoft.com/office/drawing/2016/5/9/chartex" xmlns:cx4="http://schemas.microsoft.com/office/drawing/2016/5/10/chartex" xmlns:cx5="http://schemas.microsoft.com/office/drawing/2016/5/11/chartex" xmlns:cx6="http://schemas.microsoft.com/office/drawing/2016/5/12/chartex" xmlns:cx7="http://schemas.microsoft.com/office/drawing/2016/5/13/chartex" xmlns:cx8="http://schemas.microsoft.com/office/drawing/2016/5/14/chartex" xmlns:mc="http://schemas.openxmlformats.org/markup-compatibility/2006" xmlns:aink="http://schemas.microsoft.com/office/drawing/2016/ink" xmlns:am3d="http://schemas.microsoft.com/office/drawing/2017/model3d" xmlns:o="urn:schemas-microsoft-com:office:office" xmlns:r="http://schemas.openxmlformats.org/officeDocument/2006/relationships" xmlns:m="http://schemas.openxmlformats.org/officeDocument/2006/math" xmlns:v="urn:schemas-microsoft-com:vml" xmlns:wp14="http://schemas.microsoft.com/office/word/2010/wordprocessingDrawing" xmlns:wp="http://schemas.openxmlformats.org/drawingml/2006/wordprocessingDrawing" xmlns:w10="urn:schemas-microsoft-com:office:word" xmlns:w="http://schemas.openxmlformats.org/wordprocessingml/2006/main" xmlns:w14="http://schemas.microsoft.com/office/word/2010/wordml" xmlns:w15="http://schemas.microsoft.com/office/word/2012/wordml" xmlns:w16cex="http://schemas.microsoft.com/office/word/2018/wordml/cex" xmlns:w16cid="http://schemas.microsoft.com/office/word/2016/wordml/cid" xmlns:w16="http://schemas.microsoft.com/office/word/2018/wordml" xmlns:w16sdtdh="http://schemas.microsoft.com/office/word/2020/wordml/sdtdatahash" xmlns:w16se="http://schemas.microsoft.com/office/word/2015/wordml/symex" xmlns:wpg="http://schemas.microsoft.com/office/word/2010/wordprocessingGroup" xmlns:wpi="http://schemas.microsoft.com/office/word/2010/wordprocessingInk" xmlns:wne="http://schemas.microsoft.com/office/word/2006/wordml" xmlns:wps="http://schemas.microsoft.com/office/word/2010/wordprocessingShape" mc:Ignorable="w14 w15 w16se w16cid w16 w16cex w16sdtdh wp14">
+  <w:p>
+    <w:pPr>
+      <w:pStyle w:val="Header"/>
+      <w:tabs>
+        <w:tab w:val="clear" w:pos="4680"/>
+        <w:tab w:val="clear" w:pos="9360"/>
+        <w:tab w:val="left" w:pos="3480"/>
+        <w:tab w:val="left" w:pos="3869"/>
+        <w:tab w:val="left" w:pos="4224"/>
+        <w:tab w:val="left" w:pos="4821"/>
+        <w:tab w:val="left" w:pos="6175"/>
+        <w:tab w:val="left" w:pos="6486"/>
+        <w:tab w:val="left" w:pos="6587"/>
+        <w:tab w:val="left" w:pos="7875"/>
+        <w:tab w:val="left" w:pos="7920"/>
+        <w:tab w:val="left" w:pos="8542"/>
+      </w:tabs>
+    </w:pPr>
+    <w:r>
+      <w:rPr>
+        <w:noProof/>
+      </w:rPr>
+      <mc:AlternateContent>
+        <mc:Choice Requires="wps">
+          <w:drawing>
             <wp:anchor distT="45720" distB="45720" distL="114300" distR="114300" simplePos="0" relativeHeight="251664384" behindDoc="0" locked="0" layoutInCell="1" allowOverlap="1" wp14:anchorId="614BD227" wp14:editId="1B058A86">
               <wp:simplePos x="0" y="0"/>
               <wp:positionH relativeFrom="column">
@@ -8592,7 +10869,7 @@
               <v:stroke joinstyle="miter"/>
               <v:path gradientshapeok="t" o:connecttype="rect"/>
             </v:shapetype>
-            <v:shape id="_x0000_s1040" type="#_x0000_t202" style="position:absolute;margin-left:.5pt;margin-top:12.5pt;width:524pt;height:21.5pt;z-index:251664384;visibility:visible;mso-wrap-style:square;mso-width-percent:0;mso-height-percent:0;mso-wrap-distance-left:9pt;mso-wrap-distance-top:3.6pt;mso-wrap-distance-right:9pt;mso-wrap-distance-bottom:3.6pt;mso-position-horizontal:absolute;mso-position-horizontal-relative:text;mso-position-vertical:absolute;mso-position-vertical-relative:page;mso-width-percent:0;mso-height-percent:0;mso-width-relative:margin;mso-height-relative:margin;v-text-anchor:top" o:gfxdata="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" fillcolor="#406497" stroked="f">
+            <v:shape id="_x0000_s1043" type="#_x0000_t202" style="position:absolute;margin-left:.5pt;margin-top:12.5pt;width:524pt;height:21.5pt;z-index:251664384;visibility:visible;mso-wrap-style:square;mso-width-percent:0;mso-height-percent:0;mso-wrap-distance-left:9pt;mso-wrap-distance-top:3.6pt;mso-wrap-distance-right:9pt;mso-wrap-distance-bottom:3.6pt;mso-position-horizontal:absolute;mso-position-horizontal-relative:text;mso-position-vertical:absolute;mso-position-vertical-relative:page;mso-width-percent:0;mso-height-percent:0;mso-width-relative:margin;mso-height-relative:margin;v-text-anchor:top" o:gfxdata="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" fillcolor="#406497" stroked="f">
               <v:textbox>
                 <w:txbxContent>
                   <w:tbl>
@@ -9692,7 +11969,7 @@
                     <a:cs typeface="+mn-cs"/>
                   </a:defRPr>
                 </a:pPr>
-                <a:endParaRPr lang="nl-NL"/>
+                <a:endParaRPr lang="en-US"/>
               </a:p>
             </c:txPr>
             <c:showLegendKey val="0"/>
@@ -9747,7 +12024,7 @@
           </c:val>
           <c:extLst>
             <c:ext xmlns:c16="http://schemas.microsoft.com/office/drawing/2014/chart" uri="{C3380CC4-5D6E-409C-BE32-E72D297353CC}">
-              <c16:uniqueId val="{00000000-B70F-4359-AFD1-194C65399E5E}"/>
+              <c16:uniqueId val="{00000000-B613-46C8-8B43-45EAB211462A}"/>
             </c:ext>
           </c:extLst>
         </c:ser>
@@ -9821,7 +12098,7 @@
           <c:smooth val="0"/>
           <c:extLst>
             <c:ext xmlns:c16="http://schemas.microsoft.com/office/drawing/2014/chart" uri="{C3380CC4-5D6E-409C-BE32-E72D297353CC}">
-              <c16:uniqueId val="{00000001-B70F-4359-AFD1-194C65399E5E}"/>
+              <c16:uniqueId val="{00000001-B613-46C8-8B43-45EAB211462A}"/>
             </c:ext>
           </c:extLst>
         </c:ser>
@@ -9876,7 +12153,7 @@
                 <a:cs typeface="+mn-cs"/>
               </a:defRPr>
             </a:pPr>
-            <a:endParaRPr lang="nl-NL"/>
+            <a:endParaRPr lang="en-US"/>
           </a:p>
         </c:txPr>
         <c:crossAx val="1018486192"/>
@@ -9929,7 +12206,7 @@
                 <a:cs typeface="+mn-cs"/>
               </a:defRPr>
             </a:pPr>
-            <a:endParaRPr lang="nl-NL"/>
+            <a:endParaRPr lang="en-US"/>
           </a:p>
         </c:txPr>
         <c:crossAx val="1018499504"/>
@@ -9971,7 +12248,7 @@
               <a:cs typeface="+mn-cs"/>
             </a:defRPr>
           </a:pPr>
-          <a:endParaRPr lang="nl-NL"/>
+          <a:endParaRPr lang="en-US"/>
         </a:p>
       </c:txPr>
     </c:legend>
@@ -10003,7 +12280,7 @@
       <a:pPr>
         <a:defRPr/>
       </a:pPr>
-      <a:endParaRPr lang="nl-NL"/>
+      <a:endParaRPr lang="en-US"/>
     </a:p>
   </c:txPr>
   <c:externalData r:id="rId3">
@@ -10096,7 +12373,7 @@
                     <a:cs typeface="+mn-cs"/>
                   </a:defRPr>
                 </a:pPr>
-                <a:endParaRPr lang="nl-NL"/>
+                <a:endParaRPr lang="en-US"/>
               </a:p>
             </c:txPr>
             <c:dLblPos val="b"/>
@@ -10171,7 +12448,7 @@
           <c:smooth val="0"/>
           <c:extLst>
             <c:ext xmlns:c16="http://schemas.microsoft.com/office/drawing/2014/chart" uri="{C3380CC4-5D6E-409C-BE32-E72D297353CC}">
-              <c16:uniqueId val="{00000000-F0B3-4B29-859B-4FCFC9F7EA7D}"/>
+              <c16:uniqueId val="{00000000-49E9-48C3-BE0A-470EEEDD246A}"/>
             </c:ext>
           </c:extLst>
         </c:ser>
@@ -10229,7 +12506,7 @@
                     <a:cs typeface="+mn-cs"/>
                   </a:defRPr>
                 </a:pPr>
-                <a:endParaRPr lang="nl-NL"/>
+                <a:endParaRPr lang="en-US"/>
               </a:p>
             </c:txPr>
             <c:dLblPos val="t"/>
@@ -10304,7 +12581,7 @@
           <c:smooth val="0"/>
           <c:extLst>
             <c:ext xmlns:c16="http://schemas.microsoft.com/office/drawing/2014/chart" uri="{C3380CC4-5D6E-409C-BE32-E72D297353CC}">
-              <c16:uniqueId val="{00000001-F0B3-4B29-859B-4FCFC9F7EA7D}"/>
+              <c16:uniqueId val="{00000001-49E9-48C3-BE0A-470EEEDD246A}"/>
             </c:ext>
           </c:extLst>
         </c:ser>
@@ -10376,7 +12653,7 @@
           <c:smooth val="0"/>
           <c:extLst>
             <c:ext xmlns:c16="http://schemas.microsoft.com/office/drawing/2014/chart" uri="{C3380CC4-5D6E-409C-BE32-E72D297353CC}">
-              <c16:uniqueId val="{00000002-F0B3-4B29-859B-4FCFC9F7EA7D}"/>
+              <c16:uniqueId val="{00000002-49E9-48C3-BE0A-470EEEDD246A}"/>
             </c:ext>
           </c:extLst>
         </c:ser>
@@ -10430,7 +12707,7 @@
                 <a:cs typeface="+mn-cs"/>
               </a:defRPr>
             </a:pPr>
-            <a:endParaRPr lang="nl-NL"/>
+            <a:endParaRPr lang="en-US"/>
           </a:p>
         </c:txPr>
         <c:crossAx val="379112863"/>
@@ -10489,7 +12766,7 @@
                 <a:cs typeface="+mn-cs"/>
               </a:defRPr>
             </a:pPr>
-            <a:endParaRPr lang="nl-NL"/>
+            <a:endParaRPr lang="en-US"/>
           </a:p>
         </c:txPr>
         <c:crossAx val="379112447"/>
@@ -10531,7 +12808,7 @@
               <a:cs typeface="+mn-cs"/>
             </a:defRPr>
           </a:pPr>
-          <a:endParaRPr lang="nl-NL"/>
+          <a:endParaRPr lang="en-US"/>
         </a:p>
       </c:txPr>
     </c:legend>
@@ -10563,7 +12840,7 @@
       <a:pPr>
         <a:defRPr/>
       </a:pPr>
-      <a:endParaRPr lang="nl-NL"/>
+      <a:endParaRPr lang="en-US"/>
     </a:p>
   </c:txPr>
   <c:externalData r:id="rId3">
@@ -10635,7 +12912,7 @@
             <c:bubble3D val="0"/>
             <c:extLst>
               <c:ext xmlns:c16="http://schemas.microsoft.com/office/drawing/2014/chart" uri="{C3380CC4-5D6E-409C-BE32-E72D297353CC}">
-                <c16:uniqueId val="{00000000-4CA7-434E-8DB0-1939B52C1F69}"/>
+                <c16:uniqueId val="{00000000-68D7-4800-B255-1CE859443566}"/>
               </c:ext>
             </c:extLst>
           </c:dPt>
@@ -10644,7 +12921,7 @@
             <c:bubble3D val="0"/>
             <c:extLst>
               <c:ext xmlns:c16="http://schemas.microsoft.com/office/drawing/2014/chart" uri="{C3380CC4-5D6E-409C-BE32-E72D297353CC}">
-                <c16:uniqueId val="{00000001-4CA7-434E-8DB0-1939B52C1F69}"/>
+                <c16:uniqueId val="{00000001-68D7-4800-B255-1CE859443566}"/>
               </c:ext>
             </c:extLst>
           </c:dPt>
@@ -10653,7 +12930,7 @@
             <c:bubble3D val="0"/>
             <c:extLst>
               <c:ext xmlns:c16="http://schemas.microsoft.com/office/drawing/2014/chart" uri="{C3380CC4-5D6E-409C-BE32-E72D297353CC}">
-                <c16:uniqueId val="{00000002-4CA7-434E-8DB0-1939B52C1F69}"/>
+                <c16:uniqueId val="{00000002-68D7-4800-B255-1CE859443566}"/>
               </c:ext>
             </c:extLst>
           </c:dPt>
@@ -10681,7 +12958,7 @@
                     <a:cs typeface="+mn-cs"/>
                   </a:defRPr>
                 </a:pPr>
-                <a:endParaRPr lang="nl-NL"/>
+                <a:endParaRPr lang="en-US"/>
               </a:p>
             </c:txPr>
             <c:dLblPos val="ctr"/>
@@ -10812,7 +13089,7 @@
           <c:smooth val="0"/>
           <c:extLst>
             <c:ext xmlns:c16="http://schemas.microsoft.com/office/drawing/2014/chart" uri="{C3380CC4-5D6E-409C-BE32-E72D297353CC}">
-              <c16:uniqueId val="{00000000-EADE-4AC1-950A-B3535A7E80C4}"/>
+              <c16:uniqueId val="{00000003-68D7-4800-B255-1CE859443566}"/>
             </c:ext>
           </c:extLst>
         </c:ser>
@@ -10908,7 +13185,7 @@
                 <a:cs typeface="+mn-cs"/>
               </a:defRPr>
             </a:pPr>
-            <a:endParaRPr lang="nl-NL"/>
+            <a:endParaRPr lang="en-US"/>
           </a:p>
         </c:txPr>
         <c:crossAx val="1699794783"/>
@@ -10959,7 +13236,7 @@
       <a:pPr>
         <a:defRPr/>
       </a:pPr>
-      <a:endParaRPr lang="nl-NL"/>
+      <a:endParaRPr lang="en-US"/>
     </a:p>
   </c:txPr>
   <c:externalData r:id="rId1">
@@ -11026,7 +13303,7 @@
             </c:spPr>
             <c:extLst>
               <c:ext xmlns:c16="http://schemas.microsoft.com/office/drawing/2014/chart" uri="{C3380CC4-5D6E-409C-BE32-E72D297353CC}">
-                <c16:uniqueId val="{00000001-B2CA-4195-9281-36016D58CE7B}"/>
+                <c16:uniqueId val="{00000001-1FE6-428E-987C-1304E14BCC77}"/>
               </c:ext>
             </c:extLst>
           </c:dPt>
@@ -11040,7 +13317,7 @@
             </c:spPr>
             <c:extLst>
               <c:ext xmlns:c16="http://schemas.microsoft.com/office/drawing/2014/chart" uri="{C3380CC4-5D6E-409C-BE32-E72D297353CC}">
-                <c16:uniqueId val="{00000003-B2CA-4195-9281-36016D58CE7B}"/>
+                <c16:uniqueId val="{00000003-1FE6-428E-987C-1304E14BCC77}"/>
               </c:ext>
             </c:extLst>
           </c:dPt>
@@ -11064,7 +13341,7 @@
             </c:spPr>
             <c:extLst>
               <c:ext xmlns:c16="http://schemas.microsoft.com/office/drawing/2014/chart" uri="{C3380CC4-5D6E-409C-BE32-E72D297353CC}">
-                <c16:uniqueId val="{00000005-B2CA-4195-9281-36016D58CE7B}"/>
+                <c16:uniqueId val="{00000005-1FE6-428E-987C-1304E14BCC77}"/>
               </c:ext>
             </c:extLst>
           </c:dPt>
@@ -11076,7 +13353,7 @@
             </c:spPr>
             <c:extLst>
               <c:ext xmlns:c16="http://schemas.microsoft.com/office/drawing/2014/chart" uri="{C3380CC4-5D6E-409C-BE32-E72D297353CC}">
-                <c16:uniqueId val="{00000007-BEF0-42BE-9C7B-E5D6C0AE2ADF}"/>
+                <c16:uniqueId val="{00000007-1FE6-428E-987C-1304E14BCC77}"/>
               </c:ext>
             </c:extLst>
           </c:dPt>
@@ -11126,7 +13403,7 @@
           </c:val>
           <c:extLst>
             <c:ext xmlns:c16="http://schemas.microsoft.com/office/drawing/2014/chart" uri="{C3380CC4-5D6E-409C-BE32-E72D297353CC}">
-              <c16:uniqueId val="{00000000-CC20-4D27-AEFD-DE93DCD33B19}"/>
+              <c16:uniqueId val="{00000008-1FE6-428E-987C-1304E14BCC77}"/>
             </c:ext>
           </c:extLst>
         </c:ser>
@@ -11180,7 +13457,7 @@
       <a:pPr>
         <a:defRPr/>
       </a:pPr>
-      <a:endParaRPr lang="nl-NL"/>
+      <a:endParaRPr lang="en-US"/>
     </a:p>
   </c:txPr>
   <c:externalData r:id="rId1">
